--- a/джава курсовой опросы.docx
+++ b/джава курсовой опросы.docx
@@ -2252,7 +2252,7 @@
           <w:szCs w:val="28"/>
           <w:lang w:val="ru-RU"/>
         </w:rPr>
-        <w:t>9</w:t>
+        <w:t>10</w:t>
       </w:r>
     </w:p>
     <w:p>
@@ -2307,7 +2307,7 @@
       <w:pPr>
         <w:pStyle w:val="ab"/>
         <w:numPr>
-          <w:ilvl w:val="0"/>
+          <w:ilvl w:val="1"/>
           <w:numId w:val="1"/>
         </w:numPr>
         <w:tabs>
@@ -2315,32 +2315,122 @@
           <w:tab w:val="right" w:leader="dot" w:pos="10063"/>
         </w:tabs>
         <w:spacing w:line="360" w:lineRule="auto"/>
-        <w:ind w:left="284" w:right="170" w:firstLine="0"/>
-        <w:rPr>
-          <w:szCs w:val="28"/>
-          <w:lang w:val="ru-RU"/>
-        </w:rPr>
-      </w:pPr>
-      <w:r>
-        <w:rPr>
-          <w:szCs w:val="28"/>
-          <w:lang w:val="ru-RU"/>
-        </w:rPr>
-        <w:t>Разработка</w:t>
-      </w:r>
-      <w:r>
-        <w:rPr>
-          <w:szCs w:val="28"/>
-          <w:lang w:val="ru-RU"/>
-        </w:rPr>
-        <w:t xml:space="preserve"> приложения</w:t>
-      </w:r>
-      <w:r>
-        <w:rPr>
-          <w:szCs w:val="28"/>
-          <w:lang w:val="ru-RU"/>
-        </w:rPr>
+        <w:ind w:right="170"/>
+        <w:rPr>
+          <w:szCs w:val="28"/>
+          <w:lang w:val="ru-RU"/>
+        </w:rPr>
+      </w:pPr>
+      <w:proofErr w:type="spellStart"/>
+      <w:r>
+        <w:t>Проектирование</w:t>
+      </w:r>
+      <w:proofErr w:type="spellEnd"/>
+      <w:r>
+        <w:t xml:space="preserve"> </w:t>
+      </w:r>
+      <w:proofErr w:type="spellStart"/>
+      <w:r>
+        <w:t>архитектуры</w:t>
+      </w:r>
+      <w:proofErr w:type="spellEnd"/>
+      <w:r>
+        <w:t xml:space="preserve"> и </w:t>
+      </w:r>
+      <w:proofErr w:type="spellStart"/>
+      <w:r>
+        <w:t>структуры</w:t>
+      </w:r>
+      <w:proofErr w:type="spellEnd"/>
+      <w:r>
+        <w:t xml:space="preserve"> </w:t>
+      </w:r>
+      <w:proofErr w:type="spellStart"/>
+      <w:r>
+        <w:t>данных</w:t>
+      </w:r>
+      <w:proofErr w:type="spellEnd"/>
+      <w:r>
+        <w:t xml:space="preserve"> </w:t>
+      </w:r>
+      <w:proofErr w:type="spellStart"/>
+      <w:r>
+        <w:t>системы</w:t>
+      </w:r>
+      <w:proofErr w:type="spellEnd"/>
+      <w:r>
         <w:tab/>
+      </w:r>
+      <w:r>
+        <w:rPr>
+          <w:lang w:val="ru-RU"/>
+        </w:rPr>
+        <w:t>12</w:t>
+      </w:r>
+    </w:p>
+    <w:p>
+      <w:pPr>
+        <w:pStyle w:val="ab"/>
+        <w:numPr>
+          <w:ilvl w:val="1"/>
+          <w:numId w:val="1"/>
+        </w:numPr>
+        <w:tabs>
+          <w:tab w:val="left" w:pos="567"/>
+          <w:tab w:val="right" w:leader="dot" w:pos="10063"/>
+        </w:tabs>
+        <w:spacing w:line="360" w:lineRule="auto"/>
+        <w:ind w:right="170"/>
+        <w:rPr>
+          <w:szCs w:val="28"/>
+          <w:lang w:val="ru-RU"/>
+        </w:rPr>
+      </w:pPr>
+      <w:proofErr w:type="spellStart"/>
+      <w:r>
+        <w:t>Проектирование</w:t>
+      </w:r>
+      <w:proofErr w:type="spellEnd"/>
+      <w:r>
+        <w:t xml:space="preserve"> </w:t>
+      </w:r>
+      <w:proofErr w:type="spellStart"/>
+      <w:r>
+        <w:t>информационной</w:t>
+      </w:r>
+      <w:proofErr w:type="spellEnd"/>
+      <w:r>
+        <w:t xml:space="preserve"> </w:t>
+      </w:r>
+      <w:proofErr w:type="spellStart"/>
+      <w:r>
+        <w:t>модели</w:t>
+      </w:r>
+      <w:proofErr w:type="spellEnd"/>
+      <w:r>
+        <w:t xml:space="preserve"> и </w:t>
+      </w:r>
+      <w:proofErr w:type="spellStart"/>
+      <w:r>
+        <w:t>базы</w:t>
+      </w:r>
+      <w:proofErr w:type="spellEnd"/>
+      <w:r>
+        <w:t xml:space="preserve"> </w:t>
+      </w:r>
+      <w:proofErr w:type="spellStart"/>
+      <w:r>
+        <w:t>данных</w:t>
+      </w:r>
+      <w:proofErr w:type="spellEnd"/>
+      <w:r>
+        <w:tab/>
+      </w:r>
+      <w:r>
+        <w:rPr>
+          <w:lang w:val="ru-RU"/>
+        </w:rPr>
+        <w:t>16</w:t>
       </w:r>
     </w:p>
     <w:p>
@@ -2366,6 +2456,448 @@
           <w:szCs w:val="28"/>
           <w:lang w:val="ru-RU"/>
         </w:rPr>
+        <w:t>Разработка</w:t>
+      </w:r>
+      <w:r>
+        <w:rPr>
+          <w:szCs w:val="28"/>
+          <w:lang w:val="ru-RU"/>
+        </w:rPr>
+        <w:t xml:space="preserve"> приложения</w:t>
+      </w:r>
+      <w:r>
+        <w:rPr>
+          <w:szCs w:val="28"/>
+          <w:lang w:val="ru-RU"/>
+        </w:rPr>
+        <w:tab/>
+      </w:r>
+      <w:r>
+        <w:rPr>
+          <w:szCs w:val="28"/>
+          <w:lang w:val="ru-RU"/>
+        </w:rPr>
+        <w:t>19</w:t>
+      </w:r>
+    </w:p>
+    <w:p>
+      <w:pPr>
+        <w:pStyle w:val="ab"/>
+        <w:numPr>
+          <w:ilvl w:val="1"/>
+          <w:numId w:val="1"/>
+        </w:numPr>
+        <w:tabs>
+          <w:tab w:val="left" w:pos="567"/>
+          <w:tab w:val="right" w:leader="dot" w:pos="10063"/>
+        </w:tabs>
+        <w:spacing w:line="360" w:lineRule="auto"/>
+        <w:ind w:right="170"/>
+        <w:rPr>
+          <w:szCs w:val="28"/>
+          <w:lang w:val="ru-RU"/>
+        </w:rPr>
+      </w:pPr>
+      <w:proofErr w:type="spellStart"/>
+      <w:r>
+        <w:t>Выбор</w:t>
+      </w:r>
+      <w:proofErr w:type="spellEnd"/>
+      <w:r>
+        <w:t xml:space="preserve"> и </w:t>
+      </w:r>
+      <w:proofErr w:type="spellStart"/>
+      <w:r>
+        <w:t>обоснование</w:t>
+      </w:r>
+      <w:proofErr w:type="spellEnd"/>
+      <w:r>
+        <w:t xml:space="preserve"> </w:t>
+      </w:r>
+      <w:proofErr w:type="spellStart"/>
+      <w:r>
+        <w:t>технологического</w:t>
+      </w:r>
+      <w:proofErr w:type="spellEnd"/>
+      <w:r>
+        <w:t xml:space="preserve"> стека</w:t>
+      </w:r>
+      <w:r>
+        <w:tab/>
+      </w:r>
+      <w:r>
+        <w:rPr>
+          <w:lang w:val="ru-RU"/>
+        </w:rPr>
+        <w:t>19</w:t>
+      </w:r>
+    </w:p>
+    <w:p>
+      <w:pPr>
+        <w:pStyle w:val="ab"/>
+        <w:numPr>
+          <w:ilvl w:val="1"/>
+          <w:numId w:val="1"/>
+        </w:numPr>
+        <w:tabs>
+          <w:tab w:val="left" w:pos="567"/>
+          <w:tab w:val="right" w:leader="dot" w:pos="10063"/>
+        </w:tabs>
+        <w:spacing w:line="360" w:lineRule="auto"/>
+        <w:ind w:right="170"/>
+        <w:rPr>
+          <w:szCs w:val="28"/>
+          <w:lang w:val="ru-RU"/>
+        </w:rPr>
+      </w:pPr>
+      <w:proofErr w:type="spellStart"/>
+      <w:r>
+        <w:t>Реализация</w:t>
+      </w:r>
+      <w:proofErr w:type="spellEnd"/>
+      <w:r>
+        <w:t xml:space="preserve"> </w:t>
+      </w:r>
+      <w:proofErr w:type="spellStart"/>
+      <w:r>
+        <w:t>системы</w:t>
+      </w:r>
+      <w:proofErr w:type="spellEnd"/>
+      <w:r>
+        <w:t xml:space="preserve"> </w:t>
+      </w:r>
+      <w:proofErr w:type="spellStart"/>
+      <w:r>
+        <w:t>типов</w:t>
+      </w:r>
+      <w:proofErr w:type="spellEnd"/>
+      <w:r>
+        <w:t xml:space="preserve"> </w:t>
+      </w:r>
+      <w:proofErr w:type="spellStart"/>
+      <w:r>
+        <w:t>вопросов</w:t>
+      </w:r>
+      <w:proofErr w:type="spellEnd"/>
+      <w:r>
+        <w:tab/>
+      </w:r>
+      <w:r>
+        <w:rPr>
+          <w:lang w:val="ru-RU"/>
+        </w:rPr>
+        <w:t>21</w:t>
+      </w:r>
+    </w:p>
+    <w:p>
+      <w:pPr>
+        <w:pStyle w:val="ab"/>
+        <w:numPr>
+          <w:ilvl w:val="1"/>
+          <w:numId w:val="1"/>
+        </w:numPr>
+        <w:tabs>
+          <w:tab w:val="left" w:pos="567"/>
+          <w:tab w:val="right" w:leader="dot" w:pos="10063"/>
+        </w:tabs>
+        <w:spacing w:line="360" w:lineRule="auto"/>
+        <w:ind w:right="170"/>
+        <w:rPr>
+          <w:szCs w:val="28"/>
+          <w:lang w:val="ru-RU"/>
+        </w:rPr>
+      </w:pPr>
+      <w:r>
+        <w:rPr>
+          <w:lang w:val="ru-RU"/>
+        </w:rPr>
+        <w:t>Р</w:t>
+      </w:r>
+      <w:proofErr w:type="spellStart"/>
+      <w:r>
+        <w:t>еализация</w:t>
+      </w:r>
+      <w:proofErr w:type="spellEnd"/>
+      <w:r>
+        <w:t xml:space="preserve"> </w:t>
+      </w:r>
+      <w:proofErr w:type="spellStart"/>
+      <w:r>
+        <w:t>работы</w:t>
+      </w:r>
+      <w:proofErr w:type="spellEnd"/>
+      <w:r>
+        <w:t xml:space="preserve"> с </w:t>
+      </w:r>
+      <w:proofErr w:type="spellStart"/>
+      <w:r>
+        <w:t>мультимедиа</w:t>
+      </w:r>
+      <w:proofErr w:type="spellEnd"/>
+      <w:r>
+        <w:t>-контентом</w:t>
+      </w:r>
+      <w:r>
+        <w:tab/>
+      </w:r>
+      <w:r>
+        <w:rPr>
+          <w:lang w:val="ru-RU"/>
+        </w:rPr>
+        <w:t>21</w:t>
+      </w:r>
+    </w:p>
+    <w:p>
+      <w:pPr>
+        <w:pStyle w:val="ab"/>
+        <w:numPr>
+          <w:ilvl w:val="1"/>
+          <w:numId w:val="1"/>
+        </w:numPr>
+        <w:tabs>
+          <w:tab w:val="left" w:pos="567"/>
+          <w:tab w:val="right" w:leader="dot" w:pos="10063"/>
+        </w:tabs>
+        <w:spacing w:line="360" w:lineRule="auto"/>
+        <w:ind w:right="170"/>
+        <w:rPr>
+          <w:szCs w:val="28"/>
+          <w:lang w:val="ru-RU"/>
+        </w:rPr>
+      </w:pPr>
+      <w:proofErr w:type="spellStart"/>
+      <w:r>
+        <w:t>Реализация</w:t>
+      </w:r>
+      <w:proofErr w:type="spellEnd"/>
+      <w:r>
+        <w:t xml:space="preserve"> </w:t>
+      </w:r>
+      <w:proofErr w:type="spellStart"/>
+      <w:r>
+        <w:t>управления</w:t>
+      </w:r>
+      <w:proofErr w:type="spellEnd"/>
+      <w:r>
+        <w:t xml:space="preserve"> </w:t>
+      </w:r>
+      <w:proofErr w:type="spellStart"/>
+      <w:r>
+        <w:t>жизненным</w:t>
+      </w:r>
+      <w:proofErr w:type="spellEnd"/>
+      <w:r>
+        <w:t xml:space="preserve"> циклом </w:t>
+      </w:r>
+      <w:proofErr w:type="spellStart"/>
+      <w:r>
+        <w:t>опроса</w:t>
+      </w:r>
+      <w:proofErr w:type="spellEnd"/>
+      <w:r>
+        <w:tab/>
+      </w:r>
+      <w:r>
+        <w:rPr>
+          <w:lang w:val="ru-RU"/>
+        </w:rPr>
+        <w:t>22</w:t>
+      </w:r>
+    </w:p>
+    <w:p>
+      <w:pPr>
+        <w:pStyle w:val="ab"/>
+        <w:numPr>
+          <w:ilvl w:val="1"/>
+          <w:numId w:val="1"/>
+        </w:numPr>
+        <w:tabs>
+          <w:tab w:val="left" w:pos="567"/>
+          <w:tab w:val="right" w:leader="dot" w:pos="10063"/>
+        </w:tabs>
+        <w:spacing w:line="360" w:lineRule="auto"/>
+        <w:ind w:right="170"/>
+        <w:rPr>
+          <w:szCs w:val="28"/>
+          <w:lang w:val="ru-RU"/>
+        </w:rPr>
+      </w:pPr>
+      <w:proofErr w:type="spellStart"/>
+      <w:r>
+        <w:t>Реализация</w:t>
+      </w:r>
+      <w:proofErr w:type="spellEnd"/>
+      <w:r>
+        <w:t xml:space="preserve"> </w:t>
+      </w:r>
+      <w:proofErr w:type="spellStart"/>
+      <w:r>
+        <w:t>интерфейса</w:t>
+      </w:r>
+      <w:proofErr w:type="spellEnd"/>
+      <w:r>
+        <w:t xml:space="preserve"> </w:t>
+      </w:r>
+      <w:proofErr w:type="spellStart"/>
+      <w:r>
+        <w:t>прохождения</w:t>
+      </w:r>
+      <w:proofErr w:type="spellEnd"/>
+      <w:r>
+        <w:t xml:space="preserve"> и </w:t>
+      </w:r>
+      <w:proofErr w:type="spellStart"/>
+      <w:r>
+        <w:t>сбора</w:t>
+      </w:r>
+      <w:proofErr w:type="spellEnd"/>
+      <w:r>
+        <w:t xml:space="preserve"> </w:t>
+      </w:r>
+      <w:proofErr w:type="spellStart"/>
+      <w:r>
+        <w:t>данных</w:t>
+      </w:r>
+      <w:proofErr w:type="spellEnd"/>
+      <w:r>
+        <w:tab/>
+      </w:r>
+      <w:r>
+        <w:rPr>
+          <w:lang w:val="ru-RU"/>
+        </w:rPr>
+        <w:t>23</w:t>
+      </w:r>
+    </w:p>
+    <w:p>
+      <w:pPr>
+        <w:pStyle w:val="ab"/>
+        <w:numPr>
+          <w:ilvl w:val="1"/>
+          <w:numId w:val="1"/>
+        </w:numPr>
+        <w:tabs>
+          <w:tab w:val="left" w:pos="567"/>
+          <w:tab w:val="right" w:leader="dot" w:pos="10063"/>
+        </w:tabs>
+        <w:spacing w:line="360" w:lineRule="auto"/>
+        <w:ind w:right="170"/>
+        <w:rPr>
+          <w:szCs w:val="28"/>
+          <w:lang w:val="ru-RU"/>
+        </w:rPr>
+      </w:pPr>
+      <w:proofErr w:type="spellStart"/>
+      <w:r>
+        <w:t>Реализация</w:t>
+      </w:r>
+      <w:proofErr w:type="spellEnd"/>
+      <w:r>
+        <w:t xml:space="preserve"> </w:t>
+      </w:r>
+      <w:proofErr w:type="spellStart"/>
+      <w:r>
+        <w:t>аналитики</w:t>
+      </w:r>
+      <w:proofErr w:type="spellEnd"/>
+      <w:r>
+        <w:t xml:space="preserve"> и </w:t>
+      </w:r>
+      <w:proofErr w:type="spellStart"/>
+      <w:r>
+        <w:t>экспорта</w:t>
+      </w:r>
+      <w:proofErr w:type="spellEnd"/>
+      <w:r>
+        <w:t xml:space="preserve"> </w:t>
+      </w:r>
+      <w:proofErr w:type="spellStart"/>
+      <w:r>
+        <w:t>результатов</w:t>
+      </w:r>
+      <w:proofErr w:type="spellEnd"/>
+      <w:r>
+        <w:rPr>
+          <w:lang w:val="ru-RU"/>
+        </w:rPr>
+        <w:tab/>
+        <w:t>25</w:t>
+      </w:r>
+    </w:p>
+    <w:p>
+      <w:pPr>
+        <w:pStyle w:val="ab"/>
+        <w:numPr>
+          <w:ilvl w:val="1"/>
+          <w:numId w:val="1"/>
+        </w:numPr>
+        <w:tabs>
+          <w:tab w:val="left" w:pos="567"/>
+          <w:tab w:val="right" w:leader="dot" w:pos="10063"/>
+        </w:tabs>
+        <w:spacing w:line="360" w:lineRule="auto"/>
+        <w:ind w:right="170"/>
+        <w:rPr>
+          <w:szCs w:val="28"/>
+          <w:lang w:val="ru-RU"/>
+        </w:rPr>
+      </w:pPr>
+      <w:proofErr w:type="spellStart"/>
+      <w:r>
+        <w:t>Архитектурные</w:t>
+      </w:r>
+      <w:proofErr w:type="spellEnd"/>
+      <w:r>
+        <w:t xml:space="preserve"> </w:t>
+      </w:r>
+      <w:proofErr w:type="spellStart"/>
+      <w:r>
+        <w:t>особенности</w:t>
+      </w:r>
+      <w:proofErr w:type="spellEnd"/>
+      <w:r>
+        <w:t xml:space="preserve"> </w:t>
+      </w:r>
+      <w:proofErr w:type="spellStart"/>
+      <w:r>
+        <w:t>реализации</w:t>
+      </w:r>
+      <w:proofErr w:type="spellEnd"/>
+      <w:r>
+        <w:tab/>
+      </w:r>
+      <w:r>
+        <w:rPr>
+          <w:lang w:val="ru-RU"/>
+        </w:rPr>
+        <w:t>26</w:t>
+      </w:r>
+      <w:bookmarkStart w:id="2" w:name="_GoBack"/>
+      <w:bookmarkEnd w:id="2"/>
+    </w:p>
+    <w:p>
+      <w:pPr>
+        <w:pStyle w:val="ab"/>
+        <w:numPr>
+          <w:ilvl w:val="0"/>
+          <w:numId w:val="1"/>
+        </w:numPr>
+        <w:tabs>
+          <w:tab w:val="left" w:pos="567"/>
+          <w:tab w:val="right" w:leader="dot" w:pos="10063"/>
+        </w:tabs>
+        <w:spacing w:line="360" w:lineRule="auto"/>
+        <w:ind w:left="284" w:right="170" w:firstLine="0"/>
+        <w:rPr>
+          <w:szCs w:val="28"/>
+          <w:lang w:val="ru-RU"/>
+        </w:rPr>
+      </w:pPr>
+      <w:r>
+        <w:rPr>
+          <w:szCs w:val="28"/>
+          <w:lang w:val="ru-RU"/>
+        </w:rPr>
         <w:t>Тестирование</w:t>
       </w:r>
       <w:r>
@@ -2374,6 +2906,13 @@
           <w:lang w:val="ru-RU"/>
         </w:rPr>
         <w:tab/>
+      </w:r>
+      <w:r>
+        <w:rPr>
+          <w:szCs w:val="28"/>
+          <w:lang w:val="en-US"/>
+        </w:rPr>
+        <w:t>29</w:t>
       </w:r>
     </w:p>
     <w:p>
@@ -2404,6 +2943,20 @@
         </w:rPr>
         <w:tab/>
       </w:r>
+      <w:r>
+        <w:rPr>
+          <w:szCs w:val="28"/>
+          <w:lang w:val="en-US"/>
+        </w:rPr>
+        <w:t>3</w:t>
+      </w:r>
+      <w:r>
+        <w:rPr>
+          <w:szCs w:val="28"/>
+          <w:lang w:val="ru-RU"/>
+        </w:rPr>
+        <w:t>4</w:t>
+      </w:r>
     </w:p>
     <w:p>
       <w:pPr>
@@ -2433,6 +2986,20 @@
         </w:rPr>
         <w:tab/>
       </w:r>
+      <w:r>
+        <w:rPr>
+          <w:szCs w:val="28"/>
+          <w:lang w:val="en-US"/>
+        </w:rPr>
+        <w:t>3</w:t>
+      </w:r>
+      <w:r>
+        <w:rPr>
+          <w:szCs w:val="28"/>
+          <w:lang w:val="ru-RU"/>
+        </w:rPr>
+        <w:t>6</w:t>
+      </w:r>
     </w:p>
     <w:p>
       <w:pPr>
@@ -2549,6 +3116,7 @@
           <w:szCs w:val="28"/>
           <w:lang w:val="ru-RU"/>
         </w:rPr>
+        <w:lastRenderedPageBreak/>
         <w:tab/>
       </w:r>
     </w:p>
@@ -2600,8 +3168,8 @@
           <w:sz w:val="32"/>
         </w:rPr>
       </w:pPr>
-      <w:bookmarkStart w:id="2" w:name="_Введение"/>
-      <w:bookmarkEnd w:id="2"/>
+      <w:bookmarkStart w:id="3" w:name="_Введение"/>
+      <w:bookmarkEnd w:id="3"/>
       <w:r>
         <w:lastRenderedPageBreak/>
         <w:br w:type="page"/>
@@ -2904,7 +3472,7 @@
           <w:lang w:val="ru-RU"/>
         </w:rPr>
       </w:pPr>
-      <w:bookmarkStart w:id="3" w:name="_Hlk216109612"/>
+      <w:bookmarkStart w:id="4" w:name="_Hlk216109612"/>
       <w:r>
         <w:rPr>
           <w:b/>
@@ -3330,6 +3898,17 @@
       <w:pPr>
         <w:spacing w:line="360" w:lineRule="auto"/>
         <w:ind w:left="284" w:right="170" w:firstLine="709"/>
+        <w:jc w:val="center"/>
+        <w:rPr>
+          <w:szCs w:val="28"/>
+          <w:lang w:val="ru-RU"/>
+        </w:rPr>
+      </w:pPr>
+    </w:p>
+    <w:p>
+      <w:pPr>
+        <w:spacing w:line="360" w:lineRule="auto"/>
+        <w:ind w:left="284" w:right="170" w:firstLine="709"/>
         <w:rPr>
           <w:szCs w:val="28"/>
           <w:lang w:val="ru-RU"/>
@@ -3520,6 +4099,7 @@
           <w:szCs w:val="28"/>
           <w:lang w:val="ru-RU"/>
         </w:rPr>
+        <w:lastRenderedPageBreak/>
         <w:t xml:space="preserve">  Функциональные компоненты системы можно разделить на несколько типов в зависимости от их роли в архитектуре приложения.</w:t>
       </w:r>
     </w:p>
@@ -3537,7 +4117,6 @@
           <w:szCs w:val="28"/>
           <w:lang w:val="ru-RU"/>
         </w:rPr>
-        <w:lastRenderedPageBreak/>
         <w:t>Подсистема хранения данных (База данных):</w:t>
       </w:r>
     </w:p>
@@ -3827,6 +4406,7 @@
           <w:szCs w:val="28"/>
           <w:lang w:val="ru-RU"/>
         </w:rPr>
+        <w:lastRenderedPageBreak/>
         <w:t>Просмотр, редактирование и удаление любых опросов в системе.</w:t>
       </w:r>
     </w:p>
@@ -3867,7 +4447,6 @@
           <w:szCs w:val="28"/>
           <w:lang w:val="ru-RU"/>
         </w:rPr>
-        <w:lastRenderedPageBreak/>
         <w:t>Права Пользователя:</w:t>
       </w:r>
     </w:p>
@@ -3987,6 +4566,7 @@
       </w:pPr>
       <w:r>
         <w:rPr>
+          <w:noProof/>
           <w:szCs w:val="28"/>
           <w:lang w:val="ru-RU"/>
         </w:rPr>
@@ -4066,6 +4646,7 @@
       </w:pPr>
       <w:r>
         <w:rPr>
+          <w:noProof/>
           <w:szCs w:val="28"/>
           <w:lang w:val="ru-RU"/>
         </w:rPr>
@@ -4150,6 +4731,7 @@
           <w:szCs w:val="32"/>
           <w:lang w:val="ru-RU"/>
         </w:rPr>
+        <w:lastRenderedPageBreak/>
         <w:t>Управление опросами</w:t>
       </w:r>
     </w:p>
@@ -4176,7 +4758,6 @@
           <w:szCs w:val="32"/>
           <w:lang w:val="ru-RU"/>
         </w:rPr>
-        <w:lastRenderedPageBreak/>
         <w:t>Создание, редактирование и удаление опроса</w:t>
       </w:r>
     </w:p>
@@ -4327,6 +4908,7 @@
       </w:pPr>
       <w:r>
         <w:rPr>
+          <w:noProof/>
           <w:szCs w:val="28"/>
           <w:lang w:val="ru-RU"/>
         </w:rPr>
@@ -4434,6 +5016,21 @@
     <w:p>
       <w:pPr>
         <w:pStyle w:val="ab"/>
+        <w:tabs>
+          <w:tab w:val="left" w:pos="1560"/>
+        </w:tabs>
+        <w:spacing w:line="360" w:lineRule="auto"/>
+        <w:ind w:left="284" w:right="170" w:firstLine="709"/>
+        <w:jc w:val="center"/>
+        <w:rPr>
+          <w:szCs w:val="28"/>
+          <w:lang w:val="ru-RU"/>
+        </w:rPr>
+      </w:pPr>
+    </w:p>
+    <w:p>
+      <w:pPr>
+        <w:pStyle w:val="ab"/>
         <w:numPr>
           <w:ilvl w:val="2"/>
           <w:numId w:val="2"/>
@@ -4545,7 +5142,14 @@
         <w:rPr>
           <w:sz w:val="28"/>
         </w:rPr>
-        <w:t>Несколько из списка: Набор вариантов с возможностью выбора нескольких (</w:t>
+        <w:t xml:space="preserve">Несколько из списка: Набор вариантов с возможностью выбора </w:t>
+      </w:r>
+      <w:r>
+        <w:rPr>
+          <w:sz w:val="28"/>
+        </w:rPr>
+        <w:lastRenderedPageBreak/>
+        <w:t>нескольких (</w:t>
       </w:r>
       <w:proofErr w:type="spellStart"/>
       <w:r>
@@ -4601,14 +5205,7 @@
         <w:rPr>
           <w:sz w:val="28"/>
         </w:rPr>
-        <w:t xml:space="preserve">Сетка (множественный выбор): Таблица для оценки нескольких </w:t>
-      </w:r>
-      <w:r>
-        <w:rPr>
-          <w:sz w:val="28"/>
-        </w:rPr>
-        <w:lastRenderedPageBreak/>
-        <w:t>параметров по одной шкале.</w:t>
+        <w:t>Сетка (множественный выбор): Таблица для оценки нескольких параметров по одной шкале.</w:t>
       </w:r>
     </w:p>
     <w:p>
@@ -4660,6 +5257,7 @@
       </w:pPr>
       <w:r>
         <w:rPr>
+          <w:noProof/>
           <w:szCs w:val="28"/>
           <w:lang w:val="ru-RU"/>
         </w:rPr>
@@ -4722,6 +5320,17 @@
       <w:pPr>
         <w:spacing w:line="360" w:lineRule="auto"/>
         <w:ind w:left="284" w:right="170" w:firstLine="709"/>
+        <w:jc w:val="center"/>
+        <w:rPr>
+          <w:szCs w:val="28"/>
+          <w:lang w:val="ru-RU"/>
+        </w:rPr>
+      </w:pPr>
+    </w:p>
+    <w:p>
+      <w:pPr>
+        <w:spacing w:line="360" w:lineRule="auto"/>
+        <w:ind w:left="284" w:right="170" w:firstLine="709"/>
         <w:rPr>
           <w:szCs w:val="28"/>
           <w:lang w:val="ru-RU"/>
@@ -4767,7 +5376,7 @@
         <w:t xml:space="preserve"> MVC.</w:t>
       </w:r>
     </w:p>
-    <w:bookmarkEnd w:id="3"/>
+    <w:bookmarkEnd w:id="4"/>
     <w:p>
       <w:pPr>
         <w:jc w:val="left"/>
@@ -5438,21 +6047,7 @@
           <w:szCs w:val="28"/>
           <w:lang w:val="ru-RU"/>
         </w:rPr>
-        <w:t>Уровень авторизованного пользователя: спроектирована возможность создания собственных опросов, их редактирования, публикации и удаления. Реализована логика проверки владения объектом: пользователь имеет доступ к управлению формой</w:t>
-      </w:r>
-      <w:r>
-        <w:rPr>
-          <w:szCs w:val="28"/>
-          <w:lang w:val="ru-RU"/>
-        </w:rPr>
-        <w:t xml:space="preserve"> </w:t>
-      </w:r>
-      <w:r>
-        <w:rPr>
-          <w:szCs w:val="28"/>
-          <w:lang w:val="ru-RU"/>
-        </w:rPr>
-        <w:t xml:space="preserve">только в том случае, если его идентификатор совпадает с полем </w:t>
+        <w:t xml:space="preserve">Уровень авторизованного пользователя: спроектирована возможность создания собственных опросов, их редактирования, публикации и удаления. Реализована логика проверки владения объектом: пользователь имеет доступ к управлению формой только в том случае, если его идентификатор совпадает с полем </w:t>
       </w:r>
       <w:proofErr w:type="spellStart"/>
       <w:r>
@@ -6177,7 +6772,35 @@
           <w:szCs w:val="28"/>
           <w:lang w:val="ru-RU"/>
         </w:rPr>
-        <w:t>. Спроектирована связь «многие-к-одному» с «Формой». Особенностью проектирования является выделение поля для хранения порядкового номера вопроса, что позволяет автору гибко управлять структурой анкеты.</w:t>
+        <w:t xml:space="preserve">. Спроектирована связь «многие-к-одному» с «Формой». Особенностью проектирования является </w:t>
+      </w:r>
+      <w:r>
+        <w:rPr>
+          <w:szCs w:val="28"/>
+          <w:lang w:val="ru-RU"/>
+        </w:rPr>
+        <w:t>сортировка вопросов по идентификатору создания (ID), что обеспечивает сохранение хронологической последовательности</w:t>
+      </w:r>
+      <w:r>
+        <w:rPr>
+          <w:szCs w:val="28"/>
+          <w:lang w:val="ru-RU"/>
+        </w:rPr>
+        <w:t xml:space="preserve"> </w:t>
+      </w:r>
+      <w:r>
+        <w:rPr>
+          <w:szCs w:val="28"/>
+          <w:lang w:val="ru-RU"/>
+        </w:rPr>
+        <w:t>добавления</w:t>
+      </w:r>
+      <w:r>
+        <w:rPr>
+          <w:szCs w:val="28"/>
+          <w:lang w:val="ru-RU"/>
+        </w:rPr>
+        <w:t>.</w:t>
       </w:r>
     </w:p>
     <w:p>
@@ -6506,7 +7129,7 @@
       <w:r>
         <w:rPr>
           <w:szCs w:val="28"/>
-          <w:lang w:val="en-US"/>
+          <w:lang w:val="ru-RU"/>
         </w:rPr>
         <w:t>2.2.1</w:t>
       </w:r>
@@ -6624,6 +7247,50 @@
         <w:lastRenderedPageBreak/>
         <w:t xml:space="preserve">  В результате проектирования была получена нормализованная схема данных (вплоть до третьей нормальной формы), которая позволяет эффективно хранить информацию и быстро формировать аналитические выборки.</w:t>
       </w:r>
+      <w:r>
+        <w:rPr>
+          <w:szCs w:val="28"/>
+          <w:lang w:val="ru-RU"/>
+        </w:rPr>
+        <w:t xml:space="preserve"> </w:t>
+      </w:r>
+      <w:r>
+        <w:rPr>
+          <w:szCs w:val="28"/>
+          <w:lang w:val="ru-RU"/>
+        </w:rPr>
+        <w:t xml:space="preserve">В качестве целевой системы управления базами данных была выбрана реляционная СУБД </w:t>
+      </w:r>
+      <w:proofErr w:type="spellStart"/>
+      <w:r>
+        <w:rPr>
+          <w:szCs w:val="28"/>
+          <w:lang w:val="ru-RU"/>
+        </w:rPr>
+        <w:t>Firebird</w:t>
+      </w:r>
+      <w:proofErr w:type="spellEnd"/>
+      <w:r>
+        <w:rPr>
+          <w:szCs w:val="28"/>
+          <w:lang w:val="ru-RU"/>
+        </w:rPr>
+        <w:t>, обеспечивающая высокую</w:t>
+      </w:r>
+      <w:r>
+        <w:rPr>
+          <w:szCs w:val="28"/>
+          <w:lang w:val="ru-RU"/>
+        </w:rPr>
+        <w:t xml:space="preserve"> </w:t>
+      </w:r>
+      <w:r>
+        <w:rPr>
+          <w:szCs w:val="28"/>
+          <w:lang w:val="ru-RU"/>
+        </w:rPr>
+        <w:t>производительность при работе с двоичными данными и текстовыми блоками.</w:t>
+      </w:r>
     </w:p>
     <w:p>
       <w:pPr>
@@ -6674,13 +7341,14 @@
       </w:pPr>
       <w:r>
         <w:rPr>
+          <w:noProof/>
           <w:lang w:val="ru-RU"/>
         </w:rPr>
         <w:drawing>
-          <wp:inline distT="0" distB="0" distL="0" distR="0" wp14:anchorId="6C747EB4" wp14:editId="21A2B6BE">
-            <wp:extent cx="6140505" cy="5462299"/>
-            <wp:effectExtent l="0" t="0" r="0" b="5080"/>
-            <wp:docPr id="19" name="Рисунок 19"/>
+          <wp:inline distT="0" distB="0" distL="0" distR="0" wp14:anchorId="47C03A60" wp14:editId="167582A4">
+            <wp:extent cx="5887635" cy="4187977"/>
+            <wp:effectExtent l="0" t="0" r="0" b="3175"/>
+            <wp:docPr id="1" name="Рисунок 1"/>
             <wp:cNvGraphicFramePr>
               <a:graphicFrameLocks xmlns:a="http://schemas.openxmlformats.org/drawingml/2006/main" noChangeAspect="1"/>
             </wp:cNvGraphicFramePr>
@@ -6700,7 +7368,7 @@
                   <pic:spPr>
                     <a:xfrm>
                       <a:off x="0" y="0"/>
-                      <a:ext cx="6148988" cy="5469845"/>
+                      <a:ext cx="5897245" cy="4194813"/>
                     </a:xfrm>
                     <a:prstGeom prst="rect">
                       <a:avLst/>
@@ -6832,19 +7500,103 @@
         <w:rPr>
           <w:sz w:val="28"/>
         </w:rPr>
-        <w:t>При разработке проекта был реализован комплексный веб-сервис для создания, проведения и анализа онлайн-опросов</w:t>
-      </w:r>
-      <w:r>
-        <w:rPr>
-          <w:sz w:val="28"/>
-        </w:rPr>
-        <w:t>.</w:t>
-      </w:r>
+        <w:t xml:space="preserve">При разработке проекта был реализован комплексный веб-сервис для создания, проведения и анализа онлайн-опросов на платформе </w:t>
+      </w:r>
+      <w:proofErr w:type="spellStart"/>
+      <w:r>
+        <w:rPr>
+          <w:sz w:val="28"/>
+        </w:rPr>
+        <w:t>Spring</w:t>
+      </w:r>
+      <w:proofErr w:type="spellEnd"/>
       <w:r>
         <w:rPr>
           <w:sz w:val="28"/>
         </w:rPr>
         <w:t xml:space="preserve"> </w:t>
+      </w:r>
+      <w:proofErr w:type="spellStart"/>
+      <w:r>
+        <w:rPr>
+          <w:sz w:val="28"/>
+        </w:rPr>
+        <w:t>Boot</w:t>
+      </w:r>
+      <w:proofErr w:type="spellEnd"/>
+      <w:r>
+        <w:rPr>
+          <w:sz w:val="28"/>
+        </w:rPr>
+        <w:t>. Сервис включает в себя полный цикл работы с опросами: от проектирования структуры анкеты и гибкой настройки различных типов вопросов до сбора ответов респондентов и формирования аналитических отчетов.</w:t>
+      </w:r>
+      <w:r>
+        <w:rPr>
+          <w:sz w:val="28"/>
+        </w:rPr>
+        <w:t xml:space="preserve"> </w:t>
+      </w:r>
+      <w:r>
+        <w:rPr>
+          <w:sz w:val="28"/>
+        </w:rPr>
+        <w:t>Структура приложения построена по классическому паттерну MVC (</w:t>
+      </w:r>
+      <w:proofErr w:type="spellStart"/>
+      <w:r>
+        <w:rPr>
+          <w:sz w:val="28"/>
+        </w:rPr>
+        <w:t>Model-View-Controller</w:t>
+      </w:r>
+      <w:proofErr w:type="spellEnd"/>
+      <w:r>
+        <w:rPr>
+          <w:sz w:val="28"/>
+        </w:rPr>
+        <w:t>), что обеспечивает четкое разделение ответственности между данными (</w:t>
+      </w:r>
+      <w:proofErr w:type="spellStart"/>
+      <w:r>
+        <w:rPr>
+          <w:sz w:val="28"/>
+        </w:rPr>
+        <w:t>Model</w:t>
+      </w:r>
+      <w:proofErr w:type="spellEnd"/>
+      <w:r>
+        <w:rPr>
+          <w:sz w:val="28"/>
+        </w:rPr>
+        <w:t>), пользовательским интерфейсом (</w:t>
+      </w:r>
+      <w:proofErr w:type="spellStart"/>
+      <w:r>
+        <w:rPr>
+          <w:sz w:val="28"/>
+        </w:rPr>
+        <w:t>View</w:t>
+      </w:r>
+      <w:proofErr w:type="spellEnd"/>
+      <w:r>
+        <w:rPr>
+          <w:sz w:val="28"/>
+        </w:rPr>
+        <w:t>) и управляющей логикой (</w:t>
+      </w:r>
+      <w:proofErr w:type="spellStart"/>
+      <w:r>
+        <w:rPr>
+          <w:sz w:val="28"/>
+        </w:rPr>
+        <w:t>Controller</w:t>
+      </w:r>
+      <w:proofErr w:type="spellEnd"/>
+      <w:r>
+        <w:rPr>
+          <w:sz w:val="28"/>
+        </w:rPr>
+        <w:t>).</w:t>
       </w:r>
     </w:p>
     <w:p>
@@ -6861,7 +7613,119 @@
         <w:rPr>
           <w:sz w:val="28"/>
         </w:rPr>
-        <w:t>в.</w:t>
+        <w:t xml:space="preserve">  Ключевым звеном системы является слой сервисов (</w:t>
+      </w:r>
+      <w:proofErr w:type="spellStart"/>
+      <w:r>
+        <w:rPr>
+          <w:sz w:val="28"/>
+        </w:rPr>
+        <w:t>Service</w:t>
+      </w:r>
+      <w:proofErr w:type="spellEnd"/>
+      <w:r>
+        <w:rPr>
+          <w:sz w:val="28"/>
+        </w:rPr>
+        <w:t xml:space="preserve"> </w:t>
+      </w:r>
+      <w:proofErr w:type="spellStart"/>
+      <w:r>
+        <w:rPr>
+          <w:sz w:val="28"/>
+        </w:rPr>
+        <w:t>Layer</w:t>
+      </w:r>
+      <w:proofErr w:type="spellEnd"/>
+      <w:r>
+        <w:rPr>
+          <w:sz w:val="28"/>
+        </w:rPr>
+        <w:t xml:space="preserve">), включающий компоненты </w:t>
+      </w:r>
+      <w:proofErr w:type="spellStart"/>
+      <w:r>
+        <w:rPr>
+          <w:sz w:val="28"/>
+        </w:rPr>
+        <w:t>FormService</w:t>
+      </w:r>
+      <w:proofErr w:type="spellEnd"/>
+      <w:r>
+        <w:rPr>
+          <w:sz w:val="28"/>
+        </w:rPr>
+        <w:t xml:space="preserve">, </w:t>
+      </w:r>
+      <w:proofErr w:type="spellStart"/>
+      <w:r>
+        <w:rPr>
+          <w:sz w:val="28"/>
+        </w:rPr>
+        <w:t>QuestionService</w:t>
+      </w:r>
+      <w:proofErr w:type="spellEnd"/>
+      <w:r>
+        <w:rPr>
+          <w:sz w:val="28"/>
+        </w:rPr>
+        <w:t xml:space="preserve"> и </w:t>
+      </w:r>
+      <w:proofErr w:type="spellStart"/>
+      <w:r>
+        <w:rPr>
+          <w:sz w:val="28"/>
+        </w:rPr>
+        <w:t>UserService</w:t>
+      </w:r>
+      <w:proofErr w:type="spellEnd"/>
+      <w:r>
+        <w:rPr>
+          <w:sz w:val="28"/>
+        </w:rPr>
+        <w:t xml:space="preserve">. Эти классы инкапсулируют в себе всю бизнес-логику приложения и обеспечивают высокоуровневое взаимодействие с базой данных </w:t>
+      </w:r>
+      <w:proofErr w:type="spellStart"/>
+      <w:r>
+        <w:rPr>
+          <w:sz w:val="28"/>
+        </w:rPr>
+        <w:t>Firebird</w:t>
+      </w:r>
+      <w:proofErr w:type="spellEnd"/>
+      <w:r>
+        <w:rPr>
+          <w:sz w:val="28"/>
+        </w:rPr>
+        <w:t xml:space="preserve"> через механизмы </w:t>
+      </w:r>
+      <w:proofErr w:type="spellStart"/>
+      <w:r>
+        <w:rPr>
+          <w:sz w:val="28"/>
+        </w:rPr>
+        <w:t>Spring</w:t>
+      </w:r>
+      <w:proofErr w:type="spellEnd"/>
+      <w:r>
+        <w:rPr>
+          <w:sz w:val="28"/>
+        </w:rPr>
+        <w:t xml:space="preserve"> </w:t>
+      </w:r>
+      <w:proofErr w:type="spellStart"/>
+      <w:r>
+        <w:rPr>
+          <w:sz w:val="28"/>
+        </w:rPr>
+        <w:t>Data</w:t>
+      </w:r>
+      <w:proofErr w:type="spellEnd"/>
+      <w:r>
+        <w:rPr>
+          <w:sz w:val="28"/>
+        </w:rPr>
+        <w:t xml:space="preserve"> JPA. Такой подход позволил абстрагироваться от низкоуровневых SQL-запросов и сосредоточиться на реализации функциональных возможностей системы, обеспечивая при этом высокую скорость разработки и чистоту кода.</w:t>
       </w:r>
       <w:r>
         <w:rPr>
@@ -6897,27 +7761,7 @@
           <w:szCs w:val="32"/>
           <w:lang w:val="ru-RU"/>
         </w:rPr>
-        <w:t>Сервис работы с базой данных (</w:t>
-      </w:r>
-      <w:proofErr w:type="spellStart"/>
-      <w:r>
-        <w:rPr>
-          <w:b/>
-          <w:sz w:val="32"/>
-          <w:szCs w:val="32"/>
-          <w:lang w:val="ru-RU"/>
-        </w:rPr>
-        <w:t>FirebirdService</w:t>
-      </w:r>
-      <w:proofErr w:type="spellEnd"/>
-      <w:r>
-        <w:rPr>
-          <w:b/>
-          <w:sz w:val="32"/>
-          <w:szCs w:val="32"/>
-          <w:lang w:val="ru-RU"/>
-        </w:rPr>
-        <w:t>)</w:t>
+        <w:t>Выбор и обоснование технологического стека</w:t>
       </w:r>
     </w:p>
     <w:p>
@@ -6934,7 +7778,49 @@
         <w:rPr>
           <w:sz w:val="28"/>
         </w:rPr>
-        <w:t>К</w:t>
+        <w:t xml:space="preserve">Для реализации серверной части приложения был выбран язык программирования </w:t>
+      </w:r>
+      <w:proofErr w:type="spellStart"/>
+      <w:r>
+        <w:rPr>
+          <w:sz w:val="28"/>
+        </w:rPr>
+        <w:t>Java</w:t>
+      </w:r>
+      <w:proofErr w:type="spellEnd"/>
+      <w:r>
+        <w:rPr>
+          <w:sz w:val="28"/>
+        </w:rPr>
+        <w:t xml:space="preserve"> 17 и фреймворк </w:t>
+      </w:r>
+      <w:proofErr w:type="spellStart"/>
+      <w:r>
+        <w:rPr>
+          <w:sz w:val="28"/>
+        </w:rPr>
+        <w:t>Spring</w:t>
+      </w:r>
+      <w:proofErr w:type="spellEnd"/>
+      <w:r>
+        <w:rPr>
+          <w:sz w:val="28"/>
+        </w:rPr>
+        <w:t xml:space="preserve"> </w:t>
+      </w:r>
+      <w:proofErr w:type="spellStart"/>
+      <w:r>
+        <w:rPr>
+          <w:sz w:val="28"/>
+        </w:rPr>
+        <w:t>Boot</w:t>
+      </w:r>
+      <w:proofErr w:type="spellEnd"/>
+      <w:r>
+        <w:rPr>
+          <w:sz w:val="28"/>
+        </w:rPr>
+        <w:t xml:space="preserve"> 3. Данный выбор обусловлен необходимостью создания масштабируемого и безопасного приложения с использованием современных стандартов разработки. Основными компонентами технологического стека стали:</w:t>
       </w:r>
     </w:p>
     <w:p>
@@ -6945,118 +7831,28 @@
         <w:jc w:val="both"/>
         <w:rPr>
           <w:sz w:val="28"/>
-        </w:rPr>
-      </w:pPr>
-      <w:r>
-        <w:rPr>
-          <w:sz w:val="28"/>
-        </w:rPr>
-        <w:t>Управление сессиями (</w:t>
-      </w:r>
-      <w:proofErr w:type="spellStart"/>
-      <w:r>
-        <w:rPr>
-          <w:sz w:val="28"/>
-        </w:rPr>
-        <w:t>CreateSession</w:t>
-      </w:r>
-      <w:proofErr w:type="spellEnd"/>
-      <w:r>
-        <w:rPr>
-          <w:sz w:val="28"/>
-        </w:rPr>
-        <w:t xml:space="preserve">, </w:t>
-      </w:r>
-      <w:proofErr w:type="spellStart"/>
-      <w:r>
-        <w:rPr>
-          <w:sz w:val="28"/>
-        </w:rPr>
-        <w:t>GetUserBySessionToken</w:t>
-      </w:r>
-      <w:proofErr w:type="spellEnd"/>
-      <w:r>
-        <w:rPr>
-          <w:sz w:val="28"/>
-        </w:rPr>
-        <w:t>):</w:t>
-      </w:r>
-    </w:p>
-    <w:p>
-      <w:pPr>
-        <w:pStyle w:val="TableParagraph"/>
-        <w:numPr>
-          <w:ilvl w:val="0"/>
-          <w:numId w:val="18"/>
-        </w:numPr>
-        <w:spacing w:line="360" w:lineRule="auto"/>
-        <w:ind w:left="284" w:right="170" w:firstLine="709"/>
-        <w:jc w:val="both"/>
-        <w:rPr>
-          <w:sz w:val="28"/>
-        </w:rPr>
-      </w:pPr>
-      <w:r>
-        <w:rPr>
-          <w:sz w:val="28"/>
-        </w:rPr>
-        <w:t>При успешном входе генерируется уникальный токен сессии</w:t>
-      </w:r>
-    </w:p>
-    <w:p>
-      <w:pPr>
-        <w:pStyle w:val="TableParagraph"/>
-        <w:numPr>
-          <w:ilvl w:val="0"/>
-          <w:numId w:val="18"/>
-        </w:numPr>
-        <w:spacing w:line="360" w:lineRule="auto"/>
-        <w:ind w:left="284" w:right="170" w:firstLine="709"/>
-        <w:jc w:val="both"/>
-        <w:rPr>
-          <w:sz w:val="28"/>
-        </w:rPr>
-      </w:pPr>
-      <w:r>
-        <w:rPr>
-          <w:sz w:val="28"/>
-        </w:rPr>
-        <w:t xml:space="preserve">Токен сохраняется в </w:t>
-      </w:r>
-      <w:proofErr w:type="spellStart"/>
-      <w:r>
-        <w:rPr>
-          <w:sz w:val="28"/>
-        </w:rPr>
-        <w:t>cookie</w:t>
-      </w:r>
-      <w:proofErr w:type="spellEnd"/>
-      <w:r>
-        <w:rPr>
-          <w:sz w:val="28"/>
-        </w:rPr>
-        <w:t xml:space="preserve"> и используется для аутентификации последующих запросов</w:t>
-      </w:r>
-    </w:p>
-    <w:p>
-      <w:pPr>
-        <w:pStyle w:val="TableParagraph"/>
-        <w:numPr>
-          <w:ilvl w:val="0"/>
-          <w:numId w:val="18"/>
-        </w:numPr>
-        <w:spacing w:line="360" w:lineRule="auto"/>
-        <w:ind w:left="284" w:right="170" w:firstLine="709"/>
-        <w:jc w:val="both"/>
-        <w:rPr>
-          <w:sz w:val="28"/>
-        </w:rPr>
-      </w:pPr>
-      <w:r>
-        <w:rPr>
-          <w:sz w:val="28"/>
-        </w:rPr>
-        <w:t>Реализована проверка срока действия сессии</w:t>
+          <w:lang w:val="en-US"/>
+        </w:rPr>
+      </w:pPr>
+      <w:r>
+        <w:rPr>
+          <w:sz w:val="28"/>
+          <w:lang w:val="en-US"/>
+        </w:rPr>
+        <w:t xml:space="preserve">   1. Spring Data JPA </w:t>
+      </w:r>
+      <w:r>
+        <w:rPr>
+          <w:sz w:val="28"/>
+        </w:rPr>
+        <w:t>и</w:t>
+      </w:r>
+      <w:r>
+        <w:rPr>
+          <w:sz w:val="28"/>
+          <w:lang w:val="en-US"/>
+        </w:rPr>
+        <w:t xml:space="preserve"> Hibernate 6.</w:t>
       </w:r>
     </w:p>
     <w:p>
@@ -7072,31 +7868,139 @@
       <w:r>
         <w:rPr>
           <w:sz w:val="28"/>
-        </w:rPr>
-        <w:t>Ролевая модель (</w:t>
+          <w:lang w:val="en-US"/>
+        </w:rPr>
+        <w:t xml:space="preserve">      </w:t>
+      </w:r>
+      <w:r>
+        <w:rPr>
+          <w:sz w:val="28"/>
+        </w:rPr>
+        <w:t>В отличие от классического подхода с ручным управлением JDBC-</w:t>
+      </w:r>
+      <w:r>
+        <w:rPr>
+          <w:sz w:val="28"/>
+        </w:rPr>
+        <w:lastRenderedPageBreak/>
+        <w:t>соединениями, использование ORM-решения (</w:t>
       </w:r>
       <w:proofErr w:type="spellStart"/>
       <w:r>
         <w:rPr>
           <w:sz w:val="28"/>
         </w:rPr>
-        <w:t>IsUserAdmin</w:t>
+        <w:t>Object-Relational</w:t>
       </w:r>
       <w:proofErr w:type="spellEnd"/>
       <w:r>
         <w:rPr>
           <w:sz w:val="28"/>
         </w:rPr>
-        <w:t>):</w:t>
+        <w:t xml:space="preserve"> </w:t>
+      </w:r>
+      <w:proofErr w:type="spellStart"/>
+      <w:r>
+        <w:rPr>
+          <w:sz w:val="28"/>
+        </w:rPr>
+        <w:t>Mapping</w:t>
+      </w:r>
+      <w:proofErr w:type="spellEnd"/>
+      <w:r>
+        <w:rPr>
+          <w:sz w:val="28"/>
+        </w:rPr>
+        <w:t xml:space="preserve">) позволило автоматически сопоставлять </w:t>
+      </w:r>
+      <w:proofErr w:type="spellStart"/>
+      <w:r>
+        <w:rPr>
+          <w:sz w:val="28"/>
+        </w:rPr>
+        <w:t>Java</w:t>
+      </w:r>
+      <w:proofErr w:type="spellEnd"/>
+      <w:r>
+        <w:rPr>
+          <w:sz w:val="28"/>
+        </w:rPr>
+        <w:t xml:space="preserve">-классы с таблицами в БД </w:t>
+      </w:r>
+      <w:proofErr w:type="spellStart"/>
+      <w:r>
+        <w:rPr>
+          <w:sz w:val="28"/>
+        </w:rPr>
+        <w:t>Firebird</w:t>
+      </w:r>
+      <w:proofErr w:type="spellEnd"/>
+      <w:r>
+        <w:rPr>
+          <w:sz w:val="28"/>
+        </w:rPr>
+        <w:t xml:space="preserve">. Нюансом разработки стала настройка </w:t>
+      </w:r>
+      <w:proofErr w:type="spellStart"/>
+      <w:r>
+        <w:rPr>
+          <w:sz w:val="28"/>
+        </w:rPr>
+        <w:t>Hibernate</w:t>
+      </w:r>
+      <w:proofErr w:type="spellEnd"/>
+      <w:r>
+        <w:rPr>
+          <w:sz w:val="28"/>
+        </w:rPr>
+        <w:t xml:space="preserve"> </w:t>
+      </w:r>
+      <w:proofErr w:type="spellStart"/>
+      <w:r>
+        <w:rPr>
+          <w:sz w:val="28"/>
+        </w:rPr>
+        <w:t>Community</w:t>
+      </w:r>
+      <w:proofErr w:type="spellEnd"/>
+      <w:r>
+        <w:rPr>
+          <w:sz w:val="28"/>
+        </w:rPr>
+        <w:t xml:space="preserve"> </w:t>
+      </w:r>
+      <w:proofErr w:type="spellStart"/>
+      <w:r>
+        <w:rPr>
+          <w:sz w:val="28"/>
+        </w:rPr>
+        <w:t>Dialects</w:t>
+      </w:r>
+      <w:proofErr w:type="spellEnd"/>
+      <w:r>
+        <w:rPr>
+          <w:sz w:val="28"/>
+        </w:rPr>
+        <w:t xml:space="preserve">, так как </w:t>
+      </w:r>
+      <w:proofErr w:type="spellStart"/>
+      <w:r>
+        <w:rPr>
+          <w:sz w:val="28"/>
+        </w:rPr>
+        <w:t>Firebird</w:t>
+      </w:r>
+      <w:proofErr w:type="spellEnd"/>
+      <w:r>
+        <w:rPr>
+          <w:sz w:val="28"/>
+        </w:rPr>
+        <w:t xml:space="preserve"> требует специфической обработки диалектов для корректной работы генерации ID и работы с типами данных BLOB.</w:t>
       </w:r>
     </w:p>
     <w:p>
       <w:pPr>
         <w:pStyle w:val="TableParagraph"/>
-        <w:numPr>
-          <w:ilvl w:val="0"/>
-          <w:numId w:val="17"/>
-        </w:numPr>
         <w:spacing w:line="360" w:lineRule="auto"/>
         <w:ind w:left="284" w:right="170" w:firstLine="709"/>
         <w:jc w:val="both"/>
@@ -7108,16 +8012,40 @@
         <w:rPr>
           <w:sz w:val="28"/>
         </w:rPr>
-        <w:t>Флаг IS_ADMIN в таблице USERS определяет права пользователя</w:t>
+        <w:t xml:space="preserve">   2. </w:t>
+      </w:r>
+      <w:proofErr w:type="spellStart"/>
+      <w:r>
+        <w:rPr>
+          <w:sz w:val="28"/>
+        </w:rPr>
+        <w:t>Spring</w:t>
+      </w:r>
+      <w:proofErr w:type="spellEnd"/>
+      <w:r>
+        <w:rPr>
+          <w:sz w:val="28"/>
+        </w:rPr>
+        <w:t xml:space="preserve"> </w:t>
+      </w:r>
+      <w:proofErr w:type="spellStart"/>
+      <w:r>
+        <w:rPr>
+          <w:sz w:val="28"/>
+        </w:rPr>
+        <w:t>Security</w:t>
+      </w:r>
+      <w:proofErr w:type="spellEnd"/>
+      <w:r>
+        <w:rPr>
+          <w:sz w:val="28"/>
+        </w:rPr>
+        <w:t>.</w:t>
       </w:r>
     </w:p>
     <w:p>
       <w:pPr>
         <w:pStyle w:val="TableParagraph"/>
-        <w:numPr>
-          <w:ilvl w:val="0"/>
-          <w:numId w:val="17"/>
-        </w:numPr>
         <w:spacing w:line="360" w:lineRule="auto"/>
         <w:ind w:left="284" w:right="170" w:firstLine="709"/>
         <w:jc w:val="both"/>
@@ -7129,19 +8057,315 @@
         <w:rPr>
           <w:sz w:val="28"/>
         </w:rPr>
-        <w:t xml:space="preserve">Администраторы видят все формы, обычные пользователи </w:t>
-      </w:r>
-      <w:r>
-        <w:rPr>
-          <w:sz w:val="28"/>
-        </w:rPr>
-        <w:t>-</w:t>
-      </w:r>
-      <w:r>
-        <w:rPr>
-          <w:sz w:val="28"/>
-        </w:rPr>
-        <w:t xml:space="preserve"> только свои</w:t>
+        <w:t xml:space="preserve">      Для защиты пользовательских данных и разграничения прав доступа (администратор/пользователь) была внедрена подсистема безопасности. Она реализует механизмы аутентификации через сессии и обеспечивает надежное хранение паролей с использованием алгоритма хеширования </w:t>
+      </w:r>
+      <w:proofErr w:type="spellStart"/>
+      <w:r>
+        <w:rPr>
+          <w:sz w:val="28"/>
+        </w:rPr>
+        <w:t>BCrypt</w:t>
+      </w:r>
+      <w:proofErr w:type="spellEnd"/>
+      <w:r>
+        <w:rPr>
+          <w:sz w:val="28"/>
+        </w:rPr>
+        <w:t>, что исключает компрометацию данных даже при прямом доступе к базе данных.</w:t>
+      </w:r>
+    </w:p>
+    <w:p>
+      <w:pPr>
+        <w:pStyle w:val="TableParagraph"/>
+        <w:spacing w:line="360" w:lineRule="auto"/>
+        <w:ind w:left="284" w:right="170" w:firstLine="709"/>
+        <w:jc w:val="both"/>
+        <w:rPr>
+          <w:sz w:val="28"/>
+        </w:rPr>
+      </w:pPr>
+      <w:r>
+        <w:rPr>
+          <w:sz w:val="28"/>
+        </w:rPr>
+        <w:t xml:space="preserve">   3. </w:t>
+      </w:r>
+      <w:proofErr w:type="spellStart"/>
+      <w:r>
+        <w:rPr>
+          <w:sz w:val="28"/>
+        </w:rPr>
+        <w:t>Thymeleaf</w:t>
+      </w:r>
+      <w:proofErr w:type="spellEnd"/>
+      <w:r>
+        <w:rPr>
+          <w:sz w:val="28"/>
+        </w:rPr>
+        <w:t>.</w:t>
+      </w:r>
+    </w:p>
+    <w:p>
+      <w:pPr>
+        <w:pStyle w:val="TableParagraph"/>
+        <w:spacing w:line="360" w:lineRule="auto"/>
+        <w:ind w:left="284" w:right="170" w:firstLine="709"/>
+        <w:jc w:val="both"/>
+        <w:rPr>
+          <w:sz w:val="28"/>
+        </w:rPr>
+      </w:pPr>
+      <w:r>
+        <w:rPr>
+          <w:sz w:val="28"/>
+        </w:rPr>
+        <w:t xml:space="preserve">      В качестве движка представлений был выбран серверный </w:t>
+      </w:r>
+      <w:proofErr w:type="spellStart"/>
+      <w:r>
+        <w:rPr>
+          <w:sz w:val="28"/>
+        </w:rPr>
+        <w:t>шаблонизатор</w:t>
+      </w:r>
+      <w:proofErr w:type="spellEnd"/>
+      <w:r>
+        <w:rPr>
+          <w:sz w:val="28"/>
+        </w:rPr>
+        <w:t xml:space="preserve"> </w:t>
+      </w:r>
+      <w:proofErr w:type="spellStart"/>
+      <w:r>
+        <w:rPr>
+          <w:sz w:val="28"/>
+        </w:rPr>
+        <w:t>Thymeleaf</w:t>
+      </w:r>
+      <w:proofErr w:type="spellEnd"/>
+      <w:r>
+        <w:rPr>
+          <w:sz w:val="28"/>
+        </w:rPr>
+        <w:t>. Его преимущество заключается в возможности создания «натуральных» шаблонов, которые остаются валидными HTML-файлами. Это упростило верстку интерфейса и позволило динамически отображать сложные структуры данных, такие как матрицы вопросов или результаты опросов в виде графиков.</w:t>
+      </w:r>
+    </w:p>
+    <w:p>
+      <w:pPr>
+        <w:pStyle w:val="TableParagraph"/>
+        <w:spacing w:line="360" w:lineRule="auto"/>
+        <w:ind w:left="284" w:right="170" w:firstLine="709"/>
+        <w:jc w:val="both"/>
+        <w:rPr>
+          <w:sz w:val="28"/>
+        </w:rPr>
+      </w:pPr>
+      <w:r>
+        <w:rPr>
+          <w:sz w:val="28"/>
+        </w:rPr>
+        <w:t xml:space="preserve">   4. </w:t>
+      </w:r>
+      <w:proofErr w:type="spellStart"/>
+      <w:r>
+        <w:rPr>
+          <w:sz w:val="28"/>
+        </w:rPr>
+        <w:t>Lombok</w:t>
+      </w:r>
+      <w:proofErr w:type="spellEnd"/>
+      <w:r>
+        <w:rPr>
+          <w:sz w:val="28"/>
+        </w:rPr>
+        <w:t>.</w:t>
+      </w:r>
+    </w:p>
+    <w:p>
+      <w:pPr>
+        <w:pStyle w:val="TableParagraph"/>
+        <w:spacing w:line="360" w:lineRule="auto"/>
+        <w:ind w:left="284" w:right="170" w:firstLine="709"/>
+        <w:jc w:val="both"/>
+        <w:rPr>
+          <w:sz w:val="28"/>
+        </w:rPr>
+      </w:pPr>
+      <w:r>
+        <w:rPr>
+          <w:sz w:val="28"/>
+        </w:rPr>
+        <w:t xml:space="preserve">      Библиотека была применена для минимизации «шаблонного» кода (</w:t>
+      </w:r>
+      <w:proofErr w:type="spellStart"/>
+      <w:r>
+        <w:rPr>
+          <w:sz w:val="28"/>
+        </w:rPr>
+        <w:t>boilerplate</w:t>
+      </w:r>
+      <w:proofErr w:type="spellEnd"/>
+      <w:r>
+        <w:rPr>
+          <w:sz w:val="28"/>
+        </w:rPr>
+        <w:t>). С помощью аннотаций @</w:t>
+      </w:r>
+      <w:proofErr w:type="spellStart"/>
+      <w:r>
+        <w:rPr>
+          <w:sz w:val="28"/>
+        </w:rPr>
+        <w:t>Data</w:t>
+      </w:r>
+      <w:proofErr w:type="spellEnd"/>
+      <w:r>
+        <w:rPr>
+          <w:sz w:val="28"/>
+        </w:rPr>
+        <w:t>, @</w:t>
+      </w:r>
+      <w:proofErr w:type="spellStart"/>
+      <w:r>
+        <w:rPr>
+          <w:sz w:val="28"/>
+        </w:rPr>
+        <w:t>NoArgsConstructor</w:t>
+      </w:r>
+      <w:proofErr w:type="spellEnd"/>
+      <w:r>
+        <w:rPr>
+          <w:sz w:val="28"/>
+        </w:rPr>
+        <w:t xml:space="preserve"> и других, удалось значительно сократить объем кода в моделях данных, сделав их более читаемыми и легкими в поддержке.</w:t>
+      </w:r>
+    </w:p>
+    <w:p>
+      <w:pPr>
+        <w:pStyle w:val="TableParagraph"/>
+        <w:spacing w:line="360" w:lineRule="auto"/>
+        <w:ind w:left="284" w:right="170" w:firstLine="709"/>
+        <w:jc w:val="both"/>
+        <w:rPr>
+          <w:sz w:val="28"/>
+        </w:rPr>
+      </w:pPr>
+      <w:r>
+        <w:rPr>
+          <w:sz w:val="28"/>
+        </w:rPr>
+        <w:t xml:space="preserve">   5. Драйвер </w:t>
+      </w:r>
+      <w:proofErr w:type="spellStart"/>
+      <w:r>
+        <w:rPr>
+          <w:sz w:val="28"/>
+        </w:rPr>
+        <w:t>Jaybird</w:t>
+      </w:r>
+      <w:proofErr w:type="spellEnd"/>
+      <w:r>
+        <w:rPr>
+          <w:sz w:val="28"/>
+        </w:rPr>
+        <w:t>.</w:t>
+      </w:r>
+    </w:p>
+    <w:p>
+      <w:pPr>
+        <w:pStyle w:val="TableParagraph"/>
+        <w:spacing w:line="360" w:lineRule="auto"/>
+        <w:ind w:left="284" w:right="170" w:firstLine="709"/>
+        <w:jc w:val="both"/>
+        <w:rPr>
+          <w:sz w:val="28"/>
+        </w:rPr>
+      </w:pPr>
+      <w:r>
+        <w:rPr>
+          <w:sz w:val="28"/>
+        </w:rPr>
+        <w:t xml:space="preserve">      Для обеспечения стабильного соединения с СУБД </w:t>
+      </w:r>
+      <w:proofErr w:type="spellStart"/>
+      <w:r>
+        <w:rPr>
+          <w:sz w:val="28"/>
+        </w:rPr>
+        <w:t>Firebird</w:t>
+      </w:r>
+      <w:proofErr w:type="spellEnd"/>
+      <w:r>
+        <w:rPr>
+          <w:sz w:val="28"/>
+        </w:rPr>
+        <w:t xml:space="preserve"> </w:t>
+      </w:r>
+      <w:r>
+        <w:rPr>
+          <w:sz w:val="28"/>
+        </w:rPr>
+        <w:t xml:space="preserve">использовался </w:t>
+      </w:r>
+      <w:proofErr w:type="spellStart"/>
+      <w:r>
+        <w:rPr>
+          <w:sz w:val="28"/>
+        </w:rPr>
+        <w:t>нативный</w:t>
+      </w:r>
+      <w:proofErr w:type="spellEnd"/>
+      <w:r>
+        <w:rPr>
+          <w:sz w:val="28"/>
+        </w:rPr>
+        <w:t xml:space="preserve"> JDBC-драйвер </w:t>
+      </w:r>
+      <w:proofErr w:type="spellStart"/>
+      <w:r>
+        <w:rPr>
+          <w:sz w:val="28"/>
+        </w:rPr>
+        <w:t>Jaybird</w:t>
+      </w:r>
+      <w:proofErr w:type="spellEnd"/>
+      <w:r>
+        <w:rPr>
+          <w:sz w:val="28"/>
+        </w:rPr>
+        <w:t xml:space="preserve"> версии 5.0. Он</w:t>
+      </w:r>
+      <w:r>
+        <w:rPr>
+          <w:sz w:val="28"/>
+        </w:rPr>
+        <w:t xml:space="preserve"> </w:t>
+      </w:r>
+      <w:r>
+        <w:rPr>
+          <w:sz w:val="28"/>
+        </w:rPr>
+        <w:t xml:space="preserve">обеспечил поддержку специфических особенностей </w:t>
+      </w:r>
+      <w:proofErr w:type="spellStart"/>
+      <w:r>
+        <w:rPr>
+          <w:sz w:val="28"/>
+        </w:rPr>
+        <w:t>Firebird</w:t>
+      </w:r>
+      <w:proofErr w:type="spellEnd"/>
+      <w:r>
+        <w:rPr>
+          <w:sz w:val="28"/>
+        </w:rPr>
+        <w:t xml:space="preserve"> 3.0+, включая работу с транзакциями и эффективную передачу</w:t>
+      </w:r>
+      <w:r>
+        <w:rPr>
+          <w:sz w:val="28"/>
+        </w:rPr>
+        <w:t xml:space="preserve"> данных.</w:t>
       </w:r>
     </w:p>
     <w:p>
@@ -7287,14 +8511,7 @@
         <w:rPr>
           <w:sz w:val="28"/>
         </w:rPr>
-        <w:t xml:space="preserve">Система поддерживает восемь типов вопросов, каждый из которых имеет уникальную логику отображения, валидации и хранения данных. Реализация типов вопросов построена на комбинации таблиц QUESTIONS, OPTIONS и </w:t>
-      </w:r>
-      <w:r>
-        <w:rPr>
-          <w:sz w:val="28"/>
-        </w:rPr>
-        <w:lastRenderedPageBreak/>
-        <w:t>QUESTION_SETTINGS.</w:t>
+        <w:t>Центральной особенностью разработанного сервиса является гибкая система настройки контента. В отличие от простых опросников, данное приложение поддерживает девять различных типов вопросов, что позволяет создавать как маркетинговые исследования, так и сложные технические тесты.</w:t>
       </w:r>
     </w:p>
     <w:p>
@@ -7311,37 +8528,181 @@
         <w:rPr>
           <w:sz w:val="28"/>
         </w:rPr>
-        <w:t>Хранение: Ответы сохраняются в текстовом формате в ANSWER_TEXT</w:t>
-      </w:r>
-      <w:r>
-        <w:rPr>
-          <w:sz w:val="28"/>
-        </w:rPr>
-        <w:t>.</w:t>
-      </w:r>
-    </w:p>
-    <w:p>
-      <w:pPr>
-        <w:pStyle w:val="TableParagraph"/>
-        <w:spacing w:line="360" w:lineRule="auto"/>
-        <w:ind w:left="284" w:right="170" w:firstLine="709"/>
-        <w:jc w:val="both"/>
-        <w:rPr>
-          <w:sz w:val="28"/>
-        </w:rPr>
-      </w:pPr>
-      <w:r>
-        <w:rPr>
-          <w:sz w:val="28"/>
-        </w:rPr>
-        <w:t>Валидация: Браузерная валидация формата даты/времени дополняется серверной проверкой</w:t>
-      </w:r>
-      <w:r>
-        <w:rPr>
-          <w:sz w:val="28"/>
-        </w:rPr>
-        <w:t>.</w:t>
-      </w:r>
+        <w:t>Реализация опирается на полиморфную структуру данных: базовые параметры (текст вопроса, обязательность, тип) хранятся в таблице QUESTIONS, а специфические настройки — в вспомогательных структурах. Для вопросов с закрытым набором ответов (MULTIPLE_CHOICE, CHECKBOX, DROPDOWN) динамически генерируются записи в таблице OPTIONS. Для наиболее сложных типов, таких как «Сетка» (</w:t>
+      </w:r>
+      <w:proofErr w:type="spellStart"/>
+      <w:r>
+        <w:rPr>
+          <w:sz w:val="28"/>
+        </w:rPr>
+        <w:t>Grid</w:t>
+      </w:r>
+      <w:proofErr w:type="spellEnd"/>
+      <w:r>
+        <w:rPr>
+          <w:sz w:val="28"/>
+        </w:rPr>
+        <w:t>) или «Шкала» (</w:t>
+      </w:r>
+      <w:proofErr w:type="spellStart"/>
+      <w:r>
+        <w:rPr>
+          <w:sz w:val="28"/>
+        </w:rPr>
+        <w:t>Scale</w:t>
+      </w:r>
+      <w:proofErr w:type="spellEnd"/>
+      <w:r>
+        <w:rPr>
+          <w:sz w:val="28"/>
+        </w:rPr>
+        <w:t xml:space="preserve">), используется сущность </w:t>
+      </w:r>
+      <w:proofErr w:type="spellStart"/>
+      <w:r>
+        <w:rPr>
+          <w:sz w:val="28"/>
+        </w:rPr>
+        <w:t>QuestionSetting</w:t>
+      </w:r>
+      <w:proofErr w:type="spellEnd"/>
+      <w:r>
+        <w:rPr>
+          <w:sz w:val="28"/>
+        </w:rPr>
+        <w:t>, которая позволяет хранить конфигурацию интервалов или заголовков строк и столбцов в формате текстовых блоков (BLOB). На уровне пользовательского интерфейса реализована реактивная логика: при выборе типа вопроса форма динамически перестраивается, скрывая или отображая необходимые поля ввода (например, настройки минимального и максимального значения для шкалы).</w:t>
+      </w:r>
+      <w:r>
+        <w:rPr>
+          <w:sz w:val="28"/>
+        </w:rPr>
+        <w:t xml:space="preserve"> Реализация </w:t>
+      </w:r>
+      <w:r>
+        <w:rPr>
+          <w:sz w:val="28"/>
+        </w:rPr>
+        <w:t>динамик</w:t>
+      </w:r>
+      <w:r>
+        <w:rPr>
+          <w:sz w:val="28"/>
+        </w:rPr>
+        <w:t>и</w:t>
+      </w:r>
+      <w:r>
+        <w:rPr>
+          <w:sz w:val="28"/>
+        </w:rPr>
+        <w:t xml:space="preserve"> интерфейса</w:t>
+      </w:r>
+      <w:r>
+        <w:rPr>
+          <w:sz w:val="28"/>
+        </w:rPr>
+        <w:t xml:space="preserve"> представлена на рисунке 7.</w:t>
+      </w:r>
+    </w:p>
+    <w:p>
+      <w:pPr>
+        <w:jc w:val="center"/>
+      </w:pPr>
+      <w:r>
+        <w:drawing>
+          <wp:inline distT="0" distB="0" distL="0" distR="0" wp14:anchorId="73A67256" wp14:editId="0C739307">
+            <wp:extent cx="6370320" cy="1205479"/>
+            <wp:effectExtent l="0" t="0" r="0" b="0"/>
+            <wp:docPr id="4" name="Рисунок 4"/>
+            <wp:cNvGraphicFramePr>
+              <a:graphicFrameLocks xmlns:a="http://schemas.openxmlformats.org/drawingml/2006/main" noChangeAspect="1"/>
+            </wp:cNvGraphicFramePr>
+            <a:graphic xmlns:a="http://schemas.openxmlformats.org/drawingml/2006/main">
+              <a:graphicData uri="http://schemas.openxmlformats.org/drawingml/2006/picture">
+                <pic:pic xmlns:pic="http://schemas.openxmlformats.org/drawingml/2006/picture">
+                  <pic:nvPicPr>
+                    <pic:cNvPr id="1" name=""/>
+                    <pic:cNvPicPr/>
+                  </pic:nvPicPr>
+                  <pic:blipFill>
+                    <a:blip r:embed="rId17"/>
+                    <a:stretch>
+                      <a:fillRect/>
+                    </a:stretch>
+                  </pic:blipFill>
+                  <pic:spPr>
+                    <a:xfrm>
+                      <a:off x="0" y="0"/>
+                      <a:ext cx="6399671" cy="1211033"/>
+                    </a:xfrm>
+                    <a:prstGeom prst="rect">
+                      <a:avLst/>
+                    </a:prstGeom>
+                  </pic:spPr>
+                </pic:pic>
+              </a:graphicData>
+            </a:graphic>
+          </wp:inline>
+        </w:drawing>
+      </w:r>
+    </w:p>
+    <w:p>
+      <w:pPr>
+        <w:jc w:val="center"/>
+      </w:pPr>
+      <w:r>
+        <w:t xml:space="preserve">  </w:t>
+      </w:r>
+      <w:r>
+        <w:rPr>
+          <w:lang w:val="ru-RU"/>
+        </w:rPr>
+        <w:t xml:space="preserve">Рисунок 7 </w:t>
+      </w:r>
+      <w:r>
+        <w:rPr>
+          <w:lang w:val="ru-RU"/>
+        </w:rPr>
+        <w:sym w:font="Symbol" w:char="F02D"/>
+      </w:r>
+      <w:r>
+        <w:rPr>
+          <w:szCs w:val="28"/>
+          <w:lang w:val="ru-RU"/>
+        </w:rPr>
+        <w:t xml:space="preserve"> </w:t>
+      </w:r>
+      <w:proofErr w:type="spellStart"/>
+      <w:r>
+        <w:t>Реализация</w:t>
+      </w:r>
+      <w:proofErr w:type="spellEnd"/>
+      <w:r>
+        <w:t xml:space="preserve"> </w:t>
+      </w:r>
+      <w:proofErr w:type="spellStart"/>
+      <w:r>
+        <w:t>динамик</w:t>
+      </w:r>
+      <w:r>
+        <w:t>и</w:t>
+      </w:r>
+      <w:proofErr w:type="spellEnd"/>
+      <w:r>
+        <w:t xml:space="preserve"> </w:t>
+      </w:r>
+      <w:proofErr w:type="spellStart"/>
+      <w:r>
+        <w:t>интерфейса</w:t>
+      </w:r>
+      <w:proofErr w:type="spellEnd"/>
+    </w:p>
+    <w:p>
+      <w:pPr>
+        <w:jc w:val="center"/>
+        <w:rPr>
+          <w:szCs w:val="28"/>
+        </w:rPr>
+      </w:pPr>
     </w:p>
     <w:p>
       <w:pPr>
@@ -7370,7 +8731,230 @@
           <w:szCs w:val="32"/>
           <w:lang w:eastAsia="ru-RU"/>
         </w:rPr>
-        <w:t>Реализация создания и управления опросами</w:t>
+        <w:t xml:space="preserve">Реализация работы с мультимедиа-контентом </w:t>
+      </w:r>
+    </w:p>
+    <w:p>
+      <w:pPr>
+        <w:pStyle w:val="TableParagraph"/>
+        <w:tabs>
+          <w:tab w:val="left" w:pos="1701"/>
+        </w:tabs>
+        <w:spacing w:line="360" w:lineRule="auto"/>
+        <w:ind w:left="284" w:right="170" w:firstLine="709"/>
+        <w:jc w:val="both"/>
+        <w:rPr>
+          <w:sz w:val="28"/>
+          <w:szCs w:val="32"/>
+          <w:lang w:eastAsia="ru-RU"/>
+        </w:rPr>
+      </w:pPr>
+      <w:r>
+        <w:rPr>
+          <w:sz w:val="28"/>
+          <w:szCs w:val="32"/>
+          <w:lang w:eastAsia="ru-RU"/>
+        </w:rPr>
+        <w:lastRenderedPageBreak/>
+        <w:t xml:space="preserve">Для повышения вовлеченности респондентов и возможности проведения визуальных тестов в приложении реализована подсистема работы с изображениями. Пользователь может прикрепить иллюстрацию как к самому вопросу, так и к каждому индивидуальному варианту ответа. Процесс загрузки файлов инкапсулирован в классе </w:t>
+      </w:r>
+      <w:proofErr w:type="spellStart"/>
+      <w:r>
+        <w:rPr>
+          <w:sz w:val="28"/>
+          <w:szCs w:val="32"/>
+          <w:lang w:eastAsia="ru-RU"/>
+        </w:rPr>
+        <w:t>FileStorageService</w:t>
+      </w:r>
+      <w:proofErr w:type="spellEnd"/>
+      <w:r>
+        <w:rPr>
+          <w:sz w:val="28"/>
+          <w:szCs w:val="32"/>
+          <w:lang w:eastAsia="ru-RU"/>
+        </w:rPr>
+        <w:t>. Основной проблемой при разработке подобных систем является риск коллизии имен файлов (когда два пользователя загружают файлы с одинаковым названием). Данная проблема решена путем генерации уникальных идентификаторов на основе UUID, которые добавляются к оригинальному имени файла.</w:t>
+      </w:r>
+    </w:p>
+    <w:p>
+      <w:pPr>
+        <w:pStyle w:val="TableParagraph"/>
+        <w:tabs>
+          <w:tab w:val="left" w:pos="1701"/>
+        </w:tabs>
+        <w:spacing w:line="360" w:lineRule="auto"/>
+        <w:ind w:left="284" w:right="170" w:firstLine="709"/>
+        <w:jc w:val="both"/>
+        <w:rPr>
+          <w:sz w:val="28"/>
+          <w:szCs w:val="32"/>
+          <w:lang w:eastAsia="ru-RU"/>
+        </w:rPr>
+      </w:pPr>
+      <w:r>
+        <w:rPr>
+          <w:sz w:val="28"/>
+          <w:szCs w:val="32"/>
+          <w:lang w:eastAsia="ru-RU"/>
+        </w:rPr>
+        <w:t>Файлы сохраняются в файловой системе сервера, а в базе данных фиксируется лишь относительный путь к ним. Это обеспечивает высокую</w:t>
+      </w:r>
+      <w:r>
+        <w:rPr>
+          <w:sz w:val="28"/>
+          <w:szCs w:val="32"/>
+          <w:lang w:eastAsia="ru-RU"/>
+        </w:rPr>
+        <w:t xml:space="preserve"> </w:t>
+      </w:r>
+      <w:r>
+        <w:rPr>
+          <w:sz w:val="28"/>
+          <w:szCs w:val="32"/>
+          <w:lang w:eastAsia="ru-RU"/>
+        </w:rPr>
+        <w:t xml:space="preserve">производительность системы, так как база данных не перегружается тяжелыми бинарными данными, а отдает их через стандартные механизмы статических ресурсов </w:t>
+      </w:r>
+      <w:proofErr w:type="spellStart"/>
+      <w:r>
+        <w:rPr>
+          <w:sz w:val="28"/>
+          <w:szCs w:val="32"/>
+          <w:lang w:eastAsia="ru-RU"/>
+        </w:rPr>
+        <w:t>Spring</w:t>
+      </w:r>
+      <w:proofErr w:type="spellEnd"/>
+      <w:r>
+        <w:rPr>
+          <w:sz w:val="28"/>
+          <w:szCs w:val="32"/>
+          <w:lang w:eastAsia="ru-RU"/>
+        </w:rPr>
+        <w:t xml:space="preserve"> </w:t>
+      </w:r>
+      <w:proofErr w:type="spellStart"/>
+      <w:r>
+        <w:rPr>
+          <w:sz w:val="28"/>
+          <w:szCs w:val="32"/>
+          <w:lang w:eastAsia="ru-RU"/>
+        </w:rPr>
+        <w:t>Boot</w:t>
+      </w:r>
+      <w:proofErr w:type="spellEnd"/>
+      <w:r>
+        <w:rPr>
+          <w:sz w:val="28"/>
+          <w:szCs w:val="32"/>
+          <w:lang w:eastAsia="ru-RU"/>
+        </w:rPr>
+        <w:t>.</w:t>
+      </w:r>
+      <w:r>
+        <w:rPr>
+          <w:sz w:val="28"/>
+          <w:szCs w:val="32"/>
+          <w:lang w:eastAsia="ru-RU"/>
+        </w:rPr>
+        <w:t xml:space="preserve"> Логика хранения файлов представлена на рисунке 8.</w:t>
+      </w:r>
+    </w:p>
+    <w:p>
+      <w:pPr>
+        <w:pStyle w:val="TableParagraph"/>
+        <w:tabs>
+          <w:tab w:val="left" w:pos="1701"/>
+        </w:tabs>
+        <w:spacing w:line="360" w:lineRule="auto"/>
+        <w:jc w:val="center"/>
+        <w:rPr>
+          <w:sz w:val="28"/>
+          <w:szCs w:val="32"/>
+          <w:lang w:eastAsia="ru-RU"/>
+        </w:rPr>
+      </w:pPr>
+      <w:r>
+        <w:rPr>
+          <w:sz w:val="28"/>
+          <w:szCs w:val="32"/>
+          <w:lang w:eastAsia="ru-RU"/>
+        </w:rPr>
+        <w:drawing>
+          <wp:inline distT="0" distB="0" distL="0" distR="0" wp14:anchorId="528397C3" wp14:editId="3A9B99C4">
+            <wp:extent cx="6017895" cy="2960383"/>
+            <wp:effectExtent l="0" t="0" r="1905" b="0"/>
+            <wp:docPr id="6" name="Рисунок 6"/>
+            <wp:cNvGraphicFramePr>
+              <a:graphicFrameLocks xmlns:a="http://schemas.openxmlformats.org/drawingml/2006/main" noChangeAspect="1"/>
+            </wp:cNvGraphicFramePr>
+            <a:graphic xmlns:a="http://schemas.openxmlformats.org/drawingml/2006/main">
+              <a:graphicData uri="http://schemas.openxmlformats.org/drawingml/2006/picture">
+                <pic:pic xmlns:pic="http://schemas.openxmlformats.org/drawingml/2006/picture">
+                  <pic:nvPicPr>
+                    <pic:cNvPr id="1" name=""/>
+                    <pic:cNvPicPr/>
+                  </pic:nvPicPr>
+                  <pic:blipFill>
+                    <a:blip r:embed="rId18"/>
+                    <a:stretch>
+                      <a:fillRect/>
+                    </a:stretch>
+                  </pic:blipFill>
+                  <pic:spPr>
+                    <a:xfrm>
+                      <a:off x="0" y="0"/>
+                      <a:ext cx="6038784" cy="2970659"/>
+                    </a:xfrm>
+                    <a:prstGeom prst="rect">
+                      <a:avLst/>
+                    </a:prstGeom>
+                  </pic:spPr>
+                </pic:pic>
+              </a:graphicData>
+            </a:graphic>
+          </wp:inline>
+        </w:drawing>
+      </w:r>
+    </w:p>
+    <w:p>
+      <w:pPr>
+        <w:pStyle w:val="TableParagraph"/>
+        <w:tabs>
+          <w:tab w:val="left" w:pos="1701"/>
+        </w:tabs>
+        <w:spacing w:line="360" w:lineRule="auto"/>
+        <w:jc w:val="center"/>
+        <w:rPr>
+          <w:sz w:val="28"/>
+          <w:szCs w:val="32"/>
+          <w:lang w:eastAsia="ru-RU"/>
+        </w:rPr>
+      </w:pPr>
+      <w:r>
+        <w:rPr>
+          <w:sz w:val="28"/>
+          <w:szCs w:val="32"/>
+          <w:lang w:eastAsia="ru-RU"/>
+        </w:rPr>
+        <w:t xml:space="preserve">Рисунок 8 </w:t>
+      </w:r>
+      <w:r>
+        <w:rPr>
+          <w:sz w:val="28"/>
+          <w:szCs w:val="32"/>
+          <w:lang w:eastAsia="ru-RU"/>
+        </w:rPr>
+        <w:sym w:font="Symbol" w:char="F02D"/>
+      </w:r>
+      <w:r>
+        <w:rPr>
+          <w:sz w:val="28"/>
+          <w:szCs w:val="32"/>
+          <w:lang w:eastAsia="ru-RU"/>
+        </w:rPr>
+        <w:t xml:space="preserve"> Логика хранения файлов</w:t>
       </w:r>
     </w:p>
     <w:p>
@@ -7400,7 +8984,235 @@
           <w:szCs w:val="32"/>
           <w:lang w:eastAsia="ru-RU"/>
         </w:rPr>
-        <w:t>Реализация прохождения опросов</w:t>
+        <w:t>Реализация управления жизненным циклом опроса</w:t>
+      </w:r>
+    </w:p>
+    <w:p>
+      <w:pPr>
+        <w:pStyle w:val="TableParagraph"/>
+        <w:tabs>
+          <w:tab w:val="left" w:pos="1701"/>
+        </w:tabs>
+        <w:spacing w:line="360" w:lineRule="auto"/>
+        <w:ind w:left="284" w:right="170" w:firstLine="709"/>
+        <w:rPr>
+          <w:sz w:val="28"/>
+          <w:szCs w:val="32"/>
+          <w:lang w:eastAsia="ru-RU"/>
+        </w:rPr>
+      </w:pPr>
+      <w:r>
+        <w:rPr>
+          <w:sz w:val="28"/>
+          <w:szCs w:val="32"/>
+          <w:lang w:eastAsia="ru-RU"/>
+        </w:rPr>
+        <w:lastRenderedPageBreak/>
+        <w:t>Управление опросами реализовано через слой контроллеров (</w:t>
+      </w:r>
+      <w:proofErr w:type="spellStart"/>
+      <w:r>
+        <w:rPr>
+          <w:sz w:val="28"/>
+          <w:szCs w:val="32"/>
+          <w:lang w:eastAsia="ru-RU"/>
+        </w:rPr>
+        <w:t>FormController</w:t>
+      </w:r>
+      <w:proofErr w:type="spellEnd"/>
+      <w:r>
+        <w:rPr>
+          <w:sz w:val="28"/>
+          <w:szCs w:val="32"/>
+          <w:lang w:eastAsia="ru-RU"/>
+        </w:rPr>
+        <w:t>), который обеспечивает полный цикл CRUD-операций (создание, чтение, обновление, удаление). Важным аспектом является механизм разграничения прав доступа.</w:t>
+      </w:r>
+    </w:p>
+    <w:p>
+      <w:pPr>
+        <w:pStyle w:val="TableParagraph"/>
+        <w:tabs>
+          <w:tab w:val="left" w:pos="1701"/>
+        </w:tabs>
+        <w:spacing w:line="360" w:lineRule="auto"/>
+        <w:ind w:left="284" w:right="170" w:firstLine="709"/>
+        <w:rPr>
+          <w:sz w:val="28"/>
+          <w:szCs w:val="32"/>
+          <w:lang w:eastAsia="ru-RU"/>
+        </w:rPr>
+      </w:pPr>
+      <w:r>
+        <w:rPr>
+          <w:sz w:val="28"/>
+          <w:szCs w:val="32"/>
+          <w:lang w:eastAsia="ru-RU"/>
+        </w:rPr>
+        <w:t xml:space="preserve">  Система гарантирует, что операции редактирования или удаления доступны только автору опроса. Проверка осуществляется путем сопоставления идентификатора текущего авторизованного пользователя с полем </w:t>
+      </w:r>
+      <w:proofErr w:type="spellStart"/>
+      <w:r>
+        <w:rPr>
+          <w:sz w:val="28"/>
+          <w:szCs w:val="32"/>
+          <w:lang w:eastAsia="ru-RU"/>
+        </w:rPr>
+        <w:t>owner_id</w:t>
+      </w:r>
+      <w:proofErr w:type="spellEnd"/>
+      <w:r>
+        <w:rPr>
+          <w:sz w:val="28"/>
+          <w:szCs w:val="32"/>
+          <w:lang w:eastAsia="ru-RU"/>
+        </w:rPr>
+        <w:t xml:space="preserve"> в объекте формы.</w:t>
+      </w:r>
+    </w:p>
+    <w:p>
+      <w:pPr>
+        <w:pStyle w:val="TableParagraph"/>
+        <w:tabs>
+          <w:tab w:val="left" w:pos="1701"/>
+        </w:tabs>
+        <w:spacing w:line="360" w:lineRule="auto"/>
+        <w:ind w:left="284" w:right="170" w:firstLine="709"/>
+        <w:rPr>
+          <w:sz w:val="28"/>
+          <w:szCs w:val="32"/>
+          <w:lang w:eastAsia="ru-RU"/>
+        </w:rPr>
+      </w:pPr>
+      <w:r>
+        <w:rPr>
+          <w:sz w:val="28"/>
+          <w:szCs w:val="32"/>
+          <w:lang w:eastAsia="ru-RU"/>
+        </w:rPr>
+        <w:t xml:space="preserve">  Кроме того, реализована логика состояний опроса. Поле </w:t>
+      </w:r>
+      <w:proofErr w:type="spellStart"/>
+      <w:r>
+        <w:rPr>
+          <w:sz w:val="28"/>
+          <w:szCs w:val="32"/>
+          <w:lang w:eastAsia="ru-RU"/>
+        </w:rPr>
+        <w:t>isPublished</w:t>
+      </w:r>
+      <w:proofErr w:type="spellEnd"/>
+      <w:r>
+        <w:rPr>
+          <w:sz w:val="28"/>
+          <w:szCs w:val="32"/>
+          <w:lang w:eastAsia="ru-RU"/>
+        </w:rPr>
+        <w:t xml:space="preserve"> позволяет автору работать над структурой анкеты в режиме «черновика». В этом состоянии опрос не отображается в общих списках и недоступен для прохождения. После завершения настройки автор переводит опрос в опубликованное состояние, что активирует генерацию публичной ссылки и открывает доступ к сбору ответов.</w:t>
+      </w:r>
+      <w:r>
+        <w:rPr>
+          <w:sz w:val="28"/>
+          <w:szCs w:val="32"/>
+          <w:lang w:eastAsia="ru-RU"/>
+        </w:rPr>
+        <w:t xml:space="preserve">  Логика проверки прав на опрос представлена на рисунке 9.</w:t>
+      </w:r>
+    </w:p>
+    <w:p>
+      <w:pPr>
+        <w:pStyle w:val="TableParagraph"/>
+        <w:tabs>
+          <w:tab w:val="left" w:pos="1701"/>
+        </w:tabs>
+        <w:spacing w:line="360" w:lineRule="auto"/>
+        <w:jc w:val="center"/>
+        <w:rPr>
+          <w:sz w:val="28"/>
+          <w:szCs w:val="32"/>
+          <w:lang w:eastAsia="ru-RU"/>
+        </w:rPr>
+      </w:pPr>
+      <w:r>
+        <w:rPr>
+          <w:sz w:val="28"/>
+          <w:szCs w:val="32"/>
+          <w:lang w:eastAsia="ru-RU"/>
+        </w:rPr>
+        <w:drawing>
+          <wp:inline distT="0" distB="0" distL="0" distR="0" wp14:anchorId="60289D0A" wp14:editId="1EAB1D6F">
+            <wp:extent cx="6132195" cy="1437187"/>
+            <wp:effectExtent l="0" t="0" r="1905" b="0"/>
+            <wp:docPr id="7" name="Рисунок 7"/>
+            <wp:cNvGraphicFramePr>
+              <a:graphicFrameLocks xmlns:a="http://schemas.openxmlformats.org/drawingml/2006/main" noChangeAspect="1"/>
+            </wp:cNvGraphicFramePr>
+            <a:graphic xmlns:a="http://schemas.openxmlformats.org/drawingml/2006/main">
+              <a:graphicData uri="http://schemas.openxmlformats.org/drawingml/2006/picture">
+                <pic:pic xmlns:pic="http://schemas.openxmlformats.org/drawingml/2006/picture">
+                  <pic:nvPicPr>
+                    <pic:cNvPr id="1" name=""/>
+                    <pic:cNvPicPr/>
+                  </pic:nvPicPr>
+                  <pic:blipFill>
+                    <a:blip r:embed="rId19"/>
+                    <a:stretch>
+                      <a:fillRect/>
+                    </a:stretch>
+                  </pic:blipFill>
+                  <pic:spPr>
+                    <a:xfrm>
+                      <a:off x="0" y="0"/>
+                      <a:ext cx="6168540" cy="1445705"/>
+                    </a:xfrm>
+                    <a:prstGeom prst="rect">
+                      <a:avLst/>
+                    </a:prstGeom>
+                  </pic:spPr>
+                </pic:pic>
+              </a:graphicData>
+            </a:graphic>
+          </wp:inline>
+        </w:drawing>
+      </w:r>
+    </w:p>
+    <w:p>
+      <w:pPr>
+        <w:pStyle w:val="TableParagraph"/>
+        <w:tabs>
+          <w:tab w:val="left" w:pos="1701"/>
+        </w:tabs>
+        <w:spacing w:line="360" w:lineRule="auto"/>
+        <w:jc w:val="center"/>
+        <w:rPr>
+          <w:sz w:val="28"/>
+          <w:szCs w:val="32"/>
+          <w:lang w:eastAsia="ru-RU"/>
+        </w:rPr>
+      </w:pPr>
+      <w:r>
+        <w:rPr>
+          <w:sz w:val="28"/>
+          <w:szCs w:val="32"/>
+          <w:lang w:eastAsia="ru-RU"/>
+        </w:rPr>
+        <w:t xml:space="preserve">Рисунок 9 </w:t>
+      </w:r>
+      <w:r>
+        <w:rPr>
+          <w:sz w:val="28"/>
+          <w:szCs w:val="32"/>
+          <w:lang w:eastAsia="ru-RU"/>
+        </w:rPr>
+        <w:sym w:font="Symbol" w:char="F02D"/>
+      </w:r>
+      <w:r>
+        <w:rPr>
+          <w:sz w:val="28"/>
+          <w:szCs w:val="32"/>
+          <w:lang w:eastAsia="ru-RU"/>
+        </w:rPr>
+        <w:t xml:space="preserve"> Логика проверки прав на опрос</w:t>
       </w:r>
     </w:p>
     <w:p>
@@ -7430,8 +9242,329 @@
           <w:szCs w:val="32"/>
           <w:lang w:eastAsia="ru-RU"/>
         </w:rPr>
-        <w:t>Реализация сбора и анализа ответов</w:t>
-      </w:r>
+        <w:t xml:space="preserve">Реализация интерфейса прохождения и сбора данных </w:t>
+      </w:r>
+    </w:p>
+    <w:p>
+      <w:pPr>
+        <w:pStyle w:val="TableParagraph"/>
+        <w:tabs>
+          <w:tab w:val="left" w:pos="1701"/>
+        </w:tabs>
+        <w:spacing w:line="360" w:lineRule="auto"/>
+        <w:ind w:left="284" w:right="170" w:firstLine="709"/>
+        <w:jc w:val="both"/>
+        <w:rPr>
+          <w:sz w:val="28"/>
+          <w:szCs w:val="32"/>
+          <w:lang w:eastAsia="ru-RU"/>
+        </w:rPr>
+      </w:pPr>
+      <w:r>
+        <w:rPr>
+          <w:sz w:val="28"/>
+          <w:szCs w:val="32"/>
+          <w:lang w:eastAsia="ru-RU"/>
+        </w:rPr>
+        <w:t>Процесс сбора данных является наиболее ответственным этапом работы сервиса, так как он должен корректно обрабатывать ввод от неограниченного числа респондентов и гарантировать целостность полученной информации. При переходе по уникальной ссылке на опрос система динамически формирует HTML-</w:t>
+      </w:r>
+      <w:r>
+        <w:rPr>
+          <w:sz w:val="28"/>
+          <w:szCs w:val="32"/>
+          <w:lang w:eastAsia="ru-RU"/>
+        </w:rPr>
+        <w:lastRenderedPageBreak/>
+        <w:t xml:space="preserve">страницу, используя серверный </w:t>
+      </w:r>
+      <w:proofErr w:type="spellStart"/>
+      <w:r>
+        <w:rPr>
+          <w:sz w:val="28"/>
+          <w:szCs w:val="32"/>
+          <w:lang w:eastAsia="ru-RU"/>
+        </w:rPr>
+        <w:t>шаблонизатор</w:t>
+      </w:r>
+      <w:proofErr w:type="spellEnd"/>
+      <w:r>
+        <w:rPr>
+          <w:sz w:val="28"/>
+          <w:szCs w:val="32"/>
+          <w:lang w:eastAsia="ru-RU"/>
+        </w:rPr>
+        <w:t xml:space="preserve"> </w:t>
+      </w:r>
+      <w:proofErr w:type="spellStart"/>
+      <w:r>
+        <w:rPr>
+          <w:sz w:val="28"/>
+          <w:szCs w:val="32"/>
+          <w:lang w:eastAsia="ru-RU"/>
+        </w:rPr>
+        <w:t>Thymeleaf</w:t>
+      </w:r>
+      <w:proofErr w:type="spellEnd"/>
+      <w:r>
+        <w:rPr>
+          <w:sz w:val="28"/>
+          <w:szCs w:val="32"/>
+          <w:lang w:eastAsia="ru-RU"/>
+        </w:rPr>
+        <w:t>.</w:t>
+      </w:r>
+    </w:p>
+    <w:p>
+      <w:pPr>
+        <w:pStyle w:val="TableParagraph"/>
+        <w:tabs>
+          <w:tab w:val="left" w:pos="1701"/>
+        </w:tabs>
+        <w:spacing w:line="360" w:lineRule="auto"/>
+        <w:ind w:left="284" w:right="170" w:firstLine="709"/>
+        <w:jc w:val="both"/>
+        <w:rPr>
+          <w:sz w:val="28"/>
+          <w:szCs w:val="32"/>
+          <w:lang w:eastAsia="ru-RU"/>
+        </w:rPr>
+      </w:pPr>
+      <w:r>
+        <w:rPr>
+          <w:sz w:val="28"/>
+          <w:szCs w:val="32"/>
+          <w:lang w:eastAsia="ru-RU"/>
+        </w:rPr>
+        <w:t xml:space="preserve">  Для каждого типа вопроса, хранящегося в базе данных, генерируется соответствующий ему HTML-компонент: стандартные поля ввода для текстов, переключатели </w:t>
+      </w:r>
+      <w:proofErr w:type="spellStart"/>
+      <w:r>
+        <w:rPr>
+          <w:sz w:val="28"/>
+          <w:szCs w:val="32"/>
+          <w:lang w:eastAsia="ru-RU"/>
+        </w:rPr>
+        <w:t>radio</w:t>
+      </w:r>
+      <w:proofErr w:type="spellEnd"/>
+      <w:r>
+        <w:rPr>
+          <w:sz w:val="28"/>
+          <w:szCs w:val="32"/>
+          <w:lang w:eastAsia="ru-RU"/>
+        </w:rPr>
+        <w:t xml:space="preserve"> для одиночного выбора, флажки </w:t>
+      </w:r>
+      <w:proofErr w:type="spellStart"/>
+      <w:r>
+        <w:rPr>
+          <w:sz w:val="28"/>
+          <w:szCs w:val="32"/>
+          <w:lang w:eastAsia="ru-RU"/>
+        </w:rPr>
+        <w:t>checkbox</w:t>
+      </w:r>
+      <w:proofErr w:type="spellEnd"/>
+      <w:r>
+        <w:rPr>
+          <w:sz w:val="28"/>
+          <w:szCs w:val="32"/>
+          <w:lang w:eastAsia="ru-RU"/>
+        </w:rPr>
+        <w:t xml:space="preserve"> для множественного, а также сложные динамические таблицы для сеток (</w:t>
+      </w:r>
+      <w:proofErr w:type="spellStart"/>
+      <w:r>
+        <w:rPr>
+          <w:sz w:val="28"/>
+          <w:szCs w:val="32"/>
+          <w:lang w:eastAsia="ru-RU"/>
+        </w:rPr>
+        <w:t>Matrix</w:t>
+      </w:r>
+      <w:proofErr w:type="spellEnd"/>
+      <w:r>
+        <w:rPr>
+          <w:sz w:val="28"/>
+          <w:szCs w:val="32"/>
+          <w:lang w:eastAsia="ru-RU"/>
+        </w:rPr>
+        <w:t xml:space="preserve"> вопросы).</w:t>
+      </w:r>
+    </w:p>
+    <w:p>
+      <w:pPr>
+        <w:pStyle w:val="TableParagraph"/>
+        <w:tabs>
+          <w:tab w:val="left" w:pos="1701"/>
+        </w:tabs>
+        <w:spacing w:line="360" w:lineRule="auto"/>
+        <w:ind w:left="284" w:right="170" w:firstLine="709"/>
+        <w:jc w:val="both"/>
+        <w:rPr>
+          <w:sz w:val="28"/>
+          <w:szCs w:val="32"/>
+          <w:lang w:eastAsia="ru-RU"/>
+        </w:rPr>
+      </w:pPr>
+      <w:r>
+        <w:rPr>
+          <w:sz w:val="28"/>
+          <w:szCs w:val="32"/>
+          <w:lang w:eastAsia="ru-RU"/>
+        </w:rPr>
+        <w:t xml:space="preserve">Сбор ответов в системе реализован через специализированный компонент </w:t>
+      </w:r>
+      <w:proofErr w:type="spellStart"/>
+      <w:r>
+        <w:rPr>
+          <w:sz w:val="28"/>
+          <w:szCs w:val="32"/>
+          <w:lang w:eastAsia="ru-RU"/>
+        </w:rPr>
+        <w:t>ResponseService</w:t>
+      </w:r>
+      <w:proofErr w:type="spellEnd"/>
+      <w:r>
+        <w:rPr>
+          <w:sz w:val="28"/>
+          <w:szCs w:val="32"/>
+          <w:lang w:eastAsia="ru-RU"/>
+        </w:rPr>
+        <w:t>. Важным архитектурным решением стало использование механизма «сессий ответов»: при каждой отправке формы в таблице SURVEY_RESPONSES создается уникальная запись, фиксирующая факт прохождения опроса и время завершения. Все индивидуальные ответы (</w:t>
+      </w:r>
+      <w:proofErr w:type="spellStart"/>
+      <w:r>
+        <w:rPr>
+          <w:sz w:val="28"/>
+          <w:szCs w:val="32"/>
+          <w:lang w:eastAsia="ru-RU"/>
+        </w:rPr>
+        <w:t>Answers</w:t>
+      </w:r>
+      <w:proofErr w:type="spellEnd"/>
+      <w:r>
+        <w:rPr>
+          <w:sz w:val="28"/>
+          <w:szCs w:val="32"/>
+          <w:lang w:eastAsia="ru-RU"/>
+        </w:rPr>
+        <w:t>) связываются с этой записью. Это позволяет проводить комплексную аналитику: не только видеть общую статистику по вопросам, но и анализировать полный профиль ответов конкретного респондента. Для хранения данных выбран текстовый формат (BLOB/</w:t>
+      </w:r>
+      <w:proofErr w:type="spellStart"/>
+      <w:r>
+        <w:rPr>
+          <w:sz w:val="28"/>
+          <w:szCs w:val="32"/>
+          <w:lang w:eastAsia="ru-RU"/>
+        </w:rPr>
+        <w:t>String</w:t>
+      </w:r>
+      <w:proofErr w:type="spellEnd"/>
+      <w:r>
+        <w:rPr>
+          <w:sz w:val="28"/>
+          <w:szCs w:val="32"/>
+          <w:lang w:eastAsia="ru-RU"/>
+        </w:rPr>
+        <w:t xml:space="preserve">), что позволяет унифицировать хранение: ответы на сетку сохраняются в виде структурированных пар координат (например, «строка </w:t>
+      </w:r>
+      <w:proofErr w:type="gramStart"/>
+      <w:r>
+        <w:rPr>
+          <w:sz w:val="28"/>
+          <w:szCs w:val="32"/>
+          <w:lang w:eastAsia="ru-RU"/>
+        </w:rPr>
+        <w:t>1 :</w:t>
+      </w:r>
+      <w:proofErr w:type="gramEnd"/>
+      <w:r>
+        <w:rPr>
+          <w:sz w:val="28"/>
+          <w:szCs w:val="32"/>
+          <w:lang w:eastAsia="ru-RU"/>
+        </w:rPr>
+        <w:t xml:space="preserve"> столбец 2»), а текстовые ответы сохраняются в исходном виде.</w:t>
+      </w:r>
+      <w:r>
+        <w:rPr>
+          <w:sz w:val="28"/>
+          <w:szCs w:val="32"/>
+          <w:lang w:eastAsia="ru-RU"/>
+        </w:rPr>
+        <w:t xml:space="preserve"> Метод сохранения ответов представлен на рисунке 10.</w:t>
+      </w:r>
+    </w:p>
+    <w:p>
+      <w:pPr>
+        <w:jc w:val="center"/>
+      </w:pPr>
+      <w:r>
+        <w:lastRenderedPageBreak/>
+        <w:drawing>
+          <wp:inline distT="0" distB="0" distL="0" distR="0" wp14:anchorId="2E424592" wp14:editId="00260E9F">
+            <wp:extent cx="6408420" cy="4644510"/>
+            <wp:effectExtent l="0" t="0" r="0" b="3810"/>
+            <wp:docPr id="8" name="Рисунок 8"/>
+            <wp:cNvGraphicFramePr>
+              <a:graphicFrameLocks xmlns:a="http://schemas.openxmlformats.org/drawingml/2006/main" noChangeAspect="1"/>
+            </wp:cNvGraphicFramePr>
+            <a:graphic xmlns:a="http://schemas.openxmlformats.org/drawingml/2006/main">
+              <a:graphicData uri="http://schemas.openxmlformats.org/drawingml/2006/picture">
+                <pic:pic xmlns:pic="http://schemas.openxmlformats.org/drawingml/2006/picture">
+                  <pic:nvPicPr>
+                    <pic:cNvPr id="1" name=""/>
+                    <pic:cNvPicPr/>
+                  </pic:nvPicPr>
+                  <pic:blipFill>
+                    <a:blip r:embed="rId20"/>
+                    <a:stretch>
+                      <a:fillRect/>
+                    </a:stretch>
+                  </pic:blipFill>
+                  <pic:spPr>
+                    <a:xfrm>
+                      <a:off x="0" y="0"/>
+                      <a:ext cx="6413619" cy="4648278"/>
+                    </a:xfrm>
+                    <a:prstGeom prst="rect">
+                      <a:avLst/>
+                    </a:prstGeom>
+                  </pic:spPr>
+                </pic:pic>
+              </a:graphicData>
+            </a:graphic>
+          </wp:inline>
+        </w:drawing>
+      </w:r>
+    </w:p>
+    <w:p>
+      <w:pPr>
+        <w:jc w:val="center"/>
+      </w:pPr>
+      <w:r>
+        <w:t xml:space="preserve">Рисунок 10 </w:t>
+      </w:r>
+      <w:r>
+        <w:sym w:font="Symbol" w:char="F02D"/>
+      </w:r>
+      <w:r>
+        <w:t xml:space="preserve"> Метод </w:t>
+      </w:r>
+      <w:proofErr w:type="spellStart"/>
+      <w:r>
+        <w:t>сохранения</w:t>
+      </w:r>
+      <w:proofErr w:type="spellEnd"/>
+      <w:r>
+        <w:t xml:space="preserve"> </w:t>
+      </w:r>
+      <w:proofErr w:type="spellStart"/>
+      <w:r>
+        <w:t>ответов</w:t>
+      </w:r>
+      <w:proofErr w:type="spellEnd"/>
     </w:p>
     <w:p>
       <w:pPr>
@@ -7454,21 +9587,306 @@
           <w:szCs w:val="32"/>
           <w:lang w:eastAsia="ru-RU"/>
         </w:rPr>
-        <w:t>Реализация поиска</w:t>
-      </w:r>
-    </w:p>
-    <w:p>
-      <w:pPr>
-        <w:jc w:val="left"/>
-        <w:rPr>
-          <w:lang w:val="ru-RU"/>
-        </w:rPr>
-      </w:pPr>
-      <w:r>
-        <w:rPr>
-          <w:lang w:val="ru-RU"/>
-        </w:rPr>
-        <w:br w:type="page"/>
+        <w:t>Реализация аналитики и экспорта результатов</w:t>
+      </w:r>
+    </w:p>
+    <w:p>
+      <w:pPr>
+        <w:pStyle w:val="TableParagraph"/>
+        <w:tabs>
+          <w:tab w:val="left" w:pos="1701"/>
+        </w:tabs>
+        <w:spacing w:line="360" w:lineRule="auto"/>
+        <w:ind w:left="284" w:right="170" w:firstLine="709"/>
+        <w:jc w:val="both"/>
+        <w:rPr>
+          <w:sz w:val="28"/>
+        </w:rPr>
+      </w:pPr>
+      <w:r>
+        <w:rPr>
+          <w:sz w:val="28"/>
+        </w:rPr>
+        <w:t>Для владельца опроса в системе предусмотрен личный кабинет с инструментами аналитики. После того как респонденты начинают заполнять анкету, система автоматически агрегирует данные, вычисляя процентное соотношение ответов по каждому варианту и формируя списки для открытых текстовых вопросов.</w:t>
+      </w:r>
+    </w:p>
+    <w:p>
+      <w:pPr>
+        <w:pStyle w:val="TableParagraph"/>
+        <w:tabs>
+          <w:tab w:val="left" w:pos="1701"/>
+        </w:tabs>
+        <w:spacing w:line="360" w:lineRule="auto"/>
+        <w:ind w:left="284" w:right="170" w:firstLine="709"/>
+        <w:jc w:val="both"/>
+        <w:rPr>
+          <w:sz w:val="28"/>
+        </w:rPr>
+      </w:pPr>
+      <w:r>
+        <w:rPr>
+          <w:sz w:val="28"/>
+        </w:rPr>
+        <w:t xml:space="preserve">Ключевым техническим решением в этом модуле стала реализация системы генерации отчетов на основе интерфейса </w:t>
+      </w:r>
+      <w:proofErr w:type="spellStart"/>
+      <w:r>
+        <w:rPr>
+          <w:sz w:val="28"/>
+        </w:rPr>
+        <w:t>ReportGenerator</w:t>
+      </w:r>
+      <w:proofErr w:type="spellEnd"/>
+      <w:r>
+        <w:rPr>
+          <w:sz w:val="28"/>
+        </w:rPr>
+        <w:t>. Это позволило применить паттерн проектирования,</w:t>
+      </w:r>
+      <w:r>
+        <w:rPr>
+          <w:sz w:val="28"/>
+        </w:rPr>
+        <w:t xml:space="preserve"> </w:t>
+      </w:r>
+      <w:r>
+        <w:rPr>
+          <w:sz w:val="28"/>
+        </w:rPr>
+        <w:t xml:space="preserve">обеспечивающий легкое расширение форматов выгрузки без изменения основного кода приложения. На данный момент </w:t>
+      </w:r>
+      <w:r>
+        <w:rPr>
+          <w:sz w:val="28"/>
+        </w:rPr>
+        <w:lastRenderedPageBreak/>
+        <w:t>реализована поддержка трех форматов:</w:t>
+      </w:r>
+    </w:p>
+    <w:p>
+      <w:pPr>
+        <w:pStyle w:val="TableParagraph"/>
+        <w:tabs>
+          <w:tab w:val="left" w:pos="1701"/>
+        </w:tabs>
+        <w:spacing w:line="360" w:lineRule="auto"/>
+        <w:ind w:left="284" w:right="170" w:firstLine="709"/>
+        <w:jc w:val="both"/>
+        <w:rPr>
+          <w:sz w:val="28"/>
+        </w:rPr>
+      </w:pPr>
+      <w:r>
+        <w:rPr>
+          <w:sz w:val="28"/>
+        </w:rPr>
+        <w:t xml:space="preserve">   1. HTML: Предназначен для быстрого ознакомления с результатами в интерактивном виде прямо в браузере.</w:t>
+      </w:r>
+    </w:p>
+    <w:p>
+      <w:pPr>
+        <w:pStyle w:val="TableParagraph"/>
+        <w:tabs>
+          <w:tab w:val="left" w:pos="1701"/>
+        </w:tabs>
+        <w:spacing w:line="360" w:lineRule="auto"/>
+        <w:ind w:left="284" w:right="170" w:firstLine="709"/>
+        <w:jc w:val="both"/>
+        <w:rPr>
+          <w:sz w:val="28"/>
+        </w:rPr>
+      </w:pPr>
+      <w:r>
+        <w:rPr>
+          <w:sz w:val="28"/>
+        </w:rPr>
+        <w:t xml:space="preserve">   2. XML</w:t>
+      </w:r>
+      <w:proofErr w:type="gramStart"/>
+      <w:r>
+        <w:rPr>
+          <w:sz w:val="28"/>
+        </w:rPr>
+        <w:t>: Формирует</w:t>
+      </w:r>
+      <w:proofErr w:type="gramEnd"/>
+      <w:r>
+        <w:rPr>
+          <w:sz w:val="28"/>
+        </w:rPr>
+        <w:t xml:space="preserve"> строго структурированное дерево данных, что делает его идеальным инструментом для последующего</w:t>
+      </w:r>
+      <w:r>
+        <w:rPr>
+          <w:sz w:val="28"/>
+        </w:rPr>
+        <w:t xml:space="preserve"> </w:t>
+      </w:r>
+      <w:r>
+        <w:rPr>
+          <w:sz w:val="28"/>
+        </w:rPr>
+        <w:t>импорта в сторонние системы обработки данных или электронные таблицы.</w:t>
+      </w:r>
+    </w:p>
+    <w:p>
+      <w:pPr>
+        <w:pStyle w:val="TableParagraph"/>
+        <w:tabs>
+          <w:tab w:val="left" w:pos="1701"/>
+        </w:tabs>
+        <w:spacing w:line="360" w:lineRule="auto"/>
+        <w:ind w:left="284" w:right="170" w:firstLine="709"/>
+        <w:jc w:val="both"/>
+        <w:rPr>
+          <w:sz w:val="28"/>
+        </w:rPr>
+      </w:pPr>
+      <w:r>
+        <w:rPr>
+          <w:sz w:val="28"/>
+        </w:rPr>
+        <w:t xml:space="preserve">   3. TXT</w:t>
+      </w:r>
+      <w:proofErr w:type="gramStart"/>
+      <w:r>
+        <w:rPr>
+          <w:sz w:val="28"/>
+        </w:rPr>
+        <w:t>: Обеспечивает</w:t>
+      </w:r>
+      <w:proofErr w:type="gramEnd"/>
+      <w:r>
+        <w:rPr>
+          <w:sz w:val="28"/>
+        </w:rPr>
+        <w:t xml:space="preserve"> создание упрощенного текстового документа, удобного для печати или копирования основных тезисов.</w:t>
+      </w:r>
+    </w:p>
+    <w:p>
+      <w:pPr>
+        <w:pStyle w:val="TableParagraph"/>
+        <w:tabs>
+          <w:tab w:val="left" w:pos="1701"/>
+        </w:tabs>
+        <w:spacing w:line="360" w:lineRule="auto"/>
+        <w:ind w:left="284" w:right="170" w:firstLine="709"/>
+        <w:jc w:val="both"/>
+        <w:rPr>
+          <w:sz w:val="28"/>
+        </w:rPr>
+      </w:pPr>
+      <w:r>
+        <w:rPr>
+          <w:sz w:val="28"/>
+        </w:rPr>
+        <w:t>Использование отдельных классов для каждого формата (</w:t>
+      </w:r>
+      <w:proofErr w:type="spellStart"/>
+      <w:r>
+        <w:rPr>
+          <w:sz w:val="28"/>
+        </w:rPr>
+        <w:t>XmlReportGenerator</w:t>
+      </w:r>
+      <w:proofErr w:type="spellEnd"/>
+      <w:r>
+        <w:rPr>
+          <w:sz w:val="28"/>
+        </w:rPr>
+        <w:t xml:space="preserve">, </w:t>
+      </w:r>
+      <w:proofErr w:type="spellStart"/>
+      <w:r>
+        <w:rPr>
+          <w:sz w:val="28"/>
+        </w:rPr>
+        <w:t>TxtReportGenerator</w:t>
+      </w:r>
+      <w:proofErr w:type="spellEnd"/>
+      <w:r>
+        <w:rPr>
+          <w:sz w:val="28"/>
+        </w:rPr>
+        <w:t xml:space="preserve"> и др.) реализует принцип единственной ответственности, что упрощает отладку и поддержку кода.</w:t>
+      </w:r>
+      <w:r>
+        <w:rPr>
+          <w:sz w:val="28"/>
+        </w:rPr>
+        <w:t xml:space="preserve"> Метод генерации отчетов представлен на рисунке 11.</w:t>
+      </w:r>
+    </w:p>
+    <w:p>
+      <w:pPr>
+        <w:jc w:val="center"/>
+      </w:pPr>
+      <w:r>
+        <w:drawing>
+          <wp:inline distT="0" distB="0" distL="0" distR="0" wp14:anchorId="69D0C3A7" wp14:editId="0E590A3D">
+            <wp:extent cx="6233215" cy="2038581"/>
+            <wp:effectExtent l="0" t="0" r="0" b="0"/>
+            <wp:docPr id="9" name="Рисунок 9"/>
+            <wp:cNvGraphicFramePr>
+              <a:graphicFrameLocks xmlns:a="http://schemas.openxmlformats.org/drawingml/2006/main" noChangeAspect="1"/>
+            </wp:cNvGraphicFramePr>
+            <a:graphic xmlns:a="http://schemas.openxmlformats.org/drawingml/2006/main">
+              <a:graphicData uri="http://schemas.openxmlformats.org/drawingml/2006/picture">
+                <pic:pic xmlns:pic="http://schemas.openxmlformats.org/drawingml/2006/picture">
+                  <pic:nvPicPr>
+                    <pic:cNvPr id="1" name=""/>
+                    <pic:cNvPicPr/>
+                  </pic:nvPicPr>
+                  <pic:blipFill>
+                    <a:blip r:embed="rId21"/>
+                    <a:stretch>
+                      <a:fillRect/>
+                    </a:stretch>
+                  </pic:blipFill>
+                  <pic:spPr>
+                    <a:xfrm>
+                      <a:off x="0" y="0"/>
+                      <a:ext cx="6260284" cy="2047434"/>
+                    </a:xfrm>
+                    <a:prstGeom prst="rect">
+                      <a:avLst/>
+                    </a:prstGeom>
+                  </pic:spPr>
+                </pic:pic>
+              </a:graphicData>
+            </a:graphic>
+          </wp:inline>
+        </w:drawing>
+      </w:r>
+    </w:p>
+    <w:p>
+      <w:pPr>
+        <w:jc w:val="center"/>
+      </w:pPr>
+      <w:r>
+        <w:t xml:space="preserve">Рисунок 11 </w:t>
+      </w:r>
+      <w:r>
+        <w:sym w:font="Symbol" w:char="F02D"/>
+      </w:r>
+      <w:r>
+        <w:t xml:space="preserve"> Метод </w:t>
+      </w:r>
+      <w:proofErr w:type="spellStart"/>
+      <w:r>
+        <w:t>генерации</w:t>
+      </w:r>
+      <w:proofErr w:type="spellEnd"/>
+      <w:r>
+        <w:t xml:space="preserve"> </w:t>
+      </w:r>
+      <w:proofErr w:type="spellStart"/>
+      <w:r>
+        <w:t>отчетов</w:t>
+      </w:r>
+      <w:proofErr w:type="spellEnd"/>
+      <w:r>
+        <w:t xml:space="preserve"> </w:t>
       </w:r>
     </w:p>
     <w:p>
@@ -7499,16 +9917,89 @@
           <w:szCs w:val="32"/>
           <w:lang w:eastAsia="ru-RU"/>
         </w:rPr>
+        <w:t>Архитектурные особенности реализации</w:t>
+      </w:r>
+    </w:p>
+    <w:p>
+      <w:pPr>
+        <w:spacing w:line="360" w:lineRule="auto"/>
+        <w:ind w:left="284" w:right="170" w:firstLine="709"/>
+        <w:rPr>
+          <w:lang w:val="ru-RU"/>
+        </w:rPr>
+      </w:pPr>
+      <w:r>
+        <w:rPr>
+          <w:lang w:val="ru-RU"/>
+        </w:rPr>
+        <w:t>При проектировании и разработке приложения особое внимание было уделено соблюдению современных архитектурных принципов, что обеспечивает гибкость, масштабируемость и легкость поддержки программного продукта. В основе системы лежат несколько ключевых концепций:</w:t>
+      </w:r>
+    </w:p>
+    <w:p>
+      <w:pPr>
+        <w:spacing w:line="360" w:lineRule="auto"/>
+        <w:ind w:left="284" w:right="170" w:firstLine="709"/>
+        <w:rPr>
+          <w:lang w:val="ru-RU"/>
+        </w:rPr>
+      </w:pPr>
+      <w:r>
+        <w:rPr>
+          <w:lang w:val="ru-RU"/>
+        </w:rPr>
+        <w:t xml:space="preserve">  1. Многослойная архитектура (</w:t>
+      </w:r>
+      <w:proofErr w:type="spellStart"/>
+      <w:r>
+        <w:rPr>
+          <w:lang w:val="ru-RU"/>
+        </w:rPr>
+        <w:t>Layered</w:t>
+      </w:r>
+      <w:proofErr w:type="spellEnd"/>
+      <w:r>
+        <w:rPr>
+          <w:lang w:val="ru-RU"/>
+        </w:rPr>
+        <w:t xml:space="preserve"> </w:t>
+      </w:r>
+      <w:proofErr w:type="spellStart"/>
+      <w:r>
+        <w:rPr>
+          <w:lang w:val="ru-RU"/>
+        </w:rPr>
+        <w:t>Architecture</w:t>
+      </w:r>
+      <w:proofErr w:type="spellEnd"/>
+      <w:r>
+        <w:rPr>
+          <w:lang w:val="ru-RU"/>
+        </w:rPr>
+        <w:t>).</w:t>
+      </w:r>
+    </w:p>
+    <w:p>
+      <w:pPr>
+        <w:spacing w:line="360" w:lineRule="auto"/>
+        <w:ind w:left="284" w:right="170" w:firstLine="709"/>
+        <w:rPr>
+          <w:lang w:val="ru-RU"/>
+        </w:rPr>
+      </w:pPr>
+      <w:r>
+        <w:rPr>
+          <w:lang w:val="ru-RU"/>
+        </w:rPr>
         <w:lastRenderedPageBreak/>
-        <w:t>Архитектурные особенности реализации</w:t>
+        <w:t xml:space="preserve">  Приложение разделено на четыре логических слоя, взаимодействие между которыми строго регламентировано:</w:t>
       </w:r>
     </w:p>
     <w:p>
       <w:pPr>
         <w:pStyle w:val="ab"/>
         <w:numPr>
-          <w:ilvl w:val="2"/>
-          <w:numId w:val="16"/>
+          <w:ilvl w:val="0"/>
+          <w:numId w:val="37"/>
         </w:numPr>
         <w:spacing w:line="360" w:lineRule="auto"/>
         <w:ind w:left="284" w:right="170" w:firstLine="709"/>
@@ -7520,44 +10011,51 @@
         <w:rPr>
           <w:lang w:val="ru-RU"/>
         </w:rPr>
-        <w:t>Использование паттерна MVC</w:t>
-      </w:r>
-    </w:p>
-    <w:p>
-      <w:pPr>
-        <w:spacing w:line="360" w:lineRule="auto"/>
-        <w:ind w:left="284" w:right="170" w:firstLine="709"/>
-        <w:rPr>
-          <w:lang w:val="ru-RU"/>
-        </w:rPr>
-      </w:pPr>
-      <w:r>
-        <w:rPr>
-          <w:lang w:val="ru-RU"/>
-        </w:rPr>
-        <w:t xml:space="preserve">Приложение построено по классическому паттерну </w:t>
+        <w:t>Слой представления (</w:t>
       </w:r>
       <w:proofErr w:type="spellStart"/>
       <w:r>
         <w:rPr>
           <w:lang w:val="ru-RU"/>
         </w:rPr>
-        <w:t>Model-View-Controller</w:t>
+        <w:t>Web</w:t>
       </w:r>
       <w:proofErr w:type="spellEnd"/>
       <w:r>
         <w:rPr>
           <w:lang w:val="ru-RU"/>
         </w:rPr>
-        <w:t>:</w:t>
-      </w:r>
+        <w:t>/</w:t>
+      </w:r>
+      <w:proofErr w:type="spellStart"/>
+      <w:r>
+        <w:rPr>
+          <w:lang w:val="ru-RU"/>
+        </w:rPr>
+        <w:t>Controller</w:t>
+      </w:r>
+      <w:proofErr w:type="spellEnd"/>
+      <w:r>
+        <w:rPr>
+          <w:lang w:val="ru-RU"/>
+        </w:rPr>
+        <w:t xml:space="preserve">): обрабатывает входящие HTTP-запросы, управляет навигацией и отвечает за передачу данных в шаблоны </w:t>
+      </w:r>
+      <w:proofErr w:type="spellStart"/>
+      <w:r>
+        <w:rPr>
+          <w:lang w:val="ru-RU"/>
+        </w:rPr>
+        <w:t>Thymeleaf.</w:t>
+      </w:r>
+      <w:proofErr w:type="spellEnd"/>
     </w:p>
     <w:p>
       <w:pPr>
         <w:pStyle w:val="ab"/>
         <w:numPr>
           <w:ilvl w:val="0"/>
-          <w:numId w:val="27"/>
+          <w:numId w:val="37"/>
         </w:numPr>
         <w:spacing w:line="360" w:lineRule="auto"/>
         <w:ind w:left="284" w:right="170" w:firstLine="709"/>
@@ -7569,61 +10067,21 @@
         <w:rPr>
           <w:lang w:val="ru-RU"/>
         </w:rPr>
-        <w:t>Модели (</w:t>
+        <w:t>Слой бизнес-логики (</w:t>
       </w:r>
       <w:proofErr w:type="spellStart"/>
       <w:r>
         <w:rPr>
           <w:lang w:val="ru-RU"/>
         </w:rPr>
-        <w:t>QuestionModel</w:t>
+        <w:t>Service</w:t>
       </w:r>
       <w:proofErr w:type="spellEnd"/>
       <w:r>
         <w:rPr>
           <w:lang w:val="ru-RU"/>
         </w:rPr>
-        <w:t>, </w:t>
-      </w:r>
-      <w:proofErr w:type="spellStart"/>
-      <w:r>
-        <w:rPr>
-          <w:lang w:val="ru-RU"/>
-        </w:rPr>
-        <w:t>FormDetailsViewModel</w:t>
-      </w:r>
-      <w:proofErr w:type="spellEnd"/>
-      <w:r>
-        <w:rPr>
-          <w:lang w:val="ru-RU"/>
-        </w:rPr>
-        <w:t xml:space="preserve">, </w:t>
-      </w:r>
-      <w:proofErr w:type="spellStart"/>
-      <w:r>
-        <w:rPr>
-          <w:lang w:val="ru-RU"/>
-        </w:rPr>
-        <w:t>etc</w:t>
-      </w:r>
-      <w:proofErr w:type="spellEnd"/>
-      <w:r>
-        <w:rPr>
-          <w:lang w:val="ru-RU"/>
-        </w:rPr>
-        <w:t xml:space="preserve">.) </w:t>
-      </w:r>
-      <w:r>
-        <w:rPr>
-          <w:lang w:val="ru-RU"/>
-        </w:rPr>
-        <w:t>-</w:t>
-      </w:r>
-      <w:r>
-        <w:rPr>
-          <w:lang w:val="ru-RU"/>
-        </w:rPr>
-        <w:t xml:space="preserve"> представление данных</w:t>
+        <w:t>): содержит основную интеллектуальную составляющую приложения. Здесь сосредоточены алгоритмы обработки ответов, логика формирования отчетов и проверки прав доступа. Использование интерфейсов и сервисов позволяет изолировать бизнес-логику от деталей реализации базы данных.</w:t>
       </w:r>
     </w:p>
     <w:p>
@@ -7631,7 +10089,7 @@
         <w:pStyle w:val="ab"/>
         <w:numPr>
           <w:ilvl w:val="0"/>
-          <w:numId w:val="27"/>
+          <w:numId w:val="37"/>
         </w:numPr>
         <w:spacing w:line="360" w:lineRule="auto"/>
         <w:ind w:left="284" w:right="170" w:firstLine="709"/>
@@ -7643,27 +10101,71 @@
         <w:rPr>
           <w:lang w:val="ru-RU"/>
         </w:rPr>
-        <w:t>Контроллеры </w:t>
-      </w:r>
-      <w:r>
-        <w:rPr>
-          <w:lang w:val="ru-RU"/>
-        </w:rPr>
-        <w:t>-</w:t>
-      </w:r>
-      <w:r>
-        <w:rPr>
-          <w:lang w:val="ru-RU"/>
-        </w:rPr>
-        <w:t xml:space="preserve"> обработка бизнес-логики</w:t>
+        <w:t>Слой доступа к данным (</w:t>
+      </w:r>
+      <w:proofErr w:type="spellStart"/>
+      <w:r>
+        <w:rPr>
+          <w:lang w:val="ru-RU"/>
+        </w:rPr>
+        <w:t>Repository</w:t>
+      </w:r>
+      <w:proofErr w:type="spellEnd"/>
+      <w:r>
+        <w:rPr>
+          <w:lang w:val="ru-RU"/>
+        </w:rPr>
+        <w:t xml:space="preserve">): реализован с помощью </w:t>
+      </w:r>
+      <w:proofErr w:type="spellStart"/>
+      <w:r>
+        <w:rPr>
+          <w:lang w:val="ru-RU"/>
+        </w:rPr>
+        <w:t>Spring</w:t>
+      </w:r>
+      <w:proofErr w:type="spellEnd"/>
+      <w:r>
+        <w:rPr>
+          <w:lang w:val="ru-RU"/>
+        </w:rPr>
+        <w:t xml:space="preserve"> </w:t>
+      </w:r>
+      <w:proofErr w:type="spellStart"/>
+      <w:r>
+        <w:rPr>
+          <w:lang w:val="ru-RU"/>
+        </w:rPr>
+        <w:t>Data</w:t>
+      </w:r>
+      <w:proofErr w:type="spellEnd"/>
+      <w:r>
+        <w:rPr>
+          <w:lang w:val="ru-RU"/>
+        </w:rPr>
+        <w:t xml:space="preserve"> JPA. Он абстрагирует низкоуровневые операции с СУБД </w:t>
+      </w:r>
+      <w:proofErr w:type="spellStart"/>
+      <w:r>
+        <w:rPr>
+          <w:lang w:val="ru-RU"/>
+        </w:rPr>
+        <w:t>Firebird</w:t>
+      </w:r>
+      <w:proofErr w:type="spellEnd"/>
+      <w:r>
+        <w:rPr>
+          <w:lang w:val="ru-RU"/>
+        </w:rPr>
+        <w:t>, предоставляя высокоуровневый интерфейс для работы с объектами.</w:t>
       </w:r>
     </w:p>
     <w:p>
       <w:pPr>
         <w:pStyle w:val="ab"/>
         <w:numPr>
-          <w:ilvl w:val="2"/>
-          <w:numId w:val="16"/>
+          <w:ilvl w:val="0"/>
+          <w:numId w:val="37"/>
         </w:numPr>
         <w:spacing w:line="360" w:lineRule="auto"/>
         <w:ind w:left="284" w:right="170" w:firstLine="709"/>
@@ -7675,16 +10177,39 @@
         <w:rPr>
           <w:lang w:val="ru-RU"/>
         </w:rPr>
-        <w:t>Разделение ответственности</w:t>
-      </w:r>
-    </w:p>
-    <w:p>
-      <w:pPr>
-        <w:pStyle w:val="ab"/>
-        <w:numPr>
-          <w:ilvl w:val="2"/>
-          <w:numId w:val="16"/>
-        </w:numPr>
+        <w:t>Слой данных (</w:t>
+      </w:r>
+      <w:proofErr w:type="spellStart"/>
+      <w:r>
+        <w:rPr>
+          <w:lang w:val="ru-RU"/>
+        </w:rPr>
+        <w:t>Entity</w:t>
+      </w:r>
+      <w:proofErr w:type="spellEnd"/>
+      <w:r>
+        <w:rPr>
+          <w:lang w:val="ru-RU"/>
+        </w:rPr>
+        <w:t xml:space="preserve">): описывает структуру таблиц БД в виде </w:t>
+      </w:r>
+      <w:proofErr w:type="spellStart"/>
+      <w:r>
+        <w:rPr>
+          <w:lang w:val="ru-RU"/>
+        </w:rPr>
+        <w:t>Java</w:t>
+      </w:r>
+      <w:proofErr w:type="spellEnd"/>
+      <w:r>
+        <w:rPr>
+          <w:lang w:val="ru-RU"/>
+        </w:rPr>
+        <w:t>-классов (POJO), что позволяет использовать все преимущества объектно-ориентированного подхода при работе с информацией.</w:t>
+      </w:r>
+    </w:p>
+    <w:p>
+      <w:pPr>
         <w:spacing w:line="360" w:lineRule="auto"/>
         <w:ind w:left="284" w:right="170" w:firstLine="709"/>
         <w:rPr>
@@ -7695,7 +10220,7 @@
         <w:rPr>
           <w:lang w:val="ru-RU"/>
         </w:rPr>
-        <w:t>Безопасность</w:t>
+        <w:t xml:space="preserve">  2. Управление транзакциями.</w:t>
       </w:r>
     </w:p>
     <w:p>
@@ -7710,7 +10235,220 @@
         <w:rPr>
           <w:lang w:val="ru-RU"/>
         </w:rPr>
-        <w:t>Реализованы стандартные меры безопасности:</w:t>
+        <w:t xml:space="preserve">  Для обеспечения целостности данных при выполнении сложных операций (например, одновременное сохранение опроса и всех его вопросов) в слое сервисов активно применяется аннотация @</w:t>
+      </w:r>
+      <w:proofErr w:type="spellStart"/>
+      <w:r>
+        <w:rPr>
+          <w:lang w:val="ru-RU"/>
+        </w:rPr>
+        <w:t>Transactional</w:t>
+      </w:r>
+      <w:proofErr w:type="spellEnd"/>
+      <w:r>
+        <w:rPr>
+          <w:lang w:val="ru-RU"/>
+        </w:rPr>
+        <w:t>. Это гарантирует, что операция будет выполнена либо полностью, либо не выполнена вовсе, предотвращая появление «частично сохраненных» или поврежденных</w:t>
+      </w:r>
+      <w:r>
+        <w:rPr>
+          <w:lang w:val="ru-RU"/>
+        </w:rPr>
+        <w:t xml:space="preserve"> </w:t>
+      </w:r>
+      <w:r>
+        <w:rPr>
+          <w:lang w:val="ru-RU"/>
+        </w:rPr>
+        <w:t xml:space="preserve">данных в базе </w:t>
+      </w:r>
+      <w:proofErr w:type="spellStart"/>
+      <w:r>
+        <w:rPr>
+          <w:lang w:val="ru-RU"/>
+        </w:rPr>
+        <w:t>Firebird</w:t>
+      </w:r>
+      <w:proofErr w:type="spellEnd"/>
+      <w:r>
+        <w:rPr>
+          <w:lang w:val="ru-RU"/>
+        </w:rPr>
+        <w:t>.</w:t>
+      </w:r>
+    </w:p>
+    <w:p>
+      <w:pPr>
+        <w:spacing w:line="360" w:lineRule="auto"/>
+        <w:ind w:left="284" w:right="170" w:firstLine="709"/>
+        <w:rPr>
+          <w:lang w:val="ru-RU"/>
+        </w:rPr>
+      </w:pPr>
+      <w:r>
+        <w:rPr>
+          <w:lang w:val="ru-RU"/>
+        </w:rPr>
+        <w:t xml:space="preserve">  3. Инверсия управления (</w:t>
+      </w:r>
+      <w:proofErr w:type="spellStart"/>
+      <w:r>
+        <w:rPr>
+          <w:lang w:val="ru-RU"/>
+        </w:rPr>
+        <w:t>IoC</w:t>
+      </w:r>
+      <w:proofErr w:type="spellEnd"/>
+      <w:r>
+        <w:rPr>
+          <w:lang w:val="ru-RU"/>
+        </w:rPr>
+        <w:t>) и внедрение зависимостей (DI).</w:t>
+      </w:r>
+    </w:p>
+    <w:p>
+      <w:pPr>
+        <w:spacing w:line="360" w:lineRule="auto"/>
+        <w:ind w:left="284" w:right="170" w:firstLine="709"/>
+        <w:rPr>
+          <w:lang w:val="ru-RU"/>
+        </w:rPr>
+      </w:pPr>
+      <w:r>
+        <w:rPr>
+          <w:lang w:val="ru-RU"/>
+        </w:rPr>
+        <w:t xml:space="preserve">  Использование механизмов </w:t>
+      </w:r>
+      <w:proofErr w:type="spellStart"/>
+      <w:r>
+        <w:rPr>
+          <w:lang w:val="ru-RU"/>
+        </w:rPr>
+        <w:t>Spring</w:t>
+      </w:r>
+      <w:proofErr w:type="spellEnd"/>
+      <w:r>
+        <w:rPr>
+          <w:lang w:val="ru-RU"/>
+        </w:rPr>
+        <w:t xml:space="preserve"> </w:t>
+      </w:r>
+      <w:proofErr w:type="spellStart"/>
+      <w:r>
+        <w:rPr>
+          <w:lang w:val="ru-RU"/>
+        </w:rPr>
+        <w:t>Framework</w:t>
+      </w:r>
+      <w:proofErr w:type="spellEnd"/>
+      <w:r>
+        <w:rPr>
+          <w:lang w:val="ru-RU"/>
+        </w:rPr>
+        <w:t xml:space="preserve"> для управления жизненным циклом компонентов позволило добиться слабой связанности (</w:t>
+      </w:r>
+      <w:proofErr w:type="spellStart"/>
+      <w:r>
+        <w:rPr>
+          <w:lang w:val="ru-RU"/>
+        </w:rPr>
+        <w:t>low</w:t>
+      </w:r>
+      <w:proofErr w:type="spellEnd"/>
+      <w:r>
+        <w:rPr>
+          <w:lang w:val="ru-RU"/>
+        </w:rPr>
+        <w:t xml:space="preserve"> </w:t>
+      </w:r>
+      <w:proofErr w:type="spellStart"/>
+      <w:r>
+        <w:rPr>
+          <w:lang w:val="ru-RU"/>
+        </w:rPr>
+        <w:t>coupling</w:t>
+      </w:r>
+      <w:proofErr w:type="spellEnd"/>
+      <w:r>
+        <w:rPr>
+          <w:lang w:val="ru-RU"/>
+        </w:rPr>
+        <w:t xml:space="preserve">) между классами. Компоненты системы не создают зависимости вручную, а получают их </w:t>
+      </w:r>
+      <w:proofErr w:type="gramStart"/>
+      <w:r>
+        <w:rPr>
+          <w:lang w:val="ru-RU"/>
+        </w:rPr>
+        <w:t>через конструкторы</w:t>
+      </w:r>
+      <w:proofErr w:type="gramEnd"/>
+      <w:r>
+        <w:rPr>
+          <w:lang w:val="ru-RU"/>
+        </w:rPr>
+        <w:t>, что значительно упрощает модульное тестирование и замену отдельных частей системы.</w:t>
+      </w:r>
+    </w:p>
+    <w:p>
+      <w:pPr>
+        <w:spacing w:line="360" w:lineRule="auto"/>
+        <w:ind w:left="284" w:right="170" w:firstLine="709"/>
+        <w:rPr>
+          <w:lang w:val="ru-RU"/>
+        </w:rPr>
+      </w:pPr>
+      <w:r>
+        <w:rPr>
+          <w:lang w:val="ru-RU"/>
+        </w:rPr>
+        <w:t>4. Безопасность как сквозная функциональность.</w:t>
+      </w:r>
+    </w:p>
+    <w:p>
+      <w:pPr>
+        <w:spacing w:line="360" w:lineRule="auto"/>
+        <w:ind w:left="284" w:right="170" w:firstLine="709"/>
+        <w:rPr>
+          <w:lang w:val="ru-RU"/>
+        </w:rPr>
+      </w:pPr>
+      <w:r>
+        <w:rPr>
+          <w:lang w:val="ru-RU"/>
+        </w:rPr>
+        <w:lastRenderedPageBreak/>
+        <w:t xml:space="preserve">  Архитектура безопасности интегрирована на уровне фильтров запросов. Благодаря </w:t>
+      </w:r>
+      <w:proofErr w:type="spellStart"/>
+      <w:r>
+        <w:rPr>
+          <w:lang w:val="ru-RU"/>
+        </w:rPr>
+        <w:t>Spring</w:t>
+      </w:r>
+      <w:proofErr w:type="spellEnd"/>
+      <w:r>
+        <w:rPr>
+          <w:lang w:val="ru-RU"/>
+        </w:rPr>
+        <w:t xml:space="preserve"> </w:t>
+      </w:r>
+      <w:proofErr w:type="spellStart"/>
+      <w:r>
+        <w:rPr>
+          <w:lang w:val="ru-RU"/>
+        </w:rPr>
+        <w:t>Security</w:t>
+      </w:r>
+      <w:proofErr w:type="spellEnd"/>
+      <w:r>
+        <w:rPr>
+          <w:lang w:val="ru-RU"/>
+        </w:rPr>
+        <w:t>, проверка прав доступа осуществляется до того, как запрос попадает в контроллер. Это позволяет централизованно управлять доступом и защищать конфиденциальные данные пользователей без дублирования логики проверок в каждом методе.</w:t>
       </w:r>
     </w:p>
     <w:p>
@@ -7808,10 +10546,19 @@
         <w:t xml:space="preserve"> отображенные в таблице 1, результат тестов показан на рисунках </w:t>
       </w:r>
       <w:r>
-        <w:t>6-1</w:t>
+        <w:t>1</w:t>
       </w:r>
       <w:r>
         <w:t>2</w:t>
+      </w:r>
+      <w:r>
+        <w:t>-</w:t>
+      </w:r>
+      <w:r>
+        <w:t>1</w:t>
+      </w:r>
+      <w:r>
+        <w:t>9</w:t>
       </w:r>
       <w:r>
         <w:t>.</w:t>
@@ -7825,7 +10572,7 @@
       <w:r>
         <w:t xml:space="preserve"> </w:t>
       </w:r>
-      <w:bookmarkStart w:id="4" w:name="_Hlk216381134"/>
+      <w:bookmarkStart w:id="5" w:name="_Hlk216381134"/>
       <w:r>
         <w:t xml:space="preserve">Таблица 1 </w:t>
       </w:r>
@@ -7835,7 +10582,7 @@
       <w:r>
         <w:t xml:space="preserve"> Сценарии тестирования</w:t>
       </w:r>
-      <w:bookmarkEnd w:id="4"/>
+      <w:bookmarkEnd w:id="5"/>
     </w:p>
     <w:tbl>
       <w:tblPr>
@@ -10984,6 +13731,7 @@
               <w:rPr>
                 <w:sz w:val="24"/>
                 <w:szCs w:val="24"/>
+                <w:lang w:val="en-US"/>
               </w:rPr>
             </w:pPr>
             <w:proofErr w:type="spellStart"/>
@@ -11000,7 +13748,14 @@
                 <w:sz w:val="24"/>
                 <w:szCs w:val="24"/>
               </w:rPr>
-              <w:t xml:space="preserve"> в Excel</w:t>
+              <w:t xml:space="preserve"> в </w:t>
+            </w:r>
+            <w:r>
+              <w:rPr>
+                <w:sz w:val="24"/>
+                <w:szCs w:val="24"/>
+              </w:rPr>
+              <w:t>TXT</w:t>
             </w:r>
           </w:p>
         </w:tc>
@@ -11031,15 +13786,29 @@
               </w:rPr>
               <w:t xml:space="preserve"> .</w:t>
             </w:r>
-            <w:proofErr w:type="spellStart"/>
             <w:r>
               <w:rPr>
                 <w:sz w:val="24"/>
                 <w:szCs w:val="24"/>
-              </w:rPr>
-              <w:t>xlsx</w:t>
+                <w:lang w:val="en-US"/>
+              </w:rPr>
+              <w:t>t</w:t>
             </w:r>
-            <w:proofErr w:type="spellEnd"/>
+            <w:r>
+              <w:rPr>
+                <w:sz w:val="24"/>
+                <w:szCs w:val="24"/>
+              </w:rPr>
+              <w:t>x</w:t>
+            </w:r>
+            <w:r>
+              <w:rPr>
+                <w:sz w:val="24"/>
+                <w:szCs w:val="24"/>
+                <w:lang w:val="en-US"/>
+              </w:rPr>
+              <w:t>t</w:t>
+            </w:r>
             <w:r>
               <w:rPr>
                 <w:sz w:val="24"/>
@@ -11245,179 +14014,6 @@
           </w:p>
         </w:tc>
       </w:tr>
-      <w:tr>
-        <w:tc>
-          <w:tcPr>
-            <w:tcW w:w="520" w:type="dxa"/>
-          </w:tcPr>
-          <w:p>
-            <w:pPr>
-              <w:pStyle w:val="ab"/>
-              <w:numPr>
-                <w:ilvl w:val="0"/>
-                <w:numId w:val="30"/>
-              </w:numPr>
-              <w:ind w:left="0" w:firstLine="0"/>
-              <w:rPr>
-                <w:sz w:val="24"/>
-                <w:szCs w:val="24"/>
-              </w:rPr>
-            </w:pPr>
-          </w:p>
-        </w:tc>
-        <w:tc>
-          <w:tcPr>
-            <w:tcW w:w="2459" w:type="dxa"/>
-          </w:tcPr>
-          <w:p>
-            <w:pPr>
-              <w:rPr>
-                <w:sz w:val="24"/>
-                <w:szCs w:val="24"/>
-              </w:rPr>
-            </w:pPr>
-            <w:proofErr w:type="spellStart"/>
-            <w:r>
-              <w:rPr>
-                <w:sz w:val="24"/>
-                <w:szCs w:val="24"/>
-              </w:rPr>
-              <w:t>Фильтрация</w:t>
-            </w:r>
-            <w:proofErr w:type="spellEnd"/>
-          </w:p>
-        </w:tc>
-        <w:tc>
-          <w:tcPr>
-            <w:tcW w:w="2645" w:type="dxa"/>
-          </w:tcPr>
-          <w:p>
-            <w:pPr>
-              <w:rPr>
-                <w:sz w:val="24"/>
-                <w:szCs w:val="24"/>
-              </w:rPr>
-            </w:pPr>
-            <w:proofErr w:type="spellStart"/>
-            <w:r>
-              <w:rPr>
-                <w:sz w:val="24"/>
-                <w:szCs w:val="24"/>
-              </w:rPr>
-              <w:t>Фильтрация</w:t>
-            </w:r>
-            <w:proofErr w:type="spellEnd"/>
-            <w:r>
-              <w:rPr>
-                <w:sz w:val="24"/>
-                <w:szCs w:val="24"/>
-              </w:rPr>
-              <w:t xml:space="preserve"> по автору и </w:t>
-            </w:r>
-            <w:proofErr w:type="spellStart"/>
-            <w:r>
-              <w:rPr>
-                <w:sz w:val="24"/>
-                <w:szCs w:val="24"/>
-              </w:rPr>
-              <w:t>дате</w:t>
-            </w:r>
-            <w:proofErr w:type="spellEnd"/>
-          </w:p>
-        </w:tc>
-        <w:tc>
-          <w:tcPr>
-            <w:tcW w:w="2525" w:type="dxa"/>
-          </w:tcPr>
-          <w:p>
-            <w:pPr>
-              <w:rPr>
-                <w:sz w:val="24"/>
-                <w:szCs w:val="24"/>
-              </w:rPr>
-            </w:pPr>
-            <w:proofErr w:type="spellStart"/>
-            <w:r>
-              <w:rPr>
-                <w:sz w:val="24"/>
-                <w:szCs w:val="24"/>
-              </w:rPr>
-              <w:t>Корректное</w:t>
-            </w:r>
-            <w:proofErr w:type="spellEnd"/>
-            <w:r>
-              <w:rPr>
-                <w:sz w:val="24"/>
-                <w:szCs w:val="24"/>
-              </w:rPr>
-              <w:t xml:space="preserve"> </w:t>
-            </w:r>
-            <w:proofErr w:type="spellStart"/>
-            <w:r>
-              <w:rPr>
-                <w:sz w:val="24"/>
-                <w:szCs w:val="24"/>
-              </w:rPr>
-              <w:t>применение</w:t>
-            </w:r>
-            <w:proofErr w:type="spellEnd"/>
-            <w:r>
-              <w:rPr>
-                <w:sz w:val="24"/>
-                <w:szCs w:val="24"/>
-              </w:rPr>
-              <w:t xml:space="preserve"> </w:t>
-            </w:r>
-            <w:proofErr w:type="spellStart"/>
-            <w:r>
-              <w:rPr>
-                <w:sz w:val="24"/>
-                <w:szCs w:val="24"/>
-              </w:rPr>
-              <w:t>всех</w:t>
-            </w:r>
-            <w:proofErr w:type="spellEnd"/>
-            <w:r>
-              <w:rPr>
-                <w:sz w:val="24"/>
-                <w:szCs w:val="24"/>
-              </w:rPr>
-              <w:t xml:space="preserve"> </w:t>
-            </w:r>
-            <w:proofErr w:type="spellStart"/>
-            <w:r>
-              <w:rPr>
-                <w:sz w:val="24"/>
-                <w:szCs w:val="24"/>
-              </w:rPr>
-              <w:t>фильтров</w:t>
-            </w:r>
-            <w:proofErr w:type="spellEnd"/>
-          </w:p>
-        </w:tc>
-        <w:tc>
-          <w:tcPr>
-            <w:tcW w:w="1774" w:type="dxa"/>
-          </w:tcPr>
-          <w:p>
-            <w:pPr>
-              <w:rPr>
-                <w:sz w:val="24"/>
-                <w:szCs w:val="24"/>
-              </w:rPr>
-            </w:pPr>
-            <w:proofErr w:type="spellStart"/>
-            <w:r>
-              <w:rPr>
-                <w:sz w:val="24"/>
-                <w:szCs w:val="24"/>
-              </w:rPr>
-              <w:t>Выполнено</w:t>
-            </w:r>
-            <w:proofErr w:type="spellEnd"/>
-          </w:p>
-        </w:tc>
-      </w:tr>
     </w:tbl>
     <w:p>
       <w:pPr>
@@ -11449,6 +14045,46 @@
           <w:lang w:val="en-US"/>
         </w:rPr>
       </w:pPr>
+      <w:r>
+        <w:rPr>
+          <w:lang w:val="en-US"/>
+        </w:rPr>
+        <w:drawing>
+          <wp:inline distT="0" distB="0" distL="0" distR="0" wp14:anchorId="1F017E68" wp14:editId="3A0B6697">
+            <wp:extent cx="5962651" cy="4103233"/>
+            <wp:effectExtent l="0" t="0" r="0" b="0"/>
+            <wp:docPr id="10" name="Рисунок 10"/>
+            <wp:cNvGraphicFramePr>
+              <a:graphicFrameLocks xmlns:a="http://schemas.openxmlformats.org/drawingml/2006/main" noChangeAspect="1"/>
+            </wp:cNvGraphicFramePr>
+            <a:graphic xmlns:a="http://schemas.openxmlformats.org/drawingml/2006/main">
+              <a:graphicData uri="http://schemas.openxmlformats.org/drawingml/2006/picture">
+                <pic:pic xmlns:pic="http://schemas.openxmlformats.org/drawingml/2006/picture">
+                  <pic:nvPicPr>
+                    <pic:cNvPr id="1" name=""/>
+                    <pic:cNvPicPr/>
+                  </pic:nvPicPr>
+                  <pic:blipFill>
+                    <a:blip r:embed="rId22"/>
+                    <a:stretch>
+                      <a:fillRect/>
+                    </a:stretch>
+                  </pic:blipFill>
+                  <pic:spPr>
+                    <a:xfrm>
+                      <a:off x="0" y="0"/>
+                      <a:ext cx="5973002" cy="4110356"/>
+                    </a:xfrm>
+                    <a:prstGeom prst="rect">
+                      <a:avLst/>
+                    </a:prstGeom>
+                  </pic:spPr>
+                </pic:pic>
+              </a:graphicData>
+            </a:graphic>
+          </wp:inline>
+        </w:drawing>
+      </w:r>
     </w:p>
     <w:p>
       <w:pPr>
@@ -11458,10 +14094,11 @@
         <w:jc w:val="center"/>
       </w:pPr>
       <w:r>
+        <w:lastRenderedPageBreak/>
         <w:t xml:space="preserve">Рисунок </w:t>
       </w:r>
       <w:r>
-        <w:t>7</w:t>
+        <w:t>12</w:t>
       </w:r>
       <w:r>
         <w:t xml:space="preserve"> </w:t>
@@ -11496,10 +14133,47 @@
     <w:p>
       <w:pPr>
         <w:pStyle w:val="1234"/>
-        <w:ind w:left="792" w:right="170" w:firstLine="0"/>
+        <w:ind w:left="0" w:right="170" w:firstLine="0"/>
         <w:contextualSpacing w:val="0"/>
         <w:jc w:val="center"/>
       </w:pPr>
+      <w:r>
+        <w:drawing>
+          <wp:inline distT="0" distB="0" distL="0" distR="0" wp14:anchorId="46369A43" wp14:editId="37C8C865">
+            <wp:extent cx="5210902" cy="3410426"/>
+            <wp:effectExtent l="0" t="0" r="8890" b="0"/>
+            <wp:docPr id="11" name="Рисунок 11"/>
+            <wp:cNvGraphicFramePr>
+              <a:graphicFrameLocks xmlns:a="http://schemas.openxmlformats.org/drawingml/2006/main" noChangeAspect="1"/>
+            </wp:cNvGraphicFramePr>
+            <a:graphic xmlns:a="http://schemas.openxmlformats.org/drawingml/2006/main">
+              <a:graphicData uri="http://schemas.openxmlformats.org/drawingml/2006/picture">
+                <pic:pic xmlns:pic="http://schemas.openxmlformats.org/drawingml/2006/picture">
+                  <pic:nvPicPr>
+                    <pic:cNvPr id="1" name=""/>
+                    <pic:cNvPicPr/>
+                  </pic:nvPicPr>
+                  <pic:blipFill>
+                    <a:blip r:embed="rId23"/>
+                    <a:stretch>
+                      <a:fillRect/>
+                    </a:stretch>
+                  </pic:blipFill>
+                  <pic:spPr>
+                    <a:xfrm>
+                      <a:off x="0" y="0"/>
+                      <a:ext cx="5210902" cy="3410426"/>
+                    </a:xfrm>
+                    <a:prstGeom prst="rect">
+                      <a:avLst/>
+                    </a:prstGeom>
+                  </pic:spPr>
+                </pic:pic>
+              </a:graphicData>
+            </a:graphic>
+          </wp:inline>
+        </w:drawing>
+      </w:r>
     </w:p>
     <w:p>
       <w:pPr>
@@ -11512,7 +14186,10 @@
         <w:t xml:space="preserve">Рисунок </w:t>
       </w:r>
       <w:r>
-        <w:t xml:space="preserve">8 </w:t>
+        <w:t>13</w:t>
+      </w:r>
+      <w:r>
+        <w:t xml:space="preserve"> </w:t>
       </w:r>
       <w:r>
         <w:sym w:font="Symbol" w:char="F02D"/>
@@ -11575,7 +14252,7 @@
                     <pic:cNvPicPr/>
                   </pic:nvPicPr>
                   <pic:blipFill>
-                    <a:blip r:embed="rId17"/>
+                    <a:blip r:embed="rId24"/>
                     <a:stretch>
                       <a:fillRect/>
                     </a:stretch>
@@ -11607,7 +14284,7 @@
         <w:t xml:space="preserve">Рисунок </w:t>
       </w:r>
       <w:r>
-        <w:t>9</w:t>
+        <w:t>14</w:t>
       </w:r>
       <w:r>
         <w:t xml:space="preserve"> </w:t>
@@ -11635,9 +14312,54 @@
     <w:p>
       <w:pPr>
         <w:pStyle w:val="1234"/>
-        <w:ind w:right="170"/>
+        <w:ind w:left="0" w:right="0" w:firstLine="0"/>
         <w:contextualSpacing w:val="0"/>
-      </w:pPr>
+        <w:jc w:val="center"/>
+      </w:pPr>
+      <w:r>
+        <w:drawing>
+          <wp:inline distT="0" distB="0" distL="0" distR="0" wp14:anchorId="61BAECA3" wp14:editId="61DAB0DF">
+            <wp:extent cx="5495925" cy="2798445"/>
+            <wp:effectExtent l="0" t="0" r="9525" b="1905"/>
+            <wp:docPr id="13" name="Рисунок 13"/>
+            <wp:cNvGraphicFramePr>
+              <a:graphicFrameLocks xmlns:a="http://schemas.openxmlformats.org/drawingml/2006/main" noChangeAspect="1"/>
+            </wp:cNvGraphicFramePr>
+            <a:graphic xmlns:a="http://schemas.openxmlformats.org/drawingml/2006/main">
+              <a:graphicData uri="http://schemas.openxmlformats.org/drawingml/2006/picture">
+                <pic:pic xmlns:pic="http://schemas.openxmlformats.org/drawingml/2006/picture">
+                  <pic:nvPicPr>
+                    <pic:cNvPr id="1" name=""/>
+                    <pic:cNvPicPr/>
+                  </pic:nvPicPr>
+                  <pic:blipFill rotWithShape="1">
+                    <a:blip r:embed="rId25"/>
+                    <a:srcRect l="3914" r="12439"/>
+                    <a:stretch/>
+                  </pic:blipFill>
+                  <pic:spPr bwMode="auto">
+                    <a:xfrm>
+                      <a:off x="0" y="0"/>
+                      <a:ext cx="5495925" cy="2798445"/>
+                    </a:xfrm>
+                    <a:prstGeom prst="rect">
+                      <a:avLst/>
+                    </a:prstGeom>
+                    <a:ln>
+                      <a:noFill/>
+                    </a:ln>
+                    <a:extLst>
+                      <a:ext uri="{53640926-AAD7-44D8-BBD7-CCE9431645EC}">
+                        <a14:shadowObscured xmlns:a14="http://schemas.microsoft.com/office/drawing/2010/main"/>
+                      </a:ext>
+                    </a:extLst>
+                  </pic:spPr>
+                </pic:pic>
+              </a:graphicData>
+            </a:graphic>
+          </wp:inline>
+        </w:drawing>
+      </w:r>
     </w:p>
     <w:p>
       <w:pPr>
@@ -11651,7 +14373,10 @@
         <w:t xml:space="preserve">Рисунок </w:t>
       </w:r>
       <w:r>
-        <w:t>10</w:t>
+        <w:t>1</w:t>
+      </w:r>
+      <w:r>
+        <w:t>5</w:t>
       </w:r>
       <w:r>
         <w:t xml:space="preserve"> </w:t>
@@ -11680,10 +14405,51 @@
         <w:t>Загрузка неграфического файла:</w:t>
       </w:r>
     </w:p>
-    <w:p/>
     <w:p>
       <w:pPr>
         <w:jc w:val="center"/>
+      </w:pPr>
+      <w:r>
+        <w:drawing>
+          <wp:inline distT="0" distB="0" distL="0" distR="0" wp14:anchorId="580BACAD" wp14:editId="22A17F25">
+            <wp:extent cx="6233215" cy="777119"/>
+            <wp:effectExtent l="0" t="0" r="0" b="4445"/>
+            <wp:docPr id="14" name="Рисунок 14"/>
+            <wp:cNvGraphicFramePr>
+              <a:graphicFrameLocks xmlns:a="http://schemas.openxmlformats.org/drawingml/2006/main" noChangeAspect="1"/>
+            </wp:cNvGraphicFramePr>
+            <a:graphic xmlns:a="http://schemas.openxmlformats.org/drawingml/2006/main">
+              <a:graphicData uri="http://schemas.openxmlformats.org/drawingml/2006/picture">
+                <pic:pic xmlns:pic="http://schemas.openxmlformats.org/drawingml/2006/picture">
+                  <pic:nvPicPr>
+                    <pic:cNvPr id="1" name=""/>
+                    <pic:cNvPicPr/>
+                  </pic:nvPicPr>
+                  <pic:blipFill>
+                    <a:blip r:embed="rId26"/>
+                    <a:stretch>
+                      <a:fillRect/>
+                    </a:stretch>
+                  </pic:blipFill>
+                  <pic:spPr>
+                    <a:xfrm>
+                      <a:off x="0" y="0"/>
+                      <a:ext cx="6334474" cy="789743"/>
+                    </a:xfrm>
+                    <a:prstGeom prst="rect">
+                      <a:avLst/>
+                    </a:prstGeom>
+                  </pic:spPr>
+                </pic:pic>
+              </a:graphicData>
+            </a:graphic>
+          </wp:inline>
+        </w:drawing>
+      </w:r>
+    </w:p>
+    <w:p>
+      <w:pPr>
+        <w:jc w:val="center"/>
         <w:rPr>
           <w:lang w:val="ru-RU"/>
         </w:rPr>
@@ -11695,7 +14461,13 @@
         <w:rPr>
           <w:lang w:val="ru-RU"/>
         </w:rPr>
-        <w:t>11</w:t>
+        <w:t>1</w:t>
+      </w:r>
+      <w:r>
+        <w:rPr>
+          <w:lang w:val="ru-RU"/>
+        </w:rPr>
+        <w:t>6</w:t>
       </w:r>
       <w:r>
         <w:t xml:space="preserve"> </w:t>
@@ -11718,6 +14490,9 @@
       </w:pPr>
       <w:r>
         <w:t>Так как файл не будет иметь стандартного расширения, то и отображаться он не будет.</w:t>
+      </w:r>
+      <w:r>
+        <w:t xml:space="preserve"> Так же на стороне клиента будет выведено сообщение об ошибке.</w:t>
       </w:r>
     </w:p>
     <w:p>
@@ -11752,11 +14527,242 @@
           <w:lang w:val="ru-RU"/>
         </w:rPr>
       </w:pPr>
+      <w:r>
+        <w:rPr>
+          <w:lang w:val="ru-RU"/>
+        </w:rPr>
+        <w:drawing>
+          <wp:inline distT="0" distB="0" distL="0" distR="0" wp14:anchorId="51FEBE9E" wp14:editId="4BE7F341">
+            <wp:extent cx="6103620" cy="1544339"/>
+            <wp:effectExtent l="0" t="0" r="0" b="0"/>
+            <wp:docPr id="19" name="Рисунок 19"/>
+            <wp:cNvGraphicFramePr>
+              <a:graphicFrameLocks xmlns:a="http://schemas.openxmlformats.org/drawingml/2006/main" noChangeAspect="1"/>
+            </wp:cNvGraphicFramePr>
+            <a:graphic xmlns:a="http://schemas.openxmlformats.org/drawingml/2006/main">
+              <a:graphicData uri="http://schemas.openxmlformats.org/drawingml/2006/picture">
+                <pic:pic xmlns:pic="http://schemas.openxmlformats.org/drawingml/2006/picture">
+                  <pic:nvPicPr>
+                    <pic:cNvPr id="1" name=""/>
+                    <pic:cNvPicPr/>
+                  </pic:nvPicPr>
+                  <pic:blipFill>
+                    <a:blip r:embed="rId27"/>
+                    <a:stretch>
+                      <a:fillRect/>
+                    </a:stretch>
+                  </pic:blipFill>
+                  <pic:spPr>
+                    <a:xfrm>
+                      <a:off x="0" y="0"/>
+                      <a:ext cx="6124046" cy="1549507"/>
+                    </a:xfrm>
+                    <a:prstGeom prst="rect">
+                      <a:avLst/>
+                    </a:prstGeom>
+                  </pic:spPr>
+                </pic:pic>
+              </a:graphicData>
+            </a:graphic>
+          </wp:inline>
+        </w:drawing>
+      </w:r>
     </w:p>
     <w:p>
       <w:pPr>
         <w:jc w:val="center"/>
         <w:rPr>
+          <w:lang w:val="ru-RU"/>
+        </w:rPr>
+      </w:pPr>
+      <w:r>
+        <w:t xml:space="preserve">Рисунок </w:t>
+      </w:r>
+      <w:r>
+        <w:rPr>
+          <w:lang w:val="ru-RU"/>
+        </w:rPr>
+        <w:t>1</w:t>
+      </w:r>
+      <w:r>
+        <w:rPr>
+          <w:lang w:val="ru-RU"/>
+        </w:rPr>
+        <w:t>7</w:t>
+      </w:r>
+      <w:r>
+        <w:t xml:space="preserve"> </w:t>
+      </w:r>
+      <w:r>
+        <w:sym w:font="Symbol" w:char="F02D"/>
+      </w:r>
+      <w:r>
+        <w:t xml:space="preserve"> </w:t>
+      </w:r>
+      <w:r>
+        <w:rPr>
+          <w:lang w:val="ru-RU"/>
+        </w:rPr>
+        <w:t xml:space="preserve"> публикация формы </w:t>
+      </w:r>
+    </w:p>
+    <w:p>
+      <w:pPr>
+        <w:jc w:val="center"/>
+        <w:rPr>
+          <w:lang w:val="ru-RU"/>
+        </w:rPr>
+      </w:pPr>
+      <w:r>
+        <w:rPr>
+          <w:lang w:val="ru-RU"/>
+        </w:rPr>
+        <w:drawing>
+          <wp:inline distT="0" distB="0" distL="0" distR="0" wp14:anchorId="17DCEFB8" wp14:editId="7138C570">
+            <wp:extent cx="5798820" cy="3757716"/>
+            <wp:effectExtent l="0" t="0" r="0" b="0"/>
+            <wp:docPr id="20" name="Рисунок 20"/>
+            <wp:cNvGraphicFramePr>
+              <a:graphicFrameLocks xmlns:a="http://schemas.openxmlformats.org/drawingml/2006/main" noChangeAspect="1"/>
+            </wp:cNvGraphicFramePr>
+            <a:graphic xmlns:a="http://schemas.openxmlformats.org/drawingml/2006/main">
+              <a:graphicData uri="http://schemas.openxmlformats.org/drawingml/2006/picture">
+                <pic:pic xmlns:pic="http://schemas.openxmlformats.org/drawingml/2006/picture">
+                  <pic:nvPicPr>
+                    <pic:cNvPr id="1" name=""/>
+                    <pic:cNvPicPr/>
+                  </pic:nvPicPr>
+                  <pic:blipFill>
+                    <a:blip r:embed="rId28"/>
+                    <a:stretch>
+                      <a:fillRect/>
+                    </a:stretch>
+                  </pic:blipFill>
+                  <pic:spPr>
+                    <a:xfrm>
+                      <a:off x="0" y="0"/>
+                      <a:ext cx="5808332" cy="3763880"/>
+                    </a:xfrm>
+                    <a:prstGeom prst="rect">
+                      <a:avLst/>
+                    </a:prstGeom>
+                  </pic:spPr>
+                </pic:pic>
+              </a:graphicData>
+            </a:graphic>
+          </wp:inline>
+        </w:drawing>
+      </w:r>
+    </w:p>
+    <w:p>
+      <w:pPr>
+        <w:jc w:val="center"/>
+        <w:rPr>
+          <w:lang w:val="en-US"/>
+        </w:rPr>
+      </w:pPr>
+      <w:r>
+        <w:t xml:space="preserve">Рисунок </w:t>
+      </w:r>
+      <w:r>
+        <w:rPr>
+          <w:lang w:val="ru-RU"/>
+        </w:rPr>
+        <w:t>1</w:t>
+      </w:r>
+      <w:r>
+        <w:rPr>
+          <w:lang w:val="ru-RU"/>
+        </w:rPr>
+        <w:t>8</w:t>
+      </w:r>
+      <w:r>
+        <w:t xml:space="preserve"> </w:t>
+      </w:r>
+      <w:r>
+        <w:sym w:font="Symbol" w:char="F02D"/>
+      </w:r>
+      <w:r>
+        <w:t xml:space="preserve"> </w:t>
+      </w:r>
+      <w:r>
+        <w:rPr>
+          <w:lang w:val="ru-RU"/>
+        </w:rPr>
+        <w:t xml:space="preserve"> </w:t>
+      </w:r>
+      <w:r>
+        <w:rPr>
+          <w:lang w:val="ru-RU"/>
+        </w:rPr>
+        <w:t xml:space="preserve">Скачивание результатов в формат </w:t>
+      </w:r>
+      <w:r>
+        <w:rPr>
+          <w:lang w:val="ru-RU"/>
+        </w:rPr>
+        <w:t>.</w:t>
+      </w:r>
+      <w:r>
+        <w:rPr>
+          <w:lang w:val="en-US"/>
+        </w:rPr>
+        <w:t>txt</w:t>
+      </w:r>
+    </w:p>
+    <w:p>
+      <w:pPr>
+        <w:jc w:val="center"/>
+        <w:rPr>
+          <w:lang w:val="ru-RU"/>
+        </w:rPr>
+      </w:pPr>
+      <w:r>
+        <w:rPr>
+          <w:lang w:val="ru-RU"/>
+        </w:rPr>
+        <w:lastRenderedPageBreak/>
+        <w:drawing>
+          <wp:inline distT="0" distB="0" distL="0" distR="0" wp14:anchorId="2A1FA3F9" wp14:editId="2C943762">
+            <wp:extent cx="6056647" cy="5248275"/>
+            <wp:effectExtent l="0" t="0" r="1270" b="0"/>
+            <wp:docPr id="21" name="Рисунок 21"/>
+            <wp:cNvGraphicFramePr>
+              <a:graphicFrameLocks xmlns:a="http://schemas.openxmlformats.org/drawingml/2006/main" noChangeAspect="1"/>
+            </wp:cNvGraphicFramePr>
+            <a:graphic xmlns:a="http://schemas.openxmlformats.org/drawingml/2006/main">
+              <a:graphicData uri="http://schemas.openxmlformats.org/drawingml/2006/picture">
+                <pic:pic xmlns:pic="http://schemas.openxmlformats.org/drawingml/2006/picture">
+                  <pic:nvPicPr>
+                    <pic:cNvPr id="1" name=""/>
+                    <pic:cNvPicPr/>
+                  </pic:nvPicPr>
+                  <pic:blipFill>
+                    <a:blip r:embed="rId29"/>
+                    <a:stretch>
+                      <a:fillRect/>
+                    </a:stretch>
+                  </pic:blipFill>
+                  <pic:spPr>
+                    <a:xfrm>
+                      <a:off x="0" y="0"/>
+                      <a:ext cx="6067625" cy="5257788"/>
+                    </a:xfrm>
+                    <a:prstGeom prst="rect">
+                      <a:avLst/>
+                    </a:prstGeom>
+                  </pic:spPr>
+                </pic:pic>
+              </a:graphicData>
+            </a:graphic>
+          </wp:inline>
+        </w:drawing>
+      </w:r>
+    </w:p>
+    <w:p>
+      <w:pPr>
+        <w:jc w:val="center"/>
+        <w:rPr>
           <w:szCs w:val="32"/>
           <w:lang w:val="ru-RU"/>
         </w:rPr>
@@ -11774,7 +14780,7 @@
         <w:rPr>
           <w:lang w:val="ru-RU"/>
         </w:rPr>
-        <w:t>2</w:t>
+        <w:t>9</w:t>
       </w:r>
       <w:r>
         <w:t xml:space="preserve"> </w:t>
@@ -11783,13 +14789,16 @@
         <w:sym w:font="Symbol" w:char="F02D"/>
       </w:r>
       <w:r>
+        <w:rPr>
+          <w:lang w:val="ru-RU"/>
+        </w:rPr>
+        <w:t xml:space="preserve"> Просмотр статистики ответов</w:t>
+      </w:r>
+      <w:r>
+        <w:rPr>
+          <w:lang w:val="ru-RU"/>
+        </w:rPr>
         <w:t xml:space="preserve"> </w:t>
-      </w:r>
-      <w:r>
-        <w:rPr>
-          <w:lang w:val="ru-RU"/>
-        </w:rPr>
-        <w:t xml:space="preserve"> публикация формы </w:t>
       </w:r>
       <w:r>
         <w:rPr>
@@ -11832,15 +14841,378 @@
         <w:spacing w:line="360" w:lineRule="auto"/>
         <w:ind w:left="284" w:right="170" w:firstLine="709"/>
         <w:rPr>
-          <w:lang w:val="ru-RU"/>
-        </w:rPr>
-      </w:pPr>
-      <w:r>
-        <w:rPr>
           <w:szCs w:val="22"/>
           <w:lang w:val="ru-RU" w:eastAsia="en-US"/>
         </w:rPr>
-        <w:t>В данной курсовой работе были</w:t>
+      </w:pPr>
+      <w:r>
+        <w:rPr>
+          <w:szCs w:val="22"/>
+          <w:lang w:val="ru-RU" w:eastAsia="en-US"/>
+        </w:rPr>
+        <w:t xml:space="preserve">В ходе выполнения курсовой работы был разработан веб-сервис для создания, проведения и анализа онлайн-опросов на языке </w:t>
+      </w:r>
+      <w:proofErr w:type="spellStart"/>
+      <w:r>
+        <w:rPr>
+          <w:szCs w:val="22"/>
+          <w:lang w:val="ru-RU" w:eastAsia="en-US"/>
+        </w:rPr>
+        <w:t>Java</w:t>
+      </w:r>
+      <w:proofErr w:type="spellEnd"/>
+      <w:r>
+        <w:rPr>
+          <w:szCs w:val="22"/>
+          <w:lang w:val="ru-RU" w:eastAsia="en-US"/>
+        </w:rPr>
+        <w:t>. Основной целью проекта являлось создание многофункционального приложения, способного гибко настраивать структуру анкет с различными типами данных, собирать ответы респондентов и предоставлять удобные инструменты для аналитики полученных результатов.  В процессе разработки была спроектирована классическая многослойная архитектура на основе паттерна MVC</w:t>
+      </w:r>
+      <w:r>
+        <w:rPr>
+          <w:szCs w:val="22"/>
+          <w:lang w:val="ru-RU" w:eastAsia="en-US"/>
+        </w:rPr>
+        <w:t xml:space="preserve"> </w:t>
+      </w:r>
+      <w:r>
+        <w:rPr>
+          <w:szCs w:val="22"/>
+          <w:lang w:val="ru-RU" w:eastAsia="en-US"/>
+        </w:rPr>
+        <w:t>(</w:t>
+      </w:r>
+      <w:proofErr w:type="spellStart"/>
+      <w:r>
+        <w:rPr>
+          <w:szCs w:val="22"/>
+          <w:lang w:val="ru-RU" w:eastAsia="en-US"/>
+        </w:rPr>
+        <w:t>Model-View-Controller</w:t>
+      </w:r>
+      <w:proofErr w:type="spellEnd"/>
+      <w:r>
+        <w:rPr>
+          <w:szCs w:val="22"/>
+          <w:lang w:val="ru-RU" w:eastAsia="en-US"/>
+        </w:rPr>
+        <w:t>), включающая подсистемы аутентификации, управления формами опросов, настройки вопросов, сбора ответов и генерации отчетов. Такой подход позволил четко разделить ответственность между бизнес-логикой, взаимодействием с базой данных и пользовательским интерфейсом, обеспечив независимость компонентов системы.</w:t>
+      </w:r>
+    </w:p>
+    <w:p>
+      <w:pPr>
+        <w:spacing w:line="360" w:lineRule="auto"/>
+        <w:ind w:left="284" w:right="170" w:firstLine="709"/>
+        <w:rPr>
+          <w:szCs w:val="22"/>
+          <w:lang w:val="ru-RU" w:eastAsia="en-US"/>
+        </w:rPr>
+      </w:pPr>
+      <w:r>
+        <w:rPr>
+          <w:szCs w:val="22"/>
+          <w:lang w:val="ru-RU" w:eastAsia="en-US"/>
+        </w:rPr>
+        <w:t>В рамках работы была реализована поддержка девяти типов вопросов, включая сложные структуры, такие как шкалы оценок и матричные сетки (</w:t>
+      </w:r>
+      <w:proofErr w:type="spellStart"/>
+      <w:r>
+        <w:rPr>
+          <w:szCs w:val="22"/>
+          <w:lang w:val="ru-RU" w:eastAsia="en-US"/>
+        </w:rPr>
+        <w:t>Grid</w:t>
+      </w:r>
+      <w:proofErr w:type="spellEnd"/>
+      <w:r>
+        <w:rPr>
+          <w:szCs w:val="22"/>
+          <w:lang w:val="ru-RU" w:eastAsia="en-US"/>
+        </w:rPr>
+        <w:t>). Для управления бизнес-процессами использовались классы сервисного слоя (</w:t>
+      </w:r>
+      <w:proofErr w:type="spellStart"/>
+      <w:r>
+        <w:rPr>
+          <w:szCs w:val="22"/>
+          <w:lang w:val="ru-RU" w:eastAsia="en-US"/>
+        </w:rPr>
+        <w:t>FormService</w:t>
+      </w:r>
+      <w:proofErr w:type="spellEnd"/>
+      <w:r>
+        <w:rPr>
+          <w:szCs w:val="22"/>
+          <w:lang w:val="ru-RU" w:eastAsia="en-US"/>
+        </w:rPr>
+        <w:t xml:space="preserve">, </w:t>
+      </w:r>
+      <w:proofErr w:type="spellStart"/>
+      <w:r>
+        <w:rPr>
+          <w:szCs w:val="22"/>
+          <w:lang w:val="ru-RU" w:eastAsia="en-US"/>
+        </w:rPr>
+        <w:t>QuestionService</w:t>
+      </w:r>
+      <w:proofErr w:type="spellEnd"/>
+      <w:r>
+        <w:rPr>
+          <w:szCs w:val="22"/>
+          <w:lang w:val="ru-RU" w:eastAsia="en-US"/>
+        </w:rPr>
+        <w:t xml:space="preserve">, </w:t>
+      </w:r>
+      <w:proofErr w:type="spellStart"/>
+      <w:r>
+        <w:rPr>
+          <w:szCs w:val="22"/>
+          <w:lang w:val="ru-RU" w:eastAsia="en-US"/>
+        </w:rPr>
+        <w:t>ResponseService</w:t>
+      </w:r>
+      <w:proofErr w:type="spellEnd"/>
+      <w:r>
+        <w:rPr>
+          <w:szCs w:val="22"/>
+          <w:lang w:val="ru-RU" w:eastAsia="en-US"/>
+        </w:rPr>
+        <w:t xml:space="preserve">), а взаимодействие с хранилищем данных осуществлялось через интерфейсы </w:t>
+      </w:r>
+      <w:proofErr w:type="spellStart"/>
+      <w:r>
+        <w:rPr>
+          <w:szCs w:val="22"/>
+          <w:lang w:val="ru-RU" w:eastAsia="en-US"/>
+        </w:rPr>
+        <w:t>Spring</w:t>
+      </w:r>
+      <w:proofErr w:type="spellEnd"/>
+      <w:r>
+        <w:rPr>
+          <w:szCs w:val="22"/>
+          <w:lang w:val="ru-RU" w:eastAsia="en-US"/>
+        </w:rPr>
+        <w:t xml:space="preserve"> </w:t>
+      </w:r>
+      <w:proofErr w:type="spellStart"/>
+      <w:r>
+        <w:rPr>
+          <w:szCs w:val="22"/>
+          <w:lang w:val="ru-RU" w:eastAsia="en-US"/>
+        </w:rPr>
+        <w:t>Data</w:t>
+      </w:r>
+      <w:proofErr w:type="spellEnd"/>
+      <w:r>
+        <w:rPr>
+          <w:szCs w:val="22"/>
+          <w:lang w:val="ru-RU" w:eastAsia="en-US"/>
+        </w:rPr>
+        <w:t xml:space="preserve"> JPA. Вся логика валидации, сохранения ответов и расчета статистики выполняется на сервере, что гарантирует целостность данных при одновременном прохождении опросов множеством пользователей. Для детального анализа собранных результатов была разработана подсистема агрегации данных и генерации отчетов. Она поддерживает экспорт статистики в форматы HTML, XML и TXT. Дополнительно была реализована функциональность работы с мультимедиа, позволяющая безопасно загружать и прикреплять изображения к анкетам.</w:t>
+      </w:r>
+      <w:r>
+        <w:rPr>
+          <w:szCs w:val="22"/>
+          <w:lang w:val="ru-RU" w:eastAsia="en-US"/>
+        </w:rPr>
+        <w:t xml:space="preserve"> </w:t>
+      </w:r>
+      <w:r>
+        <w:rPr>
+          <w:szCs w:val="22"/>
+          <w:lang w:val="ru-RU" w:eastAsia="en-US"/>
+        </w:rPr>
+        <w:t xml:space="preserve">При разработке активно применялся фреймворк </w:t>
+      </w:r>
+      <w:proofErr w:type="spellStart"/>
+      <w:r>
+        <w:rPr>
+          <w:szCs w:val="22"/>
+          <w:lang w:val="ru-RU" w:eastAsia="en-US"/>
+        </w:rPr>
+        <w:t>Spring</w:t>
+      </w:r>
+      <w:proofErr w:type="spellEnd"/>
+      <w:r>
+        <w:rPr>
+          <w:szCs w:val="22"/>
+          <w:lang w:val="ru-RU" w:eastAsia="en-US"/>
+        </w:rPr>
+        <w:t xml:space="preserve"> </w:t>
+      </w:r>
+      <w:proofErr w:type="spellStart"/>
+      <w:r>
+        <w:rPr>
+          <w:szCs w:val="22"/>
+          <w:lang w:val="ru-RU" w:eastAsia="en-US"/>
+        </w:rPr>
+        <w:t>Boot</w:t>
+      </w:r>
+      <w:proofErr w:type="spellEnd"/>
+      <w:r>
+        <w:rPr>
+          <w:szCs w:val="22"/>
+          <w:lang w:val="ru-RU" w:eastAsia="en-US"/>
+        </w:rPr>
+        <w:t xml:space="preserve">, а также </w:t>
+      </w:r>
+      <w:proofErr w:type="spellStart"/>
+      <w:r>
+        <w:rPr>
+          <w:szCs w:val="22"/>
+          <w:lang w:val="ru-RU" w:eastAsia="en-US"/>
+        </w:rPr>
+        <w:t>Spring</w:t>
+      </w:r>
+      <w:proofErr w:type="spellEnd"/>
+      <w:r>
+        <w:rPr>
+          <w:szCs w:val="22"/>
+          <w:lang w:val="ru-RU" w:eastAsia="en-US"/>
+        </w:rPr>
+        <w:t xml:space="preserve"> </w:t>
+      </w:r>
+      <w:proofErr w:type="spellStart"/>
+      <w:r>
+        <w:rPr>
+          <w:szCs w:val="22"/>
+          <w:lang w:val="ru-RU" w:eastAsia="en-US"/>
+        </w:rPr>
+        <w:t>Security</w:t>
+      </w:r>
+      <w:proofErr w:type="spellEnd"/>
+      <w:r>
+        <w:rPr>
+          <w:szCs w:val="22"/>
+          <w:lang w:val="ru-RU" w:eastAsia="en-US"/>
+        </w:rPr>
+        <w:t xml:space="preserve"> для реализации ролевой модели доступа</w:t>
+      </w:r>
+      <w:r>
+        <w:rPr>
+          <w:szCs w:val="22"/>
+          <w:lang w:val="ru-RU" w:eastAsia="en-US"/>
+        </w:rPr>
+        <w:t xml:space="preserve"> </w:t>
+      </w:r>
+      <w:r>
+        <w:rPr>
+          <w:szCs w:val="22"/>
+          <w:lang w:val="ru-RU" w:eastAsia="en-US"/>
+        </w:rPr>
+        <w:t xml:space="preserve">и хеширования паролей. Пользовательский интерфейс построен с использованием серверного </w:t>
+      </w:r>
+      <w:proofErr w:type="spellStart"/>
+      <w:r>
+        <w:rPr>
+          <w:szCs w:val="22"/>
+          <w:lang w:val="ru-RU" w:eastAsia="en-US"/>
+        </w:rPr>
+        <w:t>шаблонизатора</w:t>
+      </w:r>
+      <w:proofErr w:type="spellEnd"/>
+      <w:r>
+        <w:rPr>
+          <w:szCs w:val="22"/>
+          <w:lang w:val="ru-RU" w:eastAsia="en-US"/>
+        </w:rPr>
+        <w:t xml:space="preserve"> </w:t>
+      </w:r>
+      <w:proofErr w:type="spellStart"/>
+      <w:r>
+        <w:rPr>
+          <w:szCs w:val="22"/>
+          <w:lang w:val="ru-RU" w:eastAsia="en-US"/>
+        </w:rPr>
+        <w:t>Thymeleaf</w:t>
+      </w:r>
+      <w:proofErr w:type="spellEnd"/>
+      <w:r>
+        <w:rPr>
+          <w:szCs w:val="22"/>
+          <w:lang w:val="ru-RU" w:eastAsia="en-US"/>
+        </w:rPr>
+        <w:t xml:space="preserve">. В качестве системы управления базами данных была выбрана СУБД </w:t>
+      </w:r>
+      <w:proofErr w:type="spellStart"/>
+      <w:r>
+        <w:rPr>
+          <w:szCs w:val="22"/>
+          <w:lang w:val="ru-RU" w:eastAsia="en-US"/>
+        </w:rPr>
+        <w:t>Firebird</w:t>
+      </w:r>
+      <w:proofErr w:type="spellEnd"/>
+      <w:r>
+        <w:rPr>
+          <w:szCs w:val="22"/>
+          <w:lang w:val="ru-RU" w:eastAsia="en-US"/>
+        </w:rPr>
+        <w:t xml:space="preserve">. Для обеспечения </w:t>
+      </w:r>
+      <w:r>
+        <w:rPr>
+          <w:szCs w:val="22"/>
+          <w:lang w:val="ru-RU" w:eastAsia="en-US"/>
+        </w:rPr>
+        <w:lastRenderedPageBreak/>
+        <w:t xml:space="preserve">расширяемости подсистемы экспорта отчетов был успешно применен паттерн проектирования </w:t>
+      </w:r>
+      <w:proofErr w:type="spellStart"/>
+      <w:r>
+        <w:rPr>
+          <w:szCs w:val="22"/>
+          <w:lang w:val="ru-RU" w:eastAsia="en-US"/>
+        </w:rPr>
+        <w:t>Strategy</w:t>
+      </w:r>
+      <w:proofErr w:type="spellEnd"/>
+      <w:r>
+        <w:rPr>
+          <w:szCs w:val="22"/>
+          <w:lang w:val="ru-RU" w:eastAsia="en-US"/>
+        </w:rPr>
+        <w:t>.</w:t>
+      </w:r>
+    </w:p>
+    <w:p>
+      <w:pPr>
+        <w:spacing w:line="360" w:lineRule="auto"/>
+        <w:ind w:left="284" w:right="170" w:firstLine="709"/>
+        <w:rPr>
+          <w:lang w:val="ru-RU"/>
+        </w:rPr>
+      </w:pPr>
+      <w:r>
+        <w:rPr>
+          <w:szCs w:val="22"/>
+          <w:lang w:val="ru-RU" w:eastAsia="en-US"/>
+        </w:rPr>
+        <w:t xml:space="preserve">  В результате выполнения курсовой работы была создана полнофункциональная и масштабируемая система проведения онлайн-опросов, соответствующая всем поставленным требованиям. Разработанный продукт наглядно демонстрирует применение принципов объектно-ориентированного проектирования и современных стандартов промышленной веб-разработки на платформе </w:t>
+      </w:r>
+      <w:proofErr w:type="spellStart"/>
+      <w:r>
+        <w:rPr>
+          <w:szCs w:val="22"/>
+          <w:lang w:val="ru-RU" w:eastAsia="en-US"/>
+        </w:rPr>
+        <w:t>Java</w:t>
+      </w:r>
+      <w:proofErr w:type="spellEnd"/>
+      <w:r>
+        <w:rPr>
+          <w:szCs w:val="22"/>
+          <w:lang w:val="ru-RU" w:eastAsia="en-US"/>
+        </w:rPr>
+        <w:t>.</w:t>
+      </w:r>
+      <w:r>
+        <w:rPr>
+          <w:szCs w:val="22"/>
+          <w:lang w:val="ru-RU" w:eastAsia="en-US"/>
+        </w:rPr>
+        <w:t xml:space="preserve"> </w:t>
       </w:r>
     </w:p>
     <w:p>
@@ -11945,15 +15317,7 @@
       </w:r>
       <w:proofErr w:type="spellEnd"/>
       <w:r>
-        <w:t xml:space="preserve">, А. К. Кузьмин. </w:t>
-      </w:r>
-      <w:bookmarkStart w:id="5" w:name="_GoBack"/>
-      <w:r>
-        <w:t>—</w:t>
-      </w:r>
-      <w:bookmarkEnd w:id="5"/>
-      <w:r>
-        <w:t xml:space="preserve"> Саратов : </w:t>
+        <w:t xml:space="preserve">, А. К. Кузьмин. — Саратов : </w:t>
       </w:r>
       <w:proofErr w:type="spellStart"/>
       <w:r>
@@ -12122,7 +15486,7 @@
         </w:rPr>
         <w:t xml:space="preserve"> Режим доступа: </w:t>
       </w:r>
-      <w:hyperlink r:id="rId18" w:history="1">
+      <w:hyperlink r:id="rId30" w:history="1">
         <w:r>
           <w:rPr>
             <w:rStyle w:val="af3"/>
@@ -12323,7 +15687,7 @@
         </w:rPr>
         <w:t xml:space="preserve"> Режим доступа: </w:t>
       </w:r>
-      <w:hyperlink r:id="rId19" w:history="1">
+      <w:hyperlink r:id="rId31" w:history="1">
         <w:r>
           <w:rPr>
             <w:rStyle w:val="af3"/>
@@ -12474,7 +15838,7 @@
         </w:rPr>
         <w:t xml:space="preserve"> Режим доступа: </w:t>
       </w:r>
-      <w:hyperlink r:id="rId20" w:history="1">
+      <w:hyperlink r:id="rId32" w:history="1">
         <w:r>
           <w:rPr>
             <w:rStyle w:val="af3"/>
@@ -12591,7 +15955,7 @@
         </w:rPr>
         <w:t xml:space="preserve"> Режим доступа: </w:t>
       </w:r>
-      <w:hyperlink r:id="rId21" w:history="1">
+      <w:hyperlink r:id="rId33" w:history="1">
         <w:r>
           <w:rPr>
             <w:rStyle w:val="af3"/>
@@ -12828,7 +16192,7 @@
       </w:r>
     </w:p>
     <w:sectPr>
-      <w:headerReference w:type="default" r:id="rId22"/>
+      <w:headerReference w:type="default" r:id="rId34"/>
       <w:pgSz w:w="11907" w:h="16840" w:code="9"/>
       <w:pgMar w:top="497" w:right="284" w:bottom="1560" w:left="1276" w:header="426" w:footer="720" w:gutter="0"/>
       <w:pgNumType w:start="4"/>
@@ -20676,6 +24040,119 @@
     </w:lvl>
   </w:abstractNum>
   <w:abstractNum w:abstractNumId="22" w15:restartNumberingAfterBreak="0">
+    <w:nsid w:val="66ED67BF"/>
+    <w:multiLevelType w:val="hybridMultilevel"/>
+    <w:tmpl w:val="C8FADAD0"/>
+    <w:lvl w:ilvl="0" w:tplc="78BE8168">
+      <w:start w:val="1"/>
+      <w:numFmt w:val="bullet"/>
+      <w:lvlText w:val=""/>
+      <w:lvlJc w:val="left"/>
+      <w:pPr>
+        <w:ind w:left="1713" w:hanging="360"/>
+      </w:pPr>
+      <w:rPr>
+        <w:rFonts w:ascii="Symbol" w:hAnsi="Symbol" w:hint="default"/>
+      </w:rPr>
+    </w:lvl>
+    <w:lvl w:ilvl="1" w:tplc="04190003" w:tentative="1">
+      <w:start w:val="1"/>
+      <w:numFmt w:val="bullet"/>
+      <w:lvlText w:val="o"/>
+      <w:lvlJc w:val="left"/>
+      <w:pPr>
+        <w:ind w:left="2433" w:hanging="360"/>
+      </w:pPr>
+      <w:rPr>
+        <w:rFonts w:ascii="Courier New" w:hAnsi="Courier New" w:cs="Courier New" w:hint="default"/>
+      </w:rPr>
+    </w:lvl>
+    <w:lvl w:ilvl="2" w:tplc="04190005" w:tentative="1">
+      <w:start w:val="1"/>
+      <w:numFmt w:val="bullet"/>
+      <w:lvlText w:val=""/>
+      <w:lvlJc w:val="left"/>
+      <w:pPr>
+        <w:ind w:left="3153" w:hanging="360"/>
+      </w:pPr>
+      <w:rPr>
+        <w:rFonts w:ascii="Wingdings" w:hAnsi="Wingdings" w:hint="default"/>
+      </w:rPr>
+    </w:lvl>
+    <w:lvl w:ilvl="3" w:tplc="04190001" w:tentative="1">
+      <w:start w:val="1"/>
+      <w:numFmt w:val="bullet"/>
+      <w:lvlText w:val=""/>
+      <w:lvlJc w:val="left"/>
+      <w:pPr>
+        <w:ind w:left="3873" w:hanging="360"/>
+      </w:pPr>
+      <w:rPr>
+        <w:rFonts w:ascii="Symbol" w:hAnsi="Symbol" w:hint="default"/>
+      </w:rPr>
+    </w:lvl>
+    <w:lvl w:ilvl="4" w:tplc="04190003" w:tentative="1">
+      <w:start w:val="1"/>
+      <w:numFmt w:val="bullet"/>
+      <w:lvlText w:val="o"/>
+      <w:lvlJc w:val="left"/>
+      <w:pPr>
+        <w:ind w:left="4593" w:hanging="360"/>
+      </w:pPr>
+      <w:rPr>
+        <w:rFonts w:ascii="Courier New" w:hAnsi="Courier New" w:cs="Courier New" w:hint="default"/>
+      </w:rPr>
+    </w:lvl>
+    <w:lvl w:ilvl="5" w:tplc="04190005" w:tentative="1">
+      <w:start w:val="1"/>
+      <w:numFmt w:val="bullet"/>
+      <w:lvlText w:val=""/>
+      <w:lvlJc w:val="left"/>
+      <w:pPr>
+        <w:ind w:left="5313" w:hanging="360"/>
+      </w:pPr>
+      <w:rPr>
+        <w:rFonts w:ascii="Wingdings" w:hAnsi="Wingdings" w:hint="default"/>
+      </w:rPr>
+    </w:lvl>
+    <w:lvl w:ilvl="6" w:tplc="04190001" w:tentative="1">
+      <w:start w:val="1"/>
+      <w:numFmt w:val="bullet"/>
+      <w:lvlText w:val=""/>
+      <w:lvlJc w:val="left"/>
+      <w:pPr>
+        <w:ind w:left="6033" w:hanging="360"/>
+      </w:pPr>
+      <w:rPr>
+        <w:rFonts w:ascii="Symbol" w:hAnsi="Symbol" w:hint="default"/>
+      </w:rPr>
+    </w:lvl>
+    <w:lvl w:ilvl="7" w:tplc="04190003" w:tentative="1">
+      <w:start w:val="1"/>
+      <w:numFmt w:val="bullet"/>
+      <w:lvlText w:val="o"/>
+      <w:lvlJc w:val="left"/>
+      <w:pPr>
+        <w:ind w:left="6753" w:hanging="360"/>
+      </w:pPr>
+      <w:rPr>
+        <w:rFonts w:ascii="Courier New" w:hAnsi="Courier New" w:cs="Courier New" w:hint="default"/>
+      </w:rPr>
+    </w:lvl>
+    <w:lvl w:ilvl="8" w:tplc="04190005" w:tentative="1">
+      <w:start w:val="1"/>
+      <w:numFmt w:val="bullet"/>
+      <w:lvlText w:val=""/>
+      <w:lvlJc w:val="left"/>
+      <w:pPr>
+        <w:ind w:left="7473" w:hanging="360"/>
+      </w:pPr>
+      <w:rPr>
+        <w:rFonts w:ascii="Wingdings" w:hAnsi="Wingdings" w:hint="default"/>
+      </w:rPr>
+    </w:lvl>
+  </w:abstractNum>
+  <w:abstractNum w:abstractNumId="23" w15:restartNumberingAfterBreak="0">
     <w:nsid w:val="67086434"/>
     <w:multiLevelType w:val="hybridMultilevel"/>
     <w:tmpl w:val="D9844C72"/>
@@ -20788,7 +24265,7 @@
       </w:rPr>
     </w:lvl>
   </w:abstractNum>
-  <w:abstractNum w:abstractNumId="23" w15:restartNumberingAfterBreak="0">
+  <w:abstractNum w:abstractNumId="24" w15:restartNumberingAfterBreak="0">
     <w:nsid w:val="68C922B4"/>
     <w:multiLevelType w:val="hybridMultilevel"/>
     <w:tmpl w:val="0C8CDCA0"/>
@@ -20874,7 +24351,7 @@
       </w:pPr>
     </w:lvl>
   </w:abstractNum>
-  <w:abstractNum w:abstractNumId="24" w15:restartNumberingAfterBreak="0">
+  <w:abstractNum w:abstractNumId="25" w15:restartNumberingAfterBreak="0">
     <w:nsid w:val="69912E60"/>
     <w:multiLevelType w:val="hybridMultilevel"/>
     <w:tmpl w:val="85EAC454"/>
@@ -20987,7 +24464,7 @@
       </w:rPr>
     </w:lvl>
   </w:abstractNum>
-  <w:abstractNum w:abstractNumId="25" w15:restartNumberingAfterBreak="0">
+  <w:abstractNum w:abstractNumId="26" w15:restartNumberingAfterBreak="0">
     <w:nsid w:val="6BCA654F"/>
     <w:multiLevelType w:val="hybridMultilevel"/>
     <w:tmpl w:val="9718F89A"/>
@@ -21100,7 +24577,7 @@
       </w:rPr>
     </w:lvl>
   </w:abstractNum>
-  <w:abstractNum w:abstractNumId="26" w15:restartNumberingAfterBreak="0">
+  <w:abstractNum w:abstractNumId="27" w15:restartNumberingAfterBreak="0">
     <w:nsid w:val="6BDB0A12"/>
     <w:multiLevelType w:val="hybridMultilevel"/>
     <w:tmpl w:val="0BC2568E"/>
@@ -21191,7 +24668,120 @@
       </w:pPr>
     </w:lvl>
   </w:abstractNum>
-  <w:abstractNum w:abstractNumId="27" w15:restartNumberingAfterBreak="0">
+  <w:abstractNum w:abstractNumId="28" w15:restartNumberingAfterBreak="0">
+    <w:nsid w:val="6BF01C47"/>
+    <w:multiLevelType w:val="hybridMultilevel"/>
+    <w:tmpl w:val="0AAE30B6"/>
+    <w:lvl w:ilvl="0" w:tplc="04190001">
+      <w:start w:val="1"/>
+      <w:numFmt w:val="bullet"/>
+      <w:lvlText w:val=""/>
+      <w:lvlJc w:val="left"/>
+      <w:pPr>
+        <w:ind w:left="1713" w:hanging="360"/>
+      </w:pPr>
+      <w:rPr>
+        <w:rFonts w:ascii="Symbol" w:hAnsi="Symbol" w:hint="default"/>
+      </w:rPr>
+    </w:lvl>
+    <w:lvl w:ilvl="1" w:tplc="04190003" w:tentative="1">
+      <w:start w:val="1"/>
+      <w:numFmt w:val="bullet"/>
+      <w:lvlText w:val="o"/>
+      <w:lvlJc w:val="left"/>
+      <w:pPr>
+        <w:ind w:left="2433" w:hanging="360"/>
+      </w:pPr>
+      <w:rPr>
+        <w:rFonts w:ascii="Courier New" w:hAnsi="Courier New" w:cs="Courier New" w:hint="default"/>
+      </w:rPr>
+    </w:lvl>
+    <w:lvl w:ilvl="2" w:tplc="04190005" w:tentative="1">
+      <w:start w:val="1"/>
+      <w:numFmt w:val="bullet"/>
+      <w:lvlText w:val=""/>
+      <w:lvlJc w:val="left"/>
+      <w:pPr>
+        <w:ind w:left="3153" w:hanging="360"/>
+      </w:pPr>
+      <w:rPr>
+        <w:rFonts w:ascii="Wingdings" w:hAnsi="Wingdings" w:hint="default"/>
+      </w:rPr>
+    </w:lvl>
+    <w:lvl w:ilvl="3" w:tplc="04190001" w:tentative="1">
+      <w:start w:val="1"/>
+      <w:numFmt w:val="bullet"/>
+      <w:lvlText w:val=""/>
+      <w:lvlJc w:val="left"/>
+      <w:pPr>
+        <w:ind w:left="3873" w:hanging="360"/>
+      </w:pPr>
+      <w:rPr>
+        <w:rFonts w:ascii="Symbol" w:hAnsi="Symbol" w:hint="default"/>
+      </w:rPr>
+    </w:lvl>
+    <w:lvl w:ilvl="4" w:tplc="04190003" w:tentative="1">
+      <w:start w:val="1"/>
+      <w:numFmt w:val="bullet"/>
+      <w:lvlText w:val="o"/>
+      <w:lvlJc w:val="left"/>
+      <w:pPr>
+        <w:ind w:left="4593" w:hanging="360"/>
+      </w:pPr>
+      <w:rPr>
+        <w:rFonts w:ascii="Courier New" w:hAnsi="Courier New" w:cs="Courier New" w:hint="default"/>
+      </w:rPr>
+    </w:lvl>
+    <w:lvl w:ilvl="5" w:tplc="04190005" w:tentative="1">
+      <w:start w:val="1"/>
+      <w:numFmt w:val="bullet"/>
+      <w:lvlText w:val=""/>
+      <w:lvlJc w:val="left"/>
+      <w:pPr>
+        <w:ind w:left="5313" w:hanging="360"/>
+      </w:pPr>
+      <w:rPr>
+        <w:rFonts w:ascii="Wingdings" w:hAnsi="Wingdings" w:hint="default"/>
+      </w:rPr>
+    </w:lvl>
+    <w:lvl w:ilvl="6" w:tplc="04190001" w:tentative="1">
+      <w:start w:val="1"/>
+      <w:numFmt w:val="bullet"/>
+      <w:lvlText w:val=""/>
+      <w:lvlJc w:val="left"/>
+      <w:pPr>
+        <w:ind w:left="6033" w:hanging="360"/>
+      </w:pPr>
+      <w:rPr>
+        <w:rFonts w:ascii="Symbol" w:hAnsi="Symbol" w:hint="default"/>
+      </w:rPr>
+    </w:lvl>
+    <w:lvl w:ilvl="7" w:tplc="04190003" w:tentative="1">
+      <w:start w:val="1"/>
+      <w:numFmt w:val="bullet"/>
+      <w:lvlText w:val="o"/>
+      <w:lvlJc w:val="left"/>
+      <w:pPr>
+        <w:ind w:left="6753" w:hanging="360"/>
+      </w:pPr>
+      <w:rPr>
+        <w:rFonts w:ascii="Courier New" w:hAnsi="Courier New" w:cs="Courier New" w:hint="default"/>
+      </w:rPr>
+    </w:lvl>
+    <w:lvl w:ilvl="8" w:tplc="04190005" w:tentative="1">
+      <w:start w:val="1"/>
+      <w:numFmt w:val="bullet"/>
+      <w:lvlText w:val=""/>
+      <w:lvlJc w:val="left"/>
+      <w:pPr>
+        <w:ind w:left="7473" w:hanging="360"/>
+      </w:pPr>
+      <w:rPr>
+        <w:rFonts w:ascii="Wingdings" w:hAnsi="Wingdings" w:hint="default"/>
+      </w:rPr>
+    </w:lvl>
+  </w:abstractNum>
+  <w:abstractNum w:abstractNumId="29" w15:restartNumberingAfterBreak="0">
     <w:nsid w:val="70F52F26"/>
     <w:multiLevelType w:val="hybridMultilevel"/>
     <w:tmpl w:val="F766AAF6"/>
@@ -21304,7 +24894,7 @@
       </w:rPr>
     </w:lvl>
   </w:abstractNum>
-  <w:abstractNum w:abstractNumId="28" w15:restartNumberingAfterBreak="0">
+  <w:abstractNum w:abstractNumId="30" w15:restartNumberingAfterBreak="0">
     <w:nsid w:val="71867067"/>
     <w:multiLevelType w:val="multilevel"/>
     <w:tmpl w:val="826AA6B8"/>
@@ -21422,7 +25012,7 @@
       </w:rPr>
     </w:lvl>
   </w:abstractNum>
-  <w:abstractNum w:abstractNumId="29" w15:restartNumberingAfterBreak="0">
+  <w:abstractNum w:abstractNumId="31" w15:restartNumberingAfterBreak="0">
     <w:nsid w:val="71E22B5C"/>
     <w:multiLevelType w:val="hybridMultilevel"/>
     <w:tmpl w:val="3BD0FC44"/>
@@ -21535,7 +25125,7 @@
       </w:rPr>
     </w:lvl>
   </w:abstractNum>
-  <w:abstractNum w:abstractNumId="30" w15:restartNumberingAfterBreak="0">
+  <w:abstractNum w:abstractNumId="32" w15:restartNumberingAfterBreak="0">
     <w:nsid w:val="77524F87"/>
     <w:multiLevelType w:val="multilevel"/>
     <w:tmpl w:val="19342BA8"/>
@@ -21624,7 +25214,7 @@
       </w:pPr>
     </w:lvl>
   </w:abstractNum>
-  <w:abstractNum w:abstractNumId="31" w15:restartNumberingAfterBreak="0">
+  <w:abstractNum w:abstractNumId="33" w15:restartNumberingAfterBreak="0">
     <w:nsid w:val="78617A47"/>
     <w:multiLevelType w:val="hybridMultilevel"/>
     <w:tmpl w:val="95B0FEAE"/>
@@ -21737,7 +25327,7 @@
       </w:rPr>
     </w:lvl>
   </w:abstractNum>
-  <w:abstractNum w:abstractNumId="32" w15:restartNumberingAfterBreak="0">
+  <w:abstractNum w:abstractNumId="34" w15:restartNumberingAfterBreak="0">
     <w:nsid w:val="78AB17F7"/>
     <w:multiLevelType w:val="hybridMultilevel"/>
     <w:tmpl w:val="3FB09780"/>
@@ -21850,7 +25440,7 @@
       </w:rPr>
     </w:lvl>
   </w:abstractNum>
-  <w:abstractNum w:abstractNumId="33" w15:restartNumberingAfterBreak="0">
+  <w:abstractNum w:abstractNumId="35" w15:restartNumberingAfterBreak="0">
     <w:nsid w:val="792C5F88"/>
     <w:multiLevelType w:val="multilevel"/>
     <w:tmpl w:val="3DDEDBDC"/>
@@ -21948,7 +25538,7 @@
       </w:pPr>
     </w:lvl>
   </w:abstractNum>
-  <w:abstractNum w:abstractNumId="34" w15:restartNumberingAfterBreak="0">
+  <w:abstractNum w:abstractNumId="36" w15:restartNumberingAfterBreak="0">
     <w:nsid w:val="7CFF1593"/>
     <w:multiLevelType w:val="hybridMultilevel"/>
     <w:tmpl w:val="DF08B432"/>
@@ -22056,22 +25646,22 @@
     <w:abstractNumId w:val="1"/>
   </w:num>
   <w:num w:numId="7">
-    <w:abstractNumId w:val="26"/>
+    <w:abstractNumId w:val="27"/>
   </w:num>
   <w:num w:numId="8">
     <w:abstractNumId w:val="15"/>
   </w:num>
   <w:num w:numId="9">
-    <w:abstractNumId w:val="28"/>
+    <w:abstractNumId w:val="30"/>
   </w:num>
   <w:num w:numId="10">
     <w:abstractNumId w:val="17"/>
   </w:num>
   <w:num w:numId="11">
-    <w:abstractNumId w:val="23"/>
+    <w:abstractNumId w:val="24"/>
   </w:num>
   <w:num w:numId="12">
-    <w:abstractNumId w:val="33"/>
+    <w:abstractNumId w:val="35"/>
   </w:num>
   <w:num w:numId="13">
     <w:abstractNumId w:val="3"/>
@@ -22089,7 +25679,7 @@
     <w:abstractNumId w:val="19"/>
   </w:num>
   <w:num w:numId="18">
-    <w:abstractNumId w:val="30"/>
+    <w:abstractNumId w:val="32"/>
   </w:num>
   <w:num w:numId="19">
     <w:abstractNumId w:val="21"/>
@@ -22098,16 +25688,16 @@
     <w:abstractNumId w:val="0"/>
   </w:num>
   <w:num w:numId="21">
-    <w:abstractNumId w:val="32"/>
+    <w:abstractNumId w:val="34"/>
   </w:num>
   <w:num w:numId="22">
     <w:abstractNumId w:val="7"/>
   </w:num>
   <w:num w:numId="23">
-    <w:abstractNumId w:val="29"/>
+    <w:abstractNumId w:val="31"/>
   </w:num>
   <w:num w:numId="24">
-    <w:abstractNumId w:val="24"/>
+    <w:abstractNumId w:val="25"/>
   </w:num>
   <w:num w:numId="25">
     <w:abstractNumId w:val="18"/>
@@ -22122,25 +25712,31 @@
     <w:abstractNumId w:val="12"/>
   </w:num>
   <w:num w:numId="29">
-    <w:abstractNumId w:val="25"/>
+    <w:abstractNumId w:val="26"/>
   </w:num>
   <w:num w:numId="30">
     <w:abstractNumId w:val="5"/>
   </w:num>
   <w:num w:numId="31">
-    <w:abstractNumId w:val="34"/>
+    <w:abstractNumId w:val="36"/>
   </w:num>
   <w:num w:numId="32">
     <w:abstractNumId w:val="6"/>
   </w:num>
   <w:num w:numId="33">
-    <w:abstractNumId w:val="27"/>
+    <w:abstractNumId w:val="29"/>
   </w:num>
   <w:num w:numId="34">
-    <w:abstractNumId w:val="22"/>
+    <w:abstractNumId w:val="23"/>
   </w:num>
   <w:num w:numId="35">
-    <w:abstractNumId w:val="31"/>
+    <w:abstractNumId w:val="33"/>
+  </w:num>
+  <w:num w:numId="36">
+    <w:abstractNumId w:val="28"/>
+  </w:num>
+  <w:num w:numId="37">
+    <w:abstractNumId w:val="22"/>
   </w:num>
   <w:numIdMacAtCleanup w:val="31"/>
 </w:numbering>
@@ -22529,7 +26125,7 @@
   <w:style w:type="paragraph" w:default="1" w:styleId="a">
     <w:name w:val="Normal"/>
     <w:qFormat/>
-    <w:rsid w:val="00D01F7C"/>
+    <w:rsid w:val="00C524E0"/>
     <w:pPr>
       <w:jc w:val="both"/>
     </w:pPr>
@@ -22649,7 +26245,6 @@
   <w:style w:type="character" w:default="1" w:styleId="a0">
     <w:name w:val="Default Paragraph Font"/>
     <w:uiPriority w:val="1"/>
-    <w:semiHidden/>
     <w:unhideWhenUsed/>
   </w:style>
   <w:style w:type="table" w:default="1" w:styleId="a1">
@@ -23557,7 +27152,7 @@
 </file>
 
 <file path=customXml/itemProps1.xml><?xml version="1.0" encoding="utf-8"?>
-<ds:datastoreItem xmlns:ds="http://schemas.openxmlformats.org/officeDocument/2006/customXml" ds:itemID="{E743399C-39BC-458D-A8D7-7C9496C328EB}">
+<ds:datastoreItem xmlns:ds="http://schemas.openxmlformats.org/officeDocument/2006/customXml" ds:itemID="{454C3B20-66AE-4178-942E-F5AD6AF13176}">
   <ds:schemaRefs>
     <ds:schemaRef ds:uri="http://schemas.openxmlformats.org/officeDocument/2006/bibliography"/>
   </ds:schemaRefs>

--- a/джава курсовой опросы.docx
+++ b/джава курсовой опросы.docx
@@ -553,8 +553,21 @@
     <w:p>
       <w:pPr>
         <w:pStyle w:val="afa"/>
-      </w:pPr>
-      <w:r>
+        <w:spacing w:before="828" w:after="0" w:line="240" w:lineRule="auto"/>
+        <w:ind w:left="3996" w:right="954" w:hanging="545"/>
+        <w:jc w:val="left"/>
+        <w:rPr>
+          <w:b w:val="0"/>
+          <w:i/>
+          <w:sz w:val="72"/>
+        </w:rPr>
+      </w:pPr>
+      <w:r>
+        <w:rPr>
+          <w:b w:val="0"/>
+          <w:i/>
+          <w:sz w:val="72"/>
+        </w:rPr>
         <w:t>КУРСОВАЯ РАБОТА</w:t>
       </w:r>
     </w:p>
@@ -662,8 +675,7 @@
         </w:rPr>
       </w:pPr>
       <w:r>
-        <w:tab/>
-        <w:t xml:space="preserve">           </w:t>
+        <w:t xml:space="preserve">                                          </w:t>
       </w:r>
       <w:r>
         <w:rPr>
@@ -897,6 +909,14 @@
           <w:sz w:val="20"/>
           <w:lang w:val="ru-RU"/>
         </w:rPr>
+        <w:t xml:space="preserve">    </w:t>
+      </w:r>
+      <w:r>
+        <w:rPr>
+          <w:spacing w:val="-2"/>
+          <w:sz w:val="20"/>
+          <w:lang w:val="ru-RU"/>
+        </w:rPr>
         <w:t>(оценка)</w:t>
       </w:r>
       <w:r>
@@ -905,6 +925,19 @@
           <w:lang w:val="ru-RU"/>
         </w:rPr>
         <w:tab/>
+      </w:r>
+      <w:r>
+        <w:rPr>
+          <w:sz w:val="20"/>
+          <w:lang w:val="ru-RU"/>
+        </w:rPr>
+        <w:t xml:space="preserve"> </w:t>
+      </w:r>
+      <w:r>
+        <w:rPr>
+          <w:sz w:val="20"/>
+          <w:lang w:val="ru-RU"/>
+        </w:rPr>
         <w:t>(фамилия,</w:t>
       </w:r>
       <w:r>
@@ -1190,7 +1223,11 @@
         <w:pStyle w:val="af8"/>
         <w:spacing w:before="115"/>
         <w:ind w:left="6096"/>
-      </w:pPr>
+        <w:jc w:val="both"/>
+      </w:pPr>
+      <w:r>
+        <w:t xml:space="preserve">       </w:t>
+      </w:r>
       <w:proofErr w:type="spellStart"/>
       <w:r>
         <w:t>Шпидонов</w:t>
@@ -1224,8 +1261,8 @@
         <w:gridCol w:w="1834"/>
         <w:gridCol w:w="2136"/>
         <w:gridCol w:w="853"/>
-        <w:gridCol w:w="2477"/>
-        <w:gridCol w:w="1766"/>
+        <w:gridCol w:w="3393"/>
+        <w:gridCol w:w="850"/>
       </w:tblGrid>
       <w:tr>
         <w:trPr>
@@ -1299,7 +1336,7 @@
         </w:tc>
         <w:tc>
           <w:tcPr>
-            <w:tcW w:w="2477" w:type="dxa"/>
+            <w:tcW w:w="3393" w:type="dxa"/>
             <w:tcBorders>
               <w:top w:val="single" w:sz="6" w:space="0" w:color="000000"/>
               <w:bottom w:val="single" w:sz="6" w:space="0" w:color="000000"/>
@@ -1314,6 +1351,12 @@
                 <w:sz w:val="20"/>
               </w:rPr>
             </w:pPr>
+            <w:r>
+              <w:rPr>
+                <w:sz w:val="20"/>
+              </w:rPr>
+              <w:t xml:space="preserve">              </w:t>
+            </w:r>
             <w:r>
               <w:rPr>
                 <w:sz w:val="20"/>
@@ -1338,7 +1381,7 @@
         </w:tc>
         <w:tc>
           <w:tcPr>
-            <w:tcW w:w="1766" w:type="dxa"/>
+            <w:tcW w:w="850" w:type="dxa"/>
             <w:tcBorders>
               <w:top w:val="single" w:sz="6" w:space="0" w:color="000000"/>
               <w:bottom w:val="single" w:sz="6" w:space="0" w:color="000000"/>
@@ -1424,7 +1467,7 @@
         </w:tc>
         <w:tc>
           <w:tcPr>
-            <w:tcW w:w="2477" w:type="dxa"/>
+            <w:tcW w:w="3393" w:type="dxa"/>
             <w:tcBorders>
               <w:top w:val="single" w:sz="6" w:space="0" w:color="000000"/>
             </w:tcBorders>
@@ -1449,7 +1492,7 @@
         </w:tc>
         <w:tc>
           <w:tcPr>
-            <w:tcW w:w="1766" w:type="dxa"/>
+            <w:tcW w:w="850" w:type="dxa"/>
             <w:tcBorders>
               <w:top w:val="single" w:sz="6" w:space="0" w:color="000000"/>
             </w:tcBorders>
@@ -1482,35 +1525,11 @@
     <w:p>
       <w:pPr>
         <w:pStyle w:val="af8"/>
-      </w:pPr>
-    </w:p>
-    <w:p>
-      <w:pPr>
-        <w:pStyle w:val="af8"/>
-      </w:pPr>
-    </w:p>
-    <w:p>
-      <w:pPr>
-        <w:pStyle w:val="af8"/>
-      </w:pPr>
-    </w:p>
-    <w:p>
-      <w:pPr>
-        <w:pStyle w:val="af8"/>
         <w:spacing w:before="200"/>
-      </w:pPr>
-    </w:p>
-    <w:p>
-      <w:pPr>
-        <w:pStyle w:val="af8"/>
-        <w:spacing w:before="200"/>
-      </w:pPr>
-    </w:p>
-    <w:p>
-      <w:pPr>
-        <w:pStyle w:val="af8"/>
-        <w:spacing w:before="200"/>
-      </w:pPr>
+        <w:jc w:val="both"/>
+      </w:pPr>
+      <w:bookmarkStart w:id="1" w:name="_GoBack"/>
+      <w:bookmarkEnd w:id="1"/>
     </w:p>
     <w:p>
       <w:pPr>
@@ -2323,7 +2342,7 @@
         <w:t>2</w:t>
       </w:r>
     </w:p>
-    <w:bookmarkStart w:id="1" w:name="_Ref119267208"/>
+    <w:bookmarkStart w:id="2" w:name="_Ref119267208"/>
     <w:p>
       <w:pPr>
         <w:pStyle w:val="a1"/>
@@ -2367,25 +2386,7 @@
           <w:u w:val="none"/>
           <w:lang w:val="ru-RU"/>
         </w:rPr>
-        <w:t>Проектирование п</w:t>
-      </w:r>
-      <w:r>
-        <w:rPr>
-          <w:rStyle w:val="af4"/>
-          <w:color w:val="auto"/>
-          <w:u w:val="none"/>
-          <w:lang w:val="ru-RU"/>
-        </w:rPr>
-        <w:t>р</w:t>
-      </w:r>
-      <w:r>
-        <w:rPr>
-          <w:rStyle w:val="af4"/>
-          <w:color w:val="auto"/>
-          <w:u w:val="none"/>
-          <w:lang w:val="ru-RU"/>
-        </w:rPr>
-        <w:t>ограммы</w:t>
+        <w:t>Проектирование программы</w:t>
       </w:r>
       <w:r>
         <w:rPr>
@@ -2400,7 +2401,7 @@
         </w:rPr>
         <w:tab/>
       </w:r>
-      <w:bookmarkEnd w:id="1"/>
+      <w:bookmarkEnd w:id="2"/>
       <w:r>
         <w:rPr>
           <w:szCs w:val="28"/>
@@ -2485,25 +2486,7 @@
             <w:u w:val="none"/>
             <w:lang w:val="ru-RU"/>
           </w:rPr>
-          <w:t>Проектирование информационной моде</w:t>
-        </w:r>
-        <w:r>
-          <w:rPr>
-            <w:rStyle w:val="af4"/>
-            <w:color w:val="auto"/>
-            <w:u w:val="none"/>
-            <w:lang w:val="ru-RU"/>
-          </w:rPr>
-          <w:t>л</w:t>
-        </w:r>
-        <w:r>
-          <w:rPr>
-            <w:rStyle w:val="af4"/>
-            <w:color w:val="auto"/>
-            <w:u w:val="none"/>
-            <w:lang w:val="ru-RU"/>
-          </w:rPr>
-          <w:t>и и базы данных</w:t>
+          <w:t>Проектирование информационной модели и базы данных</w:t>
         </w:r>
       </w:hyperlink>
       <w:r>
@@ -2557,27 +2540,7 @@
             <w:u w:val="none"/>
             <w:lang w:val="ru-RU"/>
           </w:rPr>
-          <w:t xml:space="preserve"> прило</w:t>
-        </w:r>
-        <w:r>
-          <w:rPr>
-            <w:rStyle w:val="af4"/>
-            <w:color w:val="auto"/>
-            <w:szCs w:val="28"/>
-            <w:u w:val="none"/>
-            <w:lang w:val="ru-RU"/>
-          </w:rPr>
-          <w:t>ж</w:t>
-        </w:r>
-        <w:r>
-          <w:rPr>
-            <w:rStyle w:val="af4"/>
-            <w:color w:val="auto"/>
-            <w:szCs w:val="28"/>
-            <w:u w:val="none"/>
-            <w:lang w:val="ru-RU"/>
-          </w:rPr>
-          <w:t>ения</w:t>
+          <w:t xml:space="preserve"> приложения</w:t>
         </w:r>
       </w:hyperlink>
       <w:r>
@@ -2706,25 +2669,7 @@
             <w:u w:val="none"/>
             <w:lang w:val="ru-RU"/>
           </w:rPr>
-          <w:t>Реализация работы с му</w:t>
-        </w:r>
-        <w:r>
-          <w:rPr>
-            <w:rStyle w:val="af4"/>
-            <w:color w:val="auto"/>
-            <w:u w:val="none"/>
-            <w:lang w:val="ru-RU"/>
-          </w:rPr>
-          <w:t>л</w:t>
-        </w:r>
-        <w:r>
-          <w:rPr>
-            <w:rStyle w:val="af4"/>
-            <w:color w:val="auto"/>
-            <w:u w:val="none"/>
-            <w:lang w:val="ru-RU"/>
-          </w:rPr>
-          <w:t>ьтимедиа-контентом</w:t>
+          <w:t>Реализация работы с мультимедиа-контентом</w:t>
         </w:r>
       </w:hyperlink>
       <w:r>
@@ -2930,92 +2875,32 @@
           <w:lang w:val="ru-RU"/>
         </w:rPr>
       </w:pPr>
-      <w:r>
-        <w:rPr>
-          <w:rStyle w:val="af4"/>
-          <w:color w:val="auto"/>
+      <w:hyperlink w:anchor="_Тестирование" w:history="1">
+        <w:r>
+          <w:rPr>
+            <w:rStyle w:val="af4"/>
+            <w:color w:val="auto"/>
+            <w:szCs w:val="28"/>
+            <w:u w:val="none"/>
+            <w:lang w:val="ru-RU"/>
+          </w:rPr>
+          <w:t>Тестирование</w:t>
+        </w:r>
+      </w:hyperlink>
+      <w:r>
+        <w:rPr>
           <w:szCs w:val="28"/>
-          <w:u w:val="none"/>
-          <w:lang w:val="ru-RU"/>
-        </w:rPr>
-        <w:fldChar w:fldCharType="begin"/>
-      </w:r>
-      <w:r>
-        <w:rPr>
-          <w:rStyle w:val="af4"/>
-          <w:color w:val="auto"/>
+          <w:lang w:val="ru-RU"/>
+        </w:rPr>
+        <w:tab/>
+      </w:r>
+      <w:r>
+        <w:rPr>
           <w:szCs w:val="28"/>
-          <w:u w:val="none"/>
-          <w:lang w:val="ru-RU"/>
-        </w:rPr>
-        <w:instrText xml:space="preserve"> HYPERLINK \l "_Тестирование" </w:instrText>
-      </w:r>
-      <w:r>
-        <w:rPr>
-          <w:rStyle w:val="af4"/>
-          <w:color w:val="auto"/>
-          <w:szCs w:val="28"/>
-          <w:u w:val="none"/>
-          <w:lang w:val="ru-RU"/>
-        </w:rPr>
-        <w:fldChar w:fldCharType="separate"/>
-      </w:r>
-      <w:r>
-        <w:rPr>
-          <w:rStyle w:val="af4"/>
-          <w:color w:val="auto"/>
-          <w:szCs w:val="28"/>
-          <w:u w:val="none"/>
-          <w:lang w:val="ru-RU"/>
-        </w:rPr>
-        <w:t>Тестирова</w:t>
-      </w:r>
-      <w:r>
-        <w:rPr>
-          <w:rStyle w:val="af4"/>
-          <w:color w:val="auto"/>
-          <w:szCs w:val="28"/>
-          <w:u w:val="none"/>
-          <w:lang w:val="ru-RU"/>
-        </w:rPr>
-        <w:t>н</w:t>
-      </w:r>
-      <w:r>
-        <w:rPr>
-          <w:rStyle w:val="af4"/>
-          <w:color w:val="auto"/>
-          <w:szCs w:val="28"/>
-          <w:u w:val="none"/>
-          <w:lang w:val="ru-RU"/>
-        </w:rPr>
-        <w:t>ие</w:t>
-      </w:r>
-      <w:r>
-        <w:rPr>
-          <w:rStyle w:val="af4"/>
-          <w:color w:val="auto"/>
-          <w:szCs w:val="28"/>
-          <w:u w:val="none"/>
-          <w:lang w:val="ru-RU"/>
-        </w:rPr>
-        <w:fldChar w:fldCharType="end"/>
-      </w:r>
-      <w:r>
-        <w:rPr>
-          <w:szCs w:val="28"/>
-          <w:lang w:val="ru-RU"/>
-        </w:rPr>
-        <w:tab/>
-      </w:r>
-      <w:r>
-        <w:rPr>
-          <w:szCs w:val="28"/>
           <w:lang w:val="ru-RU"/>
         </w:rPr>
         <w:t>32</w:t>
       </w:r>
-      <w:bookmarkStart w:id="2" w:name="_GoBack"/>
-      <w:bookmarkEnd w:id="2"/>
     </w:p>
     <w:p>
       <w:pPr>
@@ -3031,56 +2916,18 @@
           <w:lang w:val="ru-RU"/>
         </w:rPr>
       </w:pPr>
-      <w:r>
-        <w:rPr>
-          <w:rStyle w:val="af4"/>
-          <w:color w:val="auto"/>
-          <w:szCs w:val="28"/>
-          <w:u w:val="none"/>
-          <w:lang w:val="ru-RU"/>
-        </w:rPr>
-        <w:fldChar w:fldCharType="begin"/>
-      </w:r>
-      <w:r>
-        <w:rPr>
-          <w:rStyle w:val="af4"/>
-          <w:color w:val="auto"/>
-          <w:szCs w:val="28"/>
-          <w:u w:val="none"/>
-          <w:lang w:val="ru-RU"/>
-        </w:rPr>
-        <w:instrText xml:space="preserve"> HYPERLINK \l "Заключение" </w:instrText>
-      </w:r>
-      <w:r>
-        <w:rPr>
-          <w:rStyle w:val="af4"/>
-          <w:color w:val="auto"/>
-          <w:szCs w:val="28"/>
-          <w:u w:val="none"/>
-          <w:lang w:val="ru-RU"/>
-        </w:rPr>
-        <w:fldChar w:fldCharType="separate"/>
-      </w:r>
-      <w:r>
-        <w:rPr>
-          <w:rStyle w:val="af4"/>
-          <w:color w:val="auto"/>
-          <w:szCs w:val="28"/>
-          <w:u w:val="none"/>
-          <w:lang w:val="ru-RU"/>
-        </w:rPr>
-        <w:t>Заключение</w:t>
-      </w:r>
-      <w:r>
-        <w:rPr>
-          <w:rStyle w:val="af4"/>
-          <w:color w:val="auto"/>
-          <w:szCs w:val="28"/>
-          <w:u w:val="none"/>
-          <w:lang w:val="ru-RU"/>
-        </w:rPr>
-        <w:fldChar w:fldCharType="end"/>
-      </w:r>
+      <w:hyperlink w:anchor="Заключение" w:history="1">
+        <w:r>
+          <w:rPr>
+            <w:rStyle w:val="af4"/>
+            <w:color w:val="auto"/>
+            <w:szCs w:val="28"/>
+            <w:u w:val="none"/>
+            <w:lang w:val="ru-RU"/>
+          </w:rPr>
+          <w:t>Заключение</w:t>
+        </w:r>
+      </w:hyperlink>
       <w:r>
         <w:rPr>
           <w:szCs w:val="28"/>
@@ -14711,7 +14558,6 @@
                                 <w:sz w:val="18"/>
                               </w:rPr>
                             </w:pPr>
-                            <w:proofErr w:type="spellStart"/>
                             <w:r>
                               <w:rPr>
                                 <w:rFonts w:ascii="Times New Roman" w:hAnsi="Times New Roman"/>
@@ -14721,7 +14567,6 @@
                               </w:rPr>
                               <w:t>Изм</w:t>
                             </w:r>
-                            <w:proofErr w:type="spellEnd"/>
                             <w:r>
                               <w:rPr>
                                 <w:sz w:val="18"/>
@@ -14867,27 +14712,7 @@
                                 <w:iCs/>
                                 <w:sz w:val="18"/>
                               </w:rPr>
-                              <w:t xml:space="preserve">№ </w:t>
-                            </w:r>
-                            <w:proofErr w:type="spellStart"/>
-                            <w:r>
-                              <w:rPr>
-                                <w:rFonts w:ascii="Times New Roman" w:hAnsi="Times New Roman"/>
-                                <w:i w:val="0"/>
-                                <w:iCs/>
-                                <w:sz w:val="18"/>
-                              </w:rPr>
-                              <w:t>докум</w:t>
-                            </w:r>
-                            <w:proofErr w:type="spellEnd"/>
-                            <w:r>
-                              <w:rPr>
-                                <w:rFonts w:ascii="Times New Roman" w:hAnsi="Times New Roman"/>
-                                <w:i w:val="0"/>
-                                <w:iCs/>
-                                <w:sz w:val="18"/>
-                              </w:rPr>
-                              <w:t>.</w:t>
+                              <w:t>№ докум.</w:t>
                             </w:r>
                           </w:p>
                         </w:txbxContent>
@@ -14952,7 +14777,6 @@
                                 <w:sz w:val="18"/>
                               </w:rPr>
                             </w:pPr>
-                            <w:proofErr w:type="spellStart"/>
                             <w:r>
                               <w:rPr>
                                 <w:rFonts w:ascii="Times New Roman" w:hAnsi="Times New Roman"/>
@@ -14962,7 +14786,6 @@
                               </w:rPr>
                               <w:t>Подпись</w:t>
                             </w:r>
-                            <w:proofErr w:type="spellEnd"/>
                           </w:p>
                         </w:txbxContent>
                       </wps:txbx>
@@ -15661,27 +15484,7 @@
                                   <w:iCs/>
                                   <w:sz w:val="18"/>
                                 </w:rPr>
-                                <w:t xml:space="preserve"> </w:t>
-                              </w:r>
-                              <w:proofErr w:type="spellStart"/>
-                              <w:r>
-                                <w:rPr>
-                                  <w:rFonts w:ascii="Times New Roman" w:hAnsi="Times New Roman"/>
-                                  <w:i w:val="0"/>
-                                  <w:iCs/>
-                                  <w:sz w:val="18"/>
-                                </w:rPr>
-                                <w:t>Разраб</w:t>
-                              </w:r>
-                              <w:proofErr w:type="spellEnd"/>
-                              <w:r>
-                                <w:rPr>
-                                  <w:rFonts w:ascii="Times New Roman" w:hAnsi="Times New Roman"/>
-                                  <w:i w:val="0"/>
-                                  <w:iCs/>
-                                  <w:sz w:val="18"/>
-                                </w:rPr>
-                                <w:t>.</w:t>
+                                <w:t xml:space="preserve"> Разраб.</w:t>
                               </w:r>
                             </w:p>
                           </w:txbxContent>
@@ -15748,7 +15551,6 @@
                                   <w:lang w:val="ru-RU"/>
                                 </w:rPr>
                               </w:pPr>
-                              <w:proofErr w:type="spellStart"/>
                               <w:r>
                                 <w:rPr>
                                   <w:rFonts w:ascii="Times New Roman" w:hAnsi="Times New Roman"/>
@@ -15758,19 +15560,7 @@
                                   <w:szCs w:val="18"/>
                                   <w:lang w:val="ru-RU"/>
                                 </w:rPr>
-                                <w:t>Шпидонов</w:t>
-                              </w:r>
-                              <w:proofErr w:type="spellEnd"/>
-                              <w:r>
-                                <w:rPr>
-                                  <w:rFonts w:ascii="Times New Roman" w:hAnsi="Times New Roman"/>
-                                  <w:i w:val="0"/>
-                                  <w:iCs/>
-                                  <w:sz w:val="18"/>
-                                  <w:szCs w:val="18"/>
-                                  <w:lang w:val="ru-RU"/>
-                                </w:rPr>
-                                <w:t xml:space="preserve"> Н.А</w:t>
+                                <w:t>Шпидонов Н.А</w:t>
                               </w:r>
                             </w:p>
                           </w:txbxContent>
@@ -15855,27 +15645,7 @@
                                   <w:iCs/>
                                   <w:sz w:val="18"/>
                                 </w:rPr>
-                                <w:t xml:space="preserve"> </w:t>
-                              </w:r>
-                              <w:proofErr w:type="spellStart"/>
-                              <w:r>
-                                <w:rPr>
-                                  <w:rFonts w:ascii="Times New Roman" w:hAnsi="Times New Roman"/>
-                                  <w:i w:val="0"/>
-                                  <w:iCs/>
-                                  <w:sz w:val="18"/>
-                                </w:rPr>
-                                <w:t>Провер</w:t>
-                              </w:r>
-                              <w:proofErr w:type="spellEnd"/>
-                              <w:r>
-                                <w:rPr>
-                                  <w:rFonts w:ascii="Times New Roman" w:hAnsi="Times New Roman"/>
-                                  <w:i w:val="0"/>
-                                  <w:iCs/>
-                                  <w:sz w:val="18"/>
-                                </w:rPr>
-                                <w:t>.</w:t>
+                                <w:t xml:space="preserve"> Провер.</w:t>
                               </w:r>
                             </w:p>
                           </w:txbxContent>
@@ -16075,27 +15845,7 @@
                                   <w:iCs/>
                                   <w:sz w:val="18"/>
                                 </w:rPr>
-                                <w:t xml:space="preserve"> </w:t>
-                              </w:r>
-                              <w:proofErr w:type="spellStart"/>
-                              <w:r>
-                                <w:rPr>
-                                  <w:rFonts w:ascii="Times New Roman" w:hAnsi="Times New Roman"/>
-                                  <w:i w:val="0"/>
-                                  <w:iCs/>
-                                  <w:sz w:val="18"/>
-                                </w:rPr>
-                                <w:t>Реценз</w:t>
-                              </w:r>
-                              <w:proofErr w:type="spellEnd"/>
-                              <w:r>
-                                <w:rPr>
-                                  <w:rFonts w:ascii="Times New Roman" w:hAnsi="Times New Roman"/>
-                                  <w:i w:val="0"/>
-                                  <w:iCs/>
-                                  <w:sz w:val="18"/>
-                                </w:rPr>
-                                <w:t>.</w:t>
+                                <w:t xml:space="preserve"> Реценз.</w:t>
                               </w:r>
                             </w:p>
                           </w:txbxContent>
@@ -16369,27 +16119,7 @@
                                   <w:iCs/>
                                   <w:sz w:val="18"/>
                                 </w:rPr>
-                                <w:t xml:space="preserve"> </w:t>
-                              </w:r>
-                              <w:proofErr w:type="spellStart"/>
-                              <w:r>
-                                <w:rPr>
-                                  <w:rFonts w:ascii="Times New Roman" w:hAnsi="Times New Roman"/>
-                                  <w:i w:val="0"/>
-                                  <w:iCs/>
-                                  <w:sz w:val="18"/>
-                                </w:rPr>
-                                <w:t>Утверд</w:t>
-                              </w:r>
-                              <w:proofErr w:type="spellEnd"/>
-                              <w:r>
-                                <w:rPr>
-                                  <w:rFonts w:ascii="Times New Roman" w:hAnsi="Times New Roman"/>
-                                  <w:i w:val="0"/>
-                                  <w:iCs/>
-                                  <w:sz w:val="18"/>
-                                </w:rPr>
-                                <w:t>.</w:t>
+                                <w:t xml:space="preserve"> Утверд.</w:t>
                               </w:r>
                             </w:p>
                           </w:txbxContent>
@@ -16776,7 +16506,6 @@
                                 <w:sz w:val="18"/>
                               </w:rPr>
                             </w:pPr>
-                            <w:proofErr w:type="spellStart"/>
                             <w:r>
                               <w:rPr>
                                 <w:rFonts w:ascii="Times New Roman" w:hAnsi="Times New Roman"/>
@@ -16784,17 +16513,7 @@
                                 <w:iCs/>
                                 <w:sz w:val="18"/>
                               </w:rPr>
-                              <w:t>Лит</w:t>
-                            </w:r>
-                            <w:proofErr w:type="spellEnd"/>
-                            <w:r>
-                              <w:rPr>
-                                <w:rFonts w:ascii="Times New Roman" w:hAnsi="Times New Roman"/>
-                                <w:i w:val="0"/>
-                                <w:iCs/>
-                                <w:sz w:val="18"/>
-                              </w:rPr>
-                              <w:t>.</w:t>
+                              <w:t>Лит.</w:t>
                             </w:r>
                           </w:p>
                         </w:txbxContent>
@@ -17129,7 +16848,6 @@
                           <w:sz w:val="18"/>
                         </w:rPr>
                       </w:pPr>
-                      <w:proofErr w:type="spellStart"/>
                       <w:r>
                         <w:rPr>
                           <w:rFonts w:ascii="Times New Roman" w:hAnsi="Times New Roman"/>
@@ -17139,7 +16857,6 @@
                         </w:rPr>
                         <w:t>Изм</w:t>
                       </w:r>
-                      <w:proofErr w:type="spellEnd"/>
                       <w:r>
                         <w:rPr>
                           <w:sz w:val="18"/>
@@ -17195,27 +16912,7 @@
                           <w:iCs/>
                           <w:sz w:val="18"/>
                         </w:rPr>
-                        <w:t xml:space="preserve">№ </w:t>
-                      </w:r>
-                      <w:proofErr w:type="spellStart"/>
-                      <w:r>
-                        <w:rPr>
-                          <w:rFonts w:ascii="Times New Roman" w:hAnsi="Times New Roman"/>
-                          <w:i w:val="0"/>
-                          <w:iCs/>
-                          <w:sz w:val="18"/>
-                        </w:rPr>
-                        <w:t>докум</w:t>
-                      </w:r>
-                      <w:proofErr w:type="spellEnd"/>
-                      <w:r>
-                        <w:rPr>
-                          <w:rFonts w:ascii="Times New Roman" w:hAnsi="Times New Roman"/>
-                          <w:i w:val="0"/>
-                          <w:iCs/>
-                          <w:sz w:val="18"/>
-                        </w:rPr>
-                        <w:t>.</w:t>
+                        <w:t>№ докум.</w:t>
                       </w:r>
                     </w:p>
                   </w:txbxContent>
@@ -17235,7 +16932,6 @@
                           <w:sz w:val="18"/>
                         </w:rPr>
                       </w:pPr>
-                      <w:proofErr w:type="spellStart"/>
                       <w:r>
                         <w:rPr>
                           <w:rFonts w:ascii="Times New Roman" w:hAnsi="Times New Roman"/>
@@ -17245,7 +16941,6 @@
                         </w:rPr>
                         <w:t>Подпись</w:t>
                       </w:r>
-                      <w:proofErr w:type="spellEnd"/>
                     </w:p>
                   </w:txbxContent>
                 </v:textbox>
@@ -17502,27 +17197,7 @@
                             <w:iCs/>
                             <w:sz w:val="18"/>
                           </w:rPr>
-                          <w:t xml:space="preserve"> </w:t>
-                        </w:r>
-                        <w:proofErr w:type="spellStart"/>
-                        <w:r>
-                          <w:rPr>
-                            <w:rFonts w:ascii="Times New Roman" w:hAnsi="Times New Roman"/>
-                            <w:i w:val="0"/>
-                            <w:iCs/>
-                            <w:sz w:val="18"/>
-                          </w:rPr>
-                          <w:t>Разраб</w:t>
-                        </w:r>
-                        <w:proofErr w:type="spellEnd"/>
-                        <w:r>
-                          <w:rPr>
-                            <w:rFonts w:ascii="Times New Roman" w:hAnsi="Times New Roman"/>
-                            <w:i w:val="0"/>
-                            <w:iCs/>
-                            <w:sz w:val="18"/>
-                          </w:rPr>
-                          <w:t>.</w:t>
+                          <w:t xml:space="preserve"> Разраб.</w:t>
                         </w:r>
                       </w:p>
                     </w:txbxContent>
@@ -17544,7 +17219,6 @@
                             <w:lang w:val="ru-RU"/>
                           </w:rPr>
                         </w:pPr>
-                        <w:proofErr w:type="spellStart"/>
                         <w:r>
                           <w:rPr>
                             <w:rFonts w:ascii="Times New Roman" w:hAnsi="Times New Roman"/>
@@ -17554,19 +17228,7 @@
                             <w:szCs w:val="18"/>
                             <w:lang w:val="ru-RU"/>
                           </w:rPr>
-                          <w:t>Шпидонов</w:t>
-                        </w:r>
-                        <w:proofErr w:type="spellEnd"/>
-                        <w:r>
-                          <w:rPr>
-                            <w:rFonts w:ascii="Times New Roman" w:hAnsi="Times New Roman"/>
-                            <w:i w:val="0"/>
-                            <w:iCs/>
-                            <w:sz w:val="18"/>
-                            <w:szCs w:val="18"/>
-                            <w:lang w:val="ru-RU"/>
-                          </w:rPr>
-                          <w:t xml:space="preserve"> Н.А</w:t>
+                          <w:t>Шпидонов Н.А</w:t>
                         </w:r>
                       </w:p>
                     </w:txbxContent>
@@ -17594,27 +17256,7 @@
                             <w:iCs/>
                             <w:sz w:val="18"/>
                           </w:rPr>
-                          <w:t xml:space="preserve"> </w:t>
-                        </w:r>
-                        <w:proofErr w:type="spellStart"/>
-                        <w:r>
-                          <w:rPr>
-                            <w:rFonts w:ascii="Times New Roman" w:hAnsi="Times New Roman"/>
-                            <w:i w:val="0"/>
-                            <w:iCs/>
-                            <w:sz w:val="18"/>
-                          </w:rPr>
-                          <w:t>Провер</w:t>
-                        </w:r>
-                        <w:proofErr w:type="spellEnd"/>
-                        <w:r>
-                          <w:rPr>
-                            <w:rFonts w:ascii="Times New Roman" w:hAnsi="Times New Roman"/>
-                            <w:i w:val="0"/>
-                            <w:iCs/>
-                            <w:sz w:val="18"/>
-                          </w:rPr>
-                          <w:t>.</w:t>
+                          <w:t xml:space="preserve"> Провер.</w:t>
                         </w:r>
                       </w:p>
                     </w:txbxContent>
@@ -17712,27 +17354,7 @@
                             <w:iCs/>
                             <w:sz w:val="18"/>
                           </w:rPr>
-                          <w:t xml:space="preserve"> </w:t>
-                        </w:r>
-                        <w:proofErr w:type="spellStart"/>
-                        <w:r>
-                          <w:rPr>
-                            <w:rFonts w:ascii="Times New Roman" w:hAnsi="Times New Roman"/>
-                            <w:i w:val="0"/>
-                            <w:iCs/>
-                            <w:sz w:val="18"/>
-                          </w:rPr>
-                          <w:t>Реценз</w:t>
-                        </w:r>
-                        <w:proofErr w:type="spellEnd"/>
-                        <w:r>
-                          <w:rPr>
-                            <w:rFonts w:ascii="Times New Roman" w:hAnsi="Times New Roman"/>
-                            <w:i w:val="0"/>
-                            <w:iCs/>
-                            <w:sz w:val="18"/>
-                          </w:rPr>
-                          <w:t>.</w:t>
+                          <w:t xml:space="preserve"> Реценз.</w:t>
                         </w:r>
                       </w:p>
                     </w:txbxContent>
@@ -17802,27 +17424,7 @@
                             <w:iCs/>
                             <w:sz w:val="18"/>
                           </w:rPr>
-                          <w:t xml:space="preserve"> </w:t>
-                        </w:r>
-                        <w:proofErr w:type="spellStart"/>
-                        <w:r>
-                          <w:rPr>
-                            <w:rFonts w:ascii="Times New Roman" w:hAnsi="Times New Roman"/>
-                            <w:i w:val="0"/>
-                            <w:iCs/>
-                            <w:sz w:val="18"/>
-                          </w:rPr>
-                          <w:t>Утверд</w:t>
-                        </w:r>
-                        <w:proofErr w:type="spellEnd"/>
-                        <w:r>
-                          <w:rPr>
-                            <w:rFonts w:ascii="Times New Roman" w:hAnsi="Times New Roman"/>
-                            <w:i w:val="0"/>
-                            <w:iCs/>
-                            <w:sz w:val="18"/>
-                          </w:rPr>
-                          <w:t>.</w:t>
+                          <w:t xml:space="preserve"> Утверд.</w:t>
                         </w:r>
                       </w:p>
                     </w:txbxContent>
@@ -17910,7 +17512,6 @@
                           <w:sz w:val="18"/>
                         </w:rPr>
                       </w:pPr>
-                      <w:proofErr w:type="spellStart"/>
                       <w:r>
                         <w:rPr>
                           <w:rFonts w:ascii="Times New Roman" w:hAnsi="Times New Roman"/>
@@ -17918,17 +17519,7 @@
                           <w:iCs/>
                           <w:sz w:val="18"/>
                         </w:rPr>
-                        <w:t>Лит</w:t>
-                      </w:r>
-                      <w:proofErr w:type="spellEnd"/>
-                      <w:r>
-                        <w:rPr>
-                          <w:rFonts w:ascii="Times New Roman" w:hAnsi="Times New Roman"/>
-                          <w:i w:val="0"/>
-                          <w:iCs/>
-                          <w:sz w:val="18"/>
-                        </w:rPr>
-                        <w:t>.</w:t>
+                        <w:t>Лит.</w:t>
                       </w:r>
                     </w:p>
                   </w:txbxContent>
@@ -18584,7 +18175,6 @@
                                 <w:szCs w:val="18"/>
                               </w:rPr>
                             </w:pPr>
-                            <w:proofErr w:type="spellStart"/>
                             <w:r>
                               <w:rPr>
                                 <w:rFonts w:ascii="Times New Roman" w:hAnsi="Times New Roman"/>
@@ -18593,18 +18183,7 @@
                                 <w:sz w:val="18"/>
                                 <w:szCs w:val="18"/>
                               </w:rPr>
-                              <w:t>Изм</w:t>
-                            </w:r>
-                            <w:proofErr w:type="spellEnd"/>
-                            <w:r>
-                              <w:rPr>
-                                <w:rFonts w:ascii="Times New Roman" w:hAnsi="Times New Roman"/>
-                                <w:i w:val="0"/>
-                                <w:iCs/>
-                                <w:sz w:val="18"/>
-                                <w:szCs w:val="18"/>
-                              </w:rPr>
-                              <w:t>.</w:t>
+                              <w:t>Изм.</w:t>
                             </w:r>
                           </w:p>
                         </w:txbxContent>
@@ -18752,29 +18331,7 @@
                                 <w:sz w:val="18"/>
                                 <w:szCs w:val="18"/>
                               </w:rPr>
-                              <w:t xml:space="preserve">№ </w:t>
-                            </w:r>
-                            <w:proofErr w:type="spellStart"/>
-                            <w:r>
-                              <w:rPr>
-                                <w:rFonts w:ascii="Times New Roman" w:hAnsi="Times New Roman"/>
-                                <w:i w:val="0"/>
-                                <w:iCs/>
-                                <w:sz w:val="18"/>
-                                <w:szCs w:val="18"/>
-                              </w:rPr>
-                              <w:t>докум</w:t>
-                            </w:r>
-                            <w:proofErr w:type="spellEnd"/>
-                            <w:r>
-                              <w:rPr>
-                                <w:rFonts w:ascii="Times New Roman" w:hAnsi="Times New Roman"/>
-                                <w:i w:val="0"/>
-                                <w:iCs/>
-                                <w:sz w:val="18"/>
-                                <w:szCs w:val="18"/>
-                              </w:rPr>
-                              <w:t>.</w:t>
+                              <w:t>№ докум.</w:t>
                             </w:r>
                           </w:p>
                         </w:txbxContent>
@@ -18840,7 +18397,6 @@
                                 <w:szCs w:val="18"/>
                               </w:rPr>
                             </w:pPr>
-                            <w:proofErr w:type="spellStart"/>
                             <w:r>
                               <w:rPr>
                                 <w:rFonts w:ascii="Times New Roman" w:hAnsi="Times New Roman"/>
@@ -18851,7 +18407,6 @@
                               </w:rPr>
                               <w:t>Подпись</w:t>
                             </w:r>
-                            <w:proofErr w:type="spellEnd"/>
                           </w:p>
                         </w:txbxContent>
                       </wps:txbx>
@@ -19278,7 +18833,6 @@
                           <w:szCs w:val="18"/>
                         </w:rPr>
                       </w:pPr>
-                      <w:proofErr w:type="spellStart"/>
                       <w:r>
                         <w:rPr>
                           <w:rFonts w:ascii="Times New Roman" w:hAnsi="Times New Roman"/>
@@ -19287,18 +18841,7 @@
                           <w:sz w:val="18"/>
                           <w:szCs w:val="18"/>
                         </w:rPr>
-                        <w:t>Изм</w:t>
-                      </w:r>
-                      <w:proofErr w:type="spellEnd"/>
-                      <w:r>
-                        <w:rPr>
-                          <w:rFonts w:ascii="Times New Roman" w:hAnsi="Times New Roman"/>
-                          <w:i w:val="0"/>
-                          <w:iCs/>
-                          <w:sz w:val="18"/>
-                          <w:szCs w:val="18"/>
-                        </w:rPr>
-                        <w:t>.</w:t>
+                        <w:t>Изм.</w:t>
                       </w:r>
                     </w:p>
                   </w:txbxContent>
@@ -19356,29 +18899,7 @@
                           <w:sz w:val="18"/>
                           <w:szCs w:val="18"/>
                         </w:rPr>
-                        <w:t xml:space="preserve">№ </w:t>
-                      </w:r>
-                      <w:proofErr w:type="spellStart"/>
-                      <w:r>
-                        <w:rPr>
-                          <w:rFonts w:ascii="Times New Roman" w:hAnsi="Times New Roman"/>
-                          <w:i w:val="0"/>
-                          <w:iCs/>
-                          <w:sz w:val="18"/>
-                          <w:szCs w:val="18"/>
-                        </w:rPr>
-                        <w:t>докум</w:t>
-                      </w:r>
-                      <w:proofErr w:type="spellEnd"/>
-                      <w:r>
-                        <w:rPr>
-                          <w:rFonts w:ascii="Times New Roman" w:hAnsi="Times New Roman"/>
-                          <w:i w:val="0"/>
-                          <w:iCs/>
-                          <w:sz w:val="18"/>
-                          <w:szCs w:val="18"/>
-                        </w:rPr>
-                        <w:t>.</w:t>
+                        <w:t>№ докум.</w:t>
                       </w:r>
                     </w:p>
                   </w:txbxContent>
@@ -19399,7 +18920,6 @@
                           <w:szCs w:val="18"/>
                         </w:rPr>
                       </w:pPr>
-                      <w:proofErr w:type="spellStart"/>
                       <w:r>
                         <w:rPr>
                           <w:rFonts w:ascii="Times New Roman" w:hAnsi="Times New Roman"/>
@@ -19410,7 +18930,6 @@
                         </w:rPr>
                         <w:t>Подпись</w:t>
                       </w:r>
-                      <w:proofErr w:type="spellEnd"/>
                     </w:p>
                   </w:txbxContent>
                 </v:textbox>
@@ -25660,7 +25179,7 @@
 </file>
 
 <file path=customXml/itemProps1.xml><?xml version="1.0" encoding="utf-8"?>
-<ds:datastoreItem xmlns:ds="http://schemas.openxmlformats.org/officeDocument/2006/customXml" ds:itemID="{67DB2E53-31D4-4ACC-A192-38DD765CE028}">
+<ds:datastoreItem xmlns:ds="http://schemas.openxmlformats.org/officeDocument/2006/customXml" ds:itemID="{B4ABCE09-C8C5-4002-9A3D-1C5A2966FE37}">
   <ds:schemaRefs>
     <ds:schemaRef ds:uri="http://schemas.openxmlformats.org/officeDocument/2006/bibliography"/>
   </ds:schemaRefs>

--- a/джава курсовой опросы.docx
+++ b/джава курсовой опросы.docx
@@ -1528,8 +1528,6 @@
         <w:spacing w:before="200"/>
         <w:jc w:val="both"/>
       </w:pPr>
-      <w:bookmarkStart w:id="1" w:name="_GoBack"/>
-      <w:bookmarkEnd w:id="1"/>
     </w:p>
     <w:p>
       <w:pPr>
@@ -2342,7 +2340,7 @@
         <w:t>2</w:t>
       </w:r>
     </w:p>
-    <w:bookmarkStart w:id="2" w:name="_Ref119267208"/>
+    <w:bookmarkStart w:id="1" w:name="_Ref119267208"/>
     <w:p>
       <w:pPr>
         <w:pStyle w:val="a1"/>
@@ -2401,7 +2399,7 @@
         </w:rPr>
         <w:tab/>
       </w:r>
-      <w:bookmarkEnd w:id="2"/>
+      <w:bookmarkEnd w:id="1"/>
       <w:r>
         <w:rPr>
           <w:szCs w:val="28"/>
@@ -3181,8 +3179,8 @@
           <w:szCs w:val="104"/>
         </w:rPr>
       </w:pPr>
-      <w:bookmarkStart w:id="3" w:name="_Введение"/>
-      <w:bookmarkEnd w:id="3"/>
+      <w:bookmarkStart w:id="2" w:name="_Введение"/>
+      <w:bookmarkEnd w:id="2"/>
       <w:r>
         <w:rPr>
           <w:sz w:val="104"/>
@@ -3200,12 +3198,12 @@
       <w:r>
         <w:br w:type="page"/>
       </w:r>
-      <w:bookmarkStart w:id="4" w:name="Введение"/>
+      <w:bookmarkStart w:id="3" w:name="Введение"/>
       <w:r>
         <w:lastRenderedPageBreak/>
         <w:t>Введение</w:t>
       </w:r>
-      <w:bookmarkEnd w:id="4"/>
+      <w:bookmarkEnd w:id="3"/>
     </w:p>
     <w:p>
       <w:pPr>
@@ -3320,9 +3318,9 @@
         <w:pStyle w:val="1"/>
         <w:spacing w:after="0"/>
       </w:pPr>
-      <w:bookmarkStart w:id="5" w:name="_Анализ_технического_задания"/>
-      <w:bookmarkStart w:id="6" w:name="_Hlk216109612"/>
-      <w:bookmarkEnd w:id="5"/>
+      <w:bookmarkStart w:id="4" w:name="_Анализ_технического_задания"/>
+      <w:bookmarkStart w:id="5" w:name="_Hlk216109612"/>
+      <w:bookmarkEnd w:id="4"/>
       <w:r>
         <w:lastRenderedPageBreak/>
         <w:t>Анализ технического задания</w:t>
@@ -3333,138 +3331,138 @@
         <w:pStyle w:val="a"/>
         <w:spacing w:before="0"/>
       </w:pPr>
-      <w:bookmarkStart w:id="7" w:name="попуск1"/>
+      <w:bookmarkStart w:id="6" w:name="попуск1"/>
       <w:r>
         <w:t>Цель и задачи разработки</w:t>
       </w:r>
     </w:p>
+    <w:bookmarkEnd w:id="6"/>
+    <w:p>
+      <w:pPr>
+        <w:pStyle w:val="1234"/>
+      </w:pPr>
+      <w:r>
+        <w:t>Целью данной курсовой работы является проектирование и разработка веб-приложения для создания, прохождения и</w:t>
+      </w:r>
+      <w:r>
+        <w:t xml:space="preserve"> </w:t>
+      </w:r>
+      <w:r>
+        <w:t>администрирования пользовательских опросов.</w:t>
+      </w:r>
+    </w:p>
+    <w:p>
+      <w:pPr>
+        <w:pStyle w:val="1234"/>
+      </w:pPr>
+      <w:r>
+        <w:t>Для достижения поставленной цели необходимо выполнить декомпозицию и решить следующие задачи:</w:t>
+      </w:r>
+    </w:p>
+    <w:p>
+      <w:pPr>
+        <w:pStyle w:val="1234"/>
+      </w:pPr>
+      <w:r>
+        <w:t>1. Провести анализ существующих решений (аналогов) на рынке.</w:t>
+      </w:r>
+    </w:p>
+    <w:p>
+      <w:pPr>
+        <w:pStyle w:val="1234"/>
+      </w:pPr>
+      <w:r>
+        <w:t>2. Выбрать оптимальный стек технологий и инструментов для разработки.</w:t>
+      </w:r>
+    </w:p>
+    <w:p>
+      <w:pPr>
+        <w:pStyle w:val="1234"/>
+      </w:pPr>
+      <w:r>
+        <w:t>3. Спроектировать структуру базы данных для хранения форм, вопросов и ответов.</w:t>
+      </w:r>
+    </w:p>
+    <w:p>
+      <w:pPr>
+        <w:pStyle w:val="1234"/>
+      </w:pPr>
+      <w:r>
+        <w:t>4. Разработать серверную часть (</w:t>
+      </w:r>
+      <w:proofErr w:type="spellStart"/>
+      <w:r>
+        <w:t>backend</w:t>
+      </w:r>
+      <w:proofErr w:type="spellEnd"/>
+      <w:r>
+        <w:t>) с использованием паттернов проектирования и реализовать бизнес-логику.</w:t>
+      </w:r>
+    </w:p>
+    <w:p>
+      <w:pPr>
+        <w:pStyle w:val="1234"/>
+      </w:pPr>
+      <w:r>
+        <w:t>5. Создать пользовательский интерфейс (</w:t>
+      </w:r>
+      <w:proofErr w:type="spellStart"/>
+      <w:r>
+        <w:t>frontend</w:t>
+      </w:r>
+      <w:proofErr w:type="spellEnd"/>
+      <w:r>
+        <w:t>) для трех основных ролей (администратор, создатель опроса,</w:t>
+      </w:r>
+      <w:r>
+        <w:t xml:space="preserve"> </w:t>
+      </w:r>
+      <w:r>
+        <w:t>респондент).</w:t>
+      </w:r>
+    </w:p>
+    <w:p>
+      <w:pPr>
+        <w:pStyle w:val="1234"/>
+      </w:pPr>
+      <w:r>
+        <w:t>6. Реализовать функционал экспорта результатов (генерация отчетов).</w:t>
+      </w:r>
+    </w:p>
+    <w:p>
+      <w:pPr>
+        <w:pStyle w:val="1234"/>
+      </w:pPr>
+      <w:r>
+        <w:t>7. Провести модульное (</w:t>
+      </w:r>
+      <w:proofErr w:type="spellStart"/>
+      <w:r>
+        <w:t>Unit</w:t>
+      </w:r>
+      <w:proofErr w:type="spellEnd"/>
+      <w:r>
+        <w:t xml:space="preserve"> </w:t>
+      </w:r>
+      <w:proofErr w:type="spellStart"/>
+      <w:r>
+        <w:t>Testing</w:t>
+      </w:r>
+      <w:proofErr w:type="spellEnd"/>
+      <w:r>
+        <w:t>) и ручное тестирование готового приложения.</w:t>
+      </w:r>
+    </w:p>
+    <w:p>
+      <w:pPr>
+        <w:pStyle w:val="a"/>
+      </w:pPr>
+      <w:bookmarkStart w:id="7" w:name="попуск2"/>
+      <w:r>
+        <w:t>Сравнительный анализ существующих решений</w:t>
+      </w:r>
+    </w:p>
     <w:bookmarkEnd w:id="7"/>
-    <w:p>
-      <w:pPr>
-        <w:pStyle w:val="1234"/>
-      </w:pPr>
-      <w:r>
-        <w:t>Целью данной курсовой работы является проектирование и разработка веб-приложения для создания, прохождения и</w:t>
-      </w:r>
-      <w:r>
-        <w:t xml:space="preserve"> </w:t>
-      </w:r>
-      <w:r>
-        <w:t>администрирования пользовательских опросов.</w:t>
-      </w:r>
-    </w:p>
-    <w:p>
-      <w:pPr>
-        <w:pStyle w:val="1234"/>
-      </w:pPr>
-      <w:r>
-        <w:t>Для достижения поставленной цели необходимо выполнить декомпозицию и решить следующие задачи:</w:t>
-      </w:r>
-    </w:p>
-    <w:p>
-      <w:pPr>
-        <w:pStyle w:val="1234"/>
-      </w:pPr>
-      <w:r>
-        <w:t>1. Провести анализ существующих решений (аналогов) на рынке.</w:t>
-      </w:r>
-    </w:p>
-    <w:p>
-      <w:pPr>
-        <w:pStyle w:val="1234"/>
-      </w:pPr>
-      <w:r>
-        <w:t>2. Выбрать оптимальный стек технологий и инструментов для разработки.</w:t>
-      </w:r>
-    </w:p>
-    <w:p>
-      <w:pPr>
-        <w:pStyle w:val="1234"/>
-      </w:pPr>
-      <w:r>
-        <w:t>3. Спроектировать структуру базы данных для хранения форм, вопросов и ответов.</w:t>
-      </w:r>
-    </w:p>
-    <w:p>
-      <w:pPr>
-        <w:pStyle w:val="1234"/>
-      </w:pPr>
-      <w:r>
-        <w:t>4. Разработать серверную часть (</w:t>
-      </w:r>
-      <w:proofErr w:type="spellStart"/>
-      <w:r>
-        <w:t>backend</w:t>
-      </w:r>
-      <w:proofErr w:type="spellEnd"/>
-      <w:r>
-        <w:t>) с использованием паттернов проектирования и реализовать бизнес-логику.</w:t>
-      </w:r>
-    </w:p>
-    <w:p>
-      <w:pPr>
-        <w:pStyle w:val="1234"/>
-      </w:pPr>
-      <w:r>
-        <w:t>5. Создать пользовательский интерфейс (</w:t>
-      </w:r>
-      <w:proofErr w:type="spellStart"/>
-      <w:r>
-        <w:t>frontend</w:t>
-      </w:r>
-      <w:proofErr w:type="spellEnd"/>
-      <w:r>
-        <w:t>) для трех основных ролей (администратор, создатель опроса,</w:t>
-      </w:r>
-      <w:r>
-        <w:t xml:space="preserve"> </w:t>
-      </w:r>
-      <w:r>
-        <w:t>респондент).</w:t>
-      </w:r>
-    </w:p>
-    <w:p>
-      <w:pPr>
-        <w:pStyle w:val="1234"/>
-      </w:pPr>
-      <w:r>
-        <w:t>6. Реализовать функционал экспорта результатов (генерация отчетов).</w:t>
-      </w:r>
-    </w:p>
-    <w:p>
-      <w:pPr>
-        <w:pStyle w:val="1234"/>
-      </w:pPr>
-      <w:r>
-        <w:t>7. Провести модульное (</w:t>
-      </w:r>
-      <w:proofErr w:type="spellStart"/>
-      <w:r>
-        <w:t>Unit</w:t>
-      </w:r>
-      <w:proofErr w:type="spellEnd"/>
-      <w:r>
-        <w:t xml:space="preserve"> </w:t>
-      </w:r>
-      <w:proofErr w:type="spellStart"/>
-      <w:r>
-        <w:t>Testing</w:t>
-      </w:r>
-      <w:proofErr w:type="spellEnd"/>
-      <w:r>
-        <w:t>) и ручное тестирование готового приложения.</w:t>
-      </w:r>
-    </w:p>
-    <w:p>
-      <w:pPr>
-        <w:pStyle w:val="a"/>
-      </w:pPr>
-      <w:bookmarkStart w:id="8" w:name="попуск2"/>
-      <w:r>
-        <w:t>Сравнительный анализ существующих решений</w:t>
-      </w:r>
-    </w:p>
-    <w:bookmarkEnd w:id="8"/>
     <w:p>
       <w:pPr>
         <w:pStyle w:val="1234"/>
@@ -3532,7 +3530,7 @@
           <w:lang w:val="ru-RU"/>
         </w:rPr>
       </w:pPr>
-      <w:bookmarkStart w:id="9" w:name="рисунок1"/>
+      <w:bookmarkStart w:id="8" w:name="рисунок1"/>
       <w:r>
         <w:rPr>
           <w:noProof/>
@@ -3588,7 +3586,7 @@
           </wp:inline>
         </w:drawing>
       </w:r>
-      <w:bookmarkEnd w:id="9"/>
+      <w:bookmarkEnd w:id="8"/>
     </w:p>
     <w:p>
       <w:pPr>
@@ -3705,7 +3703,7 @@
           <w:lang w:val="ru-RU"/>
         </w:rPr>
       </w:pPr>
-      <w:bookmarkStart w:id="10" w:name="рисунок2"/>
+      <w:bookmarkStart w:id="9" w:name="рисунок2"/>
       <w:r>
         <w:rPr>
           <w:noProof/>
@@ -3762,15 +3760,15 @@
           </wp:inline>
         </w:drawing>
       </w:r>
-      <w:bookmarkEnd w:id="10"/>
-    </w:p>
-    <w:p>
-      <w:pPr>
-        <w:rPr>
-          <w:lang w:val="ru-RU"/>
-        </w:rPr>
-      </w:pPr>
-      <w:bookmarkStart w:id="11" w:name="рисунок"/>
+      <w:bookmarkEnd w:id="9"/>
+    </w:p>
+    <w:p>
+      <w:pPr>
+        <w:rPr>
+          <w:lang w:val="ru-RU"/>
+        </w:rPr>
+      </w:pPr>
+      <w:bookmarkStart w:id="10" w:name="рисунок"/>
       <w:r>
         <w:rPr>
           <w:rStyle w:val="aff0"/>
@@ -3864,7 +3862,7 @@
         <w:t xml:space="preserve"> формы</w:t>
       </w:r>
     </w:p>
-    <w:bookmarkEnd w:id="11"/>
+    <w:bookmarkEnd w:id="10"/>
     <w:p>
       <w:pPr>
         <w:rPr>
@@ -3879,15 +3877,15 @@
         <w:spacing w:line="240" w:lineRule="auto"/>
         <w:ind w:left="0" w:right="0" w:firstLine="0"/>
       </w:pPr>
-      <w:bookmarkStart w:id="12" w:name="Таблица1"/>
+      <w:bookmarkStart w:id="11" w:name="Таблица1"/>
       <w:r>
         <w:t xml:space="preserve">  </w:t>
       </w:r>
       <w:r>
         <w:t>Таблица 1 — Сравнительный анализ ан</w:t>
       </w:r>
-      <w:bookmarkStart w:id="13" w:name="Таблица"/>
-      <w:bookmarkEnd w:id="13"/>
+      <w:bookmarkStart w:id="12" w:name="Таблица"/>
+      <w:bookmarkEnd w:id="12"/>
       <w:r>
         <w:t>алогов и разрабатываемого решения</w:t>
       </w:r>
@@ -3910,7 +3908,7 @@
           <w:tcPr>
             <w:tcW w:w="2447" w:type="dxa"/>
           </w:tcPr>
-          <w:bookmarkEnd w:id="12"/>
+          <w:bookmarkEnd w:id="11"/>
           <w:p>
             <w:pPr>
               <w:pStyle w:val="TableParagraph"/>
@@ -4292,11 +4290,11 @@
       <w:r>
         <w:t>Таб</w:t>
       </w:r>
-      <w:bookmarkStart w:id="14" w:name="Таблица2"/>
+      <w:bookmarkStart w:id="13" w:name="Таблица2"/>
       <w:r>
         <w:t>лица 2 — Обоснование выбора технологий</w:t>
       </w:r>
-      <w:bookmarkEnd w:id="14"/>
+      <w:bookmarkEnd w:id="13"/>
     </w:p>
     <w:tbl>
       <w:tblPr>
@@ -4925,13 +4923,13 @@
       <w:pPr>
         <w:pStyle w:val="a"/>
       </w:pPr>
-      <w:bookmarkStart w:id="15" w:name="попуск13"/>
+      <w:bookmarkStart w:id="14" w:name="попуск13"/>
       <w:r>
         <w:t>Архитектура системы</w:t>
       </w:r>
     </w:p>
     <w:bookmarkEnd w:id="0"/>
-    <w:bookmarkEnd w:id="15"/>
+    <w:bookmarkEnd w:id="14"/>
     <w:p>
       <w:pPr>
         <w:pStyle w:val="1234"/>
@@ -5113,7 +5111,7 @@
           <w:rStyle w:val="aff0"/>
         </w:rPr>
       </w:pPr>
-      <w:bookmarkStart w:id="16" w:name="рисунок3"/>
+      <w:bookmarkStart w:id="15" w:name="рисунок3"/>
       <w:r>
         <w:rPr>
           <w:rStyle w:val="aff0"/>
@@ -5167,7 +5165,7 @@
           </wp:inline>
         </w:drawing>
       </w:r>
-      <w:bookmarkEnd w:id="16"/>
+      <w:bookmarkEnd w:id="15"/>
     </w:p>
     <w:p>
       <w:pPr>
@@ -5571,12 +5569,12 @@
       <w:pPr>
         <w:pStyle w:val="a"/>
       </w:pPr>
-      <w:bookmarkStart w:id="17" w:name="попуск14"/>
+      <w:bookmarkStart w:id="16" w:name="попуск14"/>
       <w:r>
         <w:t>Управление опросами</w:t>
       </w:r>
     </w:p>
-    <w:bookmarkEnd w:id="17"/>
+    <w:bookmarkEnd w:id="16"/>
     <w:p>
       <w:pPr>
         <w:pStyle w:val="1234"/>
@@ -5813,7 +5811,7 @@
         <w:t xml:space="preserve"> MVC.</w:t>
       </w:r>
     </w:p>
-    <w:bookmarkEnd w:id="6"/>
+    <w:bookmarkEnd w:id="5"/>
     <w:p>
       <w:pPr>
         <w:jc w:val="left"/>
@@ -5835,8 +5833,8 @@
         <w:pStyle w:val="1"/>
         <w:spacing w:after="0"/>
       </w:pPr>
-      <w:bookmarkStart w:id="18" w:name="_Проектирование_программы"/>
-      <w:bookmarkEnd w:id="18"/>
+      <w:bookmarkStart w:id="17" w:name="_Проектирование_программы"/>
+      <w:bookmarkEnd w:id="17"/>
       <w:r>
         <w:lastRenderedPageBreak/>
         <w:t>Проектирование программы</w:t>
@@ -5847,12 +5845,12 @@
         <w:pStyle w:val="a"/>
         <w:spacing w:before="0"/>
       </w:pPr>
-      <w:bookmarkStart w:id="19" w:name="попуск21"/>
+      <w:bookmarkStart w:id="18" w:name="попуск21"/>
       <w:r>
         <w:t>Проектирование архитектуры и структуры данных системы</w:t>
       </w:r>
     </w:p>
-    <w:bookmarkEnd w:id="19"/>
+    <w:bookmarkEnd w:id="18"/>
     <w:p>
       <w:pPr>
         <w:pStyle w:val="1234"/>
@@ -6462,12 +6460,12 @@
       <w:pPr>
         <w:pStyle w:val="a"/>
       </w:pPr>
-      <w:bookmarkStart w:id="20" w:name="попуск22"/>
+      <w:bookmarkStart w:id="19" w:name="попуск22"/>
       <w:r>
         <w:t>Проектирование информационной модели и базы данных</w:t>
       </w:r>
     </w:p>
-    <w:bookmarkEnd w:id="20"/>
+    <w:bookmarkEnd w:id="19"/>
     <w:p>
       <w:pPr>
         <w:pStyle w:val="1234"/>
@@ -6933,8 +6931,8 @@
       <w:pPr>
         <w:pStyle w:val="1"/>
       </w:pPr>
-      <w:bookmarkStart w:id="21" w:name="_Разработка_приложения"/>
-      <w:bookmarkEnd w:id="21"/>
+      <w:bookmarkStart w:id="20" w:name="_Разработка_приложения"/>
+      <w:bookmarkEnd w:id="20"/>
       <w:r>
         <w:lastRenderedPageBreak/>
         <w:t xml:space="preserve">Разработка </w:t>
@@ -7183,12 +7181,12 @@
       <w:pPr>
         <w:pStyle w:val="a"/>
       </w:pPr>
-      <w:bookmarkStart w:id="22" w:name="попуск31"/>
+      <w:bookmarkStart w:id="21" w:name="попуск31"/>
       <w:r>
         <w:t>Выбор и обоснование технологического стека</w:t>
       </w:r>
     </w:p>
-    <w:bookmarkEnd w:id="22"/>
+    <w:bookmarkEnd w:id="21"/>
     <w:p>
       <w:pPr>
         <w:pStyle w:val="TableParagraph"/>
@@ -7793,13 +7791,13 @@
       <w:pPr>
         <w:pStyle w:val="a"/>
       </w:pPr>
-      <w:bookmarkStart w:id="23" w:name="попуск32"/>
+      <w:bookmarkStart w:id="22" w:name="попуск32"/>
       <w:r>
         <w:lastRenderedPageBreak/>
         <w:t>Реализация системы типов вопросов</w:t>
       </w:r>
     </w:p>
-    <w:bookmarkEnd w:id="23"/>
+    <w:bookmarkEnd w:id="22"/>
     <w:p>
       <w:pPr>
         <w:pStyle w:val="TableParagraph"/>
@@ -7998,13 +7996,13 @@
       <w:pPr>
         <w:pStyle w:val="a"/>
       </w:pPr>
-      <w:bookmarkStart w:id="24" w:name="попуск33"/>
+      <w:bookmarkStart w:id="23" w:name="попуск33"/>
       <w:r>
         <w:lastRenderedPageBreak/>
         <w:t xml:space="preserve">Реализация работы с мультимедиа-контентом </w:t>
       </w:r>
     </w:p>
-    <w:bookmarkEnd w:id="24"/>
+    <w:bookmarkEnd w:id="23"/>
     <w:p>
       <w:pPr>
         <w:pStyle w:val="TableParagraph"/>
@@ -8248,13 +8246,13 @@
       <w:pPr>
         <w:pStyle w:val="a"/>
       </w:pPr>
-      <w:bookmarkStart w:id="25" w:name="попуск34"/>
+      <w:bookmarkStart w:id="24" w:name="попуск34"/>
       <w:r>
         <w:lastRenderedPageBreak/>
         <w:t>Реализация управления жизненным циклом опроса</w:t>
       </w:r>
     </w:p>
-    <w:bookmarkEnd w:id="25"/>
+    <w:bookmarkEnd w:id="24"/>
     <w:p>
       <w:pPr>
         <w:pStyle w:val="1234"/>
@@ -8426,13 +8424,13 @@
       <w:pPr>
         <w:pStyle w:val="a"/>
       </w:pPr>
-      <w:bookmarkStart w:id="26" w:name="попуск35"/>
+      <w:bookmarkStart w:id="25" w:name="попуск35"/>
       <w:r>
         <w:lastRenderedPageBreak/>
         <w:t xml:space="preserve">Реализация интерфейса прохождения и сбора данных </w:t>
       </w:r>
     </w:p>
-    <w:bookmarkEnd w:id="26"/>
+    <w:bookmarkEnd w:id="25"/>
     <w:p>
       <w:pPr>
         <w:pStyle w:val="TableParagraph"/>
@@ -8773,12 +8771,12 @@
       <w:pPr>
         <w:pStyle w:val="a"/>
       </w:pPr>
-      <w:bookmarkStart w:id="27" w:name="попуск36"/>
+      <w:bookmarkStart w:id="26" w:name="попуск36"/>
       <w:r>
         <w:t>Реализация аналитики и экспорта результатов</w:t>
       </w:r>
     </w:p>
-    <w:bookmarkEnd w:id="27"/>
+    <w:bookmarkEnd w:id="26"/>
     <w:p>
       <w:pPr>
         <w:pStyle w:val="TableParagraph"/>
@@ -9084,13 +9082,13 @@
       <w:pPr>
         <w:pStyle w:val="a"/>
       </w:pPr>
-      <w:bookmarkStart w:id="28" w:name="попуск37"/>
+      <w:bookmarkStart w:id="27" w:name="попуск37"/>
       <w:r>
         <w:lastRenderedPageBreak/>
         <w:t>Архитектурные особенности реализации</w:t>
       </w:r>
     </w:p>
-    <w:bookmarkEnd w:id="28"/>
+    <w:bookmarkEnd w:id="27"/>
     <w:p>
       <w:pPr>
         <w:pStyle w:val="1234"/>
@@ -9397,8 +9395,8 @@
       <w:pPr>
         <w:pStyle w:val="1"/>
       </w:pPr>
-      <w:bookmarkStart w:id="29" w:name="_Тестирование"/>
-      <w:bookmarkEnd w:id="29"/>
+      <w:bookmarkStart w:id="28" w:name="_Тестирование"/>
+      <w:bookmarkEnd w:id="28"/>
       <w:r>
         <w:lastRenderedPageBreak/>
         <w:t>Тестирование</w:t>
@@ -9440,11 +9438,7 @@
         <w:pStyle w:val="1234"/>
       </w:pPr>
       <w:r>
-        <w:t xml:space="preserve">Система включает многоуровневую валидацию для предотвращения некорректных операций. Были протестированы </w:t>
-      </w:r>
-      <w:proofErr w:type="gramStart"/>
-      <w:r>
-        <w:t>следующие</w:t>
+        <w:t>Система включает многоуровневую валидацию для предотвращения некорректных операций. Были протестированы следующие</w:t>
       </w:r>
       <w:r>
         <w:t xml:space="preserve"> </w:t>
@@ -9452,9 +9446,16 @@
       <w:r>
         <w:t>сценарии</w:t>
       </w:r>
-      <w:proofErr w:type="gramEnd"/>
-      <w:r>
-        <w:t xml:space="preserve"> отображенные в таблице 1, результат тестов показан на рисунках </w:t>
+      <w:r>
+        <w:t xml:space="preserve"> отображенные в таблице </w:t>
+      </w:r>
+      <w:r>
+        <w:t>3</w:t>
+      </w:r>
+      <w:bookmarkStart w:id="29" w:name="_GoBack"/>
+      <w:bookmarkEnd w:id="29"/>
+      <w:r>
+        <w:t xml:space="preserve">, результат тестов показан на рисунках </w:t>
       </w:r>
       <w:r>
         <w:t>1</w:t>
@@ -9485,7 +9486,16 @@
       </w:r>
       <w:bookmarkStart w:id="30" w:name="_Hlk216381134"/>
       <w:r>
-        <w:t xml:space="preserve">Таблица 1 </w:t>
+        <w:t xml:space="preserve">Таблица </w:t>
+      </w:r>
+      <w:r>
+        <w:rPr>
+          <w:lang w:val="en-US"/>
+        </w:rPr>
+        <w:t>3</w:t>
+      </w:r>
+      <w:r>
+        <w:t xml:space="preserve"> </w:t>
       </w:r>
       <w:r>
         <w:sym w:font="Symbol" w:char="F02D"/>
@@ -10950,6 +10960,7 @@
     </w:tbl>
     <w:p>
       <w:pPr>
+        <w:jc w:val="both"/>
         <w:rPr>
           <w:lang w:val="ru-RU"/>
         </w:rPr>
@@ -10959,7 +10970,19 @@
           <w:lang w:val="ru-RU"/>
         </w:rPr>
         <w:lastRenderedPageBreak/>
-        <w:t xml:space="preserve">  Продолжение таблицы 1 </w:t>
+        <w:t xml:space="preserve">  Продолжение таблицы </w:t>
+      </w:r>
+      <w:r>
+        <w:rPr>
+          <w:lang w:val="en-US"/>
+        </w:rPr>
+        <w:t>3</w:t>
+      </w:r>
+      <w:r>
+        <w:rPr>
+          <w:lang w:val="ru-RU"/>
+        </w:rPr>
+        <w:t xml:space="preserve"> </w:t>
       </w:r>
       <w:r>
         <w:rPr>
@@ -13935,7 +13958,7 @@
             </wp:anchor>
           </w:drawing>
         </mc:Choice>
-        <mc:Fallback xmlns:oel="http://schemas.microsoft.com/office/2019/extlst" xmlns:w16sdtdh="http://schemas.microsoft.com/office/word/2020/wordml/sdtdatahash" xmlns:w16="http://schemas.microsoft.com/office/word/2018/wordml" xmlns:w16cex="http://schemas.microsoft.com/office/word/2018/wordml/cex">
+        <mc:Fallback xmlns:w16cex="http://schemas.microsoft.com/office/word/2018/wordml/cex" xmlns:w16="http://schemas.microsoft.com/office/word/2018/wordml" xmlns:w16sdtdh="http://schemas.microsoft.com/office/word/2020/wordml/sdtdatahash" xmlns:oel="http://schemas.microsoft.com/office/2019/extlst">
           <w:pict>
             <v:rect w14:anchorId="6C329717" id="Rectangle 2" o:spid="_x0000_s1026" style="position:absolute;margin-left:-3.05pt;margin-top:-21.75pt;width:518.8pt;height:808.15pt;z-index:251656192;visibility:visible;mso-wrap-style:square;mso-wrap-distance-left:9pt;mso-wrap-distance-top:0;mso-wrap-distance-right:9pt;mso-wrap-distance-bottom:0;mso-position-horizontal:absolute;mso-position-horizontal-relative:text;mso-position-vertical:absolute;mso-position-vertical-relative:text;v-text-anchor:top" o:gfxdata="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" filled="f" strokeweight="2pt"/>
           </w:pict>
@@ -14027,7 +14050,7 @@
             </wp:anchor>
           </w:drawing>
         </mc:Choice>
-        <mc:Fallback xmlns:oel="http://schemas.microsoft.com/office/2019/extlst" xmlns:w16sdtdh="http://schemas.microsoft.com/office/word/2020/wordml/sdtdatahash" xmlns:w16="http://schemas.microsoft.com/office/word/2018/wordml" xmlns:w16cex="http://schemas.microsoft.com/office/word/2018/wordml/cex">
+        <mc:Fallback xmlns:w16cex="http://schemas.microsoft.com/office/word/2018/wordml/cex" xmlns:w16="http://schemas.microsoft.com/office/word/2018/wordml" xmlns:w16sdtdh="http://schemas.microsoft.com/office/word/2020/wordml/sdtdatahash" xmlns:oel="http://schemas.microsoft.com/office/2019/extlst">
           <w:pict>
             <v:rect w14:anchorId="3BA9589D" id="Rectangle 2" o:spid="_x0000_s1026" style="position:absolute;margin-left:-3.05pt;margin-top:-21.75pt;width:518.8pt;height:808.15pt;z-index:251659264;visibility:visible;mso-wrap-style:square;mso-wrap-distance-left:9pt;mso-wrap-distance-top:0;mso-wrap-distance-right:9pt;mso-wrap-distance-bottom:0;mso-position-horizontal:absolute;mso-position-horizontal-relative:text;mso-position-vertical:absolute;mso-position-vertical-relative:text;v-text-anchor:top" o:gfxdata="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" filled="f" strokeweight="2pt"/>
           </w:pict>
@@ -25179,7 +25202,7 @@
 </file>
 
 <file path=customXml/itemProps1.xml><?xml version="1.0" encoding="utf-8"?>
-<ds:datastoreItem xmlns:ds="http://schemas.openxmlformats.org/officeDocument/2006/customXml" ds:itemID="{B4ABCE09-C8C5-4002-9A3D-1C5A2966FE37}">
+<ds:datastoreItem xmlns:ds="http://schemas.openxmlformats.org/officeDocument/2006/customXml" ds:itemID="{F612C0DE-EBFE-4D34-8EAC-AECF565C0FDB}">
   <ds:schemaRefs>
     <ds:schemaRef ds:uri="http://schemas.openxmlformats.org/officeDocument/2006/bibliography"/>
   </ds:schemaRefs>

--- a/джава курсовой опросы.docx
+++ b/джава курсовой опросы.docx
@@ -2108,37 +2108,7 @@
             <w:u w:val="none"/>
             <w:lang w:val="ru-RU"/>
           </w:rPr>
-          <w:t>Вве</w:t>
-        </w:r>
-        <w:r>
-          <w:rPr>
-            <w:rStyle w:val="af4"/>
-            <w:color w:val="auto"/>
-            <w:szCs w:val="28"/>
-            <w:u w:val="none"/>
-            <w:lang w:val="ru-RU"/>
-          </w:rPr>
-          <w:t>д</w:t>
-        </w:r>
-        <w:r>
-          <w:rPr>
-            <w:rStyle w:val="af4"/>
-            <w:color w:val="auto"/>
-            <w:szCs w:val="28"/>
-            <w:u w:val="none"/>
-            <w:lang w:val="ru-RU"/>
-          </w:rPr>
-          <w:t>е</w:t>
-        </w:r>
-        <w:r>
-          <w:rPr>
-            <w:rStyle w:val="af4"/>
-            <w:color w:val="auto"/>
-            <w:szCs w:val="28"/>
-            <w:u w:val="none"/>
-            <w:lang w:val="ru-RU"/>
-          </w:rPr>
-          <w:t>ние</w:t>
+          <w:t>Введение</w:t>
         </w:r>
       </w:hyperlink>
       <w:r>
@@ -2222,27 +2192,7 @@
             <w:u w:val="none"/>
             <w:lang w:val="ru-RU"/>
           </w:rPr>
-          <w:t>Цель и задачи разра</w:t>
-        </w:r>
-        <w:r>
-          <w:rPr>
-            <w:rStyle w:val="af4"/>
-            <w:color w:val="auto"/>
-            <w:szCs w:val="28"/>
-            <w:u w:val="none"/>
-            <w:lang w:val="ru-RU"/>
-          </w:rPr>
-          <w:t>б</w:t>
-        </w:r>
-        <w:r>
-          <w:rPr>
-            <w:rStyle w:val="af4"/>
-            <w:color w:val="auto"/>
-            <w:szCs w:val="28"/>
-            <w:u w:val="none"/>
-            <w:lang w:val="ru-RU"/>
-          </w:rPr>
-          <w:t>отки</w:t>
+          <w:t>Цель и задачи разработки</w:t>
         </w:r>
       </w:hyperlink>
       <w:r>
@@ -2281,27 +2231,7 @@
             <w:u w:val="none"/>
             <w:lang w:val="ru-RU"/>
           </w:rPr>
-          <w:t>Архит</w:t>
-        </w:r>
-        <w:r>
-          <w:rPr>
-            <w:rStyle w:val="af4"/>
-            <w:color w:val="auto"/>
-            <w:szCs w:val="28"/>
-            <w:u w:val="none"/>
-            <w:lang w:val="ru-RU"/>
-          </w:rPr>
-          <w:t>е</w:t>
-        </w:r>
-        <w:r>
-          <w:rPr>
-            <w:rStyle w:val="af4"/>
-            <w:color w:val="auto"/>
-            <w:szCs w:val="28"/>
-            <w:u w:val="none"/>
-            <w:lang w:val="ru-RU"/>
-          </w:rPr>
-          <w:t>ктура системы</w:t>
+          <w:t>Архитектура системы</w:t>
         </w:r>
       </w:hyperlink>
       <w:r>
@@ -2607,27 +2537,7 @@
             <w:u w:val="none"/>
             <w:lang w:val="ru-RU"/>
           </w:rPr>
-          <w:t xml:space="preserve"> </w:t>
-        </w:r>
-        <w:r>
-          <w:rPr>
-            <w:rStyle w:val="af4"/>
-            <w:color w:val="auto"/>
-            <w:szCs w:val="28"/>
-            <w:u w:val="none"/>
-            <w:lang w:val="ru-RU"/>
-          </w:rPr>
-          <w:t>п</w:t>
-        </w:r>
-        <w:r>
-          <w:rPr>
-            <w:rStyle w:val="af4"/>
-            <w:color w:val="auto"/>
-            <w:szCs w:val="28"/>
-            <w:u w:val="none"/>
-            <w:lang w:val="ru-RU"/>
-          </w:rPr>
-          <w:t>риложения</w:t>
+          <w:t xml:space="preserve"> приложения</w:t>
         </w:r>
       </w:hyperlink>
       <w:r>
@@ -2678,25 +2588,7 @@
             <w:u w:val="none"/>
             <w:lang w:val="ru-RU"/>
           </w:rPr>
-          <w:t>Выбор и обосновани</w:t>
-        </w:r>
-        <w:r>
-          <w:rPr>
-            <w:rStyle w:val="af4"/>
-            <w:color w:val="auto"/>
-            <w:u w:val="none"/>
-            <w:lang w:val="ru-RU"/>
-          </w:rPr>
-          <w:t>е</w:t>
-        </w:r>
-        <w:r>
-          <w:rPr>
-            <w:rStyle w:val="af4"/>
-            <w:color w:val="auto"/>
-            <w:u w:val="none"/>
-            <w:lang w:val="ru-RU"/>
-          </w:rPr>
-          <w:t xml:space="preserve"> технологического стека</w:t>
+          <w:t>Выбор и обоснование технологического стека</w:t>
         </w:r>
       </w:hyperlink>
       <w:r>
@@ -2744,25 +2636,7 @@
             <w:u w:val="none"/>
             <w:lang w:val="ru-RU"/>
           </w:rPr>
-          <w:t>Реализация системы т</w:t>
-        </w:r>
-        <w:r>
-          <w:rPr>
-            <w:rStyle w:val="af4"/>
-            <w:color w:val="auto"/>
-            <w:u w:val="none"/>
-            <w:lang w:val="ru-RU"/>
-          </w:rPr>
-          <w:t>и</w:t>
-        </w:r>
-        <w:r>
-          <w:rPr>
-            <w:rStyle w:val="af4"/>
-            <w:color w:val="auto"/>
-            <w:u w:val="none"/>
-            <w:lang w:val="ru-RU"/>
-          </w:rPr>
-          <w:t>пов вопросов</w:t>
+          <w:t>Реализация системы типов вопросов</w:t>
         </w:r>
       </w:hyperlink>
       <w:r>
@@ -2891,25 +2765,7 @@
             <w:u w:val="none"/>
             <w:lang w:val="ru-RU"/>
           </w:rPr>
-          <w:t>Реализация интерфейса прохождения и сбор</w:t>
-        </w:r>
-        <w:r>
-          <w:rPr>
-            <w:rStyle w:val="af4"/>
-            <w:color w:val="auto"/>
-            <w:u w:val="none"/>
-            <w:lang w:val="ru-RU"/>
-          </w:rPr>
-          <w:t>а</w:t>
-        </w:r>
-        <w:r>
-          <w:rPr>
-            <w:rStyle w:val="af4"/>
-            <w:color w:val="auto"/>
-            <w:u w:val="none"/>
-            <w:lang w:val="ru-RU"/>
-          </w:rPr>
-          <w:t xml:space="preserve"> данных</w:t>
+          <w:t>Реализация интерфейса прохождения и сбора данных</w:t>
         </w:r>
       </w:hyperlink>
       <w:r>
@@ -3044,27 +2900,7 @@
             <w:u w:val="none"/>
             <w:lang w:val="ru-RU"/>
           </w:rPr>
-          <w:t>Тестиров</w:t>
-        </w:r>
-        <w:r>
-          <w:rPr>
-            <w:rStyle w:val="af4"/>
-            <w:color w:val="auto"/>
-            <w:szCs w:val="28"/>
-            <w:u w:val="none"/>
-            <w:lang w:val="ru-RU"/>
-          </w:rPr>
-          <w:t>а</w:t>
-        </w:r>
-        <w:r>
-          <w:rPr>
-            <w:rStyle w:val="af4"/>
-            <w:color w:val="auto"/>
-            <w:szCs w:val="28"/>
-            <w:u w:val="none"/>
-            <w:lang w:val="ru-RU"/>
-          </w:rPr>
-          <w:t>ние</w:t>
+          <w:t>Тестирование</w:t>
         </w:r>
       </w:hyperlink>
       <w:r>
@@ -3112,47 +2948,7 @@
             <w:u w:val="none"/>
             <w:lang w:val="ru-RU"/>
           </w:rPr>
-          <w:t>Закл</w:t>
-        </w:r>
-        <w:r>
-          <w:rPr>
-            <w:rStyle w:val="af4"/>
-            <w:color w:val="auto"/>
-            <w:szCs w:val="28"/>
-            <w:u w:val="none"/>
-            <w:lang w:val="ru-RU"/>
-          </w:rPr>
-          <w:t>ю</w:t>
-        </w:r>
-        <w:r>
-          <w:rPr>
-            <w:rStyle w:val="af4"/>
-            <w:color w:val="auto"/>
-            <w:szCs w:val="28"/>
-            <w:u w:val="none"/>
-            <w:lang w:val="ru-RU"/>
-          </w:rPr>
-          <w:t>ч</w:t>
-        </w:r>
-        <w:r>
-          <w:rPr>
-            <w:rStyle w:val="af4"/>
-            <w:color w:val="auto"/>
-            <w:szCs w:val="28"/>
-            <w:u w:val="none"/>
-            <w:lang w:val="ru-RU"/>
-          </w:rPr>
-          <w:t>е</w:t>
-        </w:r>
-        <w:r>
-          <w:rPr>
-            <w:rStyle w:val="af4"/>
-            <w:color w:val="auto"/>
-            <w:szCs w:val="28"/>
-            <w:u w:val="none"/>
-            <w:lang w:val="ru-RU"/>
-          </w:rPr>
-          <w:t>ние</w:t>
+          <w:t>Заключение</w:t>
         </w:r>
       </w:hyperlink>
       <w:r>
@@ -3563,9 +3359,9 @@
       <w:pPr>
         <w:pStyle w:val="1"/>
       </w:pPr>
-      <w:bookmarkStart w:id="4" w:name="_Hlk216109612"/>
-      <w:bookmarkStart w:id="5" w:name="_Анализ_технического_задания"/>
-      <w:bookmarkEnd w:id="5"/>
+      <w:bookmarkStart w:id="4" w:name="_Анализ_технического_задания"/>
+      <w:bookmarkStart w:id="5" w:name="_Hlk216109612"/>
+      <w:bookmarkEnd w:id="4"/>
       <w:r>
         <w:lastRenderedPageBreak/>
         <w:t>Анализ технического задания</w:t>
@@ -3831,11 +3627,6 @@
           <w:vertAlign w:val="superscript"/>
         </w:rPr>
         <w:instrText xml:space="preserve"> HYPERLINK  \l "гугл" </w:instrText>
-      </w:r>
-      <w:r>
-        <w:rPr>
-          <w:vertAlign w:val="superscript"/>
-        </w:rPr>
       </w:r>
       <w:r>
         <w:rPr>
@@ -3866,23 +3657,7 @@
             <w:color w:val="auto"/>
             <w:u w:val="none"/>
           </w:rPr>
-          <w:t>рисун</w:t>
-        </w:r>
-        <w:r>
-          <w:rPr>
-            <w:rStyle w:val="af4"/>
-            <w:color w:val="auto"/>
-            <w:u w:val="none"/>
-          </w:rPr>
-          <w:t>к</w:t>
-        </w:r>
-        <w:r>
-          <w:rPr>
-            <w:rStyle w:val="af4"/>
-            <w:color w:val="auto"/>
-            <w:u w:val="none"/>
-          </w:rPr>
-          <w:t>е 1.</w:t>
+          <w:t>рисунке 1.</w:t>
         </w:r>
       </w:hyperlink>
     </w:p>
@@ -4063,11 +3838,6 @@
         <w:rPr>
           <w:vertAlign w:val="superscript"/>
         </w:rPr>
-      </w:r>
-      <w:r>
-        <w:rPr>
-          <w:vertAlign w:val="superscript"/>
-        </w:rPr>
         <w:fldChar w:fldCharType="separate"/>
       </w:r>
       <w:r>
@@ -4093,39 +3863,7 @@
             <w:color w:val="auto"/>
             <w:u w:val="none"/>
           </w:rPr>
-          <w:t>ри</w:t>
-        </w:r>
-        <w:r>
-          <w:rPr>
-            <w:rStyle w:val="af4"/>
-            <w:color w:val="auto"/>
-            <w:u w:val="none"/>
-          </w:rPr>
-          <w:t>с</w:t>
-        </w:r>
-        <w:r>
-          <w:rPr>
-            <w:rStyle w:val="af4"/>
-            <w:color w:val="auto"/>
-            <w:u w:val="none"/>
-          </w:rPr>
-          <w:t>у</w:t>
-        </w:r>
-        <w:r>
-          <w:rPr>
-            <w:rStyle w:val="af4"/>
-            <w:color w:val="auto"/>
-            <w:u w:val="none"/>
-          </w:rPr>
-          <w:t>н</w:t>
-        </w:r>
-        <w:r>
-          <w:rPr>
-            <w:rStyle w:val="af4"/>
-            <w:color w:val="auto"/>
-            <w:u w:val="none"/>
-          </w:rPr>
-          <w:t>ке 2.</w:t>
+          <w:t>рисунке 2.</w:t>
         </w:r>
       </w:hyperlink>
     </w:p>
@@ -5411,11 +5149,6 @@
         <w:rPr>
           <w:vertAlign w:val="superscript"/>
         </w:rPr>
-      </w:r>
-      <w:r>
-        <w:rPr>
-          <w:vertAlign w:val="superscript"/>
-        </w:rPr>
         <w:fldChar w:fldCharType="separate"/>
       </w:r>
       <w:r>
@@ -5431,15 +5164,41 @@
         </w:rPr>
         <w:fldChar w:fldCharType="end"/>
       </w:r>
-      <w:hyperlink w:anchor="мирошконкович" w:history="1">
-        <w:r>
-          <w:rPr>
-            <w:rStyle w:val="af4"/>
-            <w:vertAlign w:val="superscript"/>
-          </w:rPr>
-          <w:t>[4]</w:t>
-        </w:r>
-      </w:hyperlink>
+      <w:r>
+        <w:rPr>
+          <w:rStyle w:val="af4"/>
+          <w:vertAlign w:val="superscript"/>
+        </w:rPr>
+        <w:fldChar w:fldCharType="begin"/>
+      </w:r>
+      <w:r>
+        <w:rPr>
+          <w:rStyle w:val="af4"/>
+          <w:vertAlign w:val="superscript"/>
+        </w:rPr>
+        <w:instrText xml:space="preserve"> HYPERLINK \l "мирошконкович" </w:instrText>
+      </w:r>
+      <w:r>
+        <w:rPr>
+          <w:rStyle w:val="af4"/>
+          <w:vertAlign w:val="superscript"/>
+        </w:rPr>
+        <w:fldChar w:fldCharType="separate"/>
+      </w:r>
+      <w:r>
+        <w:rPr>
+          <w:rStyle w:val="af4"/>
+          <w:vertAlign w:val="superscript"/>
+        </w:rPr>
+        <w:t>[4]</w:t>
+      </w:r>
+      <w:r>
+        <w:rPr>
+          <w:rStyle w:val="af4"/>
+          <w:vertAlign w:val="superscript"/>
+        </w:rPr>
+        <w:fldChar w:fldCharType="end"/>
+      </w:r>
       <w:r>
         <w:t xml:space="preserve">. Один из классических подходов к построению таких систем </w:t>
       </w:r>
@@ -5574,23 +5333,7 @@
             <w:color w:val="auto"/>
             <w:u w:val="none"/>
           </w:rPr>
-          <w:t>рису</w:t>
-        </w:r>
-        <w:r>
-          <w:rPr>
-            <w:rStyle w:val="af4"/>
-            <w:color w:val="auto"/>
-            <w:u w:val="none"/>
-          </w:rPr>
-          <w:t>н</w:t>
-        </w:r>
-        <w:r>
-          <w:rPr>
-            <w:rStyle w:val="af4"/>
-            <w:color w:val="auto"/>
-            <w:u w:val="none"/>
-          </w:rPr>
-          <w:t xml:space="preserve">ке </w:t>
+          <w:t xml:space="preserve">рисунке </w:t>
         </w:r>
         <w:r>
           <w:rPr>
@@ -6317,7 +6060,7 @@
         <w:t xml:space="preserve"> MVC.</w:t>
       </w:r>
     </w:p>
-    <w:bookmarkEnd w:id="4"/>
+    <w:bookmarkEnd w:id="5"/>
     <w:p>
       <w:pPr>
         <w:jc w:val="left"/>
@@ -6868,23 +6611,7 @@
             <w:color w:val="auto"/>
             <w:u w:val="none"/>
           </w:rPr>
-          <w:t>рису</w:t>
-        </w:r>
-        <w:r>
-          <w:rPr>
-            <w:rStyle w:val="af4"/>
-            <w:color w:val="auto"/>
-            <w:u w:val="none"/>
-          </w:rPr>
-          <w:t>н</w:t>
-        </w:r>
-        <w:r>
-          <w:rPr>
-            <w:rStyle w:val="af4"/>
-            <w:color w:val="auto"/>
-            <w:u w:val="none"/>
-          </w:rPr>
-          <w:t>ке 4</w:t>
+          <w:t>рисунке 4</w:t>
         </w:r>
       </w:hyperlink>
       <w:r>
@@ -6897,33 +6624,21 @@
         <w:rPr>
           <w:color w:val="auto"/>
         </w:rPr>
-        <w:t xml:space="preserve"> Схема </w:t>
-      </w:r>
+        <w:t xml:space="preserve"> Схема взаимодействия программных </w:t>
+      </w:r>
+      <w:proofErr w:type="spellStart"/>
       <w:r>
         <w:rPr>
           <w:color w:val="auto"/>
         </w:rPr>
-        <w:t xml:space="preserve">взаимодействия программных </w:t>
-      </w:r>
-      <w:proofErr w:type="spellStart"/>
+        <w:t>Java</w:t>
+      </w:r>
+      <w:proofErr w:type="spellEnd"/>
       <w:r>
         <w:rPr>
           <w:color w:val="auto"/>
         </w:rPr>
-        <w:t>Java</w:t>
-      </w:r>
-      <w:proofErr w:type="spellEnd"/>
-      <w:r>
-        <w:rPr>
-          <w:color w:val="auto"/>
-        </w:rPr>
-        <w:t xml:space="preserve"> интерфейсов и слоев</w:t>
-      </w:r>
-      <w:r>
-        <w:rPr>
-          <w:color w:val="auto"/>
-        </w:rPr>
-        <w:t xml:space="preserve"> представлена на </w:t>
+        <w:t xml:space="preserve"> интерфейсов и слоев представлена на </w:t>
       </w:r>
       <w:hyperlink w:anchor="рисунок5" w:history="1">
         <w:r>
@@ -6932,23 +6647,7 @@
             <w:color w:val="auto"/>
             <w:u w:val="none"/>
           </w:rPr>
-          <w:t>рисунк</w:t>
-        </w:r>
-        <w:r>
-          <w:rPr>
-            <w:rStyle w:val="af4"/>
-            <w:color w:val="auto"/>
-            <w:u w:val="none"/>
-          </w:rPr>
-          <w:t>е</w:t>
-        </w:r>
-        <w:r>
-          <w:rPr>
-            <w:rStyle w:val="af4"/>
-            <w:color w:val="auto"/>
-            <w:u w:val="none"/>
-          </w:rPr>
-          <w:t xml:space="preserve"> 5</w:t>
+          <w:t>рисунке 5</w:t>
         </w:r>
       </w:hyperlink>
       <w:r>
@@ -7137,10 +6836,7 @@
         <w:fldChar w:fldCharType="end"/>
       </w:r>
       <w:r>
-        <w:t xml:space="preserve"> - </w:t>
-      </w:r>
-      <w:r>
-        <w:t xml:space="preserve">Схема </w:t>
+        <w:t xml:space="preserve"> - Схема </w:t>
       </w:r>
       <w:r>
         <w:t>взаимодействия программных Java интерфейсов и слоев</w:t>
@@ -7158,7 +6854,12 @@
       <w:bookmarkStart w:id="21" w:name="попуск22"/>
       <w:r>
         <w:lastRenderedPageBreak/>
-        <w:t>Проектирование информационной модели и базы данных</w:t>
+        <w:t>Проектирова</w:t>
+      </w:r>
+      <w:bookmarkStart w:id="22" w:name="_GoBack"/>
+      <w:bookmarkEnd w:id="22"/>
+      <w:r>
+        <w:t>ние информационной модели и базы данных</w:t>
       </w:r>
     </w:p>
     <w:bookmarkEnd w:id="21"/>
@@ -7169,42 +6870,15 @@
       <w:r>
         <w:t>Важнейшим этапом проектирования системы является разработка информационной модели, которая должна обеспечивать целостность, непротиворечивость и минимальную избыточность хранимых данных. Поскольку разрабатываемый сервис предполагает работу со сложными динамическими структурами (различные типы вопросов, неограниченное количество ответов), в качестве модели хранения была выбрана реляционная модель</w:t>
       </w:r>
-      <w:r>
-        <w:rPr>
-          <w:vertAlign w:val="superscript"/>
-        </w:rPr>
-        <w:fldChar w:fldCharType="begin"/>
-      </w:r>
-      <w:r>
-        <w:rPr>
-          <w:vertAlign w:val="superscript"/>
-        </w:rPr>
-        <w:instrText xml:space="preserve"> HYPERLINK  \l "назикац" </w:instrText>
-      </w:r>
-      <w:r>
-        <w:rPr>
-          <w:vertAlign w:val="superscript"/>
-        </w:rPr>
-      </w:r>
-      <w:r>
-        <w:rPr>
-          <w:vertAlign w:val="superscript"/>
-        </w:rPr>
-        <w:fldChar w:fldCharType="separate"/>
-      </w:r>
-      <w:r>
-        <w:rPr>
-          <w:rStyle w:val="af4"/>
-          <w:vertAlign w:val="superscript"/>
-        </w:rPr>
-        <w:t>[3]</w:t>
-      </w:r>
-      <w:r>
-        <w:rPr>
-          <w:vertAlign w:val="superscript"/>
-        </w:rPr>
-        <w:fldChar w:fldCharType="end"/>
-      </w:r>
+      <w:hyperlink w:anchor="назикац" w:history="1">
+        <w:r>
+          <w:rPr>
+            <w:rStyle w:val="af4"/>
+            <w:vertAlign w:val="superscript"/>
+          </w:rPr>
+          <w:t>[3]</w:t>
+        </w:r>
+      </w:hyperlink>
       <w:r>
         <w:t>.</w:t>
       </w:r>
@@ -7529,12 +7203,7 @@
         <w:pStyle w:val="1234"/>
       </w:pPr>
       <w:r>
-        <w:t>ON DELE</w:t>
-      </w:r>
-      <w:bookmarkStart w:id="22" w:name="_GoBack"/>
-      <w:bookmarkEnd w:id="22"/>
-      <w:r>
-        <w:t xml:space="preserve">TE CASCADE: для связей «Опрос </w:t>
+        <w:t xml:space="preserve">ON DELETE CASCADE: для связей «Опрос </w:t>
       </w:r>
       <w:r>
         <w:t>-</w:t>
@@ -7568,47 +7237,15 @@
         <w:lastRenderedPageBreak/>
         <w:t>В результате проектирования была получена нормализованная схема данных (вплоть до третьей нормальной формы)</w:t>
       </w:r>
-      <w:r>
-        <w:rPr>
-          <w:color w:val="auto"/>
-          <w:vertAlign w:val="superscript"/>
-        </w:rPr>
-        <w:fldChar w:fldCharType="begin"/>
-      </w:r>
-      <w:r>
-        <w:rPr>
-          <w:color w:val="auto"/>
-          <w:vertAlign w:val="superscript"/>
-        </w:rPr>
-        <w:instrText xml:space="preserve"> HYPERLINK  \l "бдшканиколаев" </w:instrText>
-      </w:r>
-      <w:r>
-        <w:rPr>
-          <w:color w:val="auto"/>
-          <w:vertAlign w:val="superscript"/>
-        </w:rPr>
-      </w:r>
-      <w:r>
-        <w:rPr>
-          <w:color w:val="auto"/>
-          <w:vertAlign w:val="superscript"/>
-        </w:rPr>
-        <w:fldChar w:fldCharType="separate"/>
-      </w:r>
-      <w:r>
-        <w:rPr>
-          <w:rStyle w:val="af4"/>
-          <w:vertAlign w:val="superscript"/>
-        </w:rPr>
-        <w:t>[5]</w:t>
-      </w:r>
-      <w:r>
-        <w:rPr>
-          <w:color w:val="auto"/>
-          <w:vertAlign w:val="superscript"/>
-        </w:rPr>
-        <w:fldChar w:fldCharType="end"/>
-      </w:r>
+      <w:hyperlink w:anchor="бдшканиколаев" w:history="1">
+        <w:r>
+          <w:rPr>
+            <w:rStyle w:val="af4"/>
+            <w:vertAlign w:val="superscript"/>
+          </w:rPr>
+          <w:t>[5]</w:t>
+        </w:r>
+      </w:hyperlink>
       <w:r>
         <w:rPr>
           <w:color w:val="auto"/>
@@ -8050,13 +7687,7 @@
         <w:pStyle w:val="1234"/>
       </w:pPr>
       <w:r>
-        <w:t>3.</w:t>
-      </w:r>
-      <w:r>
-        <w:t>1</w:t>
-      </w:r>
-      <w:r>
-        <w:t>.</w:t>
+        <w:t>3.1.</w:t>
       </w:r>
       <w:r>
         <w:t>1 Многослойная архитектура (</w:t>
@@ -8224,40 +7855,101 @@
         <w:pStyle w:val="1234"/>
       </w:pPr>
       <w:r>
-        <w:t>3.</w:t>
-      </w:r>
-      <w:r>
-        <w:t>1</w:t>
-      </w:r>
+        <w:t>3.1.</w:t>
+      </w:r>
+      <w:r>
+        <w:t>2 Управление транзакциями.</w:t>
+      </w:r>
+    </w:p>
+    <w:p>
+      <w:pPr>
+        <w:pStyle w:val="1234"/>
+      </w:pPr>
+      <w:r>
+        <w:t>Для обеспечения целостности данных при выполнении сложных операций (например, одновременное сохранение опроса и всех его вопросов) в слое сервисов активно применяется аннотация @</w:t>
+      </w:r>
+      <w:proofErr w:type="spellStart"/>
+      <w:r>
+        <w:t>Transactional</w:t>
+      </w:r>
+      <w:proofErr w:type="spellEnd"/>
+      <w:r>
+        <w:t xml:space="preserve">. Это гарантирует, что операция будет выполнена либо полностью, либо не выполнена вовсе, предотвращая появление «частично сохраненных» или поврежденных данных в базе </w:t>
+      </w:r>
+      <w:proofErr w:type="spellStart"/>
+      <w:r>
+        <w:t>Firebird</w:t>
+      </w:r>
+      <w:proofErr w:type="spellEnd"/>
       <w:r>
         <w:t>.</w:t>
       </w:r>
-      <w:r>
-        <w:t>2 Управление транзакциями.</w:t>
-      </w:r>
     </w:p>
     <w:p>
       <w:pPr>
         <w:pStyle w:val="1234"/>
       </w:pPr>
       <w:r>
-        <w:t>Для обеспечения целостности данных при выполнении сложных операций (например, одновременное сохранение опроса и всех его вопросов) в слое сервисов активно применяется аннотация @</w:t>
+        <w:t>3.1.</w:t>
+      </w:r>
+      <w:r>
+        <w:t>3 Инверсия управления (</w:t>
       </w:r>
       <w:proofErr w:type="spellStart"/>
       <w:r>
-        <w:t>Transactional</w:t>
+        <w:t>IoC</w:t>
       </w:r>
       <w:proofErr w:type="spellEnd"/>
       <w:r>
-        <w:t xml:space="preserve">. Это гарантирует, что операция будет выполнена либо полностью, либо не выполнена вовсе, предотвращая появление «частично сохраненных» или поврежденных данных в базе </w:t>
+        <w:t>) и внедрение зависимостей (DI).</w:t>
+      </w:r>
+    </w:p>
+    <w:p>
+      <w:pPr>
+        <w:pStyle w:val="1234"/>
+      </w:pPr>
+      <w:r>
+        <w:t xml:space="preserve">Использование механизмов </w:t>
       </w:r>
       <w:proofErr w:type="spellStart"/>
       <w:r>
-        <w:t>Firebird</w:t>
+        <w:t>Spring</w:t>
       </w:r>
       <w:proofErr w:type="spellEnd"/>
       <w:r>
-        <w:t>.</w:t>
+        <w:t xml:space="preserve"> </w:t>
+      </w:r>
+      <w:proofErr w:type="spellStart"/>
+      <w:r>
+        <w:t>Framework</w:t>
+      </w:r>
+      <w:proofErr w:type="spellEnd"/>
+      <w:r>
+        <w:t xml:space="preserve"> для управления жизненным циклом компонентов позволило добиться слабой связанности (</w:t>
+      </w:r>
+      <w:proofErr w:type="spellStart"/>
+      <w:r>
+        <w:t>low</w:t>
+      </w:r>
+      <w:proofErr w:type="spellEnd"/>
+      <w:r>
+        <w:t xml:space="preserve"> </w:t>
+      </w:r>
+      <w:proofErr w:type="spellStart"/>
+      <w:r>
+        <w:t>coupling</w:t>
+      </w:r>
+      <w:proofErr w:type="spellEnd"/>
+      <w:r>
+        <w:t xml:space="preserve">) между классами. Компоненты системы не создают зависимости вручную, а получают их </w:t>
+      </w:r>
+      <w:proofErr w:type="gramStart"/>
+      <w:r>
+        <w:t>через конструкторы</w:t>
+      </w:r>
+      <w:proofErr w:type="gramEnd"/>
+      <w:r>
+        <w:t>, что значительно упрощает модульное тестирование и замену отдельных частей системы.</w:t>
       </w:r>
     </w:p>
     <w:p>
@@ -8265,86 +7957,7 @@
         <w:pStyle w:val="1234"/>
       </w:pPr>
       <w:r>
-        <w:t>3.</w:t>
-      </w:r>
-      <w:r>
-        <w:t>1</w:t>
-      </w:r>
-      <w:r>
-        <w:t>.</w:t>
-      </w:r>
-      <w:r>
-        <w:t>3 Инверсия управления (</w:t>
-      </w:r>
-      <w:proofErr w:type="spellStart"/>
-      <w:r>
-        <w:t>IoC</w:t>
-      </w:r>
-      <w:proofErr w:type="spellEnd"/>
-      <w:r>
-        <w:t>) и внедрение зависимостей (DI).</w:t>
-      </w:r>
-    </w:p>
-    <w:p>
-      <w:pPr>
-        <w:pStyle w:val="1234"/>
-      </w:pPr>
-      <w:r>
-        <w:t xml:space="preserve">Использование механизмов </w:t>
-      </w:r>
-      <w:proofErr w:type="spellStart"/>
-      <w:r>
-        <w:t>Spring</w:t>
-      </w:r>
-      <w:proofErr w:type="spellEnd"/>
-      <w:r>
-        <w:t xml:space="preserve"> </w:t>
-      </w:r>
-      <w:proofErr w:type="spellStart"/>
-      <w:r>
-        <w:t>Framework</w:t>
-      </w:r>
-      <w:proofErr w:type="spellEnd"/>
-      <w:r>
-        <w:t xml:space="preserve"> для управления жизненным циклом компонентов позволило добиться слабой связанности (</w:t>
-      </w:r>
-      <w:proofErr w:type="spellStart"/>
-      <w:r>
-        <w:t>low</w:t>
-      </w:r>
-      <w:proofErr w:type="spellEnd"/>
-      <w:r>
-        <w:t xml:space="preserve"> </w:t>
-      </w:r>
-      <w:proofErr w:type="spellStart"/>
-      <w:r>
-        <w:t>coupling</w:t>
-      </w:r>
-      <w:proofErr w:type="spellEnd"/>
-      <w:r>
-        <w:t xml:space="preserve">) между классами. Компоненты системы не создают зависимости вручную, а получают их </w:t>
-      </w:r>
-      <w:proofErr w:type="gramStart"/>
-      <w:r>
-        <w:t>через конструкторы</w:t>
-      </w:r>
-      <w:proofErr w:type="gramEnd"/>
-      <w:r>
-        <w:t>, что значительно упрощает модульное тестирование и замену отдельных частей системы.</w:t>
-      </w:r>
-    </w:p>
-    <w:p>
-      <w:pPr>
-        <w:pStyle w:val="1234"/>
-      </w:pPr>
-      <w:r>
-        <w:t>3.</w:t>
-      </w:r>
-      <w:r>
-        <w:t>1</w:t>
-      </w:r>
-      <w:r>
-        <w:t>.4</w:t>
+        <w:t>3.1.4</w:t>
       </w:r>
       <w:r>
         <w:t xml:space="preserve"> Безопасность как сквозная функциональность.</w:t>
@@ -8418,48 +8031,16 @@
         </w:rPr>
         <w:t xml:space="preserve"> 17</w:t>
       </w:r>
-      <w:r>
-        <w:rPr>
-          <w:sz w:val="28"/>
-          <w:vertAlign w:val="superscript"/>
-        </w:rPr>
-        <w:fldChar w:fldCharType="begin"/>
-      </w:r>
-      <w:r>
-        <w:rPr>
-          <w:sz w:val="28"/>
-          <w:vertAlign w:val="superscript"/>
-        </w:rPr>
-        <w:instrText xml:space="preserve"> HYPERLINK  \l "ермаков_жава" </w:instrText>
-      </w:r>
-      <w:r>
-        <w:rPr>
-          <w:sz w:val="28"/>
-          <w:vertAlign w:val="superscript"/>
-        </w:rPr>
-      </w:r>
-      <w:r>
-        <w:rPr>
-          <w:sz w:val="28"/>
-          <w:vertAlign w:val="superscript"/>
-        </w:rPr>
-        <w:fldChar w:fldCharType="separate"/>
-      </w:r>
-      <w:r>
-        <w:rPr>
-          <w:rStyle w:val="af4"/>
-          <w:sz w:val="28"/>
-          <w:vertAlign w:val="superscript"/>
-        </w:rPr>
-        <w:t>[1]</w:t>
-      </w:r>
-      <w:r>
-        <w:rPr>
-          <w:sz w:val="28"/>
-          <w:vertAlign w:val="superscript"/>
-        </w:rPr>
-        <w:fldChar w:fldCharType="end"/>
-      </w:r>
+      <w:hyperlink w:anchor="ермаков_жава" w:history="1">
+        <w:r>
+          <w:rPr>
+            <w:rStyle w:val="af4"/>
+            <w:sz w:val="28"/>
+            <w:vertAlign w:val="superscript"/>
+          </w:rPr>
+          <w:t>[1]</w:t>
+        </w:r>
+      </w:hyperlink>
       <w:r>
         <w:rPr>
           <w:sz w:val="28"/>
@@ -8503,56 +8084,95 @@
         <w:jc w:val="both"/>
         <w:rPr>
           <w:sz w:val="28"/>
-          <w:lang w:val="en-US"/>
-        </w:rPr>
-      </w:pPr>
+        </w:rPr>
+      </w:pPr>
+      <w:r>
+        <w:rPr>
+          <w:sz w:val="28"/>
+        </w:rPr>
+        <w:t>3.</w:t>
+      </w:r>
+      <w:r>
+        <w:rPr>
+          <w:sz w:val="28"/>
+        </w:rPr>
+        <w:t>2</w:t>
+      </w:r>
+      <w:r>
+        <w:rPr>
+          <w:sz w:val="28"/>
+        </w:rPr>
+        <w:t>.</w:t>
+      </w:r>
+      <w:r>
+        <w:rPr>
+          <w:sz w:val="28"/>
+        </w:rPr>
+        <w:t xml:space="preserve">1 </w:t>
+      </w:r>
       <w:r>
         <w:rPr>
           <w:sz w:val="28"/>
           <w:lang w:val="en-US"/>
         </w:rPr>
-        <w:t>3</w:t>
+        <w:t>Spring</w:t>
+      </w:r>
+      <w:r>
+        <w:rPr>
+          <w:sz w:val="28"/>
+        </w:rPr>
+        <w:t xml:space="preserve"> </w:t>
       </w:r>
       <w:r>
         <w:rPr>
           <w:sz w:val="28"/>
           <w:lang w:val="en-US"/>
         </w:rPr>
-        <w:t>.</w:t>
+        <w:t>Data</w:t>
+      </w:r>
+      <w:r>
+        <w:rPr>
+          <w:sz w:val="28"/>
+        </w:rPr>
+        <w:t xml:space="preserve"> </w:t>
       </w:r>
       <w:r>
         <w:rPr>
           <w:sz w:val="28"/>
           <w:lang w:val="en-US"/>
         </w:rPr>
-        <w:t>2</w:t>
+        <w:t>JPA</w:t>
+      </w:r>
+      <w:r>
+        <w:rPr>
+          <w:sz w:val="28"/>
+        </w:rPr>
+        <w:t xml:space="preserve"> </w:t>
+      </w:r>
+      <w:r>
+        <w:rPr>
+          <w:sz w:val="28"/>
+        </w:rPr>
+        <w:t>и</w:t>
+      </w:r>
+      <w:r>
+        <w:rPr>
+          <w:sz w:val="28"/>
+        </w:rPr>
+        <w:t xml:space="preserve"> </w:t>
       </w:r>
       <w:r>
         <w:rPr>
           <w:sz w:val="28"/>
           <w:lang w:val="en-US"/>
         </w:rPr>
-        <w:t>.</w:t>
+        <w:t>Hibernate</w:t>
       </w:r>
       <w:r>
         <w:rPr>
           <w:sz w:val="28"/>
-          <w:lang w:val="en-US"/>
-        </w:rPr>
-        <w:t xml:space="preserve">1 Spring Data JPA </w:t>
-      </w:r>
-      <w:r>
-        <w:rPr>
-          <w:sz w:val="28"/>
-        </w:rPr>
-        <w:t>и</w:t>
-      </w:r>
-      <w:r>
-        <w:rPr>
-          <w:sz w:val="28"/>
-          <w:lang w:val="en-US"/>
-        </w:rPr>
-        <w:t xml:space="preserve"> Hibernate 6.</w:t>
+        </w:rPr>
+        <w:t xml:space="preserve"> 6.</w:t>
       </w:r>
     </w:p>
     <w:p>
@@ -9173,29 +8793,7 @@
             <w:u w:val="none"/>
             <w:lang w:eastAsia="ru-RU"/>
           </w:rPr>
-          <w:t>разде</w:t>
-        </w:r>
-        <w:r>
-          <w:rPr>
-            <w:rStyle w:val="af4"/>
-            <w:color w:val="auto"/>
-            <w:sz w:val="28"/>
-            <w:szCs w:val="32"/>
-            <w:u w:val="none"/>
-            <w:lang w:eastAsia="ru-RU"/>
-          </w:rPr>
-          <w:t>л</w:t>
-        </w:r>
-        <w:r>
-          <w:rPr>
-            <w:rStyle w:val="af4"/>
-            <w:color w:val="auto"/>
-            <w:sz w:val="28"/>
-            <w:szCs w:val="32"/>
-            <w:u w:val="none"/>
-            <w:lang w:eastAsia="ru-RU"/>
-          </w:rPr>
-          <w:t xml:space="preserve"> 2.2</w:t>
+          <w:t>раздел 2.2</w:t>
         </w:r>
       </w:hyperlink>
       <w:r>
@@ -14053,19 +13651,7 @@
         <w:rPr>
           <w:color w:val="auto"/>
         </w:rPr>
-        <w:t>После успешной авторизации был протестирован функционал управления контентом. Сценарий проверки включал попытку создания опроса</w:t>
-      </w:r>
-      <w:r>
-        <w:rPr>
-          <w:color w:val="auto"/>
-        </w:rPr>
-        <w:t xml:space="preserve"> без названия</w:t>
-      </w:r>
-      <w:r>
-        <w:rPr>
-          <w:color w:val="auto"/>
-        </w:rPr>
-        <w:t xml:space="preserve">, что должно блокироваться бизнес-логикой. Реакция интерфейса продемонстрирована на </w:t>
+        <w:t xml:space="preserve">После успешной авторизации был протестирован функционал управления контентом. Сценарий проверки включал попытку создания опроса без названия, что должно блокироваться бизнес-логикой. Реакция интерфейса продемонстрирована на </w:t>
       </w:r>
       <w:hyperlink w:anchor="рисунок14" w:history="1">
         <w:r>
@@ -14649,19 +14235,7 @@
         <w:rPr>
           <w:color w:val="auto"/>
         </w:rPr>
-        <w:t>Данные выгружены корректно и без искажений кодировки. Помимо текстового экспорта, была протестирована работа визуальных графиков (Chart.js) в панели</w:t>
-      </w:r>
-      <w:r>
-        <w:rPr>
-          <w:color w:val="auto"/>
-        </w:rPr>
-        <w:t xml:space="preserve"> </w:t>
-      </w:r>
-      <w:r>
-        <w:rPr>
-          <w:color w:val="auto"/>
-        </w:rPr>
-        <w:t xml:space="preserve">администратора. Агрегированная статистика по ответам отображена на </w:t>
+        <w:t xml:space="preserve">Данные выгружены корректно и без искажений кодировки. Помимо текстового экспорта, была протестирована работа визуальных графиков (Chart.js) в панели администратора. Агрегированная статистика по ответам отображена на </w:t>
       </w:r>
       <w:hyperlink w:anchor="рисунок18" w:history="1">
         <w:r>
@@ -15489,6 +15063,9 @@
           <w:ilvl w:val="0"/>
           <w:numId w:val="49"/>
         </w:numPr>
+        <w:rPr>
+          <w:lang w:val="en-US"/>
+        </w:rPr>
       </w:pPr>
       <w:bookmarkStart w:id="54" w:name="насрландекс"/>
       <w:bookmarkEnd w:id="53"/>
@@ -15514,7 +15091,13 @@
         <w:sym w:font="Symbol" w:char="F02D"/>
       </w:r>
       <w:r>
-        <w:t xml:space="preserve"> URL: https://yandex.ru/support/forms/ </w:t>
+        <w:t xml:space="preserve"> </w:t>
+      </w:r>
+      <w:r>
+        <w:rPr>
+          <w:lang w:val="en-US"/>
+        </w:rPr>
+        <w:t xml:space="preserve">URL: https://yandex.ru/support/forms/ </w:t>
       </w:r>
     </w:p>
     <w:p>
@@ -15696,7 +15279,7 @@
             </wp:anchor>
           </w:drawing>
         </mc:Choice>
-        <mc:Fallback xmlns:oel="http://schemas.microsoft.com/office/2019/extlst" xmlns:w16sdtdh="http://schemas.microsoft.com/office/word/2020/wordml/sdtdatahash" xmlns:w16="http://schemas.microsoft.com/office/word/2018/wordml" xmlns:w16cex="http://schemas.microsoft.com/office/word/2018/wordml/cex">
+        <mc:Fallback xmlns:w16cex="http://schemas.microsoft.com/office/word/2018/wordml/cex" xmlns:w16="http://schemas.microsoft.com/office/word/2018/wordml" xmlns:w16sdtdh="http://schemas.microsoft.com/office/word/2020/wordml/sdtdatahash" xmlns:oel="http://schemas.microsoft.com/office/2019/extlst">
           <w:pict>
             <v:rect w14:anchorId="6C329717" id="Rectangle 2" o:spid="_x0000_s1026" style="position:absolute;margin-left:-3.05pt;margin-top:-21.75pt;width:518.8pt;height:808.15pt;z-index:251656192;visibility:visible;mso-wrap-style:square;mso-wrap-distance-left:9pt;mso-wrap-distance-top:0;mso-wrap-distance-right:9pt;mso-wrap-distance-bottom:0;mso-position-horizontal:absolute;mso-position-horizontal-relative:text;mso-position-vertical:absolute;mso-position-vertical-relative:text;v-text-anchor:top" o:gfxdata="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" filled="f" strokeweight="2pt"/>
           </w:pict>
@@ -15788,7 +15371,7 @@
             </wp:anchor>
           </w:drawing>
         </mc:Choice>
-        <mc:Fallback xmlns:oel="http://schemas.microsoft.com/office/2019/extlst" xmlns:w16sdtdh="http://schemas.microsoft.com/office/word/2020/wordml/sdtdatahash" xmlns:w16="http://schemas.microsoft.com/office/word/2018/wordml" xmlns:w16cex="http://schemas.microsoft.com/office/word/2018/wordml/cex">
+        <mc:Fallback xmlns:w16cex="http://schemas.microsoft.com/office/word/2018/wordml/cex" xmlns:w16="http://schemas.microsoft.com/office/word/2018/wordml" xmlns:w16sdtdh="http://schemas.microsoft.com/office/word/2020/wordml/sdtdatahash" xmlns:oel="http://schemas.microsoft.com/office/2019/extlst">
           <w:pict>
             <v:rect w14:anchorId="3BA9589D" id="Rectangle 2" o:spid="_x0000_s1026" style="position:absolute;margin-left:-3.05pt;margin-top:-21.75pt;width:518.8pt;height:808.15pt;z-index:251659264;visibility:visible;mso-wrap-style:square;mso-wrap-distance-left:9pt;mso-wrap-distance-top:0;mso-wrap-distance-right:9pt;mso-wrap-distance-bottom:0;mso-position-horizontal:absolute;mso-position-horizontal-relative:text;mso-position-vertical:absolute;mso-position-vertical-relative:text;v-text-anchor:top" o:gfxdata="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" filled="f" strokeweight="2pt"/>
           </w:pict>
@@ -17269,16 +16852,7 @@
                                   <w:iCs/>
                                   <w:sz w:val="18"/>
                                 </w:rPr>
-                                <w:t xml:space="preserve"> </w:t>
-                              </w:r>
-                              <w:r>
-                                <w:rPr>
-                                  <w:rFonts w:ascii="Times New Roman" w:hAnsi="Times New Roman"/>
-                                  <w:i w:val="0"/>
-                                  <w:iCs/>
-                                  <w:sz w:val="18"/>
-                                </w:rPr>
-                                <w:t>Разраб.</w:t>
+                                <w:t xml:space="preserve"> Разраб.</w:t>
                               </w:r>
                             </w:p>
                           </w:txbxContent>
@@ -17452,16 +17026,7 @@
                                   <w:iCs/>
                                   <w:sz w:val="18"/>
                                 </w:rPr>
-                                <w:t xml:space="preserve"> </w:t>
-                              </w:r>
-                              <w:r>
-                                <w:rPr>
-                                  <w:rFonts w:ascii="Times New Roman" w:hAnsi="Times New Roman"/>
-                                  <w:i w:val="0"/>
-                                  <w:iCs/>
-                                  <w:sz w:val="18"/>
-                                </w:rPr>
-                                <w:t>Провер.</w:t>
+                                <w:t xml:space="preserve"> Провер.</w:t>
                               </w:r>
                             </w:p>
                           </w:txbxContent>
@@ -17661,16 +17226,7 @@
                                   <w:iCs/>
                                   <w:sz w:val="18"/>
                                 </w:rPr>
-                                <w:t xml:space="preserve"> </w:t>
-                              </w:r>
-                              <w:r>
-                                <w:rPr>
-                                  <w:rFonts w:ascii="Times New Roman" w:hAnsi="Times New Roman"/>
-                                  <w:i w:val="0"/>
-                                  <w:iCs/>
-                                  <w:sz w:val="18"/>
-                                </w:rPr>
-                                <w:t>Реценз.</w:t>
+                                <w:t xml:space="preserve"> Реценз.</w:t>
                               </w:r>
                             </w:p>
                           </w:txbxContent>
@@ -17807,16 +17363,7 @@
                                   <w:iCs/>
                                   <w:sz w:val="18"/>
                                 </w:rPr>
-                                <w:t xml:space="preserve"> </w:t>
-                              </w:r>
-                              <w:r>
-                                <w:rPr>
-                                  <w:rFonts w:ascii="Times New Roman" w:hAnsi="Times New Roman"/>
-                                  <w:i w:val="0"/>
-                                  <w:iCs/>
-                                  <w:sz w:val="18"/>
-                                </w:rPr>
-                                <w:t>Н. Контр.</w:t>
+                                <w:t xml:space="preserve"> Н. Контр.</w:t>
                               </w:r>
                             </w:p>
                           </w:txbxContent>
@@ -17953,16 +17500,7 @@
                                   <w:iCs/>
                                   <w:sz w:val="18"/>
                                 </w:rPr>
-                                <w:t xml:space="preserve"> </w:t>
-                              </w:r>
-                              <w:r>
-                                <w:rPr>
-                                  <w:rFonts w:ascii="Times New Roman" w:hAnsi="Times New Roman"/>
-                                  <w:i w:val="0"/>
-                                  <w:iCs/>
-                                  <w:sz w:val="18"/>
-                                </w:rPr>
-                                <w:t>Утверд.</w:t>
+                                <w:t xml:space="preserve"> Утверд.</w:t>
                               </w:r>
                             </w:p>
                           </w:txbxContent>
@@ -19075,16 +18613,7 @@
                             <w:iCs/>
                             <w:sz w:val="18"/>
                           </w:rPr>
-                          <w:t xml:space="preserve"> </w:t>
-                        </w:r>
-                        <w:r>
-                          <w:rPr>
-                            <w:rFonts w:ascii="Times New Roman" w:hAnsi="Times New Roman"/>
-                            <w:i w:val="0"/>
-                            <w:iCs/>
-                            <w:sz w:val="18"/>
-                          </w:rPr>
-                          <w:t>Разраб.</w:t>
+                          <w:t xml:space="preserve"> Разраб.</w:t>
                         </w:r>
                       </w:p>
                     </w:txbxContent>
@@ -19156,16 +18685,7 @@
                             <w:iCs/>
                             <w:sz w:val="18"/>
                           </w:rPr>
-                          <w:t xml:space="preserve"> </w:t>
-                        </w:r>
-                        <w:r>
-                          <w:rPr>
-                            <w:rFonts w:ascii="Times New Roman" w:hAnsi="Times New Roman"/>
-                            <w:i w:val="0"/>
-                            <w:iCs/>
-                            <w:sz w:val="18"/>
-                          </w:rPr>
-                          <w:t>Провер.</w:t>
+                          <w:t xml:space="preserve"> Провер.</w:t>
                         </w:r>
                       </w:p>
                     </w:txbxContent>
@@ -19263,16 +18783,7 @@
                             <w:iCs/>
                             <w:sz w:val="18"/>
                           </w:rPr>
-                          <w:t xml:space="preserve"> </w:t>
-                        </w:r>
-                        <w:r>
-                          <w:rPr>
-                            <w:rFonts w:ascii="Times New Roman" w:hAnsi="Times New Roman"/>
-                            <w:i w:val="0"/>
-                            <w:iCs/>
-                            <w:sz w:val="18"/>
-                          </w:rPr>
-                          <w:t>Реценз.</w:t>
+                          <w:t xml:space="preserve"> Реценз.</w:t>
                         </w:r>
                       </w:p>
                     </w:txbxContent>
@@ -19307,16 +18818,7 @@
                             <w:iCs/>
                             <w:sz w:val="18"/>
                           </w:rPr>
-                          <w:t xml:space="preserve"> </w:t>
-                        </w:r>
-                        <w:r>
-                          <w:rPr>
-                            <w:rFonts w:ascii="Times New Roman" w:hAnsi="Times New Roman"/>
-                            <w:i w:val="0"/>
-                            <w:iCs/>
-                            <w:sz w:val="18"/>
-                          </w:rPr>
-                          <w:t>Н. Контр.</w:t>
+                          <w:t xml:space="preserve"> Н. Контр.</w:t>
                         </w:r>
                       </w:p>
                     </w:txbxContent>
@@ -19351,16 +18853,7 @@
                             <w:iCs/>
                             <w:sz w:val="18"/>
                           </w:rPr>
-                          <w:t xml:space="preserve"> </w:t>
-                        </w:r>
-                        <w:r>
-                          <w:rPr>
-                            <w:rFonts w:ascii="Times New Roman" w:hAnsi="Times New Roman"/>
-                            <w:i w:val="0"/>
-                            <w:iCs/>
-                            <w:sz w:val="18"/>
-                          </w:rPr>
-                          <w:t>Утверд.</w:t>
+                          <w:t xml:space="preserve"> Утверд.</w:t>
                         </w:r>
                       </w:p>
                     </w:txbxContent>
@@ -21588,12 +21081,12 @@
   <w:abstractNum w:abstractNumId="5" w15:restartNumberingAfterBreak="0">
     <w:nsid w:val="143D2443"/>
     <w:multiLevelType w:val="multilevel"/>
-    <w:tmpl w:val="D674CB42"/>
+    <w:tmpl w:val="8BDAB338"/>
     <w:lvl w:ilvl="0">
       <w:start w:val="1"/>
       <w:numFmt w:val="decimal"/>
       <w:pStyle w:val="1"/>
-      <w:lvlText w:val="%1."/>
+      <w:lvlText w:val="%1"/>
       <w:lvlJc w:val="left"/>
       <w:pPr>
         <w:ind w:left="2487" w:hanging="360"/>
@@ -21627,6 +21120,7 @@
         <w:imprint w:val="0"/>
         <w:noProof w:val="0"/>
         <w:vanish w:val="0"/>
+        <w:color w:val="auto"/>
         <w:spacing w:val="0"/>
         <w:kern w:val="0"/>
         <w:position w:val="0"/>
@@ -23181,11 +22675,11 @@
   <w:abstractNum w:abstractNumId="21" w15:restartNumberingAfterBreak="0">
     <w:nsid w:val="463F2D00"/>
     <w:multiLevelType w:val="multilevel"/>
-    <w:tmpl w:val="0419001F"/>
+    <w:tmpl w:val="07D6E3BA"/>
     <w:lvl w:ilvl="0">
       <w:start w:val="1"/>
       <w:numFmt w:val="decimal"/>
-      <w:lvlText w:val="%1."/>
+      <w:lvlText w:val="%1"/>
       <w:lvlJc w:val="left"/>
       <w:pPr>
         <w:ind w:left="360" w:hanging="360"/>
@@ -23197,11 +22691,14 @@
     <w:lvl w:ilvl="1">
       <w:start w:val="1"/>
       <w:numFmt w:val="decimal"/>
-      <w:lvlText w:val="%1.%2."/>
+      <w:lvlText w:val="%1.%2"/>
       <w:lvlJc w:val="left"/>
       <w:pPr>
         <w:ind w:left="1000" w:hanging="432"/>
       </w:pPr>
+      <w:rPr>
+        <w:rFonts w:hint="default"/>
+      </w:rPr>
     </w:lvl>
     <w:lvl w:ilvl="2">
       <w:start w:val="1"/>
@@ -23211,6 +22708,9 @@
       <w:pPr>
         <w:ind w:left="1224" w:hanging="504"/>
       </w:pPr>
+      <w:rPr>
+        <w:rFonts w:hint="default"/>
+      </w:rPr>
     </w:lvl>
     <w:lvl w:ilvl="3">
       <w:start w:val="1"/>
@@ -23220,6 +22720,9 @@
       <w:pPr>
         <w:ind w:left="1728" w:hanging="648"/>
       </w:pPr>
+      <w:rPr>
+        <w:rFonts w:hint="default"/>
+      </w:rPr>
     </w:lvl>
     <w:lvl w:ilvl="4">
       <w:start w:val="1"/>
@@ -23229,6 +22732,9 @@
       <w:pPr>
         <w:ind w:left="2232" w:hanging="792"/>
       </w:pPr>
+      <w:rPr>
+        <w:rFonts w:hint="default"/>
+      </w:rPr>
     </w:lvl>
     <w:lvl w:ilvl="5">
       <w:start w:val="1"/>
@@ -23238,6 +22744,9 @@
       <w:pPr>
         <w:ind w:left="2736" w:hanging="936"/>
       </w:pPr>
+      <w:rPr>
+        <w:rFonts w:hint="default"/>
+      </w:rPr>
     </w:lvl>
     <w:lvl w:ilvl="6">
       <w:start w:val="1"/>
@@ -23247,6 +22756,9 @@
       <w:pPr>
         <w:ind w:left="3240" w:hanging="1080"/>
       </w:pPr>
+      <w:rPr>
+        <w:rFonts w:hint="default"/>
+      </w:rPr>
     </w:lvl>
     <w:lvl w:ilvl="7">
       <w:start w:val="1"/>
@@ -23256,6 +22768,9 @@
       <w:pPr>
         <w:ind w:left="3744" w:hanging="1224"/>
       </w:pPr>
+      <w:rPr>
+        <w:rFonts w:hint="default"/>
+      </w:rPr>
     </w:lvl>
     <w:lvl w:ilvl="8">
       <w:start w:val="1"/>
@@ -23265,6 +22780,9 @@
       <w:pPr>
         <w:ind w:left="4320" w:hanging="1440"/>
       </w:pPr>
+      <w:rPr>
+        <w:rFonts w:hint="default"/>
+      </w:rPr>
     </w:lvl>
   </w:abstractNum>
   <w:abstractNum w:abstractNumId="22" w15:restartNumberingAfterBreak="0">
@@ -26658,7 +26176,7 @@
     <w:next w:val="a0"/>
     <w:link w:val="11"/>
     <w:qFormat/>
-    <w:rsid w:val="004B4133"/>
+    <w:rsid w:val="00684034"/>
     <w:pPr>
       <w:numPr>
         <w:numId w:val="2"/>
@@ -27358,7 +26876,7 @@
     <w:name w:val="Заголовок 1 Знак"/>
     <w:basedOn w:val="a2"/>
     <w:link w:val="1"/>
-    <w:rsid w:val="004B4133"/>
+    <w:rsid w:val="00684034"/>
     <w:rPr>
       <w:b/>
       <w:sz w:val="32"/>
@@ -27820,7 +27338,7 @@
 </file>
 
 <file path=customXml/itemProps1.xml><?xml version="1.0" encoding="utf-8"?>
-<ds:datastoreItem xmlns:ds="http://schemas.openxmlformats.org/officeDocument/2006/customXml" ds:itemID="{C9266AEF-2E81-4C92-B78C-8C8201775D71}">
+<ds:datastoreItem xmlns:ds="http://schemas.openxmlformats.org/officeDocument/2006/customXml" ds:itemID="{9BEFDACF-EA86-48B7-87FA-866E6916B220}">
   <ds:schemaRefs>
     <ds:schemaRef ds:uri="http://schemas.openxmlformats.org/officeDocument/2006/bibliography"/>
   </ds:schemaRefs>

--- a/джава курсовой опросы.docx
+++ b/джава курсовой опросы.docx
@@ -2910,6 +2910,8 @@
         </w:rPr>
         <w:tab/>
       </w:r>
+      <w:bookmarkStart w:id="2" w:name="_GoBack"/>
+      <w:bookmarkEnd w:id="2"/>
       <w:r>
         <w:rPr>
           <w:szCs w:val="28"/>
@@ -3204,8 +3206,8 @@
           <w:szCs w:val="104"/>
         </w:rPr>
       </w:pPr>
-      <w:bookmarkStart w:id="2" w:name="_Введение"/>
-      <w:bookmarkEnd w:id="2"/>
+      <w:bookmarkStart w:id="3" w:name="_Введение"/>
+      <w:bookmarkEnd w:id="3"/>
       <w:r>
         <w:rPr>
           <w:sz w:val="104"/>
@@ -3225,7 +3227,7 @@
       <w:r>
         <w:br w:type="page"/>
       </w:r>
-      <w:bookmarkStart w:id="3" w:name="ведать"/>
+      <w:bookmarkStart w:id="4" w:name="ведать"/>
       <w:r>
         <w:rPr>
           <w:b w:val="0"/>
@@ -3233,7 +3235,7 @@
         <w:lastRenderedPageBreak/>
         <w:t>ВВЕДЕНИЕ</w:t>
       </w:r>
-      <w:bookmarkEnd w:id="3"/>
+      <w:bookmarkEnd w:id="4"/>
     </w:p>
     <w:p>
       <w:pPr>
@@ -3359,9 +3361,9 @@
       <w:pPr>
         <w:pStyle w:val="1"/>
       </w:pPr>
-      <w:bookmarkStart w:id="4" w:name="_Анализ_технического_задания"/>
-      <w:bookmarkStart w:id="5" w:name="_Hlk216109612"/>
-      <w:bookmarkEnd w:id="4"/>
+      <w:bookmarkStart w:id="5" w:name="_Анализ_технического_задания"/>
+      <w:bookmarkStart w:id="6" w:name="_Hlk216109612"/>
+      <w:bookmarkEnd w:id="5"/>
       <w:r>
         <w:lastRenderedPageBreak/>
         <w:t>Анализ технического задания</w:t>
@@ -3371,12 +3373,12 @@
       <w:pPr>
         <w:pStyle w:val="a"/>
       </w:pPr>
-      <w:bookmarkStart w:id="6" w:name="попуск1"/>
+      <w:bookmarkStart w:id="7" w:name="попуск1"/>
       <w:r>
         <w:t>Цель и задачи разработки</w:t>
       </w:r>
     </w:p>
-    <w:bookmarkEnd w:id="6"/>
+    <w:bookmarkEnd w:id="7"/>
     <w:p>
       <w:pPr>
         <w:pStyle w:val="1234"/>
@@ -3497,12 +3499,12 @@
       <w:pPr>
         <w:pStyle w:val="a"/>
       </w:pPr>
-      <w:bookmarkStart w:id="7" w:name="попуск2"/>
+      <w:bookmarkStart w:id="8" w:name="попуск2"/>
       <w:r>
         <w:t>Сравнительный анализ существующих решений</w:t>
       </w:r>
     </w:p>
-    <w:bookmarkEnd w:id="7"/>
+    <w:bookmarkEnd w:id="8"/>
     <w:p>
       <w:pPr>
         <w:pStyle w:val="1234"/>
@@ -3514,92 +3516,32 @@
         <w:lastRenderedPageBreak/>
         <w:t xml:space="preserve">функционал.  Анализ аналогов и обоснование выбора технологий представлены в таблицах </w:t>
       </w:r>
-      <w:r>
-        <w:rPr>
-          <w:rStyle w:val="af4"/>
+      <w:hyperlink w:anchor="Таблица1" w:history="1">
+        <w:r>
+          <w:rPr>
+            <w:rStyle w:val="af4"/>
+            <w:color w:val="auto"/>
+            <w:u w:val="none"/>
+          </w:rPr>
+          <w:t>1</w:t>
+        </w:r>
+      </w:hyperlink>
+      <w:r>
+        <w:rPr>
           <w:color w:val="auto"/>
-          <w:u w:val="none"/>
-        </w:rPr>
-        <w:fldChar w:fldCharType="begin"/>
-      </w:r>
-      <w:r>
-        <w:rPr>
-          <w:rStyle w:val="af4"/>
-          <w:color w:val="auto"/>
-          <w:u w:val="none"/>
-        </w:rPr>
-        <w:instrText xml:space="preserve"> HYPERLINK \l "Таблица1" </w:instrText>
-      </w:r>
-      <w:r>
-        <w:rPr>
-          <w:rStyle w:val="af4"/>
-          <w:color w:val="auto"/>
-          <w:u w:val="none"/>
-        </w:rPr>
-        <w:fldChar w:fldCharType="separate"/>
-      </w:r>
-      <w:r>
-        <w:rPr>
-          <w:rStyle w:val="af4"/>
-          <w:color w:val="auto"/>
-          <w:u w:val="none"/>
-        </w:rPr>
-        <w:t>1</w:t>
-      </w:r>
-      <w:r>
-        <w:rPr>
-          <w:rStyle w:val="af4"/>
-          <w:color w:val="auto"/>
-          <w:u w:val="none"/>
-        </w:rPr>
-        <w:fldChar w:fldCharType="end"/>
-      </w:r>
-      <w:r>
-        <w:rPr>
-          <w:color w:val="auto"/>
         </w:rPr>
         <w:t xml:space="preserve"> и </w:t>
       </w:r>
-      <w:r>
-        <w:rPr>
-          <w:rStyle w:val="af4"/>
-          <w:color w:val="auto"/>
-          <w:u w:val="none"/>
-        </w:rPr>
-        <w:fldChar w:fldCharType="begin"/>
-      </w:r>
-      <w:r>
-        <w:rPr>
-          <w:rStyle w:val="af4"/>
-          <w:color w:val="auto"/>
-          <w:u w:val="none"/>
-        </w:rPr>
-        <w:instrText xml:space="preserve"> HYPERLINK \l "Таблица2" </w:instrText>
-      </w:r>
-      <w:r>
-        <w:rPr>
-          <w:rStyle w:val="af4"/>
-          <w:color w:val="auto"/>
-          <w:u w:val="none"/>
-        </w:rPr>
-        <w:fldChar w:fldCharType="separate"/>
-      </w:r>
-      <w:r>
-        <w:rPr>
-          <w:rStyle w:val="af4"/>
-          <w:color w:val="auto"/>
-          <w:u w:val="none"/>
-        </w:rPr>
-        <w:t>2</w:t>
-      </w:r>
-      <w:r>
-        <w:rPr>
-          <w:rStyle w:val="af4"/>
-          <w:color w:val="auto"/>
-          <w:u w:val="none"/>
-        </w:rPr>
-        <w:fldChar w:fldCharType="end"/>
-      </w:r>
+      <w:hyperlink w:anchor="Таблица2" w:history="1">
+        <w:r>
+          <w:rPr>
+            <w:rStyle w:val="af4"/>
+            <w:color w:val="auto"/>
+            <w:u w:val="none"/>
+          </w:rPr>
+          <w:t>2</w:t>
+        </w:r>
+      </w:hyperlink>
       <w:r>
         <w:t>.</w:t>
       </w:r>
@@ -3616,37 +3558,15 @@
       <w:r>
         <w:t xml:space="preserve"> Формы — первый и основной аналог</w:t>
       </w:r>
-      <w:r>
-        <w:rPr>
-          <w:vertAlign w:val="superscript"/>
-        </w:rPr>
-        <w:fldChar w:fldCharType="begin"/>
-      </w:r>
-      <w:r>
-        <w:rPr>
-          <w:vertAlign w:val="superscript"/>
-        </w:rPr>
-        <w:instrText xml:space="preserve"> HYPERLINK  \l "гугл" </w:instrText>
-      </w:r>
-      <w:r>
-        <w:rPr>
-          <w:vertAlign w:val="superscript"/>
-        </w:rPr>
-        <w:fldChar w:fldCharType="separate"/>
-      </w:r>
-      <w:r>
-        <w:rPr>
-          <w:rStyle w:val="af4"/>
-          <w:vertAlign w:val="superscript"/>
-        </w:rPr>
-        <w:t>[7]</w:t>
-      </w:r>
-      <w:r>
-        <w:rPr>
-          <w:vertAlign w:val="superscript"/>
-        </w:rPr>
-        <w:fldChar w:fldCharType="end"/>
-      </w:r>
+      <w:hyperlink w:anchor="гугл" w:history="1">
+        <w:r>
+          <w:rPr>
+            <w:rStyle w:val="af4"/>
+            <w:vertAlign w:val="superscript"/>
+          </w:rPr>
+          <w:t>[7]</w:t>
+        </w:r>
+      </w:hyperlink>
       <w:r>
         <w:t xml:space="preserve">, на примере которого была спроектирована базовая логика разрабатываемого веб-приложения (создание вопросов различных типов, простота прохождения). Интерфейс представлен на </w:t>
       </w:r>
@@ -3667,7 +3587,7 @@
           <w:lang w:val="ru-RU"/>
         </w:rPr>
       </w:pPr>
-      <w:bookmarkStart w:id="8" w:name="рисунок1"/>
+      <w:bookmarkStart w:id="9" w:name="рисунок1"/>
       <w:r>
         <w:rPr>
           <w:noProof/>
@@ -3723,7 +3643,7 @@
           </wp:inline>
         </w:drawing>
       </w:r>
-      <w:bookmarkEnd w:id="8"/>
+      <w:bookmarkEnd w:id="9"/>
     </w:p>
     <w:p>
       <w:pPr>
@@ -3822,37 +3742,15 @@
       <w:r>
         <w:t xml:space="preserve"> Формы — второй рассмотренный аналог, обладающий расширенным функционалом, включая смену тем оформления, интеграцию с почтой и множеством дополнительных настроек</w:t>
       </w:r>
-      <w:r>
-        <w:rPr>
-          <w:vertAlign w:val="superscript"/>
-        </w:rPr>
-        <w:fldChar w:fldCharType="begin"/>
-      </w:r>
-      <w:r>
-        <w:rPr>
-          <w:vertAlign w:val="superscript"/>
-        </w:rPr>
-        <w:instrText xml:space="preserve"> HYPERLINK  \l "насрландекс" </w:instrText>
-      </w:r>
-      <w:r>
-        <w:rPr>
-          <w:vertAlign w:val="superscript"/>
-        </w:rPr>
-        <w:fldChar w:fldCharType="separate"/>
-      </w:r>
-      <w:r>
-        <w:rPr>
-          <w:rStyle w:val="af4"/>
-          <w:vertAlign w:val="superscript"/>
-        </w:rPr>
-        <w:t>[6]</w:t>
-      </w:r>
-      <w:r>
-        <w:rPr>
-          <w:vertAlign w:val="superscript"/>
-        </w:rPr>
-        <w:fldChar w:fldCharType="end"/>
-      </w:r>
+      <w:hyperlink w:anchor="насрландекс" w:history="1">
+        <w:r>
+          <w:rPr>
+            <w:rStyle w:val="af4"/>
+            <w:vertAlign w:val="superscript"/>
+          </w:rPr>
+          <w:t>[6]</w:t>
+        </w:r>
+      </w:hyperlink>
       <w:r>
         <w:t xml:space="preserve">. Интерфейс представлен на </w:t>
       </w:r>
@@ -3874,7 +3772,7 @@
           <w:lang w:val="ru-RU"/>
         </w:rPr>
       </w:pPr>
-      <w:bookmarkStart w:id="9" w:name="рисунок2"/>
+      <w:bookmarkStart w:id="10" w:name="рисунок2"/>
       <w:r>
         <w:rPr>
           <w:noProof/>
@@ -3931,7 +3829,7 @@
           </wp:inline>
         </w:drawing>
       </w:r>
-      <w:bookmarkEnd w:id="9"/>
+      <w:bookmarkEnd w:id="10"/>
     </w:p>
     <w:p>
       <w:pPr>
@@ -3939,7 +3837,7 @@
           <w:lang w:val="ru-RU"/>
         </w:rPr>
       </w:pPr>
-      <w:bookmarkStart w:id="10" w:name="рисунок"/>
+      <w:bookmarkStart w:id="11" w:name="рисунок"/>
       <w:r>
         <w:rPr>
           <w:rStyle w:val="aff0"/>
@@ -4033,7 +3931,7 @@
         <w:t xml:space="preserve"> формы</w:t>
       </w:r>
     </w:p>
-    <w:bookmarkEnd w:id="10"/>
+    <w:bookmarkEnd w:id="11"/>
     <w:p>
       <w:pPr>
         <w:rPr>
@@ -4048,15 +3946,15 @@
         <w:spacing w:line="240" w:lineRule="auto"/>
         <w:ind w:left="0" w:right="0" w:firstLine="0"/>
       </w:pPr>
-      <w:bookmarkStart w:id="11" w:name="Таблица1"/>
+      <w:bookmarkStart w:id="12" w:name="Таблица1"/>
       <w:r>
         <w:t xml:space="preserve">  </w:t>
       </w:r>
       <w:r>
         <w:t>Таблица 1 — Сравнительный анализ ан</w:t>
       </w:r>
-      <w:bookmarkStart w:id="12" w:name="Таблица"/>
-      <w:bookmarkEnd w:id="12"/>
+      <w:bookmarkStart w:id="13" w:name="Таблица"/>
+      <w:bookmarkEnd w:id="13"/>
       <w:r>
         <w:t>алогов и разрабатываемого решения</w:t>
       </w:r>
@@ -4079,7 +3977,7 @@
           <w:tcPr>
             <w:tcW w:w="2447" w:type="dxa"/>
           </w:tcPr>
-          <w:bookmarkEnd w:id="11"/>
+          <w:bookmarkEnd w:id="12"/>
           <w:p>
             <w:pPr>
               <w:pStyle w:val="TableParagraph"/>
@@ -4461,11 +4359,11 @@
       <w:r>
         <w:t>Таб</w:t>
       </w:r>
-      <w:bookmarkStart w:id="13" w:name="Таблица2"/>
+      <w:bookmarkStart w:id="14" w:name="Таблица2"/>
       <w:r>
         <w:t>лица 2 — Обоснование выбора технологий</w:t>
       </w:r>
-      <w:bookmarkEnd w:id="13"/>
+      <w:bookmarkEnd w:id="14"/>
     </w:p>
     <w:tbl>
       <w:tblPr>
@@ -5094,13 +4992,13 @@
       <w:pPr>
         <w:pStyle w:val="a"/>
       </w:pPr>
-      <w:bookmarkStart w:id="14" w:name="попуск13"/>
+      <w:bookmarkStart w:id="15" w:name="попуск13"/>
       <w:r>
         <w:t>Архитектура системы</w:t>
       </w:r>
     </w:p>
     <w:bookmarkEnd w:id="0"/>
-    <w:bookmarkEnd w:id="14"/>
+    <w:bookmarkEnd w:id="15"/>
     <w:p>
       <w:pPr>
         <w:pStyle w:val="1234"/>
@@ -5133,72 +5031,24 @@
       <w:r>
         <w:t>проектирования баз данных</w:t>
       </w:r>
-      <w:r>
-        <w:rPr>
-          <w:vertAlign w:val="superscript"/>
-        </w:rPr>
-        <w:fldChar w:fldCharType="begin"/>
-      </w:r>
-      <w:r>
-        <w:rPr>
-          <w:vertAlign w:val="superscript"/>
-        </w:rPr>
-        <w:instrText xml:space="preserve"> HYPERLINK  \l "системы_упр_бд" </w:instrText>
-      </w:r>
-      <w:r>
-        <w:rPr>
-          <w:vertAlign w:val="superscript"/>
-        </w:rPr>
-        <w:fldChar w:fldCharType="separate"/>
-      </w:r>
-      <w:r>
-        <w:rPr>
-          <w:rStyle w:val="af4"/>
-          <w:vertAlign w:val="superscript"/>
-        </w:rPr>
-        <w:t>[2]</w:t>
-      </w:r>
-      <w:r>
-        <w:rPr>
-          <w:vertAlign w:val="superscript"/>
-        </w:rPr>
-        <w:fldChar w:fldCharType="end"/>
-      </w:r>
-      <w:r>
-        <w:rPr>
-          <w:rStyle w:val="af4"/>
-          <w:vertAlign w:val="superscript"/>
-        </w:rPr>
-        <w:fldChar w:fldCharType="begin"/>
-      </w:r>
-      <w:r>
-        <w:rPr>
-          <w:rStyle w:val="af4"/>
-          <w:vertAlign w:val="superscript"/>
-        </w:rPr>
-        <w:instrText xml:space="preserve"> HYPERLINK \l "мирошконкович" </w:instrText>
-      </w:r>
-      <w:r>
-        <w:rPr>
-          <w:rStyle w:val="af4"/>
-          <w:vertAlign w:val="superscript"/>
-        </w:rPr>
-        <w:fldChar w:fldCharType="separate"/>
-      </w:r>
-      <w:r>
-        <w:rPr>
-          <w:rStyle w:val="af4"/>
-          <w:vertAlign w:val="superscript"/>
-        </w:rPr>
-        <w:t>[4]</w:t>
-      </w:r>
-      <w:r>
-        <w:rPr>
-          <w:rStyle w:val="af4"/>
-          <w:vertAlign w:val="superscript"/>
-        </w:rPr>
-        <w:fldChar w:fldCharType="end"/>
-      </w:r>
+      <w:hyperlink w:anchor="системы_упр_бд" w:history="1">
+        <w:r>
+          <w:rPr>
+            <w:rStyle w:val="af4"/>
+            <w:vertAlign w:val="superscript"/>
+          </w:rPr>
+          <w:t>[2]</w:t>
+        </w:r>
+      </w:hyperlink>
+      <w:hyperlink w:anchor="мирошконкович" w:history="1">
+        <w:r>
+          <w:rPr>
+            <w:rStyle w:val="af4"/>
+            <w:vertAlign w:val="superscript"/>
+          </w:rPr>
+          <w:t>[4]</w:t>
+        </w:r>
+      </w:hyperlink>
       <w:r>
         <w:t xml:space="preserve">. Один из классических подходов к построению таких систем </w:t>
       </w:r>
@@ -5360,7 +5210,7 @@
           <w:rStyle w:val="aff0"/>
         </w:rPr>
       </w:pPr>
-      <w:bookmarkStart w:id="15" w:name="рисунок3"/>
+      <w:bookmarkStart w:id="16" w:name="рисунок3"/>
       <w:r>
         <w:rPr>
           <w:rStyle w:val="aff0"/>
@@ -5414,7 +5264,7 @@
           </wp:inline>
         </w:drawing>
       </w:r>
-      <w:bookmarkEnd w:id="15"/>
+      <w:bookmarkEnd w:id="16"/>
     </w:p>
     <w:p>
       <w:pPr>
@@ -5818,12 +5668,12 @@
       <w:pPr>
         <w:pStyle w:val="a"/>
       </w:pPr>
-      <w:bookmarkStart w:id="16" w:name="попуск14"/>
+      <w:bookmarkStart w:id="17" w:name="попуск14"/>
       <w:r>
         <w:t>Управление опросами</w:t>
       </w:r>
     </w:p>
-    <w:bookmarkEnd w:id="16"/>
+    <w:bookmarkEnd w:id="17"/>
     <w:p>
       <w:pPr>
         <w:pStyle w:val="1234"/>
@@ -6060,7 +5910,7 @@
         <w:t xml:space="preserve"> MVC.</w:t>
       </w:r>
     </w:p>
-    <w:bookmarkEnd w:id="5"/>
+    <w:bookmarkEnd w:id="6"/>
     <w:p>
       <w:pPr>
         <w:jc w:val="left"/>
@@ -6081,8 +5931,8 @@
       <w:pPr>
         <w:pStyle w:val="1"/>
       </w:pPr>
-      <w:bookmarkStart w:id="17" w:name="_Проектирование_программы"/>
-      <w:bookmarkEnd w:id="17"/>
+      <w:bookmarkStart w:id="18" w:name="_Проектирование_программы"/>
+      <w:bookmarkEnd w:id="18"/>
       <w:r>
         <w:lastRenderedPageBreak/>
         <w:t>Проектирование программы</w:t>
@@ -6092,12 +5942,12 @@
       <w:pPr>
         <w:pStyle w:val="a"/>
       </w:pPr>
-      <w:bookmarkStart w:id="18" w:name="попуск21"/>
+      <w:bookmarkStart w:id="19" w:name="попуск21"/>
       <w:r>
         <w:t>Проектирование архитектуры и структуры данных системы</w:t>
       </w:r>
     </w:p>
-    <w:bookmarkEnd w:id="18"/>
+    <w:bookmarkEnd w:id="19"/>
     <w:p>
       <w:pPr>
         <w:pStyle w:val="1234"/>
@@ -6658,7 +6508,7 @@
       <w:pPr>
         <w:pStyle w:val="aff4"/>
       </w:pPr>
-      <w:bookmarkStart w:id="19" w:name="рисунок4"/>
+      <w:bookmarkStart w:id="20" w:name="рисунок4"/>
       <w:r>
         <w:drawing>
           <wp:inline distT="0" distB="0" distL="0" distR="0" wp14:anchorId="1B1FD645" wp14:editId="3CE08BDB">
@@ -6696,7 +6546,7 @@
           </wp:inline>
         </w:drawing>
       </w:r>
-      <w:bookmarkEnd w:id="19"/>
+      <w:bookmarkEnd w:id="20"/>
     </w:p>
     <w:p>
       <w:pPr>
@@ -6769,7 +6619,7 @@
           <w:rStyle w:val="aff0"/>
         </w:rPr>
       </w:pPr>
-      <w:bookmarkStart w:id="20" w:name="рисунок5"/>
+      <w:bookmarkStart w:id="21" w:name="рисунок5"/>
       <w:r>
         <w:rPr>
           <w:rStyle w:val="aff0"/>
@@ -6811,7 +6661,7 @@
           </wp:inline>
         </w:drawing>
       </w:r>
-      <w:bookmarkEnd w:id="20"/>
+      <w:bookmarkEnd w:id="21"/>
     </w:p>
     <w:p>
       <w:pPr>
@@ -6851,18 +6701,13 @@
       <w:pPr>
         <w:pStyle w:val="a"/>
       </w:pPr>
-      <w:bookmarkStart w:id="21" w:name="попуск22"/>
+      <w:bookmarkStart w:id="22" w:name="попуск22"/>
       <w:r>
         <w:lastRenderedPageBreak/>
-        <w:t>Проектирова</w:t>
-      </w:r>
-      <w:bookmarkStart w:id="22" w:name="_GoBack"/>
-      <w:bookmarkEnd w:id="22"/>
-      <w:r>
-        <w:t>ние информационной модели и базы данных</w:t>
-      </w:r>
-    </w:p>
-    <w:bookmarkEnd w:id="21"/>
+        <w:t>Проектирование информационной модели и базы данных</w:t>
+      </w:r>
+    </w:p>
+    <w:bookmarkEnd w:id="22"/>
     <w:p>
       <w:pPr>
         <w:pStyle w:val="1234"/>
@@ -9210,17 +9055,16 @@
           <w:lang w:val="ru-RU"/>
         </w:rPr>
       </w:pPr>
-      <w:bookmarkStart w:id="29" w:name="рисунок7"/>
-      <w:r>
-        <w:rPr>
-          <w:noProof/>
+      <w:r>
+        <w:rPr>
           <w:lang w:val="ru-RU"/>
         </w:rPr>
+        <w:lastRenderedPageBreak/>
         <w:drawing>
-          <wp:inline distT="0" distB="0" distL="0" distR="0" wp14:anchorId="73A67256" wp14:editId="6AFE171D">
-            <wp:extent cx="6369005" cy="2038350"/>
+          <wp:inline distT="0" distB="0" distL="0" distR="0" wp14:anchorId="5DDFBDE5" wp14:editId="639C48C7">
+            <wp:extent cx="6313721" cy="4352544"/>
             <wp:effectExtent l="0" t="0" r="0" b="0"/>
-            <wp:docPr id="4" name="Рисунок 4"/>
+            <wp:docPr id="6" name="Рисунок 6"/>
             <wp:cNvGraphicFramePr>
               <a:graphicFrameLocks xmlns:a="http://schemas.openxmlformats.org/drawingml/2006/main" noChangeAspect="1"/>
             </wp:cNvGraphicFramePr>
@@ -9240,7 +9084,7 @@
                   <pic:spPr>
                     <a:xfrm>
                       <a:off x="0" y="0"/>
-                      <a:ext cx="6423430" cy="2055768"/>
+                      <a:ext cx="6319877" cy="4356787"/>
                     </a:xfrm>
                     <a:prstGeom prst="rect">
                       <a:avLst/>
@@ -9252,7 +9096,6 @@
           </wp:inline>
         </w:drawing>
       </w:r>
-      <w:bookmarkEnd w:id="29"/>
     </w:p>
     <w:p>
       <w:pPr>
@@ -9312,120 +9155,103 @@
     </w:p>
     <w:p>
       <w:pPr>
-        <w:rPr>
-          <w:szCs w:val="28"/>
-          <w:lang w:val="ru-RU"/>
-        </w:rPr>
-      </w:pPr>
-    </w:p>
-    <w:p>
-      <w:pPr>
-        <w:pStyle w:val="TableParagraph"/>
-        <w:tabs>
-          <w:tab w:val="left" w:pos="1701"/>
-        </w:tabs>
-        <w:spacing w:line="360" w:lineRule="auto"/>
-        <w:jc w:val="center"/>
-        <w:rPr>
-          <w:sz w:val="28"/>
-          <w:szCs w:val="32"/>
-          <w:lang w:eastAsia="ru-RU"/>
-        </w:rPr>
-      </w:pPr>
-    </w:p>
-    <w:p>
-      <w:pPr>
         <w:pStyle w:val="a"/>
       </w:pPr>
-      <w:bookmarkStart w:id="30" w:name="попуск34"/>
-      <w:r>
+      <w:bookmarkStart w:id="29" w:name="попуск34"/>
+      <w:r>
+        <w:t>Реализация управления жизненным циклом опроса</w:t>
+      </w:r>
+    </w:p>
+    <w:bookmarkEnd w:id="29"/>
+    <w:p>
+      <w:pPr>
+        <w:pStyle w:val="1234"/>
+        <w:rPr>
+          <w:color w:val="auto"/>
+        </w:rPr>
+      </w:pPr>
+      <w:r>
+        <w:rPr>
+          <w:color w:val="auto"/>
+        </w:rPr>
+        <w:t>Управление опросами реализовано через слой контроллеров (</w:t>
+      </w:r>
+      <w:proofErr w:type="spellStart"/>
+      <w:r>
+        <w:rPr>
+          <w:color w:val="auto"/>
+        </w:rPr>
+        <w:t>FormController</w:t>
+      </w:r>
+      <w:proofErr w:type="spellEnd"/>
+      <w:r>
+        <w:rPr>
+          <w:color w:val="auto"/>
+        </w:rPr>
+        <w:t>), который обеспечивает полный цикл CRUD-операций (создание, чтение, обновление, удаление). Важным аспектом является механизм разграничения прав доступа.</w:t>
+      </w:r>
+    </w:p>
+    <w:p>
+      <w:pPr>
+        <w:pStyle w:val="1234"/>
+        <w:rPr>
+          <w:color w:val="auto"/>
+        </w:rPr>
+      </w:pPr>
+      <w:r>
+        <w:rPr>
+          <w:color w:val="auto"/>
+        </w:rPr>
+        <w:t xml:space="preserve">Система гарантирует, что операции редактирования или удаления доступны только автору опроса. Проверка осуществляется путем сопоставления идентификатора текущего авторизованного пользователя с полем </w:t>
+      </w:r>
+      <w:proofErr w:type="spellStart"/>
+      <w:r>
+        <w:rPr>
+          <w:color w:val="auto"/>
+        </w:rPr>
+        <w:t>owner_id</w:t>
+      </w:r>
+      <w:proofErr w:type="spellEnd"/>
+      <w:r>
+        <w:rPr>
+          <w:color w:val="auto"/>
+        </w:rPr>
+        <w:t xml:space="preserve"> в объекте формы.</w:t>
+      </w:r>
+    </w:p>
+    <w:p>
+      <w:pPr>
+        <w:pStyle w:val="1234"/>
+        <w:rPr>
+          <w:color w:val="auto"/>
+        </w:rPr>
+      </w:pPr>
+      <w:r>
+        <w:rPr>
+          <w:color w:val="auto"/>
+        </w:rPr>
+        <w:t xml:space="preserve">Кроме того, реализована логика состояний опроса. Поле </w:t>
+      </w:r>
+      <w:proofErr w:type="spellStart"/>
+      <w:r>
+        <w:rPr>
+          <w:color w:val="auto"/>
+        </w:rPr>
+        <w:t>isPublished</w:t>
+      </w:r>
+      <w:proofErr w:type="spellEnd"/>
+      <w:r>
+        <w:rPr>
+          <w:color w:val="auto"/>
+        </w:rPr>
+        <w:t xml:space="preserve"> позволяет автору работать над структурой анкеты в режиме «черновика». В этом </w:t>
+      </w:r>
+      <w:r>
+        <w:rPr>
+          <w:color w:val="auto"/>
+        </w:rPr>
         <w:lastRenderedPageBreak/>
-        <w:t>Реализация управления жизненным циклом опроса</w:t>
-      </w:r>
-    </w:p>
-    <w:bookmarkEnd w:id="30"/>
-    <w:p>
-      <w:pPr>
-        <w:pStyle w:val="1234"/>
-        <w:rPr>
-          <w:color w:val="auto"/>
-        </w:rPr>
-      </w:pPr>
-      <w:r>
-        <w:rPr>
-          <w:color w:val="auto"/>
-        </w:rPr>
-        <w:t>Управление опросами реализовано через слой контроллеров (</w:t>
-      </w:r>
-      <w:proofErr w:type="spellStart"/>
-      <w:r>
-        <w:rPr>
-          <w:color w:val="auto"/>
-        </w:rPr>
-        <w:t>FormController</w:t>
-      </w:r>
-      <w:proofErr w:type="spellEnd"/>
-      <w:r>
-        <w:rPr>
-          <w:color w:val="auto"/>
-        </w:rPr>
-        <w:t>), который обеспечивает полный цикл CRUD-операций (создание, чтение, обновление, удаление). Важным аспектом является механизм разграничения прав доступа.</w:t>
-      </w:r>
-    </w:p>
-    <w:p>
-      <w:pPr>
-        <w:pStyle w:val="1234"/>
-        <w:rPr>
-          <w:color w:val="auto"/>
-        </w:rPr>
-      </w:pPr>
-      <w:r>
-        <w:rPr>
-          <w:color w:val="auto"/>
-        </w:rPr>
-        <w:t xml:space="preserve">Система гарантирует, что операции редактирования или удаления доступны только автору опроса. Проверка осуществляется путем сопоставления идентификатора текущего авторизованного пользователя с полем </w:t>
-      </w:r>
-      <w:proofErr w:type="spellStart"/>
-      <w:r>
-        <w:rPr>
-          <w:color w:val="auto"/>
-        </w:rPr>
-        <w:t>owner_id</w:t>
-      </w:r>
-      <w:proofErr w:type="spellEnd"/>
-      <w:r>
-        <w:rPr>
-          <w:color w:val="auto"/>
-        </w:rPr>
-        <w:t xml:space="preserve"> в объекте формы.</w:t>
-      </w:r>
-    </w:p>
-    <w:p>
-      <w:pPr>
-        <w:pStyle w:val="1234"/>
-        <w:rPr>
-          <w:color w:val="auto"/>
-        </w:rPr>
-      </w:pPr>
-      <w:r>
-        <w:rPr>
-          <w:color w:val="auto"/>
-        </w:rPr>
-        <w:t xml:space="preserve">Кроме того, реализована логика состояний опроса. Поле </w:t>
-      </w:r>
-      <w:proofErr w:type="spellStart"/>
-      <w:r>
-        <w:rPr>
-          <w:color w:val="auto"/>
-        </w:rPr>
-        <w:t>isPublished</w:t>
-      </w:r>
-      <w:proofErr w:type="spellEnd"/>
-      <w:r>
-        <w:rPr>
-          <w:color w:val="auto"/>
-        </w:rPr>
-        <w:t xml:space="preserve"> позволяет автору работать над структурой анкеты в режиме «черновика». В этом состоянии опрос не отображается в общих списках и недоступен для прохождения. После завершения настройки автор переводит опрос в опубликованное состояние, что активирует генерацию публичной ссылки и открывает доступ к сбору ответов. Логика проверки прав на опрос представлена на </w:t>
+        <w:t xml:space="preserve">состоянии опрос не отображается в общих списках и недоступен для прохождения. После завершения настройки автор переводит опрос в опубликованное состояние, что активирует генерацию публичной ссылки и открывает доступ к сбору ответов. Логика проверки прав на опрос представлена на </w:t>
       </w:r>
       <w:hyperlink w:anchor="рисунок8" w:history="1">
         <w:r>
@@ -9467,7 +9293,7 @@
           <w:lang w:eastAsia="ru-RU"/>
         </w:rPr>
       </w:pPr>
-      <w:bookmarkStart w:id="31" w:name="рисунок8"/>
+      <w:bookmarkStart w:id="30" w:name="рисунок8"/>
       <w:r>
         <w:rPr>
           <w:noProof/>
@@ -9518,7 +9344,7 @@
           </wp:inline>
         </w:drawing>
       </w:r>
-      <w:bookmarkEnd w:id="31"/>
+      <w:bookmarkEnd w:id="30"/>
     </w:p>
     <w:p>
       <w:pPr>
@@ -9570,13 +9396,12 @@
       <w:pPr>
         <w:pStyle w:val="a"/>
       </w:pPr>
-      <w:bookmarkStart w:id="32" w:name="попуск35"/>
-      <w:r>
-        <w:lastRenderedPageBreak/>
+      <w:bookmarkStart w:id="31" w:name="попуск35"/>
+      <w:r>
         <w:t xml:space="preserve">Реализация интерфейса прохождения и сбора данных </w:t>
       </w:r>
     </w:p>
-    <w:bookmarkEnd w:id="32"/>
+    <w:bookmarkEnd w:id="31"/>
     <w:p>
       <w:pPr>
         <w:pStyle w:val="TableParagraph"/>
@@ -9736,6 +9561,7 @@
           <w:szCs w:val="32"/>
           <w:lang w:eastAsia="ru-RU"/>
         </w:rPr>
+        <w:lastRenderedPageBreak/>
         <w:t xml:space="preserve">Сбор ответов в системе реализован через специализированный компонент </w:t>
       </w:r>
       <w:proofErr w:type="spellStart"/>
@@ -9852,7 +9678,7 @@
           <w:lang w:val="ru-RU"/>
         </w:rPr>
       </w:pPr>
-      <w:bookmarkStart w:id="33" w:name="рисунок9"/>
+      <w:bookmarkStart w:id="32" w:name="рисунок9"/>
       <w:r>
         <w:rPr>
           <w:noProof/>
@@ -9902,7 +9728,7 @@
           </wp:inline>
         </w:drawing>
       </w:r>
-      <w:bookmarkEnd w:id="33"/>
+      <w:bookmarkEnd w:id="32"/>
     </w:p>
     <w:p>
       <w:pPr>
@@ -9937,12 +9763,12 @@
       <w:pPr>
         <w:pStyle w:val="a"/>
       </w:pPr>
-      <w:bookmarkStart w:id="34" w:name="попуск36"/>
+      <w:bookmarkStart w:id="33" w:name="попуск36"/>
       <w:r>
         <w:t>Реализация аналитики и экспорта результатов</w:t>
       </w:r>
     </w:p>
-    <w:bookmarkEnd w:id="34"/>
+    <w:bookmarkEnd w:id="33"/>
     <w:p>
       <w:pPr>
         <w:pStyle w:val="TableParagraph"/>
@@ -10185,7 +10011,7 @@
           <w:lang w:val="ru-RU"/>
         </w:rPr>
       </w:pPr>
-      <w:bookmarkStart w:id="35" w:name="рисунок10"/>
+      <w:bookmarkStart w:id="34" w:name="рисунок10"/>
       <w:r>
         <w:rPr>
           <w:noProof/>
@@ -10234,7 +10060,7 @@
           </wp:inline>
         </w:drawing>
       </w:r>
-      <w:bookmarkEnd w:id="35"/>
+      <w:bookmarkEnd w:id="34"/>
     </w:p>
     <w:p>
       <w:pPr>
@@ -10292,8 +10118,8 @@
       <w:pPr>
         <w:pStyle w:val="1"/>
       </w:pPr>
-      <w:bookmarkStart w:id="36" w:name="_Тестирование"/>
-      <w:bookmarkEnd w:id="36"/>
+      <w:bookmarkStart w:id="35" w:name="_Тестирование"/>
+      <w:bookmarkEnd w:id="35"/>
       <w:r>
         <w:lastRenderedPageBreak/>
         <w:t>Тестирование</w:t>
@@ -10430,8 +10256,8 @@
       <w:r>
         <w:t xml:space="preserve"> </w:t>
       </w:r>
-      <w:bookmarkStart w:id="37" w:name="_Hlk216381134"/>
-      <w:bookmarkStart w:id="38" w:name="Таблица3"/>
+      <w:bookmarkStart w:id="36" w:name="_Hlk216381134"/>
+      <w:bookmarkStart w:id="37" w:name="Таблица3"/>
       <w:r>
         <w:t xml:space="preserve">Таблица </w:t>
       </w:r>
@@ -10450,8 +10276,8 @@
       <w:r>
         <w:t xml:space="preserve"> Сценарии тестирования</w:t>
       </w:r>
+      <w:bookmarkEnd w:id="36"/>
       <w:bookmarkEnd w:id="37"/>
-      <w:bookmarkEnd w:id="38"/>
     </w:p>
     <w:tbl>
       <w:tblPr>
@@ -13286,7 +13112,7 @@
       <w:pPr>
         <w:pStyle w:val="aff4"/>
       </w:pPr>
-      <w:bookmarkStart w:id="39" w:name="рисунок11"/>
+      <w:bookmarkStart w:id="38" w:name="рисунок11"/>
       <w:r>
         <w:lastRenderedPageBreak/>
         <w:drawing>
@@ -13325,7 +13151,7 @@
           </wp:inline>
         </w:drawing>
       </w:r>
-      <w:bookmarkEnd w:id="39"/>
+      <w:bookmarkEnd w:id="38"/>
     </w:p>
     <w:p>
       <w:pPr>
@@ -13417,7 +13243,7 @@
       <w:pPr>
         <w:pStyle w:val="aff4"/>
       </w:pPr>
-      <w:bookmarkStart w:id="40" w:name="рисунок12"/>
+      <w:bookmarkStart w:id="39" w:name="рисунок12"/>
       <w:r>
         <w:drawing>
           <wp:inline distT="0" distB="0" distL="0" distR="0" wp14:anchorId="46369A43" wp14:editId="32AEBFAC">
@@ -13462,7 +13288,7 @@
           </wp:inline>
         </w:drawing>
       </w:r>
-      <w:bookmarkEnd w:id="40"/>
+      <w:bookmarkEnd w:id="39"/>
     </w:p>
     <w:p>
       <w:pPr>
@@ -13547,7 +13373,7 @@
       <w:pPr>
         <w:pStyle w:val="aff4"/>
       </w:pPr>
-      <w:bookmarkStart w:id="41" w:name="рисунок13"/>
+      <w:bookmarkStart w:id="40" w:name="рисунок13"/>
       <w:r>
         <w:drawing>
           <wp:inline distT="0" distB="0" distL="0" distR="0" wp14:anchorId="7758BF94" wp14:editId="2CDFFAAB">
@@ -13585,7 +13411,7 @@
           </wp:inline>
         </w:drawing>
       </w:r>
-      <w:bookmarkEnd w:id="41"/>
+      <w:bookmarkEnd w:id="40"/>
     </w:p>
     <w:p>
       <w:pPr>
@@ -13674,7 +13500,7 @@
       <w:pPr>
         <w:pStyle w:val="aff4"/>
       </w:pPr>
-      <w:bookmarkStart w:id="42" w:name="рисунок14"/>
+      <w:bookmarkStart w:id="41" w:name="рисунок14"/>
       <w:r>
         <w:drawing>
           <wp:inline distT="0" distB="0" distL="0" distR="0" wp14:anchorId="61BAECA3" wp14:editId="665535BB">
@@ -13719,7 +13545,7 @@
           </wp:inline>
         </w:drawing>
       </w:r>
-      <w:bookmarkEnd w:id="42"/>
+      <w:bookmarkEnd w:id="41"/>
     </w:p>
     <w:p>
       <w:pPr>
@@ -13825,7 +13651,7 @@
       <w:pPr>
         <w:pStyle w:val="aff4"/>
       </w:pPr>
-      <w:bookmarkStart w:id="43" w:name="рисунок15"/>
+      <w:bookmarkStart w:id="42" w:name="рисунок15"/>
       <w:r>
         <w:lastRenderedPageBreak/>
         <w:drawing>
@@ -13864,7 +13690,7 @@
           </wp:inline>
         </w:drawing>
       </w:r>
-      <w:bookmarkEnd w:id="43"/>
+      <w:bookmarkEnd w:id="42"/>
     </w:p>
     <w:p>
       <w:pPr>
@@ -13985,7 +13811,7 @@
           <w:lang w:val="ru-RU"/>
         </w:rPr>
       </w:pPr>
-      <w:bookmarkStart w:id="44" w:name="рисунок16"/>
+      <w:bookmarkStart w:id="43" w:name="рисунок16"/>
       <w:r>
         <w:rPr>
           <w:noProof/>
@@ -14027,7 +13853,7 @@
           </wp:inline>
         </w:drawing>
       </w:r>
-      <w:bookmarkEnd w:id="44"/>
+      <w:bookmarkEnd w:id="43"/>
     </w:p>
     <w:p>
       <w:pPr>
@@ -14123,7 +13949,7 @@
           <w:lang w:val="ru-RU"/>
         </w:rPr>
       </w:pPr>
-      <w:bookmarkStart w:id="45" w:name="рисунок17"/>
+      <w:bookmarkStart w:id="44" w:name="рисунок17"/>
       <w:r>
         <w:rPr>
           <w:noProof/>
@@ -14166,7 +13992,7 @@
           </wp:inline>
         </w:drawing>
       </w:r>
-      <w:bookmarkEnd w:id="45"/>
+      <w:bookmarkEnd w:id="44"/>
     </w:p>
     <w:p>
       <w:pPr>
@@ -14260,7 +14086,7 @@
           <w:lang w:val="ru-RU"/>
         </w:rPr>
       </w:pPr>
-      <w:bookmarkStart w:id="46" w:name="рисунок18"/>
+      <w:bookmarkStart w:id="45" w:name="рисунок18"/>
       <w:r>
         <w:rPr>
           <w:noProof/>
@@ -14303,7 +14129,7 @@
           </wp:inline>
         </w:drawing>
       </w:r>
-      <w:bookmarkEnd w:id="46"/>
+      <w:bookmarkEnd w:id="45"/>
     </w:p>
     <w:p>
       <w:pPr>
@@ -14345,13 +14171,13 @@
         <w:pStyle w:val="aff2"/>
         <w:jc w:val="both"/>
       </w:pPr>
-      <w:bookmarkStart w:id="47" w:name="Заключение"/>
+      <w:bookmarkStart w:id="46" w:name="Заключение"/>
       <w:r>
         <w:lastRenderedPageBreak/>
         <w:t>Заключение</w:t>
       </w:r>
     </w:p>
-    <w:bookmarkEnd w:id="47"/>
+    <w:bookmarkEnd w:id="46"/>
     <w:p>
       <w:pPr>
         <w:pStyle w:val="1234"/>
@@ -14713,7 +14539,7 @@
           <w:lang w:val="ru-RU"/>
         </w:rPr>
       </w:pPr>
-      <w:bookmarkStart w:id="48" w:name="библиок"/>
+      <w:bookmarkStart w:id="47" w:name="библиок"/>
       <w:r>
         <w:rPr>
           <w:b/>
@@ -14734,8 +14560,8 @@
           <w:numId w:val="49"/>
         </w:numPr>
       </w:pPr>
-      <w:bookmarkStart w:id="49" w:name="ермаков_жава"/>
-      <w:bookmarkEnd w:id="48"/>
+      <w:bookmarkStart w:id="48" w:name="ермаков_жава"/>
+      <w:bookmarkEnd w:id="47"/>
       <w:r>
         <w:t xml:space="preserve">Ермаков, А. В. Разработка приложений на языке </w:t>
       </w:r>
@@ -14772,8 +14598,8 @@
           <w:numId w:val="49"/>
         </w:numPr>
       </w:pPr>
-      <w:bookmarkStart w:id="50" w:name="системы_упр_бд"/>
-      <w:bookmarkEnd w:id="49"/>
+      <w:bookmarkStart w:id="49" w:name="системы_упр_бд"/>
+      <w:bookmarkEnd w:id="48"/>
       <w:r>
         <w:t xml:space="preserve">Системы управления базами данных [Электронный ресурс]: лабораторный практикум/ </w:t>
       </w:r>
@@ -14838,8 +14664,8 @@
           <w:numId w:val="49"/>
         </w:numPr>
       </w:pPr>
-      <w:bookmarkStart w:id="51" w:name="назикац"/>
-      <w:bookmarkEnd w:id="50"/>
+      <w:bookmarkStart w:id="50" w:name="назикац"/>
+      <w:bookmarkEnd w:id="49"/>
       <w:proofErr w:type="spellStart"/>
       <w:r>
         <w:t>Лазицкас</w:t>
@@ -14933,8 +14759,8 @@
           <w:numId w:val="49"/>
         </w:numPr>
       </w:pPr>
-      <w:bookmarkStart w:id="52" w:name="мирошконкович"/>
-      <w:bookmarkEnd w:id="51"/>
+      <w:bookmarkStart w:id="51" w:name="мирошконкович"/>
+      <w:bookmarkEnd w:id="50"/>
       <w:r>
         <w:t xml:space="preserve">Мирошников А.И. Архитектура систем управления базами данных [Электронный ресурс]: учебное пособие/ Мирошников А.И. </w:t>
       </w:r>
@@ -14999,8 +14825,8 @@
           <w:numId w:val="49"/>
         </w:numPr>
       </w:pPr>
-      <w:bookmarkStart w:id="53" w:name="бдшканиколаев"/>
-      <w:bookmarkEnd w:id="52"/>
+      <w:bookmarkStart w:id="52" w:name="бдшканиколаев"/>
+      <w:bookmarkEnd w:id="51"/>
       <w:r>
         <w:t xml:space="preserve">Николаев Е.И. Базы данных в высокопроизводительных информационных системах [Электронный ресурс]: учебное пособие/ Николаев Е.И. </w:t>
       </w:r>
@@ -15067,8 +14893,8 @@
           <w:lang w:val="en-US"/>
         </w:rPr>
       </w:pPr>
-      <w:bookmarkStart w:id="54" w:name="насрландекс"/>
-      <w:bookmarkEnd w:id="53"/>
+      <w:bookmarkStart w:id="53" w:name="насрландекс"/>
+      <w:bookmarkEnd w:id="52"/>
       <w:r>
         <w:lastRenderedPageBreak/>
         <w:t xml:space="preserve">Яндекс </w:t>
@@ -15111,42 +14937,42 @@
           <w:lang w:val="en-US"/>
         </w:rPr>
       </w:pPr>
-      <w:bookmarkStart w:id="55" w:name="гугл"/>
+      <w:bookmarkStart w:id="54" w:name="гугл"/>
+      <w:bookmarkEnd w:id="53"/>
+      <w:r>
+        <w:rPr>
+          <w:lang w:val="en-US"/>
+        </w:rPr>
+        <w:t xml:space="preserve">Google LLC </w:t>
+      </w:r>
+      <w:r>
+        <w:sym w:font="Symbol" w:char="F02D"/>
+      </w:r>
+      <w:r>
+        <w:rPr>
+          <w:lang w:val="en-US"/>
+        </w:rPr>
+        <w:t xml:space="preserve"> </w:t>
+      </w:r>
+      <w:r>
+        <w:t>Помощь</w:t>
+      </w:r>
+      <w:r>
+        <w:rPr>
+          <w:lang w:val="en-US"/>
+        </w:rPr>
+        <w:t xml:space="preserve"> </w:t>
+      </w:r>
+      <w:r>
+        <w:t>по</w:t>
+      </w:r>
+      <w:r>
+        <w:rPr>
+          <w:lang w:val="en-US"/>
+        </w:rPr>
+        <w:t xml:space="preserve"> Google Forms. — URL: https://support.google.com/docs/answer/6281888 </w:t>
+      </w:r>
       <w:bookmarkEnd w:id="54"/>
-      <w:r>
-        <w:rPr>
-          <w:lang w:val="en-US"/>
-        </w:rPr>
-        <w:t xml:space="preserve">Google LLC </w:t>
-      </w:r>
-      <w:r>
-        <w:sym w:font="Symbol" w:char="F02D"/>
-      </w:r>
-      <w:r>
-        <w:rPr>
-          <w:lang w:val="en-US"/>
-        </w:rPr>
-        <w:t xml:space="preserve"> </w:t>
-      </w:r>
-      <w:r>
-        <w:t>Помощь</w:t>
-      </w:r>
-      <w:r>
-        <w:rPr>
-          <w:lang w:val="en-US"/>
-        </w:rPr>
-        <w:t xml:space="preserve"> </w:t>
-      </w:r>
-      <w:r>
-        <w:t>по</w:t>
-      </w:r>
-      <w:r>
-        <w:rPr>
-          <w:lang w:val="en-US"/>
-        </w:rPr>
-        <w:t xml:space="preserve"> Google Forms. — URL: https://support.google.com/docs/answer/6281888 </w:t>
-      </w:r>
-      <w:bookmarkEnd w:id="55"/>
     </w:p>
     <w:sectPr>
       <w:headerReference w:type="default" r:id="rId33"/>
@@ -15279,7 +15105,7 @@
             </wp:anchor>
           </w:drawing>
         </mc:Choice>
-        <mc:Fallback xmlns:w16cex="http://schemas.microsoft.com/office/word/2018/wordml/cex" xmlns:w16="http://schemas.microsoft.com/office/word/2018/wordml" xmlns:w16sdtdh="http://schemas.microsoft.com/office/word/2020/wordml/sdtdatahash" xmlns:oel="http://schemas.microsoft.com/office/2019/extlst">
+        <mc:Fallback xmlns:oel="http://schemas.microsoft.com/office/2019/extlst" xmlns:w16sdtdh="http://schemas.microsoft.com/office/word/2020/wordml/sdtdatahash" xmlns:w16="http://schemas.microsoft.com/office/word/2018/wordml" xmlns:w16cex="http://schemas.microsoft.com/office/word/2018/wordml/cex">
           <w:pict>
             <v:rect w14:anchorId="6C329717" id="Rectangle 2" o:spid="_x0000_s1026" style="position:absolute;margin-left:-3.05pt;margin-top:-21.75pt;width:518.8pt;height:808.15pt;z-index:251656192;visibility:visible;mso-wrap-style:square;mso-wrap-distance-left:9pt;mso-wrap-distance-top:0;mso-wrap-distance-right:9pt;mso-wrap-distance-bottom:0;mso-position-horizontal:absolute;mso-position-horizontal-relative:text;mso-position-vertical:absolute;mso-position-vertical-relative:text;v-text-anchor:top" o:gfxdata="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" filled="f" strokeweight="2pt"/>
           </w:pict>
@@ -15371,7 +15197,7 @@
             </wp:anchor>
           </w:drawing>
         </mc:Choice>
-        <mc:Fallback xmlns:w16cex="http://schemas.microsoft.com/office/word/2018/wordml/cex" xmlns:w16="http://schemas.microsoft.com/office/word/2018/wordml" xmlns:w16sdtdh="http://schemas.microsoft.com/office/word/2020/wordml/sdtdatahash" xmlns:oel="http://schemas.microsoft.com/office/2019/extlst">
+        <mc:Fallback xmlns:oel="http://schemas.microsoft.com/office/2019/extlst" xmlns:w16sdtdh="http://schemas.microsoft.com/office/word/2020/wordml/sdtdatahash" xmlns:w16="http://schemas.microsoft.com/office/word/2018/wordml" xmlns:w16cex="http://schemas.microsoft.com/office/word/2018/wordml/cex">
           <w:pict>
             <v:rect w14:anchorId="3BA9589D" id="Rectangle 2" o:spid="_x0000_s1026" style="position:absolute;margin-left:-3.05pt;margin-top:-21.75pt;width:518.8pt;height:808.15pt;z-index:251659264;visibility:visible;mso-wrap-style:square;mso-wrap-distance-left:9pt;mso-wrap-distance-top:0;mso-wrap-distance-right:9pt;mso-wrap-distance-bottom:0;mso-position-horizontal:absolute;mso-position-horizontal-relative:text;mso-position-vertical:absolute;mso-position-vertical-relative:text;v-text-anchor:top" o:gfxdata="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" filled="f" strokeweight="2pt"/>
           </w:pict>
@@ -27338,7 +27164,7 @@
 </file>
 
 <file path=customXml/itemProps1.xml><?xml version="1.0" encoding="utf-8"?>
-<ds:datastoreItem xmlns:ds="http://schemas.openxmlformats.org/officeDocument/2006/customXml" ds:itemID="{9BEFDACF-EA86-48B7-87FA-866E6916B220}">
+<ds:datastoreItem xmlns:ds="http://schemas.openxmlformats.org/officeDocument/2006/customXml" ds:itemID="{EA05AF13-F828-4DF6-84DD-EC80DE710115}">
   <ds:schemaRefs>
     <ds:schemaRef ds:uri="http://schemas.openxmlformats.org/officeDocument/2006/bibliography"/>
   </ds:schemaRefs>

--- a/джава курсовой опросы.docx
+++ b/джава курсовой опросы.docx
@@ -2108,7 +2108,27 @@
             <w:u w:val="none"/>
             <w:lang w:val="ru-RU"/>
           </w:rPr>
-          <w:t>Введение</w:t>
+          <w:t>Введе</w:t>
+        </w:r>
+        <w:r>
+          <w:rPr>
+            <w:rStyle w:val="af4"/>
+            <w:color w:val="auto"/>
+            <w:szCs w:val="28"/>
+            <w:u w:val="none"/>
+            <w:lang w:val="ru-RU"/>
+          </w:rPr>
+          <w:t>н</w:t>
+        </w:r>
+        <w:r>
+          <w:rPr>
+            <w:rStyle w:val="af4"/>
+            <w:color w:val="auto"/>
+            <w:szCs w:val="28"/>
+            <w:u w:val="none"/>
+            <w:lang w:val="ru-RU"/>
+          </w:rPr>
+          <w:t>ие</w:t>
         </w:r>
       </w:hyperlink>
       <w:r>
@@ -2153,7 +2173,27 @@
             <w:u w:val="none"/>
             <w:lang w:val="ru-RU"/>
           </w:rPr>
-          <w:t>Анализ технического задания</w:t>
+          <w:t>Анализ тех</w:t>
+        </w:r>
+        <w:r>
+          <w:rPr>
+            <w:rStyle w:val="af4"/>
+            <w:color w:val="auto"/>
+            <w:szCs w:val="28"/>
+            <w:u w:val="none"/>
+            <w:lang w:val="ru-RU"/>
+          </w:rPr>
+          <w:t>н</w:t>
+        </w:r>
+        <w:r>
+          <w:rPr>
+            <w:rStyle w:val="af4"/>
+            <w:color w:val="auto"/>
+            <w:szCs w:val="28"/>
+            <w:u w:val="none"/>
+            <w:lang w:val="ru-RU"/>
+          </w:rPr>
+          <w:t>ического задания</w:t>
         </w:r>
       </w:hyperlink>
       <w:r>
@@ -2192,7 +2232,27 @@
             <w:u w:val="none"/>
             <w:lang w:val="ru-RU"/>
           </w:rPr>
-          <w:t>Цель и задачи разработки</w:t>
+          <w:t>Цель и за</w:t>
+        </w:r>
+        <w:r>
+          <w:rPr>
+            <w:rStyle w:val="af4"/>
+            <w:color w:val="auto"/>
+            <w:szCs w:val="28"/>
+            <w:u w:val="none"/>
+            <w:lang w:val="ru-RU"/>
+          </w:rPr>
+          <w:t>д</w:t>
+        </w:r>
+        <w:r>
+          <w:rPr>
+            <w:rStyle w:val="af4"/>
+            <w:color w:val="auto"/>
+            <w:szCs w:val="28"/>
+            <w:u w:val="none"/>
+            <w:lang w:val="ru-RU"/>
+          </w:rPr>
+          <w:t>ачи разработки</w:t>
         </w:r>
       </w:hyperlink>
       <w:r>
@@ -2231,7 +2291,27 @@
             <w:u w:val="none"/>
             <w:lang w:val="ru-RU"/>
           </w:rPr>
-          <w:t>Архитектура системы</w:t>
+          <w:t>Архит</w:t>
+        </w:r>
+        <w:r>
+          <w:rPr>
+            <w:rStyle w:val="af4"/>
+            <w:color w:val="auto"/>
+            <w:szCs w:val="28"/>
+            <w:u w:val="none"/>
+            <w:lang w:val="ru-RU"/>
+          </w:rPr>
+          <w:t>е</w:t>
+        </w:r>
+        <w:r>
+          <w:rPr>
+            <w:rStyle w:val="af4"/>
+            <w:color w:val="auto"/>
+            <w:szCs w:val="28"/>
+            <w:u w:val="none"/>
+            <w:lang w:val="ru-RU"/>
+          </w:rPr>
+          <w:t>ктура системы</w:t>
         </w:r>
       </w:hyperlink>
       <w:r>
@@ -2270,7 +2350,27 @@
             <w:u w:val="none"/>
             <w:lang w:val="ru-RU"/>
           </w:rPr>
-          <w:t>Функциональные требования к системе</w:t>
+          <w:t>Фу</w:t>
+        </w:r>
+        <w:r>
+          <w:rPr>
+            <w:rStyle w:val="af4"/>
+            <w:color w:val="auto"/>
+            <w:szCs w:val="28"/>
+            <w:u w:val="none"/>
+            <w:lang w:val="ru-RU"/>
+          </w:rPr>
+          <w:t>н</w:t>
+        </w:r>
+        <w:r>
+          <w:rPr>
+            <w:rStyle w:val="af4"/>
+            <w:color w:val="auto"/>
+            <w:szCs w:val="28"/>
+            <w:u w:val="none"/>
+            <w:lang w:val="ru-RU"/>
+          </w:rPr>
+          <w:t>кциональные требования к системе</w:t>
         </w:r>
       </w:hyperlink>
       <w:r>
@@ -2315,7 +2415,27 @@
             <w:u w:val="none"/>
             <w:lang w:val="ru-RU"/>
           </w:rPr>
-          <w:t>Управление опросами</w:t>
+          <w:t>Управ</w:t>
+        </w:r>
+        <w:r>
+          <w:rPr>
+            <w:rStyle w:val="af4"/>
+            <w:color w:val="auto"/>
+            <w:szCs w:val="28"/>
+            <w:u w:val="none"/>
+            <w:lang w:val="ru-RU"/>
+          </w:rPr>
+          <w:t>л</w:t>
+        </w:r>
+        <w:r>
+          <w:rPr>
+            <w:rStyle w:val="af4"/>
+            <w:color w:val="auto"/>
+            <w:szCs w:val="28"/>
+            <w:u w:val="none"/>
+            <w:lang w:val="ru-RU"/>
+          </w:rPr>
+          <w:t>ение опросами</w:t>
         </w:r>
       </w:hyperlink>
       <w:r>
@@ -2384,7 +2504,43 @@
           <w:u w:val="none"/>
           <w:lang w:val="ru-RU"/>
         </w:rPr>
-        <w:t>Проектирование программы</w:t>
+        <w:t>Проек</w:t>
+      </w:r>
+      <w:r>
+        <w:rPr>
+          <w:rStyle w:val="af4"/>
+          <w:color w:val="auto"/>
+          <w:u w:val="none"/>
+          <w:lang w:val="ru-RU"/>
+        </w:rPr>
+        <w:t>т</w:t>
+      </w:r>
+      <w:r>
+        <w:rPr>
+          <w:rStyle w:val="af4"/>
+          <w:color w:val="auto"/>
+          <w:u w:val="none"/>
+          <w:lang w:val="ru-RU"/>
+        </w:rPr>
+        <w:t>иров</w:t>
+      </w:r>
+      <w:r>
+        <w:rPr>
+          <w:rStyle w:val="af4"/>
+          <w:color w:val="auto"/>
+          <w:u w:val="none"/>
+          <w:lang w:val="ru-RU"/>
+        </w:rPr>
+        <w:t>а</w:t>
+      </w:r>
+      <w:r>
+        <w:rPr>
+          <w:rStyle w:val="af4"/>
+          <w:color w:val="auto"/>
+          <w:u w:val="none"/>
+          <w:lang w:val="ru-RU"/>
+        </w:rPr>
+        <w:t>ние программы</w:t>
       </w:r>
       <w:r>
         <w:rPr>
@@ -2441,7 +2597,25 @@
             <w:u w:val="none"/>
             <w:lang w:val="ru-RU"/>
           </w:rPr>
-          <w:t>Проектирование архитектуры и структуры данных системы</w:t>
+          <w:t>Проект</w:t>
+        </w:r>
+        <w:r>
+          <w:rPr>
+            <w:rStyle w:val="af4"/>
+            <w:color w:val="auto"/>
+            <w:u w:val="none"/>
+            <w:lang w:val="ru-RU"/>
+          </w:rPr>
+          <w:t>и</w:t>
+        </w:r>
+        <w:r>
+          <w:rPr>
+            <w:rStyle w:val="af4"/>
+            <w:color w:val="auto"/>
+            <w:u w:val="none"/>
+            <w:lang w:val="ru-RU"/>
+          </w:rPr>
+          <w:t>рование архитектуры и структуры данных системы</w:t>
         </w:r>
       </w:hyperlink>
       <w:r>
@@ -2484,7 +2658,25 @@
             <w:u w:val="none"/>
             <w:lang w:val="ru-RU"/>
           </w:rPr>
-          <w:t>Проектирование информационной модели и базы данных</w:t>
+          <w:t>Проекти</w:t>
+        </w:r>
+        <w:r>
+          <w:rPr>
+            <w:rStyle w:val="af4"/>
+            <w:color w:val="auto"/>
+            <w:u w:val="none"/>
+            <w:lang w:val="ru-RU"/>
+          </w:rPr>
+          <w:t>р</w:t>
+        </w:r>
+        <w:r>
+          <w:rPr>
+            <w:rStyle w:val="af4"/>
+            <w:color w:val="auto"/>
+            <w:u w:val="none"/>
+            <w:lang w:val="ru-RU"/>
+          </w:rPr>
+          <w:t>ование информационной модели и базы данных</w:t>
         </w:r>
       </w:hyperlink>
       <w:r>
@@ -2527,7 +2719,7 @@
             <w:u w:val="none"/>
             <w:lang w:val="ru-RU"/>
           </w:rPr>
-          <w:t>Разработка</w:t>
+          <w:t>Разрабо</w:t>
         </w:r>
         <w:r>
           <w:rPr>
@@ -2537,7 +2729,57 @@
             <w:u w:val="none"/>
             <w:lang w:val="ru-RU"/>
           </w:rPr>
-          <w:t xml:space="preserve"> приложения</w:t>
+          <w:t>т</w:t>
+        </w:r>
+        <w:r>
+          <w:rPr>
+            <w:rStyle w:val="af4"/>
+            <w:color w:val="auto"/>
+            <w:szCs w:val="28"/>
+            <w:u w:val="none"/>
+            <w:lang w:val="ru-RU"/>
+          </w:rPr>
+          <w:t>к</w:t>
+        </w:r>
+        <w:r>
+          <w:rPr>
+            <w:rStyle w:val="af4"/>
+            <w:color w:val="auto"/>
+            <w:szCs w:val="28"/>
+            <w:u w:val="none"/>
+            <w:lang w:val="ru-RU"/>
+          </w:rPr>
+          <w:t>а</w:t>
+        </w:r>
+        <w:r>
+          <w:rPr>
+            <w:rStyle w:val="af4"/>
+            <w:color w:val="auto"/>
+            <w:szCs w:val="28"/>
+            <w:u w:val="none"/>
+            <w:lang w:val="ru-RU"/>
+          </w:rPr>
+          <w:t xml:space="preserve"> пр</w:t>
+        </w:r>
+        <w:r>
+          <w:rPr>
+            <w:rStyle w:val="af4"/>
+            <w:color w:val="auto"/>
+            <w:szCs w:val="28"/>
+            <w:u w:val="none"/>
+            <w:lang w:val="ru-RU"/>
+          </w:rPr>
+          <w:t>и</w:t>
+        </w:r>
+        <w:r>
+          <w:rPr>
+            <w:rStyle w:val="af4"/>
+            <w:color w:val="auto"/>
+            <w:szCs w:val="28"/>
+            <w:u w:val="none"/>
+            <w:lang w:val="ru-RU"/>
+          </w:rPr>
+          <w:t>ложения</w:t>
         </w:r>
       </w:hyperlink>
       <w:r>
@@ -2588,7 +2830,61 @@
             <w:u w:val="none"/>
             <w:lang w:val="ru-RU"/>
           </w:rPr>
-          <w:t>Выбор и обоснование технологического стека</w:t>
+          <w:t>Выбор</w:t>
+        </w:r>
+        <w:r>
+          <w:rPr>
+            <w:rStyle w:val="af4"/>
+            <w:color w:val="auto"/>
+            <w:u w:val="none"/>
+            <w:lang w:val="ru-RU"/>
+          </w:rPr>
+          <w:t xml:space="preserve"> </w:t>
+        </w:r>
+        <w:r>
+          <w:rPr>
+            <w:rStyle w:val="af4"/>
+            <w:color w:val="auto"/>
+            <w:u w:val="none"/>
+            <w:lang w:val="ru-RU"/>
+          </w:rPr>
+          <w:t>и об</w:t>
+        </w:r>
+        <w:r>
+          <w:rPr>
+            <w:rStyle w:val="af4"/>
+            <w:color w:val="auto"/>
+            <w:u w:val="none"/>
+            <w:lang w:val="ru-RU"/>
+          </w:rPr>
+          <w:t>о</w:t>
+        </w:r>
+        <w:r>
+          <w:rPr>
+            <w:rStyle w:val="af4"/>
+            <w:color w:val="auto"/>
+            <w:u w:val="none"/>
+            <w:lang w:val="ru-RU"/>
+          </w:rPr>
+          <w:t>снование технологического ст</w:t>
+        </w:r>
+        <w:r>
+          <w:rPr>
+            <w:rStyle w:val="af4"/>
+            <w:color w:val="auto"/>
+            <w:u w:val="none"/>
+            <w:lang w:val="ru-RU"/>
+          </w:rPr>
+          <w:t>е</w:t>
+        </w:r>
+        <w:r>
+          <w:rPr>
+            <w:rStyle w:val="af4"/>
+            <w:color w:val="auto"/>
+            <w:u w:val="none"/>
+            <w:lang w:val="ru-RU"/>
+          </w:rPr>
+          <w:t>ка</w:t>
         </w:r>
       </w:hyperlink>
       <w:r>
@@ -2636,7 +2932,43 @@
             <w:u w:val="none"/>
             <w:lang w:val="ru-RU"/>
           </w:rPr>
-          <w:t>Реализация системы типов вопросов</w:t>
+          <w:t>Реал</w:t>
+        </w:r>
+        <w:r>
+          <w:rPr>
+            <w:rStyle w:val="af4"/>
+            <w:color w:val="auto"/>
+            <w:u w:val="none"/>
+            <w:lang w:val="ru-RU"/>
+          </w:rPr>
+          <w:t>и</w:t>
+        </w:r>
+        <w:r>
+          <w:rPr>
+            <w:rStyle w:val="af4"/>
+            <w:color w:val="auto"/>
+            <w:u w:val="none"/>
+            <w:lang w:val="ru-RU"/>
+          </w:rPr>
+          <w:t>зация системы типов воп</w:t>
+        </w:r>
+        <w:r>
+          <w:rPr>
+            <w:rStyle w:val="af4"/>
+            <w:color w:val="auto"/>
+            <w:u w:val="none"/>
+            <w:lang w:val="ru-RU"/>
+          </w:rPr>
+          <w:t>р</w:t>
+        </w:r>
+        <w:r>
+          <w:rPr>
+            <w:rStyle w:val="af4"/>
+            <w:color w:val="auto"/>
+            <w:u w:val="none"/>
+            <w:lang w:val="ru-RU"/>
+          </w:rPr>
+          <w:t>осов</w:t>
         </w:r>
       </w:hyperlink>
       <w:r>
@@ -2679,7 +3011,25 @@
             <w:u w:val="none"/>
             <w:lang w:val="ru-RU"/>
           </w:rPr>
-          <w:t>Реализация работы с мультимедиа-контентом</w:t>
+          <w:t>Реализация раб</w:t>
+        </w:r>
+        <w:r>
+          <w:rPr>
+            <w:rStyle w:val="af4"/>
+            <w:color w:val="auto"/>
+            <w:u w:val="none"/>
+            <w:lang w:val="ru-RU"/>
+          </w:rPr>
+          <w:t>о</w:t>
+        </w:r>
+        <w:r>
+          <w:rPr>
+            <w:rStyle w:val="af4"/>
+            <w:color w:val="auto"/>
+            <w:u w:val="none"/>
+            <w:lang w:val="ru-RU"/>
+          </w:rPr>
+          <w:t>ты с мультимедиа-контентом</w:t>
         </w:r>
       </w:hyperlink>
       <w:r>
@@ -2722,7 +3072,25 @@
             <w:u w:val="none"/>
             <w:lang w:val="ru-RU"/>
           </w:rPr>
-          <w:t>Реализация управления жизненным циклом опроса</w:t>
+          <w:t>Реализац</w:t>
+        </w:r>
+        <w:r>
+          <w:rPr>
+            <w:rStyle w:val="af4"/>
+            <w:color w:val="auto"/>
+            <w:u w:val="none"/>
+            <w:lang w:val="ru-RU"/>
+          </w:rPr>
+          <w:t>и</w:t>
+        </w:r>
+        <w:r>
+          <w:rPr>
+            <w:rStyle w:val="af4"/>
+            <w:color w:val="auto"/>
+            <w:u w:val="none"/>
+            <w:lang w:val="ru-RU"/>
+          </w:rPr>
+          <w:t>я управления жизненным циклом опроса</w:t>
         </w:r>
       </w:hyperlink>
       <w:r>
@@ -2765,7 +3133,25 @@
             <w:u w:val="none"/>
             <w:lang w:val="ru-RU"/>
           </w:rPr>
-          <w:t>Реализация интерфейса прохождения и сбора данных</w:t>
+          <w:t>Реализац</w:t>
+        </w:r>
+        <w:r>
+          <w:rPr>
+            <w:rStyle w:val="af4"/>
+            <w:color w:val="auto"/>
+            <w:u w:val="none"/>
+            <w:lang w:val="ru-RU"/>
+          </w:rPr>
+          <w:t>и</w:t>
+        </w:r>
+        <w:r>
+          <w:rPr>
+            <w:rStyle w:val="af4"/>
+            <w:color w:val="auto"/>
+            <w:u w:val="none"/>
+            <w:lang w:val="ru-RU"/>
+          </w:rPr>
+          <w:t>я интерфейса прохождения и сбора данных</w:t>
         </w:r>
       </w:hyperlink>
       <w:r>
@@ -2808,7 +3194,25 @@
             <w:u w:val="none"/>
             <w:lang w:val="ru-RU"/>
           </w:rPr>
-          <w:t>Реализация аналитики и экспорта результатов</w:t>
+          <w:t>Реа</w:t>
+        </w:r>
+        <w:r>
+          <w:rPr>
+            <w:rStyle w:val="af4"/>
+            <w:color w:val="auto"/>
+            <w:u w:val="none"/>
+            <w:lang w:val="ru-RU"/>
+          </w:rPr>
+          <w:t>л</w:t>
+        </w:r>
+        <w:r>
+          <w:rPr>
+            <w:rStyle w:val="af4"/>
+            <w:color w:val="auto"/>
+            <w:u w:val="none"/>
+            <w:lang w:val="ru-RU"/>
+          </w:rPr>
+          <w:t>изация аналитики и экспорта результатов</w:t>
         </w:r>
       </w:hyperlink>
       <w:r>
@@ -2851,7 +3255,25 @@
             <w:u w:val="none"/>
             <w:lang w:val="ru-RU"/>
           </w:rPr>
-          <w:t>Архитектурные особенности реализации</w:t>
+          <w:t>Архи</w:t>
+        </w:r>
+        <w:r>
+          <w:rPr>
+            <w:rStyle w:val="af4"/>
+            <w:color w:val="auto"/>
+            <w:u w:val="none"/>
+            <w:lang w:val="ru-RU"/>
+          </w:rPr>
+          <w:t>т</w:t>
+        </w:r>
+        <w:r>
+          <w:rPr>
+            <w:rStyle w:val="af4"/>
+            <w:color w:val="auto"/>
+            <w:u w:val="none"/>
+            <w:lang w:val="ru-RU"/>
+          </w:rPr>
+          <w:t>ектурные особенности реализации</w:t>
         </w:r>
       </w:hyperlink>
       <w:r>
@@ -2900,7 +3322,47 @@
             <w:u w:val="none"/>
             <w:lang w:val="ru-RU"/>
           </w:rPr>
-          <w:t>Тестирование</w:t>
+          <w:t>Тести</w:t>
+        </w:r>
+        <w:r>
+          <w:rPr>
+            <w:rStyle w:val="af4"/>
+            <w:color w:val="auto"/>
+            <w:szCs w:val="28"/>
+            <w:u w:val="none"/>
+            <w:lang w:val="ru-RU"/>
+          </w:rPr>
+          <w:t>р</w:t>
+        </w:r>
+        <w:r>
+          <w:rPr>
+            <w:rStyle w:val="af4"/>
+            <w:color w:val="auto"/>
+            <w:szCs w:val="28"/>
+            <w:u w:val="none"/>
+            <w:lang w:val="ru-RU"/>
+          </w:rPr>
+          <w:t>ов</w:t>
+        </w:r>
+        <w:r>
+          <w:rPr>
+            <w:rStyle w:val="af4"/>
+            <w:color w:val="auto"/>
+            <w:szCs w:val="28"/>
+            <w:u w:val="none"/>
+            <w:lang w:val="ru-RU"/>
+          </w:rPr>
+          <w:t>а</w:t>
+        </w:r>
+        <w:r>
+          <w:rPr>
+            <w:rStyle w:val="af4"/>
+            <w:color w:val="auto"/>
+            <w:szCs w:val="28"/>
+            <w:u w:val="none"/>
+            <w:lang w:val="ru-RU"/>
+          </w:rPr>
+          <w:t>ние</w:t>
         </w:r>
       </w:hyperlink>
       <w:r>
@@ -2910,8 +3372,6 @@
         </w:rPr>
         <w:tab/>
       </w:r>
-      <w:bookmarkStart w:id="2" w:name="_GoBack"/>
-      <w:bookmarkEnd w:id="2"/>
       <w:r>
         <w:rPr>
           <w:szCs w:val="28"/>
@@ -2950,7 +3410,27 @@
             <w:u w:val="none"/>
             <w:lang w:val="ru-RU"/>
           </w:rPr>
-          <w:t>Заключение</w:t>
+          <w:t>Заключе</w:t>
+        </w:r>
+        <w:r>
+          <w:rPr>
+            <w:rStyle w:val="af4"/>
+            <w:color w:val="auto"/>
+            <w:szCs w:val="28"/>
+            <w:u w:val="none"/>
+            <w:lang w:val="ru-RU"/>
+          </w:rPr>
+          <w:t>н</w:t>
+        </w:r>
+        <w:r>
+          <w:rPr>
+            <w:rStyle w:val="af4"/>
+            <w:color w:val="auto"/>
+            <w:szCs w:val="28"/>
+            <w:u w:val="none"/>
+            <w:lang w:val="ru-RU"/>
+          </w:rPr>
+          <w:t>ие</w:t>
         </w:r>
       </w:hyperlink>
       <w:r>
@@ -2998,7 +3478,27 @@
             <w:u w:val="none"/>
             <w:lang w:val="ru-RU"/>
           </w:rPr>
-          <w:t>Библиография</w:t>
+          <w:t>Список использова</w:t>
+        </w:r>
+        <w:r>
+          <w:rPr>
+            <w:rStyle w:val="af4"/>
+            <w:color w:val="auto"/>
+            <w:szCs w:val="28"/>
+            <w:u w:val="none"/>
+            <w:lang w:val="ru-RU"/>
+          </w:rPr>
+          <w:t>н</w:t>
+        </w:r>
+        <w:r>
+          <w:rPr>
+            <w:rStyle w:val="af4"/>
+            <w:color w:val="auto"/>
+            <w:szCs w:val="28"/>
+            <w:u w:val="none"/>
+            <w:lang w:val="ru-RU"/>
+          </w:rPr>
+          <w:t>ных источников</w:t>
         </w:r>
       </w:hyperlink>
       <w:r>
@@ -3206,8 +3706,8 @@
           <w:szCs w:val="104"/>
         </w:rPr>
       </w:pPr>
-      <w:bookmarkStart w:id="3" w:name="_Введение"/>
-      <w:bookmarkEnd w:id="3"/>
+      <w:bookmarkStart w:id="2" w:name="_Введение"/>
+      <w:bookmarkEnd w:id="2"/>
       <w:r>
         <w:rPr>
           <w:sz w:val="104"/>
@@ -3227,7 +3727,7 @@
       <w:r>
         <w:br w:type="page"/>
       </w:r>
-      <w:bookmarkStart w:id="4" w:name="ведать"/>
+      <w:bookmarkStart w:id="3" w:name="ведать"/>
       <w:r>
         <w:rPr>
           <w:b w:val="0"/>
@@ -3235,7 +3735,7 @@
         <w:lastRenderedPageBreak/>
         <w:t>ВВЕДЕНИЕ</w:t>
       </w:r>
-      <w:bookmarkEnd w:id="4"/>
+      <w:bookmarkEnd w:id="3"/>
     </w:p>
     <w:p>
       <w:pPr>
@@ -3250,298 +3750,369 @@
             <w:rStyle w:val="af4"/>
             <w:vertAlign w:val="superscript"/>
           </w:rPr>
-          <w:t>[1]</w:t>
+          <w:t>[1</w:t>
         </w:r>
-      </w:hyperlink>
-      <w:r>
-        <w:t>. Эти методы нашли широкое применение в различных областях, от маркетинговых исследований до академических изысканий.</w:t>
-      </w:r>
-    </w:p>
-    <w:p>
-      <w:pPr>
-        <w:pStyle w:val="1234"/>
-      </w:pPr>
-      <w:r>
-        <w:t>Тема курсовой работы – разработка сервиса для проведения опросов. Объектом исследования является процесс создания, проведения и анализа результатов онлайн-опросов.</w:t>
-      </w:r>
-      <w:r>
-        <w:t xml:space="preserve"> </w:t>
-      </w:r>
-      <w:r>
-        <w:t xml:space="preserve">Предметом исследования является разработанный веб-сервис, реализующий данный функционал. </w:t>
-      </w:r>
-    </w:p>
-    <w:p>
-      <w:pPr>
-        <w:pStyle w:val="1234"/>
-      </w:pPr>
-      <w:r>
-        <w:t xml:space="preserve">Цель курсовой работы – спроектировать и разработать многофункциональный веб-сервис для проведения опросов. В рамках работы будет разработана система, которая позволяет пользователям создавать опросы, проходить их, а администраторам </w:t>
-      </w:r>
-      <w:r>
-        <w:t>-</w:t>
-      </w:r>
-      <w:r>
-        <w:t xml:space="preserve"> анализировать собранные данные. </w:t>
-      </w:r>
-    </w:p>
-    <w:p>
-      <w:pPr>
-        <w:pStyle w:val="1234"/>
-      </w:pPr>
-      <w:r>
-        <w:t>Исходя из поставленной цели, определены следующие задачи:</w:t>
-      </w:r>
-    </w:p>
-    <w:p>
-      <w:pPr>
-        <w:pStyle w:val="1234"/>
-      </w:pPr>
-      <w:r>
-        <w:t>Изучение литературных источников по теме проектирования баз данных и разработки веб-приложений.</w:t>
-      </w:r>
-    </w:p>
-    <w:p>
-      <w:pPr>
-        <w:pStyle w:val="1234"/>
-      </w:pPr>
-      <w:r>
-        <w:t>Разработка структуры базы данных для хранения информации об опросах, вопросах, ответах и пользователях.</w:t>
-      </w:r>
-    </w:p>
-    <w:p>
-      <w:pPr>
-        <w:pStyle w:val="1234"/>
-      </w:pPr>
-      <w:r>
-        <w:t>Реализация серверной части приложения (</w:t>
-      </w:r>
-      <w:proofErr w:type="spellStart"/>
-      <w:r>
-        <w:t>backend</w:t>
-      </w:r>
-      <w:proofErr w:type="spellEnd"/>
-      <w:r>
-        <w:t>), отвечающей за бизнес-логику: управление опросами, обработку ответов и формирование отчетов.</w:t>
-      </w:r>
-    </w:p>
-    <w:p>
-      <w:pPr>
-        <w:pStyle w:val="1234"/>
-      </w:pPr>
-      <w:r>
-        <w:t>Создание пользовательского интерфейса (</w:t>
-      </w:r>
-      <w:proofErr w:type="spellStart"/>
-      <w:r>
-        <w:t>frontend</w:t>
-      </w:r>
-      <w:proofErr w:type="spellEnd"/>
-      <w:r>
-        <w:t>) для создания и прохождения опросов, а также для просмотра статистики и результатов.</w:t>
-      </w:r>
-    </w:p>
-    <w:p>
-      <w:pPr>
-        <w:pStyle w:val="1234"/>
-      </w:pPr>
-      <w:r>
-        <w:t>Тестирование и отладка разработанного сервиса.</w:t>
-      </w:r>
-    </w:p>
-    <w:p>
-      <w:pPr>
-        <w:pStyle w:val="1234"/>
-      </w:pPr>
-      <w:r>
-        <w:t>Результатом работы будет создан веб-сервис, который позволяет создавать и проводить опросы, собирать ответы и анализировать их с помощью инструментов статистики и визуализации.</w:t>
-      </w:r>
-    </w:p>
-    <w:p>
-      <w:pPr>
-        <w:pStyle w:val="1"/>
-      </w:pPr>
-      <w:bookmarkStart w:id="5" w:name="_Анализ_технического_задания"/>
-      <w:bookmarkStart w:id="6" w:name="_Hlk216109612"/>
-      <w:bookmarkEnd w:id="5"/>
-      <w:r>
-        <w:lastRenderedPageBreak/>
-        <w:t>Анализ технического задания</w:t>
-      </w:r>
-    </w:p>
-    <w:p>
-      <w:pPr>
-        <w:pStyle w:val="a"/>
-      </w:pPr>
-      <w:bookmarkStart w:id="7" w:name="попуск1"/>
-      <w:r>
-        <w:t>Цель и задачи разработки</w:t>
-      </w:r>
-    </w:p>
-    <w:bookmarkEnd w:id="7"/>
-    <w:p>
-      <w:pPr>
-        <w:pStyle w:val="1234"/>
-      </w:pPr>
-      <w:r>
-        <w:t>Целью данной курсовой работы является проектирование и разработка веб-приложения для создания, прохождения и</w:t>
-      </w:r>
-      <w:r>
-        <w:t xml:space="preserve"> </w:t>
-      </w:r>
-      <w:r>
-        <w:t>администрирования пользовательских опросов.</w:t>
-      </w:r>
-    </w:p>
-    <w:p>
-      <w:pPr>
-        <w:pStyle w:val="1234"/>
-      </w:pPr>
-      <w:r>
-        <w:t>Для достижения поставленной цели необходимо выполнить декомпозицию и решить следующие задачи:</w:t>
-      </w:r>
-    </w:p>
-    <w:p>
-      <w:pPr>
-        <w:pStyle w:val="1234"/>
-      </w:pPr>
-      <w:r>
-        <w:t>1. Провести анализ существующих решений (аналогов) на рынке.</w:t>
-      </w:r>
-    </w:p>
-    <w:p>
-      <w:pPr>
-        <w:pStyle w:val="1234"/>
-      </w:pPr>
-      <w:r>
-        <w:t>2. Выбрать оптимальный стек технологий и инструментов для разработки.</w:t>
-      </w:r>
-    </w:p>
-    <w:p>
-      <w:pPr>
-        <w:pStyle w:val="1234"/>
-      </w:pPr>
-      <w:r>
-        <w:t>3. Спроектировать структуру базы данных для хранения форм, вопросов и ответов.</w:t>
-      </w:r>
-    </w:p>
-    <w:p>
-      <w:pPr>
-        <w:pStyle w:val="1234"/>
-      </w:pPr>
-      <w:r>
-        <w:t>4. Разработать серверную часть (</w:t>
-      </w:r>
-      <w:proofErr w:type="spellStart"/>
-      <w:r>
-        <w:t>backend</w:t>
-      </w:r>
-      <w:proofErr w:type="spellEnd"/>
-      <w:r>
-        <w:t>) с использованием паттернов проектирования и реализовать бизнес-логику.</w:t>
-      </w:r>
-    </w:p>
-    <w:p>
-      <w:pPr>
-        <w:pStyle w:val="1234"/>
-      </w:pPr>
-      <w:r>
-        <w:t>5. Создать пользовательский интерфейс (</w:t>
-      </w:r>
-      <w:proofErr w:type="spellStart"/>
-      <w:r>
-        <w:t>frontend</w:t>
-      </w:r>
-      <w:proofErr w:type="spellEnd"/>
-      <w:r>
-        <w:t>) для трех основных ролей (администратор, создатель опроса,</w:t>
-      </w:r>
-      <w:r>
-        <w:t xml:space="preserve"> </w:t>
-      </w:r>
-      <w:r>
-        <w:t>респондент).</w:t>
-      </w:r>
-    </w:p>
-    <w:p>
-      <w:pPr>
-        <w:pStyle w:val="1234"/>
-      </w:pPr>
-      <w:r>
-        <w:t>6. Реализовать функционал экспорта результатов (генерация отчетов).</w:t>
-      </w:r>
-    </w:p>
-    <w:p>
-      <w:pPr>
-        <w:pStyle w:val="1234"/>
-      </w:pPr>
-      <w:r>
-        <w:t>7. Провести модульное (</w:t>
-      </w:r>
-      <w:proofErr w:type="spellStart"/>
-      <w:r>
-        <w:t>Unit</w:t>
-      </w:r>
-      <w:proofErr w:type="spellEnd"/>
-      <w:r>
-        <w:t xml:space="preserve"> </w:t>
-      </w:r>
-      <w:proofErr w:type="spellStart"/>
-      <w:r>
-        <w:t>Testing</w:t>
-      </w:r>
-      <w:proofErr w:type="spellEnd"/>
-      <w:r>
-        <w:t>) и ручное тестирование готового приложения.</w:t>
-      </w:r>
-    </w:p>
-    <w:p>
-      <w:pPr>
-        <w:pStyle w:val="a"/>
-      </w:pPr>
-      <w:bookmarkStart w:id="8" w:name="попуск2"/>
-      <w:r>
-        <w:t>Сравнительный анализ существующих решений</w:t>
-      </w:r>
-    </w:p>
-    <w:bookmarkEnd w:id="8"/>
-    <w:p>
-      <w:pPr>
-        <w:pStyle w:val="1234"/>
-      </w:pPr>
-      <w:r>
-        <w:t xml:space="preserve">В ходе исследования были рассмотрены популярные сервисы для создания опросов. Основной акцент делался на логику работы и предоставляемый </w:t>
-      </w:r>
-      <w:r>
-        <w:lastRenderedPageBreak/>
-        <w:t xml:space="preserve">функционал.  Анализ аналогов и обоснование выбора технологий представлены в таблицах </w:t>
-      </w:r>
-      <w:hyperlink w:anchor="Таблица1" w:history="1">
         <w:r>
           <w:rPr>
             <w:rStyle w:val="af4"/>
-            <w:color w:val="auto"/>
-            <w:u w:val="none"/>
+            <w:vertAlign w:val="superscript"/>
           </w:rPr>
-          <w:t>1</w:t>
+          <w:t>]</w:t>
         </w:r>
       </w:hyperlink>
       <w:r>
-        <w:rPr>
+        <w:t>. Эти методы нашли широкое применение в различных областях, от маркетинговых исследований до академических изысканий.</w:t>
+      </w:r>
+    </w:p>
+    <w:p>
+      <w:pPr>
+        <w:pStyle w:val="1234"/>
+      </w:pPr>
+      <w:r>
+        <w:t>Тема курсовой работы – разработка сервиса для проведения опросов. Объектом исследования является процесс создания, проведения и анализа результатов онлайн-опросов.</w:t>
+      </w:r>
+      <w:r>
+        <w:t xml:space="preserve"> </w:t>
+      </w:r>
+      <w:r>
+        <w:t xml:space="preserve">Предметом исследования является разработанный веб-сервис, реализующий данный функционал. </w:t>
+      </w:r>
+    </w:p>
+    <w:p>
+      <w:pPr>
+        <w:pStyle w:val="1234"/>
+      </w:pPr>
+      <w:r>
+        <w:t xml:space="preserve">Цель курсовой работы – спроектировать и разработать многофункциональный веб-сервис для проведения опросов. В рамках работы будет разработана система, которая позволяет пользователям создавать опросы, проходить их, а администраторам </w:t>
+      </w:r>
+      <w:r>
+        <w:t>-</w:t>
+      </w:r>
+      <w:r>
+        <w:t xml:space="preserve"> анализировать собранные данные. </w:t>
+      </w:r>
+    </w:p>
+    <w:p>
+      <w:pPr>
+        <w:pStyle w:val="1234"/>
+      </w:pPr>
+      <w:r>
+        <w:t>Исходя из поставленной цели, определены следующие задачи:</w:t>
+      </w:r>
+    </w:p>
+    <w:p>
+      <w:pPr>
+        <w:pStyle w:val="1234"/>
+      </w:pPr>
+      <w:r>
+        <w:t>Изучение литературных источников по теме проектирования баз данных и разработки веб-приложений.</w:t>
+      </w:r>
+    </w:p>
+    <w:p>
+      <w:pPr>
+        <w:pStyle w:val="1234"/>
+      </w:pPr>
+      <w:r>
+        <w:t>Разработка структуры базы данных для хранения информации об опросах, вопросах, ответах и пользователях.</w:t>
+      </w:r>
+    </w:p>
+    <w:p>
+      <w:pPr>
+        <w:pStyle w:val="1234"/>
+      </w:pPr>
+      <w:r>
+        <w:t>Реализация серверной части приложения (</w:t>
+      </w:r>
+      <w:proofErr w:type="spellStart"/>
+      <w:r>
+        <w:t>backend</w:t>
+      </w:r>
+      <w:proofErr w:type="spellEnd"/>
+      <w:r>
+        <w:t>), отвечающей за бизнес-логику: управление опросами, обработку ответов и формирование отчетов.</w:t>
+      </w:r>
+    </w:p>
+    <w:p>
+      <w:pPr>
+        <w:pStyle w:val="1234"/>
+      </w:pPr>
+      <w:r>
+        <w:t>Создание пользовательского интерфейса (</w:t>
+      </w:r>
+      <w:proofErr w:type="spellStart"/>
+      <w:r>
+        <w:t>frontend</w:t>
+      </w:r>
+      <w:proofErr w:type="spellEnd"/>
+      <w:r>
+        <w:t>) для создания и прохождения опросов, а также для просмотра статистики и результатов.</w:t>
+      </w:r>
+    </w:p>
+    <w:p>
+      <w:pPr>
+        <w:pStyle w:val="1234"/>
+      </w:pPr>
+      <w:r>
+        <w:t>Тестирование и отладка разработанного сервиса.</w:t>
+      </w:r>
+    </w:p>
+    <w:p>
+      <w:pPr>
+        <w:pStyle w:val="1234"/>
+      </w:pPr>
+      <w:r>
+        <w:t>Результатом работы будет создан веб-сервис, который позволяет создавать и проводить опросы, собирать ответы и анализировать их с помощью инструментов статистики и визуализации.</w:t>
+      </w:r>
+    </w:p>
+    <w:p>
+      <w:pPr>
+        <w:pStyle w:val="1"/>
+      </w:pPr>
+      <w:bookmarkStart w:id="4" w:name="_Анализ_технического_задания"/>
+      <w:bookmarkStart w:id="5" w:name="_Hlk216109612"/>
+      <w:bookmarkEnd w:id="4"/>
+      <w:r>
+        <w:lastRenderedPageBreak/>
+        <w:t>Анализ технического задания</w:t>
+      </w:r>
+    </w:p>
+    <w:p>
+      <w:pPr>
+        <w:pStyle w:val="a"/>
+        <w:spacing w:before="0"/>
+      </w:pPr>
+      <w:bookmarkStart w:id="6" w:name="попуск1"/>
+      <w:r>
+        <w:t>Цель и задачи разработки</w:t>
+      </w:r>
+    </w:p>
+    <w:bookmarkEnd w:id="6"/>
+    <w:p>
+      <w:pPr>
+        <w:pStyle w:val="1234"/>
+      </w:pPr>
+      <w:r>
+        <w:t>Целью данной курсовой работы является проектирование и разработка веб-приложения для создания, прохождения и</w:t>
+      </w:r>
+      <w:r>
+        <w:t xml:space="preserve"> </w:t>
+      </w:r>
+      <w:r>
+        <w:t>администрирования пользовательских опросов.</w:t>
+      </w:r>
+    </w:p>
+    <w:p>
+      <w:pPr>
+        <w:pStyle w:val="1234"/>
+      </w:pPr>
+      <w:r>
+        <w:t>Для достижения поставленной цели необходимо выполнить декомпозицию и решить следующие задачи:</w:t>
+      </w:r>
+    </w:p>
+    <w:p>
+      <w:pPr>
+        <w:pStyle w:val="1234"/>
+        <w:jc w:val="left"/>
+      </w:pPr>
+      <w:r>
+        <w:t>1. Провести анализ существующих решений (аналогов) на рынке.</w:t>
+      </w:r>
+    </w:p>
+    <w:p>
+      <w:pPr>
+        <w:pStyle w:val="1234"/>
+        <w:jc w:val="left"/>
+      </w:pPr>
+      <w:r>
+        <w:t>2. Выбрать оптимальный стек технологий и инструментов для разработки.</w:t>
+      </w:r>
+    </w:p>
+    <w:p>
+      <w:pPr>
+        <w:pStyle w:val="1234"/>
+        <w:jc w:val="left"/>
+      </w:pPr>
+      <w:r>
+        <w:t>3. Спроектировать структуру базы данных для хранения форм, вопросов и ответов.</w:t>
+      </w:r>
+    </w:p>
+    <w:p>
+      <w:pPr>
+        <w:pStyle w:val="1234"/>
+        <w:jc w:val="left"/>
+      </w:pPr>
+      <w:r>
+        <w:t>4. Разработать серверную часть (</w:t>
+      </w:r>
+      <w:proofErr w:type="spellStart"/>
+      <w:r>
+        <w:t>backend</w:t>
+      </w:r>
+      <w:proofErr w:type="spellEnd"/>
+      <w:r>
+        <w:t>) с использованием паттернов проектирования и реализовать бизнес-логику.</w:t>
+      </w:r>
+    </w:p>
+    <w:p>
+      <w:pPr>
+        <w:pStyle w:val="1234"/>
+        <w:jc w:val="left"/>
+      </w:pPr>
+      <w:r>
+        <w:t>5. Создать пользовательский интерфейс (</w:t>
+      </w:r>
+      <w:proofErr w:type="spellStart"/>
+      <w:r>
+        <w:t>frontend</w:t>
+      </w:r>
+      <w:proofErr w:type="spellEnd"/>
+      <w:r>
+        <w:t>) для трех основных ролей (администратор, создатель опроса,</w:t>
+      </w:r>
+      <w:r>
+        <w:t xml:space="preserve"> </w:t>
+      </w:r>
+      <w:r>
+        <w:t>респондент).</w:t>
+      </w:r>
+    </w:p>
+    <w:p>
+      <w:pPr>
+        <w:pStyle w:val="1234"/>
+        <w:jc w:val="left"/>
+      </w:pPr>
+      <w:r>
+        <w:t>6. Реализовать функционал экспорта результатов (генерация отчетов).</w:t>
+      </w:r>
+    </w:p>
+    <w:p>
+      <w:pPr>
+        <w:pStyle w:val="1234"/>
+        <w:jc w:val="left"/>
+      </w:pPr>
+      <w:r>
+        <w:t>7. Провести модульное (</w:t>
+      </w:r>
+      <w:proofErr w:type="spellStart"/>
+      <w:r>
+        <w:t>Unit</w:t>
+      </w:r>
+      <w:proofErr w:type="spellEnd"/>
+      <w:r>
+        <w:t xml:space="preserve"> </w:t>
+      </w:r>
+      <w:proofErr w:type="spellStart"/>
+      <w:r>
+        <w:t>Testing</w:t>
+      </w:r>
+      <w:proofErr w:type="spellEnd"/>
+      <w:r>
+        <w:t>) и ручное тестирование готового приложения.</w:t>
+      </w:r>
+    </w:p>
+    <w:p>
+      <w:pPr>
+        <w:pStyle w:val="a"/>
+      </w:pPr>
+      <w:bookmarkStart w:id="7" w:name="попуск2"/>
+      <w:r>
+        <w:t>Сравнительный анализ существующих решений</w:t>
+      </w:r>
+    </w:p>
+    <w:bookmarkEnd w:id="7"/>
+    <w:p>
+      <w:pPr>
+        <w:pStyle w:val="1234"/>
+      </w:pPr>
+      <w:r>
+        <w:t xml:space="preserve">В ходе исследования были рассмотрены популярные сервисы для создания опросов. Основной акцент делался на логику работы и предоставляемый функционал.  Анализ аналогов и обоснование выбора технологий представлены в таблицах </w:t>
+      </w:r>
+      <w:r>
+        <w:rPr>
+          <w:rStyle w:val="af4"/>
           <w:color w:val="auto"/>
+          <w:u w:val="none"/>
+        </w:rPr>
+        <w:fldChar w:fldCharType="begin"/>
+      </w:r>
+      <w:r>
+        <w:rPr>
+          <w:rStyle w:val="af4"/>
+          <w:color w:val="auto"/>
+          <w:u w:val="none"/>
+        </w:rPr>
+        <w:instrText xml:space="preserve"> HYPERLINK \l "Таблица1" </w:instrText>
+      </w:r>
+      <w:r>
+        <w:rPr>
+          <w:rStyle w:val="af4"/>
+          <w:color w:val="auto"/>
+          <w:u w:val="none"/>
+        </w:rPr>
+        <w:fldChar w:fldCharType="separate"/>
+      </w:r>
+      <w:r>
+        <w:rPr>
+          <w:rStyle w:val="af4"/>
+          <w:color w:val="auto"/>
+          <w:u w:val="none"/>
+        </w:rPr>
+        <w:t>1</w:t>
+      </w:r>
+      <w:r>
+        <w:rPr>
+          <w:rStyle w:val="af4"/>
+          <w:color w:val="auto"/>
+          <w:u w:val="none"/>
+        </w:rPr>
+        <w:fldChar w:fldCharType="end"/>
+      </w:r>
+      <w:r>
+        <w:rPr>
+          <w:color w:val="auto"/>
         </w:rPr>
         <w:t xml:space="preserve"> и </w:t>
       </w:r>
-      <w:hyperlink w:anchor="Таблица2" w:history="1">
-        <w:r>
-          <w:rPr>
-            <w:rStyle w:val="af4"/>
-            <w:color w:val="auto"/>
-            <w:u w:val="none"/>
-          </w:rPr>
-          <w:t>2</w:t>
-        </w:r>
-      </w:hyperlink>
+      <w:r>
+        <w:rPr>
+          <w:rStyle w:val="af4"/>
+          <w:color w:val="auto"/>
+          <w:u w:val="none"/>
+        </w:rPr>
+        <w:fldChar w:fldCharType="begin"/>
+      </w:r>
+      <w:r>
+        <w:rPr>
+          <w:rStyle w:val="af4"/>
+          <w:color w:val="auto"/>
+          <w:u w:val="none"/>
+        </w:rPr>
+        <w:instrText xml:space="preserve"> HYPERLINK \l "Таблица2" </w:instrText>
+      </w:r>
+      <w:r>
+        <w:rPr>
+          <w:rStyle w:val="af4"/>
+          <w:color w:val="auto"/>
+          <w:u w:val="none"/>
+        </w:rPr>
+        <w:fldChar w:fldCharType="separate"/>
+      </w:r>
+      <w:r>
+        <w:rPr>
+          <w:rStyle w:val="af4"/>
+          <w:color w:val="auto"/>
+          <w:u w:val="none"/>
+        </w:rPr>
+        <w:t>2</w:t>
+      </w:r>
+      <w:r>
+        <w:rPr>
+          <w:rStyle w:val="af4"/>
+          <w:color w:val="auto"/>
+          <w:u w:val="none"/>
+        </w:rPr>
+        <w:fldChar w:fldCharType="end"/>
+      </w:r>
       <w:r>
         <w:t>.</w:t>
       </w:r>
@@ -3552,6 +4123,7 @@
       </w:pPr>
       <w:proofErr w:type="spellStart"/>
       <w:r>
+        <w:lastRenderedPageBreak/>
         <w:t>Google</w:t>
       </w:r>
       <w:proofErr w:type="spellEnd"/>
@@ -3564,7 +4136,14 @@
             <w:rStyle w:val="af4"/>
             <w:vertAlign w:val="superscript"/>
           </w:rPr>
-          <w:t>[7]</w:t>
+          <w:t>[7</w:t>
+        </w:r>
+        <w:r>
+          <w:rPr>
+            <w:rStyle w:val="af4"/>
+            <w:vertAlign w:val="superscript"/>
+          </w:rPr>
+          <w:t>]</w:t>
         </w:r>
       </w:hyperlink>
       <w:r>
@@ -3577,7 +4156,23 @@
             <w:color w:val="auto"/>
             <w:u w:val="none"/>
           </w:rPr>
-          <w:t>рисунке 1.</w:t>
+          <w:t>рисун</w:t>
+        </w:r>
+        <w:r>
+          <w:rPr>
+            <w:rStyle w:val="af4"/>
+            <w:color w:val="auto"/>
+            <w:u w:val="none"/>
+          </w:rPr>
+          <w:t>к</w:t>
+        </w:r>
+        <w:r>
+          <w:rPr>
+            <w:rStyle w:val="af4"/>
+            <w:color w:val="auto"/>
+            <w:u w:val="none"/>
+          </w:rPr>
+          <w:t>е 1.</w:t>
         </w:r>
       </w:hyperlink>
     </w:p>
@@ -3587,7 +4182,7 @@
           <w:lang w:val="ru-RU"/>
         </w:rPr>
       </w:pPr>
-      <w:bookmarkStart w:id="9" w:name="рисунок1"/>
+      <w:bookmarkStart w:id="8" w:name="рисунок1"/>
       <w:r>
         <w:rPr>
           <w:noProof/>
@@ -3643,7 +4238,7 @@
           </wp:inline>
         </w:drawing>
       </w:r>
-      <w:bookmarkEnd w:id="9"/>
+      <w:bookmarkEnd w:id="8"/>
     </w:p>
     <w:p>
       <w:pPr>
@@ -3748,7 +4343,14 @@
             <w:rStyle w:val="af4"/>
             <w:vertAlign w:val="superscript"/>
           </w:rPr>
-          <w:t>[6]</w:t>
+          <w:t>[6</w:t>
+        </w:r>
+        <w:r>
+          <w:rPr>
+            <w:rStyle w:val="af4"/>
+            <w:vertAlign w:val="superscript"/>
+          </w:rPr>
+          <w:t>]</w:t>
         </w:r>
       </w:hyperlink>
       <w:r>
@@ -3761,7 +4363,23 @@
             <w:color w:val="auto"/>
             <w:u w:val="none"/>
           </w:rPr>
-          <w:t>рисунке 2.</w:t>
+          <w:t>рис</w:t>
+        </w:r>
+        <w:r>
+          <w:rPr>
+            <w:rStyle w:val="af4"/>
+            <w:color w:val="auto"/>
+            <w:u w:val="none"/>
+          </w:rPr>
+          <w:t>у</w:t>
+        </w:r>
+        <w:r>
+          <w:rPr>
+            <w:rStyle w:val="af4"/>
+            <w:color w:val="auto"/>
+            <w:u w:val="none"/>
+          </w:rPr>
+          <w:t>нке 2.</w:t>
         </w:r>
       </w:hyperlink>
     </w:p>
@@ -3772,7 +4390,7 @@
           <w:lang w:val="ru-RU"/>
         </w:rPr>
       </w:pPr>
-      <w:bookmarkStart w:id="10" w:name="рисунок2"/>
+      <w:bookmarkStart w:id="9" w:name="рисунок2"/>
       <w:r>
         <w:rPr>
           <w:noProof/>
@@ -3829,7 +4447,7 @@
           </wp:inline>
         </w:drawing>
       </w:r>
-      <w:bookmarkEnd w:id="10"/>
+      <w:bookmarkEnd w:id="9"/>
     </w:p>
     <w:p>
       <w:pPr>
@@ -3837,7 +4455,7 @@
           <w:lang w:val="ru-RU"/>
         </w:rPr>
       </w:pPr>
-      <w:bookmarkStart w:id="11" w:name="рисунок"/>
+      <w:bookmarkStart w:id="10" w:name="рисунок"/>
       <w:r>
         <w:rPr>
           <w:rStyle w:val="aff0"/>
@@ -3931,7 +4549,7 @@
         <w:t xml:space="preserve"> формы</w:t>
       </w:r>
     </w:p>
-    <w:bookmarkEnd w:id="11"/>
+    <w:bookmarkEnd w:id="10"/>
     <w:p>
       <w:pPr>
         <w:rPr>
@@ -3946,15 +4564,15 @@
         <w:spacing w:line="240" w:lineRule="auto"/>
         <w:ind w:left="0" w:right="0" w:firstLine="0"/>
       </w:pPr>
-      <w:bookmarkStart w:id="12" w:name="Таблица1"/>
+      <w:bookmarkStart w:id="11" w:name="Таблица1"/>
       <w:r>
         <w:t xml:space="preserve">  </w:t>
       </w:r>
       <w:r>
         <w:t>Таблица 1 — Сравнительный анализ ан</w:t>
       </w:r>
-      <w:bookmarkStart w:id="13" w:name="Таблица"/>
-      <w:bookmarkEnd w:id="13"/>
+      <w:bookmarkStart w:id="12" w:name="Таблица"/>
+      <w:bookmarkEnd w:id="12"/>
       <w:r>
         <w:t>алогов и разрабатываемого решения</w:t>
       </w:r>
@@ -3977,7 +4595,7 @@
           <w:tcPr>
             <w:tcW w:w="2447" w:type="dxa"/>
           </w:tcPr>
-          <w:bookmarkEnd w:id="12"/>
+          <w:bookmarkEnd w:id="11"/>
           <w:p>
             <w:pPr>
               <w:pStyle w:val="TableParagraph"/>
@@ -4359,11 +4977,11 @@
       <w:r>
         <w:t>Таб</w:t>
       </w:r>
-      <w:bookmarkStart w:id="14" w:name="Таблица2"/>
+      <w:bookmarkStart w:id="13" w:name="Таблица2"/>
       <w:r>
         <w:t>лица 2 — Обоснование выбора технологий</w:t>
       </w:r>
-      <w:bookmarkEnd w:id="14"/>
+      <w:bookmarkEnd w:id="13"/>
     </w:p>
     <w:tbl>
       <w:tblPr>
@@ -4992,13 +5610,13 @@
       <w:pPr>
         <w:pStyle w:val="a"/>
       </w:pPr>
-      <w:bookmarkStart w:id="15" w:name="попуск13"/>
+      <w:bookmarkStart w:id="14" w:name="попуск13"/>
       <w:r>
         <w:t>Архитектура системы</w:t>
       </w:r>
     </w:p>
     <w:bookmarkEnd w:id="0"/>
-    <w:bookmarkEnd w:id="15"/>
+    <w:bookmarkEnd w:id="14"/>
     <w:p>
       <w:pPr>
         <w:pStyle w:val="1234"/>
@@ -5037,7 +5655,21 @@
             <w:rStyle w:val="af4"/>
             <w:vertAlign w:val="superscript"/>
           </w:rPr>
-          <w:t>[2]</w:t>
+          <w:t>[</w:t>
+        </w:r>
+        <w:r>
+          <w:rPr>
+            <w:rStyle w:val="af4"/>
+            <w:vertAlign w:val="superscript"/>
+          </w:rPr>
+          <w:t>2</w:t>
+        </w:r>
+        <w:r>
+          <w:rPr>
+            <w:rStyle w:val="af4"/>
+            <w:vertAlign w:val="superscript"/>
+          </w:rPr>
+          <w:t>]</w:t>
         </w:r>
       </w:hyperlink>
       <w:hyperlink w:anchor="мирошконкович" w:history="1">
@@ -5046,7 +5678,14 @@
             <w:rStyle w:val="af4"/>
             <w:vertAlign w:val="superscript"/>
           </w:rPr>
-          <w:t>[4]</w:t>
+          <w:t>[4</w:t>
+        </w:r>
+        <w:r>
+          <w:rPr>
+            <w:rStyle w:val="af4"/>
+            <w:vertAlign w:val="superscript"/>
+          </w:rPr>
+          <w:t>]</w:t>
         </w:r>
       </w:hyperlink>
       <w:r>
@@ -5183,7 +5822,23 @@
             <w:color w:val="auto"/>
             <w:u w:val="none"/>
           </w:rPr>
-          <w:t xml:space="preserve">рисунке </w:t>
+          <w:t>рис</w:t>
+        </w:r>
+        <w:r>
+          <w:rPr>
+            <w:rStyle w:val="af4"/>
+            <w:color w:val="auto"/>
+            <w:u w:val="none"/>
+          </w:rPr>
+          <w:t>у</w:t>
+        </w:r>
+        <w:r>
+          <w:rPr>
+            <w:rStyle w:val="af4"/>
+            <w:color w:val="auto"/>
+            <w:u w:val="none"/>
+          </w:rPr>
+          <w:t xml:space="preserve">нке </w:t>
         </w:r>
         <w:r>
           <w:rPr>
@@ -5210,7 +5865,7 @@
           <w:rStyle w:val="aff0"/>
         </w:rPr>
       </w:pPr>
-      <w:bookmarkStart w:id="16" w:name="рисунок3"/>
+      <w:bookmarkStart w:id="15" w:name="рисунок3"/>
       <w:r>
         <w:rPr>
           <w:rStyle w:val="aff0"/>
@@ -5264,7 +5919,7 @@
           </wp:inline>
         </w:drawing>
       </w:r>
-      <w:bookmarkEnd w:id="16"/>
+      <w:bookmarkEnd w:id="15"/>
     </w:p>
     <w:p>
       <w:pPr>
@@ -5668,12 +6323,12 @@
       <w:pPr>
         <w:pStyle w:val="a"/>
       </w:pPr>
-      <w:bookmarkStart w:id="17" w:name="попуск14"/>
+      <w:bookmarkStart w:id="16" w:name="попуск14"/>
       <w:r>
         <w:t>Управление опросами</w:t>
       </w:r>
     </w:p>
-    <w:bookmarkEnd w:id="17"/>
+    <w:bookmarkEnd w:id="16"/>
     <w:p>
       <w:pPr>
         <w:pStyle w:val="1234"/>
@@ -5910,7 +6565,7 @@
         <w:t xml:space="preserve"> MVC.</w:t>
       </w:r>
     </w:p>
-    <w:bookmarkEnd w:id="6"/>
+    <w:bookmarkEnd w:id="5"/>
     <w:p>
       <w:pPr>
         <w:jc w:val="left"/>
@@ -5931,8 +6586,8 @@
       <w:pPr>
         <w:pStyle w:val="1"/>
       </w:pPr>
-      <w:bookmarkStart w:id="18" w:name="_Проектирование_программы"/>
-      <w:bookmarkEnd w:id="18"/>
+      <w:bookmarkStart w:id="17" w:name="_Проектирование_программы"/>
+      <w:bookmarkEnd w:id="17"/>
       <w:r>
         <w:lastRenderedPageBreak/>
         <w:t>Проектирование программы</w:t>
@@ -5941,13 +6596,14 @@
     <w:p>
       <w:pPr>
         <w:pStyle w:val="a"/>
-      </w:pPr>
-      <w:bookmarkStart w:id="19" w:name="попуск21"/>
+        <w:spacing w:before="0"/>
+      </w:pPr>
+      <w:bookmarkStart w:id="18" w:name="попуск21"/>
       <w:r>
         <w:t>Проектирование архитектуры и структуры данных системы</w:t>
       </w:r>
     </w:p>
-    <w:bookmarkEnd w:id="19"/>
+    <w:bookmarkEnd w:id="18"/>
     <w:p>
       <w:pPr>
         <w:pStyle w:val="1234"/>
@@ -6049,23 +6705,31 @@
         <w:pStyle w:val="1234"/>
       </w:pPr>
       <w:r>
-        <w:t xml:space="preserve">Следующим этапом стало проектирование подсистемы работы с данными. Поскольку опросы имеют иерархическую структуру (опрос включает вопросы, которые, в свою очередь, могут содержать варианты ответов), было важно </w:t>
+        <w:t xml:space="preserve">Следующим этапом стало проектирование подсистемы работы с данными. Поскольку опросы имеют иерархическую структуру (опрос включает вопросы, которые, в свою очередь, могут содержать варианты ответов), было важно спроектировать схему базы данных, минимизирующую избыточность. Для реализации этого уровня в проекте было запланировано использование объектно-реляционного отображения (ORM) на базе </w:t>
+      </w:r>
+      <w:proofErr w:type="spellStart"/>
+      <w:r>
+        <w:t>Hibernate</w:t>
+      </w:r>
+      <w:proofErr w:type="spellEnd"/>
+      <w:r>
+        <w:t xml:space="preserve">. Проектирование включало </w:t>
       </w:r>
       <w:r>
         <w:lastRenderedPageBreak/>
-        <w:t xml:space="preserve">спроектировать схему базы данных, минимизирующую избыточность. Для реализации этого уровня в проекте было запланировано использование объектно-реляционного отображения (ORM) на базе </w:t>
+        <w:t xml:space="preserve">описание сущностей </w:t>
       </w:r>
       <w:proofErr w:type="spellStart"/>
       <w:r>
-        <w:t>Hibernate</w:t>
+        <w:t>User</w:t>
       </w:r>
       <w:proofErr w:type="spellEnd"/>
       <w:r>
-        <w:t xml:space="preserve">. Проектирование включало описание сущностей </w:t>
+        <w:t xml:space="preserve">, </w:t>
       </w:r>
       <w:proofErr w:type="spellStart"/>
       <w:r>
-        <w:t>User</w:t>
+        <w:t>Form</w:t>
       </w:r>
       <w:proofErr w:type="spellEnd"/>
       <w:r>
@@ -6073,7 +6737,7 @@
       </w:r>
       <w:proofErr w:type="spellStart"/>
       <w:r>
-        <w:t>Form</w:t>
+        <w:t>Question</w:t>
       </w:r>
       <w:proofErr w:type="spellEnd"/>
       <w:r>
@@ -6081,35 +6745,59 @@
       </w:r>
       <w:proofErr w:type="spellStart"/>
       <w:r>
-        <w:t>Question</w:t>
+        <w:t>Option</w:t>
       </w:r>
       <w:proofErr w:type="spellEnd"/>
       <w:r>
-        <w:t xml:space="preserve">, </w:t>
+        <w:t xml:space="preserve"> и </w:t>
       </w:r>
       <w:proofErr w:type="spellStart"/>
       <w:r>
-        <w:t>Option</w:t>
+        <w:t>Answer</w:t>
       </w:r>
       <w:proofErr w:type="spellEnd"/>
       <w:r>
+        <w:t xml:space="preserve">. Для унификации доступа к этим данным на этапе проектирования была заложена система интерфейсов-репозиториев, наследуемых от базового интерфейса </w:t>
+      </w:r>
+      <w:proofErr w:type="spellStart"/>
+      <w:r>
+        <w:t>JpaRepository</w:t>
+      </w:r>
+      <w:proofErr w:type="spellEnd"/>
+      <w:r>
+        <w:t>. Это решение позволило определить стандартный набор операций (поиск, сохранение, удаление) для всех сущностей еще до реализации конкретных запросов.</w:t>
+      </w:r>
+    </w:p>
+    <w:p>
+      <w:pPr>
+        <w:pStyle w:val="1234"/>
+      </w:pPr>
+      <w:r>
+        <w:t xml:space="preserve"> После проектирования уровня данных началась разработка архитектуры подсистемы бизнес-логики. Основной задачей на этом этапе стало отделение логики управления состоянием опроса от механизмов его хранения. Было принято решение создать специализированные сервисные интерфейсы, такие как </w:t>
+      </w:r>
+      <w:proofErr w:type="spellStart"/>
+      <w:r>
+        <w:t>FormService</w:t>
+      </w:r>
+      <w:proofErr w:type="spellEnd"/>
+      <w:r>
         <w:t xml:space="preserve"> и </w:t>
       </w:r>
       <w:proofErr w:type="spellStart"/>
       <w:r>
-        <w:t>Answer</w:t>
+        <w:t>ResponseService</w:t>
       </w:r>
       <w:proofErr w:type="spellEnd"/>
       <w:r>
-        <w:t xml:space="preserve">. Для унификации доступа к этим данным на этапе проектирования была заложена система интерфейсов-репозиториев, наследуемых от базового интерфейса </w:t>
+        <w:t xml:space="preserve">. Например, при проектировании </w:t>
       </w:r>
       <w:proofErr w:type="spellStart"/>
       <w:r>
-        <w:t>JpaRepository</w:t>
+        <w:t>FormService</w:t>
       </w:r>
       <w:proofErr w:type="spellEnd"/>
       <w:r>
-        <w:t>. Это решение позволило определить стандартный набор операций (поиск, сохранение, удаление) для всех сущностей еще до реализации конкретных запросов.</w:t>
+        <w:t xml:space="preserve"> была заложена логика «сборки» сложной анкеты, где сервис выступает координатором между репозиториями вопросов и настроек. Это позволило сделать бизнес-правила (например, проверку обязательности ответа или ограничение по времени прохождения) централизованными и независимыми от контроллеров.</w:t>
       </w:r>
     </w:p>
     <w:p>
@@ -6117,31 +6805,47 @@
         <w:pStyle w:val="1234"/>
       </w:pPr>
       <w:r>
-        <w:t xml:space="preserve"> После проектирования уровня данных началась разработка архитектуры подсистемы бизнес-логики. Основной задачей на этом этапе стало отделение логики управления состоянием опроса от механизмов его хранения. Было принято решение создать специализированные сервисные интерфейсы, такие как </w:t>
+        <w:t xml:space="preserve">Особое внимание в процессе проектирования было уделено подсистеме аналитики и отчетности. Поскольку программа должна была поддерживать экспорт данных в форматах HTML, XML и TXT, требовался гибкий механизм переключения логики формирования файлов. Для решения этой задачи был спроектирован интерфейс </w:t>
       </w:r>
       <w:proofErr w:type="spellStart"/>
       <w:r>
-        <w:t>FormService</w:t>
+        <w:t>ReportGenerator</w:t>
       </w:r>
       <w:proofErr w:type="spellEnd"/>
       <w:r>
-        <w:t xml:space="preserve"> и </w:t>
+        <w:t xml:space="preserve">, определяющий общий контракт для всех модулей генерации. Использование паттерна проектирования «Стратегия» позволило отделить логику формирования документа от процесса сбора данных. Согласно архитектурному плану, основная программа должна взаимодействовать только с интерфейсом </w:t>
       </w:r>
       <w:proofErr w:type="spellStart"/>
       <w:r>
-        <w:t>ResponseService</w:t>
+        <w:t>ReportGenerator</w:t>
       </w:r>
       <w:proofErr w:type="spellEnd"/>
       <w:r>
-        <w:t xml:space="preserve">. Например, при проектировании </w:t>
+        <w:t>, не зная о том, какая именно реализация (HTML или XML) используется в данный момент. Это обеспечило соблюдение принципа открытости/закрытости (</w:t>
       </w:r>
       <w:proofErr w:type="spellStart"/>
       <w:r>
-        <w:t>FormService</w:t>
+        <w:t>Open</w:t>
       </w:r>
       <w:proofErr w:type="spellEnd"/>
       <w:r>
-        <w:t xml:space="preserve"> была заложена логика «сборки» сложной анкеты, где сервис выступает координатором между репозиториями вопросов и настроек. Это позволило сделать бизнес-правила (например, проверку обязательности ответа или ограничение по времени прохождения) централизованными и независимыми от контроллеров.</w:t>
+        <w:t>/</w:t>
+      </w:r>
+      <w:proofErr w:type="spellStart"/>
+      <w:r>
+        <w:t>Closed</w:t>
+      </w:r>
+      <w:proofErr w:type="spellEnd"/>
+      <w:r>
+        <w:t xml:space="preserve"> </w:t>
+      </w:r>
+      <w:proofErr w:type="spellStart"/>
+      <w:r>
+        <w:t>Principle</w:t>
+      </w:r>
+      <w:proofErr w:type="spellEnd"/>
+      <w:r>
+        <w:t>) из SOLID.</w:t>
       </w:r>
     </w:p>
     <w:p>
@@ -6149,47 +6853,124 @@
         <w:pStyle w:val="1234"/>
       </w:pPr>
       <w:r>
-        <w:t xml:space="preserve">Особое внимание в процессе проектирования было уделено подсистеме аналитики и отчетности. Поскольку программа должна была поддерживать экспорт данных в форматах HTML, XML и TXT, требовался гибкий механизм переключения логики формирования файлов. Для решения этой задачи был спроектирован интерфейс </w:t>
+        <w:t xml:space="preserve">Следующим важным этапом стало проектирование системы безопасности и разграничения прав доступа. Для защиты персональных данных пользователей и результатов опросов было решено внедрить модуль на базе </w:t>
       </w:r>
       <w:proofErr w:type="spellStart"/>
       <w:r>
-        <w:t>ReportGenerator</w:t>
+        <w:t>Spring</w:t>
       </w:r>
       <w:proofErr w:type="spellEnd"/>
       <w:r>
-        <w:t xml:space="preserve">, определяющий общий контракт для всех модулей генерации. Использование паттерна проектирования «Стратегия» позволило отделить логику формирования документа от процесса сбора данных. Согласно архитектурному плану, основная программа должна взаимодействовать только с интерфейсом </w:t>
+        <w:t xml:space="preserve"> </w:t>
       </w:r>
       <w:proofErr w:type="spellStart"/>
       <w:r>
-        <w:t>ReportGenerator</w:t>
+        <w:t>Security</w:t>
       </w:r>
       <w:proofErr w:type="spellEnd"/>
       <w:r>
-        <w:t>, не зная о том, какая именно реализация (HTML или XML) используется в данный момент. Это обеспечило соблюдение принципа открытости/закрытости (</w:t>
+        <w:t xml:space="preserve">. </w:t>
+      </w:r>
+      <w:r>
+        <w:t>Архитектурный план включал гибкую модель контроля доступа:</w:t>
+      </w:r>
+    </w:p>
+    <w:p>
+      <w:pPr>
+        <w:pStyle w:val="1234"/>
+      </w:pPr>
+      <w:r>
+        <w:lastRenderedPageBreak/>
+        <w:t xml:space="preserve">Уровень авторизованного пользователя: спроектирована возможность создания собственных опросов, их редактирования, публикации и удаления. Реализована логика проверки владения объектом: пользователь имеет доступ к управлению формой только в том случае, если его идентификатор совпадает с полем </w:t>
       </w:r>
       <w:proofErr w:type="spellStart"/>
       <w:r>
-        <w:t>Open</w:t>
+        <w:t>owner_id</w:t>
       </w:r>
       <w:proofErr w:type="spellEnd"/>
       <w:r>
-        <w:t>/</w:t>
+        <w:t xml:space="preserve"> в базе данных.</w:t>
+      </w:r>
+    </w:p>
+    <w:p>
+      <w:pPr>
+        <w:pStyle w:val="1234"/>
+      </w:pPr>
+      <w:r>
+        <w:t>Уровень администратора: спроектированы расширенные полномочия (роль ADMIN), позволяющие просматривать и модерировать любые формы в системе, независимо от авторства.</w:t>
+      </w:r>
+    </w:p>
+    <w:p>
+      <w:pPr>
+        <w:pStyle w:val="1234"/>
+      </w:pPr>
+      <w:r>
+        <w:t>Уровень гостя: доступ только к публичным страницам (регистрация, вход, прохождение опубликованных опросов).</w:t>
+      </w:r>
+    </w:p>
+    <w:p>
+      <w:pPr>
+        <w:pStyle w:val="1234"/>
+      </w:pPr>
+      <w:r>
+        <w:t xml:space="preserve">Для реализации этого плана было выбрано использование интерфейса </w:t>
       </w:r>
       <w:proofErr w:type="spellStart"/>
       <w:r>
-        <w:t>Closed</w:t>
+        <w:t>UserDetailsService</w:t>
       </w:r>
       <w:proofErr w:type="spellEnd"/>
       <w:r>
+        <w:t xml:space="preserve">. Проектирование взаимодействия включало создание защищенного контекста, где информация о текущем пользователе доступна на всех уровнях приложения, что позволяет динамически изменять интерфейс (например, скрывать кнопки «Редактировать» для чужих опросов). </w:t>
+      </w:r>
+      <w:r>
+        <w:t xml:space="preserve">Для защиты конфиденциальной информации было запланировано использование криптографического хеширования паролей по стандарту </w:t>
+      </w:r>
+      <w:proofErr w:type="spellStart"/>
+      <w:r>
+        <w:t>BCrypt</w:t>
+      </w:r>
+      <w:proofErr w:type="spellEnd"/>
+      <w:r>
+        <w:t>.</w:t>
+      </w:r>
+    </w:p>
+    <w:p>
+      <w:pPr>
+        <w:pStyle w:val="1234"/>
+      </w:pPr>
+      <w:r>
+        <w:t>Затем была спроектирована подсистема пользовательского интерфейса. Основной задачей стало создание динамических представлений, которые могли бы адаптироваться под 8 различных типов вопросов (от простого текстового ввода до сложных</w:t>
+      </w:r>
+      <w:r>
         <w:t xml:space="preserve"> </w:t>
       </w:r>
+      <w:r>
+        <w:t xml:space="preserve">сеток и шкал). Было принято решение использовать </w:t>
+      </w:r>
       <w:proofErr w:type="spellStart"/>
       <w:r>
-        <w:t>Principle</w:t>
+        <w:t>шаблонизатор</w:t>
       </w:r>
       <w:proofErr w:type="spellEnd"/>
       <w:r>
-        <w:t>) из SOLID.</w:t>
+        <w:t xml:space="preserve"> </w:t>
+      </w:r>
+      <w:proofErr w:type="spellStart"/>
+      <w:r>
+        <w:t>Thymeleaf</w:t>
+      </w:r>
+      <w:proofErr w:type="spellEnd"/>
+      <w:r>
+        <w:t xml:space="preserve">, который позволяет проектировать интерфейсы в виде чистых HTML-документов с внедрением логики на стороне сервера. Проектирование визуализации результатов включало интеграцию </w:t>
+      </w:r>
+      <w:proofErr w:type="spellStart"/>
+      <w:r>
+        <w:t>JavaScript</w:t>
+      </w:r>
+      <w:proofErr w:type="spellEnd"/>
+      <w:r>
+        <w:t>-библиотеки Chart.js. Планировалось, что сервер будет передавать агрегированную статистику в формате JSON, а интерфейсный модуль будет преобразовывать её в интерактивные диаграммы.</w:t>
       </w:r>
     </w:p>
     <w:p>
@@ -6197,136 +6978,11 @@
         <w:pStyle w:val="1234"/>
       </w:pPr>
       <w:r>
+        <w:t xml:space="preserve">После проектирования всех отдельных компонентов была детально проработана логика их взаимодействия. Сценарий работы системы был определен следующим образом: пользователь инициирует действие через интерфейс, запрос </w:t>
+      </w:r>
+      <w:r>
         <w:lastRenderedPageBreak/>
-        <w:t xml:space="preserve">Следующим важным этапом стало проектирование системы безопасности и разграничения прав доступа. Для защиты персональных данных пользователей и результатов опросов было решено внедрить модуль на базе </w:t>
-      </w:r>
-      <w:proofErr w:type="spellStart"/>
-      <w:r>
-        <w:t>Spring</w:t>
-      </w:r>
-      <w:proofErr w:type="spellEnd"/>
-      <w:r>
-        <w:t xml:space="preserve"> </w:t>
-      </w:r>
-      <w:proofErr w:type="spellStart"/>
-      <w:r>
-        <w:t>Security</w:t>
-      </w:r>
-      <w:proofErr w:type="spellEnd"/>
-      <w:r>
-        <w:t xml:space="preserve">. </w:t>
-      </w:r>
-      <w:r>
-        <w:t>Архитектурный план включал гибкую модель контроля доступа:</w:t>
-      </w:r>
-    </w:p>
-    <w:p>
-      <w:pPr>
-        <w:pStyle w:val="1234"/>
-      </w:pPr>
-      <w:r>
-        <w:t xml:space="preserve">Уровень авторизованного пользователя: спроектирована возможность создания собственных опросов, их редактирования, публикации и удаления. Реализована логика проверки владения объектом: пользователь имеет доступ к управлению формой только в том случае, если его идентификатор совпадает с полем </w:t>
-      </w:r>
-      <w:proofErr w:type="spellStart"/>
-      <w:r>
-        <w:t>owner_id</w:t>
-      </w:r>
-      <w:proofErr w:type="spellEnd"/>
-      <w:r>
-        <w:t xml:space="preserve"> в базе данных.</w:t>
-      </w:r>
-    </w:p>
-    <w:p>
-      <w:pPr>
-        <w:pStyle w:val="1234"/>
-      </w:pPr>
-      <w:r>
-        <w:t>Уровень администратора: спроектированы расширенные полномочия (роль ADMIN), позволяющие просматривать и модерировать любые формы в системе, независимо от авторства.</w:t>
-      </w:r>
-    </w:p>
-    <w:p>
-      <w:pPr>
-        <w:pStyle w:val="1234"/>
-      </w:pPr>
-      <w:r>
-        <w:t>Уровень гостя: доступ только к публичным страницам (регистрация, вход, прохождение опубликованных опросов).</w:t>
-      </w:r>
-    </w:p>
-    <w:p>
-      <w:pPr>
-        <w:pStyle w:val="1234"/>
-      </w:pPr>
-      <w:r>
-        <w:t xml:space="preserve">Для реализации этого плана было выбрано использование интерфейса </w:t>
-      </w:r>
-      <w:proofErr w:type="spellStart"/>
-      <w:r>
-        <w:t>UserDetailsService</w:t>
-      </w:r>
-      <w:proofErr w:type="spellEnd"/>
-      <w:r>
-        <w:t xml:space="preserve">. Проектирование взаимодействия включало создание защищенного контекста, где информация о текущем пользователе доступна на всех уровнях приложения, что позволяет динамически изменять интерфейс (например, скрывать кнопки «Редактировать» для чужих опросов). </w:t>
-      </w:r>
-      <w:r>
-        <w:t xml:space="preserve">Для защиты конфиденциальной информации было запланировано использование криптографического хеширования паролей по стандарту </w:t>
-      </w:r>
-      <w:proofErr w:type="spellStart"/>
-      <w:r>
-        <w:t>BCrypt</w:t>
-      </w:r>
-      <w:proofErr w:type="spellEnd"/>
-      <w:r>
-        <w:t>.</w:t>
-      </w:r>
-    </w:p>
-    <w:p>
-      <w:pPr>
-        <w:pStyle w:val="1234"/>
-      </w:pPr>
-      <w:r>
-        <w:t>Затем была спроектирована подсистема пользовательского интерфейса. Основной задачей стало создание динамических представлений, которые могли бы адаптироваться под 8 различных типов вопросов (от простого текстового ввода до сложных</w:t>
-      </w:r>
-      <w:r>
-        <w:t xml:space="preserve"> </w:t>
-      </w:r>
-      <w:r>
-        <w:t xml:space="preserve">сеток и шкал). Было принято решение использовать </w:t>
-      </w:r>
-      <w:proofErr w:type="spellStart"/>
-      <w:r>
-        <w:t>шаблонизатор</w:t>
-      </w:r>
-      <w:proofErr w:type="spellEnd"/>
-      <w:r>
-        <w:t xml:space="preserve"> </w:t>
-      </w:r>
-      <w:proofErr w:type="spellStart"/>
-      <w:r>
-        <w:t>Thymeleaf</w:t>
-      </w:r>
-      <w:proofErr w:type="spellEnd"/>
-      <w:r>
-        <w:t xml:space="preserve">, который позволяет проектировать интерфейсы в виде чистых HTML-документов с внедрением логики на стороне сервера. Проектирование визуализации результатов включало интеграцию </w:t>
-      </w:r>
-      <w:proofErr w:type="spellStart"/>
-      <w:r>
-        <w:t>JavaScript</w:t>
-      </w:r>
-      <w:proofErr w:type="spellEnd"/>
-      <w:r>
-        <w:t xml:space="preserve">-библиотеки Chart.js. Планировалось, что сервер будет передавать агрегированную статистику в </w:t>
-      </w:r>
-      <w:r>
-        <w:lastRenderedPageBreak/>
-        <w:t>формате JSON, а интерфейсный модуль будет преобразовывать её в интерактивные диаграммы.</w:t>
-      </w:r>
-    </w:p>
-    <w:p>
-      <w:pPr>
-        <w:pStyle w:val="1234"/>
-      </w:pPr>
-      <w:r>
-        <w:t>После проектирования всех отдельных компонентов была детально проработана логика их взаимодействия. Сценарий работы системы был определен следующим образом: пользователь инициирует действие через интерфейс, запрос попадает в соответствующий контроллер, который обращается к сервисному слою. Сервис, в свою очередь, взаимодействует с репозиториями для получения данных и, при необходимости, вызывает модуль генерации отчетов. После завершения обработки</w:t>
+        <w:t>попадает в соответствующий контроллер, который обращается к сервисному слою. Сервис, в свою очередь, взаимодействует с репозиториями для получения данных и, при необходимости, вызывает модуль генерации отчетов. После завершения обработки</w:t>
       </w:r>
       <w:r>
         <w:t xml:space="preserve"> </w:t>
@@ -6451,8 +7107,14 @@
         <w:rPr>
           <w:color w:val="auto"/>
         </w:rPr>
+        <w:t xml:space="preserve">Пользовательский интерфейс системы спроектирован с учетом ролевой модели. Гость системы имеет доступ к главной странице с публичными опросами и странице прохождения анкетирования. После успешной авторизации пользователь перенаправляется в личный кабинет, где ему предоставляется доступ к управлению жизненным циклом опроса: создание структуры, добавление вопросов различных типов, публикация и последующий анализ собранных данных </w:t>
+      </w:r>
+      <w:r>
+        <w:rPr>
+          <w:color w:val="auto"/>
+        </w:rPr>
         <w:lastRenderedPageBreak/>
-        <w:t xml:space="preserve">Пользовательский интерфейс системы спроектирован с учетом ролевой модели. Гость системы имеет доступ к главной странице с публичными опросами и странице прохождения анкетирования. После успешной авторизации пользователь перенаправляется в личный кабинет, где ему предоставляется доступ к управлению жизненным циклом опроса: создание структуры, добавление вопросов различных типов, публикация и последующий анализ собранных данных на странице результатов. Схема взаимодействия основных экранных форм представлена на </w:t>
+        <w:t xml:space="preserve">на странице результатов. Схема взаимодействия основных экранных форм представлена на </w:t>
       </w:r>
       <w:hyperlink w:anchor="рисунок4" w:history="1">
         <w:r>
@@ -6461,7 +7123,23 @@
             <w:color w:val="auto"/>
             <w:u w:val="none"/>
           </w:rPr>
-          <w:t>рисунке 4</w:t>
+          <w:t>рисун</w:t>
+        </w:r>
+        <w:r>
+          <w:rPr>
+            <w:rStyle w:val="af4"/>
+            <w:color w:val="auto"/>
+            <w:u w:val="none"/>
+          </w:rPr>
+          <w:t>к</w:t>
+        </w:r>
+        <w:r>
+          <w:rPr>
+            <w:rStyle w:val="af4"/>
+            <w:color w:val="auto"/>
+            <w:u w:val="none"/>
+          </w:rPr>
+          <w:t>е 4</w:t>
         </w:r>
       </w:hyperlink>
       <w:r>
@@ -6497,7 +7175,23 @@
             <w:color w:val="auto"/>
             <w:u w:val="none"/>
           </w:rPr>
-          <w:t>рисунке 5</w:t>
+          <w:t>ри</w:t>
+        </w:r>
+        <w:r>
+          <w:rPr>
+            <w:rStyle w:val="af4"/>
+            <w:color w:val="auto"/>
+            <w:u w:val="none"/>
+          </w:rPr>
+          <w:t>с</w:t>
+        </w:r>
+        <w:r>
+          <w:rPr>
+            <w:rStyle w:val="af4"/>
+            <w:color w:val="auto"/>
+            <w:u w:val="none"/>
+          </w:rPr>
+          <w:t>унке 5</w:t>
         </w:r>
       </w:hyperlink>
       <w:r>
@@ -6508,7 +7202,7 @@
       <w:pPr>
         <w:pStyle w:val="aff4"/>
       </w:pPr>
-      <w:bookmarkStart w:id="20" w:name="рисунок4"/>
+      <w:bookmarkStart w:id="19" w:name="рисунок4"/>
       <w:r>
         <w:drawing>
           <wp:inline distT="0" distB="0" distL="0" distR="0" wp14:anchorId="1B1FD645" wp14:editId="3CE08BDB">
@@ -6546,7 +7240,7 @@
           </wp:inline>
         </w:drawing>
       </w:r>
-      <w:bookmarkEnd w:id="20"/>
+      <w:bookmarkEnd w:id="19"/>
     </w:p>
     <w:p>
       <w:pPr>
@@ -6619,7 +7313,7 @@
           <w:rStyle w:val="aff0"/>
         </w:rPr>
       </w:pPr>
-      <w:bookmarkStart w:id="21" w:name="рисунок5"/>
+      <w:bookmarkStart w:id="20" w:name="рисунок5"/>
       <w:r>
         <w:rPr>
           <w:rStyle w:val="aff0"/>
@@ -6661,7 +7355,7 @@
           </wp:inline>
         </w:drawing>
       </w:r>
-      <w:bookmarkEnd w:id="21"/>
+      <w:bookmarkEnd w:id="20"/>
     </w:p>
     <w:p>
       <w:pPr>
@@ -6701,13 +7395,13 @@
       <w:pPr>
         <w:pStyle w:val="a"/>
       </w:pPr>
-      <w:bookmarkStart w:id="22" w:name="попуск22"/>
+      <w:bookmarkStart w:id="21" w:name="попуск22"/>
       <w:r>
         <w:lastRenderedPageBreak/>
         <w:t>Проектирование информационной модели и базы данных</w:t>
       </w:r>
     </w:p>
-    <w:bookmarkEnd w:id="22"/>
+    <w:bookmarkEnd w:id="21"/>
     <w:p>
       <w:pPr>
         <w:pStyle w:val="1234"/>
@@ -6721,7 +7415,21 @@
             <w:rStyle w:val="af4"/>
             <w:vertAlign w:val="superscript"/>
           </w:rPr>
-          <w:t>[3]</w:t>
+          <w:t>[</w:t>
+        </w:r>
+        <w:r>
+          <w:rPr>
+            <w:rStyle w:val="af4"/>
+            <w:vertAlign w:val="superscript"/>
+          </w:rPr>
+          <w:t>3</w:t>
+        </w:r>
+        <w:r>
+          <w:rPr>
+            <w:rStyle w:val="af4"/>
+            <w:vertAlign w:val="superscript"/>
+          </w:rPr>
+          <w:t>]</w:t>
         </w:r>
       </w:hyperlink>
       <w:r>
@@ -7088,7 +7796,14 @@
             <w:rStyle w:val="af4"/>
             <w:vertAlign w:val="superscript"/>
           </w:rPr>
-          <w:t>[5]</w:t>
+          <w:t>[5</w:t>
+        </w:r>
+        <w:r>
+          <w:rPr>
+            <w:rStyle w:val="af4"/>
+            <w:vertAlign w:val="superscript"/>
+          </w:rPr>
+          <w:t>]</w:t>
         </w:r>
       </w:hyperlink>
       <w:r>
@@ -7138,7 +7853,25 @@
             <w:szCs w:val="28"/>
             <w:u w:val="none"/>
           </w:rPr>
-          <w:t xml:space="preserve">рисунке </w:t>
+          <w:t>рис</w:t>
+        </w:r>
+        <w:r>
+          <w:rPr>
+            <w:rStyle w:val="af4"/>
+            <w:color w:val="auto"/>
+            <w:szCs w:val="28"/>
+            <w:u w:val="none"/>
+          </w:rPr>
+          <w:t>у</w:t>
+        </w:r>
+        <w:r>
+          <w:rPr>
+            <w:rStyle w:val="af4"/>
+            <w:color w:val="auto"/>
+            <w:szCs w:val="28"/>
+            <w:u w:val="none"/>
+          </w:rPr>
+          <w:t xml:space="preserve">нке </w:t>
         </w:r>
         <w:r>
           <w:rPr>
@@ -7164,7 +7897,7 @@
           <w:lang w:val="ru-RU"/>
         </w:rPr>
       </w:pPr>
-      <w:bookmarkStart w:id="23" w:name="рисунок6"/>
+      <w:bookmarkStart w:id="22" w:name="рисунок6"/>
       <w:r>
         <w:rPr>
           <w:noProof/>
@@ -7206,7 +7939,7 @@
           </wp:inline>
         </w:drawing>
       </w:r>
-      <w:bookmarkEnd w:id="23"/>
+      <w:bookmarkEnd w:id="22"/>
     </w:p>
     <w:p>
       <w:pPr>
@@ -7232,6 +7965,12 @@
       </w:r>
       <w:r>
         <w:fldChar w:fldCharType="end"/>
+      </w:r>
+      <w:r>
+        <w:rPr>
+          <w:lang w:val="en-US"/>
+        </w:rPr>
+        <w:t xml:space="preserve"> </w:t>
       </w:r>
       <w:r>
         <w:sym w:font="Symbol" w:char="F02D"/>
@@ -7263,8 +8002,8 @@
       <w:pPr>
         <w:pStyle w:val="1"/>
       </w:pPr>
-      <w:bookmarkStart w:id="24" w:name="_Разработка_приложения"/>
-      <w:bookmarkEnd w:id="24"/>
+      <w:bookmarkStart w:id="23" w:name="_Разработка_приложения"/>
+      <w:bookmarkEnd w:id="23"/>
       <w:r>
         <w:lastRenderedPageBreak/>
         <w:t xml:space="preserve">Разработка </w:t>
@@ -7513,12 +8252,12 @@
       <w:pPr>
         <w:pStyle w:val="a"/>
       </w:pPr>
-      <w:bookmarkStart w:id="25" w:name="попуск37"/>
+      <w:bookmarkStart w:id="24" w:name="попуск31"/>
       <w:r>
         <w:t>Архитектурные особенности реализации</w:t>
       </w:r>
     </w:p>
-    <w:bookmarkEnd w:id="25"/>
+    <w:bookmarkEnd w:id="24"/>
     <w:p>
       <w:pPr>
         <w:pStyle w:val="1234"/>
@@ -7840,12 +8579,12 @@
       <w:pPr>
         <w:pStyle w:val="a"/>
       </w:pPr>
-      <w:bookmarkStart w:id="26" w:name="попуск31"/>
+      <w:bookmarkStart w:id="25" w:name="попуск32"/>
       <w:r>
         <w:t>Выбор и обоснование технологического стека</w:t>
       </w:r>
     </w:p>
-    <w:bookmarkEnd w:id="26"/>
+    <w:bookmarkEnd w:id="25"/>
     <w:p>
       <w:pPr>
         <w:pStyle w:val="TableParagraph"/>
@@ -8578,12 +9317,12 @@
       <w:pPr>
         <w:pStyle w:val="a"/>
       </w:pPr>
-      <w:bookmarkStart w:id="27" w:name="попуск33"/>
+      <w:bookmarkStart w:id="26" w:name="попуск33"/>
       <w:r>
         <w:t>Реализация информационной модели и базы данных</w:t>
       </w:r>
     </w:p>
-    <w:bookmarkEnd w:id="27"/>
+    <w:bookmarkEnd w:id="26"/>
     <w:p>
       <w:pPr>
         <w:pStyle w:val="TableParagraph"/>
@@ -8922,13 +9661,13 @@
       <w:pPr>
         <w:pStyle w:val="a"/>
       </w:pPr>
-      <w:bookmarkStart w:id="28" w:name="попуск32"/>
+      <w:bookmarkStart w:id="27" w:name="попуск34"/>
       <w:r>
         <w:lastRenderedPageBreak/>
         <w:t>Реализация системы типов вопросов</w:t>
       </w:r>
     </w:p>
-    <w:bookmarkEnd w:id="28"/>
+    <w:bookmarkEnd w:id="27"/>
     <w:p>
       <w:pPr>
         <w:pStyle w:val="TableParagraph"/>
@@ -9018,7 +9757,34 @@
             <w:sz w:val="28"/>
             <w:u w:val="none"/>
           </w:rPr>
-          <w:t>рисунке</w:t>
+          <w:t>рису</w:t>
+        </w:r>
+        <w:r>
+          <w:rPr>
+            <w:rStyle w:val="af4"/>
+            <w:color w:val="auto"/>
+            <w:sz w:val="28"/>
+            <w:u w:val="none"/>
+          </w:rPr>
+          <w:t>н</w:t>
+        </w:r>
+        <w:r>
+          <w:rPr>
+            <w:rStyle w:val="af4"/>
+            <w:color w:val="auto"/>
+            <w:sz w:val="28"/>
+            <w:u w:val="none"/>
+          </w:rPr>
+          <w:t>к</w:t>
+        </w:r>
+        <w:r>
+          <w:rPr>
+            <w:rStyle w:val="af4"/>
+            <w:color w:val="auto"/>
+            <w:sz w:val="28"/>
+            <w:u w:val="none"/>
+          </w:rPr>
+          <w:t>е</w:t>
         </w:r>
         <w:r>
           <w:rPr>
@@ -9055,8 +9821,10 @@
           <w:lang w:val="ru-RU"/>
         </w:rPr>
       </w:pPr>
-      <w:r>
-        <w:rPr>
+      <w:bookmarkStart w:id="28" w:name="рисунок7"/>
+      <w:r>
+        <w:rPr>
+          <w:noProof/>
           <w:lang w:val="ru-RU"/>
         </w:rPr>
         <w:lastRenderedPageBreak/>
@@ -9096,6 +9864,7 @@
           </wp:inline>
         </w:drawing>
       </w:r>
+      <w:bookmarkEnd w:id="28"/>
     </w:p>
     <w:p>
       <w:pPr>
@@ -9157,7 +9926,7 @@
       <w:pPr>
         <w:pStyle w:val="a"/>
       </w:pPr>
-      <w:bookmarkStart w:id="29" w:name="попуск34"/>
+      <w:bookmarkStart w:id="29" w:name="попуск35"/>
       <w:r>
         <w:t>Реализация управления жизненным циклом опроса</w:t>
       </w:r>
@@ -9260,7 +10029,23 @@
             <w:color w:val="auto"/>
             <w:u w:val="none"/>
           </w:rPr>
-          <w:t xml:space="preserve">рисунке </w:t>
+          <w:t>рисун</w:t>
+        </w:r>
+        <w:r>
+          <w:rPr>
+            <w:rStyle w:val="af4"/>
+            <w:color w:val="auto"/>
+            <w:u w:val="none"/>
+          </w:rPr>
+          <w:t>к</w:t>
+        </w:r>
+        <w:r>
+          <w:rPr>
+            <w:rStyle w:val="af4"/>
+            <w:color w:val="auto"/>
+            <w:u w:val="none"/>
+          </w:rPr>
+          <w:t xml:space="preserve">е </w:t>
         </w:r>
         <w:r>
           <w:rPr>
@@ -9396,7 +10181,7 @@
       <w:pPr>
         <w:pStyle w:val="a"/>
       </w:pPr>
-      <w:bookmarkStart w:id="31" w:name="попуск35"/>
+      <w:bookmarkStart w:id="31" w:name="попуск36"/>
       <w:r>
         <w:t xml:space="preserve">Реализация интерфейса прохождения и сбора данных </w:t>
       </w:r>
@@ -9646,7 +10431,29 @@
             <w:u w:val="none"/>
             <w:lang w:eastAsia="ru-RU"/>
           </w:rPr>
-          <w:t xml:space="preserve">рисунке </w:t>
+          <w:t>рису</w:t>
+        </w:r>
+        <w:r>
+          <w:rPr>
+            <w:rStyle w:val="af4"/>
+            <w:color w:val="auto"/>
+            <w:sz w:val="28"/>
+            <w:szCs w:val="32"/>
+            <w:u w:val="none"/>
+            <w:lang w:eastAsia="ru-RU"/>
+          </w:rPr>
+          <w:t>н</w:t>
+        </w:r>
+        <w:r>
+          <w:rPr>
+            <w:rStyle w:val="af4"/>
+            <w:color w:val="auto"/>
+            <w:sz w:val="28"/>
+            <w:szCs w:val="32"/>
+            <w:u w:val="none"/>
+            <w:lang w:eastAsia="ru-RU"/>
+          </w:rPr>
+          <w:t xml:space="preserve">ке </w:t>
         </w:r>
         <w:r>
           <w:rPr>
@@ -9753,6 +10560,12 @@
         <w:fldChar w:fldCharType="end"/>
       </w:r>
       <w:r>
+        <w:rPr>
+          <w:lang w:val="en-US"/>
+        </w:rPr>
+        <w:t xml:space="preserve"> </w:t>
+      </w:r>
+      <w:r>
         <w:sym w:font="Symbol" w:char="F02D"/>
       </w:r>
       <w:r>
@@ -9763,7 +10576,7 @@
       <w:pPr>
         <w:pStyle w:val="a"/>
       </w:pPr>
-      <w:bookmarkStart w:id="33" w:name="попуск36"/>
+      <w:bookmarkStart w:id="33" w:name="попуск37"/>
       <w:r>
         <w:t>Реализация аналитики и экспорта результатов</w:t>
       </w:r>
@@ -9985,7 +10798,25 @@
             <w:sz w:val="28"/>
             <w:u w:val="none"/>
           </w:rPr>
-          <w:t>рисунке 1</w:t>
+          <w:t>рису</w:t>
+        </w:r>
+        <w:r>
+          <w:rPr>
+            <w:rStyle w:val="af4"/>
+            <w:color w:val="auto"/>
+            <w:sz w:val="28"/>
+            <w:u w:val="none"/>
+          </w:rPr>
+          <w:t>н</w:t>
+        </w:r>
+        <w:r>
+          <w:rPr>
+            <w:rStyle w:val="af4"/>
+            <w:color w:val="auto"/>
+            <w:sz w:val="28"/>
+            <w:u w:val="none"/>
+          </w:rPr>
+          <w:t>ке 1</w:t>
         </w:r>
         <w:r>
           <w:rPr>
@@ -10085,6 +10916,12 @@
         <w:fldChar w:fldCharType="end"/>
       </w:r>
       <w:r>
+        <w:rPr>
+          <w:lang w:val="en-US"/>
+        </w:rPr>
+        <w:t xml:space="preserve"> </w:t>
+      </w:r>
+      <w:r>
         <w:sym w:font="Symbol" w:char="F02D"/>
       </w:r>
       <w:r>
@@ -10117,14 +10954,17 @@
     <w:p>
       <w:pPr>
         <w:pStyle w:val="1"/>
+        <w:spacing w:after="960"/>
       </w:pPr>
       <w:bookmarkStart w:id="35" w:name="_Тестирование"/>
+      <w:bookmarkStart w:id="36" w:name="_GoBack"/>
       <w:bookmarkEnd w:id="35"/>
       <w:r>
         <w:lastRenderedPageBreak/>
         <w:t>Тестирование</w:t>
       </w:r>
     </w:p>
+    <w:bookmarkEnd w:id="36"/>
     <w:p>
       <w:pPr>
         <w:pStyle w:val="1234"/>
@@ -10179,7 +11019,15 @@
             <w:color w:val="auto"/>
             <w:u w:val="none"/>
           </w:rPr>
-          <w:t xml:space="preserve">таблице </w:t>
+          <w:t>таблице</w:t>
+        </w:r>
+        <w:r>
+          <w:rPr>
+            <w:rStyle w:val="af4"/>
+            <w:color w:val="auto"/>
+            <w:u w:val="none"/>
+          </w:rPr>
+          <w:t xml:space="preserve"> </w:t>
         </w:r>
         <w:r>
           <w:rPr>
@@ -10256,8 +11104,8 @@
       <w:r>
         <w:t xml:space="preserve"> </w:t>
       </w:r>
-      <w:bookmarkStart w:id="36" w:name="_Hlk216381134"/>
-      <w:bookmarkStart w:id="37" w:name="Таблица3"/>
+      <w:bookmarkStart w:id="37" w:name="_Hlk216381134"/>
+      <w:bookmarkStart w:id="38" w:name="Таблица3"/>
       <w:r>
         <w:t xml:space="preserve">Таблица </w:t>
       </w:r>
@@ -10276,8 +11124,8 @@
       <w:r>
         <w:t xml:space="preserve"> Сценарии тестирования</w:t>
       </w:r>
-      <w:bookmarkEnd w:id="36"/>
       <w:bookmarkEnd w:id="37"/>
+      <w:bookmarkEnd w:id="38"/>
     </w:p>
     <w:tbl>
       <w:tblPr>
@@ -13072,7 +13920,13 @@
           <w:ilvl w:val="1"/>
           <w:numId w:val="13"/>
         </w:numPr>
+        <w:tabs>
+          <w:tab w:val="clear" w:pos="1560"/>
+          <w:tab w:val="left" w:pos="709"/>
+          <w:tab w:val="left" w:pos="1276"/>
+        </w:tabs>
         <w:ind w:left="284" w:firstLine="709"/>
+        <w:jc w:val="left"/>
       </w:pPr>
       <w:r>
         <w:t>Регистрация с некорректными данными</w:t>
@@ -13098,7 +13952,23 @@
             <w:color w:val="auto"/>
             <w:u w:val="none"/>
           </w:rPr>
-          <w:t xml:space="preserve"> представлен на рисунке 11</w:t>
+          <w:t xml:space="preserve"> представлен на рису</w:t>
+        </w:r>
+        <w:r>
+          <w:rPr>
+            <w:rStyle w:val="af4"/>
+            <w:color w:val="auto"/>
+            <w:u w:val="none"/>
+          </w:rPr>
+          <w:t>н</w:t>
+        </w:r>
+        <w:r>
+          <w:rPr>
+            <w:rStyle w:val="af4"/>
+            <w:color w:val="auto"/>
+            <w:u w:val="none"/>
+          </w:rPr>
+          <w:t>ке 11</w:t>
         </w:r>
       </w:hyperlink>
       <w:r>
@@ -13112,7 +13982,7 @@
       <w:pPr>
         <w:pStyle w:val="aff4"/>
       </w:pPr>
-      <w:bookmarkStart w:id="38" w:name="рисунок11"/>
+      <w:bookmarkStart w:id="39" w:name="рисунок11"/>
       <w:r>
         <w:lastRenderedPageBreak/>
         <w:drawing>
@@ -13151,7 +14021,7 @@
           </wp:inline>
         </w:drawing>
       </w:r>
-      <w:bookmarkEnd w:id="38"/>
+      <w:bookmarkEnd w:id="39"/>
     </w:p>
     <w:p>
       <w:pPr>
@@ -13174,6 +14044,9 @@
       </w:r>
       <w:r>
         <w:fldChar w:fldCharType="end"/>
+      </w:r>
+      <w:r>
+        <w:t xml:space="preserve"> </w:t>
       </w:r>
       <w:r>
         <w:sym w:font="Symbol" w:char="F02D"/>
@@ -13197,6 +14070,10 @@
           <w:ilvl w:val="1"/>
           <w:numId w:val="13"/>
         </w:numPr>
+        <w:tabs>
+          <w:tab w:val="clear" w:pos="1560"/>
+          <w:tab w:val="left" w:pos="1276"/>
+        </w:tabs>
         <w:ind w:left="284" w:firstLine="709"/>
         <w:rPr>
           <w:color w:val="auto"/>
@@ -13229,7 +14106,23 @@
             <w:color w:val="auto"/>
             <w:u w:val="none"/>
           </w:rPr>
-          <w:t>рисунке 12</w:t>
+          <w:t>рису</w:t>
+        </w:r>
+        <w:r>
+          <w:rPr>
+            <w:rStyle w:val="af4"/>
+            <w:color w:val="auto"/>
+            <w:u w:val="none"/>
+          </w:rPr>
+          <w:t>н</w:t>
+        </w:r>
+        <w:r>
+          <w:rPr>
+            <w:rStyle w:val="af4"/>
+            <w:color w:val="auto"/>
+            <w:u w:val="none"/>
+          </w:rPr>
+          <w:t>ке 12</w:t>
         </w:r>
       </w:hyperlink>
       <w:r>
@@ -13243,7 +14136,7 @@
       <w:pPr>
         <w:pStyle w:val="aff4"/>
       </w:pPr>
-      <w:bookmarkStart w:id="39" w:name="рисунок12"/>
+      <w:bookmarkStart w:id="40" w:name="рисунок12"/>
       <w:r>
         <w:drawing>
           <wp:inline distT="0" distB="0" distL="0" distR="0" wp14:anchorId="46369A43" wp14:editId="32AEBFAC">
@@ -13288,7 +14181,7 @@
           </wp:inline>
         </w:drawing>
       </w:r>
-      <w:bookmarkEnd w:id="39"/>
+      <w:bookmarkEnd w:id="40"/>
     </w:p>
     <w:p>
       <w:pPr>
@@ -13311,6 +14204,9 @@
       </w:r>
       <w:r>
         <w:fldChar w:fldCharType="end"/>
+      </w:r>
+      <w:r>
+        <w:t xml:space="preserve"> </w:t>
       </w:r>
       <w:r>
         <w:sym w:font="Symbol" w:char="F02D"/>
@@ -13326,6 +14222,10 @@
           <w:ilvl w:val="1"/>
           <w:numId w:val="13"/>
         </w:numPr>
+        <w:tabs>
+          <w:tab w:val="clear" w:pos="1560"/>
+          <w:tab w:val="left" w:pos="1276"/>
+        </w:tabs>
         <w:ind w:left="284" w:firstLine="709"/>
         <w:rPr>
           <w:color w:val="auto"/>
@@ -13359,7 +14259,23 @@
             <w:color w:val="auto"/>
             <w:u w:val="none"/>
           </w:rPr>
-          <w:t>рисунке 13</w:t>
+          <w:t>рисун</w:t>
+        </w:r>
+        <w:r>
+          <w:rPr>
+            <w:rStyle w:val="af4"/>
+            <w:color w:val="auto"/>
+            <w:u w:val="none"/>
+          </w:rPr>
+          <w:t>к</w:t>
+        </w:r>
+        <w:r>
+          <w:rPr>
+            <w:rStyle w:val="af4"/>
+            <w:color w:val="auto"/>
+            <w:u w:val="none"/>
+          </w:rPr>
+          <w:t>е 13</w:t>
         </w:r>
       </w:hyperlink>
       <w:r>
@@ -13373,7 +14289,7 @@
       <w:pPr>
         <w:pStyle w:val="aff4"/>
       </w:pPr>
-      <w:bookmarkStart w:id="40" w:name="рисунок13"/>
+      <w:bookmarkStart w:id="41" w:name="рисунок13"/>
       <w:r>
         <w:drawing>
           <wp:inline distT="0" distB="0" distL="0" distR="0" wp14:anchorId="7758BF94" wp14:editId="2CDFFAAB">
@@ -13411,7 +14327,7 @@
           </wp:inline>
         </w:drawing>
       </w:r>
-      <w:bookmarkEnd w:id="40"/>
+      <w:bookmarkEnd w:id="41"/>
     </w:p>
     <w:p>
       <w:pPr>
@@ -13434,6 +14350,12 @@
       </w:r>
       <w:r>
         <w:fldChar w:fldCharType="end"/>
+      </w:r>
+      <w:r>
+        <w:rPr>
+          <w:lang w:val="en-US"/>
+        </w:rPr>
+        <w:t xml:space="preserve"> </w:t>
       </w:r>
       <w:r>
         <w:sym w:font="Symbol" w:char="F02D"/>
@@ -13454,6 +14376,10 @@
           <w:ilvl w:val="1"/>
           <w:numId w:val="13"/>
         </w:numPr>
+        <w:tabs>
+          <w:tab w:val="clear" w:pos="1560"/>
+          <w:tab w:val="left" w:pos="1276"/>
+        </w:tabs>
         <w:ind w:left="284" w:firstLine="709"/>
         <w:rPr>
           <w:color w:val="auto"/>
@@ -13486,7 +14412,15 @@
             <w:color w:val="auto"/>
             <w:u w:val="none"/>
           </w:rPr>
-          <w:t>рисунке 14</w:t>
+          <w:t>рисунке 1</w:t>
+        </w:r>
+        <w:r>
+          <w:rPr>
+            <w:rStyle w:val="af4"/>
+            <w:color w:val="auto"/>
+            <w:u w:val="none"/>
+          </w:rPr>
+          <w:t>4</w:t>
         </w:r>
       </w:hyperlink>
       <w:r>
@@ -13500,7 +14434,7 @@
       <w:pPr>
         <w:pStyle w:val="aff4"/>
       </w:pPr>
-      <w:bookmarkStart w:id="41" w:name="рисунок14"/>
+      <w:bookmarkStart w:id="42" w:name="рисунок14"/>
       <w:r>
         <w:drawing>
           <wp:inline distT="0" distB="0" distL="0" distR="0" wp14:anchorId="61BAECA3" wp14:editId="665535BB">
@@ -13545,7 +14479,7 @@
           </wp:inline>
         </w:drawing>
       </w:r>
-      <w:bookmarkEnd w:id="41"/>
+      <w:bookmarkEnd w:id="42"/>
     </w:p>
     <w:p>
       <w:pPr>
@@ -13568,6 +14502,9 @@
       </w:r>
       <w:r>
         <w:fldChar w:fldCharType="end"/>
+      </w:r>
+      <w:r>
+        <w:t xml:space="preserve"> </w:t>
       </w:r>
       <w:r>
         <w:sym w:font="Symbol" w:char="F02D"/>
@@ -13591,6 +14528,10 @@
           <w:ilvl w:val="0"/>
           <w:numId w:val="31"/>
         </w:numPr>
+        <w:tabs>
+          <w:tab w:val="clear" w:pos="1560"/>
+          <w:tab w:val="left" w:pos="1276"/>
+        </w:tabs>
         <w:ind w:left="284" w:firstLine="709"/>
         <w:rPr>
           <w:color w:val="auto"/>
@@ -13637,7 +14578,15 @@
             <w:color w:val="auto"/>
             <w:u w:val="none"/>
           </w:rPr>
-          <w:t>рисунке 15</w:t>
+          <w:t>рисунке 1</w:t>
+        </w:r>
+        <w:r>
+          <w:rPr>
+            <w:rStyle w:val="af4"/>
+            <w:color w:val="auto"/>
+            <w:u w:val="none"/>
+          </w:rPr>
+          <w:t>5</w:t>
         </w:r>
       </w:hyperlink>
       <w:r>
@@ -13651,7 +14600,7 @@
       <w:pPr>
         <w:pStyle w:val="aff4"/>
       </w:pPr>
-      <w:bookmarkStart w:id="42" w:name="рисунок15"/>
+      <w:bookmarkStart w:id="43" w:name="рисунок15"/>
       <w:r>
         <w:lastRenderedPageBreak/>
         <w:drawing>
@@ -13690,7 +14639,7 @@
           </wp:inline>
         </w:drawing>
       </w:r>
-      <w:bookmarkEnd w:id="42"/>
+      <w:bookmarkEnd w:id="43"/>
     </w:p>
     <w:p>
       <w:pPr>
@@ -13713,6 +14662,12 @@
       </w:r>
       <w:r>
         <w:fldChar w:fldCharType="end"/>
+      </w:r>
+      <w:r>
+        <w:rPr>
+          <w:lang w:val="en-US"/>
+        </w:rPr>
+        <w:t xml:space="preserve"> </w:t>
       </w:r>
       <w:r>
         <w:sym w:font="Symbol" w:char="F02D"/>
@@ -13755,6 +14710,10 @@
           <w:ilvl w:val="0"/>
           <w:numId w:val="31"/>
         </w:numPr>
+        <w:tabs>
+          <w:tab w:val="clear" w:pos="1560"/>
+          <w:tab w:val="left" w:pos="1276"/>
+        </w:tabs>
         <w:ind w:left="284" w:firstLine="709"/>
         <w:rPr>
           <w:color w:val="auto"/>
@@ -13795,7 +14754,23 @@
             <w:color w:val="auto"/>
             <w:u w:val="none"/>
           </w:rPr>
-          <w:t>рисунке 16</w:t>
+          <w:t xml:space="preserve">рисунке </w:t>
+        </w:r>
+        <w:r>
+          <w:rPr>
+            <w:rStyle w:val="af4"/>
+            <w:color w:val="auto"/>
+            <w:u w:val="none"/>
+          </w:rPr>
+          <w:t>1</w:t>
+        </w:r>
+        <w:r>
+          <w:rPr>
+            <w:rStyle w:val="af4"/>
+            <w:color w:val="auto"/>
+            <w:u w:val="none"/>
+          </w:rPr>
+          <w:t>6</w:t>
         </w:r>
       </w:hyperlink>
       <w:r>
@@ -13811,7 +14786,7 @@
           <w:lang w:val="ru-RU"/>
         </w:rPr>
       </w:pPr>
-      <w:bookmarkStart w:id="43" w:name="рисунок16"/>
+      <w:bookmarkStart w:id="44" w:name="рисунок16"/>
       <w:r>
         <w:rPr>
           <w:noProof/>
@@ -13853,7 +14828,7 @@
           </wp:inline>
         </w:drawing>
       </w:r>
-      <w:bookmarkEnd w:id="43"/>
+      <w:bookmarkEnd w:id="44"/>
     </w:p>
     <w:p>
       <w:pPr>
@@ -13876,6 +14851,12 @@
       </w:r>
       <w:r>
         <w:fldChar w:fldCharType="end"/>
+      </w:r>
+      <w:r>
+        <w:rPr>
+          <w:lang w:val="en-US"/>
+        </w:rPr>
+        <w:t xml:space="preserve"> </w:t>
       </w:r>
       <w:r>
         <w:sym w:font="Symbol" w:char="F02D"/>
@@ -13901,6 +14882,10 @@
           <w:ilvl w:val="0"/>
           <w:numId w:val="31"/>
         </w:numPr>
+        <w:tabs>
+          <w:tab w:val="clear" w:pos="1560"/>
+          <w:tab w:val="left" w:pos="1276"/>
+        </w:tabs>
         <w:ind w:left="284" w:firstLine="709"/>
         <w:rPr>
           <w:color w:val="auto"/>
@@ -13933,7 +14918,15 @@
             <w:color w:val="auto"/>
             <w:u w:val="none"/>
           </w:rPr>
-          <w:t>рисунке 17</w:t>
+          <w:t>рисунке 1</w:t>
+        </w:r>
+        <w:r>
+          <w:rPr>
+            <w:rStyle w:val="af4"/>
+            <w:color w:val="auto"/>
+            <w:u w:val="none"/>
+          </w:rPr>
+          <w:t>7</w:t>
         </w:r>
       </w:hyperlink>
       <w:r>
@@ -13949,7 +14942,7 @@
           <w:lang w:val="ru-RU"/>
         </w:rPr>
       </w:pPr>
-      <w:bookmarkStart w:id="44" w:name="рисунок17"/>
+      <w:bookmarkStart w:id="45" w:name="рисунок17"/>
       <w:r>
         <w:rPr>
           <w:noProof/>
@@ -13992,7 +14985,7 @@
           </wp:inline>
         </w:drawing>
       </w:r>
-      <w:bookmarkEnd w:id="44"/>
+      <w:bookmarkEnd w:id="45"/>
     </w:p>
     <w:p>
       <w:pPr>
@@ -14015,6 +15008,9 @@
       </w:r>
       <w:r>
         <w:fldChar w:fldCharType="end"/>
+      </w:r>
+      <w:r>
+        <w:t xml:space="preserve"> </w:t>
       </w:r>
       <w:r>
         <w:sym w:font="Symbol" w:char="F02D"/>
@@ -14038,6 +15034,10 @@
           <w:ilvl w:val="0"/>
           <w:numId w:val="31"/>
         </w:numPr>
+        <w:tabs>
+          <w:tab w:val="clear" w:pos="1560"/>
+          <w:tab w:val="left" w:pos="1276"/>
+        </w:tabs>
         <w:ind w:left="284" w:firstLine="709"/>
         <w:rPr>
           <w:color w:val="auto"/>
@@ -14070,7 +15070,15 @@
             <w:color w:val="auto"/>
             <w:u w:val="none"/>
           </w:rPr>
-          <w:t>рисунке 18</w:t>
+          <w:t>рисунке 1</w:t>
+        </w:r>
+        <w:r>
+          <w:rPr>
+            <w:rStyle w:val="af4"/>
+            <w:color w:val="auto"/>
+            <w:u w:val="none"/>
+          </w:rPr>
+          <w:t>8</w:t>
         </w:r>
       </w:hyperlink>
       <w:r>
@@ -14086,7 +15094,7 @@
           <w:lang w:val="ru-RU"/>
         </w:rPr>
       </w:pPr>
-      <w:bookmarkStart w:id="45" w:name="рисунок18"/>
+      <w:bookmarkStart w:id="46" w:name="рисунок18"/>
       <w:r>
         <w:rPr>
           <w:noProof/>
@@ -14129,7 +15137,7 @@
           </wp:inline>
         </w:drawing>
       </w:r>
-      <w:bookmarkEnd w:id="45"/>
+      <w:bookmarkEnd w:id="46"/>
     </w:p>
     <w:p>
       <w:pPr>
@@ -14155,6 +15163,12 @@
       </w:r>
       <w:r>
         <w:fldChar w:fldCharType="end"/>
+      </w:r>
+      <w:r>
+        <w:rPr>
+          <w:lang w:val="en-US"/>
+        </w:rPr>
+        <w:t xml:space="preserve"> </w:t>
       </w:r>
       <w:r>
         <w:sym w:font="Symbol" w:char="F02D"/>
@@ -14171,13 +15185,13 @@
         <w:pStyle w:val="aff2"/>
         <w:jc w:val="both"/>
       </w:pPr>
-      <w:bookmarkStart w:id="46" w:name="Заключение"/>
+      <w:bookmarkStart w:id="47" w:name="Заключение"/>
       <w:r>
         <w:lastRenderedPageBreak/>
         <w:t>Заключение</w:t>
       </w:r>
     </w:p>
-    <w:bookmarkEnd w:id="46"/>
+    <w:bookmarkEnd w:id="47"/>
     <w:p>
       <w:pPr>
         <w:pStyle w:val="1234"/>
@@ -14186,9 +15200,6 @@
           <w:lang w:eastAsia="en-US"/>
         </w:rPr>
       </w:pPr>
-      <w:r>
-        <w:t xml:space="preserve"> </w:t>
-      </w:r>
       <w:r>
         <w:rPr>
           <w:szCs w:val="22"/>
@@ -14539,7 +15550,7 @@
           <w:lang w:val="ru-RU"/>
         </w:rPr>
       </w:pPr>
-      <w:bookmarkStart w:id="47" w:name="библиок"/>
+      <w:bookmarkStart w:id="48" w:name="библиок"/>
       <w:r>
         <w:rPr>
           <w:b/>
@@ -14549,7 +15560,7 @@
           <w:lang w:val="ru-RU"/>
         </w:rPr>
         <w:lastRenderedPageBreak/>
-        <w:t>Библиография</w:t>
+        <w:t>Список использованных источников</w:t>
       </w:r>
     </w:p>
     <w:p>
@@ -14559,9 +15570,10 @@
           <w:ilvl w:val="0"/>
           <w:numId w:val="49"/>
         </w:numPr>
-      </w:pPr>
-      <w:bookmarkStart w:id="48" w:name="ермаков_жава"/>
-      <w:bookmarkEnd w:id="47"/>
+        <w:ind w:left="284" w:firstLine="709"/>
+      </w:pPr>
+      <w:bookmarkStart w:id="49" w:name="ермаков_жава"/>
+      <w:bookmarkEnd w:id="48"/>
       <w:r>
         <w:t xml:space="preserve">Ермаков, А. В. Разработка приложений на языке </w:t>
       </w:r>
@@ -14597,9 +15609,10 @@
           <w:ilvl w:val="0"/>
           <w:numId w:val="49"/>
         </w:numPr>
-      </w:pPr>
-      <w:bookmarkStart w:id="49" w:name="системы_упр_бд"/>
-      <w:bookmarkEnd w:id="48"/>
+        <w:ind w:left="284" w:firstLine="709"/>
+      </w:pPr>
+      <w:bookmarkStart w:id="50" w:name="системы_упр_бд"/>
+      <w:bookmarkEnd w:id="49"/>
       <w:r>
         <w:t xml:space="preserve">Системы управления базами данных [Электронный ресурс]: лабораторный практикум/ </w:t>
       </w:r>
@@ -14663,9 +15676,10 @@
           <w:ilvl w:val="0"/>
           <w:numId w:val="49"/>
         </w:numPr>
-      </w:pPr>
-      <w:bookmarkStart w:id="50" w:name="назикац"/>
-      <w:bookmarkEnd w:id="49"/>
+        <w:ind w:left="284" w:firstLine="709"/>
+      </w:pPr>
+      <w:bookmarkStart w:id="51" w:name="назикац"/>
+      <w:bookmarkEnd w:id="50"/>
       <w:proofErr w:type="spellStart"/>
       <w:r>
         <w:t>Лазицкас</w:t>
@@ -14758,9 +15772,10 @@
           <w:ilvl w:val="0"/>
           <w:numId w:val="49"/>
         </w:numPr>
-      </w:pPr>
-      <w:bookmarkStart w:id="51" w:name="мирошконкович"/>
-      <w:bookmarkEnd w:id="50"/>
+        <w:ind w:left="284" w:firstLine="709"/>
+      </w:pPr>
+      <w:bookmarkStart w:id="52" w:name="мирошконкович"/>
+      <w:bookmarkEnd w:id="51"/>
       <w:r>
         <w:t xml:space="preserve">Мирошников А.И. Архитектура систем управления базами данных [Электронный ресурс]: учебное пособие/ Мирошников А.И. </w:t>
       </w:r>
@@ -14824,9 +15839,10 @@
           <w:ilvl w:val="0"/>
           <w:numId w:val="49"/>
         </w:numPr>
-      </w:pPr>
-      <w:bookmarkStart w:id="52" w:name="бдшканиколаев"/>
-      <w:bookmarkEnd w:id="51"/>
+        <w:ind w:left="284" w:firstLine="709"/>
+      </w:pPr>
+      <w:bookmarkStart w:id="53" w:name="бдшканиколаев"/>
+      <w:bookmarkEnd w:id="52"/>
       <w:r>
         <w:t xml:space="preserve">Николаев Е.И. Базы данных в высокопроизводительных информационных системах [Электронный ресурс]: учебное пособие/ Николаев Е.И. </w:t>
       </w:r>
@@ -14889,12 +15905,13 @@
           <w:ilvl w:val="0"/>
           <w:numId w:val="49"/>
         </w:numPr>
+        <w:ind w:left="284" w:firstLine="709"/>
         <w:rPr>
           <w:lang w:val="en-US"/>
         </w:rPr>
       </w:pPr>
-      <w:bookmarkStart w:id="53" w:name="насрландекс"/>
-      <w:bookmarkEnd w:id="52"/>
+      <w:bookmarkStart w:id="54" w:name="насрландекс"/>
+      <w:bookmarkEnd w:id="53"/>
       <w:r>
         <w:lastRenderedPageBreak/>
         <w:t xml:space="preserve">Яндекс </w:t>
@@ -14933,12 +15950,13 @@
           <w:ilvl w:val="0"/>
           <w:numId w:val="49"/>
         </w:numPr>
+        <w:ind w:left="284" w:firstLine="709"/>
         <w:rPr>
           <w:lang w:val="en-US"/>
         </w:rPr>
       </w:pPr>
-      <w:bookmarkStart w:id="54" w:name="гугл"/>
-      <w:bookmarkEnd w:id="53"/>
+      <w:bookmarkStart w:id="55" w:name="гугл"/>
+      <w:bookmarkEnd w:id="54"/>
       <w:r>
         <w:rPr>
           <w:lang w:val="en-US"/>
@@ -14972,7 +15990,7 @@
         </w:rPr>
         <w:t xml:space="preserve"> Google Forms. — URL: https://support.google.com/docs/answer/6281888 </w:t>
       </w:r>
-      <w:bookmarkEnd w:id="54"/>
+      <w:bookmarkEnd w:id="55"/>
     </w:p>
     <w:sectPr>
       <w:headerReference w:type="default" r:id="rId33"/>
@@ -15105,7 +16123,7 @@
             </wp:anchor>
           </w:drawing>
         </mc:Choice>
-        <mc:Fallback xmlns:oel="http://schemas.microsoft.com/office/2019/extlst" xmlns:w16sdtdh="http://schemas.microsoft.com/office/word/2020/wordml/sdtdatahash" xmlns:w16="http://schemas.microsoft.com/office/word/2018/wordml" xmlns:w16cex="http://schemas.microsoft.com/office/word/2018/wordml/cex">
+        <mc:Fallback xmlns:w16cex="http://schemas.microsoft.com/office/word/2018/wordml/cex" xmlns:w16="http://schemas.microsoft.com/office/word/2018/wordml" xmlns:w16sdtdh="http://schemas.microsoft.com/office/word/2020/wordml/sdtdatahash" xmlns:oel="http://schemas.microsoft.com/office/2019/extlst">
           <w:pict>
             <v:rect w14:anchorId="6C329717" id="Rectangle 2" o:spid="_x0000_s1026" style="position:absolute;margin-left:-3.05pt;margin-top:-21.75pt;width:518.8pt;height:808.15pt;z-index:251656192;visibility:visible;mso-wrap-style:square;mso-wrap-distance-left:9pt;mso-wrap-distance-top:0;mso-wrap-distance-right:9pt;mso-wrap-distance-bottom:0;mso-position-horizontal:absolute;mso-position-horizontal-relative:text;mso-position-vertical:absolute;mso-position-vertical-relative:text;v-text-anchor:top" o:gfxdata="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" filled="f" strokeweight="2pt"/>
           </w:pict>
@@ -15197,7 +16215,7 @@
             </wp:anchor>
           </w:drawing>
         </mc:Choice>
-        <mc:Fallback xmlns:oel="http://schemas.microsoft.com/office/2019/extlst" xmlns:w16sdtdh="http://schemas.microsoft.com/office/word/2020/wordml/sdtdatahash" xmlns:w16="http://schemas.microsoft.com/office/word/2018/wordml" xmlns:w16cex="http://schemas.microsoft.com/office/word/2018/wordml/cex">
+        <mc:Fallback xmlns:w16cex="http://schemas.microsoft.com/office/word/2018/wordml/cex" xmlns:w16="http://schemas.microsoft.com/office/word/2018/wordml" xmlns:w16sdtdh="http://schemas.microsoft.com/office/word/2020/wordml/sdtdatahash" xmlns:oel="http://schemas.microsoft.com/office/2019/extlst">
           <w:pict>
             <v:rect w14:anchorId="3BA9589D" id="Rectangle 2" o:spid="_x0000_s1026" style="position:absolute;margin-left:-3.05pt;margin-top:-21.75pt;width:518.8pt;height:808.15pt;z-index:251659264;visibility:visible;mso-wrap-style:square;mso-wrap-distance-left:9pt;mso-wrap-distance-top:0;mso-wrap-distance-right:9pt;mso-wrap-distance-bottom:0;mso-position-horizontal:absolute;mso-position-horizontal-relative:text;mso-position-vertical:absolute;mso-position-vertical-relative:text;v-text-anchor:top" o:gfxdata="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" filled="f" strokeweight="2pt"/>
           </w:pict>
@@ -20907,7 +21925,7 @@
   <w:abstractNum w:abstractNumId="5" w15:restartNumberingAfterBreak="0">
     <w:nsid w:val="143D2443"/>
     <w:multiLevelType w:val="multilevel"/>
-    <w:tmpl w:val="8BDAB338"/>
+    <w:tmpl w:val="76981EF4"/>
     <w:lvl w:ilvl="0">
       <w:start w:val="1"/>
       <w:numFmt w:val="decimal"/>
@@ -20919,7 +21937,7 @@
       </w:pPr>
       <w:rPr>
         <w:rFonts w:hint="default"/>
-        <w:b/>
+        <w:b w:val="0"/>
       </w:rPr>
     </w:lvl>
     <w:lvl w:ilvl="1">
@@ -26002,7 +27020,7 @@
     <w:next w:val="a0"/>
     <w:link w:val="11"/>
     <w:qFormat/>
-    <w:rsid w:val="00684034"/>
+    <w:rsid w:val="007F2DA2"/>
     <w:pPr>
       <w:numPr>
         <w:numId w:val="2"/>
@@ -26010,13 +27028,12 @@
       <w:tabs>
         <w:tab w:val="left" w:pos="1560"/>
       </w:tabs>
-      <w:spacing w:after="907" w:line="360" w:lineRule="auto"/>
+      <w:spacing w:line="360" w:lineRule="auto"/>
       <w:ind w:left="992" w:right="170" w:firstLine="0"/>
       <w:jc w:val="both"/>
       <w:outlineLvl w:val="0"/>
     </w:pPr>
     <w:rPr>
-      <w:b/>
       <w:sz w:val="32"/>
       <w:szCs w:val="32"/>
       <w:lang w:val="ru-RU"/>
@@ -26702,9 +27719,8 @@
     <w:name w:val="Заголовок 1 Знак"/>
     <w:basedOn w:val="a2"/>
     <w:link w:val="1"/>
-    <w:rsid w:val="00684034"/>
+    <w:rsid w:val="007F2DA2"/>
     <w:rPr>
-      <w:b/>
       <w:sz w:val="32"/>
       <w:szCs w:val="32"/>
     </w:rPr>
@@ -26769,7 +27785,7 @@
     <w:link w:val="aff"/>
     <w:unhideWhenUsed/>
     <w:qFormat/>
-    <w:rsid w:val="004B4133"/>
+    <w:rsid w:val="007F2DA2"/>
     <w:pPr>
       <w:numPr>
         <w:ilvl w:val="1"/>
@@ -26784,6 +27800,7 @@
       <w:jc w:val="both"/>
     </w:pPr>
     <w:rPr>
+      <w:b w:val="0"/>
       <w:sz w:val="32"/>
       <w:szCs w:val="32"/>
     </w:rPr>
@@ -26814,7 +27831,7 @@
       <w:tabs>
         <w:tab w:val="clear" w:pos="1560"/>
       </w:tabs>
-      <w:spacing w:before="240" w:after="0" w:line="259" w:lineRule="auto"/>
+      <w:spacing w:before="240" w:line="259" w:lineRule="auto"/>
       <w:ind w:right="0"/>
       <w:contextualSpacing w:val="0"/>
       <w:jc w:val="left"/>
@@ -26822,7 +27839,7 @@
     </w:pPr>
     <w:rPr>
       <w:rFonts w:asciiTheme="majorHAnsi" w:eastAsiaTheme="majorEastAsia" w:hAnsiTheme="majorHAnsi" w:cstheme="majorBidi"/>
-      <w:b w:val="0"/>
+      <w:b/>
       <w:color w:val="2E74B5" w:themeColor="accent1" w:themeShade="BF"/>
     </w:rPr>
   </w:style>
@@ -26866,9 +27883,9 @@
     <w:aliases w:val="Подзаголовки Знак"/>
     <w:basedOn w:val="20"/>
     <w:link w:val="a"/>
-    <w:rsid w:val="004B4133"/>
+    <w:rsid w:val="007F2DA2"/>
     <w:rPr>
-      <w:b/>
+      <w:b w:val="0"/>
       <w:bCs/>
       <w:sz w:val="32"/>
       <w:szCs w:val="32"/>
@@ -27164,7 +28181,7 @@
 </file>
 
 <file path=customXml/itemProps1.xml><?xml version="1.0" encoding="utf-8"?>
-<ds:datastoreItem xmlns:ds="http://schemas.openxmlformats.org/officeDocument/2006/customXml" ds:itemID="{EA05AF13-F828-4DF6-84DD-EC80DE710115}">
+<ds:datastoreItem xmlns:ds="http://schemas.openxmlformats.org/officeDocument/2006/customXml" ds:itemID="{C639BF73-E51D-4604-BBD8-6CF07251325F}">
   <ds:schemaRefs>
     <ds:schemaRef ds:uri="http://schemas.openxmlformats.org/officeDocument/2006/bibliography"/>
   </ds:schemaRefs>

--- a/джава курсовой опросы.docx
+++ b/джава курсовой опросы.docx
@@ -2108,27 +2108,7 @@
             <w:u w:val="none"/>
             <w:lang w:val="ru-RU"/>
           </w:rPr>
-          <w:t>Введе</w:t>
-        </w:r>
-        <w:r>
-          <w:rPr>
-            <w:rStyle w:val="af4"/>
-            <w:color w:val="auto"/>
-            <w:szCs w:val="28"/>
-            <w:u w:val="none"/>
-            <w:lang w:val="ru-RU"/>
-          </w:rPr>
-          <w:t>н</w:t>
-        </w:r>
-        <w:r>
-          <w:rPr>
-            <w:rStyle w:val="af4"/>
-            <w:color w:val="auto"/>
-            <w:szCs w:val="28"/>
-            <w:u w:val="none"/>
-            <w:lang w:val="ru-RU"/>
-          </w:rPr>
-          <w:t>ие</w:t>
+          <w:t>Введение</w:t>
         </w:r>
       </w:hyperlink>
       <w:r>
@@ -2173,27 +2153,7 @@
             <w:u w:val="none"/>
             <w:lang w:val="ru-RU"/>
           </w:rPr>
-          <w:t>Анализ тех</w:t>
-        </w:r>
-        <w:r>
-          <w:rPr>
-            <w:rStyle w:val="af4"/>
-            <w:color w:val="auto"/>
-            <w:szCs w:val="28"/>
-            <w:u w:val="none"/>
-            <w:lang w:val="ru-RU"/>
-          </w:rPr>
-          <w:t>н</w:t>
-        </w:r>
-        <w:r>
-          <w:rPr>
-            <w:rStyle w:val="af4"/>
-            <w:color w:val="auto"/>
-            <w:szCs w:val="28"/>
-            <w:u w:val="none"/>
-            <w:lang w:val="ru-RU"/>
-          </w:rPr>
-          <w:t>ического задания</w:t>
+          <w:t>Анализ технического задания</w:t>
         </w:r>
       </w:hyperlink>
       <w:r>
@@ -2232,27 +2192,7 @@
             <w:u w:val="none"/>
             <w:lang w:val="ru-RU"/>
           </w:rPr>
-          <w:t>Цель и за</w:t>
-        </w:r>
-        <w:r>
-          <w:rPr>
-            <w:rStyle w:val="af4"/>
-            <w:color w:val="auto"/>
-            <w:szCs w:val="28"/>
-            <w:u w:val="none"/>
-            <w:lang w:val="ru-RU"/>
-          </w:rPr>
-          <w:t>д</w:t>
-        </w:r>
-        <w:r>
-          <w:rPr>
-            <w:rStyle w:val="af4"/>
-            <w:color w:val="auto"/>
-            <w:szCs w:val="28"/>
-            <w:u w:val="none"/>
-            <w:lang w:val="ru-RU"/>
-          </w:rPr>
-          <w:t>ачи разработки</w:t>
+          <w:t>Цель и задачи разработки</w:t>
         </w:r>
       </w:hyperlink>
       <w:r>
@@ -2291,27 +2231,7 @@
             <w:u w:val="none"/>
             <w:lang w:val="ru-RU"/>
           </w:rPr>
-          <w:t>Архит</w:t>
-        </w:r>
-        <w:r>
-          <w:rPr>
-            <w:rStyle w:val="af4"/>
-            <w:color w:val="auto"/>
-            <w:szCs w:val="28"/>
-            <w:u w:val="none"/>
-            <w:lang w:val="ru-RU"/>
-          </w:rPr>
-          <w:t>е</w:t>
-        </w:r>
-        <w:r>
-          <w:rPr>
-            <w:rStyle w:val="af4"/>
-            <w:color w:val="auto"/>
-            <w:szCs w:val="28"/>
-            <w:u w:val="none"/>
-            <w:lang w:val="ru-RU"/>
-          </w:rPr>
-          <w:t>ктура системы</w:t>
+          <w:t>Архитектура системы</w:t>
         </w:r>
       </w:hyperlink>
       <w:r>
@@ -2350,27 +2270,7 @@
             <w:u w:val="none"/>
             <w:lang w:val="ru-RU"/>
           </w:rPr>
-          <w:t>Фу</w:t>
-        </w:r>
-        <w:r>
-          <w:rPr>
-            <w:rStyle w:val="af4"/>
-            <w:color w:val="auto"/>
-            <w:szCs w:val="28"/>
-            <w:u w:val="none"/>
-            <w:lang w:val="ru-RU"/>
-          </w:rPr>
-          <w:t>н</w:t>
-        </w:r>
-        <w:r>
-          <w:rPr>
-            <w:rStyle w:val="af4"/>
-            <w:color w:val="auto"/>
-            <w:szCs w:val="28"/>
-            <w:u w:val="none"/>
-            <w:lang w:val="ru-RU"/>
-          </w:rPr>
-          <w:t>кциональные требования к системе</w:t>
+          <w:t>Функциональные требования к системе</w:t>
         </w:r>
       </w:hyperlink>
       <w:r>
@@ -2415,27 +2315,7 @@
             <w:u w:val="none"/>
             <w:lang w:val="ru-RU"/>
           </w:rPr>
-          <w:t>Управ</w:t>
-        </w:r>
-        <w:r>
-          <w:rPr>
-            <w:rStyle w:val="af4"/>
-            <w:color w:val="auto"/>
-            <w:szCs w:val="28"/>
-            <w:u w:val="none"/>
-            <w:lang w:val="ru-RU"/>
-          </w:rPr>
-          <w:t>л</w:t>
-        </w:r>
-        <w:r>
-          <w:rPr>
-            <w:rStyle w:val="af4"/>
-            <w:color w:val="auto"/>
-            <w:szCs w:val="28"/>
-            <w:u w:val="none"/>
-            <w:lang w:val="ru-RU"/>
-          </w:rPr>
-          <w:t>ение опросами</w:t>
+          <w:t>Управление опросами</w:t>
         </w:r>
       </w:hyperlink>
       <w:r>
@@ -2504,43 +2384,7 @@
           <w:u w:val="none"/>
           <w:lang w:val="ru-RU"/>
         </w:rPr>
-        <w:t>Проек</w:t>
-      </w:r>
-      <w:r>
-        <w:rPr>
-          <w:rStyle w:val="af4"/>
-          <w:color w:val="auto"/>
-          <w:u w:val="none"/>
-          <w:lang w:val="ru-RU"/>
-        </w:rPr>
-        <w:t>т</w:t>
-      </w:r>
-      <w:r>
-        <w:rPr>
-          <w:rStyle w:val="af4"/>
-          <w:color w:val="auto"/>
-          <w:u w:val="none"/>
-          <w:lang w:val="ru-RU"/>
-        </w:rPr>
-        <w:t>иров</w:t>
-      </w:r>
-      <w:r>
-        <w:rPr>
-          <w:rStyle w:val="af4"/>
-          <w:color w:val="auto"/>
-          <w:u w:val="none"/>
-          <w:lang w:val="ru-RU"/>
-        </w:rPr>
-        <w:t>а</w:t>
-      </w:r>
-      <w:r>
-        <w:rPr>
-          <w:rStyle w:val="af4"/>
-          <w:color w:val="auto"/>
-          <w:u w:val="none"/>
-          <w:lang w:val="ru-RU"/>
-        </w:rPr>
-        <w:t>ние программы</w:t>
+        <w:t>Проектирование программы</w:t>
       </w:r>
       <w:r>
         <w:rPr>
@@ -2597,25 +2441,7 @@
             <w:u w:val="none"/>
             <w:lang w:val="ru-RU"/>
           </w:rPr>
-          <w:t>Проект</w:t>
-        </w:r>
-        <w:r>
-          <w:rPr>
-            <w:rStyle w:val="af4"/>
-            <w:color w:val="auto"/>
-            <w:u w:val="none"/>
-            <w:lang w:val="ru-RU"/>
-          </w:rPr>
-          <w:t>и</w:t>
-        </w:r>
-        <w:r>
-          <w:rPr>
-            <w:rStyle w:val="af4"/>
-            <w:color w:val="auto"/>
-            <w:u w:val="none"/>
-            <w:lang w:val="ru-RU"/>
-          </w:rPr>
-          <w:t>рование архитектуры и структуры данных системы</w:t>
+          <w:t>Проектирование архитектуры и структуры данных системы</w:t>
         </w:r>
       </w:hyperlink>
       <w:r>
@@ -2658,25 +2484,7 @@
             <w:u w:val="none"/>
             <w:lang w:val="ru-RU"/>
           </w:rPr>
-          <w:t>Проекти</w:t>
-        </w:r>
-        <w:r>
-          <w:rPr>
-            <w:rStyle w:val="af4"/>
-            <w:color w:val="auto"/>
-            <w:u w:val="none"/>
-            <w:lang w:val="ru-RU"/>
-          </w:rPr>
-          <w:t>р</w:t>
-        </w:r>
-        <w:r>
-          <w:rPr>
-            <w:rStyle w:val="af4"/>
-            <w:color w:val="auto"/>
-            <w:u w:val="none"/>
-            <w:lang w:val="ru-RU"/>
-          </w:rPr>
-          <w:t>ование информационной модели и базы данных</w:t>
+          <w:t>Проектирование информационной модели и базы данных</w:t>
         </w:r>
       </w:hyperlink>
       <w:r>
@@ -2719,7 +2527,7 @@
             <w:u w:val="none"/>
             <w:lang w:val="ru-RU"/>
           </w:rPr>
-          <w:t>Разрабо</w:t>
+          <w:t>Разработка</w:t>
         </w:r>
         <w:r>
           <w:rPr>
@@ -2729,57 +2537,7 @@
             <w:u w:val="none"/>
             <w:lang w:val="ru-RU"/>
           </w:rPr>
-          <w:t>т</w:t>
-        </w:r>
-        <w:r>
-          <w:rPr>
-            <w:rStyle w:val="af4"/>
-            <w:color w:val="auto"/>
-            <w:szCs w:val="28"/>
-            <w:u w:val="none"/>
-            <w:lang w:val="ru-RU"/>
-          </w:rPr>
-          <w:t>к</w:t>
-        </w:r>
-        <w:r>
-          <w:rPr>
-            <w:rStyle w:val="af4"/>
-            <w:color w:val="auto"/>
-            <w:szCs w:val="28"/>
-            <w:u w:val="none"/>
-            <w:lang w:val="ru-RU"/>
-          </w:rPr>
-          <w:t>а</w:t>
-        </w:r>
-        <w:r>
-          <w:rPr>
-            <w:rStyle w:val="af4"/>
-            <w:color w:val="auto"/>
-            <w:szCs w:val="28"/>
-            <w:u w:val="none"/>
-            <w:lang w:val="ru-RU"/>
-          </w:rPr>
-          <w:t xml:space="preserve"> пр</w:t>
-        </w:r>
-        <w:r>
-          <w:rPr>
-            <w:rStyle w:val="af4"/>
-            <w:color w:val="auto"/>
-            <w:szCs w:val="28"/>
-            <w:u w:val="none"/>
-            <w:lang w:val="ru-RU"/>
-          </w:rPr>
-          <w:t>и</w:t>
-        </w:r>
-        <w:r>
-          <w:rPr>
-            <w:rStyle w:val="af4"/>
-            <w:color w:val="auto"/>
-            <w:szCs w:val="28"/>
-            <w:u w:val="none"/>
-            <w:lang w:val="ru-RU"/>
-          </w:rPr>
-          <w:t>ложения</w:t>
+          <w:t xml:space="preserve"> приложения</w:t>
         </w:r>
       </w:hyperlink>
       <w:r>
@@ -2830,61 +2588,7 @@
             <w:u w:val="none"/>
             <w:lang w:val="ru-RU"/>
           </w:rPr>
-          <w:t>Выбор</w:t>
-        </w:r>
-        <w:r>
-          <w:rPr>
-            <w:rStyle w:val="af4"/>
-            <w:color w:val="auto"/>
-            <w:u w:val="none"/>
-            <w:lang w:val="ru-RU"/>
-          </w:rPr>
-          <w:t xml:space="preserve"> </w:t>
-        </w:r>
-        <w:r>
-          <w:rPr>
-            <w:rStyle w:val="af4"/>
-            <w:color w:val="auto"/>
-            <w:u w:val="none"/>
-            <w:lang w:val="ru-RU"/>
-          </w:rPr>
-          <w:t>и об</w:t>
-        </w:r>
-        <w:r>
-          <w:rPr>
-            <w:rStyle w:val="af4"/>
-            <w:color w:val="auto"/>
-            <w:u w:val="none"/>
-            <w:lang w:val="ru-RU"/>
-          </w:rPr>
-          <w:t>о</w:t>
-        </w:r>
-        <w:r>
-          <w:rPr>
-            <w:rStyle w:val="af4"/>
-            <w:color w:val="auto"/>
-            <w:u w:val="none"/>
-            <w:lang w:val="ru-RU"/>
-          </w:rPr>
-          <w:t>снование технологического ст</w:t>
-        </w:r>
-        <w:r>
-          <w:rPr>
-            <w:rStyle w:val="af4"/>
-            <w:color w:val="auto"/>
-            <w:u w:val="none"/>
-            <w:lang w:val="ru-RU"/>
-          </w:rPr>
-          <w:t>е</w:t>
-        </w:r>
-        <w:r>
-          <w:rPr>
-            <w:rStyle w:val="af4"/>
-            <w:color w:val="auto"/>
-            <w:u w:val="none"/>
-            <w:lang w:val="ru-RU"/>
-          </w:rPr>
-          <w:t>ка</w:t>
+          <w:t>Выбор и обоснование технологического стека</w:t>
         </w:r>
       </w:hyperlink>
       <w:r>
@@ -2932,43 +2636,7 @@
             <w:u w:val="none"/>
             <w:lang w:val="ru-RU"/>
           </w:rPr>
-          <w:t>Реал</w:t>
-        </w:r>
-        <w:r>
-          <w:rPr>
-            <w:rStyle w:val="af4"/>
-            <w:color w:val="auto"/>
-            <w:u w:val="none"/>
-            <w:lang w:val="ru-RU"/>
-          </w:rPr>
-          <w:t>и</w:t>
-        </w:r>
-        <w:r>
-          <w:rPr>
-            <w:rStyle w:val="af4"/>
-            <w:color w:val="auto"/>
-            <w:u w:val="none"/>
-            <w:lang w:val="ru-RU"/>
-          </w:rPr>
-          <w:t>зация системы типов воп</w:t>
-        </w:r>
-        <w:r>
-          <w:rPr>
-            <w:rStyle w:val="af4"/>
-            <w:color w:val="auto"/>
-            <w:u w:val="none"/>
-            <w:lang w:val="ru-RU"/>
-          </w:rPr>
-          <w:t>р</w:t>
-        </w:r>
-        <w:r>
-          <w:rPr>
-            <w:rStyle w:val="af4"/>
-            <w:color w:val="auto"/>
-            <w:u w:val="none"/>
-            <w:lang w:val="ru-RU"/>
-          </w:rPr>
-          <w:t>осов</w:t>
+          <w:t>Реализация системы типов вопросов</w:t>
         </w:r>
       </w:hyperlink>
       <w:r>
@@ -3011,25 +2679,7 @@
             <w:u w:val="none"/>
             <w:lang w:val="ru-RU"/>
           </w:rPr>
-          <w:t>Реализация раб</w:t>
-        </w:r>
-        <w:r>
-          <w:rPr>
-            <w:rStyle w:val="af4"/>
-            <w:color w:val="auto"/>
-            <w:u w:val="none"/>
-            <w:lang w:val="ru-RU"/>
-          </w:rPr>
-          <w:t>о</w:t>
-        </w:r>
-        <w:r>
-          <w:rPr>
-            <w:rStyle w:val="af4"/>
-            <w:color w:val="auto"/>
-            <w:u w:val="none"/>
-            <w:lang w:val="ru-RU"/>
-          </w:rPr>
-          <w:t>ты с мультимедиа-контентом</w:t>
+          <w:t>Реализация работы с мультимедиа-контентом</w:t>
         </w:r>
       </w:hyperlink>
       <w:r>
@@ -3072,25 +2722,7 @@
             <w:u w:val="none"/>
             <w:lang w:val="ru-RU"/>
           </w:rPr>
-          <w:t>Реализац</w:t>
-        </w:r>
-        <w:r>
-          <w:rPr>
-            <w:rStyle w:val="af4"/>
-            <w:color w:val="auto"/>
-            <w:u w:val="none"/>
-            <w:lang w:val="ru-RU"/>
-          </w:rPr>
-          <w:t>и</w:t>
-        </w:r>
-        <w:r>
-          <w:rPr>
-            <w:rStyle w:val="af4"/>
-            <w:color w:val="auto"/>
-            <w:u w:val="none"/>
-            <w:lang w:val="ru-RU"/>
-          </w:rPr>
-          <w:t>я управления жизненным циклом опроса</w:t>
+          <w:t>Реализация управления жизненным циклом опроса</w:t>
         </w:r>
       </w:hyperlink>
       <w:r>
@@ -3133,25 +2765,7 @@
             <w:u w:val="none"/>
             <w:lang w:val="ru-RU"/>
           </w:rPr>
-          <w:t>Реализац</w:t>
-        </w:r>
-        <w:r>
-          <w:rPr>
-            <w:rStyle w:val="af4"/>
-            <w:color w:val="auto"/>
-            <w:u w:val="none"/>
-            <w:lang w:val="ru-RU"/>
-          </w:rPr>
-          <w:t>и</w:t>
-        </w:r>
-        <w:r>
-          <w:rPr>
-            <w:rStyle w:val="af4"/>
-            <w:color w:val="auto"/>
-            <w:u w:val="none"/>
-            <w:lang w:val="ru-RU"/>
-          </w:rPr>
-          <w:t>я интерфейса прохождения и сбора данных</w:t>
+          <w:t>Реализация интерфейса прохождения и сбора данных</w:t>
         </w:r>
       </w:hyperlink>
       <w:r>
@@ -3194,25 +2808,7 @@
             <w:u w:val="none"/>
             <w:lang w:val="ru-RU"/>
           </w:rPr>
-          <w:t>Реа</w:t>
-        </w:r>
-        <w:r>
-          <w:rPr>
-            <w:rStyle w:val="af4"/>
-            <w:color w:val="auto"/>
-            <w:u w:val="none"/>
-            <w:lang w:val="ru-RU"/>
-          </w:rPr>
-          <w:t>л</w:t>
-        </w:r>
-        <w:r>
-          <w:rPr>
-            <w:rStyle w:val="af4"/>
-            <w:color w:val="auto"/>
-            <w:u w:val="none"/>
-            <w:lang w:val="ru-RU"/>
-          </w:rPr>
-          <w:t>изация аналитики и экспорта результатов</w:t>
+          <w:t>Реализация аналитики и экспорта результатов</w:t>
         </w:r>
       </w:hyperlink>
       <w:r>
@@ -3255,25 +2851,7 @@
             <w:u w:val="none"/>
             <w:lang w:val="ru-RU"/>
           </w:rPr>
-          <w:t>Архи</w:t>
-        </w:r>
-        <w:r>
-          <w:rPr>
-            <w:rStyle w:val="af4"/>
-            <w:color w:val="auto"/>
-            <w:u w:val="none"/>
-            <w:lang w:val="ru-RU"/>
-          </w:rPr>
-          <w:t>т</w:t>
-        </w:r>
-        <w:r>
-          <w:rPr>
-            <w:rStyle w:val="af4"/>
-            <w:color w:val="auto"/>
-            <w:u w:val="none"/>
-            <w:lang w:val="ru-RU"/>
-          </w:rPr>
-          <w:t>ектурные особенности реализации</w:t>
+          <w:t>Архитектурные особенности реализации</w:t>
         </w:r>
       </w:hyperlink>
       <w:r>
@@ -3322,47 +2900,7 @@
             <w:u w:val="none"/>
             <w:lang w:val="ru-RU"/>
           </w:rPr>
-          <w:t>Тести</w:t>
-        </w:r>
-        <w:r>
-          <w:rPr>
-            <w:rStyle w:val="af4"/>
-            <w:color w:val="auto"/>
-            <w:szCs w:val="28"/>
-            <w:u w:val="none"/>
-            <w:lang w:val="ru-RU"/>
-          </w:rPr>
-          <w:t>р</w:t>
-        </w:r>
-        <w:r>
-          <w:rPr>
-            <w:rStyle w:val="af4"/>
-            <w:color w:val="auto"/>
-            <w:szCs w:val="28"/>
-            <w:u w:val="none"/>
-            <w:lang w:val="ru-RU"/>
-          </w:rPr>
-          <w:t>ов</w:t>
-        </w:r>
-        <w:r>
-          <w:rPr>
-            <w:rStyle w:val="af4"/>
-            <w:color w:val="auto"/>
-            <w:szCs w:val="28"/>
-            <w:u w:val="none"/>
-            <w:lang w:val="ru-RU"/>
-          </w:rPr>
-          <w:t>а</w:t>
-        </w:r>
-        <w:r>
-          <w:rPr>
-            <w:rStyle w:val="af4"/>
-            <w:color w:val="auto"/>
-            <w:szCs w:val="28"/>
-            <w:u w:val="none"/>
-            <w:lang w:val="ru-RU"/>
-          </w:rPr>
-          <w:t>ние</w:t>
+          <w:t>Тестирование</w:t>
         </w:r>
       </w:hyperlink>
       <w:r>
@@ -3410,27 +2948,7 @@
             <w:u w:val="none"/>
             <w:lang w:val="ru-RU"/>
           </w:rPr>
-          <w:t>Заключе</w:t>
-        </w:r>
-        <w:r>
-          <w:rPr>
-            <w:rStyle w:val="af4"/>
-            <w:color w:val="auto"/>
-            <w:szCs w:val="28"/>
-            <w:u w:val="none"/>
-            <w:lang w:val="ru-RU"/>
-          </w:rPr>
-          <w:t>н</w:t>
-        </w:r>
-        <w:r>
-          <w:rPr>
-            <w:rStyle w:val="af4"/>
-            <w:color w:val="auto"/>
-            <w:szCs w:val="28"/>
-            <w:u w:val="none"/>
-            <w:lang w:val="ru-RU"/>
-          </w:rPr>
-          <w:t>ие</w:t>
+          <w:t>Заключение</w:t>
         </w:r>
       </w:hyperlink>
       <w:r>
@@ -3478,27 +2996,7 @@
             <w:u w:val="none"/>
             <w:lang w:val="ru-RU"/>
           </w:rPr>
-          <w:t>Список использова</w:t>
-        </w:r>
-        <w:r>
-          <w:rPr>
-            <w:rStyle w:val="af4"/>
-            <w:color w:val="auto"/>
-            <w:szCs w:val="28"/>
-            <w:u w:val="none"/>
-            <w:lang w:val="ru-RU"/>
-          </w:rPr>
-          <w:t>н</w:t>
-        </w:r>
-        <w:r>
-          <w:rPr>
-            <w:rStyle w:val="af4"/>
-            <w:color w:val="auto"/>
-            <w:szCs w:val="28"/>
-            <w:u w:val="none"/>
-            <w:lang w:val="ru-RU"/>
-          </w:rPr>
-          <w:t>ных источников</w:t>
+          <w:t>Список использованных источников</w:t>
         </w:r>
       </w:hyperlink>
       <w:r>
@@ -3750,369 +3248,302 @@
             <w:rStyle w:val="af4"/>
             <w:vertAlign w:val="superscript"/>
           </w:rPr>
-          <w:t>[1</w:t>
+          <w:t>[1]</w:t>
         </w:r>
+      </w:hyperlink>
+      <w:r>
+        <w:t>. Эти методы нашли широкое применение в различных областях, от маркетинговых исследований до академических изысканий.</w:t>
+      </w:r>
+    </w:p>
+    <w:p>
+      <w:pPr>
+        <w:pStyle w:val="1234"/>
+      </w:pPr>
+      <w:r>
+        <w:t>Тема курсовой работы – разработка сервиса для проведения опросов. Объектом исследования является процесс создания, проведения и анализа результатов онлайн-опросов.</w:t>
+      </w:r>
+      <w:r>
+        <w:t xml:space="preserve"> </w:t>
+      </w:r>
+      <w:r>
+        <w:t xml:space="preserve">Предметом исследования является разработанный веб-сервис, реализующий данный функционал. </w:t>
+      </w:r>
+    </w:p>
+    <w:p>
+      <w:pPr>
+        <w:pStyle w:val="1234"/>
+      </w:pPr>
+      <w:r>
+        <w:t xml:space="preserve">Цель курсовой работы – спроектировать и разработать многофункциональный веб-сервис для проведения опросов. В рамках работы будет разработана система, которая позволяет пользователям создавать опросы, проходить их, а администраторам </w:t>
+      </w:r>
+      <w:r>
+        <w:t>-</w:t>
+      </w:r>
+      <w:r>
+        <w:t xml:space="preserve"> анализировать собранные данные. </w:t>
+      </w:r>
+    </w:p>
+    <w:p>
+      <w:pPr>
+        <w:pStyle w:val="1234"/>
+      </w:pPr>
+      <w:r>
+        <w:t>Исходя из поставленной цели, определены следующие задачи:</w:t>
+      </w:r>
+    </w:p>
+    <w:p>
+      <w:pPr>
+        <w:pStyle w:val="1234"/>
+      </w:pPr>
+      <w:r>
+        <w:t>Изучение литературных источников по теме проектирования баз данных и разработки веб-приложений.</w:t>
+      </w:r>
+    </w:p>
+    <w:p>
+      <w:pPr>
+        <w:pStyle w:val="1234"/>
+      </w:pPr>
+      <w:r>
+        <w:t>Разработка структуры базы данных для хранения информации об опросах, вопросах, ответах и пользователях.</w:t>
+      </w:r>
+    </w:p>
+    <w:p>
+      <w:pPr>
+        <w:pStyle w:val="1234"/>
+      </w:pPr>
+      <w:r>
+        <w:t>Реализация серверной части приложения (</w:t>
+      </w:r>
+      <w:proofErr w:type="spellStart"/>
+      <w:r>
+        <w:t>backend</w:t>
+      </w:r>
+      <w:proofErr w:type="spellEnd"/>
+      <w:r>
+        <w:t>), отвечающей за бизнес-логику: управление опросами, обработку ответов и формирование отчетов.</w:t>
+      </w:r>
+    </w:p>
+    <w:p>
+      <w:pPr>
+        <w:pStyle w:val="1234"/>
+      </w:pPr>
+      <w:r>
+        <w:t>Создание пользовательского интерфейса (</w:t>
+      </w:r>
+      <w:proofErr w:type="spellStart"/>
+      <w:r>
+        <w:t>frontend</w:t>
+      </w:r>
+      <w:proofErr w:type="spellEnd"/>
+      <w:r>
+        <w:t>) для создания и прохождения опросов, а также для просмотра статистики и результатов.</w:t>
+      </w:r>
+    </w:p>
+    <w:p>
+      <w:pPr>
+        <w:pStyle w:val="1234"/>
+      </w:pPr>
+      <w:r>
+        <w:t>Тестирование и отладка разработанного сервиса.</w:t>
+      </w:r>
+    </w:p>
+    <w:p>
+      <w:pPr>
+        <w:pStyle w:val="1234"/>
+      </w:pPr>
+      <w:r>
+        <w:t>Результатом работы будет создан веб-сервис, который позволяет создавать и проводить опросы, собирать ответы и анализировать их с помощью инструментов статистики и визуализации.</w:t>
+      </w:r>
+    </w:p>
+    <w:p>
+      <w:pPr>
+        <w:pStyle w:val="1"/>
+      </w:pPr>
+      <w:bookmarkStart w:id="4" w:name="_Анализ_технического_задания"/>
+      <w:bookmarkStart w:id="5" w:name="_Hlk216109612"/>
+      <w:bookmarkEnd w:id="4"/>
+      <w:r>
+        <w:lastRenderedPageBreak/>
+        <w:t>Анализ технического задания</w:t>
+      </w:r>
+    </w:p>
+    <w:p>
+      <w:pPr>
+        <w:pStyle w:val="a"/>
+        <w:spacing w:before="0"/>
+      </w:pPr>
+      <w:bookmarkStart w:id="6" w:name="попуск1"/>
+      <w:r>
+        <w:t>Цель и задачи разработки</w:t>
+      </w:r>
+    </w:p>
+    <w:bookmarkEnd w:id="6"/>
+    <w:p>
+      <w:pPr>
+        <w:pStyle w:val="1234"/>
+      </w:pPr>
+      <w:r>
+        <w:t>Целью данной курсовой работы является проектирование и разработка веб-приложения для создания, прохождения и</w:t>
+      </w:r>
+      <w:r>
+        <w:t xml:space="preserve"> </w:t>
+      </w:r>
+      <w:r>
+        <w:t>администрирования пользовательских опросов.</w:t>
+      </w:r>
+    </w:p>
+    <w:p>
+      <w:pPr>
+        <w:pStyle w:val="1234"/>
+      </w:pPr>
+      <w:r>
+        <w:t>Для достижения поставленной цели необходимо выполнить декомпозицию и решить следующие задачи:</w:t>
+      </w:r>
+    </w:p>
+    <w:p>
+      <w:pPr>
+        <w:pStyle w:val="1234"/>
+        <w:jc w:val="left"/>
+      </w:pPr>
+      <w:r>
+        <w:t>1. Провести анализ существующих решений (аналогов) на рынке.</w:t>
+      </w:r>
+    </w:p>
+    <w:p>
+      <w:pPr>
+        <w:pStyle w:val="1234"/>
+        <w:jc w:val="left"/>
+      </w:pPr>
+      <w:r>
+        <w:t>2. Выбрать оптимальный стек технологий и инструментов для разработки.</w:t>
+      </w:r>
+    </w:p>
+    <w:p>
+      <w:pPr>
+        <w:pStyle w:val="1234"/>
+        <w:jc w:val="left"/>
+      </w:pPr>
+      <w:r>
+        <w:t>3. Спроектировать структуру базы данных для хранения форм, вопросов и ответов.</w:t>
+      </w:r>
+    </w:p>
+    <w:p>
+      <w:pPr>
+        <w:pStyle w:val="1234"/>
+        <w:jc w:val="left"/>
+      </w:pPr>
+      <w:r>
+        <w:t>4. Разработать серверную часть (</w:t>
+      </w:r>
+      <w:proofErr w:type="spellStart"/>
+      <w:r>
+        <w:t>backend</w:t>
+      </w:r>
+      <w:proofErr w:type="spellEnd"/>
+      <w:r>
+        <w:t>) с использованием паттернов проектирования и реализовать бизнес-логику.</w:t>
+      </w:r>
+    </w:p>
+    <w:p>
+      <w:pPr>
+        <w:pStyle w:val="1234"/>
+        <w:jc w:val="left"/>
+      </w:pPr>
+      <w:r>
+        <w:t>5. Создать пользовательский интерфейс (</w:t>
+      </w:r>
+      <w:proofErr w:type="spellStart"/>
+      <w:r>
+        <w:t>frontend</w:t>
+      </w:r>
+      <w:proofErr w:type="spellEnd"/>
+      <w:r>
+        <w:t>) для трех основных ролей (администратор, создатель опроса,</w:t>
+      </w:r>
+      <w:r>
+        <w:t xml:space="preserve"> </w:t>
+      </w:r>
+      <w:r>
+        <w:t>респондент).</w:t>
+      </w:r>
+    </w:p>
+    <w:p>
+      <w:pPr>
+        <w:pStyle w:val="1234"/>
+        <w:jc w:val="left"/>
+      </w:pPr>
+      <w:r>
+        <w:t>6. Реализовать функционал экспорта результатов (генерация отчетов).</w:t>
+      </w:r>
+    </w:p>
+    <w:p>
+      <w:pPr>
+        <w:pStyle w:val="1234"/>
+        <w:jc w:val="left"/>
+      </w:pPr>
+      <w:r>
+        <w:t>7. Провести модульное (</w:t>
+      </w:r>
+      <w:proofErr w:type="spellStart"/>
+      <w:r>
+        <w:t>Unit</w:t>
+      </w:r>
+      <w:proofErr w:type="spellEnd"/>
+      <w:r>
+        <w:t xml:space="preserve"> </w:t>
+      </w:r>
+      <w:proofErr w:type="spellStart"/>
+      <w:r>
+        <w:t>Testing</w:t>
+      </w:r>
+      <w:proofErr w:type="spellEnd"/>
+      <w:r>
+        <w:t>) и ручное тестирование готового приложения.</w:t>
+      </w:r>
+    </w:p>
+    <w:p>
+      <w:pPr>
+        <w:pStyle w:val="a"/>
+      </w:pPr>
+      <w:bookmarkStart w:id="7" w:name="попуск2"/>
+      <w:r>
+        <w:t>Сравнительный анализ существующих решений</w:t>
+      </w:r>
+    </w:p>
+    <w:bookmarkEnd w:id="7"/>
+    <w:p>
+      <w:pPr>
+        <w:pStyle w:val="1234"/>
+      </w:pPr>
+      <w:r>
+        <w:t xml:space="preserve">В ходе исследования были рассмотрены популярные сервисы для создания опросов. Основной акцент делался на логику работы и предоставляемый функционал.  Анализ аналогов и обоснование выбора технологий представлены в таблицах </w:t>
+      </w:r>
+      <w:hyperlink w:anchor="Таблица1" w:history="1">
         <w:r>
           <w:rPr>
             <w:rStyle w:val="af4"/>
-            <w:vertAlign w:val="superscript"/>
+            <w:color w:val="auto"/>
+            <w:u w:val="none"/>
           </w:rPr>
-          <w:t>]</w:t>
+          <w:t>1</w:t>
         </w:r>
       </w:hyperlink>
       <w:r>
-        <w:t>. Эти методы нашли широкое применение в различных областях, от маркетинговых исследований до академических изысканий.</w:t>
-      </w:r>
-    </w:p>
-    <w:p>
-      <w:pPr>
-        <w:pStyle w:val="1234"/>
-      </w:pPr>
-      <w:r>
-        <w:t>Тема курсовой работы – разработка сервиса для проведения опросов. Объектом исследования является процесс создания, проведения и анализа результатов онлайн-опросов.</w:t>
-      </w:r>
-      <w:r>
-        <w:t xml:space="preserve"> </w:t>
-      </w:r>
-      <w:r>
-        <w:t xml:space="preserve">Предметом исследования является разработанный веб-сервис, реализующий данный функционал. </w:t>
-      </w:r>
-    </w:p>
-    <w:p>
-      <w:pPr>
-        <w:pStyle w:val="1234"/>
-      </w:pPr>
-      <w:r>
-        <w:t xml:space="preserve">Цель курсовой работы – спроектировать и разработать многофункциональный веб-сервис для проведения опросов. В рамках работы будет разработана система, которая позволяет пользователям создавать опросы, проходить их, а администраторам </w:t>
-      </w:r>
-      <w:r>
-        <w:t>-</w:t>
-      </w:r>
-      <w:r>
-        <w:t xml:space="preserve"> анализировать собранные данные. </w:t>
-      </w:r>
-    </w:p>
-    <w:p>
-      <w:pPr>
-        <w:pStyle w:val="1234"/>
-      </w:pPr>
-      <w:r>
-        <w:t>Исходя из поставленной цели, определены следующие задачи:</w:t>
-      </w:r>
-    </w:p>
-    <w:p>
-      <w:pPr>
-        <w:pStyle w:val="1234"/>
-      </w:pPr>
-      <w:r>
-        <w:t>Изучение литературных источников по теме проектирования баз данных и разработки веб-приложений.</w:t>
-      </w:r>
-    </w:p>
-    <w:p>
-      <w:pPr>
-        <w:pStyle w:val="1234"/>
-      </w:pPr>
-      <w:r>
-        <w:t>Разработка структуры базы данных для хранения информации об опросах, вопросах, ответах и пользователях.</w:t>
-      </w:r>
-    </w:p>
-    <w:p>
-      <w:pPr>
-        <w:pStyle w:val="1234"/>
-      </w:pPr>
-      <w:r>
-        <w:t>Реализация серверной части приложения (</w:t>
-      </w:r>
-      <w:proofErr w:type="spellStart"/>
-      <w:r>
-        <w:t>backend</w:t>
-      </w:r>
-      <w:proofErr w:type="spellEnd"/>
-      <w:r>
-        <w:t>), отвечающей за бизнес-логику: управление опросами, обработку ответов и формирование отчетов.</w:t>
-      </w:r>
-    </w:p>
-    <w:p>
-      <w:pPr>
-        <w:pStyle w:val="1234"/>
-      </w:pPr>
-      <w:r>
-        <w:t>Создание пользовательского интерфейса (</w:t>
-      </w:r>
-      <w:proofErr w:type="spellStart"/>
-      <w:r>
-        <w:t>frontend</w:t>
-      </w:r>
-      <w:proofErr w:type="spellEnd"/>
-      <w:r>
-        <w:t>) для создания и прохождения опросов, а также для просмотра статистики и результатов.</w:t>
-      </w:r>
-    </w:p>
-    <w:p>
-      <w:pPr>
-        <w:pStyle w:val="1234"/>
-      </w:pPr>
-      <w:r>
-        <w:t>Тестирование и отладка разработанного сервиса.</w:t>
-      </w:r>
-    </w:p>
-    <w:p>
-      <w:pPr>
-        <w:pStyle w:val="1234"/>
-      </w:pPr>
-      <w:r>
-        <w:t>Результатом работы будет создан веб-сервис, который позволяет создавать и проводить опросы, собирать ответы и анализировать их с помощью инструментов статистики и визуализации.</w:t>
-      </w:r>
-    </w:p>
-    <w:p>
-      <w:pPr>
-        <w:pStyle w:val="1"/>
-      </w:pPr>
-      <w:bookmarkStart w:id="4" w:name="_Анализ_технического_задания"/>
-      <w:bookmarkStart w:id="5" w:name="_Hlk216109612"/>
-      <w:bookmarkEnd w:id="4"/>
-      <w:r>
-        <w:lastRenderedPageBreak/>
-        <w:t>Анализ технического задания</w:t>
-      </w:r>
-    </w:p>
-    <w:p>
-      <w:pPr>
-        <w:pStyle w:val="a"/>
-        <w:spacing w:before="0"/>
-      </w:pPr>
-      <w:bookmarkStart w:id="6" w:name="попуск1"/>
-      <w:r>
-        <w:t>Цель и задачи разработки</w:t>
-      </w:r>
-    </w:p>
-    <w:bookmarkEnd w:id="6"/>
-    <w:p>
-      <w:pPr>
-        <w:pStyle w:val="1234"/>
-      </w:pPr>
-      <w:r>
-        <w:t>Целью данной курсовой работы является проектирование и разработка веб-приложения для создания, прохождения и</w:t>
-      </w:r>
-      <w:r>
-        <w:t xml:space="preserve"> </w:t>
-      </w:r>
-      <w:r>
-        <w:t>администрирования пользовательских опросов.</w:t>
-      </w:r>
-    </w:p>
-    <w:p>
-      <w:pPr>
-        <w:pStyle w:val="1234"/>
-      </w:pPr>
-      <w:r>
-        <w:t>Для достижения поставленной цели необходимо выполнить декомпозицию и решить следующие задачи:</w:t>
-      </w:r>
-    </w:p>
-    <w:p>
-      <w:pPr>
-        <w:pStyle w:val="1234"/>
-        <w:jc w:val="left"/>
-      </w:pPr>
-      <w:r>
-        <w:t>1. Провести анализ существующих решений (аналогов) на рынке.</w:t>
-      </w:r>
-    </w:p>
-    <w:p>
-      <w:pPr>
-        <w:pStyle w:val="1234"/>
-        <w:jc w:val="left"/>
-      </w:pPr>
-      <w:r>
-        <w:t>2. Выбрать оптимальный стек технологий и инструментов для разработки.</w:t>
-      </w:r>
-    </w:p>
-    <w:p>
-      <w:pPr>
-        <w:pStyle w:val="1234"/>
-        <w:jc w:val="left"/>
-      </w:pPr>
-      <w:r>
-        <w:t>3. Спроектировать структуру базы данных для хранения форм, вопросов и ответов.</w:t>
-      </w:r>
-    </w:p>
-    <w:p>
-      <w:pPr>
-        <w:pStyle w:val="1234"/>
-        <w:jc w:val="left"/>
-      </w:pPr>
-      <w:r>
-        <w:t>4. Разработать серверную часть (</w:t>
-      </w:r>
-      <w:proofErr w:type="spellStart"/>
-      <w:r>
-        <w:t>backend</w:t>
-      </w:r>
-      <w:proofErr w:type="spellEnd"/>
-      <w:r>
-        <w:t>) с использованием паттернов проектирования и реализовать бизнес-логику.</w:t>
-      </w:r>
-    </w:p>
-    <w:p>
-      <w:pPr>
-        <w:pStyle w:val="1234"/>
-        <w:jc w:val="left"/>
-      </w:pPr>
-      <w:r>
-        <w:t>5. Создать пользовательский интерфейс (</w:t>
-      </w:r>
-      <w:proofErr w:type="spellStart"/>
-      <w:r>
-        <w:t>frontend</w:t>
-      </w:r>
-      <w:proofErr w:type="spellEnd"/>
-      <w:r>
-        <w:t>) для трех основных ролей (администратор, создатель опроса,</w:t>
-      </w:r>
-      <w:r>
-        <w:t xml:space="preserve"> </w:t>
-      </w:r>
-      <w:r>
-        <w:t>респондент).</w:t>
-      </w:r>
-    </w:p>
-    <w:p>
-      <w:pPr>
-        <w:pStyle w:val="1234"/>
-        <w:jc w:val="left"/>
-      </w:pPr>
-      <w:r>
-        <w:t>6. Реализовать функционал экспорта результатов (генерация отчетов).</w:t>
-      </w:r>
-    </w:p>
-    <w:p>
-      <w:pPr>
-        <w:pStyle w:val="1234"/>
-        <w:jc w:val="left"/>
-      </w:pPr>
-      <w:r>
-        <w:t>7. Провести модульное (</w:t>
-      </w:r>
-      <w:proofErr w:type="spellStart"/>
-      <w:r>
-        <w:t>Unit</w:t>
-      </w:r>
-      <w:proofErr w:type="spellEnd"/>
-      <w:r>
-        <w:t xml:space="preserve"> </w:t>
-      </w:r>
-      <w:proofErr w:type="spellStart"/>
-      <w:r>
-        <w:t>Testing</w:t>
-      </w:r>
-      <w:proofErr w:type="spellEnd"/>
-      <w:r>
-        <w:t>) и ручное тестирование готового приложения.</w:t>
-      </w:r>
-    </w:p>
-    <w:p>
-      <w:pPr>
-        <w:pStyle w:val="a"/>
-      </w:pPr>
-      <w:bookmarkStart w:id="7" w:name="попуск2"/>
-      <w:r>
-        <w:t>Сравнительный анализ существующих решений</w:t>
-      </w:r>
-    </w:p>
-    <w:bookmarkEnd w:id="7"/>
-    <w:p>
-      <w:pPr>
-        <w:pStyle w:val="1234"/>
-      </w:pPr>
-      <w:r>
-        <w:t xml:space="preserve">В ходе исследования были рассмотрены популярные сервисы для создания опросов. Основной акцент делался на логику работы и предоставляемый функционал.  Анализ аналогов и обоснование выбора технологий представлены в таблицах </w:t>
-      </w:r>
-      <w:r>
-        <w:rPr>
-          <w:rStyle w:val="af4"/>
+        <w:rPr>
           <w:color w:val="auto"/>
-          <w:u w:val="none"/>
-        </w:rPr>
-        <w:fldChar w:fldCharType="begin"/>
-      </w:r>
-      <w:r>
-        <w:rPr>
-          <w:rStyle w:val="af4"/>
-          <w:color w:val="auto"/>
-          <w:u w:val="none"/>
-        </w:rPr>
-        <w:instrText xml:space="preserve"> HYPERLINK \l "Таблица1" </w:instrText>
-      </w:r>
-      <w:r>
-        <w:rPr>
-          <w:rStyle w:val="af4"/>
-          <w:color w:val="auto"/>
-          <w:u w:val="none"/>
-        </w:rPr>
-        <w:fldChar w:fldCharType="separate"/>
-      </w:r>
-      <w:r>
-        <w:rPr>
-          <w:rStyle w:val="af4"/>
-          <w:color w:val="auto"/>
-          <w:u w:val="none"/>
-        </w:rPr>
-        <w:t>1</w:t>
-      </w:r>
-      <w:r>
-        <w:rPr>
-          <w:rStyle w:val="af4"/>
-          <w:color w:val="auto"/>
-          <w:u w:val="none"/>
-        </w:rPr>
-        <w:fldChar w:fldCharType="end"/>
-      </w:r>
-      <w:r>
-        <w:rPr>
-          <w:color w:val="auto"/>
         </w:rPr>
         <w:t xml:space="preserve"> и </w:t>
       </w:r>
-      <w:r>
-        <w:rPr>
-          <w:rStyle w:val="af4"/>
-          <w:color w:val="auto"/>
-          <w:u w:val="none"/>
-        </w:rPr>
-        <w:fldChar w:fldCharType="begin"/>
-      </w:r>
-      <w:r>
-        <w:rPr>
-          <w:rStyle w:val="af4"/>
-          <w:color w:val="auto"/>
-          <w:u w:val="none"/>
-        </w:rPr>
-        <w:instrText xml:space="preserve"> HYPERLINK \l "Таблица2" </w:instrText>
-      </w:r>
-      <w:r>
-        <w:rPr>
-          <w:rStyle w:val="af4"/>
-          <w:color w:val="auto"/>
-          <w:u w:val="none"/>
-        </w:rPr>
-        <w:fldChar w:fldCharType="separate"/>
-      </w:r>
-      <w:r>
-        <w:rPr>
-          <w:rStyle w:val="af4"/>
-          <w:color w:val="auto"/>
-          <w:u w:val="none"/>
-        </w:rPr>
-        <w:t>2</w:t>
-      </w:r>
-      <w:r>
-        <w:rPr>
-          <w:rStyle w:val="af4"/>
-          <w:color w:val="auto"/>
-          <w:u w:val="none"/>
-        </w:rPr>
-        <w:fldChar w:fldCharType="end"/>
-      </w:r>
+      <w:hyperlink w:anchor="Таблица2" w:history="1">
+        <w:r>
+          <w:rPr>
+            <w:rStyle w:val="af4"/>
+            <w:color w:val="auto"/>
+            <w:u w:val="none"/>
+          </w:rPr>
+          <w:t>2</w:t>
+        </w:r>
+      </w:hyperlink>
       <w:r>
         <w:t>.</w:t>
       </w:r>
@@ -4136,14 +3567,7 @@
             <w:rStyle w:val="af4"/>
             <w:vertAlign w:val="superscript"/>
           </w:rPr>
-          <w:t>[7</w:t>
-        </w:r>
-        <w:r>
-          <w:rPr>
-            <w:rStyle w:val="af4"/>
-            <w:vertAlign w:val="superscript"/>
-          </w:rPr>
-          <w:t>]</w:t>
+          <w:t>[7]</w:t>
         </w:r>
       </w:hyperlink>
       <w:r>
@@ -4156,23 +3580,7 @@
             <w:color w:val="auto"/>
             <w:u w:val="none"/>
           </w:rPr>
-          <w:t>рисун</w:t>
-        </w:r>
-        <w:r>
-          <w:rPr>
-            <w:rStyle w:val="af4"/>
-            <w:color w:val="auto"/>
-            <w:u w:val="none"/>
-          </w:rPr>
-          <w:t>к</w:t>
-        </w:r>
-        <w:r>
-          <w:rPr>
-            <w:rStyle w:val="af4"/>
-            <w:color w:val="auto"/>
-            <w:u w:val="none"/>
-          </w:rPr>
-          <w:t>е 1.</w:t>
+          <w:t>рисунке 1.</w:t>
         </w:r>
       </w:hyperlink>
     </w:p>
@@ -4343,14 +3751,7 @@
             <w:rStyle w:val="af4"/>
             <w:vertAlign w:val="superscript"/>
           </w:rPr>
-          <w:t>[6</w:t>
-        </w:r>
-        <w:r>
-          <w:rPr>
-            <w:rStyle w:val="af4"/>
-            <w:vertAlign w:val="superscript"/>
-          </w:rPr>
-          <w:t>]</w:t>
+          <w:t>[6]</w:t>
         </w:r>
       </w:hyperlink>
       <w:r>
@@ -4363,23 +3764,7 @@
             <w:color w:val="auto"/>
             <w:u w:val="none"/>
           </w:rPr>
-          <w:t>рис</w:t>
-        </w:r>
-        <w:r>
-          <w:rPr>
-            <w:rStyle w:val="af4"/>
-            <w:color w:val="auto"/>
-            <w:u w:val="none"/>
-          </w:rPr>
-          <w:t>у</w:t>
-        </w:r>
-        <w:r>
-          <w:rPr>
-            <w:rStyle w:val="af4"/>
-            <w:color w:val="auto"/>
-            <w:u w:val="none"/>
-          </w:rPr>
-          <w:t>нке 2.</w:t>
+          <w:t>рисунке 2.</w:t>
         </w:r>
       </w:hyperlink>
     </w:p>
@@ -5655,21 +5040,7 @@
             <w:rStyle w:val="af4"/>
             <w:vertAlign w:val="superscript"/>
           </w:rPr>
-          <w:t>[</w:t>
-        </w:r>
-        <w:r>
-          <w:rPr>
-            <w:rStyle w:val="af4"/>
-            <w:vertAlign w:val="superscript"/>
-          </w:rPr>
-          <w:t>2</w:t>
-        </w:r>
-        <w:r>
-          <w:rPr>
-            <w:rStyle w:val="af4"/>
-            <w:vertAlign w:val="superscript"/>
-          </w:rPr>
-          <w:t>]</w:t>
+          <w:t>[2]</w:t>
         </w:r>
       </w:hyperlink>
       <w:hyperlink w:anchor="мирошконкович" w:history="1">
@@ -5678,14 +5049,7 @@
             <w:rStyle w:val="af4"/>
             <w:vertAlign w:val="superscript"/>
           </w:rPr>
-          <w:t>[4</w:t>
-        </w:r>
-        <w:r>
-          <w:rPr>
-            <w:rStyle w:val="af4"/>
-            <w:vertAlign w:val="superscript"/>
-          </w:rPr>
-          <w:t>]</w:t>
+          <w:t>[4]</w:t>
         </w:r>
       </w:hyperlink>
       <w:r>
@@ -5822,23 +5186,7 @@
             <w:color w:val="auto"/>
             <w:u w:val="none"/>
           </w:rPr>
-          <w:t>рис</w:t>
-        </w:r>
-        <w:r>
-          <w:rPr>
-            <w:rStyle w:val="af4"/>
-            <w:color w:val="auto"/>
-            <w:u w:val="none"/>
-          </w:rPr>
-          <w:t>у</w:t>
-        </w:r>
-        <w:r>
-          <w:rPr>
-            <w:rStyle w:val="af4"/>
-            <w:color w:val="auto"/>
-            <w:u w:val="none"/>
-          </w:rPr>
-          <w:t xml:space="preserve">нке </w:t>
+          <w:t xml:space="preserve">рисунке </w:t>
         </w:r>
         <w:r>
           <w:rPr>
@@ -6428,6 +5776,10 @@
           <w:ilvl w:val="0"/>
           <w:numId w:val="43"/>
         </w:numPr>
+        <w:tabs>
+          <w:tab w:val="clear" w:pos="1560"/>
+          <w:tab w:val="left" w:pos="1276"/>
+        </w:tabs>
         <w:ind w:left="284" w:firstLine="709"/>
       </w:pPr>
       <w:r>
@@ -7123,23 +6475,7 @@
             <w:color w:val="auto"/>
             <w:u w:val="none"/>
           </w:rPr>
-          <w:t>рисун</w:t>
-        </w:r>
-        <w:r>
-          <w:rPr>
-            <w:rStyle w:val="af4"/>
-            <w:color w:val="auto"/>
-            <w:u w:val="none"/>
-          </w:rPr>
-          <w:t>к</w:t>
-        </w:r>
-        <w:r>
-          <w:rPr>
-            <w:rStyle w:val="af4"/>
-            <w:color w:val="auto"/>
-            <w:u w:val="none"/>
-          </w:rPr>
-          <w:t>е 4</w:t>
+          <w:t>рисунке 4</w:t>
         </w:r>
       </w:hyperlink>
       <w:r>
@@ -7175,23 +6511,7 @@
             <w:color w:val="auto"/>
             <w:u w:val="none"/>
           </w:rPr>
-          <w:t>ри</w:t>
-        </w:r>
-        <w:r>
-          <w:rPr>
-            <w:rStyle w:val="af4"/>
-            <w:color w:val="auto"/>
-            <w:u w:val="none"/>
-          </w:rPr>
-          <w:t>с</w:t>
-        </w:r>
-        <w:r>
-          <w:rPr>
-            <w:rStyle w:val="af4"/>
-            <w:color w:val="auto"/>
-            <w:u w:val="none"/>
-          </w:rPr>
-          <w:t>унке 5</w:t>
+          <w:t>рисунке 5</w:t>
         </w:r>
       </w:hyperlink>
       <w:r>
@@ -7415,21 +6735,7 @@
             <w:rStyle w:val="af4"/>
             <w:vertAlign w:val="superscript"/>
           </w:rPr>
-          <w:t>[</w:t>
-        </w:r>
-        <w:r>
-          <w:rPr>
-            <w:rStyle w:val="af4"/>
-            <w:vertAlign w:val="superscript"/>
-          </w:rPr>
-          <w:t>3</w:t>
-        </w:r>
-        <w:r>
-          <w:rPr>
-            <w:rStyle w:val="af4"/>
-            <w:vertAlign w:val="superscript"/>
-          </w:rPr>
-          <w:t>]</w:t>
+          <w:t>[3]</w:t>
         </w:r>
       </w:hyperlink>
       <w:r>
@@ -7796,14 +7102,7 @@
             <w:rStyle w:val="af4"/>
             <w:vertAlign w:val="superscript"/>
           </w:rPr>
-          <w:t>[5</w:t>
-        </w:r>
-        <w:r>
-          <w:rPr>
-            <w:rStyle w:val="af4"/>
-            <w:vertAlign w:val="superscript"/>
-          </w:rPr>
-          <w:t>]</w:t>
+          <w:t>[5]</w:t>
         </w:r>
       </w:hyperlink>
       <w:r>
@@ -7853,25 +7152,7 @@
             <w:szCs w:val="28"/>
             <w:u w:val="none"/>
           </w:rPr>
-          <w:t>рис</w:t>
-        </w:r>
-        <w:r>
-          <w:rPr>
-            <w:rStyle w:val="af4"/>
-            <w:color w:val="auto"/>
-            <w:szCs w:val="28"/>
-            <w:u w:val="none"/>
-          </w:rPr>
-          <w:t>у</w:t>
-        </w:r>
-        <w:r>
-          <w:rPr>
-            <w:rStyle w:val="af4"/>
-            <w:color w:val="auto"/>
-            <w:szCs w:val="28"/>
-            <w:u w:val="none"/>
-          </w:rPr>
-          <w:t xml:space="preserve">нке </w:t>
+          <w:t xml:space="preserve">рисунке </w:t>
         </w:r>
         <w:r>
           <w:rPr>
@@ -9757,34 +9038,7 @@
             <w:sz w:val="28"/>
             <w:u w:val="none"/>
           </w:rPr>
-          <w:t>рису</w:t>
-        </w:r>
-        <w:r>
-          <w:rPr>
-            <w:rStyle w:val="af4"/>
-            <w:color w:val="auto"/>
-            <w:sz w:val="28"/>
-            <w:u w:val="none"/>
-          </w:rPr>
-          <w:t>н</w:t>
-        </w:r>
-        <w:r>
-          <w:rPr>
-            <w:rStyle w:val="af4"/>
-            <w:color w:val="auto"/>
-            <w:sz w:val="28"/>
-            <w:u w:val="none"/>
-          </w:rPr>
-          <w:t>к</w:t>
-        </w:r>
-        <w:r>
-          <w:rPr>
-            <w:rStyle w:val="af4"/>
-            <w:color w:val="auto"/>
-            <w:sz w:val="28"/>
-            <w:u w:val="none"/>
-          </w:rPr>
-          <w:t>е</w:t>
+          <w:t>рисунке</w:t>
         </w:r>
         <w:r>
           <w:rPr>
@@ -10029,23 +9283,7 @@
             <w:color w:val="auto"/>
             <w:u w:val="none"/>
           </w:rPr>
-          <w:t>рисун</w:t>
-        </w:r>
-        <w:r>
-          <w:rPr>
-            <w:rStyle w:val="af4"/>
-            <w:color w:val="auto"/>
-            <w:u w:val="none"/>
-          </w:rPr>
-          <w:t>к</w:t>
-        </w:r>
-        <w:r>
-          <w:rPr>
-            <w:rStyle w:val="af4"/>
-            <w:color w:val="auto"/>
-            <w:u w:val="none"/>
-          </w:rPr>
-          <w:t xml:space="preserve">е </w:t>
+          <w:t xml:space="preserve">рисунке </w:t>
         </w:r>
         <w:r>
           <w:rPr>
@@ -10431,29 +9669,7 @@
             <w:u w:val="none"/>
             <w:lang w:eastAsia="ru-RU"/>
           </w:rPr>
-          <w:t>рису</w:t>
-        </w:r>
-        <w:r>
-          <w:rPr>
-            <w:rStyle w:val="af4"/>
-            <w:color w:val="auto"/>
-            <w:sz w:val="28"/>
-            <w:szCs w:val="32"/>
-            <w:u w:val="none"/>
-            <w:lang w:eastAsia="ru-RU"/>
-          </w:rPr>
-          <w:t>н</w:t>
-        </w:r>
-        <w:r>
-          <w:rPr>
-            <w:rStyle w:val="af4"/>
-            <w:color w:val="auto"/>
-            <w:sz w:val="28"/>
-            <w:szCs w:val="32"/>
-            <w:u w:val="none"/>
-            <w:lang w:eastAsia="ru-RU"/>
-          </w:rPr>
-          <w:t xml:space="preserve">ке </w:t>
+          <w:t xml:space="preserve">рисунке </w:t>
         </w:r>
         <w:r>
           <w:rPr>
@@ -10798,25 +10014,7 @@
             <w:sz w:val="28"/>
             <w:u w:val="none"/>
           </w:rPr>
-          <w:t>рису</w:t>
-        </w:r>
-        <w:r>
-          <w:rPr>
-            <w:rStyle w:val="af4"/>
-            <w:color w:val="auto"/>
-            <w:sz w:val="28"/>
-            <w:u w:val="none"/>
-          </w:rPr>
-          <w:t>н</w:t>
-        </w:r>
-        <w:r>
-          <w:rPr>
-            <w:rStyle w:val="af4"/>
-            <w:color w:val="auto"/>
-            <w:sz w:val="28"/>
-            <w:u w:val="none"/>
-          </w:rPr>
-          <w:t>ке 1</w:t>
+          <w:t>рисунке 1</w:t>
         </w:r>
         <w:r>
           <w:rPr>
@@ -10957,14 +10155,12 @@
         <w:spacing w:after="960"/>
       </w:pPr>
       <w:bookmarkStart w:id="35" w:name="_Тестирование"/>
-      <w:bookmarkStart w:id="36" w:name="_GoBack"/>
       <w:bookmarkEnd w:id="35"/>
       <w:r>
         <w:lastRenderedPageBreak/>
         <w:t>Тестирование</w:t>
       </w:r>
     </w:p>
-    <w:bookmarkEnd w:id="36"/>
     <w:p>
       <w:pPr>
         <w:pStyle w:val="1234"/>
@@ -11019,15 +10215,7 @@
             <w:color w:val="auto"/>
             <w:u w:val="none"/>
           </w:rPr>
-          <w:t>таблице</w:t>
-        </w:r>
-        <w:r>
-          <w:rPr>
-            <w:rStyle w:val="af4"/>
-            <w:color w:val="auto"/>
-            <w:u w:val="none"/>
-          </w:rPr>
-          <w:t xml:space="preserve"> </w:t>
+          <w:t xml:space="preserve">таблице </w:t>
         </w:r>
         <w:r>
           <w:rPr>
@@ -11104,8 +10292,8 @@
       <w:r>
         <w:t xml:space="preserve"> </w:t>
       </w:r>
-      <w:bookmarkStart w:id="37" w:name="_Hlk216381134"/>
-      <w:bookmarkStart w:id="38" w:name="Таблица3"/>
+      <w:bookmarkStart w:id="36" w:name="_Hlk216381134"/>
+      <w:bookmarkStart w:id="37" w:name="Таблица3"/>
       <w:r>
         <w:t xml:space="preserve">Таблица </w:t>
       </w:r>
@@ -11124,8 +10312,8 @@
       <w:r>
         <w:t xml:space="preserve"> Сценарии тестирования</w:t>
       </w:r>
+      <w:bookmarkEnd w:id="36"/>
       <w:bookmarkEnd w:id="37"/>
-      <w:bookmarkEnd w:id="38"/>
     </w:p>
     <w:tbl>
       <w:tblPr>
@@ -13952,23 +13140,7 @@
             <w:color w:val="auto"/>
             <w:u w:val="none"/>
           </w:rPr>
-          <w:t xml:space="preserve"> представлен на рису</w:t>
-        </w:r>
-        <w:r>
-          <w:rPr>
-            <w:rStyle w:val="af4"/>
-            <w:color w:val="auto"/>
-            <w:u w:val="none"/>
-          </w:rPr>
-          <w:t>н</w:t>
-        </w:r>
-        <w:r>
-          <w:rPr>
-            <w:rStyle w:val="af4"/>
-            <w:color w:val="auto"/>
-            <w:u w:val="none"/>
-          </w:rPr>
-          <w:t>ке 11</w:t>
+          <w:t xml:space="preserve"> представлен на рисунке 11</w:t>
         </w:r>
       </w:hyperlink>
       <w:r>
@@ -13982,7 +13154,7 @@
       <w:pPr>
         <w:pStyle w:val="aff4"/>
       </w:pPr>
-      <w:bookmarkStart w:id="39" w:name="рисунок11"/>
+      <w:bookmarkStart w:id="38" w:name="рисунок11"/>
       <w:r>
         <w:lastRenderedPageBreak/>
         <w:drawing>
@@ -14021,7 +13193,7 @@
           </wp:inline>
         </w:drawing>
       </w:r>
-      <w:bookmarkEnd w:id="39"/>
+      <w:bookmarkEnd w:id="38"/>
     </w:p>
     <w:p>
       <w:pPr>
@@ -14055,7 +13227,10 @@
         <w:t xml:space="preserve"> </w:t>
       </w:r>
       <w:r>
-        <w:t>попытка регистрации с некорректными данными</w:t>
+        <w:t>П</w:t>
+      </w:r>
+      <w:r>
+        <w:t>опытка регистрации с некорректными данными</w:t>
       </w:r>
     </w:p>
     <w:p>
@@ -14106,23 +13281,7 @@
             <w:color w:val="auto"/>
             <w:u w:val="none"/>
           </w:rPr>
-          <w:t>рису</w:t>
-        </w:r>
-        <w:r>
-          <w:rPr>
-            <w:rStyle w:val="af4"/>
-            <w:color w:val="auto"/>
-            <w:u w:val="none"/>
-          </w:rPr>
-          <w:t>н</w:t>
-        </w:r>
-        <w:r>
-          <w:rPr>
-            <w:rStyle w:val="af4"/>
-            <w:color w:val="auto"/>
-            <w:u w:val="none"/>
-          </w:rPr>
-          <w:t>ке 12</w:t>
+          <w:t>рисунке 12</w:t>
         </w:r>
       </w:hyperlink>
       <w:r>
@@ -14136,7 +13295,7 @@
       <w:pPr>
         <w:pStyle w:val="aff4"/>
       </w:pPr>
-      <w:bookmarkStart w:id="40" w:name="рисунок12"/>
+      <w:bookmarkStart w:id="39" w:name="рисунок12"/>
       <w:r>
         <w:drawing>
           <wp:inline distT="0" distB="0" distL="0" distR="0" wp14:anchorId="46369A43" wp14:editId="32AEBFAC">
@@ -14181,7 +13340,7 @@
           </wp:inline>
         </w:drawing>
       </w:r>
-      <w:bookmarkEnd w:id="40"/>
+      <w:bookmarkEnd w:id="39"/>
     </w:p>
     <w:p>
       <w:pPr>
@@ -14212,7 +13371,13 @@
         <w:sym w:font="Symbol" w:char="F02D"/>
       </w:r>
       <w:r>
-        <w:t xml:space="preserve"> попытка авторизации с некорректными данными</w:t>
+        <w:t xml:space="preserve"> </w:t>
+      </w:r>
+      <w:r>
+        <w:t>П</w:t>
+      </w:r>
+      <w:r>
+        <w:t>опытка авторизации с некорректными данными</w:t>
       </w:r>
     </w:p>
     <w:p>
@@ -14259,23 +13424,7 @@
             <w:color w:val="auto"/>
             <w:u w:val="none"/>
           </w:rPr>
-          <w:t>рисун</w:t>
-        </w:r>
-        <w:r>
-          <w:rPr>
-            <w:rStyle w:val="af4"/>
-            <w:color w:val="auto"/>
-            <w:u w:val="none"/>
-          </w:rPr>
-          <w:t>к</w:t>
-        </w:r>
-        <w:r>
-          <w:rPr>
-            <w:rStyle w:val="af4"/>
-            <w:color w:val="auto"/>
-            <w:u w:val="none"/>
-          </w:rPr>
-          <w:t>е 13</w:t>
+          <w:t>рисунке 13</w:t>
         </w:r>
       </w:hyperlink>
       <w:r>
@@ -14289,7 +13438,7 @@
       <w:pPr>
         <w:pStyle w:val="aff4"/>
       </w:pPr>
-      <w:bookmarkStart w:id="41" w:name="рисунок13"/>
+      <w:bookmarkStart w:id="40" w:name="рисунок13"/>
       <w:r>
         <w:drawing>
           <wp:inline distT="0" distB="0" distL="0" distR="0" wp14:anchorId="7758BF94" wp14:editId="2CDFFAAB">
@@ -14327,7 +13476,7 @@
           </wp:inline>
         </w:drawing>
       </w:r>
-      <w:bookmarkEnd w:id="41"/>
+      <w:bookmarkEnd w:id="40"/>
     </w:p>
     <w:p>
       <w:pPr>
@@ -14412,15 +13561,7 @@
             <w:color w:val="auto"/>
             <w:u w:val="none"/>
           </w:rPr>
-          <w:t>рисунке 1</w:t>
-        </w:r>
-        <w:r>
-          <w:rPr>
-            <w:rStyle w:val="af4"/>
-            <w:color w:val="auto"/>
-            <w:u w:val="none"/>
-          </w:rPr>
-          <w:t>4</w:t>
+          <w:t>рисунке 14</w:t>
         </w:r>
       </w:hyperlink>
       <w:r>
@@ -14434,7 +13575,7 @@
       <w:pPr>
         <w:pStyle w:val="aff4"/>
       </w:pPr>
-      <w:bookmarkStart w:id="42" w:name="рисунок14"/>
+      <w:bookmarkStart w:id="41" w:name="рисунок14"/>
       <w:r>
         <w:drawing>
           <wp:inline distT="0" distB="0" distL="0" distR="0" wp14:anchorId="61BAECA3" wp14:editId="665535BB">
@@ -14479,7 +13620,7 @@
           </wp:inline>
         </w:drawing>
       </w:r>
-      <w:bookmarkEnd w:id="42"/>
+      <w:bookmarkEnd w:id="41"/>
     </w:p>
     <w:p>
       <w:pPr>
@@ -14578,15 +13719,7 @@
             <w:color w:val="auto"/>
             <w:u w:val="none"/>
           </w:rPr>
-          <w:t>рисунке 1</w:t>
-        </w:r>
-        <w:r>
-          <w:rPr>
-            <w:rStyle w:val="af4"/>
-            <w:color w:val="auto"/>
-            <w:u w:val="none"/>
-          </w:rPr>
-          <w:t>5</w:t>
+          <w:t>рисунке 15</w:t>
         </w:r>
       </w:hyperlink>
       <w:r>
@@ -14600,7 +13733,7 @@
       <w:pPr>
         <w:pStyle w:val="aff4"/>
       </w:pPr>
-      <w:bookmarkStart w:id="43" w:name="рисунок15"/>
+      <w:bookmarkStart w:id="42" w:name="рисунок15"/>
       <w:r>
         <w:lastRenderedPageBreak/>
         <w:drawing>
@@ -14639,7 +13772,7 @@
           </wp:inline>
         </w:drawing>
       </w:r>
-      <w:bookmarkEnd w:id="43"/>
+      <w:bookmarkEnd w:id="42"/>
     </w:p>
     <w:p>
       <w:pPr>
@@ -14664,9 +13797,6 @@
         <w:fldChar w:fldCharType="end"/>
       </w:r>
       <w:r>
-        <w:rPr>
-          <w:lang w:val="en-US"/>
-        </w:rPr>
         <w:t xml:space="preserve"> </w:t>
       </w:r>
       <w:r>
@@ -14754,23 +13884,7 @@
             <w:color w:val="auto"/>
             <w:u w:val="none"/>
           </w:rPr>
-          <w:t xml:space="preserve">рисунке </w:t>
-        </w:r>
-        <w:r>
-          <w:rPr>
-            <w:rStyle w:val="af4"/>
-            <w:color w:val="auto"/>
-            <w:u w:val="none"/>
-          </w:rPr>
-          <w:t>1</w:t>
-        </w:r>
-        <w:r>
-          <w:rPr>
-            <w:rStyle w:val="af4"/>
-            <w:color w:val="auto"/>
-            <w:u w:val="none"/>
-          </w:rPr>
-          <w:t>6</w:t>
+          <w:t>рисунке 16</w:t>
         </w:r>
       </w:hyperlink>
       <w:r>
@@ -14786,7 +13900,7 @@
           <w:lang w:val="ru-RU"/>
         </w:rPr>
       </w:pPr>
-      <w:bookmarkStart w:id="44" w:name="рисунок16"/>
+      <w:bookmarkStart w:id="43" w:name="рисунок16"/>
       <w:r>
         <w:rPr>
           <w:noProof/>
@@ -14828,44 +13942,49 @@
           </wp:inline>
         </w:drawing>
       </w:r>
+      <w:bookmarkEnd w:id="43"/>
+    </w:p>
+    <w:p>
+      <w:pPr>
+        <w:pStyle w:val="aff4"/>
+      </w:pPr>
+      <w:r>
+        <w:t xml:space="preserve">Рисунок </w:t>
+      </w:r>
+      <w:r>
+        <w:fldChar w:fldCharType="begin"/>
+      </w:r>
+      <w:r>
+        <w:instrText xml:space="preserve"> SEQ Рисунок \* ARABIC </w:instrText>
+      </w:r>
+      <w:r>
+        <w:fldChar w:fldCharType="separate"/>
+      </w:r>
+      <w:r>
+        <w:t>16</w:t>
+      </w:r>
+      <w:r>
+        <w:fldChar w:fldCharType="end"/>
+      </w:r>
+      <w:r>
+        <w:rPr>
+          <w:lang w:val="en-US"/>
+        </w:rPr>
+        <w:t xml:space="preserve"> </w:t>
+      </w:r>
+      <w:r>
+        <w:sym w:font="Symbol" w:char="F02D"/>
+      </w:r>
+      <w:r>
+        <w:t xml:space="preserve"> </w:t>
+      </w:r>
+      <w:r>
+        <w:t>П</w:t>
+      </w:r>
+      <w:bookmarkStart w:id="44" w:name="_GoBack"/>
       <w:bookmarkEnd w:id="44"/>
-    </w:p>
-    <w:p>
-      <w:pPr>
-        <w:pStyle w:val="aff4"/>
-      </w:pPr>
-      <w:r>
-        <w:t xml:space="preserve">Рисунок </w:t>
-      </w:r>
-      <w:r>
-        <w:fldChar w:fldCharType="begin"/>
-      </w:r>
-      <w:r>
-        <w:instrText xml:space="preserve"> SEQ Рисунок \* ARABIC </w:instrText>
-      </w:r>
-      <w:r>
-        <w:fldChar w:fldCharType="separate"/>
-      </w:r>
-      <w:r>
-        <w:t>16</w:t>
-      </w:r>
-      <w:r>
-        <w:fldChar w:fldCharType="end"/>
-      </w:r>
-      <w:r>
-        <w:rPr>
-          <w:lang w:val="en-US"/>
-        </w:rPr>
-        <w:t xml:space="preserve"> </w:t>
-      </w:r>
-      <w:r>
-        <w:sym w:font="Symbol" w:char="F02D"/>
-      </w:r>
-      <w:r>
-        <w:t xml:space="preserve"> </w:t>
-      </w:r>
-      <w:r>
-        <w:t xml:space="preserve">публикация формы </w:t>
+      <w:r>
+        <w:t xml:space="preserve">убликация формы </w:t>
       </w:r>
     </w:p>
     <w:p>
@@ -14918,15 +14037,7 @@
             <w:color w:val="auto"/>
             <w:u w:val="none"/>
           </w:rPr>
-          <w:t>рисунке 1</w:t>
-        </w:r>
-        <w:r>
-          <w:rPr>
-            <w:rStyle w:val="af4"/>
-            <w:color w:val="auto"/>
-            <w:u w:val="none"/>
-          </w:rPr>
-          <w:t>7</w:t>
+          <w:t>рисунке 17</w:t>
         </w:r>
       </w:hyperlink>
       <w:r>
@@ -15070,15 +14181,7 @@
             <w:color w:val="auto"/>
             <w:u w:val="none"/>
           </w:rPr>
-          <w:t>рисунке 1</w:t>
-        </w:r>
-        <w:r>
-          <w:rPr>
-            <w:rStyle w:val="af4"/>
-            <w:color w:val="auto"/>
-            <w:u w:val="none"/>
-          </w:rPr>
-          <w:t>8</w:t>
+          <w:t>рисунке 18</w:t>
         </w:r>
       </w:hyperlink>
       <w:r>
@@ -15165,9 +14268,6 @@
         <w:fldChar w:fldCharType="end"/>
       </w:r>
       <w:r>
-        <w:rPr>
-          <w:lang w:val="en-US"/>
-        </w:rPr>
         <w:t xml:space="preserve"> </w:t>
       </w:r>
       <w:r>
@@ -28181,7 +27281,7 @@
 </file>
 
 <file path=customXml/itemProps1.xml><?xml version="1.0" encoding="utf-8"?>
-<ds:datastoreItem xmlns:ds="http://schemas.openxmlformats.org/officeDocument/2006/customXml" ds:itemID="{C639BF73-E51D-4604-BBD8-6CF07251325F}">
+<ds:datastoreItem xmlns:ds="http://schemas.openxmlformats.org/officeDocument/2006/customXml" ds:itemID="{C14A03F6-B262-4C0C-B0B1-D531801DA7B5}">
   <ds:schemaRefs>
     <ds:schemaRef ds:uri="http://schemas.openxmlformats.org/officeDocument/2006/bibliography"/>
   </ds:schemaRefs>

--- a/джава курсовой опросы.docx
+++ b/джава курсовой опросы.docx
@@ -7185,7 +7185,7 @@
           <w:lang w:val="ru-RU"/>
         </w:rPr>
         <w:drawing>
-          <wp:inline distT="0" distB="0" distL="0" distR="0" wp14:anchorId="47C03A60" wp14:editId="167582A4">
+          <wp:inline distT="0" distB="0" distL="0" distR="0" wp14:anchorId="47C03A60" wp14:editId="592E3B87">
             <wp:extent cx="5887635" cy="4187977"/>
             <wp:effectExtent l="0" t="0" r="0" b="3175"/>
             <wp:docPr id="1" name="Рисунок 1"/>
@@ -7208,7 +7208,7 @@
                   <pic:spPr>
                     <a:xfrm>
                       <a:off x="0" y="0"/>
-                      <a:ext cx="5897245" cy="4194813"/>
+                      <a:ext cx="5887635" cy="4187977"/>
                     </a:xfrm>
                     <a:prstGeom prst="rect">
                       <a:avLst/>
@@ -13103,20 +13103,16 @@
     </w:p>
     <w:p>
       <w:pPr>
-        <w:pStyle w:val="1234"/>
-        <w:numPr>
-          <w:ilvl w:val="1"/>
-          <w:numId w:val="13"/>
-        </w:numPr>
-        <w:tabs>
-          <w:tab w:val="clear" w:pos="1560"/>
-          <w:tab w:val="left" w:pos="709"/>
-          <w:tab w:val="left" w:pos="1276"/>
-        </w:tabs>
-        <w:ind w:left="284" w:firstLine="709"/>
-        <w:jc w:val="left"/>
-      </w:pPr>
-      <w:r>
+        <w:pStyle w:val="a"/>
+        <w:spacing w:before="0" w:after="0"/>
+        <w:rPr>
+          <w:rStyle w:val="aff6"/>
+        </w:rPr>
+      </w:pPr>
+      <w:r>
+        <w:rPr>
+          <w:rStyle w:val="aff6"/>
+        </w:rPr>
         <w:t>Регистрация с некорректными данными</w:t>
       </w:r>
     </w:p>
@@ -13240,23 +13236,15 @@
     </w:p>
     <w:p>
       <w:pPr>
-        <w:pStyle w:val="1234"/>
-        <w:numPr>
-          <w:ilvl w:val="1"/>
-          <w:numId w:val="13"/>
-        </w:numPr>
-        <w:tabs>
-          <w:tab w:val="clear" w:pos="1560"/>
-          <w:tab w:val="left" w:pos="1276"/>
-        </w:tabs>
-        <w:ind w:left="284" w:firstLine="709"/>
-        <w:rPr>
-          <w:color w:val="auto"/>
-        </w:rPr>
-      </w:pPr>
-      <w:r>
-        <w:rPr>
-          <w:color w:val="auto"/>
+        <w:pStyle w:val="a"/>
+        <w:spacing w:before="0" w:after="0"/>
+        <w:rPr>
+          <w:rStyle w:val="aff6"/>
+        </w:rPr>
+      </w:pPr>
+      <w:r>
+        <w:rPr>
+          <w:rStyle w:val="aff6"/>
         </w:rPr>
         <w:t>Авторизация с некорректными данными</w:t>
       </w:r>
@@ -13382,23 +13370,15 @@
     </w:p>
     <w:p>
       <w:pPr>
-        <w:pStyle w:val="1234"/>
-        <w:numPr>
-          <w:ilvl w:val="1"/>
-          <w:numId w:val="13"/>
-        </w:numPr>
-        <w:tabs>
-          <w:tab w:val="clear" w:pos="1560"/>
-          <w:tab w:val="left" w:pos="1276"/>
-        </w:tabs>
-        <w:ind w:left="284" w:firstLine="709"/>
-        <w:rPr>
-          <w:color w:val="auto"/>
-        </w:rPr>
-      </w:pPr>
-      <w:r>
-        <w:rPr>
-          <w:color w:val="auto"/>
+        <w:pStyle w:val="a"/>
+        <w:spacing w:before="0" w:after="0"/>
+        <w:rPr>
+          <w:sz w:val="28"/>
+        </w:rPr>
+      </w:pPr>
+      <w:r>
+        <w:rPr>
+          <w:sz w:val="28"/>
         </w:rPr>
         <w:lastRenderedPageBreak/>
         <w:t>Выход из системы</w:t>
@@ -13520,23 +13500,15 @@
     </w:p>
     <w:p>
       <w:pPr>
-        <w:pStyle w:val="1234"/>
-        <w:numPr>
-          <w:ilvl w:val="1"/>
-          <w:numId w:val="13"/>
-        </w:numPr>
-        <w:tabs>
-          <w:tab w:val="clear" w:pos="1560"/>
-          <w:tab w:val="left" w:pos="1276"/>
-        </w:tabs>
-        <w:ind w:left="284" w:firstLine="709"/>
-        <w:rPr>
-          <w:color w:val="auto"/>
-        </w:rPr>
-      </w:pPr>
-      <w:r>
-        <w:rPr>
-          <w:color w:val="auto"/>
+        <w:pStyle w:val="a"/>
+        <w:spacing w:before="0" w:after="0"/>
+        <w:rPr>
+          <w:sz w:val="28"/>
+        </w:rPr>
+      </w:pPr>
+      <w:r>
+        <w:rPr>
+          <w:sz w:val="28"/>
         </w:rPr>
         <w:t>Создание формы без названия</w:t>
       </w:r>
@@ -13664,23 +13636,15 @@
     </w:p>
     <w:p>
       <w:pPr>
-        <w:pStyle w:val="1234"/>
-        <w:numPr>
-          <w:ilvl w:val="0"/>
-          <w:numId w:val="31"/>
-        </w:numPr>
-        <w:tabs>
-          <w:tab w:val="clear" w:pos="1560"/>
-          <w:tab w:val="left" w:pos="1276"/>
-        </w:tabs>
-        <w:ind w:left="284" w:firstLine="709"/>
-        <w:rPr>
-          <w:color w:val="auto"/>
-        </w:rPr>
-      </w:pPr>
-      <w:r>
-        <w:rPr>
-          <w:color w:val="auto"/>
+        <w:pStyle w:val="a"/>
+        <w:spacing w:before="0" w:after="0"/>
+        <w:rPr>
+          <w:sz w:val="28"/>
+        </w:rPr>
+      </w:pPr>
+      <w:r>
+        <w:rPr>
+          <w:sz w:val="28"/>
         </w:rPr>
         <w:t>Загрузка неграфического файла</w:t>
       </w:r>
@@ -13835,31 +13799,23 @@
     </w:p>
     <w:p>
       <w:pPr>
-        <w:pStyle w:val="1234"/>
-        <w:numPr>
-          <w:ilvl w:val="0"/>
-          <w:numId w:val="31"/>
-        </w:numPr>
-        <w:tabs>
-          <w:tab w:val="clear" w:pos="1560"/>
-          <w:tab w:val="left" w:pos="1276"/>
-        </w:tabs>
-        <w:ind w:left="284" w:firstLine="709"/>
-        <w:rPr>
-          <w:color w:val="auto"/>
+        <w:pStyle w:val="a"/>
+        <w:spacing w:before="0" w:after="0"/>
+        <w:rPr>
+          <w:sz w:val="28"/>
         </w:rPr>
       </w:pPr>
       <w:proofErr w:type="spellStart"/>
       <w:r>
         <w:rPr>
-          <w:color w:val="auto"/>
+          <w:sz w:val="28"/>
         </w:rPr>
         <w:t>Cоздание</w:t>
       </w:r>
       <w:proofErr w:type="spellEnd"/>
       <w:r>
         <w:rPr>
-          <w:color w:val="auto"/>
+          <w:sz w:val="28"/>
         </w:rPr>
         <w:t xml:space="preserve"> опроса и публикация </w:t>
       </w:r>
@@ -13981,8 +13937,6 @@
       <w:r>
         <w:t>П</w:t>
       </w:r>
-      <w:bookmarkStart w:id="44" w:name="_GoBack"/>
-      <w:bookmarkEnd w:id="44"/>
       <w:r>
         <w:t xml:space="preserve">убликация формы </w:t>
       </w:r>
@@ -13996,23 +13950,15 @@
     </w:p>
     <w:p>
       <w:pPr>
-        <w:pStyle w:val="1234"/>
-        <w:numPr>
-          <w:ilvl w:val="0"/>
-          <w:numId w:val="31"/>
-        </w:numPr>
-        <w:tabs>
-          <w:tab w:val="clear" w:pos="1560"/>
-          <w:tab w:val="left" w:pos="1276"/>
-        </w:tabs>
-        <w:ind w:left="284" w:firstLine="709"/>
-        <w:rPr>
-          <w:color w:val="auto"/>
-        </w:rPr>
-      </w:pPr>
-      <w:r>
-        <w:rPr>
-          <w:color w:val="auto"/>
+        <w:pStyle w:val="a"/>
+        <w:spacing w:before="0" w:after="0"/>
+        <w:rPr>
+          <w:sz w:val="28"/>
+        </w:rPr>
+      </w:pPr>
+      <w:r>
+        <w:rPr>
+          <w:sz w:val="28"/>
         </w:rPr>
         <w:t>Скачивание результатов:</w:t>
       </w:r>
@@ -14053,7 +13999,7 @@
           <w:lang w:val="ru-RU"/>
         </w:rPr>
       </w:pPr>
-      <w:bookmarkStart w:id="45" w:name="рисунок17"/>
+      <w:bookmarkStart w:id="44" w:name="рисунок17"/>
       <w:r>
         <w:rPr>
           <w:noProof/>
@@ -14096,7 +14042,7 @@
           </wp:inline>
         </w:drawing>
       </w:r>
-      <w:bookmarkEnd w:id="45"/>
+      <w:bookmarkEnd w:id="44"/>
     </w:p>
     <w:p>
       <w:pPr>
@@ -14140,27 +14086,21 @@
     </w:p>
     <w:p>
       <w:pPr>
-        <w:pStyle w:val="1234"/>
-        <w:numPr>
-          <w:ilvl w:val="0"/>
-          <w:numId w:val="31"/>
-        </w:numPr>
-        <w:tabs>
-          <w:tab w:val="clear" w:pos="1560"/>
-          <w:tab w:val="left" w:pos="1276"/>
-        </w:tabs>
-        <w:ind w:left="284" w:firstLine="709"/>
-        <w:rPr>
-          <w:color w:val="auto"/>
-        </w:rPr>
-      </w:pPr>
-      <w:r>
-        <w:rPr>
-          <w:color w:val="auto"/>
+        <w:pStyle w:val="a"/>
+        <w:spacing w:before="0" w:after="0"/>
+        <w:rPr>
+          <w:sz w:val="28"/>
+        </w:rPr>
+      </w:pPr>
+      <w:bookmarkStart w:id="45" w:name="_GoBack"/>
+      <w:r>
+        <w:rPr>
+          <w:sz w:val="28"/>
         </w:rPr>
         <w:t>Просмотр статистики ответов:</w:t>
       </w:r>
     </w:p>
+    <w:bookmarkEnd w:id="45"/>
     <w:p>
       <w:pPr>
         <w:pStyle w:val="1234"/>
@@ -15223,7 +15163,7 @@
             </wp:anchor>
           </w:drawing>
         </mc:Choice>
-        <mc:Fallback xmlns:w16cex="http://schemas.microsoft.com/office/word/2018/wordml/cex" xmlns:w16="http://schemas.microsoft.com/office/word/2018/wordml" xmlns:w16sdtdh="http://schemas.microsoft.com/office/word/2020/wordml/sdtdatahash" xmlns:oel="http://schemas.microsoft.com/office/2019/extlst">
+        <mc:Fallback xmlns:oel="http://schemas.microsoft.com/office/2019/extlst" xmlns:w16sdtdh="http://schemas.microsoft.com/office/word/2020/wordml/sdtdatahash" xmlns:w16="http://schemas.microsoft.com/office/word/2018/wordml" xmlns:w16cex="http://schemas.microsoft.com/office/word/2018/wordml/cex">
           <w:pict>
             <v:rect w14:anchorId="6C329717" id="Rectangle 2" o:spid="_x0000_s1026" style="position:absolute;margin-left:-3.05pt;margin-top:-21.75pt;width:518.8pt;height:808.15pt;z-index:251656192;visibility:visible;mso-wrap-style:square;mso-wrap-distance-left:9pt;mso-wrap-distance-top:0;mso-wrap-distance-right:9pt;mso-wrap-distance-bottom:0;mso-position-horizontal:absolute;mso-position-horizontal-relative:text;mso-position-vertical:absolute;mso-position-vertical-relative:text;v-text-anchor:top" o:gfxdata="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" filled="f" strokeweight="2pt"/>
           </w:pict>
@@ -15315,7 +15255,7 @@
             </wp:anchor>
           </w:drawing>
         </mc:Choice>
-        <mc:Fallback xmlns:w16cex="http://schemas.microsoft.com/office/word/2018/wordml/cex" xmlns:w16="http://schemas.microsoft.com/office/word/2018/wordml" xmlns:w16sdtdh="http://schemas.microsoft.com/office/word/2020/wordml/sdtdatahash" xmlns:oel="http://schemas.microsoft.com/office/2019/extlst">
+        <mc:Fallback xmlns:oel="http://schemas.microsoft.com/office/2019/extlst" xmlns:w16sdtdh="http://schemas.microsoft.com/office/word/2020/wordml/sdtdatahash" xmlns:w16="http://schemas.microsoft.com/office/word/2018/wordml" xmlns:w16cex="http://schemas.microsoft.com/office/word/2018/wordml/cex">
           <w:pict>
             <v:rect w14:anchorId="3BA9589D" id="Rectangle 2" o:spid="_x0000_s1026" style="position:absolute;margin-left:-3.05pt;margin-top:-21.75pt;width:518.8pt;height:808.15pt;z-index:251659264;visibility:visible;mso-wrap-style:square;mso-wrap-distance-left:9pt;mso-wrap-distance-top:0;mso-wrap-distance-right:9pt;mso-wrap-distance-bottom:0;mso-position-horizontal:absolute;mso-position-horizontal-relative:text;mso-position-vertical:absolute;mso-position-vertical-relative:text;v-text-anchor:top" o:gfxdata="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" filled="f" strokeweight="2pt"/>
           </w:pict>
@@ -27012,6 +26952,15 @@
       <w:sz w:val="28"/>
     </w:rPr>
   </w:style>
+  <w:style w:type="character" w:styleId="aff6">
+    <w:name w:val="Intense Emphasis"/>
+    <w:uiPriority w:val="21"/>
+    <w:qFormat/>
+    <w:rsid w:val="00E81667"/>
+    <w:rPr>
+      <w:sz w:val="28"/>
+    </w:rPr>
+  </w:style>
 </w:styles>
 </file>
 
@@ -27281,7 +27230,7 @@
 </file>
 
 <file path=customXml/itemProps1.xml><?xml version="1.0" encoding="utf-8"?>
-<ds:datastoreItem xmlns:ds="http://schemas.openxmlformats.org/officeDocument/2006/customXml" ds:itemID="{C14A03F6-B262-4C0C-B0B1-D531801DA7B5}">
+<ds:datastoreItem xmlns:ds="http://schemas.openxmlformats.org/officeDocument/2006/customXml" ds:itemID="{F2E1352F-2CB7-4B39-B3E8-14DDD68BD237}">
   <ds:schemaRefs>
     <ds:schemaRef ds:uri="http://schemas.openxmlformats.org/officeDocument/2006/bibliography"/>
   </ds:schemaRefs>

--- a/джава курсовой опросы.docx
+++ b/джава курсовой опросы.docx
@@ -2100,16 +2100,41 @@
         </w:rPr>
       </w:pPr>
       <w:hyperlink w:anchor="ведать" w:history="1">
+        <w:bookmarkStart w:id="1" w:name="_GoBack"/>
         <w:r>
           <w:rPr>
             <w:rStyle w:val="af4"/>
+            <w:caps/>
             <w:color w:val="auto"/>
             <w:szCs w:val="28"/>
             <w:u w:val="none"/>
             <w:lang w:val="ru-RU"/>
           </w:rPr>
-          <w:t>Введение</w:t>
+          <w:t>Введ</w:t>
         </w:r>
+        <w:r>
+          <w:rPr>
+            <w:rStyle w:val="af4"/>
+            <w:caps/>
+            <w:color w:val="auto"/>
+            <w:szCs w:val="28"/>
+            <w:u w:val="none"/>
+            <w:lang w:val="ru-RU"/>
+          </w:rPr>
+          <w:t>е</w:t>
+        </w:r>
+        <w:r>
+          <w:rPr>
+            <w:rStyle w:val="af4"/>
+            <w:caps/>
+            <w:color w:val="auto"/>
+            <w:szCs w:val="28"/>
+            <w:u w:val="none"/>
+            <w:lang w:val="ru-RU"/>
+          </w:rPr>
+          <w:t>ние</w:t>
+        </w:r>
+        <w:bookmarkEnd w:id="1"/>
       </w:hyperlink>
       <w:r>
         <w:rPr>
@@ -2153,7 +2178,27 @@
             <w:u w:val="none"/>
             <w:lang w:val="ru-RU"/>
           </w:rPr>
-          <w:t>Анализ технического задания</w:t>
+          <w:t xml:space="preserve">Анализ технического </w:t>
+        </w:r>
+        <w:r>
+          <w:rPr>
+            <w:rStyle w:val="af4"/>
+            <w:color w:val="auto"/>
+            <w:szCs w:val="28"/>
+            <w:u w:val="none"/>
+            <w:lang w:val="ru-RU"/>
+          </w:rPr>
+          <w:t>з</w:t>
+        </w:r>
+        <w:r>
+          <w:rPr>
+            <w:rStyle w:val="af4"/>
+            <w:color w:val="auto"/>
+            <w:szCs w:val="28"/>
+            <w:u w:val="none"/>
+            <w:lang w:val="ru-RU"/>
+          </w:rPr>
+          <w:t>адания</w:t>
         </w:r>
       </w:hyperlink>
       <w:r>
@@ -2173,11 +2218,11 @@
           <w:numId w:val="1"/>
         </w:numPr>
         <w:tabs>
-          <w:tab w:val="left" w:pos="851"/>
+          <w:tab w:val="left" w:pos="568"/>
           <w:tab w:val="right" w:leader="dot" w:pos="10063"/>
         </w:tabs>
         <w:spacing w:line="360" w:lineRule="auto"/>
-        <w:ind w:right="170"/>
+        <w:ind w:left="709" w:right="170"/>
         <w:rPr>
           <w:szCs w:val="28"/>
           <w:lang w:val="ru-RU"/>
@@ -2216,7 +2261,7 @@
           <w:tab w:val="right" w:leader="dot" w:pos="10063"/>
         </w:tabs>
         <w:spacing w:line="360" w:lineRule="auto"/>
-        <w:ind w:right="170"/>
+        <w:ind w:left="709" w:right="170"/>
         <w:rPr>
           <w:szCs w:val="28"/>
           <w:lang w:val="ru-RU"/>
@@ -2231,7 +2276,27 @@
             <w:u w:val="none"/>
             <w:lang w:val="ru-RU"/>
           </w:rPr>
-          <w:t>Архитектура системы</w:t>
+          <w:t>Архитектур</w:t>
+        </w:r>
+        <w:r>
+          <w:rPr>
+            <w:rStyle w:val="af4"/>
+            <w:color w:val="auto"/>
+            <w:szCs w:val="28"/>
+            <w:u w:val="none"/>
+            <w:lang w:val="ru-RU"/>
+          </w:rPr>
+          <w:t>а</w:t>
+        </w:r>
+        <w:r>
+          <w:rPr>
+            <w:rStyle w:val="af4"/>
+            <w:color w:val="auto"/>
+            <w:szCs w:val="28"/>
+            <w:u w:val="none"/>
+            <w:lang w:val="ru-RU"/>
+          </w:rPr>
+          <w:t xml:space="preserve"> системы</w:t>
         </w:r>
       </w:hyperlink>
       <w:r>
@@ -2255,7 +2320,7 @@
           <w:tab w:val="right" w:leader="dot" w:pos="10063"/>
         </w:tabs>
         <w:spacing w:line="360" w:lineRule="auto"/>
-        <w:ind w:right="170"/>
+        <w:ind w:left="709" w:right="170"/>
         <w:rPr>
           <w:szCs w:val="28"/>
           <w:lang w:val="ru-RU"/>
@@ -2270,7 +2335,27 @@
             <w:u w:val="none"/>
             <w:lang w:val="ru-RU"/>
           </w:rPr>
-          <w:t>Функциональные требования к системе</w:t>
+          <w:t>Фу</w:t>
+        </w:r>
+        <w:r>
+          <w:rPr>
+            <w:rStyle w:val="af4"/>
+            <w:color w:val="auto"/>
+            <w:szCs w:val="28"/>
+            <w:u w:val="none"/>
+            <w:lang w:val="ru-RU"/>
+          </w:rPr>
+          <w:t>н</w:t>
+        </w:r>
+        <w:r>
+          <w:rPr>
+            <w:rStyle w:val="af4"/>
+            <w:color w:val="auto"/>
+            <w:szCs w:val="28"/>
+            <w:u w:val="none"/>
+            <w:lang w:val="ru-RU"/>
+          </w:rPr>
+          <w:t>кциональные требования к системе</w:t>
         </w:r>
       </w:hyperlink>
       <w:r>
@@ -2300,7 +2385,7 @@
           <w:tab w:val="right" w:leader="dot" w:pos="10063"/>
         </w:tabs>
         <w:spacing w:line="360" w:lineRule="auto"/>
-        <w:ind w:right="170"/>
+        <w:ind w:left="709" w:right="170"/>
         <w:rPr>
           <w:szCs w:val="28"/>
           <w:lang w:val="ru-RU"/>
@@ -2315,7 +2400,27 @@
             <w:u w:val="none"/>
             <w:lang w:val="ru-RU"/>
           </w:rPr>
-          <w:t>Управление опросами</w:t>
+          <w:t>Управ</w:t>
+        </w:r>
+        <w:r>
+          <w:rPr>
+            <w:rStyle w:val="af4"/>
+            <w:color w:val="auto"/>
+            <w:szCs w:val="28"/>
+            <w:u w:val="none"/>
+            <w:lang w:val="ru-RU"/>
+          </w:rPr>
+          <w:t>л</w:t>
+        </w:r>
+        <w:r>
+          <w:rPr>
+            <w:rStyle w:val="af4"/>
+            <w:color w:val="auto"/>
+            <w:szCs w:val="28"/>
+            <w:u w:val="none"/>
+            <w:lang w:val="ru-RU"/>
+          </w:rPr>
+          <w:t>ение опросами</w:t>
         </w:r>
       </w:hyperlink>
       <w:r>
@@ -2340,7 +2445,7 @@
         <w:t>2</w:t>
       </w:r>
     </w:p>
-    <w:bookmarkStart w:id="1" w:name="_Ref119267208"/>
+    <w:bookmarkStart w:id="2" w:name="_Ref119267208"/>
     <w:p>
       <w:pPr>
         <w:pStyle w:val="a1"/>
@@ -2384,7 +2489,25 @@
           <w:u w:val="none"/>
           <w:lang w:val="ru-RU"/>
         </w:rPr>
-        <w:t>Проектирование программы</w:t>
+        <w:t>Проектиров</w:t>
+      </w:r>
+      <w:r>
+        <w:rPr>
+          <w:rStyle w:val="af4"/>
+          <w:color w:val="auto"/>
+          <w:u w:val="none"/>
+          <w:lang w:val="ru-RU"/>
+        </w:rPr>
+        <w:t>а</w:t>
+      </w:r>
+      <w:r>
+        <w:rPr>
+          <w:rStyle w:val="af4"/>
+          <w:color w:val="auto"/>
+          <w:u w:val="none"/>
+          <w:lang w:val="ru-RU"/>
+        </w:rPr>
+        <w:t>ние программы</w:t>
       </w:r>
       <w:r>
         <w:rPr>
@@ -2399,7 +2522,7 @@
         </w:rPr>
         <w:tab/>
       </w:r>
-      <w:bookmarkEnd w:id="1"/>
+      <w:bookmarkEnd w:id="2"/>
       <w:r>
         <w:rPr>
           <w:szCs w:val="28"/>
@@ -2427,7 +2550,7 @@
           <w:tab w:val="right" w:leader="dot" w:pos="10063"/>
         </w:tabs>
         <w:spacing w:line="360" w:lineRule="auto"/>
-        <w:ind w:right="170"/>
+        <w:ind w:left="709" w:right="170"/>
         <w:rPr>
           <w:szCs w:val="28"/>
           <w:lang w:val="ru-RU"/>
@@ -2441,7 +2564,25 @@
             <w:u w:val="none"/>
             <w:lang w:val="ru-RU"/>
           </w:rPr>
-          <w:t>Проектирование архитектуры и структуры данных системы</w:t>
+          <w:t>Проектирование архитектур</w:t>
+        </w:r>
+        <w:r>
+          <w:rPr>
+            <w:rStyle w:val="af4"/>
+            <w:color w:val="auto"/>
+            <w:u w:val="none"/>
+            <w:lang w:val="ru-RU"/>
+          </w:rPr>
+          <w:t>ы</w:t>
+        </w:r>
+        <w:r>
+          <w:rPr>
+            <w:rStyle w:val="af4"/>
+            <w:color w:val="auto"/>
+            <w:u w:val="none"/>
+            <w:lang w:val="ru-RU"/>
+          </w:rPr>
+          <w:t xml:space="preserve"> и структуры данных системы</w:t>
         </w:r>
       </w:hyperlink>
       <w:r>
@@ -2470,7 +2611,7 @@
           <w:tab w:val="right" w:leader="dot" w:pos="10063"/>
         </w:tabs>
         <w:spacing w:line="360" w:lineRule="auto"/>
-        <w:ind w:right="170"/>
+        <w:ind w:left="709" w:right="170"/>
         <w:rPr>
           <w:szCs w:val="28"/>
           <w:lang w:val="ru-RU"/>
@@ -2484,7 +2625,25 @@
             <w:u w:val="none"/>
             <w:lang w:val="ru-RU"/>
           </w:rPr>
-          <w:t>Проектирование информационной модели и базы данных</w:t>
+          <w:t>Проектирование и</w:t>
+        </w:r>
+        <w:r>
+          <w:rPr>
+            <w:rStyle w:val="af4"/>
+            <w:color w:val="auto"/>
+            <w:u w:val="none"/>
+            <w:lang w:val="ru-RU"/>
+          </w:rPr>
+          <w:t>н</w:t>
+        </w:r>
+        <w:r>
+          <w:rPr>
+            <w:rStyle w:val="af4"/>
+            <w:color w:val="auto"/>
+            <w:u w:val="none"/>
+            <w:lang w:val="ru-RU"/>
+          </w:rPr>
+          <w:t>формационной модели и базы данных</w:t>
         </w:r>
       </w:hyperlink>
       <w:r>
@@ -2497,7 +2656,7 @@
         <w:rPr>
           <w:lang w:val="ru-RU"/>
         </w:rPr>
-        <w:t>20</w:t>
+        <w:t>19</w:t>
       </w:r>
     </w:p>
     <w:p>
@@ -2527,7 +2686,27 @@
             <w:u w:val="none"/>
             <w:lang w:val="ru-RU"/>
           </w:rPr>
-          <w:t>Разработка</w:t>
+          <w:t>Разработ</w:t>
+        </w:r>
+        <w:r>
+          <w:rPr>
+            <w:rStyle w:val="af4"/>
+            <w:color w:val="auto"/>
+            <w:szCs w:val="28"/>
+            <w:u w:val="none"/>
+            <w:lang w:val="ru-RU"/>
+          </w:rPr>
+          <w:t>к</w:t>
+        </w:r>
+        <w:r>
+          <w:rPr>
+            <w:rStyle w:val="af4"/>
+            <w:color w:val="auto"/>
+            <w:szCs w:val="28"/>
+            <w:u w:val="none"/>
+            <w:lang w:val="ru-RU"/>
+          </w:rPr>
+          <w:t>а</w:t>
         </w:r>
         <w:r>
           <w:rPr>
@@ -2574,7 +2753,7 @@
           <w:tab w:val="right" w:leader="dot" w:pos="10063"/>
         </w:tabs>
         <w:spacing w:line="360" w:lineRule="auto"/>
-        <w:ind w:right="170"/>
+        <w:ind w:left="709" w:right="170"/>
         <w:rPr>
           <w:szCs w:val="28"/>
           <w:lang w:val="ru-RU"/>
@@ -2588,7 +2767,25 @@
             <w:u w:val="none"/>
             <w:lang w:val="ru-RU"/>
           </w:rPr>
-          <w:t>Выбор и обоснование технологического стека</w:t>
+          <w:t>Архитектурные особенности реализац</w:t>
+        </w:r>
+        <w:r>
+          <w:rPr>
+            <w:rStyle w:val="af4"/>
+            <w:color w:val="auto"/>
+            <w:u w:val="none"/>
+            <w:lang w:val="ru-RU"/>
+          </w:rPr>
+          <w:t>и</w:t>
+        </w:r>
+        <w:r>
+          <w:rPr>
+            <w:rStyle w:val="af4"/>
+            <w:color w:val="auto"/>
+            <w:u w:val="none"/>
+            <w:lang w:val="ru-RU"/>
+          </w:rPr>
+          <w:t>и</w:t>
         </w:r>
       </w:hyperlink>
       <w:r>
@@ -2622,7 +2819,7 @@
           <w:tab w:val="right" w:leader="dot" w:pos="10063"/>
         </w:tabs>
         <w:spacing w:line="360" w:lineRule="auto"/>
-        <w:ind w:right="170"/>
+        <w:ind w:left="709" w:right="170"/>
         <w:rPr>
           <w:szCs w:val="28"/>
           <w:lang w:val="ru-RU"/>
@@ -2636,7 +2833,61 @@
             <w:u w:val="none"/>
             <w:lang w:val="ru-RU"/>
           </w:rPr>
-          <w:t>Реализация системы типов вопросов</w:t>
+          <w:t xml:space="preserve">Выбор и </w:t>
+        </w:r>
+        <w:r>
+          <w:rPr>
+            <w:rStyle w:val="af4"/>
+            <w:color w:val="auto"/>
+            <w:u w:val="none"/>
+            <w:lang w:val="ru-RU"/>
+          </w:rPr>
+          <w:t>о</w:t>
+        </w:r>
+        <w:r>
+          <w:rPr>
+            <w:rStyle w:val="af4"/>
+            <w:color w:val="auto"/>
+            <w:u w:val="none"/>
+            <w:lang w:val="ru-RU"/>
+          </w:rPr>
+          <w:t>бос</w:t>
+        </w:r>
+        <w:r>
+          <w:rPr>
+            <w:rStyle w:val="af4"/>
+            <w:color w:val="auto"/>
+            <w:u w:val="none"/>
+            <w:lang w:val="ru-RU"/>
+          </w:rPr>
+          <w:t>н</w:t>
+        </w:r>
+        <w:r>
+          <w:rPr>
+            <w:rStyle w:val="af4"/>
+            <w:color w:val="auto"/>
+            <w:u w:val="none"/>
+            <w:lang w:val="ru-RU"/>
+          </w:rPr>
+          <w:t xml:space="preserve">ование технологического </w:t>
+        </w:r>
+        <w:r>
+          <w:rPr>
+            <w:rStyle w:val="af4"/>
+            <w:color w:val="auto"/>
+            <w:u w:val="none"/>
+            <w:lang w:val="ru-RU"/>
+          </w:rPr>
+          <w:t>с</w:t>
+        </w:r>
+        <w:r>
+          <w:rPr>
+            <w:rStyle w:val="af4"/>
+            <w:color w:val="auto"/>
+            <w:u w:val="none"/>
+            <w:lang w:val="ru-RU"/>
+          </w:rPr>
+          <w:t>тека</w:t>
         </w:r>
       </w:hyperlink>
       <w:r>
@@ -2665,7 +2916,7 @@
           <w:tab w:val="right" w:leader="dot" w:pos="10063"/>
         </w:tabs>
         <w:spacing w:line="360" w:lineRule="auto"/>
-        <w:ind w:right="170"/>
+        <w:ind w:left="709" w:right="170"/>
         <w:rPr>
           <w:szCs w:val="28"/>
           <w:lang w:val="ru-RU"/>
@@ -2679,7 +2930,52 @@
             <w:u w:val="none"/>
             <w:lang w:val="ru-RU"/>
           </w:rPr>
-          <w:t>Реализация работы с мультимедиа-контентом</w:t>
+          <w:t>Р</w:t>
+        </w:r>
+        <w:r>
+          <w:rPr>
+            <w:rStyle w:val="af4"/>
+            <w:color w:val="auto"/>
+            <w:u w:val="none"/>
+            <w:lang w:val="ru-RU"/>
+          </w:rPr>
+          <w:t>еализация информаци</w:t>
+        </w:r>
+        <w:r>
+          <w:rPr>
+            <w:rStyle w:val="af4"/>
+            <w:color w:val="auto"/>
+            <w:u w:val="none"/>
+            <w:lang w:val="ru-RU"/>
+          </w:rPr>
+          <w:t>о</w:t>
+        </w:r>
+        <w:r>
+          <w:rPr>
+            <w:rStyle w:val="af4"/>
+            <w:color w:val="auto"/>
+            <w:u w:val="none"/>
+            <w:lang w:val="ru-RU"/>
+          </w:rPr>
+          <w:t>нной модели и базы да</w:t>
+        </w:r>
+        <w:r>
+          <w:rPr>
+            <w:rStyle w:val="af4"/>
+            <w:color w:val="auto"/>
+            <w:u w:val="none"/>
+            <w:lang w:val="ru-RU"/>
+          </w:rPr>
+          <w:t>н</w:t>
+        </w:r>
+        <w:r>
+          <w:rPr>
+            <w:rStyle w:val="af4"/>
+            <w:color w:val="auto"/>
+            <w:u w:val="none"/>
+            <w:lang w:val="ru-RU"/>
+          </w:rPr>
+          <w:t>ных</w:t>
         </w:r>
       </w:hyperlink>
       <w:r>
@@ -2708,7 +3004,7 @@
           <w:tab w:val="right" w:leader="dot" w:pos="10063"/>
         </w:tabs>
         <w:spacing w:line="360" w:lineRule="auto"/>
-        <w:ind w:right="170"/>
+        <w:ind w:left="709" w:right="170"/>
         <w:rPr>
           <w:szCs w:val="28"/>
           <w:lang w:val="ru-RU"/>
@@ -2722,7 +3018,34 @@
             <w:u w:val="none"/>
             <w:lang w:val="ru-RU"/>
           </w:rPr>
-          <w:t>Реализация управления жизненным циклом опроса</w:t>
+          <w:t>Р</w:t>
+        </w:r>
+        <w:r>
+          <w:rPr>
+            <w:rStyle w:val="af4"/>
+            <w:color w:val="auto"/>
+            <w:u w:val="none"/>
+            <w:lang w:val="ru-RU"/>
+          </w:rPr>
+          <w:t>еализация систе</w:t>
+        </w:r>
+        <w:r>
+          <w:rPr>
+            <w:rStyle w:val="af4"/>
+            <w:color w:val="auto"/>
+            <w:u w:val="none"/>
+            <w:lang w:val="ru-RU"/>
+          </w:rPr>
+          <w:t>м</w:t>
+        </w:r>
+        <w:r>
+          <w:rPr>
+            <w:rStyle w:val="af4"/>
+            <w:color w:val="auto"/>
+            <w:u w:val="none"/>
+            <w:lang w:val="ru-RU"/>
+          </w:rPr>
+          <w:t>ы типов вопросов</w:t>
         </w:r>
       </w:hyperlink>
       <w:r>
@@ -2736,7 +3059,7 @@
         <w:rPr>
           <w:lang w:val="ru-RU"/>
         </w:rPr>
-        <w:t>7</w:t>
+        <w:t>6</w:t>
       </w:r>
     </w:p>
     <w:p>
@@ -2751,7 +3074,7 @@
           <w:tab w:val="right" w:leader="dot" w:pos="10063"/>
         </w:tabs>
         <w:spacing w:line="360" w:lineRule="auto"/>
-        <w:ind w:right="170"/>
+        <w:ind w:left="709" w:right="170"/>
         <w:rPr>
           <w:szCs w:val="28"/>
           <w:lang w:val="ru-RU"/>
@@ -2765,7 +3088,34 @@
             <w:u w:val="none"/>
             <w:lang w:val="ru-RU"/>
           </w:rPr>
-          <w:t>Реализация интерфейса прохождения и сбора данных</w:t>
+          <w:t>Р</w:t>
+        </w:r>
+        <w:r>
+          <w:rPr>
+            <w:rStyle w:val="af4"/>
+            <w:color w:val="auto"/>
+            <w:u w:val="none"/>
+            <w:lang w:val="ru-RU"/>
+          </w:rPr>
+          <w:t>еализация управления жизнен</w:t>
+        </w:r>
+        <w:r>
+          <w:rPr>
+            <w:rStyle w:val="af4"/>
+            <w:color w:val="auto"/>
+            <w:u w:val="none"/>
+            <w:lang w:val="ru-RU"/>
+          </w:rPr>
+          <w:t>н</w:t>
+        </w:r>
+        <w:r>
+          <w:rPr>
+            <w:rStyle w:val="af4"/>
+            <w:color w:val="auto"/>
+            <w:u w:val="none"/>
+            <w:lang w:val="ru-RU"/>
+          </w:rPr>
+          <w:t>ым циклом опроса</w:t>
         </w:r>
       </w:hyperlink>
       <w:r>
@@ -2779,7 +3129,7 @@
         <w:rPr>
           <w:lang w:val="ru-RU"/>
         </w:rPr>
-        <w:t>8</w:t>
+        <w:t>7</w:t>
       </w:r>
     </w:p>
     <w:p>
@@ -2794,7 +3144,7 @@
           <w:tab w:val="right" w:leader="dot" w:pos="10063"/>
         </w:tabs>
         <w:spacing w:line="360" w:lineRule="auto"/>
-        <w:ind w:right="170"/>
+        <w:ind w:left="709" w:right="170"/>
         <w:rPr>
           <w:szCs w:val="28"/>
           <w:lang w:val="ru-RU"/>
@@ -2808,7 +3158,34 @@
             <w:u w:val="none"/>
             <w:lang w:val="ru-RU"/>
           </w:rPr>
-          <w:t>Реализация аналитики и экспорта результатов</w:t>
+          <w:t>Р</w:t>
+        </w:r>
+        <w:r>
+          <w:rPr>
+            <w:rStyle w:val="af4"/>
+            <w:color w:val="auto"/>
+            <w:u w:val="none"/>
+            <w:lang w:val="ru-RU"/>
+          </w:rPr>
+          <w:t>еализация инт</w:t>
+        </w:r>
+        <w:r>
+          <w:rPr>
+            <w:rStyle w:val="af4"/>
+            <w:color w:val="auto"/>
+            <w:u w:val="none"/>
+            <w:lang w:val="ru-RU"/>
+          </w:rPr>
+          <w:t>е</w:t>
+        </w:r>
+        <w:r>
+          <w:rPr>
+            <w:rStyle w:val="af4"/>
+            <w:color w:val="auto"/>
+            <w:u w:val="none"/>
+            <w:lang w:val="ru-RU"/>
+          </w:rPr>
+          <w:t>рфейса прохождения и сбора данных</w:t>
         </w:r>
       </w:hyperlink>
       <w:r>
@@ -2822,7 +3199,7 @@
         <w:rPr>
           <w:lang w:val="ru-RU"/>
         </w:rPr>
-        <w:t>9</w:t>
+        <w:t>8</w:t>
       </w:r>
     </w:p>
     <w:p>
@@ -2837,7 +3214,7 @@
           <w:tab w:val="right" w:leader="dot" w:pos="10063"/>
         </w:tabs>
         <w:spacing w:line="360" w:lineRule="auto"/>
-        <w:ind w:right="170"/>
+        <w:ind w:left="709" w:right="170"/>
         <w:rPr>
           <w:szCs w:val="28"/>
           <w:lang w:val="ru-RU"/>
@@ -2851,7 +3228,16 @@
             <w:u w:val="none"/>
             <w:lang w:val="ru-RU"/>
           </w:rPr>
-          <w:t>Архитектурные особенности реализации</w:t>
+          <w:t>Р</w:t>
+        </w:r>
+        <w:r>
+          <w:rPr>
+            <w:rStyle w:val="af4"/>
+            <w:color w:val="auto"/>
+            <w:u w:val="none"/>
+            <w:lang w:val="ru-RU"/>
+          </w:rPr>
+          <w:t>еализация аналитики и экспорта результатов</w:t>
         </w:r>
       </w:hyperlink>
       <w:r>
@@ -2900,46 +3286,8 @@
             <w:u w:val="none"/>
             <w:lang w:val="ru-RU"/>
           </w:rPr>
-          <w:t>Тестирование</w:t>
+          <w:t>Тестирова</w:t>
         </w:r>
-      </w:hyperlink>
-      <w:r>
-        <w:rPr>
-          <w:szCs w:val="28"/>
-          <w:lang w:val="ru-RU"/>
-        </w:rPr>
-        <w:tab/>
-      </w:r>
-      <w:r>
-        <w:rPr>
-          <w:szCs w:val="28"/>
-          <w:lang w:val="ru-RU"/>
-        </w:rPr>
-        <w:t>3</w:t>
-      </w:r>
-      <w:r>
-        <w:rPr>
-          <w:szCs w:val="28"/>
-          <w:lang w:val="ru-RU"/>
-        </w:rPr>
-        <w:t>2</w:t>
-      </w:r>
-    </w:p>
-    <w:p>
-      <w:pPr>
-        <w:pStyle w:val="a1"/>
-        <w:tabs>
-          <w:tab w:val="left" w:pos="567"/>
-          <w:tab w:val="right" w:leader="dot" w:pos="10063"/>
-        </w:tabs>
-        <w:spacing w:line="360" w:lineRule="auto"/>
-        <w:ind w:left="284" w:right="170"/>
-        <w:rPr>
-          <w:szCs w:val="28"/>
-          <w:lang w:val="ru-RU"/>
-        </w:rPr>
-      </w:pPr>
-      <w:hyperlink w:anchor="Заключение" w:history="1">
         <w:r>
           <w:rPr>
             <w:rStyle w:val="af4"/>
@@ -2948,46 +3296,8 @@
             <w:u w:val="none"/>
             <w:lang w:val="ru-RU"/>
           </w:rPr>
-          <w:t>Заключение</w:t>
+          <w:t>н</w:t>
         </w:r>
-      </w:hyperlink>
-      <w:r>
-        <w:rPr>
-          <w:szCs w:val="28"/>
-          <w:lang w:val="ru-RU"/>
-        </w:rPr>
-        <w:tab/>
-      </w:r>
-      <w:r>
-        <w:rPr>
-          <w:szCs w:val="28"/>
-          <w:lang w:val="ru-RU"/>
-        </w:rPr>
-        <w:t>3</w:t>
-      </w:r>
-      <w:r>
-        <w:rPr>
-          <w:szCs w:val="28"/>
-          <w:lang w:val="ru-RU"/>
-        </w:rPr>
-        <w:t>9</w:t>
-      </w:r>
-    </w:p>
-    <w:p>
-      <w:pPr>
-        <w:pStyle w:val="a1"/>
-        <w:tabs>
-          <w:tab w:val="left" w:pos="567"/>
-          <w:tab w:val="right" w:leader="dot" w:pos="10063"/>
-        </w:tabs>
-        <w:spacing w:line="360" w:lineRule="auto"/>
-        <w:ind w:left="284" w:right="170"/>
-        <w:rPr>
-          <w:szCs w:val="28"/>
-          <w:lang w:val="ru-RU"/>
-        </w:rPr>
-      </w:pPr>
-      <w:hyperlink w:anchor="библиок" w:history="1">
         <w:r>
           <w:rPr>
             <w:rStyle w:val="af4"/>
@@ -2996,6 +3306,130 @@
             <w:u w:val="none"/>
             <w:lang w:val="ru-RU"/>
           </w:rPr>
+          <w:t>ие</w:t>
+        </w:r>
+      </w:hyperlink>
+      <w:r>
+        <w:rPr>
+          <w:szCs w:val="28"/>
+          <w:lang w:val="ru-RU"/>
+        </w:rPr>
+        <w:tab/>
+      </w:r>
+      <w:r>
+        <w:rPr>
+          <w:szCs w:val="28"/>
+          <w:lang w:val="ru-RU"/>
+        </w:rPr>
+        <w:t>3</w:t>
+      </w:r>
+      <w:r>
+        <w:rPr>
+          <w:szCs w:val="28"/>
+          <w:lang w:val="ru-RU"/>
+        </w:rPr>
+        <w:t>2</w:t>
+      </w:r>
+    </w:p>
+    <w:p>
+      <w:pPr>
+        <w:pStyle w:val="a1"/>
+        <w:tabs>
+          <w:tab w:val="left" w:pos="567"/>
+          <w:tab w:val="right" w:leader="dot" w:pos="10063"/>
+        </w:tabs>
+        <w:spacing w:line="360" w:lineRule="auto"/>
+        <w:ind w:left="284" w:right="170"/>
+        <w:rPr>
+          <w:caps/>
+          <w:szCs w:val="28"/>
+          <w:lang w:val="ru-RU"/>
+        </w:rPr>
+      </w:pPr>
+      <w:hyperlink w:anchor="Заключение" w:history="1">
+        <w:r>
+          <w:rPr>
+            <w:rStyle w:val="af4"/>
+            <w:caps/>
+            <w:color w:val="auto"/>
+            <w:szCs w:val="28"/>
+            <w:u w:val="none"/>
+            <w:lang w:val="ru-RU"/>
+          </w:rPr>
+          <w:t>Заклю</w:t>
+        </w:r>
+        <w:r>
+          <w:rPr>
+            <w:rStyle w:val="af4"/>
+            <w:caps/>
+            <w:color w:val="auto"/>
+            <w:szCs w:val="28"/>
+            <w:u w:val="none"/>
+            <w:lang w:val="ru-RU"/>
+          </w:rPr>
+          <w:t>ч</w:t>
+        </w:r>
+        <w:r>
+          <w:rPr>
+            <w:rStyle w:val="af4"/>
+            <w:caps/>
+            <w:color w:val="auto"/>
+            <w:szCs w:val="28"/>
+            <w:u w:val="none"/>
+            <w:lang w:val="ru-RU"/>
+          </w:rPr>
+          <w:t>ение</w:t>
+        </w:r>
+      </w:hyperlink>
+      <w:r>
+        <w:rPr>
+          <w:caps/>
+          <w:szCs w:val="28"/>
+          <w:lang w:val="ru-RU"/>
+        </w:rPr>
+        <w:tab/>
+      </w:r>
+      <w:r>
+        <w:rPr>
+          <w:caps/>
+          <w:szCs w:val="28"/>
+          <w:lang w:val="ru-RU"/>
+        </w:rPr>
+        <w:t>3</w:t>
+      </w:r>
+      <w:r>
+        <w:rPr>
+          <w:caps/>
+          <w:szCs w:val="28"/>
+          <w:lang w:val="ru-RU"/>
+        </w:rPr>
+        <w:t>9</w:t>
+      </w:r>
+    </w:p>
+    <w:p>
+      <w:pPr>
+        <w:pStyle w:val="a1"/>
+        <w:tabs>
+          <w:tab w:val="left" w:pos="567"/>
+          <w:tab w:val="right" w:leader="dot" w:pos="10063"/>
+        </w:tabs>
+        <w:spacing w:line="360" w:lineRule="auto"/>
+        <w:ind w:left="284" w:right="170"/>
+        <w:rPr>
+          <w:szCs w:val="28"/>
+          <w:lang w:val="ru-RU"/>
+        </w:rPr>
+      </w:pPr>
+      <w:hyperlink w:anchor="библиок" w:history="1">
+        <w:r>
+          <w:rPr>
+            <w:rStyle w:val="af4"/>
+            <w:caps/>
+            <w:color w:val="auto"/>
+            <w:szCs w:val="28"/>
+            <w:u w:val="none"/>
+            <w:lang w:val="ru-RU"/>
+          </w:rPr>
           <w:t>Список использованных источников</w:t>
         </w:r>
       </w:hyperlink>
@@ -3198,19 +3632,10 @@
     <w:p>
       <w:pPr>
         <w:pStyle w:val="aff2"/>
-        <w:jc w:val="both"/>
-        <w:rPr>
-          <w:sz w:val="104"/>
-          <w:szCs w:val="104"/>
-        </w:rPr>
-      </w:pPr>
-      <w:bookmarkStart w:id="2" w:name="_Введение"/>
-      <w:bookmarkEnd w:id="2"/>
-      <w:r>
-        <w:rPr>
-          <w:sz w:val="104"/>
-          <w:szCs w:val="104"/>
-        </w:rPr>
+      </w:pPr>
+      <w:bookmarkStart w:id="3" w:name="_Введение"/>
+      <w:bookmarkEnd w:id="3"/>
+      <w:r>
         <w:lastRenderedPageBreak/>
         <w:t>функциональная страница</w:t>
       </w:r>
@@ -3218,22 +3643,23 @@
     <w:p>
       <w:pPr>
         <w:pStyle w:val="aff2"/>
-        <w:rPr>
-          <w:b w:val="0"/>
-        </w:rPr>
       </w:pPr>
       <w:r>
         <w:br w:type="page"/>
       </w:r>
-      <w:bookmarkStart w:id="3" w:name="ведать"/>
-      <w:r>
-        <w:rPr>
-          <w:b w:val="0"/>
-        </w:rPr>
+      <w:bookmarkStart w:id="4" w:name="ведать"/>
+      <w:r>
         <w:lastRenderedPageBreak/>
         <w:t>ВВЕДЕНИЕ</w:t>
       </w:r>
-      <w:bookmarkEnd w:id="3"/>
+      <w:bookmarkEnd w:id="4"/>
+    </w:p>
+    <w:p>
+      <w:pPr>
+        <w:rPr>
+          <w:lang w:val="ru-RU" w:eastAsia="en-US"/>
+        </w:rPr>
+      </w:pPr>
     </w:p>
     <w:p>
       <w:pPr>
@@ -3357,11 +3783,16 @@
     </w:p>
     <w:p>
       <w:pPr>
+        <w:pStyle w:val="1234"/>
+      </w:pPr>
+    </w:p>
+    <w:p>
+      <w:pPr>
         <w:pStyle w:val="1"/>
       </w:pPr>
-      <w:bookmarkStart w:id="4" w:name="_Анализ_технического_задания"/>
-      <w:bookmarkStart w:id="5" w:name="_Hlk216109612"/>
-      <w:bookmarkEnd w:id="4"/>
+      <w:bookmarkStart w:id="5" w:name="_Анализ_технического_задания"/>
+      <w:bookmarkStart w:id="6" w:name="_Hlk216109612"/>
+      <w:bookmarkEnd w:id="5"/>
       <w:r>
         <w:lastRenderedPageBreak/>
         <w:t>Анализ технического задания</w:t>
@@ -3370,14 +3801,20 @@
     <w:p>
       <w:pPr>
         <w:pStyle w:val="a"/>
-        <w:spacing w:before="0"/>
-      </w:pPr>
-      <w:bookmarkStart w:id="6" w:name="попуск1"/>
+      </w:pPr>
+      <w:bookmarkStart w:id="7" w:name="попуск1"/>
       <w:r>
         <w:t>Цель и задачи разработки</w:t>
       </w:r>
     </w:p>
-    <w:bookmarkEnd w:id="6"/>
+    <w:p>
+      <w:pPr>
+        <w:rPr>
+          <w:lang w:val="ru-RU"/>
+        </w:rPr>
+      </w:pPr>
+    </w:p>
+    <w:bookmarkEnd w:id="7"/>
     <w:p>
       <w:pPr>
         <w:pStyle w:val="1234"/>
@@ -3503,14 +3940,27 @@
     </w:p>
     <w:p>
       <w:pPr>
+        <w:pStyle w:val="1234"/>
+        <w:jc w:val="left"/>
+      </w:pPr>
+    </w:p>
+    <w:p>
+      <w:pPr>
         <w:pStyle w:val="a"/>
       </w:pPr>
-      <w:bookmarkStart w:id="7" w:name="попуск2"/>
+      <w:bookmarkStart w:id="8" w:name="попуск2"/>
       <w:r>
         <w:t>Сравнительный анализ существующих решений</w:t>
       </w:r>
     </w:p>
-    <w:bookmarkEnd w:id="7"/>
+    <w:p>
+      <w:pPr>
+        <w:rPr>
+          <w:lang w:val="ru-RU"/>
+        </w:rPr>
+      </w:pPr>
+    </w:p>
+    <w:bookmarkEnd w:id="8"/>
     <w:p>
       <w:pPr>
         <w:pStyle w:val="1234"/>
@@ -3554,7 +4004,6 @@
       </w:pPr>
       <w:proofErr w:type="spellStart"/>
       <w:r>
-        <w:lastRenderedPageBreak/>
         <w:t>Google</w:t>
       </w:r>
       <w:proofErr w:type="spellEnd"/>
@@ -3590,12 +4039,13 @@
           <w:lang w:val="ru-RU"/>
         </w:rPr>
       </w:pPr>
-      <w:bookmarkStart w:id="8" w:name="рисунок1"/>
+      <w:bookmarkStart w:id="9" w:name="рисунок1"/>
       <w:r>
         <w:rPr>
           <w:noProof/>
           <w:lang w:val="ru-RU"/>
         </w:rPr>
+        <w:lastRenderedPageBreak/>
         <w:drawing>
           <wp:inline distT="0" distB="0" distL="0" distR="0" wp14:anchorId="66E866A9" wp14:editId="5F977E11">
             <wp:extent cx="6130398" cy="3351071"/>
@@ -3646,7 +4096,7 @@
           </wp:inline>
         </w:drawing>
       </w:r>
-      <w:bookmarkEnd w:id="8"/>
+      <w:bookmarkEnd w:id="9"/>
     </w:p>
     <w:p>
       <w:pPr>
@@ -3775,7 +4225,7 @@
           <w:lang w:val="ru-RU"/>
         </w:rPr>
       </w:pPr>
-      <w:bookmarkStart w:id="9" w:name="рисунок2"/>
+      <w:bookmarkStart w:id="10" w:name="рисунок2"/>
       <w:r>
         <w:rPr>
           <w:noProof/>
@@ -3832,15 +4282,15 @@
           </wp:inline>
         </w:drawing>
       </w:r>
-      <w:bookmarkEnd w:id="9"/>
-    </w:p>
-    <w:p>
-      <w:pPr>
-        <w:rPr>
-          <w:lang w:val="ru-RU"/>
-        </w:rPr>
-      </w:pPr>
-      <w:bookmarkStart w:id="10" w:name="рисунок"/>
+      <w:bookmarkEnd w:id="10"/>
+    </w:p>
+    <w:p>
+      <w:pPr>
+        <w:rPr>
+          <w:lang w:val="ru-RU"/>
+        </w:rPr>
+      </w:pPr>
+      <w:bookmarkStart w:id="11" w:name="рисунок"/>
       <w:r>
         <w:rPr>
           <w:rStyle w:val="aff0"/>
@@ -3934,7 +4384,7 @@
         <w:t xml:space="preserve"> формы</w:t>
       </w:r>
     </w:p>
-    <w:bookmarkEnd w:id="10"/>
+    <w:bookmarkEnd w:id="11"/>
     <w:p>
       <w:pPr>
         <w:rPr>
@@ -3949,15 +4399,15 @@
         <w:spacing w:line="240" w:lineRule="auto"/>
         <w:ind w:left="0" w:right="0" w:firstLine="0"/>
       </w:pPr>
-      <w:bookmarkStart w:id="11" w:name="Таблица1"/>
+      <w:bookmarkStart w:id="12" w:name="Таблица1"/>
       <w:r>
         <w:t xml:space="preserve">  </w:t>
       </w:r>
       <w:r>
         <w:t>Таблица 1 — Сравнительный анализ ан</w:t>
       </w:r>
-      <w:bookmarkStart w:id="12" w:name="Таблица"/>
-      <w:bookmarkEnd w:id="12"/>
+      <w:bookmarkStart w:id="13" w:name="Таблица"/>
+      <w:bookmarkEnd w:id="13"/>
       <w:r>
         <w:t>алогов и разрабатываемого решения</w:t>
       </w:r>
@@ -3980,7 +4430,7 @@
           <w:tcPr>
             <w:tcW w:w="2447" w:type="dxa"/>
           </w:tcPr>
-          <w:bookmarkEnd w:id="11"/>
+          <w:bookmarkEnd w:id="12"/>
           <w:p>
             <w:pPr>
               <w:pStyle w:val="TableParagraph"/>
@@ -4362,11 +4812,11 @@
       <w:r>
         <w:t>Таб</w:t>
       </w:r>
-      <w:bookmarkStart w:id="13" w:name="Таблица2"/>
+      <w:bookmarkStart w:id="14" w:name="Таблица2"/>
       <w:r>
         <w:t>лица 2 — Обоснование выбора технологий</w:t>
       </w:r>
-      <w:bookmarkEnd w:id="13"/>
+      <w:bookmarkEnd w:id="14"/>
     </w:p>
     <w:tbl>
       <w:tblPr>
@@ -4993,15 +5443,27 @@
     </w:p>
     <w:p>
       <w:pPr>
+        <w:pStyle w:val="1234"/>
+      </w:pPr>
+    </w:p>
+    <w:p>
+      <w:pPr>
         <w:pStyle w:val="a"/>
       </w:pPr>
-      <w:bookmarkStart w:id="14" w:name="попуск13"/>
+      <w:bookmarkStart w:id="15" w:name="попуск13"/>
       <w:r>
         <w:t>Архитектура системы</w:t>
       </w:r>
     </w:p>
+    <w:p>
+      <w:pPr>
+        <w:rPr>
+          <w:lang w:val="ru-RU"/>
+        </w:rPr>
+      </w:pPr>
+    </w:p>
     <w:bookmarkEnd w:id="0"/>
-    <w:bookmarkEnd w:id="14"/>
+    <w:bookmarkEnd w:id="15"/>
     <w:p>
       <w:pPr>
         <w:pStyle w:val="1234"/>
@@ -5213,7 +5675,7 @@
           <w:rStyle w:val="aff0"/>
         </w:rPr>
       </w:pPr>
-      <w:bookmarkStart w:id="15" w:name="рисунок3"/>
+      <w:bookmarkStart w:id="16" w:name="рисунок3"/>
       <w:r>
         <w:rPr>
           <w:rStyle w:val="aff0"/>
@@ -5267,7 +5729,7 @@
           </wp:inline>
         </w:drawing>
       </w:r>
-      <w:bookmarkEnd w:id="15"/>
+      <w:bookmarkEnd w:id="16"/>
     </w:p>
     <w:p>
       <w:pPr>
@@ -5669,14 +6131,31 @@
     </w:p>
     <w:p>
       <w:pPr>
+        <w:pStyle w:val="1234"/>
+        <w:numPr>
+          <w:ilvl w:val="0"/>
+          <w:numId w:val="42"/>
+        </w:numPr>
+        <w:ind w:left="284" w:firstLine="709"/>
+      </w:pPr>
+    </w:p>
+    <w:p>
+      <w:pPr>
         <w:pStyle w:val="a"/>
       </w:pPr>
-      <w:bookmarkStart w:id="16" w:name="попуск14"/>
+      <w:bookmarkStart w:id="17" w:name="попуск14"/>
       <w:r>
         <w:t>Управление опросами</w:t>
       </w:r>
     </w:p>
-    <w:bookmarkEnd w:id="16"/>
+    <w:p>
+      <w:pPr>
+        <w:rPr>
+          <w:lang w:val="ru-RU"/>
+        </w:rPr>
+      </w:pPr>
+    </w:p>
+    <w:bookmarkEnd w:id="17"/>
     <w:p>
       <w:pPr>
         <w:pStyle w:val="1234"/>
@@ -5748,21 +6227,15 @@
         <w:rPr>
           <w:szCs w:val="28"/>
         </w:rPr>
-        <w:t xml:space="preserve">приложения должен отображаться список всех опубликованных опросов. Для удобства навигации должна быть реализована </w:t>
-      </w:r>
-      <w:r>
-        <w:rPr>
-          <w:szCs w:val="28"/>
-        </w:rPr>
+        <w:t>приложения должен отображаться список всех опубликованных опросов. Для удобства навигации должна быть реализована функция поиска по названию. Это позволяет пользователям легко находить нужные опросы среди множества доступных.</w:t>
+      </w:r>
+    </w:p>
+    <w:p>
+      <w:pPr>
+        <w:pStyle w:val="1234"/>
+      </w:pPr>
+      <w:r>
         <w:lastRenderedPageBreak/>
-        <w:t>функция поиска по названию. Это позволяет пользователям легко находить нужные опросы среди множества доступных.</w:t>
-      </w:r>
-    </w:p>
-    <w:p>
-      <w:pPr>
-        <w:pStyle w:val="1234"/>
-      </w:pPr>
-      <w:r>
         <w:t xml:space="preserve">1.4.2 </w:t>
       </w:r>
       <w:r>
@@ -5917,7 +6390,7 @@
         <w:t xml:space="preserve"> MVC.</w:t>
       </w:r>
     </w:p>
-    <w:bookmarkEnd w:id="5"/>
+    <w:bookmarkEnd w:id="6"/>
     <w:p>
       <w:pPr>
         <w:jc w:val="left"/>
@@ -5938,8 +6411,8 @@
       <w:pPr>
         <w:pStyle w:val="1"/>
       </w:pPr>
-      <w:bookmarkStart w:id="17" w:name="_Проектирование_программы"/>
-      <w:bookmarkEnd w:id="17"/>
+      <w:bookmarkStart w:id="18" w:name="_Проектирование_программы"/>
+      <w:bookmarkEnd w:id="18"/>
       <w:r>
         <w:lastRenderedPageBreak/>
         <w:t>Проектирование программы</w:t>
@@ -5948,14 +6421,20 @@
     <w:p>
       <w:pPr>
         <w:pStyle w:val="a"/>
-        <w:spacing w:before="0"/>
-      </w:pPr>
-      <w:bookmarkStart w:id="18" w:name="попуск21"/>
+      </w:pPr>
+      <w:bookmarkStart w:id="19" w:name="попуск21"/>
       <w:r>
         <w:t>Проектирование архитектуры и структуры данных системы</w:t>
       </w:r>
     </w:p>
-    <w:bookmarkEnd w:id="18"/>
+    <w:p>
+      <w:pPr>
+        <w:rPr>
+          <w:lang w:val="ru-RU"/>
+        </w:rPr>
+      </w:pPr>
+    </w:p>
+    <w:bookmarkEnd w:id="19"/>
     <w:p>
       <w:pPr>
         <w:pStyle w:val="1234"/>
@@ -6065,51 +6544,51 @@
       </w:r>
       <w:proofErr w:type="spellEnd"/>
       <w:r>
-        <w:t xml:space="preserve">. Проектирование включало </w:t>
+        <w:t xml:space="preserve">. Проектирование включало описание сущностей </w:t>
+      </w:r>
+      <w:proofErr w:type="spellStart"/>
+      <w:r>
+        <w:t>User</w:t>
+      </w:r>
+      <w:proofErr w:type="spellEnd"/>
+      <w:r>
+        <w:t xml:space="preserve">, </w:t>
+      </w:r>
+      <w:proofErr w:type="spellStart"/>
+      <w:r>
+        <w:t>Form</w:t>
+      </w:r>
+      <w:proofErr w:type="spellEnd"/>
+      <w:r>
+        <w:t xml:space="preserve">, </w:t>
+      </w:r>
+      <w:proofErr w:type="spellStart"/>
+      <w:r>
+        <w:t>Question</w:t>
+      </w:r>
+      <w:proofErr w:type="spellEnd"/>
+      <w:r>
+        <w:t xml:space="preserve">, </w:t>
+      </w:r>
+      <w:proofErr w:type="spellStart"/>
+      <w:r>
+        <w:t>Option</w:t>
+      </w:r>
+      <w:proofErr w:type="spellEnd"/>
+      <w:r>
+        <w:t xml:space="preserve"> и </w:t>
+      </w:r>
+      <w:proofErr w:type="spellStart"/>
+      <w:r>
+        <w:t>Answer</w:t>
+      </w:r>
+      <w:proofErr w:type="spellEnd"/>
+      <w:r>
+        <w:t xml:space="preserve">. Для унификации </w:t>
       </w:r>
       <w:r>
         <w:lastRenderedPageBreak/>
-        <w:t xml:space="preserve">описание сущностей </w:t>
-      </w:r>
-      <w:proofErr w:type="spellStart"/>
-      <w:r>
-        <w:t>User</w:t>
-      </w:r>
-      <w:proofErr w:type="spellEnd"/>
-      <w:r>
-        <w:t xml:space="preserve">, </w:t>
-      </w:r>
-      <w:proofErr w:type="spellStart"/>
-      <w:r>
-        <w:t>Form</w:t>
-      </w:r>
-      <w:proofErr w:type="spellEnd"/>
-      <w:r>
-        <w:t xml:space="preserve">, </w:t>
-      </w:r>
-      <w:proofErr w:type="spellStart"/>
-      <w:r>
-        <w:t>Question</w:t>
-      </w:r>
-      <w:proofErr w:type="spellEnd"/>
-      <w:r>
-        <w:t xml:space="preserve">, </w:t>
-      </w:r>
-      <w:proofErr w:type="spellStart"/>
-      <w:r>
-        <w:t>Option</w:t>
-      </w:r>
-      <w:proofErr w:type="spellEnd"/>
-      <w:r>
-        <w:t xml:space="preserve"> и </w:t>
-      </w:r>
-      <w:proofErr w:type="spellStart"/>
-      <w:r>
-        <w:t>Answer</w:t>
-      </w:r>
-      <w:proofErr w:type="spellEnd"/>
-      <w:r>
-        <w:t xml:space="preserve">. Для унификации доступа к этим данным на этапе проектирования была заложена система интерфейсов-репозиториев, наследуемых от базового интерфейса </w:t>
+        <w:t xml:space="preserve">доступа к этим данным на этапе проектирования была заложена система интерфейсов-репозиториев, наследуемых от базового интерфейса </w:t>
       </w:r>
       <w:proofErr w:type="spellStart"/>
       <w:r>
@@ -6522,7 +7001,7 @@
       <w:pPr>
         <w:pStyle w:val="aff4"/>
       </w:pPr>
-      <w:bookmarkStart w:id="19" w:name="рисунок4"/>
+      <w:bookmarkStart w:id="20" w:name="рисунок4"/>
       <w:r>
         <w:drawing>
           <wp:inline distT="0" distB="0" distL="0" distR="0" wp14:anchorId="1B1FD645" wp14:editId="3CE08BDB">
@@ -6560,7 +7039,7 @@
           </wp:inline>
         </w:drawing>
       </w:r>
-      <w:bookmarkEnd w:id="19"/>
+      <w:bookmarkEnd w:id="20"/>
     </w:p>
     <w:p>
       <w:pPr>
@@ -6630,20 +7109,16 @@
       <w:pPr>
         <w:pStyle w:val="aff4"/>
         <w:rPr>
-          <w:rStyle w:val="aff0"/>
-        </w:rPr>
-      </w:pPr>
-      <w:bookmarkStart w:id="20" w:name="рисунок5"/>
-      <w:r>
-        <w:rPr>
-          <w:rStyle w:val="aff0"/>
-        </w:rPr>
+          <w:sz w:val="24"/>
+        </w:rPr>
+      </w:pPr>
+      <w:r>
         <w:lastRenderedPageBreak/>
         <w:drawing>
-          <wp:inline distT="0" distB="0" distL="0" distR="0" wp14:anchorId="5A1D69B5" wp14:editId="356D183A">
-            <wp:extent cx="6249272" cy="8068801"/>
-            <wp:effectExtent l="0" t="0" r="0" b="8890"/>
-            <wp:docPr id="17" name="Рисунок 17"/>
+          <wp:inline distT="0" distB="0" distL="0" distR="0" wp14:anchorId="6E3B735D" wp14:editId="7995A281">
+            <wp:extent cx="5766565" cy="7448550"/>
+            <wp:effectExtent l="0" t="0" r="5715" b="0"/>
+            <wp:docPr id="4" name="Рисунок 4" descr="R:\загрузки\изображение_2026-05-26_220941635.png"/>
             <wp:cNvGraphicFramePr>
               <a:graphicFrameLocks xmlns:a="http://schemas.openxmlformats.org/drawingml/2006/main" noChangeAspect="1"/>
             </wp:cNvGraphicFramePr>
@@ -6651,23 +7126,36 @@
               <a:graphicData uri="http://schemas.openxmlformats.org/drawingml/2006/picture">
                 <pic:pic xmlns:pic="http://schemas.openxmlformats.org/drawingml/2006/picture">
                   <pic:nvPicPr>
-                    <pic:cNvPr id="1" name=""/>
-                    <pic:cNvPicPr/>
+                    <pic:cNvPr id="0" name="Picture 1" descr="R:\загрузки\изображение_2026-05-26_220941635.png"/>
+                    <pic:cNvPicPr>
+                      <a:picLocks noChangeAspect="1" noChangeArrowheads="1"/>
+                    </pic:cNvPicPr>
                   </pic:nvPicPr>
                   <pic:blipFill>
-                    <a:blip r:embed="rId15"/>
+                    <a:blip r:embed="rId15">
+                      <a:extLst>
+                        <a:ext uri="{28A0092B-C50C-407E-A947-70E740481C1C}">
+                          <a14:useLocalDpi xmlns:a14="http://schemas.microsoft.com/office/drawing/2010/main" val="0"/>
+                        </a:ext>
+                      </a:extLst>
+                    </a:blip>
+                    <a:srcRect/>
                     <a:stretch>
                       <a:fillRect/>
                     </a:stretch>
                   </pic:blipFill>
-                  <pic:spPr>
+                  <pic:spPr bwMode="auto">
                     <a:xfrm>
                       <a:off x="0" y="0"/>
-                      <a:ext cx="6249272" cy="8068801"/>
+                      <a:ext cx="5770269" cy="7453334"/>
                     </a:xfrm>
                     <a:prstGeom prst="rect">
                       <a:avLst/>
                     </a:prstGeom>
+                    <a:noFill/>
+                    <a:ln>
+                      <a:noFill/>
+                    </a:ln>
                   </pic:spPr>
                 </pic:pic>
               </a:graphicData>
@@ -6675,7 +7163,6 @@
           </wp:inline>
         </w:drawing>
       </w:r>
-      <w:bookmarkEnd w:id="20"/>
     </w:p>
     <w:p>
       <w:pPr>
@@ -6709,6 +7196,10 @@
     <w:p>
       <w:pPr>
         <w:pStyle w:val="aff4"/>
+        <w:rPr>
+          <w:b/>
+          <w:sz w:val="32"/>
+        </w:rPr>
       </w:pPr>
     </w:p>
     <w:p>
@@ -6717,17 +7208,27 @@
       </w:pPr>
       <w:bookmarkStart w:id="21" w:name="попуск22"/>
       <w:r>
+        <w:t>Проектирование информационной модели и базы данных</w:t>
+      </w:r>
+    </w:p>
+    <w:p>
+      <w:pPr>
+        <w:rPr>
+          <w:lang w:val="ru-RU"/>
+        </w:rPr>
+      </w:pPr>
+    </w:p>
+    <w:bookmarkEnd w:id="21"/>
+    <w:p>
+      <w:pPr>
+        <w:pStyle w:val="1234"/>
+      </w:pPr>
+      <w:r>
+        <w:t xml:space="preserve">Важнейшим этапом проектирования системы является разработка информационной модели, которая должна обеспечивать целостность, непротиворечивость и минимальную избыточность хранимых данных. Поскольку </w:t>
+      </w:r>
+      <w:r>
         <w:lastRenderedPageBreak/>
-        <w:t>Проектирование информационной модели и базы данных</w:t>
-      </w:r>
-    </w:p>
-    <w:bookmarkEnd w:id="21"/>
-    <w:p>
-      <w:pPr>
-        <w:pStyle w:val="1234"/>
-      </w:pPr>
-      <w:r>
-        <w:t>Важнейшим этапом проектирования системы является разработка информационной модели, которая должна обеспечивать целостность, непротиворечивость и минимальную избыточность хранимых данных. Поскольку разрабатываемый сервис предполагает работу со сложными динамическими структурами (различные типы вопросов, неограниченное количество ответов), в качестве модели хранения была выбрана реляционная модель</w:t>
+        <w:t>разрабатываемый сервис предполагает работу со сложными динамическими структурами (различные типы вопросов, неограниченное количество ответов), в качестве модели хранения была выбрана реляционная модель</w:t>
       </w:r>
       <w:hyperlink w:anchor="назикац" w:history="1">
         <w:r>
@@ -6860,51 +7361,48 @@
       </w:r>
       <w:proofErr w:type="spellEnd"/>
       <w:r>
-        <w:t xml:space="preserve">. Спроектирована связь «многие-к-одному» с «Формой». </w:t>
-      </w:r>
+        <w:t xml:space="preserve">. Спроектирована связь «многие-к-одному» с «Формой». Особенностью проектирования является </w:t>
+      </w:r>
+      <w:r>
+        <w:t>сортировка вопросов по идентификатору создания (ID), что обеспечивает сохранение хронологической последовательности добавления</w:t>
+      </w:r>
+      <w:r>
+        <w:t>.</w:t>
+      </w:r>
+    </w:p>
+    <w:p>
+      <w:pPr>
+        <w:pStyle w:val="1234"/>
+      </w:pPr>
+      <w:r>
+        <w:t>2.2.</w:t>
+      </w:r>
+      <w:r>
+        <w:t>4 Сущности «Вариант ответа» (</w:t>
+      </w:r>
+      <w:proofErr w:type="spellStart"/>
+      <w:r>
+        <w:t>Options</w:t>
+      </w:r>
+      <w:proofErr w:type="spellEnd"/>
+      <w:r>
+        <w:t>) и «Настройки вопроса» (</w:t>
+      </w:r>
+      <w:proofErr w:type="spellStart"/>
+      <w:r>
+        <w:t>Question_Settings</w:t>
+      </w:r>
+      <w:proofErr w:type="spellEnd"/>
+      <w:r>
+        <w:t>)</w:t>
+      </w:r>
+    </w:p>
+    <w:p>
+      <w:pPr>
+        <w:pStyle w:val="1234"/>
+      </w:pPr>
       <w:r>
         <w:lastRenderedPageBreak/>
-        <w:t xml:space="preserve">Особенностью проектирования является </w:t>
-      </w:r>
-      <w:r>
-        <w:t>сортировка вопросов по идентификатору создания (ID), что обеспечивает сохранение хронологической последовательности добавления</w:t>
-      </w:r>
-      <w:r>
-        <w:t>.</w:t>
-      </w:r>
-    </w:p>
-    <w:p>
-      <w:pPr>
-        <w:pStyle w:val="1234"/>
-      </w:pPr>
-      <w:r>
-        <w:t>2.2.</w:t>
-      </w:r>
-      <w:r>
-        <w:t>4 Сущности «Вариант ответа» (</w:t>
-      </w:r>
-      <w:proofErr w:type="spellStart"/>
-      <w:r>
-        <w:t>Options</w:t>
-      </w:r>
-      <w:proofErr w:type="spellEnd"/>
-      <w:r>
-        <w:t>) и «Настройки вопроса» (</w:t>
-      </w:r>
-      <w:proofErr w:type="spellStart"/>
-      <w:r>
-        <w:t>Question_Settings</w:t>
-      </w:r>
-      <w:proofErr w:type="spellEnd"/>
-      <w:r>
-        <w:t>)</w:t>
-      </w:r>
-    </w:p>
-    <w:p>
-      <w:pPr>
-        <w:pStyle w:val="1234"/>
-      </w:pPr>
-      <w:r>
         <w:t xml:space="preserve">Для закрытых вопросов (выбор из списка) спроектирована сущность </w:t>
       </w:r>
       <w:proofErr w:type="spellStart"/>
@@ -7093,7 +7591,6 @@
         <w:rPr>
           <w:color w:val="auto"/>
         </w:rPr>
-        <w:lastRenderedPageBreak/>
         <w:t>В результате проектирования была получена нормализованная схема данных (вплоть до третьей нормальной формы)</w:t>
       </w:r>
       <w:hyperlink w:anchor="бдшканиколаев" w:history="1">
@@ -7184,6 +7681,7 @@
           <w:noProof/>
           <w:lang w:val="ru-RU"/>
         </w:rPr>
+        <w:lastRenderedPageBreak/>
         <w:drawing>
           <wp:inline distT="0" distB="0" distL="0" distR="0" wp14:anchorId="47C03A60" wp14:editId="592E3B87">
             <wp:extent cx="5887635" cy="4187977"/>
@@ -7295,6 +7793,13 @@
     </w:p>
     <w:p>
       <w:pPr>
+        <w:rPr>
+          <w:lang w:val="ru-RU"/>
+        </w:rPr>
+      </w:pPr>
+    </w:p>
+    <w:p>
+      <w:pPr>
         <w:pStyle w:val="TableParagraph"/>
         <w:spacing w:line="360" w:lineRule="auto"/>
         <w:ind w:left="284" w:right="170" w:firstLine="709"/>
@@ -7531,12 +8036,30 @@
     </w:p>
     <w:p>
       <w:pPr>
+        <w:pStyle w:val="TableParagraph"/>
+        <w:spacing w:line="360" w:lineRule="auto"/>
+        <w:ind w:left="284" w:right="170" w:firstLine="709"/>
+        <w:jc w:val="both"/>
+        <w:rPr>
+          <w:sz w:val="28"/>
+        </w:rPr>
+      </w:pPr>
+    </w:p>
+    <w:p>
+      <w:pPr>
         <w:pStyle w:val="a"/>
       </w:pPr>
       <w:bookmarkStart w:id="24" w:name="попуск31"/>
       <w:r>
         <w:t>Архитектурные особенности реализации</w:t>
       </w:r>
+    </w:p>
+    <w:p>
+      <w:pPr>
+        <w:rPr>
+          <w:lang w:val="ru-RU"/>
+        </w:rPr>
+      </w:pPr>
     </w:p>
     <w:bookmarkEnd w:id="24"/>
     <w:p>
@@ -7592,7 +8115,6 @@
         <w:ind w:left="284" w:firstLine="709"/>
       </w:pPr>
       <w:r>
-        <w:lastRenderedPageBreak/>
         <w:t>Слой представления (</w:t>
       </w:r>
       <w:proofErr w:type="spellStart"/>
@@ -7630,6 +8152,7 @@
         <w:ind w:left="284" w:firstLine="709"/>
       </w:pPr>
       <w:r>
+        <w:lastRenderedPageBreak/>
         <w:t>Слой бизнес-логики (</w:t>
       </w:r>
       <w:proofErr w:type="spellStart"/>
@@ -7849,21 +8372,30 @@
       </w:r>
       <w:proofErr w:type="spellEnd"/>
       <w:r>
-        <w:t xml:space="preserve">, проверка прав доступа осуществляется до того, как запрос попадает в контроллер. Это позволяет централизованно управлять доступом </w:t>
-      </w:r>
+        <w:t>, проверка прав доступа осуществляется до того, как запрос попадает в контроллер. Это позволяет централизованно управлять доступом и защищать конфиденциальные данные пользователей без дублирования логики проверок в каждом методе.</w:t>
+      </w:r>
+    </w:p>
+    <w:p>
+      <w:pPr>
+        <w:pStyle w:val="1234"/>
+      </w:pPr>
+    </w:p>
+    <w:p>
+      <w:pPr>
+        <w:pStyle w:val="a"/>
+      </w:pPr>
+      <w:bookmarkStart w:id="25" w:name="попуск32"/>
       <w:r>
         <w:lastRenderedPageBreak/>
-        <w:t>и защищать конфиденциальные данные пользователей без дублирования логики проверок в каждом методе.</w:t>
-      </w:r>
-    </w:p>
-    <w:p>
-      <w:pPr>
-        <w:pStyle w:val="a"/>
-      </w:pPr>
-      <w:bookmarkStart w:id="25" w:name="попуск32"/>
-      <w:r>
         <w:t>Выбор и обоснование технологического стека</w:t>
       </w:r>
+    </w:p>
+    <w:p>
+      <w:pPr>
+        <w:rPr>
+          <w:lang w:val="ru-RU"/>
+        </w:rPr>
+      </w:pPr>
     </w:p>
     <w:bookmarkEnd w:id="25"/>
     <w:p>
@@ -8354,14 +8886,7 @@
         <w:rPr>
           <w:sz w:val="28"/>
         </w:rPr>
-        <w:t xml:space="preserve">. Его преимущество заключается в возможности создания «натуральных» шаблонов, которые остаются валидными HTML-файлами. Это упростило верстку интерфейса и позволило динамически отображать сложные </w:t>
-      </w:r>
-      <w:r>
-        <w:rPr>
-          <w:sz w:val="28"/>
-        </w:rPr>
-        <w:lastRenderedPageBreak/>
-        <w:t>структуры данных, такие как матрицы вопросов или результаты опросов в виде графиков.</w:t>
+        <w:t>. Его преимущество заключается в возможности создания «натуральных» шаблонов, которые остаются валидными HTML-файлами. Это упростило верстку интерфейса и позволило динамически отображать сложные структуры данных, такие как матрицы вопросов или результаты опросов в виде графиков.</w:t>
       </w:r>
     </w:p>
     <w:p>
@@ -8469,7 +8994,14 @@
         <w:rPr>
           <w:sz w:val="28"/>
         </w:rPr>
-        <w:t xml:space="preserve"> и других, удалось значительно сократить объем кода в моделях данных, сделав их более читаемыми и легкими в поддержке.</w:t>
+        <w:t xml:space="preserve"> и других, удалось </w:t>
+      </w:r>
+      <w:r>
+        <w:rPr>
+          <w:sz w:val="28"/>
+        </w:rPr>
+        <w:lastRenderedPageBreak/>
+        <w:t>значительно сократить объем кода в моделях данных, сделав их более читаемыми и легкими в поддержке.</w:t>
       </w:r>
     </w:p>
     <w:p>
@@ -8596,6 +9128,17 @@
     </w:p>
     <w:p>
       <w:pPr>
+        <w:pStyle w:val="TableParagraph"/>
+        <w:spacing w:line="360" w:lineRule="auto"/>
+        <w:ind w:left="284" w:right="170" w:firstLine="709"/>
+        <w:jc w:val="both"/>
+        <w:rPr>
+          <w:sz w:val="28"/>
+        </w:rPr>
+      </w:pPr>
+    </w:p>
+    <w:p>
+      <w:pPr>
         <w:pStyle w:val="a"/>
       </w:pPr>
       <w:bookmarkStart w:id="26" w:name="попуск33"/>
@@ -8604,6 +9147,13 @@
       </w:r>
     </w:p>
     <w:bookmarkEnd w:id="26"/>
+    <w:p>
+      <w:pPr>
+        <w:rPr>
+          <w:lang w:val="ru-RU"/>
+        </w:rPr>
+      </w:pPr>
+    </w:p>
     <w:p>
       <w:pPr>
         <w:pStyle w:val="TableParagraph"/>
@@ -8944,11 +9494,17 @@
       </w:pPr>
       <w:bookmarkStart w:id="27" w:name="попуск34"/>
       <w:r>
-        <w:lastRenderedPageBreak/>
         <w:t>Реализация системы типов вопросов</w:t>
       </w:r>
     </w:p>
     <w:bookmarkEnd w:id="27"/>
+    <w:p>
+      <w:pPr>
+        <w:rPr>
+          <w:lang w:val="ru-RU"/>
+        </w:rPr>
+      </w:pPr>
+    </w:p>
     <w:p>
       <w:pPr>
         <w:pStyle w:val="TableParagraph"/>
@@ -8980,7 +9536,14 @@
         <w:rPr>
           <w:sz w:val="28"/>
         </w:rPr>
-        <w:t>Реализация опирается на полиморфную структуру данных: базовые параметры (текст вопроса, обязательность, тип) хранятся в таблице QUESTIONS, а специфические настройки — в вспомогательных структурах. Для вопросов с закрытым набором ответов (MULTIPLE_CHOICE, CHECKBOX, DROPDOWN) динамически генерируются записи в таблице OPTIONS. Для наиболее сложных типов, таких как «Сетка» (</w:t>
+        <w:t xml:space="preserve">Реализация опирается на полиморфную структуру данных: базовые параметры (текст вопроса, обязательность, тип) хранятся в таблице QUESTIONS, а специфические настройки — в вспомогательных структурах. Для вопросов с закрытым набором ответов (MULTIPLE_CHOICE, CHECKBOX, DROPDOWN) </w:t>
+      </w:r>
+      <w:r>
+        <w:rPr>
+          <w:sz w:val="28"/>
+        </w:rPr>
+        <w:lastRenderedPageBreak/>
+        <w:t>динамически генерируются записи в таблице OPTIONS. Для наиболее сложных типов, таких как «Сетка» (</w:t>
       </w:r>
       <w:proofErr w:type="spellStart"/>
       <w:r>
@@ -9081,7 +9644,6 @@
           <w:noProof/>
           <w:lang w:val="ru-RU"/>
         </w:rPr>
-        <w:lastRenderedPageBreak/>
         <w:drawing>
           <wp:inline distT="0" distB="0" distL="0" distR="0" wp14:anchorId="5DDFBDE5" wp14:editId="639C48C7">
             <wp:extent cx="6313721" cy="4352544"/>
@@ -9178,6 +9740,14 @@
     </w:p>
     <w:p>
       <w:pPr>
+        <w:pStyle w:val="aff4"/>
+        <w:rPr>
+          <w:rStyle w:val="aff0"/>
+        </w:rPr>
+      </w:pPr>
+    </w:p>
+    <w:p>
+      <w:pPr>
         <w:pStyle w:val="a"/>
       </w:pPr>
       <w:bookmarkStart w:id="29" w:name="попуск35"/>
@@ -9185,6 +9755,13 @@
         <w:t>Реализация управления жизненным циклом опроса</w:t>
       </w:r>
     </w:p>
+    <w:p>
+      <w:pPr>
+        <w:rPr>
+          <w:lang w:val="ru-RU"/>
+        </w:rPr>
+      </w:pPr>
+    </w:p>
     <w:bookmarkEnd w:id="29"/>
     <w:p>
       <w:pPr>
@@ -9225,6 +9802,7 @@
         <w:rPr>
           <w:color w:val="auto"/>
         </w:rPr>
+        <w:lastRenderedPageBreak/>
         <w:t xml:space="preserve">Система гарантирует, что операции редактирования или удаления доступны только автору опроса. Проверка осуществляется путем сопоставления идентификатора текущего авторизованного пользователя с полем </w:t>
       </w:r>
       <w:proofErr w:type="spellStart"/>
@@ -9267,14 +9845,7 @@
         <w:rPr>
           <w:color w:val="auto"/>
         </w:rPr>
-        <w:t xml:space="preserve"> позволяет автору работать над структурой анкеты в режиме «черновика». В этом </w:t>
-      </w:r>
-      <w:r>
-        <w:rPr>
-          <w:color w:val="auto"/>
-        </w:rPr>
-        <w:lastRenderedPageBreak/>
-        <w:t xml:space="preserve">состоянии опрос не отображается в общих списках и недоступен для прохождения. После завершения настройки автор переводит опрос в опубликованное состояние, что активирует генерацию публичной ссылки и открывает доступ к сбору ответов. Логика проверки прав на опрос представлена на </w:t>
+        <w:t xml:space="preserve"> позволяет автору работать над структурой анкеты в режиме «черновика». В этом состоянии опрос не отображается в общих списках и недоступен для прохождения. После завершения настройки автор переводит опрос в опубликованное состояние, что активирует генерацию публичной ссылки и открывает доступ к сбору ответов. Логика проверки прав на опрос представлена на </w:t>
       </w:r>
       <w:hyperlink w:anchor="рисунок8" w:history="1">
         <w:r>
@@ -9424,6 +9995,13 @@
         <w:t xml:space="preserve">Реализация интерфейса прохождения и сбора данных </w:t>
       </w:r>
     </w:p>
+    <w:p>
+      <w:pPr>
+        <w:rPr>
+          <w:lang w:val="ru-RU"/>
+        </w:rPr>
+      </w:pPr>
+    </w:p>
     <w:bookmarkEnd w:id="31"/>
     <w:p>
       <w:pPr>
@@ -9542,7 +10120,16 @@
           <w:szCs w:val="32"/>
           <w:lang w:eastAsia="ru-RU"/>
         </w:rPr>
-        <w:t xml:space="preserve"> для множественного, а также сложные динамические таблицы для сеток (</w:t>
+        <w:t xml:space="preserve"> для </w:t>
+      </w:r>
+      <w:r>
+        <w:rPr>
+          <w:sz w:val="28"/>
+          <w:szCs w:val="32"/>
+          <w:lang w:eastAsia="ru-RU"/>
+        </w:rPr>
+        <w:lastRenderedPageBreak/>
+        <w:t>множественного, а также сложные динамические таблицы для сеток (</w:t>
       </w:r>
       <w:proofErr w:type="spellStart"/>
       <w:r>
@@ -9584,7 +10171,6 @@
           <w:szCs w:val="32"/>
           <w:lang w:eastAsia="ru-RU"/>
         </w:rPr>
-        <w:lastRenderedPageBreak/>
         <w:t xml:space="preserve">Сбор ответов в системе реализован через специализированный компонент </w:t>
       </w:r>
       <w:proofErr w:type="spellStart"/>
@@ -9790,12 +10376,24 @@
     </w:p>
     <w:p>
       <w:pPr>
+        <w:pStyle w:val="aff4"/>
+      </w:pPr>
+    </w:p>
+    <w:p>
+      <w:pPr>
         <w:pStyle w:val="a"/>
       </w:pPr>
       <w:bookmarkStart w:id="33" w:name="попуск37"/>
       <w:r>
         <w:t>Реализация аналитики и экспорта результатов</w:t>
       </w:r>
+    </w:p>
+    <w:p>
+      <w:pPr>
+        <w:rPr>
+          <w:lang w:val="ru-RU"/>
+        </w:rPr>
+      </w:pPr>
     </w:p>
     <w:bookmarkEnd w:id="33"/>
     <w:p>
@@ -9815,14 +10413,7 @@
         <w:rPr>
           <w:sz w:val="28"/>
         </w:rPr>
-        <w:t xml:space="preserve">Для владельца опроса в системе предусмотрен личный кабинет с инструментами аналитики. После того как респонденты начинают заполнять </w:t>
-      </w:r>
-      <w:r>
-        <w:rPr>
-          <w:sz w:val="28"/>
-        </w:rPr>
-        <w:lastRenderedPageBreak/>
-        <w:t>анкету, система автоматически агрегирует данные, вычисляя процентное соотношение ответов по каждому варианту и формируя списки для открытых текстовых вопросов.</w:t>
+        <w:t>Для владельца опроса в системе предусмотрен личный кабинет с инструментами аналитики. После того как респонденты начинают заполнять анкету, система автоматически агрегирует данные, вычисляя процентное соотношение ответов по каждому варианту и формируя списки для открытых текстовых вопросов.</w:t>
       </w:r>
     </w:p>
     <w:p>
@@ -9842,6 +10433,7 @@
         <w:rPr>
           <w:sz w:val="28"/>
         </w:rPr>
+        <w:lastRenderedPageBreak/>
         <w:t xml:space="preserve">Ключевым техническим решением в этом модуле стала реализация системы генерации отчетов на основе интерфейса </w:t>
       </w:r>
       <w:proofErr w:type="spellStart"/>
@@ -13104,7 +13696,6 @@
     <w:p>
       <w:pPr>
         <w:pStyle w:val="a"/>
-        <w:spacing w:before="0" w:after="0"/>
         <w:rPr>
           <w:rStyle w:val="aff6"/>
         </w:rPr>
@@ -13237,7 +13828,6 @@
     <w:p>
       <w:pPr>
         <w:pStyle w:val="a"/>
-        <w:spacing w:before="0" w:after="0"/>
         <w:rPr>
           <w:rStyle w:val="aff6"/>
         </w:rPr>
@@ -13371,15 +13961,8 @@
     <w:p>
       <w:pPr>
         <w:pStyle w:val="a"/>
-        <w:spacing w:before="0" w:after="0"/>
-        <w:rPr>
-          <w:sz w:val="28"/>
-        </w:rPr>
-      </w:pPr>
-      <w:r>
-        <w:rPr>
-          <w:sz w:val="28"/>
-        </w:rPr>
+      </w:pPr>
+      <w:r>
         <w:lastRenderedPageBreak/>
         <w:t>Выход из системы</w:t>
       </w:r>
@@ -13501,15 +14084,8 @@
     <w:p>
       <w:pPr>
         <w:pStyle w:val="a"/>
-        <w:spacing w:before="0" w:after="0"/>
-        <w:rPr>
-          <w:sz w:val="28"/>
-        </w:rPr>
-      </w:pPr>
-      <w:r>
-        <w:rPr>
-          <w:sz w:val="28"/>
-        </w:rPr>
+      </w:pPr>
+      <w:r>
         <w:t>Создание формы без названия</w:t>
       </w:r>
     </w:p>
@@ -13637,15 +14213,8 @@
     <w:p>
       <w:pPr>
         <w:pStyle w:val="a"/>
-        <w:spacing w:before="0" w:after="0"/>
-        <w:rPr>
-          <w:sz w:val="28"/>
-        </w:rPr>
-      </w:pPr>
-      <w:r>
-        <w:rPr>
-          <w:sz w:val="28"/>
-        </w:rPr>
+      </w:pPr>
+      <w:r>
         <w:t>Загрузка неграфического файла</w:t>
       </w:r>
     </w:p>
@@ -13800,23 +14369,13 @@
     <w:p>
       <w:pPr>
         <w:pStyle w:val="a"/>
-        <w:spacing w:before="0" w:after="0"/>
-        <w:rPr>
-          <w:sz w:val="28"/>
-        </w:rPr>
       </w:pPr>
       <w:proofErr w:type="spellStart"/>
       <w:r>
-        <w:rPr>
-          <w:sz w:val="28"/>
-        </w:rPr>
         <w:t>Cоздание</w:t>
       </w:r>
       <w:proofErr w:type="spellEnd"/>
       <w:r>
-        <w:rPr>
-          <w:sz w:val="28"/>
-        </w:rPr>
         <w:t xml:space="preserve"> опроса и публикация </w:t>
       </w:r>
     </w:p>
@@ -13951,15 +14510,8 @@
     <w:p>
       <w:pPr>
         <w:pStyle w:val="a"/>
-        <w:spacing w:before="0" w:after="0"/>
-        <w:rPr>
-          <w:sz w:val="28"/>
-        </w:rPr>
-      </w:pPr>
-      <w:r>
-        <w:rPr>
-          <w:sz w:val="28"/>
-        </w:rPr>
+      </w:pPr>
+      <w:r>
         <w:t>Скачивание результатов:</w:t>
       </w:r>
     </w:p>
@@ -14087,20 +14639,11 @@
     <w:p>
       <w:pPr>
         <w:pStyle w:val="a"/>
-        <w:spacing w:before="0" w:after="0"/>
-        <w:rPr>
-          <w:sz w:val="28"/>
-        </w:rPr>
-      </w:pPr>
-      <w:bookmarkStart w:id="45" w:name="_GoBack"/>
-      <w:r>
-        <w:rPr>
-          <w:sz w:val="28"/>
-        </w:rPr>
+      </w:pPr>
+      <w:r>
         <w:t>Просмотр статистики ответов:</w:t>
       </w:r>
     </w:p>
-    <w:bookmarkEnd w:id="45"/>
     <w:p>
       <w:pPr>
         <w:pStyle w:val="1234"/>
@@ -14137,7 +14680,7 @@
           <w:lang w:val="ru-RU"/>
         </w:rPr>
       </w:pPr>
-      <w:bookmarkStart w:id="46" w:name="рисунок18"/>
+      <w:bookmarkStart w:id="45" w:name="рисунок18"/>
       <w:r>
         <w:rPr>
           <w:noProof/>
@@ -14180,7 +14723,7 @@
           </wp:inline>
         </w:drawing>
       </w:r>
-      <w:bookmarkEnd w:id="46"/>
+      <w:bookmarkEnd w:id="45"/>
     </w:p>
     <w:p>
       <w:pPr>
@@ -14223,15 +14766,35 @@
     <w:p>
       <w:pPr>
         <w:pStyle w:val="aff2"/>
+        <w:tabs>
+          <w:tab w:val="center" w:pos="5585"/>
+          <w:tab w:val="left" w:pos="6720"/>
+        </w:tabs>
         <w:jc w:val="both"/>
-      </w:pPr>
-      <w:bookmarkStart w:id="47" w:name="Заключение"/>
+        <w:rPr>
+          <w:caps/>
+        </w:rPr>
+      </w:pPr>
+      <w:bookmarkStart w:id="46" w:name="Заключение"/>
       <w:r>
         <w:lastRenderedPageBreak/>
+        <w:tab/>
+      </w:r>
+      <w:r>
+        <w:rPr>
+          <w:caps/>
+        </w:rPr>
         <w:t>Заключение</w:t>
       </w:r>
     </w:p>
-    <w:bookmarkEnd w:id="47"/>
+    <w:p>
+      <w:pPr>
+        <w:rPr>
+          <w:lang w:val="ru-RU" w:eastAsia="en-US"/>
+        </w:rPr>
+      </w:pPr>
+    </w:p>
+    <w:bookmarkEnd w:id="46"/>
     <w:p>
       <w:pPr>
         <w:pStyle w:val="1234"/>
@@ -14487,31 +15050,31 @@
           <w:szCs w:val="22"/>
           <w:lang w:val="ru-RU" w:eastAsia="en-US"/>
         </w:rPr>
-        <w:t xml:space="preserve">. В качестве системы </w:t>
-      </w:r>
+        <w:t xml:space="preserve">. В качестве системы управления базами данных была выбрана СУБД </w:t>
+      </w:r>
+      <w:proofErr w:type="spellStart"/>
       <w:r>
         <w:rPr>
           <w:szCs w:val="22"/>
           <w:lang w:val="ru-RU" w:eastAsia="en-US"/>
         </w:rPr>
-        <w:lastRenderedPageBreak/>
-        <w:t xml:space="preserve">управления базами данных была выбрана СУБД </w:t>
-      </w:r>
-      <w:proofErr w:type="spellStart"/>
+        <w:t>Firebird</w:t>
+      </w:r>
+      <w:proofErr w:type="spellEnd"/>
       <w:r>
         <w:rPr>
           <w:szCs w:val="22"/>
           <w:lang w:val="ru-RU" w:eastAsia="en-US"/>
         </w:rPr>
-        <w:t>Firebird</w:t>
-      </w:r>
-      <w:proofErr w:type="spellEnd"/>
+        <w:t xml:space="preserve">. Для обеспечения </w:t>
+      </w:r>
       <w:r>
         <w:rPr>
           <w:szCs w:val="22"/>
           <w:lang w:val="ru-RU" w:eastAsia="en-US"/>
         </w:rPr>
-        <w:t xml:space="preserve">. Для обеспечения расширяемости подсистемы экспорта отчетов был успешно применен паттерн проектирования </w:t>
+        <w:lastRenderedPageBreak/>
+        <w:t xml:space="preserve">расширяемости подсистемы экспорта отчетов был успешно применен паттерн проектирования </w:t>
       </w:r>
       <w:proofErr w:type="spellStart"/>
       <w:r>
@@ -14579,29 +15142,36 @@
     </w:p>
     <w:p>
       <w:pPr>
-        <w:spacing w:after="960" w:line="360" w:lineRule="auto"/>
-        <w:ind w:left="284" w:right="170" w:firstLine="709"/>
-        <w:jc w:val="both"/>
-        <w:rPr>
-          <w:b/>
+        <w:spacing w:line="360" w:lineRule="auto"/>
+        <w:rPr>
           <w:bCs/>
-          <w:sz w:val="32"/>
+          <w:caps/>
           <w:szCs w:val="32"/>
           <w:lang w:val="ru-RU"/>
         </w:rPr>
       </w:pPr>
-      <w:bookmarkStart w:id="48" w:name="библиок"/>
-      <w:r>
-        <w:rPr>
-          <w:b/>
+      <w:bookmarkStart w:id="47" w:name="библиок"/>
+      <w:r>
+        <w:rPr>
           <w:bCs/>
-          <w:sz w:val="32"/>
+          <w:caps/>
           <w:szCs w:val="32"/>
           <w:lang w:val="ru-RU"/>
         </w:rPr>
         <w:lastRenderedPageBreak/>
         <w:t>Список использованных источников</w:t>
       </w:r>
+    </w:p>
+    <w:p>
+      <w:pPr>
+        <w:spacing w:line="360" w:lineRule="auto"/>
+        <w:rPr>
+          <w:bCs/>
+          <w:caps/>
+          <w:szCs w:val="32"/>
+          <w:lang w:val="ru-RU"/>
+        </w:rPr>
+      </w:pPr>
     </w:p>
     <w:p>
       <w:pPr>
@@ -14612,8 +15182,8 @@
         </w:numPr>
         <w:ind w:left="284" w:firstLine="709"/>
       </w:pPr>
-      <w:bookmarkStart w:id="49" w:name="ермаков_жава"/>
-      <w:bookmarkEnd w:id="48"/>
+      <w:bookmarkStart w:id="48" w:name="ермаков_жава"/>
+      <w:bookmarkEnd w:id="47"/>
       <w:r>
         <w:t xml:space="preserve">Ермаков, А. В. Разработка приложений на языке </w:t>
       </w:r>
@@ -14651,8 +15221,8 @@
         </w:numPr>
         <w:ind w:left="284" w:firstLine="709"/>
       </w:pPr>
-      <w:bookmarkStart w:id="50" w:name="системы_упр_бд"/>
-      <w:bookmarkEnd w:id="49"/>
+      <w:bookmarkStart w:id="49" w:name="системы_упр_бд"/>
+      <w:bookmarkEnd w:id="48"/>
       <w:r>
         <w:t xml:space="preserve">Системы управления базами данных [Электронный ресурс]: лабораторный практикум/ </w:t>
       </w:r>
@@ -14718,8 +15288,8 @@
         </w:numPr>
         <w:ind w:left="284" w:firstLine="709"/>
       </w:pPr>
-      <w:bookmarkStart w:id="51" w:name="назикац"/>
-      <w:bookmarkEnd w:id="50"/>
+      <w:bookmarkStart w:id="50" w:name="назикац"/>
+      <w:bookmarkEnd w:id="49"/>
       <w:proofErr w:type="spellStart"/>
       <w:r>
         <w:t>Лазицкас</w:t>
@@ -14814,8 +15384,8 @@
         </w:numPr>
         <w:ind w:left="284" w:firstLine="709"/>
       </w:pPr>
-      <w:bookmarkStart w:id="52" w:name="мирошконкович"/>
-      <w:bookmarkEnd w:id="51"/>
+      <w:bookmarkStart w:id="51" w:name="мирошконкович"/>
+      <w:bookmarkEnd w:id="50"/>
       <w:r>
         <w:t xml:space="preserve">Мирошников А.И. Архитектура систем управления базами данных [Электронный ресурс]: учебное пособие/ Мирошников А.И. </w:t>
       </w:r>
@@ -14881,8 +15451,8 @@
         </w:numPr>
         <w:ind w:left="284" w:firstLine="709"/>
       </w:pPr>
-      <w:bookmarkStart w:id="53" w:name="бдшканиколаев"/>
-      <w:bookmarkEnd w:id="52"/>
+      <w:bookmarkStart w:id="52" w:name="бдшканиколаев"/>
+      <w:bookmarkEnd w:id="51"/>
       <w:r>
         <w:t xml:space="preserve">Николаев Е.И. Базы данных в высокопроизводительных информационных системах [Электронный ресурс]: учебное пособие/ Николаев Е.И. </w:t>
       </w:r>
@@ -14950,10 +15520,9 @@
           <w:lang w:val="en-US"/>
         </w:rPr>
       </w:pPr>
-      <w:bookmarkStart w:id="54" w:name="насрландекс"/>
-      <w:bookmarkEnd w:id="53"/>
-      <w:r>
-        <w:lastRenderedPageBreak/>
+      <w:bookmarkStart w:id="53" w:name="насрландекс"/>
+      <w:bookmarkEnd w:id="52"/>
+      <w:r>
         <w:t xml:space="preserve">Яндекс </w:t>
       </w:r>
       <w:r>
@@ -14995,42 +15564,43 @@
           <w:lang w:val="en-US"/>
         </w:rPr>
       </w:pPr>
-      <w:bookmarkStart w:id="55" w:name="гугл"/>
+      <w:bookmarkStart w:id="54" w:name="гугл"/>
+      <w:bookmarkEnd w:id="53"/>
+      <w:r>
+        <w:rPr>
+          <w:lang w:val="en-US"/>
+        </w:rPr>
+        <w:lastRenderedPageBreak/>
+        <w:t xml:space="preserve">Google LLC </w:t>
+      </w:r>
+      <w:r>
+        <w:sym w:font="Symbol" w:char="F02D"/>
+      </w:r>
+      <w:r>
+        <w:rPr>
+          <w:lang w:val="en-US"/>
+        </w:rPr>
+        <w:t xml:space="preserve"> </w:t>
+      </w:r>
+      <w:r>
+        <w:t>Помощь</w:t>
+      </w:r>
+      <w:r>
+        <w:rPr>
+          <w:lang w:val="en-US"/>
+        </w:rPr>
+        <w:t xml:space="preserve"> </w:t>
+      </w:r>
+      <w:r>
+        <w:t>по</w:t>
+      </w:r>
+      <w:r>
+        <w:rPr>
+          <w:lang w:val="en-US"/>
+        </w:rPr>
+        <w:t xml:space="preserve"> Google Forms. — URL: https://support.google.com/docs/answer/6281888 </w:t>
+      </w:r>
       <w:bookmarkEnd w:id="54"/>
-      <w:r>
-        <w:rPr>
-          <w:lang w:val="en-US"/>
-        </w:rPr>
-        <w:t xml:space="preserve">Google LLC </w:t>
-      </w:r>
-      <w:r>
-        <w:sym w:font="Symbol" w:char="F02D"/>
-      </w:r>
-      <w:r>
-        <w:rPr>
-          <w:lang w:val="en-US"/>
-        </w:rPr>
-        <w:t xml:space="preserve"> </w:t>
-      </w:r>
-      <w:r>
-        <w:t>Помощь</w:t>
-      </w:r>
-      <w:r>
-        <w:rPr>
-          <w:lang w:val="en-US"/>
-        </w:rPr>
-        <w:t xml:space="preserve"> </w:t>
-      </w:r>
-      <w:r>
-        <w:t>по</w:t>
-      </w:r>
-      <w:r>
-        <w:rPr>
-          <w:lang w:val="en-US"/>
-        </w:rPr>
-        <w:t xml:space="preserve"> Google Forms. — URL: https://support.google.com/docs/answer/6281888 </w:t>
-      </w:r>
-      <w:bookmarkEnd w:id="55"/>
     </w:p>
     <w:sectPr>
       <w:headerReference w:type="default" r:id="rId33"/>
@@ -20965,7 +21535,7 @@
   <w:abstractNum w:abstractNumId="5" w15:restartNumberingAfterBreak="0">
     <w:nsid w:val="143D2443"/>
     <w:multiLevelType w:val="multilevel"/>
-    <w:tmpl w:val="76981EF4"/>
+    <w:tmpl w:val="28801832"/>
     <w:lvl w:ilvl="0">
       <w:start w:val="1"/>
       <w:numFmt w:val="decimal"/>
@@ -26825,7 +27395,7 @@
     <w:link w:val="aff"/>
     <w:unhideWhenUsed/>
     <w:qFormat/>
-    <w:rsid w:val="007F2DA2"/>
+    <w:rsid w:val="00934CF6"/>
     <w:pPr>
       <w:numPr>
         <w:ilvl w:val="1"/>
@@ -26834,14 +27404,14 @@
       <w:tabs>
         <w:tab w:val="left" w:pos="1560"/>
       </w:tabs>
-      <w:spacing w:before="960" w:beforeAutospacing="0" w:after="960" w:afterAutospacing="0" w:line="360" w:lineRule="auto"/>
+      <w:spacing w:before="0" w:beforeAutospacing="0" w:after="0" w:afterAutospacing="0" w:line="360" w:lineRule="auto"/>
       <w:ind w:left="284" w:right="170" w:firstLine="709"/>
       <w:contextualSpacing/>
       <w:jc w:val="both"/>
     </w:pPr>
     <w:rPr>
       <w:b w:val="0"/>
-      <w:sz w:val="32"/>
+      <w:sz w:val="28"/>
       <w:szCs w:val="32"/>
     </w:rPr>
   </w:style>
@@ -26902,18 +27472,24 @@
     <w:next w:val="a0"/>
     <w:link w:val="aff3"/>
     <w:qFormat/>
-    <w:rsid w:val="007E028D"/>
+    <w:rsid w:val="00934CF6"/>
+    <w:pPr>
+      <w:spacing w:after="0"/>
+    </w:pPr>
+    <w:rPr>
+      <w:b w:val="0"/>
+      <w:sz w:val="28"/>
+    </w:rPr>
   </w:style>
   <w:style w:type="character" w:customStyle="1" w:styleId="aff3">
     <w:name w:val="Подзаголовок Знак"/>
     <w:aliases w:val="Заголовок без перечесления Знак"/>
     <w:basedOn w:val="a2"/>
     <w:link w:val="aff2"/>
-    <w:rsid w:val="007E028D"/>
+    <w:rsid w:val="00934CF6"/>
     <w:rPr>
-      <w:b/>
       <w:iCs/>
-      <w:sz w:val="32"/>
+      <w:sz w:val="28"/>
       <w:szCs w:val="72"/>
       <w:lang w:eastAsia="en-US"/>
     </w:rPr>
@@ -26923,11 +27499,11 @@
     <w:aliases w:val="Подзаголовки Знак"/>
     <w:basedOn w:val="20"/>
     <w:link w:val="a"/>
-    <w:rsid w:val="007F2DA2"/>
+    <w:rsid w:val="00934CF6"/>
     <w:rPr>
       <w:b w:val="0"/>
       <w:bCs/>
-      <w:sz w:val="32"/>
+      <w:sz w:val="28"/>
       <w:szCs w:val="32"/>
     </w:rPr>
   </w:style>
@@ -27230,7 +27806,7 @@
 </file>
 
 <file path=customXml/itemProps1.xml><?xml version="1.0" encoding="utf-8"?>
-<ds:datastoreItem xmlns:ds="http://schemas.openxmlformats.org/officeDocument/2006/customXml" ds:itemID="{F2E1352F-2CB7-4B39-B3E8-14DDD68BD237}">
+<ds:datastoreItem xmlns:ds="http://schemas.openxmlformats.org/officeDocument/2006/customXml" ds:itemID="{8A7014BE-0E69-4DB4-8A1A-B2CB896265A1}">
   <ds:schemaRefs>
     <ds:schemaRef ds:uri="http://schemas.openxmlformats.org/officeDocument/2006/bibliography"/>
   </ds:schemaRefs>

--- a/джава курсовой опросы.docx
+++ b/джава курсовой опросы.docx
@@ -625,8 +625,13 @@
         <w:ind w:left="567" w:right="1134"/>
       </w:pPr>
       <w:r>
-        <w:t>на тему:</w:t>
-      </w:r>
+        <w:t>на тему</w:t>
+      </w:r>
+      <w:bookmarkStart w:id="1" w:name="_GoBack"/>
+      <w:r>
+        <w:t>:</w:t>
+      </w:r>
+      <w:bookmarkEnd w:id="1"/>
       <w:r>
         <w:t xml:space="preserve"> </w:t>
       </w:r>
@@ -2100,7 +2105,6 @@
         </w:rPr>
       </w:pPr>
       <w:hyperlink w:anchor="ведать" w:history="1">
-        <w:bookmarkStart w:id="1" w:name="_GoBack"/>
         <w:r>
           <w:rPr>
             <w:rStyle w:val="af4"/>
@@ -2110,31 +2114,8 @@
             <w:u w:val="none"/>
             <w:lang w:val="ru-RU"/>
           </w:rPr>
-          <w:t>Введ</w:t>
+          <w:t>Введение</w:t>
         </w:r>
-        <w:r>
-          <w:rPr>
-            <w:rStyle w:val="af4"/>
-            <w:caps/>
-            <w:color w:val="auto"/>
-            <w:szCs w:val="28"/>
-            <w:u w:val="none"/>
-            <w:lang w:val="ru-RU"/>
-          </w:rPr>
-          <w:t>е</w:t>
-        </w:r>
-        <w:r>
-          <w:rPr>
-            <w:rStyle w:val="af4"/>
-            <w:caps/>
-            <w:color w:val="auto"/>
-            <w:szCs w:val="28"/>
-            <w:u w:val="none"/>
-            <w:lang w:val="ru-RU"/>
-          </w:rPr>
-          <w:t>ние</w:t>
-        </w:r>
-        <w:bookmarkEnd w:id="1"/>
       </w:hyperlink>
       <w:r>
         <w:rPr>
@@ -2178,27 +2159,7 @@
             <w:u w:val="none"/>
             <w:lang w:val="ru-RU"/>
           </w:rPr>
-          <w:t xml:space="preserve">Анализ технического </w:t>
-        </w:r>
-        <w:r>
-          <w:rPr>
-            <w:rStyle w:val="af4"/>
-            <w:color w:val="auto"/>
-            <w:szCs w:val="28"/>
-            <w:u w:val="none"/>
-            <w:lang w:val="ru-RU"/>
-          </w:rPr>
-          <w:t>з</w:t>
-        </w:r>
-        <w:r>
-          <w:rPr>
-            <w:rStyle w:val="af4"/>
-            <w:color w:val="auto"/>
-            <w:szCs w:val="28"/>
-            <w:u w:val="none"/>
-            <w:lang w:val="ru-RU"/>
-          </w:rPr>
-          <w:t>адания</w:t>
+          <w:t>Анализ технического задания</w:t>
         </w:r>
       </w:hyperlink>
       <w:r>
@@ -2276,27 +2237,7 @@
             <w:u w:val="none"/>
             <w:lang w:val="ru-RU"/>
           </w:rPr>
-          <w:t>Архитектур</w:t>
-        </w:r>
-        <w:r>
-          <w:rPr>
-            <w:rStyle w:val="af4"/>
-            <w:color w:val="auto"/>
-            <w:szCs w:val="28"/>
-            <w:u w:val="none"/>
-            <w:lang w:val="ru-RU"/>
-          </w:rPr>
-          <w:t>а</w:t>
-        </w:r>
-        <w:r>
-          <w:rPr>
-            <w:rStyle w:val="af4"/>
-            <w:color w:val="auto"/>
-            <w:szCs w:val="28"/>
-            <w:u w:val="none"/>
-            <w:lang w:val="ru-RU"/>
-          </w:rPr>
-          <w:t xml:space="preserve"> системы</w:t>
+          <w:t>Архитектура системы</w:t>
         </w:r>
       </w:hyperlink>
       <w:r>
@@ -2335,27 +2276,7 @@
             <w:u w:val="none"/>
             <w:lang w:val="ru-RU"/>
           </w:rPr>
-          <w:t>Фу</w:t>
-        </w:r>
-        <w:r>
-          <w:rPr>
-            <w:rStyle w:val="af4"/>
-            <w:color w:val="auto"/>
-            <w:szCs w:val="28"/>
-            <w:u w:val="none"/>
-            <w:lang w:val="ru-RU"/>
-          </w:rPr>
-          <w:t>н</w:t>
-        </w:r>
-        <w:r>
-          <w:rPr>
-            <w:rStyle w:val="af4"/>
-            <w:color w:val="auto"/>
-            <w:szCs w:val="28"/>
-            <w:u w:val="none"/>
-            <w:lang w:val="ru-RU"/>
-          </w:rPr>
-          <w:t>кциональные требования к системе</w:t>
+          <w:t>Функциональные требования к системе</w:t>
         </w:r>
       </w:hyperlink>
       <w:r>
@@ -2400,27 +2321,7 @@
             <w:u w:val="none"/>
             <w:lang w:val="ru-RU"/>
           </w:rPr>
-          <w:t>Управ</w:t>
-        </w:r>
-        <w:r>
-          <w:rPr>
-            <w:rStyle w:val="af4"/>
-            <w:color w:val="auto"/>
-            <w:szCs w:val="28"/>
-            <w:u w:val="none"/>
-            <w:lang w:val="ru-RU"/>
-          </w:rPr>
-          <w:t>л</w:t>
-        </w:r>
-        <w:r>
-          <w:rPr>
-            <w:rStyle w:val="af4"/>
-            <w:color w:val="auto"/>
-            <w:szCs w:val="28"/>
-            <w:u w:val="none"/>
-            <w:lang w:val="ru-RU"/>
-          </w:rPr>
-          <w:t>ение опросами</w:t>
+          <w:t>Управление опросами</w:t>
         </w:r>
       </w:hyperlink>
       <w:r>
@@ -2489,25 +2390,7 @@
           <w:u w:val="none"/>
           <w:lang w:val="ru-RU"/>
         </w:rPr>
-        <w:t>Проектиров</w:t>
-      </w:r>
-      <w:r>
-        <w:rPr>
-          <w:rStyle w:val="af4"/>
-          <w:color w:val="auto"/>
-          <w:u w:val="none"/>
-          <w:lang w:val="ru-RU"/>
-        </w:rPr>
-        <w:t>а</w:t>
-      </w:r>
-      <w:r>
-        <w:rPr>
-          <w:rStyle w:val="af4"/>
-          <w:color w:val="auto"/>
-          <w:u w:val="none"/>
-          <w:lang w:val="ru-RU"/>
-        </w:rPr>
-        <w:t>ние программы</w:t>
+        <w:t>Проектирование программы</w:t>
       </w:r>
       <w:r>
         <w:rPr>
@@ -2564,25 +2447,7 @@
             <w:u w:val="none"/>
             <w:lang w:val="ru-RU"/>
           </w:rPr>
-          <w:t>Проектирование архитектур</w:t>
-        </w:r>
-        <w:r>
-          <w:rPr>
-            <w:rStyle w:val="af4"/>
-            <w:color w:val="auto"/>
-            <w:u w:val="none"/>
-            <w:lang w:val="ru-RU"/>
-          </w:rPr>
-          <w:t>ы</w:t>
-        </w:r>
-        <w:r>
-          <w:rPr>
-            <w:rStyle w:val="af4"/>
-            <w:color w:val="auto"/>
-            <w:u w:val="none"/>
-            <w:lang w:val="ru-RU"/>
-          </w:rPr>
-          <w:t xml:space="preserve"> и структуры данных системы</w:t>
+          <w:t>Проектирование архитектуры и структуры данных системы</w:t>
         </w:r>
       </w:hyperlink>
       <w:r>
@@ -2625,25 +2490,7 @@
             <w:u w:val="none"/>
             <w:lang w:val="ru-RU"/>
           </w:rPr>
-          <w:t>Проектирование и</w:t>
-        </w:r>
-        <w:r>
-          <w:rPr>
-            <w:rStyle w:val="af4"/>
-            <w:color w:val="auto"/>
-            <w:u w:val="none"/>
-            <w:lang w:val="ru-RU"/>
-          </w:rPr>
-          <w:t>н</w:t>
-        </w:r>
-        <w:r>
-          <w:rPr>
-            <w:rStyle w:val="af4"/>
-            <w:color w:val="auto"/>
-            <w:u w:val="none"/>
-            <w:lang w:val="ru-RU"/>
-          </w:rPr>
-          <w:t>формационной модели и базы данных</w:t>
+          <w:t>Проектирование информационной модели и базы данных</w:t>
         </w:r>
       </w:hyperlink>
       <w:r>
@@ -2686,27 +2533,7 @@
             <w:u w:val="none"/>
             <w:lang w:val="ru-RU"/>
           </w:rPr>
-          <w:t>Разработ</w:t>
-        </w:r>
-        <w:r>
-          <w:rPr>
-            <w:rStyle w:val="af4"/>
-            <w:color w:val="auto"/>
-            <w:szCs w:val="28"/>
-            <w:u w:val="none"/>
-            <w:lang w:val="ru-RU"/>
-          </w:rPr>
-          <w:t>к</w:t>
-        </w:r>
-        <w:r>
-          <w:rPr>
-            <w:rStyle w:val="af4"/>
-            <w:color w:val="auto"/>
-            <w:szCs w:val="28"/>
-            <w:u w:val="none"/>
-            <w:lang w:val="ru-RU"/>
-          </w:rPr>
-          <w:t>а</w:t>
+          <w:t>Разработка</w:t>
         </w:r>
         <w:r>
           <w:rPr>
@@ -2767,25 +2594,7 @@
             <w:u w:val="none"/>
             <w:lang w:val="ru-RU"/>
           </w:rPr>
-          <w:t>Архитектурные особенности реализац</w:t>
-        </w:r>
-        <w:r>
-          <w:rPr>
-            <w:rStyle w:val="af4"/>
-            <w:color w:val="auto"/>
-            <w:u w:val="none"/>
-            <w:lang w:val="ru-RU"/>
-          </w:rPr>
-          <w:t>и</w:t>
-        </w:r>
-        <w:r>
-          <w:rPr>
-            <w:rStyle w:val="af4"/>
-            <w:color w:val="auto"/>
-            <w:u w:val="none"/>
-            <w:lang w:val="ru-RU"/>
-          </w:rPr>
-          <w:t>и</w:t>
+          <w:t>Архитектурные особенности реализации</w:t>
         </w:r>
       </w:hyperlink>
       <w:r>
@@ -2833,61 +2642,7 @@
             <w:u w:val="none"/>
             <w:lang w:val="ru-RU"/>
           </w:rPr>
-          <w:t xml:space="preserve">Выбор и </w:t>
-        </w:r>
-        <w:r>
-          <w:rPr>
-            <w:rStyle w:val="af4"/>
-            <w:color w:val="auto"/>
-            <w:u w:val="none"/>
-            <w:lang w:val="ru-RU"/>
-          </w:rPr>
-          <w:t>о</w:t>
-        </w:r>
-        <w:r>
-          <w:rPr>
-            <w:rStyle w:val="af4"/>
-            <w:color w:val="auto"/>
-            <w:u w:val="none"/>
-            <w:lang w:val="ru-RU"/>
-          </w:rPr>
-          <w:t>бос</w:t>
-        </w:r>
-        <w:r>
-          <w:rPr>
-            <w:rStyle w:val="af4"/>
-            <w:color w:val="auto"/>
-            <w:u w:val="none"/>
-            <w:lang w:val="ru-RU"/>
-          </w:rPr>
-          <w:t>н</w:t>
-        </w:r>
-        <w:r>
-          <w:rPr>
-            <w:rStyle w:val="af4"/>
-            <w:color w:val="auto"/>
-            <w:u w:val="none"/>
-            <w:lang w:val="ru-RU"/>
-          </w:rPr>
-          <w:t xml:space="preserve">ование технологического </w:t>
-        </w:r>
-        <w:r>
-          <w:rPr>
-            <w:rStyle w:val="af4"/>
-            <w:color w:val="auto"/>
-            <w:u w:val="none"/>
-            <w:lang w:val="ru-RU"/>
-          </w:rPr>
-          <w:t>с</w:t>
-        </w:r>
-        <w:r>
-          <w:rPr>
-            <w:rStyle w:val="af4"/>
-            <w:color w:val="auto"/>
-            <w:u w:val="none"/>
-            <w:lang w:val="ru-RU"/>
-          </w:rPr>
-          <w:t>тека</w:t>
+          <w:t>Выбор и обоснование технологического стека</w:t>
         </w:r>
       </w:hyperlink>
       <w:r>
@@ -2939,43 +2694,7 @@
             <w:u w:val="none"/>
             <w:lang w:val="ru-RU"/>
           </w:rPr>
-          <w:t>еализация информаци</w:t>
-        </w:r>
-        <w:r>
-          <w:rPr>
-            <w:rStyle w:val="af4"/>
-            <w:color w:val="auto"/>
-            <w:u w:val="none"/>
-            <w:lang w:val="ru-RU"/>
-          </w:rPr>
-          <w:t>о</w:t>
-        </w:r>
-        <w:r>
-          <w:rPr>
-            <w:rStyle w:val="af4"/>
-            <w:color w:val="auto"/>
-            <w:u w:val="none"/>
-            <w:lang w:val="ru-RU"/>
-          </w:rPr>
-          <w:t>нной модели и базы да</w:t>
-        </w:r>
-        <w:r>
-          <w:rPr>
-            <w:rStyle w:val="af4"/>
-            <w:color w:val="auto"/>
-            <w:u w:val="none"/>
-            <w:lang w:val="ru-RU"/>
-          </w:rPr>
-          <w:t>н</w:t>
-        </w:r>
-        <w:r>
-          <w:rPr>
-            <w:rStyle w:val="af4"/>
-            <w:color w:val="auto"/>
-            <w:u w:val="none"/>
-            <w:lang w:val="ru-RU"/>
-          </w:rPr>
-          <w:t>ных</w:t>
+          <w:t>еализация информационной модели и базы данных</w:t>
         </w:r>
       </w:hyperlink>
       <w:r>
@@ -3027,25 +2746,7 @@
             <w:u w:val="none"/>
             <w:lang w:val="ru-RU"/>
           </w:rPr>
-          <w:t>еализация систе</w:t>
-        </w:r>
-        <w:r>
-          <w:rPr>
-            <w:rStyle w:val="af4"/>
-            <w:color w:val="auto"/>
-            <w:u w:val="none"/>
-            <w:lang w:val="ru-RU"/>
-          </w:rPr>
-          <w:t>м</w:t>
-        </w:r>
-        <w:r>
-          <w:rPr>
-            <w:rStyle w:val="af4"/>
-            <w:color w:val="auto"/>
-            <w:u w:val="none"/>
-            <w:lang w:val="ru-RU"/>
-          </w:rPr>
-          <w:t>ы типов вопросов</w:t>
+          <w:t>еализация системы типов вопросов</w:t>
         </w:r>
       </w:hyperlink>
       <w:r>
@@ -3097,25 +2798,7 @@
             <w:u w:val="none"/>
             <w:lang w:val="ru-RU"/>
           </w:rPr>
-          <w:t>еализация управления жизнен</w:t>
-        </w:r>
-        <w:r>
-          <w:rPr>
-            <w:rStyle w:val="af4"/>
-            <w:color w:val="auto"/>
-            <w:u w:val="none"/>
-            <w:lang w:val="ru-RU"/>
-          </w:rPr>
-          <w:t>н</w:t>
-        </w:r>
-        <w:r>
-          <w:rPr>
-            <w:rStyle w:val="af4"/>
-            <w:color w:val="auto"/>
-            <w:u w:val="none"/>
-            <w:lang w:val="ru-RU"/>
-          </w:rPr>
-          <w:t>ым циклом опроса</w:t>
+          <w:t>еализация управления жизненным циклом опроса</w:t>
         </w:r>
       </w:hyperlink>
       <w:r>
@@ -3167,25 +2850,7 @@
             <w:u w:val="none"/>
             <w:lang w:val="ru-RU"/>
           </w:rPr>
-          <w:t>еализация инт</w:t>
-        </w:r>
-        <w:r>
-          <w:rPr>
-            <w:rStyle w:val="af4"/>
-            <w:color w:val="auto"/>
-            <w:u w:val="none"/>
-            <w:lang w:val="ru-RU"/>
-          </w:rPr>
-          <w:t>е</w:t>
-        </w:r>
-        <w:r>
-          <w:rPr>
-            <w:rStyle w:val="af4"/>
-            <w:color w:val="auto"/>
-            <w:u w:val="none"/>
-            <w:lang w:val="ru-RU"/>
-          </w:rPr>
-          <w:t>рфейса прохождения и сбора данных</w:t>
+          <w:t>еализация интерфейса прохождения и сбора данных</w:t>
         </w:r>
       </w:hyperlink>
       <w:r>
@@ -3228,16 +2893,7 @@
             <w:u w:val="none"/>
             <w:lang w:val="ru-RU"/>
           </w:rPr>
-          <w:t>Р</w:t>
-        </w:r>
-        <w:r>
-          <w:rPr>
-            <w:rStyle w:val="af4"/>
-            <w:color w:val="auto"/>
-            <w:u w:val="none"/>
-            <w:lang w:val="ru-RU"/>
-          </w:rPr>
-          <w:t>еализация аналитики и экспорта результатов</w:t>
+          <w:t>Реализация аналитики и экспорта результатов</w:t>
         </w:r>
       </w:hyperlink>
       <w:r>
@@ -3286,27 +2942,7 @@
             <w:u w:val="none"/>
             <w:lang w:val="ru-RU"/>
           </w:rPr>
-          <w:t>Тестирова</w:t>
-        </w:r>
-        <w:r>
-          <w:rPr>
-            <w:rStyle w:val="af4"/>
-            <w:color w:val="auto"/>
-            <w:szCs w:val="28"/>
-            <w:u w:val="none"/>
-            <w:lang w:val="ru-RU"/>
-          </w:rPr>
-          <w:t>н</w:t>
-        </w:r>
-        <w:r>
-          <w:rPr>
-            <w:rStyle w:val="af4"/>
-            <w:color w:val="auto"/>
-            <w:szCs w:val="28"/>
-            <w:u w:val="none"/>
-            <w:lang w:val="ru-RU"/>
-          </w:rPr>
-          <w:t>ие</w:t>
+          <w:t>Тестирование</w:t>
         </w:r>
       </w:hyperlink>
       <w:r>
@@ -3356,29 +2992,7 @@
             <w:u w:val="none"/>
             <w:lang w:val="ru-RU"/>
           </w:rPr>
-          <w:t>Заклю</w:t>
-        </w:r>
-        <w:r>
-          <w:rPr>
-            <w:rStyle w:val="af4"/>
-            <w:caps/>
-            <w:color w:val="auto"/>
-            <w:szCs w:val="28"/>
-            <w:u w:val="none"/>
-            <w:lang w:val="ru-RU"/>
-          </w:rPr>
-          <w:t>ч</w:t>
-        </w:r>
-        <w:r>
-          <w:rPr>
-            <w:rStyle w:val="af4"/>
-            <w:caps/>
-            <w:color w:val="auto"/>
-            <w:szCs w:val="28"/>
-            <w:u w:val="none"/>
-            <w:lang w:val="ru-RU"/>
-          </w:rPr>
-          <w:t>ение</w:t>
+          <w:t>Заключение</w:t>
         </w:r>
       </w:hyperlink>
       <w:r>
@@ -3643,6 +3257,7 @@
     <w:p>
       <w:pPr>
         <w:pStyle w:val="aff2"/>
+        <w:ind w:left="0" w:right="0" w:firstLine="0"/>
       </w:pPr>
       <w:r>
         <w:br w:type="page"/>
@@ -3712,6 +3327,10 @@
     <w:p>
       <w:pPr>
         <w:pStyle w:val="1234"/>
+        <w:tabs>
+          <w:tab w:val="clear" w:pos="1560"/>
+          <w:tab w:val="left" w:pos="1276"/>
+        </w:tabs>
       </w:pPr>
       <w:r>
         <w:t>Исходя из поставленной цели, определены следующие задачи:</w:t>
@@ -3720,25 +3339,67 @@
     <w:p>
       <w:pPr>
         <w:pStyle w:val="1234"/>
-      </w:pPr>
-      <w:r>
-        <w:t>Изучение литературных источников по теме проектирования баз данных и разработки веб-приложений.</w:t>
+        <w:numPr>
+          <w:ilvl w:val="0"/>
+          <w:numId w:val="14"/>
+        </w:numPr>
+        <w:tabs>
+          <w:tab w:val="clear" w:pos="1560"/>
+          <w:tab w:val="left" w:pos="1276"/>
+        </w:tabs>
+        <w:ind w:left="284" w:firstLine="709"/>
+      </w:pPr>
+      <w:r>
+        <w:t>и</w:t>
+      </w:r>
+      <w:r>
+        <w:t>зучение литературных источников по теме проектирования баз данных и разработки веб-приложений</w:t>
+      </w:r>
+      <w:r>
+        <w:t>;</w:t>
       </w:r>
     </w:p>
     <w:p>
       <w:pPr>
         <w:pStyle w:val="1234"/>
-      </w:pPr>
-      <w:r>
-        <w:t>Разработка структуры базы данных для хранения информации об опросах, вопросах, ответах и пользователях.</w:t>
+        <w:numPr>
+          <w:ilvl w:val="0"/>
+          <w:numId w:val="14"/>
+        </w:numPr>
+        <w:tabs>
+          <w:tab w:val="clear" w:pos="1560"/>
+          <w:tab w:val="left" w:pos="1276"/>
+        </w:tabs>
+        <w:ind w:left="284" w:firstLine="709"/>
+      </w:pPr>
+      <w:r>
+        <w:t>р</w:t>
+      </w:r>
+      <w:r>
+        <w:t>азработка структуры базы данных для хранения информации об опросах, вопросах, ответах и пользователях</w:t>
+      </w:r>
+      <w:r>
+        <w:t>;</w:t>
       </w:r>
     </w:p>
     <w:p>
       <w:pPr>
         <w:pStyle w:val="1234"/>
-      </w:pPr>
-      <w:r>
-        <w:t>Реализация серверной части приложения (</w:t>
+        <w:numPr>
+          <w:ilvl w:val="0"/>
+          <w:numId w:val="14"/>
+        </w:numPr>
+        <w:tabs>
+          <w:tab w:val="clear" w:pos="1560"/>
+          <w:tab w:val="left" w:pos="1276"/>
+        </w:tabs>
+        <w:ind w:left="284" w:firstLine="709"/>
+      </w:pPr>
+      <w:r>
+        <w:t>р</w:t>
+      </w:r>
+      <w:r>
+        <w:t>еализация серверной части приложения (</w:t>
       </w:r>
       <w:proofErr w:type="spellStart"/>
       <w:r>
@@ -3746,15 +3407,30 @@
       </w:r>
       <w:proofErr w:type="spellEnd"/>
       <w:r>
-        <w:t>), отвечающей за бизнес-логику: управление опросами, обработку ответов и формирование отчетов.</w:t>
+        <w:t>), отвечающей за бизнес-логику: управление опросами, обработку ответов и формирование отчетов</w:t>
+      </w:r>
+      <w:r>
+        <w:t>;</w:t>
       </w:r>
     </w:p>
     <w:p>
       <w:pPr>
         <w:pStyle w:val="1234"/>
-      </w:pPr>
-      <w:r>
-        <w:t>Создание пользовательского интерфейса (</w:t>
+        <w:numPr>
+          <w:ilvl w:val="0"/>
+          <w:numId w:val="14"/>
+        </w:numPr>
+        <w:tabs>
+          <w:tab w:val="clear" w:pos="1560"/>
+          <w:tab w:val="left" w:pos="1276"/>
+        </w:tabs>
+        <w:ind w:left="284" w:firstLine="709"/>
+      </w:pPr>
+      <w:r>
+        <w:t>с</w:t>
+      </w:r>
+      <w:r>
+        <w:t>оздание пользовательского интерфейса (</w:t>
       </w:r>
       <w:proofErr w:type="spellStart"/>
       <w:r>
@@ -3762,15 +3438,30 @@
       </w:r>
       <w:proofErr w:type="spellEnd"/>
       <w:r>
-        <w:t>) для создания и прохождения опросов, а также для просмотра статистики и результатов.</w:t>
+        <w:t>) для создания и прохождения опросов, а также для просмотра статистики и результатов</w:t>
+      </w:r>
+      <w:r>
+        <w:t>;</w:t>
       </w:r>
     </w:p>
     <w:p>
       <w:pPr>
         <w:pStyle w:val="1234"/>
-      </w:pPr>
-      <w:r>
-        <w:t>Тестирование и отладка разработанного сервиса.</w:t>
+        <w:numPr>
+          <w:ilvl w:val="0"/>
+          <w:numId w:val="14"/>
+        </w:numPr>
+        <w:tabs>
+          <w:tab w:val="clear" w:pos="1560"/>
+          <w:tab w:val="left" w:pos="1276"/>
+        </w:tabs>
+        <w:ind w:left="284" w:firstLine="709"/>
+      </w:pPr>
+      <w:r>
+        <w:t>т</w:t>
+      </w:r>
+      <w:r>
+        <w:t>естирование и отладка разработанного сервиса.</w:t>
       </w:r>
     </w:p>
     <w:p>
@@ -3843,7 +3534,19 @@
         <w:jc w:val="left"/>
       </w:pPr>
       <w:r>
-        <w:t>1. Провести анализ существующих решений (аналогов) на рынке.</w:t>
+        <w:t>-</w:t>
+      </w:r>
+      <w:r>
+        <w:t xml:space="preserve"> </w:t>
+      </w:r>
+      <w:r>
+        <w:t>п</w:t>
+      </w:r>
+      <w:r>
+        <w:t>ровести анализ существующих решений (аналогов) на рынке</w:t>
+      </w:r>
+      <w:r>
+        <w:t>;</w:t>
       </w:r>
     </w:p>
     <w:p>
@@ -3852,7 +3555,19 @@
         <w:jc w:val="left"/>
       </w:pPr>
       <w:r>
-        <w:t>2. Выбрать оптимальный стек технологий и инструментов для разработки.</w:t>
+        <w:t>-</w:t>
+      </w:r>
+      <w:r>
+        <w:t xml:space="preserve"> </w:t>
+      </w:r>
+      <w:r>
+        <w:t>в</w:t>
+      </w:r>
+      <w:r>
+        <w:t>ыбрать оптимальный стек технологий и инструментов для разработки</w:t>
+      </w:r>
+      <w:r>
+        <w:t>;</w:t>
       </w:r>
     </w:p>
     <w:p>
@@ -3861,7 +3576,22 @@
         <w:jc w:val="left"/>
       </w:pPr>
       <w:r>
-        <w:t>3. Спроектировать структуру базы данных для хранения форм, вопросов и ответов.</w:t>
+        <w:t>-</w:t>
+      </w:r>
+      <w:r>
+        <w:t xml:space="preserve"> </w:t>
+      </w:r>
+      <w:r>
+        <w:rPr>
+          <w:lang w:val="en-US"/>
+        </w:rPr>
+        <w:t>c</w:t>
+      </w:r>
+      <w:r>
+        <w:t>проектировать структуру базы данных для хранения форм, вопросов и ответов</w:t>
+      </w:r>
+      <w:r>
+        <w:t>;</w:t>
       </w:r>
     </w:p>
     <w:p>
@@ -3870,7 +3600,24 @@
         <w:jc w:val="left"/>
       </w:pPr>
       <w:r>
-        <w:t>4. Разработать серверную часть (</w:t>
+        <w:t>-</w:t>
+      </w:r>
+      <w:r>
+        <w:t xml:space="preserve"> </w:t>
+      </w:r>
+      <w:r>
+        <w:rPr>
+          <w:lang w:val="en-US"/>
+        </w:rPr>
+        <w:t>p</w:t>
+      </w:r>
+      <w:proofErr w:type="spellStart"/>
+      <w:r>
+        <w:t>азработать</w:t>
+      </w:r>
+      <w:proofErr w:type="spellEnd"/>
+      <w:r>
+        <w:t xml:space="preserve"> серверную часть (</w:t>
       </w:r>
       <w:proofErr w:type="spellStart"/>
       <w:r>
@@ -3887,10 +3634,27 @@
         <w:jc w:val="left"/>
       </w:pPr>
       <w:r>
-        <w:t>5. Создать пользовательский интерфейс (</w:t>
+        <w:t>-</w:t>
+      </w:r>
+      <w:r>
+        <w:t xml:space="preserve"> </w:t>
+      </w:r>
+      <w:r>
+        <w:rPr>
+          <w:lang w:val="en-US"/>
+        </w:rPr>
+        <w:t>c</w:t>
       </w:r>
       <w:proofErr w:type="spellStart"/>
       <w:r>
+        <w:t>оздать</w:t>
+      </w:r>
+      <w:proofErr w:type="spellEnd"/>
+      <w:r>
+        <w:t xml:space="preserve"> пользовательский интерфейс (</w:t>
+      </w:r>
+      <w:proofErr w:type="spellStart"/>
+      <w:r>
         <w:t>frontend</w:t>
       </w:r>
       <w:proofErr w:type="spellEnd"/>
@@ -3901,7 +3665,10 @@
         <w:t xml:space="preserve"> </w:t>
       </w:r>
       <w:r>
-        <w:t>респондент).</w:t>
+        <w:t>респондент)</w:t>
+      </w:r>
+      <w:r>
+        <w:t>;</w:t>
       </w:r>
     </w:p>
     <w:p>
@@ -3910,7 +3677,27 @@
         <w:jc w:val="left"/>
       </w:pPr>
       <w:r>
-        <w:t>6. Реализовать функционал экспорта результатов (генерация отчетов).</w:t>
+        <w:t>-</w:t>
+      </w:r>
+      <w:r>
+        <w:t xml:space="preserve"> </w:t>
+      </w:r>
+      <w:r>
+        <w:rPr>
+          <w:lang w:val="en-US"/>
+        </w:rPr>
+        <w:t>p</w:t>
+      </w:r>
+      <w:proofErr w:type="spellStart"/>
+      <w:r>
+        <w:t>еализовать</w:t>
+      </w:r>
+      <w:proofErr w:type="spellEnd"/>
+      <w:r>
+        <w:t xml:space="preserve"> функционал экспорта результатов (генерация отчетов)</w:t>
+      </w:r>
+      <w:r>
+        <w:t>;</w:t>
       </w:r>
     </w:p>
     <w:p>
@@ -3919,7 +3706,16 @@
         <w:jc w:val="left"/>
       </w:pPr>
       <w:r>
-        <w:t>7. Провести модульное (</w:t>
+        <w:t>-</w:t>
+      </w:r>
+      <w:r>
+        <w:t xml:space="preserve"> </w:t>
+      </w:r>
+      <w:r>
+        <w:t>п</w:t>
+      </w:r>
+      <w:r>
+        <w:t>ровести модульное (</w:t>
       </w:r>
       <w:proofErr w:type="spellStart"/>
       <w:r>
@@ -4047,9 +3843,9 @@
         </w:rPr>
         <w:lastRenderedPageBreak/>
         <w:drawing>
-          <wp:inline distT="0" distB="0" distL="0" distR="0" wp14:anchorId="66E866A9" wp14:editId="5F977E11">
-            <wp:extent cx="6130398" cy="3351071"/>
-            <wp:effectExtent l="0" t="0" r="3810" b="1905"/>
+          <wp:inline distT="0" distB="0" distL="0" distR="0" wp14:anchorId="66E866A9" wp14:editId="3FA628BA">
+            <wp:extent cx="6272960" cy="3429000"/>
+            <wp:effectExtent l="0" t="0" r="0" b="9525"/>
             <wp:docPr id="23" name="Рисунок 2">
               <a:extLst xmlns:a="http://schemas.openxmlformats.org/drawingml/2006/main">
                 <a:ext uri="{FF2B5EF4-FFF2-40B4-BE49-F238E27FC236}">
@@ -4084,7 +3880,7 @@
                   <pic:spPr>
                     <a:xfrm>
                       <a:off x="0" y="0"/>
-                      <a:ext cx="6134893" cy="3353528"/>
+                      <a:ext cx="6272960" cy="3429000"/>
                     </a:xfrm>
                     <a:prstGeom prst="rect">
                       <a:avLst/>
@@ -4205,7 +4001,86 @@
         </w:r>
       </w:hyperlink>
       <w:r>
-        <w:t xml:space="preserve">. Интерфейс представлен на </w:t>
+        <w:t>, таких как</w:t>
+      </w:r>
+      <w:r>
+        <w:t>:</w:t>
+      </w:r>
+    </w:p>
+    <w:p>
+      <w:pPr>
+        <w:pStyle w:val="1234"/>
+        <w:numPr>
+          <w:ilvl w:val="0"/>
+          <w:numId w:val="13"/>
+        </w:numPr>
+        <w:tabs>
+          <w:tab w:val="clear" w:pos="1560"/>
+          <w:tab w:val="left" w:pos="1276"/>
+        </w:tabs>
+        <w:ind w:left="284" w:firstLine="709"/>
+      </w:pPr>
+      <w:r>
+        <w:t>с</w:t>
+      </w:r>
+      <w:r>
+        <w:t xml:space="preserve">оздание форм с нуля или на основе шаблонов. В сервисе есть готовые шаблоны для разных задач: форма обратной связи, анкета, заявка на заказ, регистрация на мероприятие. Можно добавлять поля для контактов, обратной связи, оплаты, </w:t>
+      </w:r>
+      <w:proofErr w:type="spellStart"/>
+      <w:r>
+        <w:t>чекбоксы</w:t>
+      </w:r>
+      <w:proofErr w:type="spellEnd"/>
+      <w:r>
+        <w:t>, выпадающие списки, шкалу оценок и другие элементы;</w:t>
+      </w:r>
+    </w:p>
+    <w:p>
+      <w:pPr>
+        <w:pStyle w:val="1234"/>
+        <w:numPr>
+          <w:ilvl w:val="0"/>
+          <w:numId w:val="13"/>
+        </w:numPr>
+        <w:tabs>
+          <w:tab w:val="clear" w:pos="1560"/>
+          <w:tab w:val="left" w:pos="1276"/>
+        </w:tabs>
+        <w:ind w:left="284" w:firstLine="709"/>
+      </w:pPr>
+      <w:r>
+        <w:t>н</w:t>
+      </w:r>
+      <w:r>
+        <w:t>астройка внешнего вида. Можно выбрать готовую тему, загрузить собственное изображение в качестве фона, настроить цвет текста, кнопок, размер полей и другие параметры;</w:t>
+      </w:r>
+    </w:p>
+    <w:p>
+      <w:pPr>
+        <w:pStyle w:val="1234"/>
+        <w:numPr>
+          <w:ilvl w:val="0"/>
+          <w:numId w:val="13"/>
+        </w:numPr>
+        <w:tabs>
+          <w:tab w:val="clear" w:pos="1560"/>
+          <w:tab w:val="left" w:pos="1276"/>
+        </w:tabs>
+        <w:ind w:left="284" w:firstLine="709"/>
+      </w:pPr>
+      <w:r>
+        <w:t>л</w:t>
+      </w:r>
+      <w:r>
+        <w:t>огика вопросов. Можно настроить показ следующих вопросов в зависимости от предыдущих ответов пользователя, сделать вопросы обязательными, ограничить количество ответов или время на заполнение формы.</w:t>
+      </w:r>
+    </w:p>
+    <w:p>
+      <w:pPr>
+        <w:pStyle w:val="1234"/>
+      </w:pPr>
+      <w:r>
+        <w:t xml:space="preserve">Интерфейс представлен на </w:t>
       </w:r>
       <w:hyperlink w:anchor="рисунок2" w:history="1">
         <w:r>
@@ -5808,446 +5683,7 @@
         <w:pStyle w:val="1234"/>
         <w:numPr>
           <w:ilvl w:val="0"/>
-          <w:numId w:val="42"/>
-        </w:numPr>
-        <w:ind w:left="284" w:firstLine="709"/>
-      </w:pPr>
-      <w:r>
-        <w:t>Этап проектирования и создания (</w:t>
-      </w:r>
-      <w:proofErr w:type="spellStart"/>
-      <w:r>
-        <w:t>Backend</w:t>
-      </w:r>
-      <w:proofErr w:type="spellEnd"/>
-      <w:r>
-        <w:t xml:space="preserve"> и </w:t>
-      </w:r>
-      <w:proofErr w:type="spellStart"/>
-      <w:r>
-        <w:t>Frontend</w:t>
-      </w:r>
-      <w:proofErr w:type="spellEnd"/>
-      <w:r>
-        <w:t xml:space="preserve"> разработка) </w:t>
-      </w:r>
-      <w:r>
-        <w:t>-</w:t>
-      </w:r>
-      <w:r>
-        <w:t xml:space="preserve"> процесс, в ходе которого разработчик формирует структуру базы данных, реализует бизнес-логику на сервере для управления опросами, пользователями и ответами, а также создает пользовательский интерфейс. С каждым шагом система становится все более функциональной. </w:t>
-      </w:r>
-    </w:p>
-    <w:p>
-      <w:pPr>
-        <w:pStyle w:val="1234"/>
-        <w:numPr>
-          <w:ilvl w:val="0"/>
-          <w:numId w:val="42"/>
-        </w:numPr>
-        <w:ind w:left="284" w:firstLine="709"/>
-      </w:pPr>
-      <w:r>
-        <w:lastRenderedPageBreak/>
-        <w:t xml:space="preserve">Этап сбора данных (Прохождение опроса) </w:t>
-      </w:r>
-      <w:r>
-        <w:t>-</w:t>
-      </w:r>
-      <w:r>
-        <w:t xml:space="preserve"> процесс, в ходе которого конечные пользователи отвечают на вопросы опубликованного опроса. Система фиксирует их ответы и сохраняет в базе данных для последующей обработки.</w:t>
-      </w:r>
-    </w:p>
-    <w:p>
-      <w:pPr>
-        <w:pStyle w:val="1234"/>
-        <w:numPr>
-          <w:ilvl w:val="0"/>
-          <w:numId w:val="42"/>
-        </w:numPr>
-        <w:ind w:left="284" w:firstLine="709"/>
-      </w:pPr>
-      <w:r>
-        <w:t xml:space="preserve">Этап анализа данных (Агрегация и отчетность) </w:t>
-      </w:r>
-      <w:r>
-        <w:t>-</w:t>
-      </w:r>
-      <w:r>
-        <w:t xml:space="preserve"> процесс обработки и агрегации собранных ответов, при котором система преобразует разрозненные данные в структурированные отчеты, таблицы и диаграммы, предоставляя создателю опроса полезную статистику. </w:t>
-      </w:r>
-    </w:p>
-    <w:p>
-      <w:pPr>
-        <w:pStyle w:val="1234"/>
-      </w:pPr>
-      <w:r>
-        <w:t xml:space="preserve">1.3.1 </w:t>
-      </w:r>
-      <w:r>
-        <w:t>Функциональные требования к системе</w:t>
-      </w:r>
-    </w:p>
-    <w:p>
-      <w:pPr>
-        <w:pStyle w:val="1234"/>
-      </w:pPr>
-      <w:r>
-        <w:t>Функциональные компоненты системы можно разделить на несколько типов в зависимости от их роли в архитектуре приложения.</w:t>
-      </w:r>
-    </w:p>
-    <w:p>
-      <w:pPr>
-        <w:pStyle w:val="1234"/>
-      </w:pPr>
-      <w:r>
-        <w:t xml:space="preserve">1.3.2 </w:t>
-      </w:r>
-      <w:r>
-        <w:t>Подсистема хранения данных (База данных):</w:t>
-      </w:r>
-    </w:p>
-    <w:p>
-      <w:pPr>
-        <w:pStyle w:val="1234"/>
-      </w:pPr>
-      <w:r>
-        <w:t>В этой подсистеме происходит непосредственное хранение всей информации. Для проекта была спроектирована</w:t>
-      </w:r>
-      <w:r>
-        <w:t xml:space="preserve"> </w:t>
-      </w:r>
-      <w:r>
-        <w:t>реляционная схема данных, включающая таблицы для пользователей, опросов, вопросов, вариантов ответов и самих ответов.</w:t>
-      </w:r>
-    </w:p>
-    <w:p>
-      <w:pPr>
-        <w:pStyle w:val="1234"/>
-      </w:pPr>
-      <w:r>
-        <w:t>Для оптимизации запросов и формирования отчетов могут использоваться хранимые процедуры.</w:t>
-      </w:r>
-    </w:p>
-    <w:p>
-      <w:pPr>
-        <w:pStyle w:val="1234"/>
-      </w:pPr>
-      <w:r>
-        <w:t xml:space="preserve">1.3.3 </w:t>
-      </w:r>
-      <w:r>
-        <w:t>Подсистема бизнес-логики (</w:t>
-      </w:r>
-      <w:proofErr w:type="spellStart"/>
-      <w:r>
-        <w:t>Backend</w:t>
-      </w:r>
-      <w:proofErr w:type="spellEnd"/>
-      <w:r>
-        <w:t>):</w:t>
-      </w:r>
-    </w:p>
-    <w:p>
-      <w:pPr>
-        <w:pStyle w:val="1234"/>
-      </w:pPr>
-      <w:r>
-        <w:t>На этом уровне происходит вся обработка данных: проверка прав доступа пользователей (Администратор/Пользователь), применение фильтров при поиске опросов, вызов процедур из базы данных, расчет статистики. Этот компонент управляет всем жизненным циклом данных в системе.</w:t>
-      </w:r>
-    </w:p>
-    <w:p>
-      <w:pPr>
-        <w:pStyle w:val="1234"/>
-      </w:pPr>
-      <w:r>
-        <w:t xml:space="preserve">1.3.4 </w:t>
-      </w:r>
-      <w:r>
-        <w:t>Подсистема представления (</w:t>
-      </w:r>
-      <w:proofErr w:type="spellStart"/>
-      <w:r>
-        <w:t>Frontend</w:t>
-      </w:r>
-      <w:proofErr w:type="spellEnd"/>
-      <w:r>
-        <w:t>):</w:t>
-      </w:r>
-    </w:p>
-    <w:p>
-      <w:pPr>
-        <w:pStyle w:val="1234"/>
-      </w:pPr>
-      <w:r>
-        <w:t xml:space="preserve">В этой подсистеме пользователю предоставляется интерфейс для взаимодействия с системой. Это включает формы для создания опросов, страницы для их прохождения и панели для просмотра результатов. Для наглядной визуализации данных могут использоваться </w:t>
-      </w:r>
-      <w:proofErr w:type="spellStart"/>
-      <w:r>
-        <w:t>JavaScript</w:t>
-      </w:r>
-      <w:proofErr w:type="spellEnd"/>
-      <w:r>
-        <w:t>-библиотеки, такие как Chart.js.</w:t>
-      </w:r>
-    </w:p>
-    <w:p>
-      <w:pPr>
-        <w:pStyle w:val="1234"/>
-      </w:pPr>
-      <w:r>
-        <w:t xml:space="preserve">1.3.5 </w:t>
-      </w:r>
-      <w:r>
-        <w:t>Регистрация и аутентификация</w:t>
-      </w:r>
-    </w:p>
-    <w:p>
-      <w:pPr>
-        <w:pStyle w:val="1234"/>
-      </w:pPr>
-      <w:r>
-        <w:lastRenderedPageBreak/>
-        <w:t>Система должна предоставлять возможность для создания новых учетных записей. Процесс регистрации должен запрашивать у пользователя логин и пароль. После успешной регистрации пользователь должен иметь возможность войти в систему (аутентифицироваться) с использованием своих учетных данных. Пароли в базе данных должны храниться в хешированном виде для обеспечения безопасности.</w:t>
-      </w:r>
-    </w:p>
-    <w:p>
-      <w:pPr>
-        <w:pStyle w:val="1234"/>
-      </w:pPr>
-      <w:r>
-        <w:t xml:space="preserve">1.3.6 </w:t>
-      </w:r>
-      <w:r>
-        <w:t>Ролевая модель</w:t>
-      </w:r>
-    </w:p>
-    <w:p>
-      <w:pPr>
-        <w:pStyle w:val="1234"/>
-      </w:pPr>
-      <w:r>
-        <w:t>В системе реализована ролевая модель для разграничения прав доступа.</w:t>
-      </w:r>
-    </w:p>
-    <w:p>
-      <w:pPr>
-        <w:pStyle w:val="1234"/>
-      </w:pPr>
-      <w:r>
-        <w:t>Права Администратора:</w:t>
-      </w:r>
-    </w:p>
-    <w:p>
-      <w:pPr>
-        <w:pStyle w:val="1234"/>
-        <w:numPr>
-          <w:ilvl w:val="0"/>
-          <w:numId w:val="42"/>
-        </w:numPr>
-        <w:ind w:left="284" w:firstLine="709"/>
-      </w:pPr>
-      <w:r>
-        <w:t>Просмотр, редактирование и удаление любых опросов в системе.</w:t>
-      </w:r>
-    </w:p>
-    <w:p>
-      <w:pPr>
-        <w:pStyle w:val="1234"/>
-        <w:numPr>
-          <w:ilvl w:val="0"/>
-          <w:numId w:val="42"/>
-        </w:numPr>
-        <w:ind w:left="284" w:firstLine="709"/>
-      </w:pPr>
-      <w:r>
-        <w:t>Просмотр статистики по любому опросу.</w:t>
-      </w:r>
-    </w:p>
-    <w:p>
-      <w:pPr>
-        <w:pStyle w:val="1234"/>
-        <w:numPr>
-          <w:ilvl w:val="0"/>
-          <w:numId w:val="42"/>
-        </w:numPr>
-        <w:ind w:left="284" w:firstLine="709"/>
-      </w:pPr>
-      <w:r>
-        <w:t>Права Пользователя:</w:t>
-      </w:r>
-    </w:p>
-    <w:p>
-      <w:pPr>
-        <w:pStyle w:val="1234"/>
-        <w:numPr>
-          <w:ilvl w:val="0"/>
-          <w:numId w:val="42"/>
-        </w:numPr>
-        <w:ind w:left="284" w:firstLine="709"/>
-      </w:pPr>
-      <w:r>
-        <w:t>Создание, редактирование и удаление только собственных опросов.</w:t>
-      </w:r>
-    </w:p>
-    <w:p>
-      <w:pPr>
-        <w:pStyle w:val="1234"/>
-        <w:numPr>
-          <w:ilvl w:val="0"/>
-          <w:numId w:val="42"/>
-        </w:numPr>
-        <w:ind w:left="284" w:firstLine="709"/>
-      </w:pPr>
-      <w:r>
-        <w:t>Просмотр списка всех опубликованных опросов.</w:t>
-      </w:r>
-    </w:p>
-    <w:p>
-      <w:pPr>
-        <w:pStyle w:val="1234"/>
-        <w:numPr>
-          <w:ilvl w:val="0"/>
-          <w:numId w:val="42"/>
-        </w:numPr>
-        <w:ind w:left="284" w:firstLine="709"/>
-      </w:pPr>
-      <w:r>
-        <w:t>Прохождение опросов.</w:t>
-      </w:r>
-    </w:p>
-    <w:p>
-      <w:pPr>
-        <w:pStyle w:val="1234"/>
-        <w:numPr>
-          <w:ilvl w:val="0"/>
-          <w:numId w:val="42"/>
-        </w:numPr>
-        <w:ind w:left="284" w:firstLine="709"/>
-      </w:pPr>
-      <w:r>
-        <w:t>Просмотр статистики только по собственным опросам.</w:t>
-      </w:r>
-    </w:p>
-    <w:p>
-      <w:pPr>
-        <w:pStyle w:val="1234"/>
-        <w:numPr>
-          <w:ilvl w:val="0"/>
-          <w:numId w:val="42"/>
-        </w:numPr>
-        <w:ind w:left="284" w:firstLine="709"/>
-      </w:pPr>
-    </w:p>
-    <w:p>
-      <w:pPr>
-        <w:pStyle w:val="a"/>
-      </w:pPr>
-      <w:bookmarkStart w:id="17" w:name="попуск14"/>
-      <w:r>
-        <w:t>Управление опросами</w:t>
-      </w:r>
-    </w:p>
-    <w:p>
-      <w:pPr>
-        <w:rPr>
-          <w:lang w:val="ru-RU"/>
-        </w:rPr>
-      </w:pPr>
-    </w:p>
-    <w:bookmarkEnd w:id="17"/>
-    <w:p>
-      <w:pPr>
-        <w:pStyle w:val="1234"/>
-      </w:pPr>
-      <w:r>
-        <w:t>Создание, редактирование и удаление опроса</w:t>
-      </w:r>
-      <w:r>
-        <w:t xml:space="preserve"> являются основными функциями, однако присутствуют и другие.</w:t>
-      </w:r>
-    </w:p>
-    <w:p>
-      <w:pPr>
-        <w:pStyle w:val="1234"/>
-        <w:rPr>
-          <w:szCs w:val="28"/>
-        </w:rPr>
-      </w:pPr>
-      <w:r>
-        <w:rPr>
-          <w:szCs w:val="28"/>
-        </w:rPr>
-        <w:t>Авторизованные пользователи должны иметь возможность создавать опросы через специальную форму, где указываются название</w:t>
-      </w:r>
-      <w:r>
-        <w:rPr>
-          <w:szCs w:val="28"/>
-        </w:rPr>
-        <w:t xml:space="preserve"> и</w:t>
-      </w:r>
-      <w:r>
-        <w:rPr>
-          <w:szCs w:val="28"/>
-        </w:rPr>
-        <w:t xml:space="preserve"> описание. Пользователь, создавший опрос, является его владельцем и может в дальнейшем его редактировать или удалить.</w:t>
-      </w:r>
-    </w:p>
-    <w:p>
-      <w:pPr>
-        <w:pStyle w:val="1234"/>
-      </w:pPr>
-      <w:r>
-        <w:t xml:space="preserve">1.4.1 </w:t>
-      </w:r>
-      <w:r>
-        <w:t>Просмотр и фильтрация опросов</w:t>
-      </w:r>
-    </w:p>
-    <w:p>
-      <w:pPr>
-        <w:pStyle w:val="1234"/>
-        <w:rPr>
-          <w:szCs w:val="28"/>
-        </w:rPr>
-      </w:pPr>
-      <w:r>
-        <w:rPr>
-          <w:szCs w:val="28"/>
-        </w:rPr>
-        <w:t xml:space="preserve">На странице </w:t>
-      </w:r>
-      <w:r>
-        <w:rPr>
-          <w:szCs w:val="28"/>
-        </w:rPr>
-        <w:t xml:space="preserve">публичных опросов </w:t>
-      </w:r>
-      <w:r>
-        <w:rPr>
-          <w:szCs w:val="28"/>
-        </w:rPr>
-        <w:t>приложения должен отображаться список всех опубликованных опросов. Для удобства навигации должна быть реализована функция поиска по названию. Это позволяет пользователям легко находить нужные опросы среди множества доступных.</w:t>
-      </w:r>
-    </w:p>
-    <w:p>
-      <w:pPr>
-        <w:pStyle w:val="1234"/>
-      </w:pPr>
-      <w:r>
-        <w:lastRenderedPageBreak/>
-        <w:t xml:space="preserve">1.4.2 </w:t>
-      </w:r>
-      <w:r>
-        <w:t>Поддерживаемые типы вопросов</w:t>
-      </w:r>
-    </w:p>
-    <w:p>
-      <w:pPr>
-        <w:pStyle w:val="1234"/>
-        <w:numPr>
-          <w:ilvl w:val="0"/>
-          <w:numId w:val="43"/>
+          <w:numId w:val="7"/>
         </w:numPr>
         <w:tabs>
           <w:tab w:val="clear" w:pos="1560"/>
@@ -6256,7 +5692,32 @@
         <w:ind w:left="284" w:firstLine="709"/>
       </w:pPr>
       <w:r>
-        <w:t>Текстовый ответ (одна строка/абзац): Поле для ввода произвольного текста.</w:t>
+        <w:t>э</w:t>
+      </w:r>
+      <w:r>
+        <w:t>тап проектирования и создания (</w:t>
+      </w:r>
+      <w:proofErr w:type="spellStart"/>
+      <w:r>
+        <w:t>Backend</w:t>
+      </w:r>
+      <w:proofErr w:type="spellEnd"/>
+      <w:r>
+        <w:t xml:space="preserve"> и </w:t>
+      </w:r>
+      <w:proofErr w:type="spellStart"/>
+      <w:r>
+        <w:t>Frontend</w:t>
+      </w:r>
+      <w:proofErr w:type="spellEnd"/>
+      <w:r>
+        <w:t xml:space="preserve"> разработка) </w:t>
+      </w:r>
+      <w:r>
+        <w:t>-</w:t>
+      </w:r>
+      <w:r>
+        <w:t xml:space="preserve"> процесс, в ходе которого разработчик формирует структуру базы данных, реализует бизнес-логику на сервере для управления опросами, пользователями и ответами, а также создает пользовательский интерфейс. С каждым шагом система становится все более функциональной. </w:t>
       </w:r>
     </w:p>
     <w:p>
@@ -6264,28 +5725,26 @@
         <w:pStyle w:val="1234"/>
         <w:numPr>
           <w:ilvl w:val="0"/>
-          <w:numId w:val="43"/>
+          <w:numId w:val="7"/>
         </w:numPr>
+        <w:tabs>
+          <w:tab w:val="clear" w:pos="1560"/>
+          <w:tab w:val="left" w:pos="1276"/>
+        </w:tabs>
         <w:ind w:left="284" w:firstLine="709"/>
       </w:pPr>
       <w:r>
-        <w:t>Один из списка: Набор вариантов с возможностью выбора только одного (</w:t>
-      </w:r>
-      <w:proofErr w:type="spellStart"/>
-      <w:r>
-        <w:t>radio</w:t>
-      </w:r>
-      <w:proofErr w:type="spellEnd"/>
-      <w:r>
-        <w:t xml:space="preserve"> </w:t>
-      </w:r>
-      <w:proofErr w:type="spellStart"/>
-      <w:r>
-        <w:t>buttons</w:t>
-      </w:r>
-      <w:proofErr w:type="spellEnd"/>
-      <w:r>
-        <w:t>).</w:t>
+        <w:lastRenderedPageBreak/>
+        <w:t>э</w:t>
+      </w:r>
+      <w:r>
+        <w:t xml:space="preserve">тап сбора данных (Прохождение опроса) </w:t>
+      </w:r>
+      <w:r>
+        <w:t>-</w:t>
+      </w:r>
+      <w:r>
+        <w:t xml:space="preserve"> процесс, в ходе которого конечные пользователи отвечают на вопросы опубликованного опроса. Система фиксирует их ответы и сохраняет в базе данных для последующей обработки.</w:t>
       </w:r>
     </w:p>
     <w:p>
@@ -6293,20 +5752,186 @@
         <w:pStyle w:val="1234"/>
         <w:numPr>
           <w:ilvl w:val="0"/>
-          <w:numId w:val="43"/>
+          <w:numId w:val="7"/>
         </w:numPr>
+        <w:tabs>
+          <w:tab w:val="clear" w:pos="1560"/>
+          <w:tab w:val="left" w:pos="1276"/>
+        </w:tabs>
         <w:ind w:left="284" w:firstLine="709"/>
       </w:pPr>
       <w:r>
-        <w:t>Несколько из списка: Набор вариантов с возможностью выбора нескольких (</w:t>
+        <w:t>э</w:t>
+      </w:r>
+      <w:r>
+        <w:t xml:space="preserve">тап анализа данных (Агрегация и отчетность) </w:t>
+      </w:r>
+      <w:r>
+        <w:t>-</w:t>
+      </w:r>
+      <w:r>
+        <w:t xml:space="preserve"> процесс обработки и агрегации собранных ответов, при котором система преобразует разрозненные данные в структурированные отчеты, таблицы и диаграммы, предоставляя создателю опроса полезную статистику. </w:t>
+      </w:r>
+    </w:p>
+    <w:p>
+      <w:pPr>
+        <w:pStyle w:val="1234"/>
+      </w:pPr>
+      <w:r>
+        <w:t xml:space="preserve">1.3.1 </w:t>
+      </w:r>
+      <w:r>
+        <w:t>Функциональные требования к системе</w:t>
+      </w:r>
+    </w:p>
+    <w:p>
+      <w:pPr>
+        <w:pStyle w:val="1234"/>
+      </w:pPr>
+      <w:r>
+        <w:t>Функциональные компоненты системы можно разделить на несколько типов в зависимости от их роли в архитектуре приложения.</w:t>
+      </w:r>
+    </w:p>
+    <w:p>
+      <w:pPr>
+        <w:pStyle w:val="1234"/>
+      </w:pPr>
+      <w:r>
+        <w:t xml:space="preserve">1.3.2 </w:t>
+      </w:r>
+      <w:r>
+        <w:t>Подсистема хранения данных (База данных)</w:t>
+      </w:r>
+    </w:p>
+    <w:p>
+      <w:pPr>
+        <w:pStyle w:val="1234"/>
+      </w:pPr>
+      <w:r>
+        <w:t>В этой подсистеме происходит непосредственное хранение всей информации. Для проекта была спроектирована</w:t>
+      </w:r>
+      <w:r>
+        <w:t xml:space="preserve"> </w:t>
+      </w:r>
+      <w:r>
+        <w:t>реляционная схема данных, включающая таблицы для пользователей, опросов, вопросов, вариантов ответов и самих ответов.</w:t>
+      </w:r>
+    </w:p>
+    <w:p>
+      <w:pPr>
+        <w:pStyle w:val="1234"/>
+      </w:pPr>
+      <w:r>
+        <w:t>Для оптимизации запросов и формирования отчетов могут использоваться хранимые процедуры.</w:t>
+      </w:r>
+    </w:p>
+    <w:p>
+      <w:pPr>
+        <w:pStyle w:val="1234"/>
+      </w:pPr>
+      <w:r>
+        <w:t xml:space="preserve">1.3.3 </w:t>
+      </w:r>
+      <w:r>
+        <w:t>Подсистема бизнес-логики (</w:t>
       </w:r>
       <w:proofErr w:type="spellStart"/>
       <w:r>
-        <w:t>checkboxes</w:t>
+        <w:t>Backend</w:t>
       </w:r>
       <w:proofErr w:type="spellEnd"/>
       <w:r>
-        <w:t>).</w:t>
+        <w:t>)</w:t>
+      </w:r>
+    </w:p>
+    <w:p>
+      <w:pPr>
+        <w:pStyle w:val="1234"/>
+      </w:pPr>
+      <w:r>
+        <w:t>На этом уровне происходит вся обработка данных: проверка прав доступа пользователей (Администратор/Пользователь), применение фильтров при поиске опросов, вызов процедур из базы данных, расчет статистики. Этот компонент управляет всем жизненным циклом данных в системе.</w:t>
+      </w:r>
+    </w:p>
+    <w:p>
+      <w:pPr>
+        <w:pStyle w:val="1234"/>
+      </w:pPr>
+      <w:r>
+        <w:t xml:space="preserve">1.3.4 </w:t>
+      </w:r>
+      <w:r>
+        <w:t>Подсистема представления (</w:t>
+      </w:r>
+      <w:proofErr w:type="spellStart"/>
+      <w:r>
+        <w:t>Frontend</w:t>
+      </w:r>
+      <w:proofErr w:type="spellEnd"/>
+      <w:r>
+        <w:t>)</w:t>
+      </w:r>
+    </w:p>
+    <w:p>
+      <w:pPr>
+        <w:pStyle w:val="1234"/>
+      </w:pPr>
+      <w:r>
+        <w:t xml:space="preserve">В этой подсистеме пользователю предоставляется интерфейс для взаимодействия с системой. Это включает формы для создания опросов, страницы для их прохождения и панели для просмотра результатов. Для наглядной визуализации данных могут использоваться </w:t>
+      </w:r>
+      <w:proofErr w:type="spellStart"/>
+      <w:r>
+        <w:t>JavaScript</w:t>
+      </w:r>
+      <w:proofErr w:type="spellEnd"/>
+      <w:r>
+        <w:t>-библиотеки, такие как Chart.js.</w:t>
+      </w:r>
+    </w:p>
+    <w:p>
+      <w:pPr>
+        <w:pStyle w:val="1234"/>
+      </w:pPr>
+      <w:r>
+        <w:t xml:space="preserve">1.3.5 </w:t>
+      </w:r>
+      <w:r>
+        <w:t>Регистрация и аутентификация</w:t>
+      </w:r>
+    </w:p>
+    <w:p>
+      <w:pPr>
+        <w:pStyle w:val="1234"/>
+      </w:pPr>
+      <w:r>
+        <w:lastRenderedPageBreak/>
+        <w:t>Система должна предоставлять возможность для создания новых учетных записей. Процесс регистрации должен запрашивать у пользователя логин и пароль. После успешной регистрации пользователь должен иметь возможность войти в систему (аутентифицироваться) с использованием своих учетных данных. Пароли в базе данных должны храниться в хешированном виде для обеспечения безопасности.</w:t>
+      </w:r>
+    </w:p>
+    <w:p>
+      <w:pPr>
+        <w:pStyle w:val="1234"/>
+      </w:pPr>
+      <w:r>
+        <w:t xml:space="preserve">1.3.6 </w:t>
+      </w:r>
+      <w:r>
+        <w:t>Ролевая модель</w:t>
+      </w:r>
+    </w:p>
+    <w:p>
+      <w:pPr>
+        <w:pStyle w:val="1234"/>
+      </w:pPr>
+      <w:r>
+        <w:t>В системе реализована ролевая модель для разграничения прав доступа.</w:t>
+      </w:r>
+    </w:p>
+    <w:p>
+      <w:pPr>
+        <w:pStyle w:val="1234"/>
+      </w:pPr>
+      <w:r>
+        <w:t>Права Администратора:</w:t>
       </w:r>
     </w:p>
     <w:p>
@@ -6314,12 +5939,22 @@
         <w:pStyle w:val="1234"/>
         <w:numPr>
           <w:ilvl w:val="0"/>
-          <w:numId w:val="43"/>
+          <w:numId w:val="7"/>
         </w:numPr>
+        <w:tabs>
+          <w:tab w:val="clear" w:pos="1560"/>
+          <w:tab w:val="left" w:pos="1276"/>
+        </w:tabs>
         <w:ind w:left="284" w:firstLine="709"/>
       </w:pPr>
       <w:r>
-        <w:t>Шкала: Линейная шкала (например, от 1 до 10) для оценки степени согласия.</w:t>
+        <w:t>п</w:t>
+      </w:r>
+      <w:r>
+        <w:t>росмотр, редактирование и удаление любых опросов в системе</w:t>
+      </w:r>
+      <w:r>
+        <w:t>;</w:t>
       </w:r>
     </w:p>
     <w:p>
@@ -6327,12 +5962,35 @@
         <w:pStyle w:val="1234"/>
         <w:numPr>
           <w:ilvl w:val="0"/>
-          <w:numId w:val="43"/>
+          <w:numId w:val="7"/>
         </w:numPr>
+        <w:tabs>
+          <w:tab w:val="clear" w:pos="1560"/>
+          <w:tab w:val="left" w:pos="1276"/>
+        </w:tabs>
         <w:ind w:left="284" w:firstLine="709"/>
       </w:pPr>
       <w:r>
-        <w:t>Сетка (множественный выбор): Таблица для оценки нескольких параметров по одной шкале.</w:t>
+        <w:t>п</w:t>
+      </w:r>
+      <w:r>
+        <w:t>росмотр статистики по любому опросу</w:t>
+      </w:r>
+      <w:r>
+        <w:t>.</w:t>
+      </w:r>
+    </w:p>
+    <w:p>
+      <w:pPr>
+        <w:pStyle w:val="1234"/>
+        <w:tabs>
+          <w:tab w:val="clear" w:pos="1560"/>
+          <w:tab w:val="left" w:pos="1276"/>
+        </w:tabs>
+        <w:ind w:left="993" w:firstLine="0"/>
+      </w:pPr>
+      <w:r>
+        <w:t>Права Пользователя:</w:t>
       </w:r>
     </w:p>
     <w:p>
@@ -6340,502 +5998,22 @@
         <w:pStyle w:val="1234"/>
         <w:numPr>
           <w:ilvl w:val="0"/>
-          <w:numId w:val="43"/>
+          <w:numId w:val="7"/>
         </w:numPr>
+        <w:tabs>
+          <w:tab w:val="clear" w:pos="1560"/>
+          <w:tab w:val="left" w:pos="1276"/>
+        </w:tabs>
         <w:ind w:left="284" w:firstLine="709"/>
       </w:pPr>
       <w:r>
-        <w:t>Загрузка файла (изображения): Возможность прикрепить к ответу графический файл.</w:t>
-      </w:r>
-    </w:p>
-    <w:p>
-      <w:pPr>
-        <w:pStyle w:val="1234"/>
-        <w:rPr>
-          <w:szCs w:val="28"/>
-        </w:rPr>
-      </w:pPr>
-      <w:r>
-        <w:rPr>
-          <w:szCs w:val="28"/>
-        </w:rPr>
-        <w:t xml:space="preserve">В качестве основного подхода для реализации был выбран комплексный подход, сочетающий все три компонента в рамках архитектуры </w:t>
-      </w:r>
-      <w:proofErr w:type="spellStart"/>
-      <w:r>
-        <w:rPr>
-          <w:szCs w:val="28"/>
-        </w:rPr>
-        <w:t>Spring</w:t>
-      </w:r>
-      <w:proofErr w:type="spellEnd"/>
-      <w:r>
-        <w:rPr>
-          <w:szCs w:val="28"/>
-        </w:rPr>
-        <w:t xml:space="preserve"> </w:t>
-      </w:r>
-      <w:proofErr w:type="spellStart"/>
-      <w:r>
-        <w:rPr>
-          <w:szCs w:val="28"/>
-        </w:rPr>
-        <w:t>Boot</w:t>
-      </w:r>
-      <w:proofErr w:type="spellEnd"/>
-      <w:r>
-        <w:rPr>
-          <w:szCs w:val="28"/>
-        </w:rPr>
-        <w:t xml:space="preserve"> MVC.</w:t>
-      </w:r>
-    </w:p>
-    <w:bookmarkEnd w:id="6"/>
-    <w:p>
-      <w:pPr>
-        <w:jc w:val="left"/>
-        <w:rPr>
-          <w:szCs w:val="28"/>
-          <w:lang w:val="ru-RU"/>
-        </w:rPr>
-      </w:pPr>
-      <w:r>
-        <w:rPr>
-          <w:szCs w:val="28"/>
-          <w:lang w:val="ru-RU"/>
-        </w:rPr>
-        <w:br w:type="page"/>
-      </w:r>
-    </w:p>
-    <w:p>
-      <w:pPr>
-        <w:pStyle w:val="1"/>
-      </w:pPr>
-      <w:bookmarkStart w:id="18" w:name="_Проектирование_программы"/>
-      <w:bookmarkEnd w:id="18"/>
-      <w:r>
-        <w:lastRenderedPageBreak/>
-        <w:t>Проектирование программы</w:t>
-      </w:r>
-    </w:p>
-    <w:p>
-      <w:pPr>
-        <w:pStyle w:val="a"/>
-      </w:pPr>
-      <w:bookmarkStart w:id="19" w:name="попуск21"/>
-      <w:r>
-        <w:t>Проектирование архитектуры и структуры данных системы</w:t>
-      </w:r>
-    </w:p>
-    <w:p>
-      <w:pPr>
-        <w:rPr>
-          <w:lang w:val="ru-RU"/>
-        </w:rPr>
-      </w:pPr>
-    </w:p>
-    <w:bookmarkEnd w:id="19"/>
-    <w:p>
-      <w:pPr>
-        <w:pStyle w:val="1234"/>
-      </w:pPr>
-      <w:r>
-        <w:t>Для разработки многофункционального веб-сервиса по проведению опросов на начальном этапе была проведена детальная формализация основных задач проекта. Программа должна была решать комплекс задач: от динамического построения структуры анкет администратором до обеспечения защищенного доступа респондентов и последующей глубокой агрегации данных. Ключевым требованием стала необходимость создания гибкой системы, способной обрабатывать различные типы вопросов и генерировать отчеты в нескольких форматах. Дополнительно требовалось обеспечить расширяемость архитектуры, чтобы в будущем можно было интегрировать новые форматы экспорта или способы визуализации без изменения существующего ядра системы.</w:t>
-      </w:r>
-    </w:p>
-    <w:p>
-      <w:pPr>
-        <w:pStyle w:val="1234"/>
-      </w:pPr>
-      <w:r>
-        <w:t>После определения функциональных требований была спроектирована общая архитектура программы. Для обеспечения надежности и упрощения дальнейшей поддержки проекта было принято решение разделить систему на несколько независимых уровней в рамках многослойной архитектуры (</w:t>
-      </w:r>
-      <w:proofErr w:type="spellStart"/>
-      <w:r>
-        <w:t>Layered</w:t>
-      </w:r>
-      <w:proofErr w:type="spellEnd"/>
-      <w:r>
-        <w:t xml:space="preserve"> </w:t>
-      </w:r>
-      <w:proofErr w:type="spellStart"/>
-      <w:r>
-        <w:t>Architecture</w:t>
-      </w:r>
-      <w:proofErr w:type="spellEnd"/>
-      <w:r>
-        <w:t>). В результате проектирования были выделены следующие модули: уровень постоянного хранения данных (</w:t>
-      </w:r>
-      <w:proofErr w:type="spellStart"/>
-      <w:r>
-        <w:t>Persistence</w:t>
-      </w:r>
-      <w:proofErr w:type="spellEnd"/>
-      <w:r>
-        <w:t xml:space="preserve"> </w:t>
-      </w:r>
-      <w:proofErr w:type="spellStart"/>
-      <w:r>
-        <w:t>Layer</w:t>
-      </w:r>
-      <w:proofErr w:type="spellEnd"/>
-      <w:r>
-        <w:t>), уровень бизнес-логики (</w:t>
-      </w:r>
-      <w:proofErr w:type="spellStart"/>
-      <w:r>
-        <w:t>Service</w:t>
-      </w:r>
-      <w:proofErr w:type="spellEnd"/>
-      <w:r>
-        <w:t xml:space="preserve"> </w:t>
-      </w:r>
-      <w:proofErr w:type="spellStart"/>
-      <w:r>
-        <w:t>Layer</w:t>
-      </w:r>
-      <w:proofErr w:type="spellEnd"/>
-      <w:r>
-        <w:t>), уровень управления доступом (</w:t>
-      </w:r>
-      <w:proofErr w:type="spellStart"/>
-      <w:r>
-        <w:t>Security</w:t>
-      </w:r>
-      <w:proofErr w:type="spellEnd"/>
-      <w:r>
-        <w:t xml:space="preserve"> </w:t>
-      </w:r>
-      <w:proofErr w:type="spellStart"/>
-      <w:r>
-        <w:t>Layer</w:t>
-      </w:r>
-      <w:proofErr w:type="spellEnd"/>
-      <w:r>
-        <w:t>) и уровень взаимодействия с пользователем (</w:t>
-      </w:r>
-      <w:proofErr w:type="spellStart"/>
-      <w:r>
-        <w:t>Presentation</w:t>
-      </w:r>
-      <w:proofErr w:type="spellEnd"/>
-      <w:r>
-        <w:t xml:space="preserve"> </w:t>
-      </w:r>
-      <w:proofErr w:type="spellStart"/>
-      <w:r>
-        <w:t>Layer</w:t>
-      </w:r>
-      <w:proofErr w:type="spellEnd"/>
-      <w:r>
-        <w:t>). Такое разделение позволило изолировать логику обработки данных от способов их отображения, что значительно повысило чистоту архитектуры.</w:t>
-      </w:r>
-    </w:p>
-    <w:p>
-      <w:pPr>
-        <w:pStyle w:val="1234"/>
-      </w:pPr>
-      <w:r>
-        <w:t xml:space="preserve">Следующим этапом стало проектирование подсистемы работы с данными. Поскольку опросы имеют иерархическую структуру (опрос включает вопросы, которые, в свою очередь, могут содержать варианты ответов), было важно спроектировать схему базы данных, минимизирующую избыточность. Для реализации этого уровня в проекте было запланировано использование объектно-реляционного отображения (ORM) на базе </w:t>
-      </w:r>
-      <w:proofErr w:type="spellStart"/>
-      <w:r>
-        <w:t>Hibernate</w:t>
-      </w:r>
-      <w:proofErr w:type="spellEnd"/>
-      <w:r>
-        <w:t xml:space="preserve">. Проектирование включало описание сущностей </w:t>
-      </w:r>
-      <w:proofErr w:type="spellStart"/>
-      <w:r>
-        <w:t>User</w:t>
-      </w:r>
-      <w:proofErr w:type="spellEnd"/>
-      <w:r>
-        <w:t xml:space="preserve">, </w:t>
-      </w:r>
-      <w:proofErr w:type="spellStart"/>
-      <w:r>
-        <w:t>Form</w:t>
-      </w:r>
-      <w:proofErr w:type="spellEnd"/>
-      <w:r>
-        <w:t xml:space="preserve">, </w:t>
-      </w:r>
-      <w:proofErr w:type="spellStart"/>
-      <w:r>
-        <w:t>Question</w:t>
-      </w:r>
-      <w:proofErr w:type="spellEnd"/>
-      <w:r>
-        <w:t xml:space="preserve">, </w:t>
-      </w:r>
-      <w:proofErr w:type="spellStart"/>
-      <w:r>
-        <w:t>Option</w:t>
-      </w:r>
-      <w:proofErr w:type="spellEnd"/>
-      <w:r>
-        <w:t xml:space="preserve"> и </w:t>
-      </w:r>
-      <w:proofErr w:type="spellStart"/>
-      <w:r>
-        <w:t>Answer</w:t>
-      </w:r>
-      <w:proofErr w:type="spellEnd"/>
-      <w:r>
-        <w:t xml:space="preserve">. Для унификации </w:t>
-      </w:r>
-      <w:r>
-        <w:lastRenderedPageBreak/>
-        <w:t xml:space="preserve">доступа к этим данным на этапе проектирования была заложена система интерфейсов-репозиториев, наследуемых от базового интерфейса </w:t>
-      </w:r>
-      <w:proofErr w:type="spellStart"/>
-      <w:r>
-        <w:t>JpaRepository</w:t>
-      </w:r>
-      <w:proofErr w:type="spellEnd"/>
-      <w:r>
-        <w:t>. Это решение позволило определить стандартный набор операций (поиск, сохранение, удаление) для всех сущностей еще до реализации конкретных запросов.</w:t>
-      </w:r>
-    </w:p>
-    <w:p>
-      <w:pPr>
-        <w:pStyle w:val="1234"/>
-      </w:pPr>
-      <w:r>
-        <w:t xml:space="preserve"> После проектирования уровня данных началась разработка архитектуры подсистемы бизнес-логики. Основной задачей на этом этапе стало отделение логики управления состоянием опроса от механизмов его хранения. Было принято решение создать специализированные сервисные интерфейсы, такие как </w:t>
-      </w:r>
-      <w:proofErr w:type="spellStart"/>
-      <w:r>
-        <w:t>FormService</w:t>
-      </w:r>
-      <w:proofErr w:type="spellEnd"/>
-      <w:r>
-        <w:t xml:space="preserve"> и </w:t>
-      </w:r>
-      <w:proofErr w:type="spellStart"/>
-      <w:r>
-        <w:t>ResponseService</w:t>
-      </w:r>
-      <w:proofErr w:type="spellEnd"/>
-      <w:r>
-        <w:t xml:space="preserve">. Например, при проектировании </w:t>
-      </w:r>
-      <w:proofErr w:type="spellStart"/>
-      <w:r>
-        <w:t>FormService</w:t>
-      </w:r>
-      <w:proofErr w:type="spellEnd"/>
-      <w:r>
-        <w:t xml:space="preserve"> была заложена логика «сборки» сложной анкеты, где сервис выступает координатором между репозиториями вопросов и настроек. Это позволило сделать бизнес-правила (например, проверку обязательности ответа или ограничение по времени прохождения) централизованными и независимыми от контроллеров.</w:t>
-      </w:r>
-    </w:p>
-    <w:p>
-      <w:pPr>
-        <w:pStyle w:val="1234"/>
-      </w:pPr>
-      <w:r>
-        <w:t xml:space="preserve">Особое внимание в процессе проектирования было уделено подсистеме аналитики и отчетности. Поскольку программа должна была поддерживать экспорт данных в форматах HTML, XML и TXT, требовался гибкий механизм переключения логики формирования файлов. Для решения этой задачи был спроектирован интерфейс </w:t>
-      </w:r>
-      <w:proofErr w:type="spellStart"/>
-      <w:r>
-        <w:t>ReportGenerator</w:t>
-      </w:r>
-      <w:proofErr w:type="spellEnd"/>
-      <w:r>
-        <w:t xml:space="preserve">, определяющий общий контракт для всех модулей генерации. Использование паттерна проектирования «Стратегия» позволило отделить логику формирования документа от процесса сбора данных. Согласно архитектурному плану, основная программа должна взаимодействовать только с интерфейсом </w:t>
-      </w:r>
-      <w:proofErr w:type="spellStart"/>
-      <w:r>
-        <w:t>ReportGenerator</w:t>
-      </w:r>
-      <w:proofErr w:type="spellEnd"/>
-      <w:r>
-        <w:t>, не зная о том, какая именно реализация (HTML или XML) используется в данный момент. Это обеспечило соблюдение принципа открытости/закрытости (</w:t>
-      </w:r>
-      <w:proofErr w:type="spellStart"/>
-      <w:r>
-        <w:t>Open</w:t>
-      </w:r>
-      <w:proofErr w:type="spellEnd"/>
-      <w:r>
-        <w:t>/</w:t>
-      </w:r>
-      <w:proofErr w:type="spellStart"/>
-      <w:r>
-        <w:t>Closed</w:t>
-      </w:r>
-      <w:proofErr w:type="spellEnd"/>
-      <w:r>
-        <w:t xml:space="preserve"> </w:t>
-      </w:r>
-      <w:proofErr w:type="spellStart"/>
-      <w:r>
-        <w:t>Principle</w:t>
-      </w:r>
-      <w:proofErr w:type="spellEnd"/>
-      <w:r>
-        <w:t>) из SOLID.</w:t>
-      </w:r>
-    </w:p>
-    <w:p>
-      <w:pPr>
-        <w:pStyle w:val="1234"/>
-      </w:pPr>
-      <w:r>
-        <w:t xml:space="preserve">Следующим важным этапом стало проектирование системы безопасности и разграничения прав доступа. Для защиты персональных данных пользователей и результатов опросов было решено внедрить модуль на базе </w:t>
-      </w:r>
-      <w:proofErr w:type="spellStart"/>
-      <w:r>
-        <w:t>Spring</w:t>
-      </w:r>
-      <w:proofErr w:type="spellEnd"/>
-      <w:r>
-        <w:t xml:space="preserve"> </w:t>
-      </w:r>
-      <w:proofErr w:type="spellStart"/>
-      <w:r>
-        <w:t>Security</w:t>
-      </w:r>
-      <w:proofErr w:type="spellEnd"/>
-      <w:r>
-        <w:t xml:space="preserve">. </w:t>
-      </w:r>
-      <w:r>
-        <w:t>Архитектурный план включал гибкую модель контроля доступа:</w:t>
-      </w:r>
-    </w:p>
-    <w:p>
-      <w:pPr>
-        <w:pStyle w:val="1234"/>
-      </w:pPr>
-      <w:r>
-        <w:lastRenderedPageBreak/>
-        <w:t xml:space="preserve">Уровень авторизованного пользователя: спроектирована возможность создания собственных опросов, их редактирования, публикации и удаления. Реализована логика проверки владения объектом: пользователь имеет доступ к управлению формой только в том случае, если его идентификатор совпадает с полем </w:t>
-      </w:r>
-      <w:proofErr w:type="spellStart"/>
-      <w:r>
-        <w:t>owner_id</w:t>
-      </w:r>
-      <w:proofErr w:type="spellEnd"/>
-      <w:r>
-        <w:t xml:space="preserve"> в базе данных.</w:t>
-      </w:r>
-    </w:p>
-    <w:p>
-      <w:pPr>
-        <w:pStyle w:val="1234"/>
-      </w:pPr>
-      <w:r>
-        <w:t>Уровень администратора: спроектированы расширенные полномочия (роль ADMIN), позволяющие просматривать и модерировать любые формы в системе, независимо от авторства.</w:t>
-      </w:r>
-    </w:p>
-    <w:p>
-      <w:pPr>
-        <w:pStyle w:val="1234"/>
-      </w:pPr>
-      <w:r>
-        <w:t>Уровень гостя: доступ только к публичным страницам (регистрация, вход, прохождение опубликованных опросов).</w:t>
-      </w:r>
-    </w:p>
-    <w:p>
-      <w:pPr>
-        <w:pStyle w:val="1234"/>
-      </w:pPr>
-      <w:r>
-        <w:t xml:space="preserve">Для реализации этого плана было выбрано использование интерфейса </w:t>
-      </w:r>
-      <w:proofErr w:type="spellStart"/>
-      <w:r>
-        <w:t>UserDetailsService</w:t>
-      </w:r>
-      <w:proofErr w:type="spellEnd"/>
-      <w:r>
-        <w:t xml:space="preserve">. Проектирование взаимодействия включало создание защищенного контекста, где информация о текущем пользователе доступна на всех уровнях приложения, что позволяет динамически изменять интерфейс (например, скрывать кнопки «Редактировать» для чужих опросов). </w:t>
-      </w:r>
-      <w:r>
-        <w:t xml:space="preserve">Для защиты конфиденциальной информации было запланировано использование криптографического хеширования паролей по стандарту </w:t>
-      </w:r>
-      <w:proofErr w:type="spellStart"/>
-      <w:r>
-        <w:t>BCrypt</w:t>
-      </w:r>
-      <w:proofErr w:type="spellEnd"/>
-      <w:r>
-        <w:t>.</w:t>
-      </w:r>
-    </w:p>
-    <w:p>
-      <w:pPr>
-        <w:pStyle w:val="1234"/>
-      </w:pPr>
-      <w:r>
-        <w:t>Затем была спроектирована подсистема пользовательского интерфейса. Основной задачей стало создание динамических представлений, которые могли бы адаптироваться под 8 различных типов вопросов (от простого текстового ввода до сложных</w:t>
-      </w:r>
-      <w:r>
-        <w:t xml:space="preserve"> </w:t>
-      </w:r>
-      <w:r>
-        <w:t xml:space="preserve">сеток и шкал). Было принято решение использовать </w:t>
-      </w:r>
-      <w:proofErr w:type="spellStart"/>
-      <w:r>
-        <w:t>шаблонизатор</w:t>
-      </w:r>
-      <w:proofErr w:type="spellEnd"/>
-      <w:r>
-        <w:t xml:space="preserve"> </w:t>
-      </w:r>
-      <w:proofErr w:type="spellStart"/>
-      <w:r>
-        <w:t>Thymeleaf</w:t>
-      </w:r>
-      <w:proofErr w:type="spellEnd"/>
-      <w:r>
-        <w:t xml:space="preserve">, который позволяет проектировать интерфейсы в виде чистых HTML-документов с внедрением логики на стороне сервера. Проектирование визуализации результатов включало интеграцию </w:t>
-      </w:r>
-      <w:proofErr w:type="spellStart"/>
-      <w:r>
-        <w:t>JavaScript</w:t>
-      </w:r>
-      <w:proofErr w:type="spellEnd"/>
-      <w:r>
-        <w:t>-библиотеки Chart.js. Планировалось, что сервер будет передавать агрегированную статистику в формате JSON, а интерфейсный модуль будет преобразовывать её в интерактивные диаграммы.</w:t>
-      </w:r>
-    </w:p>
-    <w:p>
-      <w:pPr>
-        <w:pStyle w:val="1234"/>
-      </w:pPr>
-      <w:r>
-        <w:t xml:space="preserve">После проектирования всех отдельных компонентов была детально проработана логика их взаимодействия. Сценарий работы системы был определен следующим образом: пользователь инициирует действие через интерфейс, запрос </w:t>
-      </w:r>
-      <w:r>
-        <w:lastRenderedPageBreak/>
-        <w:t>попадает в соответствующий контроллер, который обращается к сервисному слою. Сервис, в свою очередь, взаимодействует с репозиториями для получения данных и, при необходимости, вызывает модуль генерации отчетов. После завершения обработки</w:t>
-      </w:r>
-      <w:r>
-        <w:t xml:space="preserve"> </w:t>
-      </w:r>
-      <w:r>
-        <w:t>результат возвращается пользователю в виде динамически сформированной страницы или файла для загрузки.</w:t>
-      </w:r>
-    </w:p>
-    <w:p>
-      <w:pPr>
-        <w:pStyle w:val="1234"/>
-      </w:pPr>
-      <w:r>
-        <w:t>При проектировании также особое внимание уделялось расширяемости. Благодаря использованию системы интерфейсов, добавление нового типа вопроса или нового формата экспорта не требует изменения существующей логики системы. Достаточно будет создать новый класс, реализовать соответствующий интерфейс и зарегистрировать его в контексте приложения.</w:t>
-      </w:r>
-    </w:p>
-    <w:p>
-      <w:pPr>
-        <w:pStyle w:val="1234"/>
-      </w:pPr>
-      <w:r>
-        <w:t>Таким образом, в основе архитектуры проектируемой программы лежит система интерфейсов и слоев, через которые взаимодействуют все компоненты:</w:t>
+        <w:t>с</w:t>
+      </w:r>
+      <w:r>
+        <w:t>оздание, редактирование и удаление только собственных опросов</w:t>
+      </w:r>
+      <w:r>
+        <w:t>;</w:t>
       </w:r>
     </w:p>
     <w:p>
@@ -6843,20 +6021,22 @@
         <w:pStyle w:val="1234"/>
         <w:numPr>
           <w:ilvl w:val="0"/>
-          <w:numId w:val="40"/>
+          <w:numId w:val="7"/>
         </w:numPr>
+        <w:tabs>
+          <w:tab w:val="clear" w:pos="1560"/>
+          <w:tab w:val="left" w:pos="1276"/>
+        </w:tabs>
         <w:ind w:left="284" w:firstLine="709"/>
       </w:pPr>
       <w:r>
-        <w:t xml:space="preserve">Интерфейсы </w:t>
-      </w:r>
-      <w:proofErr w:type="spellStart"/>
-      <w:r>
-        <w:t>Repositories</w:t>
-      </w:r>
-      <w:proofErr w:type="spellEnd"/>
-      <w:r>
-        <w:t>: отвечают за унифицированный доступ к реляционным данным;</w:t>
+        <w:t>п</w:t>
+      </w:r>
+      <w:r>
+        <w:t>росмотр списка всех опубликованных опросов</w:t>
+      </w:r>
+      <w:r>
+        <w:t>;</w:t>
       </w:r>
     </w:p>
     <w:p>
@@ -6864,20 +6044,25 @@
         <w:pStyle w:val="1234"/>
         <w:numPr>
           <w:ilvl w:val="0"/>
-          <w:numId w:val="40"/>
+          <w:numId w:val="7"/>
         </w:numPr>
+        <w:tabs>
+          <w:tab w:val="clear" w:pos="1560"/>
+          <w:tab w:val="left" w:pos="1276"/>
+        </w:tabs>
         <w:ind w:left="284" w:firstLine="709"/>
       </w:pPr>
       <w:r>
-        <w:t xml:space="preserve">Интерфейс </w:t>
-      </w:r>
-      <w:proofErr w:type="spellStart"/>
-      <w:r>
-        <w:t>ReportGenerator</w:t>
-      </w:r>
-      <w:proofErr w:type="spellEnd"/>
-      <w:r>
-        <w:t>: определяет контракт для формирования различных форматов аналитических отчетов;</w:t>
+        <w:t>п</w:t>
+      </w:r>
+      <w:r>
+        <w:t>рохождение опросов</w:t>
+      </w:r>
+      <w:r>
+        <w:rPr>
+          <w:lang w:val="en-US"/>
+        </w:rPr>
+        <w:t>;</w:t>
       </w:r>
     </w:p>
     <w:p>
@@ -6885,20 +6070,128 @@
         <w:pStyle w:val="1234"/>
         <w:numPr>
           <w:ilvl w:val="0"/>
-          <w:numId w:val="40"/>
+          <w:numId w:val="7"/>
         </w:numPr>
+        <w:tabs>
+          <w:tab w:val="clear" w:pos="1560"/>
+          <w:tab w:val="left" w:pos="1276"/>
+        </w:tabs>
         <w:ind w:left="284" w:firstLine="709"/>
       </w:pPr>
       <w:r>
-        <w:t xml:space="preserve">Интерфейс </w:t>
-      </w:r>
-      <w:proofErr w:type="spellStart"/>
-      <w:r>
-        <w:t>UserDetailsService</w:t>
-      </w:r>
-      <w:proofErr w:type="spellEnd"/>
-      <w:r>
-        <w:t>: обеспечивает интеграцию системы безопасности с хранилищем учетных данных;</w:t>
+        <w:t>п</w:t>
+      </w:r>
+      <w:r>
+        <w:t>росмотр статистики только по собственным опросам.</w:t>
+      </w:r>
+    </w:p>
+    <w:p>
+      <w:pPr>
+        <w:pStyle w:val="1234"/>
+        <w:ind w:left="993" w:firstLine="0"/>
+      </w:pPr>
+    </w:p>
+    <w:p>
+      <w:pPr>
+        <w:pStyle w:val="a"/>
+      </w:pPr>
+      <w:bookmarkStart w:id="17" w:name="попуск14"/>
+      <w:r>
+        <w:t>Управление опросами</w:t>
+      </w:r>
+    </w:p>
+    <w:p>
+      <w:pPr>
+        <w:rPr>
+          <w:lang w:val="ru-RU"/>
+        </w:rPr>
+      </w:pPr>
+    </w:p>
+    <w:bookmarkEnd w:id="17"/>
+    <w:p>
+      <w:pPr>
+        <w:pStyle w:val="1234"/>
+      </w:pPr>
+      <w:r>
+        <w:t>Создание, редактирование и удаление опроса</w:t>
+      </w:r>
+      <w:r>
+        <w:t xml:space="preserve"> являются основными функциями, однако присутствуют и другие.</w:t>
+      </w:r>
+    </w:p>
+    <w:p>
+      <w:pPr>
+        <w:pStyle w:val="1234"/>
+        <w:rPr>
+          <w:szCs w:val="28"/>
+        </w:rPr>
+      </w:pPr>
+      <w:r>
+        <w:rPr>
+          <w:szCs w:val="28"/>
+        </w:rPr>
+        <w:t>Авторизованные пользователи должны иметь возможность создавать опросы через специальную форму, где указываются название</w:t>
+      </w:r>
+      <w:r>
+        <w:rPr>
+          <w:szCs w:val="28"/>
+        </w:rPr>
+        <w:t xml:space="preserve"> и</w:t>
+      </w:r>
+      <w:r>
+        <w:rPr>
+          <w:szCs w:val="28"/>
+        </w:rPr>
+        <w:t xml:space="preserve"> описание. Пользователь, создавший опрос, является его владельцем и может в дальнейшем его редактировать или удалить.</w:t>
+      </w:r>
+    </w:p>
+    <w:p>
+      <w:pPr>
+        <w:pStyle w:val="1234"/>
+      </w:pPr>
+      <w:r>
+        <w:t xml:space="preserve">1.4.1 </w:t>
+      </w:r>
+      <w:r>
+        <w:t>Просмотр и фильтрация опросов</w:t>
+      </w:r>
+    </w:p>
+    <w:p>
+      <w:pPr>
+        <w:pStyle w:val="1234"/>
+        <w:rPr>
+          <w:szCs w:val="28"/>
+        </w:rPr>
+      </w:pPr>
+      <w:r>
+        <w:rPr>
+          <w:szCs w:val="28"/>
+        </w:rPr>
+        <w:t xml:space="preserve">На странице </w:t>
+      </w:r>
+      <w:r>
+        <w:rPr>
+          <w:szCs w:val="28"/>
+        </w:rPr>
+        <w:t xml:space="preserve">публичных опросов </w:t>
+      </w:r>
+      <w:r>
+        <w:rPr>
+          <w:szCs w:val="28"/>
+        </w:rPr>
+        <w:t>приложения должен отображаться список всех опубликованных опросов. Для удобства навигации должна быть реализована функция поиска по названию. Это позволяет пользователям легко находить нужные опросы среди множества доступных.</w:t>
+      </w:r>
+    </w:p>
+    <w:p>
+      <w:pPr>
+        <w:pStyle w:val="1234"/>
+      </w:pPr>
+      <w:r>
+        <w:lastRenderedPageBreak/>
+        <w:t xml:space="preserve">1.4.2 </w:t>
+      </w:r>
+      <w:r>
+        <w:t>Поддерживаемые типы вопросов</w:t>
       </w:r>
     </w:p>
     <w:p>
@@ -6906,12 +6199,800 @@
         <w:pStyle w:val="1234"/>
         <w:numPr>
           <w:ilvl w:val="0"/>
-          <w:numId w:val="40"/>
+          <w:numId w:val="8"/>
         </w:numPr>
+        <w:tabs>
+          <w:tab w:val="clear" w:pos="1560"/>
+          <w:tab w:val="left" w:pos="993"/>
+          <w:tab w:val="left" w:pos="1276"/>
+        </w:tabs>
         <w:ind w:left="284" w:firstLine="709"/>
       </w:pPr>
       <w:r>
-        <w:t>Сервисные слои: инкапсулируют бизнес-логику управления жизненным циклом опросов.</w:t>
+        <w:t>т</w:t>
+      </w:r>
+      <w:r>
+        <w:t>екстовый ответ (одна строка/абзац): Поле для ввода произвольного текста</w:t>
+      </w:r>
+      <w:r>
+        <w:t>;</w:t>
+      </w:r>
+    </w:p>
+    <w:p>
+      <w:pPr>
+        <w:pStyle w:val="1234"/>
+        <w:numPr>
+          <w:ilvl w:val="0"/>
+          <w:numId w:val="8"/>
+        </w:numPr>
+        <w:tabs>
+          <w:tab w:val="clear" w:pos="1560"/>
+          <w:tab w:val="left" w:pos="993"/>
+          <w:tab w:val="left" w:pos="1276"/>
+        </w:tabs>
+        <w:ind w:left="284" w:firstLine="709"/>
+      </w:pPr>
+      <w:r>
+        <w:t>о</w:t>
+      </w:r>
+      <w:r>
+        <w:t>дин из списка: Набор вариантов с возможностью выбора только одного (</w:t>
+      </w:r>
+      <w:proofErr w:type="spellStart"/>
+      <w:r>
+        <w:t>radio</w:t>
+      </w:r>
+      <w:proofErr w:type="spellEnd"/>
+      <w:r>
+        <w:t xml:space="preserve"> </w:t>
+      </w:r>
+      <w:proofErr w:type="spellStart"/>
+      <w:r>
+        <w:t>buttons</w:t>
+      </w:r>
+      <w:proofErr w:type="spellEnd"/>
+      <w:r>
+        <w:t>)</w:t>
+      </w:r>
+      <w:r>
+        <w:t>;</w:t>
+      </w:r>
+    </w:p>
+    <w:p>
+      <w:pPr>
+        <w:pStyle w:val="1234"/>
+        <w:numPr>
+          <w:ilvl w:val="0"/>
+          <w:numId w:val="8"/>
+        </w:numPr>
+        <w:tabs>
+          <w:tab w:val="clear" w:pos="1560"/>
+          <w:tab w:val="left" w:pos="993"/>
+          <w:tab w:val="left" w:pos="1276"/>
+        </w:tabs>
+        <w:ind w:left="284" w:firstLine="709"/>
+      </w:pPr>
+      <w:r>
+        <w:t>н</w:t>
+      </w:r>
+      <w:r>
+        <w:t>есколько из списка: Набор вариантов с возможностью выбора нескольких (</w:t>
+      </w:r>
+      <w:proofErr w:type="spellStart"/>
+      <w:r>
+        <w:t>checkboxes</w:t>
+      </w:r>
+      <w:proofErr w:type="spellEnd"/>
+      <w:r>
+        <w:t>)</w:t>
+      </w:r>
+      <w:r>
+        <w:t>;</w:t>
+      </w:r>
+    </w:p>
+    <w:p>
+      <w:pPr>
+        <w:pStyle w:val="1234"/>
+        <w:numPr>
+          <w:ilvl w:val="0"/>
+          <w:numId w:val="8"/>
+        </w:numPr>
+        <w:tabs>
+          <w:tab w:val="clear" w:pos="1560"/>
+          <w:tab w:val="left" w:pos="993"/>
+          <w:tab w:val="left" w:pos="1276"/>
+        </w:tabs>
+        <w:ind w:left="284" w:firstLine="709"/>
+      </w:pPr>
+      <w:r>
+        <w:t>ш</w:t>
+      </w:r>
+      <w:r>
+        <w:t>кала: Линейная шкала (например, от 1 до 10) для оценки степени согласия</w:t>
+      </w:r>
+      <w:r>
+        <w:t>;</w:t>
+      </w:r>
+    </w:p>
+    <w:p>
+      <w:pPr>
+        <w:pStyle w:val="1234"/>
+        <w:numPr>
+          <w:ilvl w:val="0"/>
+          <w:numId w:val="8"/>
+        </w:numPr>
+        <w:tabs>
+          <w:tab w:val="clear" w:pos="1560"/>
+          <w:tab w:val="left" w:pos="993"/>
+          <w:tab w:val="left" w:pos="1276"/>
+        </w:tabs>
+        <w:ind w:left="284" w:firstLine="709"/>
+      </w:pPr>
+      <w:r>
+        <w:t>с</w:t>
+      </w:r>
+      <w:r>
+        <w:t>етка (множественный выбор): Таблица для оценки нескольких параметров по одной шкале</w:t>
+      </w:r>
+      <w:r>
+        <w:t>;</w:t>
+      </w:r>
+    </w:p>
+    <w:p>
+      <w:pPr>
+        <w:pStyle w:val="1234"/>
+        <w:numPr>
+          <w:ilvl w:val="0"/>
+          <w:numId w:val="8"/>
+        </w:numPr>
+        <w:tabs>
+          <w:tab w:val="clear" w:pos="1560"/>
+          <w:tab w:val="left" w:pos="993"/>
+          <w:tab w:val="left" w:pos="1276"/>
+        </w:tabs>
+        <w:ind w:left="284" w:firstLine="709"/>
+      </w:pPr>
+      <w:r>
+        <w:t>з</w:t>
+      </w:r>
+      <w:r>
+        <w:t>агрузка файла (изображения): Возможность прикрепить к ответу графический файл.</w:t>
+      </w:r>
+    </w:p>
+    <w:p>
+      <w:pPr>
+        <w:pStyle w:val="1234"/>
+        <w:rPr>
+          <w:szCs w:val="28"/>
+        </w:rPr>
+      </w:pPr>
+      <w:r>
+        <w:rPr>
+          <w:szCs w:val="28"/>
+        </w:rPr>
+        <w:t xml:space="preserve">В качестве основного подхода для реализации был выбран комплексный подход, сочетающий все три компонента в рамках архитектуры </w:t>
+      </w:r>
+      <w:proofErr w:type="spellStart"/>
+      <w:r>
+        <w:rPr>
+          <w:szCs w:val="28"/>
+        </w:rPr>
+        <w:t>Spring</w:t>
+      </w:r>
+      <w:proofErr w:type="spellEnd"/>
+      <w:r>
+        <w:rPr>
+          <w:szCs w:val="28"/>
+        </w:rPr>
+        <w:t xml:space="preserve"> </w:t>
+      </w:r>
+      <w:proofErr w:type="spellStart"/>
+      <w:r>
+        <w:rPr>
+          <w:szCs w:val="28"/>
+        </w:rPr>
+        <w:t>Boot</w:t>
+      </w:r>
+      <w:proofErr w:type="spellEnd"/>
+      <w:r>
+        <w:rPr>
+          <w:szCs w:val="28"/>
+        </w:rPr>
+        <w:t xml:space="preserve"> MVC.</w:t>
+      </w:r>
+    </w:p>
+    <w:bookmarkEnd w:id="6"/>
+    <w:p>
+      <w:pPr>
+        <w:jc w:val="left"/>
+        <w:rPr>
+          <w:szCs w:val="28"/>
+          <w:lang w:val="ru-RU"/>
+        </w:rPr>
+      </w:pPr>
+      <w:r>
+        <w:rPr>
+          <w:szCs w:val="28"/>
+          <w:lang w:val="ru-RU"/>
+        </w:rPr>
+        <w:br w:type="page"/>
+      </w:r>
+    </w:p>
+    <w:p>
+      <w:pPr>
+        <w:pStyle w:val="1"/>
+      </w:pPr>
+      <w:bookmarkStart w:id="18" w:name="_Проектирование_программы"/>
+      <w:bookmarkEnd w:id="18"/>
+      <w:r>
+        <w:lastRenderedPageBreak/>
+        <w:t>Проектирование программы</w:t>
+      </w:r>
+    </w:p>
+    <w:p>
+      <w:pPr>
+        <w:pStyle w:val="a"/>
+      </w:pPr>
+      <w:bookmarkStart w:id="19" w:name="попуск21"/>
+      <w:r>
+        <w:t>Проектирование архитектуры и структуры данных системы</w:t>
+      </w:r>
+    </w:p>
+    <w:p>
+      <w:pPr>
+        <w:rPr>
+          <w:lang w:val="ru-RU"/>
+        </w:rPr>
+      </w:pPr>
+    </w:p>
+    <w:bookmarkEnd w:id="19"/>
+    <w:p>
+      <w:pPr>
+        <w:pStyle w:val="1234"/>
+      </w:pPr>
+      <w:r>
+        <w:t>Для разработки многофункционального веб-сервиса по проведению опросов на начальном этапе была проведена детальная формализация основных задач проекта. Программа должна была решать комплекс задач: от динамического построения структуры анкет администратором до обеспечения защищенного доступа респондентов и последующей глубокой агрегации данных. Ключевым требованием стала необходимость создания гибкой системы, способной обрабатывать различные типы вопросов и генерировать отчеты в нескольких форматах. Дополнительно требовалось обеспечить расширяемость архитектуры, чтобы в будущем можно было интегрировать новые форматы экспорта или способы визуализации без изменения существующего ядра системы.</w:t>
+      </w:r>
+    </w:p>
+    <w:p>
+      <w:pPr>
+        <w:pStyle w:val="1234"/>
+      </w:pPr>
+      <w:r>
+        <w:t>После определения функциональных требований была спроектирована общая архитектура программы. Для обеспечения надежности и упрощения дальнейшей поддержки проекта было принято решение разделить систему на несколько независимых уровней в рамках многослойной архитектуры (</w:t>
+      </w:r>
+      <w:proofErr w:type="spellStart"/>
+      <w:r>
+        <w:t>Layered</w:t>
+      </w:r>
+      <w:proofErr w:type="spellEnd"/>
+      <w:r>
+        <w:t xml:space="preserve"> </w:t>
+      </w:r>
+      <w:proofErr w:type="spellStart"/>
+      <w:r>
+        <w:t>Architecture</w:t>
+      </w:r>
+      <w:proofErr w:type="spellEnd"/>
+      <w:r>
+        <w:t>). В результате проектирования были выделены следующие модули: уровень постоянного хранения данных (</w:t>
+      </w:r>
+      <w:proofErr w:type="spellStart"/>
+      <w:r>
+        <w:t>Persistence</w:t>
+      </w:r>
+      <w:proofErr w:type="spellEnd"/>
+      <w:r>
+        <w:t xml:space="preserve"> </w:t>
+      </w:r>
+      <w:proofErr w:type="spellStart"/>
+      <w:r>
+        <w:t>Layer</w:t>
+      </w:r>
+      <w:proofErr w:type="spellEnd"/>
+      <w:r>
+        <w:t>), уровень бизнес-логики (</w:t>
+      </w:r>
+      <w:proofErr w:type="spellStart"/>
+      <w:r>
+        <w:t>Service</w:t>
+      </w:r>
+      <w:proofErr w:type="spellEnd"/>
+      <w:r>
+        <w:t xml:space="preserve"> </w:t>
+      </w:r>
+      <w:proofErr w:type="spellStart"/>
+      <w:r>
+        <w:t>Layer</w:t>
+      </w:r>
+      <w:proofErr w:type="spellEnd"/>
+      <w:r>
+        <w:t>), уровень управления доступом (</w:t>
+      </w:r>
+      <w:proofErr w:type="spellStart"/>
+      <w:r>
+        <w:t>Security</w:t>
+      </w:r>
+      <w:proofErr w:type="spellEnd"/>
+      <w:r>
+        <w:t xml:space="preserve"> </w:t>
+      </w:r>
+      <w:proofErr w:type="spellStart"/>
+      <w:r>
+        <w:t>Layer</w:t>
+      </w:r>
+      <w:proofErr w:type="spellEnd"/>
+      <w:r>
+        <w:t>) и уровень взаимодействия с пользователем (</w:t>
+      </w:r>
+      <w:proofErr w:type="spellStart"/>
+      <w:r>
+        <w:t>Presentation</w:t>
+      </w:r>
+      <w:proofErr w:type="spellEnd"/>
+      <w:r>
+        <w:t xml:space="preserve"> </w:t>
+      </w:r>
+      <w:proofErr w:type="spellStart"/>
+      <w:r>
+        <w:t>Layer</w:t>
+      </w:r>
+      <w:proofErr w:type="spellEnd"/>
+      <w:r>
+        <w:t>). Такое разделение позволило изолировать логику обработки данных от способов их отображения, что значительно повысило чистоту архитектуры.</w:t>
+      </w:r>
+    </w:p>
+    <w:p>
+      <w:pPr>
+        <w:pStyle w:val="1234"/>
+      </w:pPr>
+      <w:r>
+        <w:t xml:space="preserve">Следующим этапом стало проектирование подсистемы работы с данными. Поскольку опросы имеют иерархическую структуру (опрос включает вопросы, которые, в свою очередь, могут содержать варианты ответов), было важно спроектировать схему базы данных, минимизирующую избыточность. Для реализации этого уровня в проекте было запланировано использование объектно-реляционного отображения (ORM) на базе </w:t>
+      </w:r>
+      <w:proofErr w:type="spellStart"/>
+      <w:r>
+        <w:t>Hibernate</w:t>
+      </w:r>
+      <w:proofErr w:type="spellEnd"/>
+      <w:r>
+        <w:t xml:space="preserve">. Проектирование включало описание сущностей </w:t>
+      </w:r>
+      <w:proofErr w:type="spellStart"/>
+      <w:r>
+        <w:t>User</w:t>
+      </w:r>
+      <w:proofErr w:type="spellEnd"/>
+      <w:r>
+        <w:t xml:space="preserve">, </w:t>
+      </w:r>
+      <w:proofErr w:type="spellStart"/>
+      <w:r>
+        <w:t>Form</w:t>
+      </w:r>
+      <w:proofErr w:type="spellEnd"/>
+      <w:r>
+        <w:t xml:space="preserve">, </w:t>
+      </w:r>
+      <w:proofErr w:type="spellStart"/>
+      <w:r>
+        <w:t>Question</w:t>
+      </w:r>
+      <w:proofErr w:type="spellEnd"/>
+      <w:r>
+        <w:t xml:space="preserve">, </w:t>
+      </w:r>
+      <w:proofErr w:type="spellStart"/>
+      <w:r>
+        <w:t>Option</w:t>
+      </w:r>
+      <w:proofErr w:type="spellEnd"/>
+      <w:r>
+        <w:t xml:space="preserve"> и </w:t>
+      </w:r>
+      <w:proofErr w:type="spellStart"/>
+      <w:r>
+        <w:t>Answer</w:t>
+      </w:r>
+      <w:proofErr w:type="spellEnd"/>
+      <w:r>
+        <w:t xml:space="preserve">. Для унификации </w:t>
+      </w:r>
+      <w:r>
+        <w:lastRenderedPageBreak/>
+        <w:t xml:space="preserve">доступа к этим данным на этапе проектирования была заложена система интерфейсов-репозиториев, наследуемых от базового интерфейса </w:t>
+      </w:r>
+      <w:proofErr w:type="spellStart"/>
+      <w:r>
+        <w:t>JpaRepository</w:t>
+      </w:r>
+      <w:proofErr w:type="spellEnd"/>
+      <w:r>
+        <w:t>. Это решение позволило определить стандартный набор операций (поиск, сохранение, удаление) для всех сущностей еще до реализации конкретных запросов.</w:t>
+      </w:r>
+    </w:p>
+    <w:p>
+      <w:pPr>
+        <w:pStyle w:val="1234"/>
+      </w:pPr>
+      <w:r>
+        <w:t xml:space="preserve"> После проектирования уровня данных началась разработка архитектуры подсистемы бизнес-логики. Основной задачей на этом этапе стало отделение логики управления состоянием опроса от механизмов его хранения. Было принято решение создать специализированные сервисные интерфейсы, такие как </w:t>
+      </w:r>
+      <w:proofErr w:type="spellStart"/>
+      <w:r>
+        <w:t>FormService</w:t>
+      </w:r>
+      <w:proofErr w:type="spellEnd"/>
+      <w:r>
+        <w:t xml:space="preserve"> и </w:t>
+      </w:r>
+      <w:proofErr w:type="spellStart"/>
+      <w:r>
+        <w:t>ResponseService</w:t>
+      </w:r>
+      <w:proofErr w:type="spellEnd"/>
+      <w:r>
+        <w:t xml:space="preserve">. Например, при проектировании </w:t>
+      </w:r>
+      <w:proofErr w:type="spellStart"/>
+      <w:r>
+        <w:t>FormService</w:t>
+      </w:r>
+      <w:proofErr w:type="spellEnd"/>
+      <w:r>
+        <w:t xml:space="preserve"> была заложена логика «сборки» сложной анкеты, где сервис выступает координатором между репозиториями вопросов и настроек. Это позволило сделать бизнес-правила (например, проверку обязательности ответа или ограничение по времени прохождения) централизованными и независимыми от контроллеров.</w:t>
+      </w:r>
+    </w:p>
+    <w:p>
+      <w:pPr>
+        <w:pStyle w:val="1234"/>
+      </w:pPr>
+      <w:r>
+        <w:t xml:space="preserve">Особое внимание в процессе проектирования было уделено подсистеме аналитики и отчетности. Поскольку программа должна была поддерживать экспорт данных в форматах HTML, XML и TXT, требовался гибкий механизм переключения логики формирования файлов. Для решения этой задачи был спроектирован интерфейс </w:t>
+      </w:r>
+      <w:proofErr w:type="spellStart"/>
+      <w:r>
+        <w:t>ReportGenerator</w:t>
+      </w:r>
+      <w:proofErr w:type="spellEnd"/>
+      <w:r>
+        <w:t xml:space="preserve">, определяющий общий контракт для всех модулей генерации. Использование паттерна проектирования «Стратегия» позволило отделить логику формирования документа от процесса сбора данных. Согласно архитектурному плану, основная программа должна взаимодействовать только с интерфейсом </w:t>
+      </w:r>
+      <w:proofErr w:type="spellStart"/>
+      <w:r>
+        <w:t>ReportGenerator</w:t>
+      </w:r>
+      <w:proofErr w:type="spellEnd"/>
+      <w:r>
+        <w:t>, не зная о том, какая именно реализация (HTML или XML) используется в данный момент. Это обеспечило соблюдение принципа открытости/закрытости (</w:t>
+      </w:r>
+      <w:proofErr w:type="spellStart"/>
+      <w:r>
+        <w:t>Open</w:t>
+      </w:r>
+      <w:proofErr w:type="spellEnd"/>
+      <w:r>
+        <w:t>/</w:t>
+      </w:r>
+      <w:proofErr w:type="spellStart"/>
+      <w:r>
+        <w:t>Closed</w:t>
+      </w:r>
+      <w:proofErr w:type="spellEnd"/>
+      <w:r>
+        <w:t xml:space="preserve"> </w:t>
+      </w:r>
+      <w:proofErr w:type="spellStart"/>
+      <w:r>
+        <w:t>Principle</w:t>
+      </w:r>
+      <w:proofErr w:type="spellEnd"/>
+      <w:r>
+        <w:t>) из SOLID.</w:t>
+      </w:r>
+    </w:p>
+    <w:p>
+      <w:pPr>
+        <w:pStyle w:val="1234"/>
+      </w:pPr>
+      <w:r>
+        <w:t xml:space="preserve">Следующим важным этапом стало проектирование системы безопасности и разграничения прав доступа. Для защиты персональных данных пользователей и результатов опросов было решено внедрить модуль на базе </w:t>
+      </w:r>
+      <w:proofErr w:type="spellStart"/>
+      <w:r>
+        <w:t>Spring</w:t>
+      </w:r>
+      <w:proofErr w:type="spellEnd"/>
+      <w:r>
+        <w:t xml:space="preserve"> </w:t>
+      </w:r>
+      <w:proofErr w:type="spellStart"/>
+      <w:r>
+        <w:t>Security</w:t>
+      </w:r>
+      <w:proofErr w:type="spellEnd"/>
+      <w:r>
+        <w:t xml:space="preserve">. </w:t>
+      </w:r>
+      <w:r>
+        <w:t>Архитектурный план включал гибкую модель контроля доступа:</w:t>
+      </w:r>
+    </w:p>
+    <w:p>
+      <w:pPr>
+        <w:pStyle w:val="1234"/>
+        <w:numPr>
+          <w:ilvl w:val="0"/>
+          <w:numId w:val="15"/>
+        </w:numPr>
+        <w:tabs>
+          <w:tab w:val="clear" w:pos="1560"/>
+          <w:tab w:val="left" w:pos="1276"/>
+        </w:tabs>
+        <w:ind w:left="284" w:firstLine="709"/>
+      </w:pPr>
+      <w:r>
+        <w:lastRenderedPageBreak/>
+        <w:t>у</w:t>
+      </w:r>
+      <w:r>
+        <w:t xml:space="preserve">ровень авторизованного пользователя: спроектирована возможность создания собственных опросов, их редактирования, публикации и удаления. Реализована логика проверки владения объектом: пользователь имеет доступ к управлению формой только в том случае, если его идентификатор совпадает с полем </w:t>
+      </w:r>
+      <w:proofErr w:type="spellStart"/>
+      <w:r>
+        <w:t>owner_id</w:t>
+      </w:r>
+      <w:proofErr w:type="spellEnd"/>
+      <w:r>
+        <w:t xml:space="preserve"> в базе данных</w:t>
+      </w:r>
+      <w:r>
+        <w:t>;</w:t>
+      </w:r>
+    </w:p>
+    <w:p>
+      <w:pPr>
+        <w:pStyle w:val="1234"/>
+        <w:numPr>
+          <w:ilvl w:val="0"/>
+          <w:numId w:val="15"/>
+        </w:numPr>
+        <w:tabs>
+          <w:tab w:val="clear" w:pos="1560"/>
+          <w:tab w:val="left" w:pos="1276"/>
+        </w:tabs>
+        <w:ind w:left="284" w:firstLine="709"/>
+      </w:pPr>
+      <w:r>
+        <w:t>у</w:t>
+      </w:r>
+      <w:r>
+        <w:t>ровень администратора: спроектированы расширенные полномочия (роль ADMIN), позволяющие просматривать и модерировать любые формы в системе, независимо от авторства</w:t>
+      </w:r>
+      <w:r>
+        <w:t>;</w:t>
+      </w:r>
+    </w:p>
+    <w:p>
+      <w:pPr>
+        <w:pStyle w:val="1234"/>
+        <w:numPr>
+          <w:ilvl w:val="0"/>
+          <w:numId w:val="15"/>
+        </w:numPr>
+        <w:tabs>
+          <w:tab w:val="clear" w:pos="1560"/>
+          <w:tab w:val="left" w:pos="1276"/>
+        </w:tabs>
+        <w:ind w:left="284" w:firstLine="709"/>
+      </w:pPr>
+      <w:r>
+        <w:t>у</w:t>
+      </w:r>
+      <w:r>
+        <w:t>ровень гостя: доступ только к публичным страницам (регистрация, вход, прохождение опубликованных опросов).</w:t>
+      </w:r>
+    </w:p>
+    <w:p>
+      <w:pPr>
+        <w:pStyle w:val="1234"/>
+      </w:pPr>
+      <w:r>
+        <w:t xml:space="preserve">Для реализации этого плана было выбрано использование интерфейса </w:t>
+      </w:r>
+      <w:proofErr w:type="spellStart"/>
+      <w:r>
+        <w:t>UserDetailsService</w:t>
+      </w:r>
+      <w:proofErr w:type="spellEnd"/>
+      <w:r>
+        <w:t xml:space="preserve">. Проектирование взаимодействия включало создание защищенного контекста, где информация о текущем пользователе доступна на всех уровнях приложения, что позволяет динамически изменять интерфейс (например, скрывать кнопки «Редактировать» для чужих опросов). </w:t>
+      </w:r>
+      <w:r>
+        <w:t xml:space="preserve">Для защиты конфиденциальной информации было запланировано использование криптографического хеширования паролей по стандарту </w:t>
+      </w:r>
+      <w:proofErr w:type="spellStart"/>
+      <w:r>
+        <w:t>BCrypt</w:t>
+      </w:r>
+      <w:proofErr w:type="spellEnd"/>
+      <w:r>
+        <w:t>.</w:t>
+      </w:r>
+    </w:p>
+    <w:p>
+      <w:pPr>
+        <w:pStyle w:val="1234"/>
+      </w:pPr>
+      <w:r>
+        <w:t>Затем была спроектирована подсистема пользовательского интерфейса. Основной задачей стало создание динамических представлений, которые могли бы адаптироваться под 8 различных типов вопросов (от простого текстового ввода до сложных</w:t>
+      </w:r>
+      <w:r>
+        <w:t xml:space="preserve"> </w:t>
+      </w:r>
+      <w:r>
+        <w:t xml:space="preserve">сеток и шкал). Было принято решение использовать </w:t>
+      </w:r>
+      <w:proofErr w:type="spellStart"/>
+      <w:r>
+        <w:t>шаблонизатор</w:t>
+      </w:r>
+      <w:proofErr w:type="spellEnd"/>
+      <w:r>
+        <w:t xml:space="preserve"> </w:t>
+      </w:r>
+      <w:proofErr w:type="spellStart"/>
+      <w:r>
+        <w:t>Thymeleaf</w:t>
+      </w:r>
+      <w:proofErr w:type="spellEnd"/>
+      <w:r>
+        <w:t xml:space="preserve">, который позволяет проектировать интерфейсы в виде чистых HTML-документов с внедрением логики на стороне сервера. Проектирование визуализации результатов включало интеграцию </w:t>
+      </w:r>
+      <w:proofErr w:type="spellStart"/>
+      <w:r>
+        <w:t>JavaScript</w:t>
+      </w:r>
+      <w:proofErr w:type="spellEnd"/>
+      <w:r>
+        <w:t>-библиотеки Chart.js. Планировалось, что сервер будет передавать агрегированную статистику в формате JSON, а интерфейсный модуль будет преобразовывать её в интерактивные диаграммы.</w:t>
+      </w:r>
+    </w:p>
+    <w:p>
+      <w:pPr>
+        <w:pStyle w:val="1234"/>
+      </w:pPr>
+      <w:r>
+        <w:t xml:space="preserve">После проектирования всех отдельных компонентов была детально проработана логика их взаимодействия. Сценарий работы системы был определен следующим образом: пользователь инициирует действие через интерфейс, запрос </w:t>
+      </w:r>
+      <w:r>
+        <w:lastRenderedPageBreak/>
+        <w:t>попадает в соответствующий контроллер, который обращается к сервисному слою. Сервис, в свою очередь, взаимодействует с репозиториями для получения данных и, при необходимости, вызывает модуль генерации отчетов. После завершения обработки</w:t>
+      </w:r>
+      <w:r>
+        <w:t xml:space="preserve"> </w:t>
+      </w:r>
+      <w:r>
+        <w:t>результат возвращается пользователю в виде динамически сформированной страницы или файла для загрузки.</w:t>
+      </w:r>
+    </w:p>
+    <w:p>
+      <w:pPr>
+        <w:pStyle w:val="1234"/>
+      </w:pPr>
+      <w:r>
+        <w:t>При проектировании также особое внимание уделялось расширяемости. Благодаря использованию системы интерфейсов, добавление нового типа вопроса или нового формата экспорта не требует изменения существующей логики системы. Достаточно будет создать новый класс, реализовать соответствующий интерфейс и зарегистрировать его в контексте приложения.</w:t>
+      </w:r>
+    </w:p>
+    <w:p>
+      <w:pPr>
+        <w:pStyle w:val="1234"/>
+      </w:pPr>
+      <w:r>
+        <w:t>Таким образом, в основе архитектуры проектируемой программы лежит система интерфейсов и слоев, через которые взаимодействуют все компоненты:</w:t>
+      </w:r>
+    </w:p>
+    <w:p>
+      <w:pPr>
+        <w:pStyle w:val="1234"/>
+        <w:numPr>
+          <w:ilvl w:val="0"/>
+          <w:numId w:val="6"/>
+        </w:numPr>
+        <w:tabs>
+          <w:tab w:val="clear" w:pos="1560"/>
+          <w:tab w:val="left" w:pos="1276"/>
+        </w:tabs>
+        <w:ind w:left="284" w:firstLine="709"/>
+      </w:pPr>
+      <w:r>
+        <w:t>и</w:t>
+      </w:r>
+      <w:r>
+        <w:t xml:space="preserve">нтерфейсы </w:t>
+      </w:r>
+      <w:proofErr w:type="spellStart"/>
+      <w:r>
+        <w:t>Repositories</w:t>
+      </w:r>
+      <w:proofErr w:type="spellEnd"/>
+      <w:r>
+        <w:t>: отвечают за унифицированный доступ к реляционным данным;</w:t>
+      </w:r>
+    </w:p>
+    <w:p>
+      <w:pPr>
+        <w:pStyle w:val="1234"/>
+        <w:numPr>
+          <w:ilvl w:val="0"/>
+          <w:numId w:val="6"/>
+        </w:numPr>
+        <w:tabs>
+          <w:tab w:val="clear" w:pos="1560"/>
+          <w:tab w:val="left" w:pos="1276"/>
+        </w:tabs>
+        <w:ind w:left="284" w:firstLine="709"/>
+      </w:pPr>
+      <w:r>
+        <w:t>и</w:t>
+      </w:r>
+      <w:r>
+        <w:t xml:space="preserve">нтерфейс </w:t>
+      </w:r>
+      <w:proofErr w:type="spellStart"/>
+      <w:r>
+        <w:t>ReportGenerator</w:t>
+      </w:r>
+      <w:proofErr w:type="spellEnd"/>
+      <w:r>
+        <w:t>: определяет контракт для формирования различных форматов аналитических отчетов;</w:t>
+      </w:r>
+    </w:p>
+    <w:p>
+      <w:pPr>
+        <w:pStyle w:val="1234"/>
+        <w:numPr>
+          <w:ilvl w:val="0"/>
+          <w:numId w:val="6"/>
+        </w:numPr>
+        <w:tabs>
+          <w:tab w:val="clear" w:pos="1560"/>
+          <w:tab w:val="left" w:pos="1276"/>
+        </w:tabs>
+        <w:ind w:left="284" w:firstLine="709"/>
+      </w:pPr>
+      <w:r>
+        <w:t>и</w:t>
+      </w:r>
+      <w:r>
+        <w:t xml:space="preserve">нтерфейс </w:t>
+      </w:r>
+      <w:proofErr w:type="spellStart"/>
+      <w:r>
+        <w:t>UserDetailsService</w:t>
+      </w:r>
+      <w:proofErr w:type="spellEnd"/>
+      <w:r>
+        <w:t>: обеспечивает интеграцию системы безопасности с хранилищем учетных данных;</w:t>
+      </w:r>
+    </w:p>
+    <w:p>
+      <w:pPr>
+        <w:pStyle w:val="1234"/>
+        <w:numPr>
+          <w:ilvl w:val="0"/>
+          <w:numId w:val="6"/>
+        </w:numPr>
+        <w:tabs>
+          <w:tab w:val="clear" w:pos="1560"/>
+          <w:tab w:val="left" w:pos="1276"/>
+        </w:tabs>
+        <w:ind w:left="284" w:firstLine="709"/>
+      </w:pPr>
+      <w:r>
+        <w:t>с</w:t>
+      </w:r>
+      <w:r>
+        <w:t>ервисные слои: инкапсулируют бизнес-логику управления жизненным циклом опросов.</w:t>
       </w:r>
     </w:p>
     <w:p>
@@ -7248,7 +7329,7 @@
         <w:pStyle w:val="1234"/>
       </w:pPr>
       <w:r>
-        <w:t>На этапе проектирования была разработана логическая схема базы данных, включающая семь основных сущностей, взаимодействующих между собой:</w:t>
+        <w:t>На этапе проектирования была разработана логическая схема базы данных, включающая семь основных сущностей, взаимодействующих между собой</w:t>
       </w:r>
     </w:p>
     <w:p>
@@ -7470,8 +7551,12 @@
         <w:pStyle w:val="1234"/>
         <w:numPr>
           <w:ilvl w:val="0"/>
-          <w:numId w:val="44"/>
+          <w:numId w:val="9"/>
         </w:numPr>
+        <w:tabs>
+          <w:tab w:val="clear" w:pos="1560"/>
+          <w:tab w:val="left" w:pos="1276"/>
+        </w:tabs>
         <w:ind w:left="284" w:firstLine="709"/>
       </w:pPr>
       <w:proofErr w:type="spellStart"/>
@@ -7480,7 +7565,10 @@
       </w:r>
       <w:proofErr w:type="spellEnd"/>
       <w:r>
-        <w:t xml:space="preserve"> фиксирует сам факт прохождения опроса конкретным пользователем в определенное время.</w:t>
+        <w:t xml:space="preserve"> фиксирует сам факт прохождения опроса конкретным пользователем в определенное время</w:t>
+      </w:r>
+      <w:r>
+        <w:t>;</w:t>
       </w:r>
     </w:p>
     <w:p>
@@ -7488,8 +7576,12 @@
         <w:pStyle w:val="1234"/>
         <w:numPr>
           <w:ilvl w:val="0"/>
-          <w:numId w:val="44"/>
+          <w:numId w:val="9"/>
         </w:numPr>
+        <w:tabs>
+          <w:tab w:val="clear" w:pos="1560"/>
+          <w:tab w:val="left" w:pos="1276"/>
+        </w:tabs>
         <w:ind w:left="284" w:firstLine="709"/>
       </w:pPr>
       <w:proofErr w:type="spellStart"/>
@@ -7498,7 +7590,10 @@
       </w:r>
       <w:proofErr w:type="spellEnd"/>
       <w:r>
-        <w:t xml:space="preserve"> хранит детальные ответы на каждый вопрос, ссылаясь на сессию и конкретный вопрос.</w:t>
+        <w:t xml:space="preserve"> хранит детальные ответы на каждый вопрос, ссылаясь на сессию и конкретный вопрос</w:t>
+      </w:r>
+      <w:r>
+        <w:t>;</w:t>
       </w:r>
     </w:p>
     <w:p>
@@ -7538,7 +7633,7 @@
         <w:pStyle w:val="1234"/>
       </w:pPr>
       <w:r>
-        <w:t xml:space="preserve"> 2.2.</w:t>
+        <w:t>2.2.</w:t>
       </w:r>
       <w:r>
         <w:t>6</w:t>
@@ -8067,7 +8162,10 @@
         <w:pStyle w:val="1234"/>
       </w:pPr>
       <w:r>
-        <w:t>При проектировании и разработке приложения особое внимание было уделено соблюдению современных архитектурных принципов, что обеспечивает гибкость, масштабируемость и легкость поддержки программного продукта. В основе системы лежат несколько ключевых концепций:</w:t>
+        <w:t>При проектировании и разработке приложения особое внимание было уделено соблюдению современных архитектурных принципов, что обеспечивает гибкость, масштабируемость и легкость поддержки программного продукта. В основе системы лежат несколько ключевых концепций</w:t>
+      </w:r>
+      <w:r>
+        <w:t>.</w:t>
       </w:r>
     </w:p>
     <w:p>
@@ -8094,7 +8192,7 @@
       </w:r>
       <w:proofErr w:type="spellEnd"/>
       <w:r>
-        <w:t>).</w:t>
+        <w:t>)</w:t>
       </w:r>
     </w:p>
     <w:p>
@@ -8110,12 +8208,19 @@
         <w:pStyle w:val="1234"/>
         <w:numPr>
           <w:ilvl w:val="0"/>
-          <w:numId w:val="45"/>
+          <w:numId w:val="10"/>
         </w:numPr>
+        <w:tabs>
+          <w:tab w:val="clear" w:pos="1560"/>
+          <w:tab w:val="left" w:pos="1276"/>
+        </w:tabs>
         <w:ind w:left="284" w:firstLine="709"/>
       </w:pPr>
       <w:r>
-        <w:t>Слой представления (</w:t>
+        <w:t>с</w:t>
+      </w:r>
+      <w:r>
+        <w:t>лой представления (</w:t>
       </w:r>
       <w:proofErr w:type="spellStart"/>
       <w:r>
@@ -8139,7 +8244,7 @@
       </w:r>
       <w:proofErr w:type="spellEnd"/>
       <w:r>
-        <w:t>.</w:t>
+        <w:t>;</w:t>
       </w:r>
     </w:p>
     <w:p>
@@ -8147,13 +8252,20 @@
         <w:pStyle w:val="1234"/>
         <w:numPr>
           <w:ilvl w:val="0"/>
-          <w:numId w:val="45"/>
+          <w:numId w:val="10"/>
         </w:numPr>
+        <w:tabs>
+          <w:tab w:val="clear" w:pos="1560"/>
+          <w:tab w:val="left" w:pos="1276"/>
+        </w:tabs>
         <w:ind w:left="284" w:firstLine="709"/>
       </w:pPr>
       <w:r>
         <w:lastRenderedPageBreak/>
-        <w:t>Слой бизнес-логики (</w:t>
+        <w:t>с</w:t>
+      </w:r>
+      <w:r>
+        <w:t>лой бизнес-логики (</w:t>
       </w:r>
       <w:proofErr w:type="spellStart"/>
       <w:r>
@@ -8161,7 +8273,10 @@
       </w:r>
       <w:proofErr w:type="spellEnd"/>
       <w:r>
-        <w:t>): содержит основную интеллектуальную составляющую приложения. Здесь сосредоточены алгоритмы обработки ответов, логика формирования отчетов и проверки прав доступа. Использование интерфейсов и сервисов позволяет изолировать бизнес-логику от деталей реализации базы данных.</w:t>
+        <w:t>): содержит основную интеллектуальную составляющую приложения. Здесь сосредоточены алгоритмы обработки ответов, логика формирования отчетов и проверки прав доступа. Использование интерфейсов и сервисов позволяет изолировать бизнес-логику от деталей реализации базы данных</w:t>
+      </w:r>
+      <w:r>
+        <w:t>;</w:t>
       </w:r>
     </w:p>
     <w:p>
@@ -8169,12 +8284,19 @@
         <w:pStyle w:val="1234"/>
         <w:numPr>
           <w:ilvl w:val="0"/>
-          <w:numId w:val="45"/>
+          <w:numId w:val="10"/>
         </w:numPr>
+        <w:tabs>
+          <w:tab w:val="clear" w:pos="1560"/>
+          <w:tab w:val="left" w:pos="1276"/>
+        </w:tabs>
         <w:ind w:left="284" w:firstLine="709"/>
       </w:pPr>
       <w:r>
-        <w:t>Слой доступа к данным (</w:t>
+        <w:t>с</w:t>
+      </w:r>
+      <w:r>
+        <w:t>лой доступа к данным (</w:t>
       </w:r>
       <w:proofErr w:type="spellStart"/>
       <w:r>
@@ -8206,7 +8328,10 @@
       </w:r>
       <w:proofErr w:type="spellEnd"/>
       <w:r>
-        <w:t>, предоставляя высокоуровневый интерфейс для работы с объектами.</w:t>
+        <w:t>, предоставляя высокоуровневый интерфейс для работы с объектами</w:t>
+      </w:r>
+      <w:r>
+        <w:t>;</w:t>
       </w:r>
     </w:p>
     <w:p>
@@ -8214,12 +8339,19 @@
         <w:pStyle w:val="1234"/>
         <w:numPr>
           <w:ilvl w:val="0"/>
-          <w:numId w:val="45"/>
+          <w:numId w:val="10"/>
         </w:numPr>
+        <w:tabs>
+          <w:tab w:val="clear" w:pos="1560"/>
+          <w:tab w:val="left" w:pos="1276"/>
+        </w:tabs>
         <w:ind w:left="284" w:firstLine="709"/>
       </w:pPr>
       <w:r>
-        <w:t>Слой данных (</w:t>
+        <w:t>с</w:t>
+      </w:r>
+      <w:r>
+        <w:t>лой данных (</w:t>
       </w:r>
       <w:proofErr w:type="spellStart"/>
       <w:r>
@@ -8246,7 +8378,7 @@
         <w:t>3.1.</w:t>
       </w:r>
       <w:r>
-        <w:t>2 Управление транзакциями.</w:t>
+        <w:t>2 Управление транзакциями</w:t>
       </w:r>
     </w:p>
     <w:p>
@@ -8289,7 +8421,7 @@
       </w:r>
       <w:proofErr w:type="spellEnd"/>
       <w:r>
-        <w:t>) и внедрение зависимостей (DI).</w:t>
+        <w:t>) и внедрение зависимостей (DI)</w:t>
       </w:r>
     </w:p>
     <w:p>
@@ -8348,7 +8480,7 @@
         <w:t>3.1.4</w:t>
       </w:r>
       <w:r>
-        <w:t xml:space="preserve"> Безопасность как сквозная функциональность.</w:t>
+        <w:t xml:space="preserve"> Безопасность как сквозная функциональность</w:t>
       </w:r>
     </w:p>
     <w:p>
@@ -8470,7 +8602,7 @@
         <w:rPr>
           <w:sz w:val="28"/>
         </w:rPr>
-        <w:t xml:space="preserve"> 3. Данный выбор обусловлен необходимостью создания масштабируемого и безопасного приложения с использованием современных стандартов разработки. Основными компонентами технологического стека стали:</w:t>
+        <w:t xml:space="preserve"> 3. Данный выбор обусловлен необходимостью создания масштабируемого и безопасного приложения с использованием современных стандартов разработки. Основными компонентами технологического стека стали</w:t>
       </w:r>
     </w:p>
     <w:p>
@@ -8481,95 +8613,105 @@
         <w:jc w:val="both"/>
         <w:rPr>
           <w:sz w:val="28"/>
-        </w:rPr>
-      </w:pPr>
-      <w:r>
-        <w:rPr>
-          <w:sz w:val="28"/>
-        </w:rPr>
-        <w:t>3.</w:t>
-      </w:r>
-      <w:r>
-        <w:rPr>
-          <w:sz w:val="28"/>
-        </w:rPr>
-        <w:t>2</w:t>
-      </w:r>
-      <w:r>
-        <w:rPr>
-          <w:sz w:val="28"/>
-        </w:rPr>
-        <w:t>.</w:t>
-      </w:r>
-      <w:r>
-        <w:rPr>
-          <w:sz w:val="28"/>
-        </w:rPr>
-        <w:t xml:space="preserve">1 </w:t>
-      </w:r>
+          <w:lang w:val="en-US"/>
+        </w:rPr>
+      </w:pPr>
       <w:r>
         <w:rPr>
           <w:sz w:val="28"/>
           <w:lang w:val="en-US"/>
         </w:rPr>
-        <w:t>Spring</w:t>
-      </w:r>
-      <w:r>
-        <w:rPr>
-          <w:sz w:val="28"/>
-        </w:rPr>
-        <w:t xml:space="preserve"> </w:t>
+        <w:t>3.</w:t>
       </w:r>
       <w:r>
         <w:rPr>
           <w:sz w:val="28"/>
           <w:lang w:val="en-US"/>
         </w:rPr>
-        <w:t>Data</w:t>
-      </w:r>
-      <w:r>
-        <w:rPr>
-          <w:sz w:val="28"/>
-        </w:rPr>
-        <w:t xml:space="preserve"> </w:t>
+        <w:t>2</w:t>
       </w:r>
       <w:r>
         <w:rPr>
           <w:sz w:val="28"/>
           <w:lang w:val="en-US"/>
         </w:rPr>
-        <w:t>JPA</w:t>
-      </w:r>
-      <w:r>
-        <w:rPr>
-          <w:sz w:val="28"/>
-        </w:rPr>
-        <w:t xml:space="preserve"> </w:t>
-      </w:r>
-      <w:r>
-        <w:rPr>
-          <w:sz w:val="28"/>
-        </w:rPr>
-        <w:t>и</w:t>
-      </w:r>
-      <w:r>
-        <w:rPr>
-          <w:sz w:val="28"/>
-        </w:rPr>
-        <w:t xml:space="preserve"> </w:t>
+        <w:t>.</w:t>
       </w:r>
       <w:r>
         <w:rPr>
           <w:sz w:val="28"/>
           <w:lang w:val="en-US"/>
         </w:rPr>
+        <w:t xml:space="preserve">1 </w:t>
+      </w:r>
+      <w:r>
+        <w:rPr>
+          <w:sz w:val="28"/>
+          <w:lang w:val="en-US"/>
+        </w:rPr>
+        <w:t>Spring</w:t>
+      </w:r>
+      <w:r>
+        <w:rPr>
+          <w:sz w:val="28"/>
+          <w:lang w:val="en-US"/>
+        </w:rPr>
+        <w:t xml:space="preserve"> </w:t>
+      </w:r>
+      <w:r>
+        <w:rPr>
+          <w:sz w:val="28"/>
+          <w:lang w:val="en-US"/>
+        </w:rPr>
+        <w:t>Data</w:t>
+      </w:r>
+      <w:r>
+        <w:rPr>
+          <w:sz w:val="28"/>
+          <w:lang w:val="en-US"/>
+        </w:rPr>
+        <w:t xml:space="preserve"> </w:t>
+      </w:r>
+      <w:r>
+        <w:rPr>
+          <w:sz w:val="28"/>
+          <w:lang w:val="en-US"/>
+        </w:rPr>
+        <w:t>JPA</w:t>
+      </w:r>
+      <w:r>
+        <w:rPr>
+          <w:sz w:val="28"/>
+          <w:lang w:val="en-US"/>
+        </w:rPr>
+        <w:t xml:space="preserve"> </w:t>
+      </w:r>
+      <w:r>
+        <w:rPr>
+          <w:sz w:val="28"/>
+        </w:rPr>
+        <w:t>и</w:t>
+      </w:r>
+      <w:r>
+        <w:rPr>
+          <w:sz w:val="28"/>
+          <w:lang w:val="en-US"/>
+        </w:rPr>
+        <w:t xml:space="preserve"> </w:t>
+      </w:r>
+      <w:r>
+        <w:rPr>
+          <w:sz w:val="28"/>
+          <w:lang w:val="en-US"/>
+        </w:rPr>
         <w:t>Hibernate</w:t>
       </w:r>
       <w:r>
         <w:rPr>
           <w:sz w:val="28"/>
-        </w:rPr>
-        <w:t xml:space="preserve"> 6.</w:t>
+          <w:lang w:val="en-US"/>
+        </w:rPr>
+        <w:t xml:space="preserve"> 6</w:t>
       </w:r>
     </w:p>
     <w:p>
@@ -8757,12 +8899,6 @@
         <w:t>Security</w:t>
       </w:r>
       <w:proofErr w:type="spellEnd"/>
-      <w:r>
-        <w:rPr>
-          <w:sz w:val="28"/>
-        </w:rPr>
-        <w:t>.</w:t>
-      </w:r>
     </w:p>
     <w:p>
       <w:pPr>
@@ -8837,12 +8973,6 @@
         <w:t>Thymeleaf</w:t>
       </w:r>
       <w:proofErr w:type="spellEnd"/>
-      <w:r>
-        <w:rPr>
-          <w:sz w:val="28"/>
-        </w:rPr>
-        <w:t>.</w:t>
-      </w:r>
     </w:p>
     <w:p>
       <w:pPr>
@@ -8931,12 +9061,6 @@
         <w:t>Lombok</w:t>
       </w:r>
       <w:proofErr w:type="spellEnd"/>
-      <w:r>
-        <w:rPr>
-          <w:sz w:val="28"/>
-        </w:rPr>
-        <w:t>.</w:t>
-      </w:r>
     </w:p>
     <w:p>
       <w:pPr>
@@ -9046,12 +9170,6 @@
         <w:t>Jaybird</w:t>
       </w:r>
       <w:proofErr w:type="spellEnd"/>
-      <w:r>
-        <w:rPr>
-          <w:sz w:val="28"/>
-        </w:rPr>
-        <w:t>.</w:t>
-      </w:r>
     </w:p>
     <w:p>
       <w:pPr>
@@ -10456,10 +10574,10 @@
         <w:pStyle w:val="TableParagraph"/>
         <w:numPr>
           <w:ilvl w:val="0"/>
-          <w:numId w:val="46"/>
+          <w:numId w:val="11"/>
         </w:numPr>
         <w:tabs>
-          <w:tab w:val="left" w:pos="1701"/>
+          <w:tab w:val="left" w:pos="1276"/>
         </w:tabs>
         <w:spacing w:line="360" w:lineRule="auto"/>
         <w:ind w:left="284" w:right="170" w:firstLine="709"/>
@@ -10472,7 +10590,13 @@
         <w:rPr>
           <w:sz w:val="28"/>
         </w:rPr>
-        <w:t>HTML: Предназначен для быстрого ознакомления с результатами в интерактивном виде прямо в браузере.</w:t>
+        <w:t>HTML: Предназначен для быстрого ознакомления с результатами в интерактивном виде прямо в браузере</w:t>
+      </w:r>
+      <w:r>
+        <w:rPr>
+          <w:sz w:val="28"/>
+        </w:rPr>
+        <w:t>;</w:t>
       </w:r>
     </w:p>
     <w:p>
@@ -10480,10 +10604,10 @@
         <w:pStyle w:val="TableParagraph"/>
         <w:numPr>
           <w:ilvl w:val="0"/>
-          <w:numId w:val="46"/>
+          <w:numId w:val="11"/>
         </w:numPr>
         <w:tabs>
-          <w:tab w:val="left" w:pos="1701"/>
+          <w:tab w:val="left" w:pos="1276"/>
         </w:tabs>
         <w:spacing w:line="360" w:lineRule="auto"/>
         <w:ind w:left="284" w:right="170" w:firstLine="709"/>
@@ -10510,7 +10634,13 @@
         <w:rPr>
           <w:sz w:val="28"/>
         </w:rPr>
-        <w:t xml:space="preserve"> строго структурированное дерево данных, что делает его идеальным инструментом для последующего импорта в сторонние системы обработки данных или электронные таблицы.</w:t>
+        <w:t xml:space="preserve"> строго структурированное дерево данных, что делает его идеальным инструментом для последующего импорта в сторонние системы обработки данных или электронные таблицы</w:t>
+      </w:r>
+      <w:r>
+        <w:rPr>
+          <w:sz w:val="28"/>
+        </w:rPr>
+        <w:t>;</w:t>
       </w:r>
     </w:p>
     <w:p>
@@ -10518,10 +10648,10 @@
         <w:pStyle w:val="TableParagraph"/>
         <w:numPr>
           <w:ilvl w:val="0"/>
-          <w:numId w:val="46"/>
+          <w:numId w:val="11"/>
         </w:numPr>
         <w:tabs>
-          <w:tab w:val="left" w:pos="1701"/>
+          <w:tab w:val="left" w:pos="1276"/>
         </w:tabs>
         <w:spacing w:line="360" w:lineRule="auto"/>
         <w:ind w:left="284" w:right="170" w:firstLine="709"/>
@@ -10614,7 +10744,6 @@
             <w:color w:val="auto"/>
             <w:sz w:val="28"/>
             <w:u w:val="none"/>
-            <w:lang w:val="en-US"/>
           </w:rPr>
           <w:t>0</w:t>
         </w:r>
@@ -10639,9 +10768,9 @@
           <w:lang w:val="ru-RU"/>
         </w:rPr>
         <w:drawing>
-          <wp:inline distT="0" distB="0" distL="0" distR="0" wp14:anchorId="69D0C3A7" wp14:editId="4FCF220E">
-            <wp:extent cx="6466637" cy="2018665"/>
-            <wp:effectExtent l="0" t="0" r="0" b="635"/>
+          <wp:inline distT="0" distB="0" distL="0" distR="0" wp14:anchorId="69D0C3A7" wp14:editId="2B642720">
+            <wp:extent cx="6381750" cy="2733675"/>
+            <wp:effectExtent l="0" t="0" r="0" b="9525"/>
             <wp:docPr id="9" name="Рисунок 9"/>
             <wp:cNvGraphicFramePr>
               <a:graphicFrameLocks xmlns:a="http://schemas.openxmlformats.org/drawingml/2006/main" noChangeAspect="1"/>
@@ -10661,7 +10790,7 @@
                   <pic:spPr bwMode="auto">
                     <a:xfrm>
                       <a:off x="0" y="0"/>
-                      <a:ext cx="6971391" cy="2176232"/>
+                      <a:ext cx="6880347" cy="2947253"/>
                     </a:xfrm>
                     <a:prstGeom prst="rect">
                       <a:avLst/>
@@ -10731,7 +10860,7 @@
         <w:pStyle w:val="TableParagraph"/>
         <w:numPr>
           <w:ilvl w:val="1"/>
-          <w:numId w:val="16"/>
+          <w:numId w:val="3"/>
         </w:numPr>
         <w:spacing w:before="960" w:after="960" w:line="360" w:lineRule="auto"/>
         <w:ind w:left="284" w:right="170" w:firstLine="709"/>
@@ -11043,7 +11172,7 @@
               <w:pStyle w:val="a1"/>
               <w:numPr>
                 <w:ilvl w:val="0"/>
-                <w:numId w:val="30"/>
+                <w:numId w:val="4"/>
               </w:numPr>
               <w:ind w:left="0" w:firstLine="0"/>
               <w:rPr>
@@ -11171,7 +11300,7 @@
               <w:pStyle w:val="a1"/>
               <w:numPr>
                 <w:ilvl w:val="0"/>
-                <w:numId w:val="30"/>
+                <w:numId w:val="4"/>
               </w:numPr>
               <w:ind w:left="0" w:firstLine="0"/>
               <w:rPr>
@@ -11299,7 +11428,7 @@
               <w:pStyle w:val="a1"/>
               <w:numPr>
                 <w:ilvl w:val="0"/>
-                <w:numId w:val="30"/>
+                <w:numId w:val="4"/>
               </w:numPr>
               <w:ind w:left="0" w:firstLine="0"/>
               <w:rPr>
@@ -11427,7 +11556,7 @@
               <w:pStyle w:val="a1"/>
               <w:numPr>
                 <w:ilvl w:val="0"/>
-                <w:numId w:val="30"/>
+                <w:numId w:val="4"/>
               </w:numPr>
               <w:ind w:left="0" w:firstLine="0"/>
               <w:rPr>
@@ -11545,7 +11674,7 @@
               <w:pStyle w:val="a1"/>
               <w:numPr>
                 <w:ilvl w:val="0"/>
-                <w:numId w:val="30"/>
+                <w:numId w:val="4"/>
               </w:numPr>
               <w:ind w:left="0" w:firstLine="0"/>
               <w:rPr>
@@ -11673,7 +11802,7 @@
               <w:pStyle w:val="a1"/>
               <w:numPr>
                 <w:ilvl w:val="0"/>
-                <w:numId w:val="30"/>
+                <w:numId w:val="4"/>
               </w:numPr>
               <w:ind w:left="0" w:firstLine="0"/>
               <w:rPr>
@@ -11783,7 +11912,7 @@
               <w:pStyle w:val="a1"/>
               <w:numPr>
                 <w:ilvl w:val="0"/>
-                <w:numId w:val="30"/>
+                <w:numId w:val="4"/>
               </w:numPr>
               <w:ind w:left="0" w:firstLine="0"/>
               <w:rPr>
@@ -11893,7 +12022,7 @@
               <w:pStyle w:val="a1"/>
               <w:numPr>
                 <w:ilvl w:val="0"/>
-                <w:numId w:val="30"/>
+                <w:numId w:val="4"/>
               </w:numPr>
               <w:ind w:left="0" w:firstLine="0"/>
               <w:rPr>
@@ -12021,7 +12150,7 @@
               <w:pStyle w:val="a1"/>
               <w:numPr>
                 <w:ilvl w:val="0"/>
-                <w:numId w:val="30"/>
+                <w:numId w:val="4"/>
               </w:numPr>
               <w:ind w:left="0" w:firstLine="0"/>
               <w:rPr>
@@ -12149,7 +12278,7 @@
               <w:pStyle w:val="a1"/>
               <w:numPr>
                 <w:ilvl w:val="0"/>
-                <w:numId w:val="30"/>
+                <w:numId w:val="4"/>
               </w:numPr>
               <w:ind w:left="0" w:firstLine="0"/>
               <w:rPr>
@@ -12259,7 +12388,7 @@
               <w:pStyle w:val="a1"/>
               <w:numPr>
                 <w:ilvl w:val="0"/>
-                <w:numId w:val="30"/>
+                <w:numId w:val="4"/>
               </w:numPr>
               <w:ind w:left="0" w:firstLine="0"/>
               <w:rPr>
@@ -12537,7 +12666,7 @@
               <w:pStyle w:val="a1"/>
               <w:numPr>
                 <w:ilvl w:val="0"/>
-                <w:numId w:val="30"/>
+                <w:numId w:val="4"/>
               </w:numPr>
               <w:ind w:left="0" w:firstLine="0"/>
               <w:rPr>
@@ -12647,7 +12776,7 @@
               <w:pStyle w:val="a1"/>
               <w:numPr>
                 <w:ilvl w:val="0"/>
-                <w:numId w:val="30"/>
+                <w:numId w:val="4"/>
               </w:numPr>
               <w:ind w:left="0" w:firstLine="0"/>
               <w:rPr>
@@ -12757,7 +12886,7 @@
               <w:pStyle w:val="a1"/>
               <w:numPr>
                 <w:ilvl w:val="0"/>
-                <w:numId w:val="30"/>
+                <w:numId w:val="4"/>
               </w:numPr>
               <w:ind w:left="0" w:firstLine="0"/>
               <w:rPr>
@@ -12867,7 +12996,7 @@
               <w:pStyle w:val="a1"/>
               <w:numPr>
                 <w:ilvl w:val="0"/>
-                <w:numId w:val="30"/>
+                <w:numId w:val="4"/>
               </w:numPr>
               <w:ind w:left="0" w:firstLine="0"/>
               <w:rPr>
@@ -12995,7 +13124,7 @@
               <w:pStyle w:val="a1"/>
               <w:numPr>
                 <w:ilvl w:val="0"/>
-                <w:numId w:val="30"/>
+                <w:numId w:val="4"/>
               </w:numPr>
               <w:ind w:left="0" w:firstLine="0"/>
               <w:rPr>
@@ -13105,7 +13234,7 @@
               <w:pStyle w:val="a1"/>
               <w:numPr>
                 <w:ilvl w:val="0"/>
-                <w:numId w:val="30"/>
+                <w:numId w:val="4"/>
               </w:numPr>
               <w:ind w:left="0" w:firstLine="0"/>
               <w:rPr>
@@ -13215,7 +13344,7 @@
               <w:pStyle w:val="a1"/>
               <w:numPr>
                 <w:ilvl w:val="0"/>
-                <w:numId w:val="30"/>
+                <w:numId w:val="4"/>
               </w:numPr>
               <w:ind w:left="0" w:firstLine="0"/>
               <w:rPr>
@@ -13325,7 +13454,7 @@
               <w:pStyle w:val="a1"/>
               <w:numPr>
                 <w:ilvl w:val="0"/>
-                <w:numId w:val="30"/>
+                <w:numId w:val="4"/>
               </w:numPr>
               <w:ind w:left="0" w:firstLine="0"/>
               <w:rPr>
@@ -13435,7 +13564,7 @@
               <w:pStyle w:val="a1"/>
               <w:numPr>
                 <w:ilvl w:val="0"/>
-                <w:numId w:val="30"/>
+                <w:numId w:val="4"/>
               </w:numPr>
               <w:ind w:left="0" w:firstLine="0"/>
               <w:rPr>
@@ -13587,7 +13716,7 @@
               <w:pStyle w:val="a1"/>
               <w:numPr>
                 <w:ilvl w:val="0"/>
-                <w:numId w:val="30"/>
+                <w:numId w:val="4"/>
               </w:numPr>
               <w:ind w:left="0" w:firstLine="0"/>
               <w:rPr>
@@ -14270,9 +14399,9 @@
       <w:r>
         <w:lastRenderedPageBreak/>
         <w:drawing>
-          <wp:inline distT="0" distB="0" distL="0" distR="0" wp14:anchorId="580BACAD" wp14:editId="376F5F2E">
-            <wp:extent cx="6233215" cy="777119"/>
-            <wp:effectExtent l="0" t="0" r="0" b="4445"/>
+          <wp:inline distT="0" distB="0" distL="0" distR="0" wp14:anchorId="580BACAD" wp14:editId="5D78ADCE">
+            <wp:extent cx="6228715" cy="1962150"/>
+            <wp:effectExtent l="0" t="0" r="635" b="0"/>
             <wp:docPr id="14" name="Рисунок 14"/>
             <wp:cNvGraphicFramePr>
               <a:graphicFrameLocks xmlns:a="http://schemas.openxmlformats.org/drawingml/2006/main" noChangeAspect="1"/>
@@ -14293,7 +14422,7 @@
                   <pic:spPr>
                     <a:xfrm>
                       <a:off x="0" y="0"/>
-                      <a:ext cx="6233215" cy="777119"/>
+                      <a:ext cx="6254758" cy="1970354"/>
                     </a:xfrm>
                     <a:prstGeom prst="rect">
                       <a:avLst/>
@@ -14770,6 +14899,7 @@
           <w:tab w:val="center" w:pos="5585"/>
           <w:tab w:val="left" w:pos="6720"/>
         </w:tabs>
+        <w:ind w:left="0" w:right="0" w:firstLine="0"/>
         <w:jc w:val="both"/>
         <w:rPr>
           <w:caps/>
@@ -14824,7 +14954,39 @@
           <w:szCs w:val="22"/>
           <w:lang w:eastAsia="en-US"/>
         </w:rPr>
-        <w:t>. Основной целью проекта являлось создание многофункционального приложения, способного гибко настраивать структуру анкет с различными типами данных, собирать ответы респондентов и предоставлять удобные инструменты для аналитики полученных результатов. В процессе разработки была спроектирована классическая многослойная архитектура на основе паттерна MVC (</w:t>
+        <w:t xml:space="preserve">. Основной целью проекта являлось создание многофункционального приложения, способного гибко настраивать структуру анкет с различными типами данных, собирать ответы респондентов и предоставлять удобные инструменты для аналитики полученных результатов. В процессе разработки была спроектирована классическая </w:t>
+      </w:r>
+      <w:proofErr w:type="spellStart"/>
+      <w:proofErr w:type="gramStart"/>
+      <w:r>
+        <w:rPr>
+          <w:szCs w:val="22"/>
+          <w:lang w:eastAsia="en-US"/>
+        </w:rPr>
+        <w:t>многосло</w:t>
+      </w:r>
+      <w:r>
+        <w:rPr>
+          <w:szCs w:val="22"/>
+          <w:lang w:eastAsia="en-US"/>
+        </w:rPr>
+        <w:t>:</w:t>
+      </w:r>
+      <w:r>
+        <w:rPr>
+          <w:szCs w:val="22"/>
+          <w:lang w:eastAsia="en-US"/>
+        </w:rPr>
+        <w:t>йная</w:t>
+      </w:r>
+      <w:proofErr w:type="spellEnd"/>
+      <w:proofErr w:type="gramEnd"/>
+      <w:r>
+        <w:rPr>
+          <w:szCs w:val="22"/>
+          <w:lang w:eastAsia="en-US"/>
+        </w:rPr>
+        <w:t xml:space="preserve"> архитектура на основе паттерна MVC (</w:t>
       </w:r>
       <w:proofErr w:type="spellStart"/>
       <w:r>
@@ -15178,7 +15340,7 @@
         <w:pStyle w:val="1234"/>
         <w:numPr>
           <w:ilvl w:val="0"/>
-          <w:numId w:val="49"/>
+          <w:numId w:val="12"/>
         </w:numPr>
         <w:ind w:left="284" w:firstLine="709"/>
       </w:pPr>
@@ -15217,7 +15379,7 @@
         <w:pStyle w:val="1234"/>
         <w:numPr>
           <w:ilvl w:val="0"/>
-          <w:numId w:val="49"/>
+          <w:numId w:val="12"/>
         </w:numPr>
         <w:ind w:left="284" w:firstLine="709"/>
       </w:pPr>
@@ -15284,7 +15446,7 @@
         <w:pStyle w:val="1234"/>
         <w:numPr>
           <w:ilvl w:val="0"/>
-          <w:numId w:val="49"/>
+          <w:numId w:val="12"/>
         </w:numPr>
         <w:ind w:left="284" w:firstLine="709"/>
       </w:pPr>
@@ -15380,7 +15542,7 @@
         <w:pStyle w:val="1234"/>
         <w:numPr>
           <w:ilvl w:val="0"/>
-          <w:numId w:val="49"/>
+          <w:numId w:val="12"/>
         </w:numPr>
         <w:ind w:left="284" w:firstLine="709"/>
       </w:pPr>
@@ -15447,7 +15609,7 @@
         <w:pStyle w:val="1234"/>
         <w:numPr>
           <w:ilvl w:val="0"/>
-          <w:numId w:val="49"/>
+          <w:numId w:val="12"/>
         </w:numPr>
         <w:ind w:left="284" w:firstLine="709"/>
       </w:pPr>
@@ -15513,7 +15675,7 @@
         <w:pStyle w:val="1234"/>
         <w:numPr>
           <w:ilvl w:val="0"/>
-          <w:numId w:val="49"/>
+          <w:numId w:val="12"/>
         </w:numPr>
         <w:ind w:left="284" w:firstLine="709"/>
         <w:rPr>
@@ -15557,7 +15719,7 @@
         <w:pStyle w:val="1234"/>
         <w:numPr>
           <w:ilvl w:val="0"/>
-          <w:numId w:val="49"/>
+          <w:numId w:val="12"/>
         </w:numPr>
         <w:ind w:left="284" w:firstLine="709"/>
         <w:rPr>
@@ -15733,7 +15895,7 @@
             </wp:anchor>
           </w:drawing>
         </mc:Choice>
-        <mc:Fallback xmlns:oel="http://schemas.microsoft.com/office/2019/extlst" xmlns:w16sdtdh="http://schemas.microsoft.com/office/word/2020/wordml/sdtdatahash" xmlns:w16="http://schemas.microsoft.com/office/word/2018/wordml" xmlns:w16cex="http://schemas.microsoft.com/office/word/2018/wordml/cex">
+        <mc:Fallback xmlns:w16cex="http://schemas.microsoft.com/office/word/2018/wordml/cex" xmlns:w16="http://schemas.microsoft.com/office/word/2018/wordml" xmlns:w16sdtdh="http://schemas.microsoft.com/office/word/2020/wordml/sdtdatahash" xmlns:oel="http://schemas.microsoft.com/office/2019/extlst">
           <w:pict>
             <v:rect w14:anchorId="6C329717" id="Rectangle 2" o:spid="_x0000_s1026" style="position:absolute;margin-left:-3.05pt;margin-top:-21.75pt;width:518.8pt;height:808.15pt;z-index:251656192;visibility:visible;mso-wrap-style:square;mso-wrap-distance-left:9pt;mso-wrap-distance-top:0;mso-wrap-distance-right:9pt;mso-wrap-distance-bottom:0;mso-position-horizontal:absolute;mso-position-horizontal-relative:text;mso-position-vertical:absolute;mso-position-vertical-relative:text;v-text-anchor:top" o:gfxdata="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" filled="f" strokeweight="2pt"/>
           </w:pict>
@@ -15825,7 +15987,7 @@
             </wp:anchor>
           </w:drawing>
         </mc:Choice>
-        <mc:Fallback xmlns:oel="http://schemas.microsoft.com/office/2019/extlst" xmlns:w16sdtdh="http://schemas.microsoft.com/office/word/2020/wordml/sdtdatahash" xmlns:w16="http://schemas.microsoft.com/office/word/2018/wordml" xmlns:w16cex="http://schemas.microsoft.com/office/word/2018/wordml/cex">
+        <mc:Fallback xmlns:w16cex="http://schemas.microsoft.com/office/word/2018/wordml/cex" xmlns:w16="http://schemas.microsoft.com/office/word/2018/wordml" xmlns:w16sdtdh="http://schemas.microsoft.com/office/word/2020/wordml/sdtdatahash" xmlns:oel="http://schemas.microsoft.com/office/2019/extlst">
           <w:pict>
             <v:rect w14:anchorId="3BA9589D" id="Rectangle 2" o:spid="_x0000_s1026" style="position:absolute;margin-left:-3.05pt;margin-top:-21.75pt;width:518.8pt;height:808.15pt;z-index:251659264;visibility:visible;mso-wrap-style:square;mso-wrap-distance-left:9pt;mso-wrap-distance-top:0;mso-wrap-distance-right:9pt;mso-wrap-distance-bottom:0;mso-position-horizontal:absolute;mso-position-horizontal-relative:text;mso-position-vertical:absolute;mso-position-vertical-relative:text;v-text-anchor:top" o:gfxdata="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" filled="f" strokeweight="2pt"/>
           </w:pict>
@@ -21040,16 +21202,16 @@
 <file path=word/numbering.xml><?xml version="1.0" encoding="utf-8"?>
 <w:numbering xmlns:wpc="http://schemas.microsoft.com/office/word/2010/wordprocessingCanvas" xmlns:cx="http://schemas.microsoft.com/office/drawing/2014/chartex" xmlns:cx1="http://schemas.microsoft.com/office/drawing/2015/9/8/chartex" xmlns:cx2="http://schemas.microsoft.com/office/drawing/2015/10/21/chartex" xmlns:cx3="http://schemas.microsoft.com/office/drawing/2016/5/9/chartex" xmlns:cx4="http://schemas.microsoft.com/office/drawing/2016/5/10/chartex" xmlns:cx5="http://schemas.microsoft.com/office/drawing/2016/5/11/chartex" xmlns:cx6="http://schemas.microsoft.com/office/drawing/2016/5/12/chartex" xmlns:cx7="http://schemas.microsoft.com/office/drawing/2016/5/13/chartex" xmlns:cx8="http://schemas.microsoft.com/office/drawing/2016/5/14/chartex" xmlns:mc="http://schemas.openxmlformats.org/markup-compatibility/2006" xmlns:aink="http://schemas.microsoft.com/office/drawing/2016/ink" xmlns:am3d="http://schemas.microsoft.com/office/drawing/2017/model3d" xmlns:o="urn:schemas-microsoft-com:office:office" xmlns:r="http://schemas.openxmlformats.org/officeDocument/2006/relationships" xmlns:m="http://schemas.openxmlformats.org/officeDocument/2006/math" xmlns:v="urn:schemas-microsoft-com:vml" xmlns:wp14="http://schemas.microsoft.com/office/word/2010/wordprocessingDrawing" xmlns:wp="http://schemas.openxmlformats.org/drawingml/2006/wordprocessingDrawing" xmlns:w10="urn:schemas-microsoft-com:office:word" xmlns:w="http://schemas.openxmlformats.org/wordprocessingml/2006/main" xmlns:w14="http://schemas.microsoft.com/office/word/2010/wordml" xmlns:w15="http://schemas.microsoft.com/office/word/2012/wordml" xmlns:w16cid="http://schemas.microsoft.com/office/word/2016/wordml/cid" xmlns:w16se="http://schemas.microsoft.com/office/word/2015/wordml/symex" xmlns:wpg="http://schemas.microsoft.com/office/word/2010/wordprocessingGroup" xmlns:wpi="http://schemas.microsoft.com/office/word/2010/wordprocessingInk" xmlns:wne="http://schemas.microsoft.com/office/word/2006/wordml" xmlns:wps="http://schemas.microsoft.com/office/word/2010/wordprocessingShape" mc:Ignorable="w14 w15 w16se w16cid wp14">
   <w:abstractNum w:abstractNumId="0" w15:restartNumberingAfterBreak="0">
-    <w:nsid w:val="0B6E2EAB"/>
+    <w:nsid w:val="070734F6"/>
     <w:multiLevelType w:val="hybridMultilevel"/>
-    <w:tmpl w:val="4AF890F6"/>
+    <w:tmpl w:val="149C086E"/>
     <w:lvl w:ilvl="0" w:tplc="78BE8168">
       <w:start w:val="1"/>
       <w:numFmt w:val="bullet"/>
       <w:lvlText w:val=""/>
       <w:lvlJc w:val="left"/>
       <w:pPr>
-        <w:ind w:left="1810" w:hanging="360"/>
+        <w:ind w:left="1713" w:hanging="360"/>
       </w:pPr>
       <w:rPr>
         <w:rFonts w:ascii="Symbol" w:hAnsi="Symbol" w:hint="default"/>
@@ -21061,7 +21223,7 @@
       <w:lvlText w:val="o"/>
       <w:lvlJc w:val="left"/>
       <w:pPr>
-        <w:ind w:left="2530" w:hanging="360"/>
+        <w:ind w:left="2433" w:hanging="360"/>
       </w:pPr>
       <w:rPr>
         <w:rFonts w:ascii="Courier New" w:hAnsi="Courier New" w:cs="Courier New" w:hint="default"/>
@@ -21073,7 +21235,7 @@
       <w:lvlText w:val=""/>
       <w:lvlJc w:val="left"/>
       <w:pPr>
-        <w:ind w:left="3250" w:hanging="360"/>
+        <w:ind w:left="3153" w:hanging="360"/>
       </w:pPr>
       <w:rPr>
         <w:rFonts w:ascii="Wingdings" w:hAnsi="Wingdings" w:hint="default"/>
@@ -21085,7 +21247,7 @@
       <w:lvlText w:val=""/>
       <w:lvlJc w:val="left"/>
       <w:pPr>
-        <w:ind w:left="3970" w:hanging="360"/>
+        <w:ind w:left="3873" w:hanging="360"/>
       </w:pPr>
       <w:rPr>
         <w:rFonts w:ascii="Symbol" w:hAnsi="Symbol" w:hint="default"/>
@@ -21097,7 +21259,7 @@
       <w:lvlText w:val="o"/>
       <w:lvlJc w:val="left"/>
       <w:pPr>
-        <w:ind w:left="4690" w:hanging="360"/>
+        <w:ind w:left="4593" w:hanging="360"/>
       </w:pPr>
       <w:rPr>
         <w:rFonts w:ascii="Courier New" w:hAnsi="Courier New" w:cs="Courier New" w:hint="default"/>
@@ -21109,7 +21271,7 @@
       <w:lvlText w:val=""/>
       <w:lvlJc w:val="left"/>
       <w:pPr>
-        <w:ind w:left="5410" w:hanging="360"/>
+        <w:ind w:left="5313" w:hanging="360"/>
       </w:pPr>
       <w:rPr>
         <w:rFonts w:ascii="Wingdings" w:hAnsi="Wingdings" w:hint="default"/>
@@ -21121,7 +21283,7 @@
       <w:lvlText w:val=""/>
       <w:lvlJc w:val="left"/>
       <w:pPr>
-        <w:ind w:left="6130" w:hanging="360"/>
+        <w:ind w:left="6033" w:hanging="360"/>
       </w:pPr>
       <w:rPr>
         <w:rFonts w:ascii="Symbol" w:hAnsi="Symbol" w:hint="default"/>
@@ -21133,7 +21295,7 @@
       <w:lvlText w:val="o"/>
       <w:lvlJc w:val="left"/>
       <w:pPr>
-        <w:ind w:left="6850" w:hanging="360"/>
+        <w:ind w:left="6753" w:hanging="360"/>
       </w:pPr>
       <w:rPr>
         <w:rFonts w:ascii="Courier New" w:hAnsi="Courier New" w:cs="Courier New" w:hint="default"/>
@@ -21145,7 +21307,7 @@
       <w:lvlText w:val=""/>
       <w:lvlJc w:val="left"/>
       <w:pPr>
-        <w:ind w:left="7570" w:hanging="360"/>
+        <w:ind w:left="7473" w:hanging="360"/>
       </w:pPr>
       <w:rPr>
         <w:rFonts w:ascii="Wingdings" w:hAnsi="Wingdings" w:hint="default"/>
@@ -21153,273 +21315,6 @@
     </w:lvl>
   </w:abstractNum>
   <w:abstractNum w:abstractNumId="1" w15:restartNumberingAfterBreak="0">
-    <w:nsid w:val="0EDD6557"/>
-    <w:multiLevelType w:val="hybridMultilevel"/>
-    <w:tmpl w:val="A77A622E"/>
-    <w:lvl w:ilvl="0" w:tplc="EF123FA4">
-      <w:start w:val="5"/>
-      <w:numFmt w:val="decimal"/>
-      <w:lvlText w:val="%1."/>
-      <w:lvlJc w:val="left"/>
-      <w:pPr>
-        <w:ind w:left="611" w:hanging="360"/>
-      </w:pPr>
-      <w:rPr>
-        <w:rFonts w:hint="default"/>
-      </w:rPr>
-    </w:lvl>
-    <w:lvl w:ilvl="1" w:tplc="04190019" w:tentative="1">
-      <w:start w:val="1"/>
-      <w:numFmt w:val="lowerLetter"/>
-      <w:lvlText w:val="%2."/>
-      <w:lvlJc w:val="left"/>
-      <w:pPr>
-        <w:ind w:left="1440" w:hanging="360"/>
-      </w:pPr>
-    </w:lvl>
-    <w:lvl w:ilvl="2" w:tplc="0419001B" w:tentative="1">
-      <w:start w:val="1"/>
-      <w:numFmt w:val="lowerRoman"/>
-      <w:lvlText w:val="%3."/>
-      <w:lvlJc w:val="right"/>
-      <w:pPr>
-        <w:ind w:left="2160" w:hanging="180"/>
-      </w:pPr>
-    </w:lvl>
-    <w:lvl w:ilvl="3" w:tplc="0419000F" w:tentative="1">
-      <w:start w:val="1"/>
-      <w:numFmt w:val="decimal"/>
-      <w:lvlText w:val="%4."/>
-      <w:lvlJc w:val="left"/>
-      <w:pPr>
-        <w:ind w:left="2880" w:hanging="360"/>
-      </w:pPr>
-    </w:lvl>
-    <w:lvl w:ilvl="4" w:tplc="04190019" w:tentative="1">
-      <w:start w:val="1"/>
-      <w:numFmt w:val="lowerLetter"/>
-      <w:lvlText w:val="%5."/>
-      <w:lvlJc w:val="left"/>
-      <w:pPr>
-        <w:ind w:left="3600" w:hanging="360"/>
-      </w:pPr>
-    </w:lvl>
-    <w:lvl w:ilvl="5" w:tplc="0419001B" w:tentative="1">
-      <w:start w:val="1"/>
-      <w:numFmt w:val="lowerRoman"/>
-      <w:lvlText w:val="%6."/>
-      <w:lvlJc w:val="right"/>
-      <w:pPr>
-        <w:ind w:left="4320" w:hanging="180"/>
-      </w:pPr>
-    </w:lvl>
-    <w:lvl w:ilvl="6" w:tplc="0419000F" w:tentative="1">
-      <w:start w:val="1"/>
-      <w:numFmt w:val="decimal"/>
-      <w:lvlText w:val="%7."/>
-      <w:lvlJc w:val="left"/>
-      <w:pPr>
-        <w:ind w:left="5040" w:hanging="360"/>
-      </w:pPr>
-    </w:lvl>
-    <w:lvl w:ilvl="7" w:tplc="04190019" w:tentative="1">
-      <w:start w:val="1"/>
-      <w:numFmt w:val="lowerLetter"/>
-      <w:lvlText w:val="%8."/>
-      <w:lvlJc w:val="left"/>
-      <w:pPr>
-        <w:ind w:left="5760" w:hanging="360"/>
-      </w:pPr>
-    </w:lvl>
-    <w:lvl w:ilvl="8" w:tplc="0419001B" w:tentative="1">
-      <w:start w:val="1"/>
-      <w:numFmt w:val="lowerRoman"/>
-      <w:lvlText w:val="%9."/>
-      <w:lvlJc w:val="right"/>
-      <w:pPr>
-        <w:ind w:left="6480" w:hanging="180"/>
-      </w:pPr>
-    </w:lvl>
-  </w:abstractNum>
-  <w:abstractNum w:abstractNumId="2" w15:restartNumberingAfterBreak="0">
-    <w:nsid w:val="0F556C8B"/>
-    <w:multiLevelType w:val="hybridMultilevel"/>
-    <w:tmpl w:val="DF08B432"/>
-    <w:lvl w:ilvl="0" w:tplc="EF123FA4">
-      <w:start w:val="5"/>
-      <w:numFmt w:val="decimal"/>
-      <w:lvlText w:val="%1."/>
-      <w:lvlJc w:val="left"/>
-      <w:pPr>
-        <w:ind w:left="611" w:hanging="360"/>
-      </w:pPr>
-      <w:rPr>
-        <w:rFonts w:hint="default"/>
-      </w:rPr>
-    </w:lvl>
-    <w:lvl w:ilvl="1" w:tplc="04190019" w:tentative="1">
-      <w:start w:val="1"/>
-      <w:numFmt w:val="lowerLetter"/>
-      <w:lvlText w:val="%2."/>
-      <w:lvlJc w:val="left"/>
-      <w:pPr>
-        <w:ind w:left="1440" w:hanging="360"/>
-      </w:pPr>
-    </w:lvl>
-    <w:lvl w:ilvl="2" w:tplc="0419001B" w:tentative="1">
-      <w:start w:val="1"/>
-      <w:numFmt w:val="lowerRoman"/>
-      <w:lvlText w:val="%3."/>
-      <w:lvlJc w:val="right"/>
-      <w:pPr>
-        <w:ind w:left="2160" w:hanging="180"/>
-      </w:pPr>
-    </w:lvl>
-    <w:lvl w:ilvl="3" w:tplc="0419000F" w:tentative="1">
-      <w:start w:val="1"/>
-      <w:numFmt w:val="decimal"/>
-      <w:lvlText w:val="%4."/>
-      <w:lvlJc w:val="left"/>
-      <w:pPr>
-        <w:ind w:left="2880" w:hanging="360"/>
-      </w:pPr>
-    </w:lvl>
-    <w:lvl w:ilvl="4" w:tplc="04190019" w:tentative="1">
-      <w:start w:val="1"/>
-      <w:numFmt w:val="lowerLetter"/>
-      <w:lvlText w:val="%5."/>
-      <w:lvlJc w:val="left"/>
-      <w:pPr>
-        <w:ind w:left="3600" w:hanging="360"/>
-      </w:pPr>
-    </w:lvl>
-    <w:lvl w:ilvl="5" w:tplc="0419001B" w:tentative="1">
-      <w:start w:val="1"/>
-      <w:numFmt w:val="lowerRoman"/>
-      <w:lvlText w:val="%6."/>
-      <w:lvlJc w:val="right"/>
-      <w:pPr>
-        <w:ind w:left="4320" w:hanging="180"/>
-      </w:pPr>
-    </w:lvl>
-    <w:lvl w:ilvl="6" w:tplc="0419000F" w:tentative="1">
-      <w:start w:val="1"/>
-      <w:numFmt w:val="decimal"/>
-      <w:lvlText w:val="%7."/>
-      <w:lvlJc w:val="left"/>
-      <w:pPr>
-        <w:ind w:left="5040" w:hanging="360"/>
-      </w:pPr>
-    </w:lvl>
-    <w:lvl w:ilvl="7" w:tplc="04190019" w:tentative="1">
-      <w:start w:val="1"/>
-      <w:numFmt w:val="lowerLetter"/>
-      <w:lvlText w:val="%8."/>
-      <w:lvlJc w:val="left"/>
-      <w:pPr>
-        <w:ind w:left="5760" w:hanging="360"/>
-      </w:pPr>
-    </w:lvl>
-    <w:lvl w:ilvl="8" w:tplc="0419001B" w:tentative="1">
-      <w:start w:val="1"/>
-      <w:numFmt w:val="lowerRoman"/>
-      <w:lvlText w:val="%9."/>
-      <w:lvlJc w:val="right"/>
-      <w:pPr>
-        <w:ind w:left="6480" w:hanging="180"/>
-      </w:pPr>
-    </w:lvl>
-  </w:abstractNum>
-  <w:abstractNum w:abstractNumId="3" w15:restartNumberingAfterBreak="0">
-    <w:nsid w:val="0FD10447"/>
-    <w:multiLevelType w:val="hybridMultilevel"/>
-    <w:tmpl w:val="E8ACBAC4"/>
-    <w:lvl w:ilvl="0" w:tplc="04190017">
-      <w:start w:val="1"/>
-      <w:numFmt w:val="lowerLetter"/>
-      <w:lvlText w:val="%1)"/>
-      <w:lvlJc w:val="left"/>
-      <w:pPr>
-        <w:ind w:left="720" w:hanging="360"/>
-      </w:pPr>
-    </w:lvl>
-    <w:lvl w:ilvl="1" w:tplc="78BE8168">
-      <w:start w:val="1"/>
-      <w:numFmt w:val="bullet"/>
-      <w:lvlText w:val=""/>
-      <w:lvlJc w:val="left"/>
-      <w:pPr>
-        <w:ind w:left="1440" w:hanging="360"/>
-      </w:pPr>
-      <w:rPr>
-        <w:rFonts w:ascii="Symbol" w:hAnsi="Symbol" w:hint="default"/>
-      </w:rPr>
-    </w:lvl>
-    <w:lvl w:ilvl="2" w:tplc="0419001B" w:tentative="1">
-      <w:start w:val="1"/>
-      <w:numFmt w:val="lowerRoman"/>
-      <w:lvlText w:val="%3."/>
-      <w:lvlJc w:val="right"/>
-      <w:pPr>
-        <w:ind w:left="2160" w:hanging="180"/>
-      </w:pPr>
-    </w:lvl>
-    <w:lvl w:ilvl="3" w:tplc="0419000F" w:tentative="1">
-      <w:start w:val="1"/>
-      <w:numFmt w:val="decimal"/>
-      <w:lvlText w:val="%4."/>
-      <w:lvlJc w:val="left"/>
-      <w:pPr>
-        <w:ind w:left="2880" w:hanging="360"/>
-      </w:pPr>
-    </w:lvl>
-    <w:lvl w:ilvl="4" w:tplc="04190019" w:tentative="1">
-      <w:start w:val="1"/>
-      <w:numFmt w:val="lowerLetter"/>
-      <w:lvlText w:val="%5."/>
-      <w:lvlJc w:val="left"/>
-      <w:pPr>
-        <w:ind w:left="3600" w:hanging="360"/>
-      </w:pPr>
-    </w:lvl>
-    <w:lvl w:ilvl="5" w:tplc="0419001B" w:tentative="1">
-      <w:start w:val="1"/>
-      <w:numFmt w:val="lowerRoman"/>
-      <w:lvlText w:val="%6."/>
-      <w:lvlJc w:val="right"/>
-      <w:pPr>
-        <w:ind w:left="4320" w:hanging="180"/>
-      </w:pPr>
-    </w:lvl>
-    <w:lvl w:ilvl="6" w:tplc="0419000F" w:tentative="1">
-      <w:start w:val="1"/>
-      <w:numFmt w:val="decimal"/>
-      <w:lvlText w:val="%7."/>
-      <w:lvlJc w:val="left"/>
-      <w:pPr>
-        <w:ind w:left="5040" w:hanging="360"/>
-      </w:pPr>
-    </w:lvl>
-    <w:lvl w:ilvl="7" w:tplc="04190019" w:tentative="1">
-      <w:start w:val="1"/>
-      <w:numFmt w:val="lowerLetter"/>
-      <w:lvlText w:val="%8."/>
-      <w:lvlJc w:val="left"/>
-      <w:pPr>
-        <w:ind w:left="5760" w:hanging="360"/>
-      </w:pPr>
-    </w:lvl>
-    <w:lvl w:ilvl="8" w:tplc="0419001B" w:tentative="1">
-      <w:start w:val="1"/>
-      <w:numFmt w:val="lowerRoman"/>
-      <w:lvlText w:val="%9."/>
-      <w:lvlJc w:val="right"/>
-      <w:pPr>
-        <w:ind w:left="6480" w:hanging="180"/>
-      </w:pPr>
-    </w:lvl>
-  </w:abstractNum>
-  <w:abstractNum w:abstractNumId="4" w15:restartNumberingAfterBreak="0">
     <w:nsid w:val="101233F5"/>
     <w:multiLevelType w:val="hybridMultilevel"/>
     <w:tmpl w:val="D728A46A"/>
@@ -21532,7 +21427,7 @@
       </w:rPr>
     </w:lvl>
   </w:abstractNum>
-  <w:abstractNum w:abstractNumId="5" w15:restartNumberingAfterBreak="0">
+  <w:abstractNum w:abstractNumId="2" w15:restartNumberingAfterBreak="0">
     <w:nsid w:val="143D2443"/>
     <w:multiLevelType w:val="multilevel"/>
     <w:tmpl w:val="28801832"/>
@@ -21697,115 +21592,17 @@
       </w:rPr>
     </w:lvl>
   </w:abstractNum>
-  <w:abstractNum w:abstractNumId="6" w15:restartNumberingAfterBreak="0">
-    <w:nsid w:val="15E8163E"/>
-    <w:multiLevelType w:val="multilevel"/>
-    <w:tmpl w:val="F9640496"/>
-    <w:lvl w:ilvl="0">
-      <w:start w:val="1"/>
-      <w:numFmt w:val="decimal"/>
-      <w:lvlText w:val="%1."/>
-      <w:lvlJc w:val="left"/>
-      <w:pPr>
-        <w:ind w:left="2487" w:hanging="360"/>
-      </w:pPr>
-      <w:rPr>
-        <w:rFonts w:hint="default"/>
-        <w:b w:val="0"/>
-      </w:rPr>
-    </w:lvl>
-    <w:lvl w:ilvl="1">
-      <w:start w:val="1"/>
-      <w:numFmt w:val="decimal"/>
-      <w:lvlText w:val="%2."/>
-      <w:lvlJc w:val="left"/>
-      <w:pPr>
-        <w:ind w:left="792" w:hanging="432"/>
-      </w:pPr>
-      <w:rPr>
-        <w:rFonts w:hint="default"/>
-      </w:rPr>
-    </w:lvl>
-    <w:lvl w:ilvl="2">
-      <w:start w:val="1"/>
-      <w:numFmt w:val="decimal"/>
-      <w:lvlText w:val="%1.%2.%3."/>
-      <w:lvlJc w:val="left"/>
-      <w:pPr>
-        <w:ind w:left="1224" w:hanging="504"/>
-      </w:pPr>
-      <w:rPr>
-        <w:b w:val="0"/>
-        <w:sz w:val="28"/>
-        <w:szCs w:val="28"/>
-      </w:rPr>
-    </w:lvl>
-    <w:lvl w:ilvl="3">
-      <w:start w:val="1"/>
-      <w:numFmt w:val="decimal"/>
-      <w:lvlText w:val="%1.%2.%3.%4."/>
-      <w:lvlJc w:val="left"/>
-      <w:pPr>
-        <w:ind w:left="1728" w:hanging="648"/>
-      </w:pPr>
-    </w:lvl>
-    <w:lvl w:ilvl="4">
-      <w:start w:val="1"/>
-      <w:numFmt w:val="decimal"/>
-      <w:lvlText w:val="%1.%2.%3.%4.%5."/>
-      <w:lvlJc w:val="left"/>
-      <w:pPr>
-        <w:ind w:left="2232" w:hanging="792"/>
-      </w:pPr>
-    </w:lvl>
-    <w:lvl w:ilvl="5">
-      <w:start w:val="1"/>
-      <w:numFmt w:val="decimal"/>
-      <w:lvlText w:val="%1.%2.%3.%4.%5.%6."/>
-      <w:lvlJc w:val="left"/>
-      <w:pPr>
-        <w:ind w:left="2736" w:hanging="936"/>
-      </w:pPr>
-    </w:lvl>
-    <w:lvl w:ilvl="6">
-      <w:start w:val="1"/>
-      <w:numFmt w:val="decimal"/>
-      <w:lvlText w:val="%1.%2.%3.%4.%5.%6.%7."/>
-      <w:lvlJc w:val="left"/>
-      <w:pPr>
-        <w:ind w:left="3240" w:hanging="1080"/>
-      </w:pPr>
-    </w:lvl>
-    <w:lvl w:ilvl="7">
-      <w:start w:val="1"/>
-      <w:numFmt w:val="decimal"/>
-      <w:lvlText w:val="%1.%2.%3.%4.%5.%6.%7.%8."/>
-      <w:lvlJc w:val="left"/>
-      <w:pPr>
-        <w:ind w:left="3744" w:hanging="1224"/>
-      </w:pPr>
-    </w:lvl>
-    <w:lvl w:ilvl="8">
-      <w:start w:val="1"/>
-      <w:numFmt w:val="decimal"/>
-      <w:lvlText w:val="%1.%2.%3.%4.%5.%6.%7.%8.%9."/>
-      <w:lvlJc w:val="left"/>
-      <w:pPr>
-        <w:ind w:left="4320" w:hanging="1440"/>
-      </w:pPr>
-    </w:lvl>
-  </w:abstractNum>
-  <w:abstractNum w:abstractNumId="7" w15:restartNumberingAfterBreak="0">
-    <w:nsid w:val="1F566896"/>
+  <w:abstractNum w:abstractNumId="3" w15:restartNumberingAfterBreak="0">
+    <w:nsid w:val="20E06B0F"/>
     <w:multiLevelType w:val="hybridMultilevel"/>
-    <w:tmpl w:val="FECC9880"/>
+    <w:tmpl w:val="F33CEBE2"/>
     <w:lvl w:ilvl="0" w:tplc="78BE8168">
       <w:start w:val="1"/>
       <w:numFmt w:val="bullet"/>
       <w:lvlText w:val=""/>
       <w:lvlJc w:val="left"/>
       <w:pPr>
-        <w:ind w:left="1352" w:hanging="360"/>
+        <w:ind w:left="1713" w:hanging="360"/>
       </w:pPr>
       <w:rPr>
         <w:rFonts w:ascii="Symbol" w:hAnsi="Symbol" w:hint="default"/>
@@ -21817,7 +21614,7 @@
       <w:lvlText w:val="o"/>
       <w:lvlJc w:val="left"/>
       <w:pPr>
-        <w:ind w:left="1440" w:hanging="360"/>
+        <w:ind w:left="2433" w:hanging="360"/>
       </w:pPr>
       <w:rPr>
         <w:rFonts w:ascii="Courier New" w:hAnsi="Courier New" w:cs="Courier New" w:hint="default"/>
@@ -21829,7 +21626,7 @@
       <w:lvlText w:val=""/>
       <w:lvlJc w:val="left"/>
       <w:pPr>
-        <w:ind w:left="2160" w:hanging="360"/>
+        <w:ind w:left="3153" w:hanging="360"/>
       </w:pPr>
       <w:rPr>
         <w:rFonts w:ascii="Wingdings" w:hAnsi="Wingdings" w:hint="default"/>
@@ -21841,7 +21638,7 @@
       <w:lvlText w:val=""/>
       <w:lvlJc w:val="left"/>
       <w:pPr>
-        <w:ind w:left="2880" w:hanging="360"/>
+        <w:ind w:left="3873" w:hanging="360"/>
       </w:pPr>
       <w:rPr>
         <w:rFonts w:ascii="Symbol" w:hAnsi="Symbol" w:hint="default"/>
@@ -21853,7 +21650,7 @@
       <w:lvlText w:val="o"/>
       <w:lvlJc w:val="left"/>
       <w:pPr>
-        <w:ind w:left="3600" w:hanging="360"/>
+        <w:ind w:left="4593" w:hanging="360"/>
       </w:pPr>
       <w:rPr>
         <w:rFonts w:ascii="Courier New" w:hAnsi="Courier New" w:cs="Courier New" w:hint="default"/>
@@ -21865,7 +21662,7 @@
       <w:lvlText w:val=""/>
       <w:lvlJc w:val="left"/>
       <w:pPr>
-        <w:ind w:left="4320" w:hanging="360"/>
+        <w:ind w:left="5313" w:hanging="360"/>
       </w:pPr>
       <w:rPr>
         <w:rFonts w:ascii="Wingdings" w:hAnsi="Wingdings" w:hint="default"/>
@@ -21877,7 +21674,7 @@
       <w:lvlText w:val=""/>
       <w:lvlJc w:val="left"/>
       <w:pPr>
-        <w:ind w:left="5040" w:hanging="360"/>
+        <w:ind w:left="6033" w:hanging="360"/>
       </w:pPr>
       <w:rPr>
         <w:rFonts w:ascii="Symbol" w:hAnsi="Symbol" w:hint="default"/>
@@ -21889,7 +21686,7 @@
       <w:lvlText w:val="o"/>
       <w:lvlJc w:val="left"/>
       <w:pPr>
-        <w:ind w:left="5760" w:hanging="360"/>
+        <w:ind w:left="6753" w:hanging="360"/>
       </w:pPr>
       <w:rPr>
         <w:rFonts w:ascii="Courier New" w:hAnsi="Courier New" w:cs="Courier New" w:hint="default"/>
@@ -21901,17 +21698,195 @@
       <w:lvlText w:val=""/>
       <w:lvlJc w:val="left"/>
       <w:pPr>
-        <w:ind w:left="6480" w:hanging="360"/>
+        <w:ind w:left="7473" w:hanging="360"/>
       </w:pPr>
       <w:rPr>
         <w:rFonts w:ascii="Wingdings" w:hAnsi="Wingdings" w:hint="default"/>
       </w:rPr>
     </w:lvl>
   </w:abstractNum>
-  <w:abstractNum w:abstractNumId="8" w15:restartNumberingAfterBreak="0">
-    <w:nsid w:val="20E06B0F"/>
+  <w:abstractNum w:abstractNumId="4" w15:restartNumberingAfterBreak="0">
+    <w:nsid w:val="224D2A27"/>
     <w:multiLevelType w:val="hybridMultilevel"/>
-    <w:tmpl w:val="F33CEBE2"/>
+    <w:tmpl w:val="B87E5AB6"/>
+    <w:lvl w:ilvl="0" w:tplc="506CBC20">
+      <w:start w:val="1"/>
+      <w:numFmt w:val="decimal"/>
+      <w:lvlText w:val="%1."/>
+      <w:lvlJc w:val="left"/>
+      <w:pPr>
+        <w:ind w:left="611" w:hanging="360"/>
+      </w:pPr>
+      <w:rPr>
+        <w:rFonts w:hint="default"/>
+      </w:rPr>
+    </w:lvl>
+    <w:lvl w:ilvl="1" w:tplc="04190019" w:tentative="1">
+      <w:start w:val="1"/>
+      <w:numFmt w:val="lowerLetter"/>
+      <w:lvlText w:val="%2."/>
+      <w:lvlJc w:val="left"/>
+      <w:pPr>
+        <w:ind w:left="1440" w:hanging="360"/>
+      </w:pPr>
+    </w:lvl>
+    <w:lvl w:ilvl="2" w:tplc="0419001B" w:tentative="1">
+      <w:start w:val="1"/>
+      <w:numFmt w:val="lowerRoman"/>
+      <w:lvlText w:val="%3."/>
+      <w:lvlJc w:val="right"/>
+      <w:pPr>
+        <w:ind w:left="2160" w:hanging="180"/>
+      </w:pPr>
+    </w:lvl>
+    <w:lvl w:ilvl="3" w:tplc="0419000F" w:tentative="1">
+      <w:start w:val="1"/>
+      <w:numFmt w:val="decimal"/>
+      <w:lvlText w:val="%4."/>
+      <w:lvlJc w:val="left"/>
+      <w:pPr>
+        <w:ind w:left="2880" w:hanging="360"/>
+      </w:pPr>
+    </w:lvl>
+    <w:lvl w:ilvl="4" w:tplc="04190019" w:tentative="1">
+      <w:start w:val="1"/>
+      <w:numFmt w:val="lowerLetter"/>
+      <w:lvlText w:val="%5."/>
+      <w:lvlJc w:val="left"/>
+      <w:pPr>
+        <w:ind w:left="3600" w:hanging="360"/>
+      </w:pPr>
+    </w:lvl>
+    <w:lvl w:ilvl="5" w:tplc="0419001B" w:tentative="1">
+      <w:start w:val="1"/>
+      <w:numFmt w:val="lowerRoman"/>
+      <w:lvlText w:val="%6."/>
+      <w:lvlJc w:val="right"/>
+      <w:pPr>
+        <w:ind w:left="4320" w:hanging="180"/>
+      </w:pPr>
+    </w:lvl>
+    <w:lvl w:ilvl="6" w:tplc="0419000F" w:tentative="1">
+      <w:start w:val="1"/>
+      <w:numFmt w:val="decimal"/>
+      <w:lvlText w:val="%7."/>
+      <w:lvlJc w:val="left"/>
+      <w:pPr>
+        <w:ind w:left="5040" w:hanging="360"/>
+      </w:pPr>
+    </w:lvl>
+    <w:lvl w:ilvl="7" w:tplc="04190019" w:tentative="1">
+      <w:start w:val="1"/>
+      <w:numFmt w:val="lowerLetter"/>
+      <w:lvlText w:val="%8."/>
+      <w:lvlJc w:val="left"/>
+      <w:pPr>
+        <w:ind w:left="5760" w:hanging="360"/>
+      </w:pPr>
+    </w:lvl>
+    <w:lvl w:ilvl="8" w:tplc="0419001B" w:tentative="1">
+      <w:start w:val="1"/>
+      <w:numFmt w:val="lowerRoman"/>
+      <w:lvlText w:val="%9."/>
+      <w:lvlJc w:val="right"/>
+      <w:pPr>
+        <w:ind w:left="6480" w:hanging="180"/>
+      </w:pPr>
+    </w:lvl>
+  </w:abstractNum>
+  <w:abstractNum w:abstractNumId="5" w15:restartNumberingAfterBreak="0">
+    <w:nsid w:val="31164D3E"/>
+    <w:multiLevelType w:val="hybridMultilevel"/>
+    <w:tmpl w:val="2C86908C"/>
+    <w:lvl w:ilvl="0" w:tplc="CE52D702">
+      <w:start w:val="1"/>
+      <w:numFmt w:val="decimal"/>
+      <w:lvlText w:val="%1"/>
+      <w:lvlJc w:val="left"/>
+      <w:pPr>
+        <w:ind w:left="611" w:hanging="360"/>
+      </w:pPr>
+      <w:rPr>
+        <w:rFonts w:hint="default"/>
+      </w:rPr>
+    </w:lvl>
+    <w:lvl w:ilvl="1" w:tplc="04190019" w:tentative="1">
+      <w:start w:val="1"/>
+      <w:numFmt w:val="lowerLetter"/>
+      <w:lvlText w:val="%2."/>
+      <w:lvlJc w:val="left"/>
+      <w:pPr>
+        <w:ind w:left="1440" w:hanging="360"/>
+      </w:pPr>
+    </w:lvl>
+    <w:lvl w:ilvl="2" w:tplc="0419001B" w:tentative="1">
+      <w:start w:val="1"/>
+      <w:numFmt w:val="lowerRoman"/>
+      <w:lvlText w:val="%3."/>
+      <w:lvlJc w:val="right"/>
+      <w:pPr>
+        <w:ind w:left="2160" w:hanging="180"/>
+      </w:pPr>
+    </w:lvl>
+    <w:lvl w:ilvl="3" w:tplc="0419000F" w:tentative="1">
+      <w:start w:val="1"/>
+      <w:numFmt w:val="decimal"/>
+      <w:lvlText w:val="%4."/>
+      <w:lvlJc w:val="left"/>
+      <w:pPr>
+        <w:ind w:left="2880" w:hanging="360"/>
+      </w:pPr>
+    </w:lvl>
+    <w:lvl w:ilvl="4" w:tplc="04190019" w:tentative="1">
+      <w:start w:val="1"/>
+      <w:numFmt w:val="lowerLetter"/>
+      <w:lvlText w:val="%5."/>
+      <w:lvlJc w:val="left"/>
+      <w:pPr>
+        <w:ind w:left="3600" w:hanging="360"/>
+      </w:pPr>
+    </w:lvl>
+    <w:lvl w:ilvl="5" w:tplc="0419001B" w:tentative="1">
+      <w:start w:val="1"/>
+      <w:numFmt w:val="lowerRoman"/>
+      <w:lvlText w:val="%6."/>
+      <w:lvlJc w:val="right"/>
+      <w:pPr>
+        <w:ind w:left="4320" w:hanging="180"/>
+      </w:pPr>
+    </w:lvl>
+    <w:lvl w:ilvl="6" w:tplc="0419000F" w:tentative="1">
+      <w:start w:val="1"/>
+      <w:numFmt w:val="decimal"/>
+      <w:lvlText w:val="%7."/>
+      <w:lvlJc w:val="left"/>
+      <w:pPr>
+        <w:ind w:left="5040" w:hanging="360"/>
+      </w:pPr>
+    </w:lvl>
+    <w:lvl w:ilvl="7" w:tplc="04190019" w:tentative="1">
+      <w:start w:val="1"/>
+      <w:numFmt w:val="lowerLetter"/>
+      <w:lvlText w:val="%8."/>
+      <w:lvlJc w:val="left"/>
+      <w:pPr>
+        <w:ind w:left="5760" w:hanging="360"/>
+      </w:pPr>
+    </w:lvl>
+    <w:lvl w:ilvl="8" w:tplc="0419001B" w:tentative="1">
+      <w:start w:val="1"/>
+      <w:numFmt w:val="lowerRoman"/>
+      <w:lvlText w:val="%9."/>
+      <w:lvlJc w:val="right"/>
+      <w:pPr>
+        <w:ind w:left="6480" w:hanging="180"/>
+      </w:pPr>
+    </w:lvl>
+  </w:abstractNum>
+  <w:abstractNum w:abstractNumId="6" w15:restartNumberingAfterBreak="0">
+    <w:nsid w:val="35164A51"/>
+    <w:multiLevelType w:val="hybridMultilevel"/>
+    <w:tmpl w:val="B352F2D6"/>
     <w:lvl w:ilvl="0" w:tplc="78BE8168">
       <w:start w:val="1"/>
       <w:numFmt w:val="bullet"/>
@@ -22021,637 +21996,7 @@
       </w:rPr>
     </w:lvl>
   </w:abstractNum>
-  <w:abstractNum w:abstractNumId="9" w15:restartNumberingAfterBreak="0">
-    <w:nsid w:val="224D2A27"/>
-    <w:multiLevelType w:val="hybridMultilevel"/>
-    <w:tmpl w:val="B87E5AB6"/>
-    <w:lvl w:ilvl="0" w:tplc="506CBC20">
-      <w:start w:val="1"/>
-      <w:numFmt w:val="decimal"/>
-      <w:lvlText w:val="%1."/>
-      <w:lvlJc w:val="left"/>
-      <w:pPr>
-        <w:ind w:left="611" w:hanging="360"/>
-      </w:pPr>
-      <w:rPr>
-        <w:rFonts w:hint="default"/>
-      </w:rPr>
-    </w:lvl>
-    <w:lvl w:ilvl="1" w:tplc="04190019" w:tentative="1">
-      <w:start w:val="1"/>
-      <w:numFmt w:val="lowerLetter"/>
-      <w:lvlText w:val="%2."/>
-      <w:lvlJc w:val="left"/>
-      <w:pPr>
-        <w:ind w:left="1440" w:hanging="360"/>
-      </w:pPr>
-    </w:lvl>
-    <w:lvl w:ilvl="2" w:tplc="0419001B" w:tentative="1">
-      <w:start w:val="1"/>
-      <w:numFmt w:val="lowerRoman"/>
-      <w:lvlText w:val="%3."/>
-      <w:lvlJc w:val="right"/>
-      <w:pPr>
-        <w:ind w:left="2160" w:hanging="180"/>
-      </w:pPr>
-    </w:lvl>
-    <w:lvl w:ilvl="3" w:tplc="0419000F" w:tentative="1">
-      <w:start w:val="1"/>
-      <w:numFmt w:val="decimal"/>
-      <w:lvlText w:val="%4."/>
-      <w:lvlJc w:val="left"/>
-      <w:pPr>
-        <w:ind w:left="2880" w:hanging="360"/>
-      </w:pPr>
-    </w:lvl>
-    <w:lvl w:ilvl="4" w:tplc="04190019" w:tentative="1">
-      <w:start w:val="1"/>
-      <w:numFmt w:val="lowerLetter"/>
-      <w:lvlText w:val="%5."/>
-      <w:lvlJc w:val="left"/>
-      <w:pPr>
-        <w:ind w:left="3600" w:hanging="360"/>
-      </w:pPr>
-    </w:lvl>
-    <w:lvl w:ilvl="5" w:tplc="0419001B" w:tentative="1">
-      <w:start w:val="1"/>
-      <w:numFmt w:val="lowerRoman"/>
-      <w:lvlText w:val="%6."/>
-      <w:lvlJc w:val="right"/>
-      <w:pPr>
-        <w:ind w:left="4320" w:hanging="180"/>
-      </w:pPr>
-    </w:lvl>
-    <w:lvl w:ilvl="6" w:tplc="0419000F" w:tentative="1">
-      <w:start w:val="1"/>
-      <w:numFmt w:val="decimal"/>
-      <w:lvlText w:val="%7."/>
-      <w:lvlJc w:val="left"/>
-      <w:pPr>
-        <w:ind w:left="5040" w:hanging="360"/>
-      </w:pPr>
-    </w:lvl>
-    <w:lvl w:ilvl="7" w:tplc="04190019" w:tentative="1">
-      <w:start w:val="1"/>
-      <w:numFmt w:val="lowerLetter"/>
-      <w:lvlText w:val="%8."/>
-      <w:lvlJc w:val="left"/>
-      <w:pPr>
-        <w:ind w:left="5760" w:hanging="360"/>
-      </w:pPr>
-    </w:lvl>
-    <w:lvl w:ilvl="8" w:tplc="0419001B" w:tentative="1">
-      <w:start w:val="1"/>
-      <w:numFmt w:val="lowerRoman"/>
-      <w:lvlText w:val="%9."/>
-      <w:lvlJc w:val="right"/>
-      <w:pPr>
-        <w:ind w:left="6480" w:hanging="180"/>
-      </w:pPr>
-    </w:lvl>
-  </w:abstractNum>
-  <w:abstractNum w:abstractNumId="10" w15:restartNumberingAfterBreak="0">
-    <w:nsid w:val="25352A1B"/>
-    <w:multiLevelType w:val="hybridMultilevel"/>
-    <w:tmpl w:val="06FE7BFA"/>
-    <w:lvl w:ilvl="0" w:tplc="78BE8168">
-      <w:start w:val="1"/>
-      <w:numFmt w:val="bullet"/>
-      <w:lvlText w:val=""/>
-      <w:lvlJc w:val="left"/>
-      <w:pPr>
-        <w:ind w:left="1713" w:hanging="360"/>
-      </w:pPr>
-      <w:rPr>
-        <w:rFonts w:ascii="Symbol" w:hAnsi="Symbol" w:hint="default"/>
-      </w:rPr>
-    </w:lvl>
-    <w:lvl w:ilvl="1" w:tplc="04190003" w:tentative="1">
-      <w:start w:val="1"/>
-      <w:numFmt w:val="bullet"/>
-      <w:lvlText w:val="o"/>
-      <w:lvlJc w:val="left"/>
-      <w:pPr>
-        <w:ind w:left="2433" w:hanging="360"/>
-      </w:pPr>
-      <w:rPr>
-        <w:rFonts w:ascii="Courier New" w:hAnsi="Courier New" w:cs="Courier New" w:hint="default"/>
-      </w:rPr>
-    </w:lvl>
-    <w:lvl w:ilvl="2" w:tplc="04190005" w:tentative="1">
-      <w:start w:val="1"/>
-      <w:numFmt w:val="bullet"/>
-      <w:lvlText w:val=""/>
-      <w:lvlJc w:val="left"/>
-      <w:pPr>
-        <w:ind w:left="3153" w:hanging="360"/>
-      </w:pPr>
-      <w:rPr>
-        <w:rFonts w:ascii="Wingdings" w:hAnsi="Wingdings" w:hint="default"/>
-      </w:rPr>
-    </w:lvl>
-    <w:lvl w:ilvl="3" w:tplc="04190001" w:tentative="1">
-      <w:start w:val="1"/>
-      <w:numFmt w:val="bullet"/>
-      <w:lvlText w:val=""/>
-      <w:lvlJc w:val="left"/>
-      <w:pPr>
-        <w:ind w:left="3873" w:hanging="360"/>
-      </w:pPr>
-      <w:rPr>
-        <w:rFonts w:ascii="Symbol" w:hAnsi="Symbol" w:hint="default"/>
-      </w:rPr>
-    </w:lvl>
-    <w:lvl w:ilvl="4" w:tplc="04190003" w:tentative="1">
-      <w:start w:val="1"/>
-      <w:numFmt w:val="bullet"/>
-      <w:lvlText w:val="o"/>
-      <w:lvlJc w:val="left"/>
-      <w:pPr>
-        <w:ind w:left="4593" w:hanging="360"/>
-      </w:pPr>
-      <w:rPr>
-        <w:rFonts w:ascii="Courier New" w:hAnsi="Courier New" w:cs="Courier New" w:hint="default"/>
-      </w:rPr>
-    </w:lvl>
-    <w:lvl w:ilvl="5" w:tplc="04190005" w:tentative="1">
-      <w:start w:val="1"/>
-      <w:numFmt w:val="bullet"/>
-      <w:lvlText w:val=""/>
-      <w:lvlJc w:val="left"/>
-      <w:pPr>
-        <w:ind w:left="5313" w:hanging="360"/>
-      </w:pPr>
-      <w:rPr>
-        <w:rFonts w:ascii="Wingdings" w:hAnsi="Wingdings" w:hint="default"/>
-      </w:rPr>
-    </w:lvl>
-    <w:lvl w:ilvl="6" w:tplc="04190001" w:tentative="1">
-      <w:start w:val="1"/>
-      <w:numFmt w:val="bullet"/>
-      <w:lvlText w:val=""/>
-      <w:lvlJc w:val="left"/>
-      <w:pPr>
-        <w:ind w:left="6033" w:hanging="360"/>
-      </w:pPr>
-      <w:rPr>
-        <w:rFonts w:ascii="Symbol" w:hAnsi="Symbol" w:hint="default"/>
-      </w:rPr>
-    </w:lvl>
-    <w:lvl w:ilvl="7" w:tplc="04190003" w:tentative="1">
-      <w:start w:val="1"/>
-      <w:numFmt w:val="bullet"/>
-      <w:lvlText w:val="o"/>
-      <w:lvlJc w:val="left"/>
-      <w:pPr>
-        <w:ind w:left="6753" w:hanging="360"/>
-      </w:pPr>
-      <w:rPr>
-        <w:rFonts w:ascii="Courier New" w:hAnsi="Courier New" w:cs="Courier New" w:hint="default"/>
-      </w:rPr>
-    </w:lvl>
-    <w:lvl w:ilvl="8" w:tplc="04190005" w:tentative="1">
-      <w:start w:val="1"/>
-      <w:numFmt w:val="bullet"/>
-      <w:lvlText w:val=""/>
-      <w:lvlJc w:val="left"/>
-      <w:pPr>
-        <w:ind w:left="7473" w:hanging="360"/>
-      </w:pPr>
-      <w:rPr>
-        <w:rFonts w:ascii="Wingdings" w:hAnsi="Wingdings" w:hint="default"/>
-      </w:rPr>
-    </w:lvl>
-  </w:abstractNum>
-  <w:abstractNum w:abstractNumId="11" w15:restartNumberingAfterBreak="0">
-    <w:nsid w:val="2E9B3449"/>
-    <w:multiLevelType w:val="hybridMultilevel"/>
-    <w:tmpl w:val="5002E2DC"/>
-    <w:lvl w:ilvl="0" w:tplc="78BE8168">
-      <w:start w:val="1"/>
-      <w:numFmt w:val="bullet"/>
-      <w:lvlText w:val=""/>
-      <w:lvlJc w:val="left"/>
-      <w:pPr>
-        <w:ind w:left="1713" w:hanging="360"/>
-      </w:pPr>
-      <w:rPr>
-        <w:rFonts w:ascii="Symbol" w:hAnsi="Symbol" w:hint="default"/>
-      </w:rPr>
-    </w:lvl>
-    <w:lvl w:ilvl="1" w:tplc="04190003" w:tentative="1">
-      <w:start w:val="1"/>
-      <w:numFmt w:val="bullet"/>
-      <w:lvlText w:val="o"/>
-      <w:lvlJc w:val="left"/>
-      <w:pPr>
-        <w:ind w:left="2433" w:hanging="360"/>
-      </w:pPr>
-      <w:rPr>
-        <w:rFonts w:ascii="Courier New" w:hAnsi="Courier New" w:cs="Courier New" w:hint="default"/>
-      </w:rPr>
-    </w:lvl>
-    <w:lvl w:ilvl="2" w:tplc="04190005" w:tentative="1">
-      <w:start w:val="1"/>
-      <w:numFmt w:val="bullet"/>
-      <w:lvlText w:val=""/>
-      <w:lvlJc w:val="left"/>
-      <w:pPr>
-        <w:ind w:left="3153" w:hanging="360"/>
-      </w:pPr>
-      <w:rPr>
-        <w:rFonts w:ascii="Wingdings" w:hAnsi="Wingdings" w:hint="default"/>
-      </w:rPr>
-    </w:lvl>
-    <w:lvl w:ilvl="3" w:tplc="04190001" w:tentative="1">
-      <w:start w:val="1"/>
-      <w:numFmt w:val="bullet"/>
-      <w:lvlText w:val=""/>
-      <w:lvlJc w:val="left"/>
-      <w:pPr>
-        <w:ind w:left="3873" w:hanging="360"/>
-      </w:pPr>
-      <w:rPr>
-        <w:rFonts w:ascii="Symbol" w:hAnsi="Symbol" w:hint="default"/>
-      </w:rPr>
-    </w:lvl>
-    <w:lvl w:ilvl="4" w:tplc="04190003" w:tentative="1">
-      <w:start w:val="1"/>
-      <w:numFmt w:val="bullet"/>
-      <w:lvlText w:val="o"/>
-      <w:lvlJc w:val="left"/>
-      <w:pPr>
-        <w:ind w:left="4593" w:hanging="360"/>
-      </w:pPr>
-      <w:rPr>
-        <w:rFonts w:ascii="Courier New" w:hAnsi="Courier New" w:cs="Courier New" w:hint="default"/>
-      </w:rPr>
-    </w:lvl>
-    <w:lvl w:ilvl="5" w:tplc="04190005" w:tentative="1">
-      <w:start w:val="1"/>
-      <w:numFmt w:val="bullet"/>
-      <w:lvlText w:val=""/>
-      <w:lvlJc w:val="left"/>
-      <w:pPr>
-        <w:ind w:left="5313" w:hanging="360"/>
-      </w:pPr>
-      <w:rPr>
-        <w:rFonts w:ascii="Wingdings" w:hAnsi="Wingdings" w:hint="default"/>
-      </w:rPr>
-    </w:lvl>
-    <w:lvl w:ilvl="6" w:tplc="04190001" w:tentative="1">
-      <w:start w:val="1"/>
-      <w:numFmt w:val="bullet"/>
-      <w:lvlText w:val=""/>
-      <w:lvlJc w:val="left"/>
-      <w:pPr>
-        <w:ind w:left="6033" w:hanging="360"/>
-      </w:pPr>
-      <w:rPr>
-        <w:rFonts w:ascii="Symbol" w:hAnsi="Symbol" w:hint="default"/>
-      </w:rPr>
-    </w:lvl>
-    <w:lvl w:ilvl="7" w:tplc="04190003" w:tentative="1">
-      <w:start w:val="1"/>
-      <w:numFmt w:val="bullet"/>
-      <w:lvlText w:val="o"/>
-      <w:lvlJc w:val="left"/>
-      <w:pPr>
-        <w:ind w:left="6753" w:hanging="360"/>
-      </w:pPr>
-      <w:rPr>
-        <w:rFonts w:ascii="Courier New" w:hAnsi="Courier New" w:cs="Courier New" w:hint="default"/>
-      </w:rPr>
-    </w:lvl>
-    <w:lvl w:ilvl="8" w:tplc="04190005" w:tentative="1">
-      <w:start w:val="1"/>
-      <w:numFmt w:val="bullet"/>
-      <w:lvlText w:val=""/>
-      <w:lvlJc w:val="left"/>
-      <w:pPr>
-        <w:ind w:left="7473" w:hanging="360"/>
-      </w:pPr>
-      <w:rPr>
-        <w:rFonts w:ascii="Wingdings" w:hAnsi="Wingdings" w:hint="default"/>
-      </w:rPr>
-    </w:lvl>
-  </w:abstractNum>
-  <w:abstractNum w:abstractNumId="12" w15:restartNumberingAfterBreak="0">
-    <w:nsid w:val="2FB86E01"/>
-    <w:multiLevelType w:val="hybridMultilevel"/>
-    <w:tmpl w:val="FAB23EAA"/>
-    <w:lvl w:ilvl="0" w:tplc="78BE8168">
-      <w:start w:val="1"/>
-      <w:numFmt w:val="bullet"/>
-      <w:lvlText w:val=""/>
-      <w:lvlJc w:val="left"/>
-      <w:pPr>
-        <w:ind w:left="720" w:hanging="360"/>
-      </w:pPr>
-      <w:rPr>
-        <w:rFonts w:ascii="Symbol" w:hAnsi="Symbol" w:hint="default"/>
-      </w:rPr>
-    </w:lvl>
-    <w:lvl w:ilvl="1" w:tplc="04190003" w:tentative="1">
-      <w:start w:val="1"/>
-      <w:numFmt w:val="bullet"/>
-      <w:lvlText w:val="o"/>
-      <w:lvlJc w:val="left"/>
-      <w:pPr>
-        <w:ind w:left="1440" w:hanging="360"/>
-      </w:pPr>
-      <w:rPr>
-        <w:rFonts w:ascii="Courier New" w:hAnsi="Courier New" w:cs="Courier New" w:hint="default"/>
-      </w:rPr>
-    </w:lvl>
-    <w:lvl w:ilvl="2" w:tplc="04190005" w:tentative="1">
-      <w:start w:val="1"/>
-      <w:numFmt w:val="bullet"/>
-      <w:lvlText w:val=""/>
-      <w:lvlJc w:val="left"/>
-      <w:pPr>
-        <w:ind w:left="2160" w:hanging="360"/>
-      </w:pPr>
-      <w:rPr>
-        <w:rFonts w:ascii="Wingdings" w:hAnsi="Wingdings" w:hint="default"/>
-      </w:rPr>
-    </w:lvl>
-    <w:lvl w:ilvl="3" w:tplc="04190001" w:tentative="1">
-      <w:start w:val="1"/>
-      <w:numFmt w:val="bullet"/>
-      <w:lvlText w:val=""/>
-      <w:lvlJc w:val="left"/>
-      <w:pPr>
-        <w:ind w:left="2880" w:hanging="360"/>
-      </w:pPr>
-      <w:rPr>
-        <w:rFonts w:ascii="Symbol" w:hAnsi="Symbol" w:hint="default"/>
-      </w:rPr>
-    </w:lvl>
-    <w:lvl w:ilvl="4" w:tplc="04190003" w:tentative="1">
-      <w:start w:val="1"/>
-      <w:numFmt w:val="bullet"/>
-      <w:lvlText w:val="o"/>
-      <w:lvlJc w:val="left"/>
-      <w:pPr>
-        <w:ind w:left="3600" w:hanging="360"/>
-      </w:pPr>
-      <w:rPr>
-        <w:rFonts w:ascii="Courier New" w:hAnsi="Courier New" w:cs="Courier New" w:hint="default"/>
-      </w:rPr>
-    </w:lvl>
-    <w:lvl w:ilvl="5" w:tplc="04190005" w:tentative="1">
-      <w:start w:val="1"/>
-      <w:numFmt w:val="bullet"/>
-      <w:lvlText w:val=""/>
-      <w:lvlJc w:val="left"/>
-      <w:pPr>
-        <w:ind w:left="4320" w:hanging="360"/>
-      </w:pPr>
-      <w:rPr>
-        <w:rFonts w:ascii="Wingdings" w:hAnsi="Wingdings" w:hint="default"/>
-      </w:rPr>
-    </w:lvl>
-    <w:lvl w:ilvl="6" w:tplc="04190001" w:tentative="1">
-      <w:start w:val="1"/>
-      <w:numFmt w:val="bullet"/>
-      <w:lvlText w:val=""/>
-      <w:lvlJc w:val="left"/>
-      <w:pPr>
-        <w:ind w:left="5040" w:hanging="360"/>
-      </w:pPr>
-      <w:rPr>
-        <w:rFonts w:ascii="Symbol" w:hAnsi="Symbol" w:hint="default"/>
-      </w:rPr>
-    </w:lvl>
-    <w:lvl w:ilvl="7" w:tplc="04190003" w:tentative="1">
-      <w:start w:val="1"/>
-      <w:numFmt w:val="bullet"/>
-      <w:lvlText w:val="o"/>
-      <w:lvlJc w:val="left"/>
-      <w:pPr>
-        <w:ind w:left="5760" w:hanging="360"/>
-      </w:pPr>
-      <w:rPr>
-        <w:rFonts w:ascii="Courier New" w:hAnsi="Courier New" w:cs="Courier New" w:hint="default"/>
-      </w:rPr>
-    </w:lvl>
-    <w:lvl w:ilvl="8" w:tplc="04190005" w:tentative="1">
-      <w:start w:val="1"/>
-      <w:numFmt w:val="bullet"/>
-      <w:lvlText w:val=""/>
-      <w:lvlJc w:val="left"/>
-      <w:pPr>
-        <w:ind w:left="6480" w:hanging="360"/>
-      </w:pPr>
-      <w:rPr>
-        <w:rFonts w:ascii="Wingdings" w:hAnsi="Wingdings" w:hint="default"/>
-      </w:rPr>
-    </w:lvl>
-  </w:abstractNum>
-  <w:abstractNum w:abstractNumId="13" w15:restartNumberingAfterBreak="0">
-    <w:nsid w:val="31164D3E"/>
-    <w:multiLevelType w:val="hybridMultilevel"/>
-    <w:tmpl w:val="2C86908C"/>
-    <w:lvl w:ilvl="0" w:tplc="CE52D702">
-      <w:start w:val="1"/>
-      <w:numFmt w:val="decimal"/>
-      <w:lvlText w:val="%1"/>
-      <w:lvlJc w:val="left"/>
-      <w:pPr>
-        <w:ind w:left="611" w:hanging="360"/>
-      </w:pPr>
-      <w:rPr>
-        <w:rFonts w:hint="default"/>
-      </w:rPr>
-    </w:lvl>
-    <w:lvl w:ilvl="1" w:tplc="04190019" w:tentative="1">
-      <w:start w:val="1"/>
-      <w:numFmt w:val="lowerLetter"/>
-      <w:lvlText w:val="%2."/>
-      <w:lvlJc w:val="left"/>
-      <w:pPr>
-        <w:ind w:left="1440" w:hanging="360"/>
-      </w:pPr>
-    </w:lvl>
-    <w:lvl w:ilvl="2" w:tplc="0419001B" w:tentative="1">
-      <w:start w:val="1"/>
-      <w:numFmt w:val="lowerRoman"/>
-      <w:lvlText w:val="%3."/>
-      <w:lvlJc w:val="right"/>
-      <w:pPr>
-        <w:ind w:left="2160" w:hanging="180"/>
-      </w:pPr>
-    </w:lvl>
-    <w:lvl w:ilvl="3" w:tplc="0419000F" w:tentative="1">
-      <w:start w:val="1"/>
-      <w:numFmt w:val="decimal"/>
-      <w:lvlText w:val="%4."/>
-      <w:lvlJc w:val="left"/>
-      <w:pPr>
-        <w:ind w:left="2880" w:hanging="360"/>
-      </w:pPr>
-    </w:lvl>
-    <w:lvl w:ilvl="4" w:tplc="04190019" w:tentative="1">
-      <w:start w:val="1"/>
-      <w:numFmt w:val="lowerLetter"/>
-      <w:lvlText w:val="%5."/>
-      <w:lvlJc w:val="left"/>
-      <w:pPr>
-        <w:ind w:left="3600" w:hanging="360"/>
-      </w:pPr>
-    </w:lvl>
-    <w:lvl w:ilvl="5" w:tplc="0419001B" w:tentative="1">
-      <w:start w:val="1"/>
-      <w:numFmt w:val="lowerRoman"/>
-      <w:lvlText w:val="%6."/>
-      <w:lvlJc w:val="right"/>
-      <w:pPr>
-        <w:ind w:left="4320" w:hanging="180"/>
-      </w:pPr>
-    </w:lvl>
-    <w:lvl w:ilvl="6" w:tplc="0419000F" w:tentative="1">
-      <w:start w:val="1"/>
-      <w:numFmt w:val="decimal"/>
-      <w:lvlText w:val="%7."/>
-      <w:lvlJc w:val="left"/>
-      <w:pPr>
-        <w:ind w:left="5040" w:hanging="360"/>
-      </w:pPr>
-    </w:lvl>
-    <w:lvl w:ilvl="7" w:tplc="04190019" w:tentative="1">
-      <w:start w:val="1"/>
-      <w:numFmt w:val="lowerLetter"/>
-      <w:lvlText w:val="%8."/>
-      <w:lvlJc w:val="left"/>
-      <w:pPr>
-        <w:ind w:left="5760" w:hanging="360"/>
-      </w:pPr>
-    </w:lvl>
-    <w:lvl w:ilvl="8" w:tplc="0419001B" w:tentative="1">
-      <w:start w:val="1"/>
-      <w:numFmt w:val="lowerRoman"/>
-      <w:lvlText w:val="%9."/>
-      <w:lvlJc w:val="right"/>
-      <w:pPr>
-        <w:ind w:left="6480" w:hanging="180"/>
-      </w:pPr>
-    </w:lvl>
-  </w:abstractNum>
-  <w:abstractNum w:abstractNumId="14" w15:restartNumberingAfterBreak="0">
-    <w:nsid w:val="35164A51"/>
-    <w:multiLevelType w:val="hybridMultilevel"/>
-    <w:tmpl w:val="B352F2D6"/>
-    <w:lvl w:ilvl="0" w:tplc="78BE8168">
-      <w:start w:val="1"/>
-      <w:numFmt w:val="bullet"/>
-      <w:lvlText w:val=""/>
-      <w:lvlJc w:val="left"/>
-      <w:pPr>
-        <w:ind w:left="1713" w:hanging="360"/>
-      </w:pPr>
-      <w:rPr>
-        <w:rFonts w:ascii="Symbol" w:hAnsi="Symbol" w:hint="default"/>
-      </w:rPr>
-    </w:lvl>
-    <w:lvl w:ilvl="1" w:tplc="04190003" w:tentative="1">
-      <w:start w:val="1"/>
-      <w:numFmt w:val="bullet"/>
-      <w:lvlText w:val="o"/>
-      <w:lvlJc w:val="left"/>
-      <w:pPr>
-        <w:ind w:left="2433" w:hanging="360"/>
-      </w:pPr>
-      <w:rPr>
-        <w:rFonts w:ascii="Courier New" w:hAnsi="Courier New" w:cs="Courier New" w:hint="default"/>
-      </w:rPr>
-    </w:lvl>
-    <w:lvl w:ilvl="2" w:tplc="04190005" w:tentative="1">
-      <w:start w:val="1"/>
-      <w:numFmt w:val="bullet"/>
-      <w:lvlText w:val=""/>
-      <w:lvlJc w:val="left"/>
-      <w:pPr>
-        <w:ind w:left="3153" w:hanging="360"/>
-      </w:pPr>
-      <w:rPr>
-        <w:rFonts w:ascii="Wingdings" w:hAnsi="Wingdings" w:hint="default"/>
-      </w:rPr>
-    </w:lvl>
-    <w:lvl w:ilvl="3" w:tplc="04190001" w:tentative="1">
-      <w:start w:val="1"/>
-      <w:numFmt w:val="bullet"/>
-      <w:lvlText w:val=""/>
-      <w:lvlJc w:val="left"/>
-      <w:pPr>
-        <w:ind w:left="3873" w:hanging="360"/>
-      </w:pPr>
-      <w:rPr>
-        <w:rFonts w:ascii="Symbol" w:hAnsi="Symbol" w:hint="default"/>
-      </w:rPr>
-    </w:lvl>
-    <w:lvl w:ilvl="4" w:tplc="04190003" w:tentative="1">
-      <w:start w:val="1"/>
-      <w:numFmt w:val="bullet"/>
-      <w:lvlText w:val="o"/>
-      <w:lvlJc w:val="left"/>
-      <w:pPr>
-        <w:ind w:left="4593" w:hanging="360"/>
-      </w:pPr>
-      <w:rPr>
-        <w:rFonts w:ascii="Courier New" w:hAnsi="Courier New" w:cs="Courier New" w:hint="default"/>
-      </w:rPr>
-    </w:lvl>
-    <w:lvl w:ilvl="5" w:tplc="04190005" w:tentative="1">
-      <w:start w:val="1"/>
-      <w:numFmt w:val="bullet"/>
-      <w:lvlText w:val=""/>
-      <w:lvlJc w:val="left"/>
-      <w:pPr>
-        <w:ind w:left="5313" w:hanging="360"/>
-      </w:pPr>
-      <w:rPr>
-        <w:rFonts w:ascii="Wingdings" w:hAnsi="Wingdings" w:hint="default"/>
-      </w:rPr>
-    </w:lvl>
-    <w:lvl w:ilvl="6" w:tplc="04190001" w:tentative="1">
-      <w:start w:val="1"/>
-      <w:numFmt w:val="bullet"/>
-      <w:lvlText w:val=""/>
-      <w:lvlJc w:val="left"/>
-      <w:pPr>
-        <w:ind w:left="6033" w:hanging="360"/>
-      </w:pPr>
-      <w:rPr>
-        <w:rFonts w:ascii="Symbol" w:hAnsi="Symbol" w:hint="default"/>
-      </w:rPr>
-    </w:lvl>
-    <w:lvl w:ilvl="7" w:tplc="04190003" w:tentative="1">
-      <w:start w:val="1"/>
-      <w:numFmt w:val="bullet"/>
-      <w:lvlText w:val="o"/>
-      <w:lvlJc w:val="left"/>
-      <w:pPr>
-        <w:ind w:left="6753" w:hanging="360"/>
-      </w:pPr>
-      <w:rPr>
-        <w:rFonts w:ascii="Courier New" w:hAnsi="Courier New" w:cs="Courier New" w:hint="default"/>
-      </w:rPr>
-    </w:lvl>
-    <w:lvl w:ilvl="8" w:tplc="04190005" w:tentative="1">
-      <w:start w:val="1"/>
-      <w:numFmt w:val="bullet"/>
-      <w:lvlText w:val=""/>
-      <w:lvlJc w:val="left"/>
-      <w:pPr>
-        <w:ind w:left="7473" w:hanging="360"/>
-      </w:pPr>
-      <w:rPr>
-        <w:rFonts w:ascii="Wingdings" w:hAnsi="Wingdings" w:hint="default"/>
-      </w:rPr>
-    </w:lvl>
-  </w:abstractNum>
-  <w:abstractNum w:abstractNumId="15" w15:restartNumberingAfterBreak="0">
+  <w:abstractNum w:abstractNumId="7" w15:restartNumberingAfterBreak="0">
     <w:nsid w:val="35F526D2"/>
     <w:multiLevelType w:val="multilevel"/>
     <w:tmpl w:val="BBC0489A"/>
@@ -22741,392 +22086,7 @@
       </w:pPr>
     </w:lvl>
   </w:abstractNum>
-  <w:abstractNum w:abstractNumId="16" w15:restartNumberingAfterBreak="0">
-    <w:nsid w:val="37CA08FA"/>
-    <w:multiLevelType w:val="multilevel"/>
-    <w:tmpl w:val="FE34CF26"/>
-    <w:numStyleLink w:val="10"/>
-  </w:abstractNum>
-  <w:abstractNum w:abstractNumId="17" w15:restartNumberingAfterBreak="0">
-    <w:nsid w:val="3968771D"/>
-    <w:multiLevelType w:val="hybridMultilevel"/>
-    <w:tmpl w:val="8A705636"/>
-    <w:lvl w:ilvl="0" w:tplc="0419000F">
-      <w:start w:val="1"/>
-      <w:numFmt w:val="decimal"/>
-      <w:lvlText w:val="%1."/>
-      <w:lvlJc w:val="left"/>
-      <w:pPr>
-        <w:ind w:left="1713" w:hanging="360"/>
-      </w:pPr>
-    </w:lvl>
-    <w:lvl w:ilvl="1" w:tplc="04190019" w:tentative="1">
-      <w:start w:val="1"/>
-      <w:numFmt w:val="lowerLetter"/>
-      <w:lvlText w:val="%2."/>
-      <w:lvlJc w:val="left"/>
-      <w:pPr>
-        <w:ind w:left="2433" w:hanging="360"/>
-      </w:pPr>
-    </w:lvl>
-    <w:lvl w:ilvl="2" w:tplc="0419001B" w:tentative="1">
-      <w:start w:val="1"/>
-      <w:numFmt w:val="lowerRoman"/>
-      <w:lvlText w:val="%3."/>
-      <w:lvlJc w:val="right"/>
-      <w:pPr>
-        <w:ind w:left="3153" w:hanging="180"/>
-      </w:pPr>
-    </w:lvl>
-    <w:lvl w:ilvl="3" w:tplc="0419000F" w:tentative="1">
-      <w:start w:val="1"/>
-      <w:numFmt w:val="decimal"/>
-      <w:lvlText w:val="%4."/>
-      <w:lvlJc w:val="left"/>
-      <w:pPr>
-        <w:ind w:left="3873" w:hanging="360"/>
-      </w:pPr>
-    </w:lvl>
-    <w:lvl w:ilvl="4" w:tplc="04190019" w:tentative="1">
-      <w:start w:val="1"/>
-      <w:numFmt w:val="lowerLetter"/>
-      <w:lvlText w:val="%5."/>
-      <w:lvlJc w:val="left"/>
-      <w:pPr>
-        <w:ind w:left="4593" w:hanging="360"/>
-      </w:pPr>
-    </w:lvl>
-    <w:lvl w:ilvl="5" w:tplc="0419001B" w:tentative="1">
-      <w:start w:val="1"/>
-      <w:numFmt w:val="lowerRoman"/>
-      <w:lvlText w:val="%6."/>
-      <w:lvlJc w:val="right"/>
-      <w:pPr>
-        <w:ind w:left="5313" w:hanging="180"/>
-      </w:pPr>
-    </w:lvl>
-    <w:lvl w:ilvl="6" w:tplc="0419000F" w:tentative="1">
-      <w:start w:val="1"/>
-      <w:numFmt w:val="decimal"/>
-      <w:lvlText w:val="%7."/>
-      <w:lvlJc w:val="left"/>
-      <w:pPr>
-        <w:ind w:left="6033" w:hanging="360"/>
-      </w:pPr>
-    </w:lvl>
-    <w:lvl w:ilvl="7" w:tplc="04190019" w:tentative="1">
-      <w:start w:val="1"/>
-      <w:numFmt w:val="lowerLetter"/>
-      <w:lvlText w:val="%8."/>
-      <w:lvlJc w:val="left"/>
-      <w:pPr>
-        <w:ind w:left="6753" w:hanging="360"/>
-      </w:pPr>
-    </w:lvl>
-    <w:lvl w:ilvl="8" w:tplc="0419001B" w:tentative="1">
-      <w:start w:val="1"/>
-      <w:numFmt w:val="lowerRoman"/>
-      <w:lvlText w:val="%9."/>
-      <w:lvlJc w:val="right"/>
-      <w:pPr>
-        <w:ind w:left="7473" w:hanging="180"/>
-      </w:pPr>
-    </w:lvl>
-  </w:abstractNum>
-  <w:abstractNum w:abstractNumId="18" w15:restartNumberingAfterBreak="0">
-    <w:nsid w:val="3D691F14"/>
-    <w:multiLevelType w:val="hybridMultilevel"/>
-    <w:tmpl w:val="AAE000CA"/>
-    <w:lvl w:ilvl="0" w:tplc="78BE8168">
-      <w:start w:val="1"/>
-      <w:numFmt w:val="bullet"/>
-      <w:lvlText w:val=""/>
-      <w:lvlJc w:val="left"/>
-      <w:pPr>
-        <w:ind w:left="1713" w:hanging="360"/>
-      </w:pPr>
-      <w:rPr>
-        <w:rFonts w:ascii="Symbol" w:hAnsi="Symbol" w:hint="default"/>
-      </w:rPr>
-    </w:lvl>
-    <w:lvl w:ilvl="1" w:tplc="04190019" w:tentative="1">
-      <w:start w:val="1"/>
-      <w:numFmt w:val="lowerLetter"/>
-      <w:lvlText w:val="%2."/>
-      <w:lvlJc w:val="left"/>
-      <w:pPr>
-        <w:ind w:left="2433" w:hanging="360"/>
-      </w:pPr>
-    </w:lvl>
-    <w:lvl w:ilvl="2" w:tplc="0419001B" w:tentative="1">
-      <w:start w:val="1"/>
-      <w:numFmt w:val="lowerRoman"/>
-      <w:lvlText w:val="%3."/>
-      <w:lvlJc w:val="right"/>
-      <w:pPr>
-        <w:ind w:left="3153" w:hanging="180"/>
-      </w:pPr>
-    </w:lvl>
-    <w:lvl w:ilvl="3" w:tplc="0419000F" w:tentative="1">
-      <w:start w:val="1"/>
-      <w:numFmt w:val="decimal"/>
-      <w:lvlText w:val="%4."/>
-      <w:lvlJc w:val="left"/>
-      <w:pPr>
-        <w:ind w:left="3873" w:hanging="360"/>
-      </w:pPr>
-    </w:lvl>
-    <w:lvl w:ilvl="4" w:tplc="04190019" w:tentative="1">
-      <w:start w:val="1"/>
-      <w:numFmt w:val="lowerLetter"/>
-      <w:lvlText w:val="%5."/>
-      <w:lvlJc w:val="left"/>
-      <w:pPr>
-        <w:ind w:left="4593" w:hanging="360"/>
-      </w:pPr>
-    </w:lvl>
-    <w:lvl w:ilvl="5" w:tplc="0419001B" w:tentative="1">
-      <w:start w:val="1"/>
-      <w:numFmt w:val="lowerRoman"/>
-      <w:lvlText w:val="%6."/>
-      <w:lvlJc w:val="right"/>
-      <w:pPr>
-        <w:ind w:left="5313" w:hanging="180"/>
-      </w:pPr>
-    </w:lvl>
-    <w:lvl w:ilvl="6" w:tplc="0419000F" w:tentative="1">
-      <w:start w:val="1"/>
-      <w:numFmt w:val="decimal"/>
-      <w:lvlText w:val="%7."/>
-      <w:lvlJc w:val="left"/>
-      <w:pPr>
-        <w:ind w:left="6033" w:hanging="360"/>
-      </w:pPr>
-    </w:lvl>
-    <w:lvl w:ilvl="7" w:tplc="04190019" w:tentative="1">
-      <w:start w:val="1"/>
-      <w:numFmt w:val="lowerLetter"/>
-      <w:lvlText w:val="%8."/>
-      <w:lvlJc w:val="left"/>
-      <w:pPr>
-        <w:ind w:left="6753" w:hanging="360"/>
-      </w:pPr>
-    </w:lvl>
-    <w:lvl w:ilvl="8" w:tplc="0419001B" w:tentative="1">
-      <w:start w:val="1"/>
-      <w:numFmt w:val="lowerRoman"/>
-      <w:lvlText w:val="%9."/>
-      <w:lvlJc w:val="right"/>
-      <w:pPr>
-        <w:ind w:left="7473" w:hanging="180"/>
-      </w:pPr>
-    </w:lvl>
-  </w:abstractNum>
-  <w:abstractNum w:abstractNumId="19" w15:restartNumberingAfterBreak="0">
-    <w:nsid w:val="40443CB2"/>
-    <w:multiLevelType w:val="hybridMultilevel"/>
-    <w:tmpl w:val="0074D0B0"/>
-    <w:lvl w:ilvl="0" w:tplc="6A140EE8">
-      <w:start w:val="1"/>
-      <w:numFmt w:val="decimal"/>
-      <w:lvlText w:val="%1."/>
-      <w:lvlJc w:val="left"/>
-      <w:pPr>
-        <w:ind w:left="1713" w:hanging="360"/>
-      </w:pPr>
-      <w:rPr>
-        <w:rFonts w:hint="default"/>
-        <w:sz w:val="28"/>
-        <w:szCs w:val="28"/>
-      </w:rPr>
-    </w:lvl>
-    <w:lvl w:ilvl="1" w:tplc="04190019" w:tentative="1">
-      <w:start w:val="1"/>
-      <w:numFmt w:val="lowerLetter"/>
-      <w:lvlText w:val="%2."/>
-      <w:lvlJc w:val="left"/>
-      <w:pPr>
-        <w:ind w:left="2433" w:hanging="360"/>
-      </w:pPr>
-    </w:lvl>
-    <w:lvl w:ilvl="2" w:tplc="0419001B" w:tentative="1">
-      <w:start w:val="1"/>
-      <w:numFmt w:val="lowerRoman"/>
-      <w:lvlText w:val="%3."/>
-      <w:lvlJc w:val="right"/>
-      <w:pPr>
-        <w:ind w:left="3153" w:hanging="180"/>
-      </w:pPr>
-    </w:lvl>
-    <w:lvl w:ilvl="3" w:tplc="0419000F" w:tentative="1">
-      <w:start w:val="1"/>
-      <w:numFmt w:val="decimal"/>
-      <w:lvlText w:val="%4."/>
-      <w:lvlJc w:val="left"/>
-      <w:pPr>
-        <w:ind w:left="3873" w:hanging="360"/>
-      </w:pPr>
-    </w:lvl>
-    <w:lvl w:ilvl="4" w:tplc="04190019" w:tentative="1">
-      <w:start w:val="1"/>
-      <w:numFmt w:val="lowerLetter"/>
-      <w:lvlText w:val="%5."/>
-      <w:lvlJc w:val="left"/>
-      <w:pPr>
-        <w:ind w:left="4593" w:hanging="360"/>
-      </w:pPr>
-    </w:lvl>
-    <w:lvl w:ilvl="5" w:tplc="0419001B" w:tentative="1">
-      <w:start w:val="1"/>
-      <w:numFmt w:val="lowerRoman"/>
-      <w:lvlText w:val="%6."/>
-      <w:lvlJc w:val="right"/>
-      <w:pPr>
-        <w:ind w:left="5313" w:hanging="180"/>
-      </w:pPr>
-    </w:lvl>
-    <w:lvl w:ilvl="6" w:tplc="0419000F" w:tentative="1">
-      <w:start w:val="1"/>
-      <w:numFmt w:val="decimal"/>
-      <w:lvlText w:val="%7."/>
-      <w:lvlJc w:val="left"/>
-      <w:pPr>
-        <w:ind w:left="6033" w:hanging="360"/>
-      </w:pPr>
-    </w:lvl>
-    <w:lvl w:ilvl="7" w:tplc="04190019" w:tentative="1">
-      <w:start w:val="1"/>
-      <w:numFmt w:val="lowerLetter"/>
-      <w:lvlText w:val="%8."/>
-      <w:lvlJc w:val="left"/>
-      <w:pPr>
-        <w:ind w:left="6753" w:hanging="360"/>
-      </w:pPr>
-    </w:lvl>
-    <w:lvl w:ilvl="8" w:tplc="0419001B" w:tentative="1">
-      <w:start w:val="1"/>
-      <w:numFmt w:val="lowerRoman"/>
-      <w:lvlText w:val="%9."/>
-      <w:lvlJc w:val="right"/>
-      <w:pPr>
-        <w:ind w:left="7473" w:hanging="180"/>
-      </w:pPr>
-    </w:lvl>
-  </w:abstractNum>
-  <w:abstractNum w:abstractNumId="20" w15:restartNumberingAfterBreak="0">
-    <w:nsid w:val="41EF344A"/>
-    <w:multiLevelType w:val="hybridMultilevel"/>
-    <w:tmpl w:val="828810E6"/>
-    <w:lvl w:ilvl="0" w:tplc="78BE8168">
-      <w:start w:val="1"/>
-      <w:numFmt w:val="bullet"/>
-      <w:lvlText w:val=""/>
-      <w:lvlJc w:val="left"/>
-      <w:pPr>
-        <w:ind w:left="720" w:hanging="360"/>
-      </w:pPr>
-      <w:rPr>
-        <w:rFonts w:ascii="Symbol" w:hAnsi="Symbol" w:hint="default"/>
-      </w:rPr>
-    </w:lvl>
-    <w:lvl w:ilvl="1" w:tplc="04190003" w:tentative="1">
-      <w:start w:val="1"/>
-      <w:numFmt w:val="bullet"/>
-      <w:lvlText w:val="o"/>
-      <w:lvlJc w:val="left"/>
-      <w:pPr>
-        <w:ind w:left="1440" w:hanging="360"/>
-      </w:pPr>
-      <w:rPr>
-        <w:rFonts w:ascii="Courier New" w:hAnsi="Courier New" w:cs="Courier New" w:hint="default"/>
-      </w:rPr>
-    </w:lvl>
-    <w:lvl w:ilvl="2" w:tplc="04190005" w:tentative="1">
-      <w:start w:val="1"/>
-      <w:numFmt w:val="bullet"/>
-      <w:lvlText w:val=""/>
-      <w:lvlJc w:val="left"/>
-      <w:pPr>
-        <w:ind w:left="2160" w:hanging="360"/>
-      </w:pPr>
-      <w:rPr>
-        <w:rFonts w:ascii="Wingdings" w:hAnsi="Wingdings" w:hint="default"/>
-      </w:rPr>
-    </w:lvl>
-    <w:lvl w:ilvl="3" w:tplc="04190001" w:tentative="1">
-      <w:start w:val="1"/>
-      <w:numFmt w:val="bullet"/>
-      <w:lvlText w:val=""/>
-      <w:lvlJc w:val="left"/>
-      <w:pPr>
-        <w:ind w:left="2880" w:hanging="360"/>
-      </w:pPr>
-      <w:rPr>
-        <w:rFonts w:ascii="Symbol" w:hAnsi="Symbol" w:hint="default"/>
-      </w:rPr>
-    </w:lvl>
-    <w:lvl w:ilvl="4" w:tplc="04190003" w:tentative="1">
-      <w:start w:val="1"/>
-      <w:numFmt w:val="bullet"/>
-      <w:lvlText w:val="o"/>
-      <w:lvlJc w:val="left"/>
-      <w:pPr>
-        <w:ind w:left="3600" w:hanging="360"/>
-      </w:pPr>
-      <w:rPr>
-        <w:rFonts w:ascii="Courier New" w:hAnsi="Courier New" w:cs="Courier New" w:hint="default"/>
-      </w:rPr>
-    </w:lvl>
-    <w:lvl w:ilvl="5" w:tplc="04190005" w:tentative="1">
-      <w:start w:val="1"/>
-      <w:numFmt w:val="bullet"/>
-      <w:lvlText w:val=""/>
-      <w:lvlJc w:val="left"/>
-      <w:pPr>
-        <w:ind w:left="4320" w:hanging="360"/>
-      </w:pPr>
-      <w:rPr>
-        <w:rFonts w:ascii="Wingdings" w:hAnsi="Wingdings" w:hint="default"/>
-      </w:rPr>
-    </w:lvl>
-    <w:lvl w:ilvl="6" w:tplc="04190001" w:tentative="1">
-      <w:start w:val="1"/>
-      <w:numFmt w:val="bullet"/>
-      <w:lvlText w:val=""/>
-      <w:lvlJc w:val="left"/>
-      <w:pPr>
-        <w:ind w:left="5040" w:hanging="360"/>
-      </w:pPr>
-      <w:rPr>
-        <w:rFonts w:ascii="Symbol" w:hAnsi="Symbol" w:hint="default"/>
-      </w:rPr>
-    </w:lvl>
-    <w:lvl w:ilvl="7" w:tplc="04190003" w:tentative="1">
-      <w:start w:val="1"/>
-      <w:numFmt w:val="bullet"/>
-      <w:lvlText w:val="o"/>
-      <w:lvlJc w:val="left"/>
-      <w:pPr>
-        <w:ind w:left="5760" w:hanging="360"/>
-      </w:pPr>
-      <w:rPr>
-        <w:rFonts w:ascii="Courier New" w:hAnsi="Courier New" w:cs="Courier New" w:hint="default"/>
-      </w:rPr>
-    </w:lvl>
-    <w:lvl w:ilvl="8" w:tplc="04190005" w:tentative="1">
-      <w:start w:val="1"/>
-      <w:numFmt w:val="bullet"/>
-      <w:lvlText w:val=""/>
-      <w:lvlJc w:val="left"/>
-      <w:pPr>
-        <w:ind w:left="6480" w:hanging="360"/>
-      </w:pPr>
-      <w:rPr>
-        <w:rFonts w:ascii="Wingdings" w:hAnsi="Wingdings" w:hint="default"/>
-      </w:rPr>
-    </w:lvl>
-  </w:abstractNum>
-  <w:abstractNum w:abstractNumId="21" w15:restartNumberingAfterBreak="0">
+  <w:abstractNum w:abstractNumId="8" w15:restartNumberingAfterBreak="0">
     <w:nsid w:val="463F2D00"/>
     <w:multiLevelType w:val="multilevel"/>
     <w:tmpl w:val="07D6E3BA"/>
@@ -23239,206 +22199,7 @@
       </w:rPr>
     </w:lvl>
   </w:abstractNum>
-  <w:abstractNum w:abstractNumId="22" w15:restartNumberingAfterBreak="0">
-    <w:nsid w:val="48467161"/>
-    <w:multiLevelType w:val="hybridMultilevel"/>
-    <w:tmpl w:val="F3165738"/>
-    <w:lvl w:ilvl="0" w:tplc="78BE8168">
-      <w:start w:val="1"/>
-      <w:numFmt w:val="bullet"/>
-      <w:lvlText w:val=""/>
-      <w:lvlJc w:val="left"/>
-      <w:pPr>
-        <w:ind w:left="720" w:hanging="360"/>
-      </w:pPr>
-      <w:rPr>
-        <w:rFonts w:ascii="Symbol" w:hAnsi="Symbol" w:hint="default"/>
-      </w:rPr>
-    </w:lvl>
-    <w:lvl w:ilvl="1" w:tplc="04190003" w:tentative="1">
-      <w:start w:val="1"/>
-      <w:numFmt w:val="bullet"/>
-      <w:lvlText w:val="o"/>
-      <w:lvlJc w:val="left"/>
-      <w:pPr>
-        <w:ind w:left="1440" w:hanging="360"/>
-      </w:pPr>
-      <w:rPr>
-        <w:rFonts w:ascii="Courier New" w:hAnsi="Courier New" w:cs="Courier New" w:hint="default"/>
-      </w:rPr>
-    </w:lvl>
-    <w:lvl w:ilvl="2" w:tplc="04190005" w:tentative="1">
-      <w:start w:val="1"/>
-      <w:numFmt w:val="bullet"/>
-      <w:lvlText w:val=""/>
-      <w:lvlJc w:val="left"/>
-      <w:pPr>
-        <w:ind w:left="2160" w:hanging="360"/>
-      </w:pPr>
-      <w:rPr>
-        <w:rFonts w:ascii="Wingdings" w:hAnsi="Wingdings" w:hint="default"/>
-      </w:rPr>
-    </w:lvl>
-    <w:lvl w:ilvl="3" w:tplc="04190001" w:tentative="1">
-      <w:start w:val="1"/>
-      <w:numFmt w:val="bullet"/>
-      <w:lvlText w:val=""/>
-      <w:lvlJc w:val="left"/>
-      <w:pPr>
-        <w:ind w:left="2880" w:hanging="360"/>
-      </w:pPr>
-      <w:rPr>
-        <w:rFonts w:ascii="Symbol" w:hAnsi="Symbol" w:hint="default"/>
-      </w:rPr>
-    </w:lvl>
-    <w:lvl w:ilvl="4" w:tplc="04190003" w:tentative="1">
-      <w:start w:val="1"/>
-      <w:numFmt w:val="bullet"/>
-      <w:lvlText w:val="o"/>
-      <w:lvlJc w:val="left"/>
-      <w:pPr>
-        <w:ind w:left="3600" w:hanging="360"/>
-      </w:pPr>
-      <w:rPr>
-        <w:rFonts w:ascii="Courier New" w:hAnsi="Courier New" w:cs="Courier New" w:hint="default"/>
-      </w:rPr>
-    </w:lvl>
-    <w:lvl w:ilvl="5" w:tplc="04190005" w:tentative="1">
-      <w:start w:val="1"/>
-      <w:numFmt w:val="bullet"/>
-      <w:lvlText w:val=""/>
-      <w:lvlJc w:val="left"/>
-      <w:pPr>
-        <w:ind w:left="4320" w:hanging="360"/>
-      </w:pPr>
-      <w:rPr>
-        <w:rFonts w:ascii="Wingdings" w:hAnsi="Wingdings" w:hint="default"/>
-      </w:rPr>
-    </w:lvl>
-    <w:lvl w:ilvl="6" w:tplc="04190001" w:tentative="1">
-      <w:start w:val="1"/>
-      <w:numFmt w:val="bullet"/>
-      <w:lvlText w:val=""/>
-      <w:lvlJc w:val="left"/>
-      <w:pPr>
-        <w:ind w:left="5040" w:hanging="360"/>
-      </w:pPr>
-      <w:rPr>
-        <w:rFonts w:ascii="Symbol" w:hAnsi="Symbol" w:hint="default"/>
-      </w:rPr>
-    </w:lvl>
-    <w:lvl w:ilvl="7" w:tplc="04190003" w:tentative="1">
-      <w:start w:val="1"/>
-      <w:numFmt w:val="bullet"/>
-      <w:lvlText w:val="o"/>
-      <w:lvlJc w:val="left"/>
-      <w:pPr>
-        <w:ind w:left="5760" w:hanging="360"/>
-      </w:pPr>
-      <w:rPr>
-        <w:rFonts w:ascii="Courier New" w:hAnsi="Courier New" w:cs="Courier New" w:hint="default"/>
-      </w:rPr>
-    </w:lvl>
-    <w:lvl w:ilvl="8" w:tplc="04190005" w:tentative="1">
-      <w:start w:val="1"/>
-      <w:numFmt w:val="bullet"/>
-      <w:lvlText w:val=""/>
-      <w:lvlJc w:val="left"/>
-      <w:pPr>
-        <w:ind w:left="6480" w:hanging="360"/>
-      </w:pPr>
-      <w:rPr>
-        <w:rFonts w:ascii="Wingdings" w:hAnsi="Wingdings" w:hint="default"/>
-      </w:rPr>
-    </w:lvl>
-  </w:abstractNum>
-  <w:abstractNum w:abstractNumId="23" w15:restartNumberingAfterBreak="0">
-    <w:nsid w:val="490D3996"/>
-    <w:multiLevelType w:val="hybridMultilevel"/>
-    <w:tmpl w:val="ABA2EDA4"/>
-    <w:lvl w:ilvl="0" w:tplc="0419000F">
-      <w:start w:val="1"/>
-      <w:numFmt w:val="decimal"/>
-      <w:lvlText w:val="%1."/>
-      <w:lvlJc w:val="left"/>
-      <w:pPr>
-        <w:ind w:left="1713" w:hanging="360"/>
-      </w:pPr>
-    </w:lvl>
-    <w:lvl w:ilvl="1" w:tplc="04190019" w:tentative="1">
-      <w:start w:val="1"/>
-      <w:numFmt w:val="lowerLetter"/>
-      <w:lvlText w:val="%2."/>
-      <w:lvlJc w:val="left"/>
-      <w:pPr>
-        <w:ind w:left="2433" w:hanging="360"/>
-      </w:pPr>
-    </w:lvl>
-    <w:lvl w:ilvl="2" w:tplc="0419001B" w:tentative="1">
-      <w:start w:val="1"/>
-      <w:numFmt w:val="lowerRoman"/>
-      <w:lvlText w:val="%3."/>
-      <w:lvlJc w:val="right"/>
-      <w:pPr>
-        <w:ind w:left="3153" w:hanging="180"/>
-      </w:pPr>
-    </w:lvl>
-    <w:lvl w:ilvl="3" w:tplc="0419000F" w:tentative="1">
-      <w:start w:val="1"/>
-      <w:numFmt w:val="decimal"/>
-      <w:lvlText w:val="%4."/>
-      <w:lvlJc w:val="left"/>
-      <w:pPr>
-        <w:ind w:left="3873" w:hanging="360"/>
-      </w:pPr>
-    </w:lvl>
-    <w:lvl w:ilvl="4" w:tplc="04190019" w:tentative="1">
-      <w:start w:val="1"/>
-      <w:numFmt w:val="lowerLetter"/>
-      <w:lvlText w:val="%5."/>
-      <w:lvlJc w:val="left"/>
-      <w:pPr>
-        <w:ind w:left="4593" w:hanging="360"/>
-      </w:pPr>
-    </w:lvl>
-    <w:lvl w:ilvl="5" w:tplc="0419001B" w:tentative="1">
-      <w:start w:val="1"/>
-      <w:numFmt w:val="lowerRoman"/>
-      <w:lvlText w:val="%6."/>
-      <w:lvlJc w:val="right"/>
-      <w:pPr>
-        <w:ind w:left="5313" w:hanging="180"/>
-      </w:pPr>
-    </w:lvl>
-    <w:lvl w:ilvl="6" w:tplc="0419000F" w:tentative="1">
-      <w:start w:val="1"/>
-      <w:numFmt w:val="decimal"/>
-      <w:lvlText w:val="%7."/>
-      <w:lvlJc w:val="left"/>
-      <w:pPr>
-        <w:ind w:left="6033" w:hanging="360"/>
-      </w:pPr>
-    </w:lvl>
-    <w:lvl w:ilvl="7" w:tplc="04190019" w:tentative="1">
-      <w:start w:val="1"/>
-      <w:numFmt w:val="lowerLetter"/>
-      <w:lvlText w:val="%8."/>
-      <w:lvlJc w:val="left"/>
-      <w:pPr>
-        <w:ind w:left="6753" w:hanging="360"/>
-      </w:pPr>
-    </w:lvl>
-    <w:lvl w:ilvl="8" w:tplc="0419001B" w:tentative="1">
-      <w:start w:val="1"/>
-      <w:numFmt w:val="lowerRoman"/>
-      <w:lvlText w:val="%9."/>
-      <w:lvlJc w:val="right"/>
-      <w:pPr>
-        <w:ind w:left="7473" w:hanging="180"/>
-      </w:pPr>
-    </w:lvl>
-  </w:abstractNum>
-  <w:abstractNum w:abstractNumId="24" w15:restartNumberingAfterBreak="0">
+  <w:abstractNum w:abstractNumId="9" w15:restartNumberingAfterBreak="0">
     <w:nsid w:val="4F2809D6"/>
     <w:multiLevelType w:val="multilevel"/>
     <w:tmpl w:val="FE34CF26"/>
@@ -23556,191 +22317,7 @@
       </w:rPr>
     </w:lvl>
   </w:abstractNum>
-  <w:abstractNum w:abstractNumId="25" w15:restartNumberingAfterBreak="0">
-    <w:nsid w:val="54003EAC"/>
-    <w:multiLevelType w:val="multilevel"/>
-    <w:tmpl w:val="F9640496"/>
-    <w:lvl w:ilvl="0">
-      <w:start w:val="1"/>
-      <w:numFmt w:val="decimal"/>
-      <w:lvlText w:val="%1."/>
-      <w:lvlJc w:val="left"/>
-      <w:pPr>
-        <w:ind w:left="2487" w:hanging="360"/>
-      </w:pPr>
-      <w:rPr>
-        <w:rFonts w:hint="default"/>
-        <w:b w:val="0"/>
-      </w:rPr>
-    </w:lvl>
-    <w:lvl w:ilvl="1">
-      <w:start w:val="1"/>
-      <w:numFmt w:val="decimal"/>
-      <w:lvlText w:val="%2."/>
-      <w:lvlJc w:val="left"/>
-      <w:pPr>
-        <w:ind w:left="792" w:hanging="432"/>
-      </w:pPr>
-      <w:rPr>
-        <w:rFonts w:hint="default"/>
-      </w:rPr>
-    </w:lvl>
-    <w:lvl w:ilvl="2">
-      <w:start w:val="1"/>
-      <w:numFmt w:val="decimal"/>
-      <w:lvlText w:val="%1.%2.%3."/>
-      <w:lvlJc w:val="left"/>
-      <w:pPr>
-        <w:ind w:left="1224" w:hanging="504"/>
-      </w:pPr>
-      <w:rPr>
-        <w:b w:val="0"/>
-        <w:sz w:val="28"/>
-        <w:szCs w:val="28"/>
-      </w:rPr>
-    </w:lvl>
-    <w:lvl w:ilvl="3">
-      <w:start w:val="1"/>
-      <w:numFmt w:val="decimal"/>
-      <w:lvlText w:val="%1.%2.%3.%4."/>
-      <w:lvlJc w:val="left"/>
-      <w:pPr>
-        <w:ind w:left="1728" w:hanging="648"/>
-      </w:pPr>
-    </w:lvl>
-    <w:lvl w:ilvl="4">
-      <w:start w:val="1"/>
-      <w:numFmt w:val="decimal"/>
-      <w:lvlText w:val="%1.%2.%3.%4.%5."/>
-      <w:lvlJc w:val="left"/>
-      <w:pPr>
-        <w:ind w:left="2232" w:hanging="792"/>
-      </w:pPr>
-    </w:lvl>
-    <w:lvl w:ilvl="5">
-      <w:start w:val="1"/>
-      <w:numFmt w:val="decimal"/>
-      <w:lvlText w:val="%1.%2.%3.%4.%5.%6."/>
-      <w:lvlJc w:val="left"/>
-      <w:pPr>
-        <w:ind w:left="2736" w:hanging="936"/>
-      </w:pPr>
-    </w:lvl>
-    <w:lvl w:ilvl="6">
-      <w:start w:val="1"/>
-      <w:numFmt w:val="decimal"/>
-      <w:lvlText w:val="%1.%2.%3.%4.%5.%6.%7."/>
-      <w:lvlJc w:val="left"/>
-      <w:pPr>
-        <w:ind w:left="3240" w:hanging="1080"/>
-      </w:pPr>
-    </w:lvl>
-    <w:lvl w:ilvl="7">
-      <w:start w:val="1"/>
-      <w:numFmt w:val="decimal"/>
-      <w:lvlText w:val="%1.%2.%3.%4.%5.%6.%7.%8."/>
-      <w:lvlJc w:val="left"/>
-      <w:pPr>
-        <w:ind w:left="3744" w:hanging="1224"/>
-      </w:pPr>
-    </w:lvl>
-    <w:lvl w:ilvl="8">
-      <w:start w:val="1"/>
-      <w:numFmt w:val="decimal"/>
-      <w:lvlText w:val="%1.%2.%3.%4.%5.%6.%7.%8.%9."/>
-      <w:lvlJc w:val="left"/>
-      <w:pPr>
-        <w:ind w:left="4320" w:hanging="1440"/>
-      </w:pPr>
-    </w:lvl>
-  </w:abstractNum>
-  <w:abstractNum w:abstractNumId="26" w15:restartNumberingAfterBreak="0">
-    <w:nsid w:val="592117BD"/>
-    <w:multiLevelType w:val="hybridMultilevel"/>
-    <w:tmpl w:val="28E41560"/>
-    <w:lvl w:ilvl="0" w:tplc="0419000F">
-      <w:start w:val="1"/>
-      <w:numFmt w:val="decimal"/>
-      <w:lvlText w:val="%1."/>
-      <w:lvlJc w:val="left"/>
-      <w:pPr>
-        <w:ind w:left="1713" w:hanging="360"/>
-      </w:pPr>
-    </w:lvl>
-    <w:lvl w:ilvl="1" w:tplc="04190019" w:tentative="1">
-      <w:start w:val="1"/>
-      <w:numFmt w:val="lowerLetter"/>
-      <w:lvlText w:val="%2."/>
-      <w:lvlJc w:val="left"/>
-      <w:pPr>
-        <w:ind w:left="2433" w:hanging="360"/>
-      </w:pPr>
-    </w:lvl>
-    <w:lvl w:ilvl="2" w:tplc="0419001B" w:tentative="1">
-      <w:start w:val="1"/>
-      <w:numFmt w:val="lowerRoman"/>
-      <w:lvlText w:val="%3."/>
-      <w:lvlJc w:val="right"/>
-      <w:pPr>
-        <w:ind w:left="3153" w:hanging="180"/>
-      </w:pPr>
-    </w:lvl>
-    <w:lvl w:ilvl="3" w:tplc="0419000F" w:tentative="1">
-      <w:start w:val="1"/>
-      <w:numFmt w:val="decimal"/>
-      <w:lvlText w:val="%4."/>
-      <w:lvlJc w:val="left"/>
-      <w:pPr>
-        <w:ind w:left="3873" w:hanging="360"/>
-      </w:pPr>
-    </w:lvl>
-    <w:lvl w:ilvl="4" w:tplc="04190019" w:tentative="1">
-      <w:start w:val="1"/>
-      <w:numFmt w:val="lowerLetter"/>
-      <w:lvlText w:val="%5."/>
-      <w:lvlJc w:val="left"/>
-      <w:pPr>
-        <w:ind w:left="4593" w:hanging="360"/>
-      </w:pPr>
-    </w:lvl>
-    <w:lvl w:ilvl="5" w:tplc="0419001B" w:tentative="1">
-      <w:start w:val="1"/>
-      <w:numFmt w:val="lowerRoman"/>
-      <w:lvlText w:val="%6."/>
-      <w:lvlJc w:val="right"/>
-      <w:pPr>
-        <w:ind w:left="5313" w:hanging="180"/>
-      </w:pPr>
-    </w:lvl>
-    <w:lvl w:ilvl="6" w:tplc="0419000F" w:tentative="1">
-      <w:start w:val="1"/>
-      <w:numFmt w:val="decimal"/>
-      <w:lvlText w:val="%7."/>
-      <w:lvlJc w:val="left"/>
-      <w:pPr>
-        <w:ind w:left="6033" w:hanging="360"/>
-      </w:pPr>
-    </w:lvl>
-    <w:lvl w:ilvl="7" w:tplc="04190019" w:tentative="1">
-      <w:start w:val="1"/>
-      <w:numFmt w:val="lowerLetter"/>
-      <w:lvlText w:val="%8."/>
-      <w:lvlJc w:val="left"/>
-      <w:pPr>
-        <w:ind w:left="6753" w:hanging="360"/>
-      </w:pPr>
-    </w:lvl>
-    <w:lvl w:ilvl="8" w:tplc="0419001B" w:tentative="1">
-      <w:start w:val="1"/>
-      <w:numFmt w:val="lowerRoman"/>
-      <w:lvlText w:val="%9."/>
-      <w:lvlJc w:val="right"/>
-      <w:pPr>
-        <w:ind w:left="7473" w:hanging="180"/>
-      </w:pPr>
-    </w:lvl>
-  </w:abstractNum>
-  <w:abstractNum w:abstractNumId="27" w15:restartNumberingAfterBreak="0">
+  <w:abstractNum w:abstractNumId="10" w15:restartNumberingAfterBreak="0">
     <w:nsid w:val="594B5935"/>
     <w:multiLevelType w:val="hybridMultilevel"/>
     <w:tmpl w:val="DADCBD6C"/>
@@ -23853,17 +22430,17 @@
       </w:rPr>
     </w:lvl>
   </w:abstractNum>
-  <w:abstractNum w:abstractNumId="28" w15:restartNumberingAfterBreak="0">
-    <w:nsid w:val="5C102AFB"/>
+  <w:abstractNum w:abstractNumId="11" w15:restartNumberingAfterBreak="0">
+    <w:nsid w:val="5D8B781B"/>
     <w:multiLevelType w:val="hybridMultilevel"/>
-    <w:tmpl w:val="4B86E9D2"/>
+    <w:tmpl w:val="093A56BA"/>
     <w:lvl w:ilvl="0" w:tplc="78BE8168">
       <w:start w:val="1"/>
       <w:numFmt w:val="bullet"/>
       <w:lvlText w:val=""/>
       <w:lvlJc w:val="left"/>
       <w:pPr>
-        <w:ind w:left="720" w:hanging="360"/>
+        <w:ind w:left="1713" w:hanging="360"/>
       </w:pPr>
       <w:rPr>
         <w:rFonts w:ascii="Symbol" w:hAnsi="Symbol" w:hint="default"/>
@@ -23875,7 +22452,7 @@
       <w:lvlText w:val="o"/>
       <w:lvlJc w:val="left"/>
       <w:pPr>
-        <w:ind w:left="1440" w:hanging="360"/>
+        <w:ind w:left="2433" w:hanging="360"/>
       </w:pPr>
       <w:rPr>
         <w:rFonts w:ascii="Courier New" w:hAnsi="Courier New" w:cs="Courier New" w:hint="default"/>
@@ -23887,7 +22464,7 @@
       <w:lvlText w:val=""/>
       <w:lvlJc w:val="left"/>
       <w:pPr>
-        <w:ind w:left="2160" w:hanging="360"/>
+        <w:ind w:left="3153" w:hanging="360"/>
       </w:pPr>
       <w:rPr>
         <w:rFonts w:ascii="Wingdings" w:hAnsi="Wingdings" w:hint="default"/>
@@ -23899,7 +22476,7 @@
       <w:lvlText w:val=""/>
       <w:lvlJc w:val="left"/>
       <w:pPr>
-        <w:ind w:left="2880" w:hanging="360"/>
+        <w:ind w:left="3873" w:hanging="360"/>
       </w:pPr>
       <w:rPr>
         <w:rFonts w:ascii="Symbol" w:hAnsi="Symbol" w:hint="default"/>
@@ -23911,7 +22488,7 @@
       <w:lvlText w:val="o"/>
       <w:lvlJc w:val="left"/>
       <w:pPr>
-        <w:ind w:left="3600" w:hanging="360"/>
+        <w:ind w:left="4593" w:hanging="360"/>
       </w:pPr>
       <w:rPr>
         <w:rFonts w:ascii="Courier New" w:hAnsi="Courier New" w:cs="Courier New" w:hint="default"/>
@@ -23923,7 +22500,7 @@
       <w:lvlText w:val=""/>
       <w:lvlJc w:val="left"/>
       <w:pPr>
-        <w:ind w:left="4320" w:hanging="360"/>
+        <w:ind w:left="5313" w:hanging="360"/>
       </w:pPr>
       <w:rPr>
         <w:rFonts w:ascii="Wingdings" w:hAnsi="Wingdings" w:hint="default"/>
@@ -23935,7 +22512,7 @@
       <w:lvlText w:val=""/>
       <w:lvlJc w:val="left"/>
       <w:pPr>
-        <w:ind w:left="5040" w:hanging="360"/>
+        <w:ind w:left="6033" w:hanging="360"/>
       </w:pPr>
       <w:rPr>
         <w:rFonts w:ascii="Symbol" w:hAnsi="Symbol" w:hint="default"/>
@@ -23947,7 +22524,7 @@
       <w:lvlText w:val="o"/>
       <w:lvlJc w:val="left"/>
       <w:pPr>
-        <w:ind w:left="5760" w:hanging="360"/>
+        <w:ind w:left="6753" w:hanging="360"/>
       </w:pPr>
       <w:rPr>
         <w:rFonts w:ascii="Courier New" w:hAnsi="Courier New" w:cs="Courier New" w:hint="default"/>
@@ -23959,317 +22536,17 @@
       <w:lvlText w:val=""/>
       <w:lvlJc w:val="left"/>
       <w:pPr>
-        <w:ind w:left="6480" w:hanging="360"/>
+        <w:ind w:left="7473" w:hanging="360"/>
       </w:pPr>
       <w:rPr>
         <w:rFonts w:ascii="Wingdings" w:hAnsi="Wingdings" w:hint="default"/>
       </w:rPr>
     </w:lvl>
   </w:abstractNum>
-  <w:abstractNum w:abstractNumId="29" w15:restartNumberingAfterBreak="0">
-    <w:nsid w:val="5D61276E"/>
-    <w:multiLevelType w:val="multilevel"/>
-    <w:tmpl w:val="19342BA8"/>
-    <w:lvl w:ilvl="0">
-      <w:start w:val="1"/>
-      <w:numFmt w:val="bullet"/>
-      <w:lvlText w:val=""/>
-      <w:lvlJc w:val="left"/>
-      <w:pPr>
-        <w:ind w:left="360" w:hanging="360"/>
-      </w:pPr>
-      <w:rPr>
-        <w:rFonts w:ascii="Symbol" w:hAnsi="Symbol" w:hint="default"/>
-      </w:rPr>
-    </w:lvl>
-    <w:lvl w:ilvl="1">
-      <w:start w:val="1"/>
-      <w:numFmt w:val="decimal"/>
-      <w:lvlText w:val="%1.%2."/>
-      <w:lvlJc w:val="left"/>
-      <w:pPr>
-        <w:ind w:left="792" w:hanging="432"/>
-      </w:pPr>
-    </w:lvl>
-    <w:lvl w:ilvl="2">
-      <w:start w:val="1"/>
-      <w:numFmt w:val="decimal"/>
-      <w:lvlText w:val="%1.%2.%3."/>
-      <w:lvlJc w:val="left"/>
-      <w:pPr>
-        <w:ind w:left="1224" w:hanging="504"/>
-      </w:pPr>
-    </w:lvl>
-    <w:lvl w:ilvl="3">
-      <w:start w:val="1"/>
-      <w:numFmt w:val="decimal"/>
-      <w:lvlText w:val="%1.%2.%3.%4."/>
-      <w:lvlJc w:val="left"/>
-      <w:pPr>
-        <w:ind w:left="1728" w:hanging="648"/>
-      </w:pPr>
-    </w:lvl>
-    <w:lvl w:ilvl="4">
-      <w:start w:val="1"/>
-      <w:numFmt w:val="decimal"/>
-      <w:lvlText w:val="%1.%2.%3.%4.%5."/>
-      <w:lvlJc w:val="left"/>
-      <w:pPr>
-        <w:ind w:left="2232" w:hanging="792"/>
-      </w:pPr>
-    </w:lvl>
-    <w:lvl w:ilvl="5">
-      <w:start w:val="1"/>
-      <w:numFmt w:val="decimal"/>
-      <w:lvlText w:val="%1.%2.%3.%4.%5.%6."/>
-      <w:lvlJc w:val="left"/>
-      <w:pPr>
-        <w:ind w:left="2736" w:hanging="936"/>
-      </w:pPr>
-    </w:lvl>
-    <w:lvl w:ilvl="6">
-      <w:start w:val="1"/>
-      <w:numFmt w:val="decimal"/>
-      <w:lvlText w:val="%1.%2.%3.%4.%5.%6.%7."/>
-      <w:lvlJc w:val="left"/>
-      <w:pPr>
-        <w:ind w:left="3240" w:hanging="1080"/>
-      </w:pPr>
-    </w:lvl>
-    <w:lvl w:ilvl="7">
-      <w:start w:val="1"/>
-      <w:numFmt w:val="decimal"/>
-      <w:lvlText w:val="%1.%2.%3.%4.%5.%6.%7.%8."/>
-      <w:lvlJc w:val="left"/>
-      <w:pPr>
-        <w:ind w:left="3744" w:hanging="1224"/>
-      </w:pPr>
-    </w:lvl>
-    <w:lvl w:ilvl="8">
-      <w:start w:val="1"/>
-      <w:numFmt w:val="decimal"/>
-      <w:lvlText w:val="%1.%2.%3.%4.%5.%6.%7.%8.%9."/>
-      <w:lvlJc w:val="left"/>
-      <w:pPr>
-        <w:ind w:left="4320" w:hanging="1440"/>
-      </w:pPr>
-    </w:lvl>
-  </w:abstractNum>
-  <w:abstractNum w:abstractNumId="30" w15:restartNumberingAfterBreak="0">
-    <w:nsid w:val="62175D53"/>
-    <w:multiLevelType w:val="multilevel"/>
-    <w:tmpl w:val="F9640496"/>
-    <w:lvl w:ilvl="0">
-      <w:start w:val="1"/>
-      <w:numFmt w:val="decimal"/>
-      <w:lvlText w:val="%1."/>
-      <w:lvlJc w:val="left"/>
-      <w:pPr>
-        <w:ind w:left="2487" w:hanging="360"/>
-      </w:pPr>
-      <w:rPr>
-        <w:rFonts w:hint="default"/>
-        <w:b w:val="0"/>
-      </w:rPr>
-    </w:lvl>
-    <w:lvl w:ilvl="1">
-      <w:start w:val="1"/>
-      <w:numFmt w:val="decimal"/>
-      <w:lvlText w:val="%2."/>
-      <w:lvlJc w:val="left"/>
-      <w:pPr>
-        <w:ind w:left="792" w:hanging="432"/>
-      </w:pPr>
-      <w:rPr>
-        <w:rFonts w:hint="default"/>
-      </w:rPr>
-    </w:lvl>
-    <w:lvl w:ilvl="2">
-      <w:start w:val="1"/>
-      <w:numFmt w:val="decimal"/>
-      <w:lvlText w:val="%1.%2.%3."/>
-      <w:lvlJc w:val="left"/>
-      <w:pPr>
-        <w:ind w:left="1224" w:hanging="504"/>
-      </w:pPr>
-      <w:rPr>
-        <w:b w:val="0"/>
-        <w:sz w:val="28"/>
-        <w:szCs w:val="28"/>
-      </w:rPr>
-    </w:lvl>
-    <w:lvl w:ilvl="3">
-      <w:start w:val="1"/>
-      <w:numFmt w:val="decimal"/>
-      <w:lvlText w:val="%1.%2.%3.%4."/>
-      <w:lvlJc w:val="left"/>
-      <w:pPr>
-        <w:ind w:left="1728" w:hanging="648"/>
-      </w:pPr>
-    </w:lvl>
-    <w:lvl w:ilvl="4">
-      <w:start w:val="1"/>
-      <w:numFmt w:val="decimal"/>
-      <w:lvlText w:val="%1.%2.%3.%4.%5."/>
-      <w:lvlJc w:val="left"/>
-      <w:pPr>
-        <w:ind w:left="2232" w:hanging="792"/>
-      </w:pPr>
-    </w:lvl>
-    <w:lvl w:ilvl="5">
-      <w:start w:val="1"/>
-      <w:numFmt w:val="decimal"/>
-      <w:lvlText w:val="%1.%2.%3.%4.%5.%6."/>
-      <w:lvlJc w:val="left"/>
-      <w:pPr>
-        <w:ind w:left="2736" w:hanging="936"/>
-      </w:pPr>
-    </w:lvl>
-    <w:lvl w:ilvl="6">
-      <w:start w:val="1"/>
-      <w:numFmt w:val="decimal"/>
-      <w:lvlText w:val="%1.%2.%3.%4.%5.%6.%7."/>
-      <w:lvlJc w:val="left"/>
-      <w:pPr>
-        <w:ind w:left="3240" w:hanging="1080"/>
-      </w:pPr>
-    </w:lvl>
-    <w:lvl w:ilvl="7">
-      <w:start w:val="1"/>
-      <w:numFmt w:val="decimal"/>
-      <w:lvlText w:val="%1.%2.%3.%4.%5.%6.%7.%8."/>
-      <w:lvlJc w:val="left"/>
-      <w:pPr>
-        <w:ind w:left="3744" w:hanging="1224"/>
-      </w:pPr>
-    </w:lvl>
-    <w:lvl w:ilvl="8">
-      <w:start w:val="1"/>
-      <w:numFmt w:val="decimal"/>
-      <w:lvlText w:val="%1.%2.%3.%4.%5.%6.%7.%8.%9."/>
-      <w:lvlJc w:val="left"/>
-      <w:pPr>
-        <w:ind w:left="4320" w:hanging="1440"/>
-      </w:pPr>
-    </w:lvl>
-  </w:abstractNum>
-  <w:abstractNum w:abstractNumId="31" w15:restartNumberingAfterBreak="0">
-    <w:nsid w:val="66B73D5B"/>
-    <w:multiLevelType w:val="multilevel"/>
-    <w:tmpl w:val="19342BA8"/>
-    <w:lvl w:ilvl="0">
-      <w:start w:val="1"/>
-      <w:numFmt w:val="bullet"/>
-      <w:lvlText w:val=""/>
-      <w:lvlJc w:val="left"/>
-      <w:pPr>
-        <w:ind w:left="360" w:hanging="360"/>
-      </w:pPr>
-      <w:rPr>
-        <w:rFonts w:ascii="Symbol" w:hAnsi="Symbol" w:hint="default"/>
-      </w:rPr>
-    </w:lvl>
-    <w:lvl w:ilvl="1">
-      <w:start w:val="1"/>
-      <w:numFmt w:val="decimal"/>
-      <w:lvlText w:val="%1.%2."/>
-      <w:lvlJc w:val="left"/>
-      <w:pPr>
-        <w:ind w:left="792" w:hanging="432"/>
-      </w:pPr>
-      <w:rPr>
-        <w:rFonts w:hint="default"/>
-      </w:rPr>
-    </w:lvl>
-    <w:lvl w:ilvl="2">
-      <w:start w:val="1"/>
-      <w:numFmt w:val="decimal"/>
-      <w:lvlText w:val="%1.%2.%3."/>
-      <w:lvlJc w:val="left"/>
-      <w:pPr>
-        <w:ind w:left="1224" w:hanging="504"/>
-      </w:pPr>
-      <w:rPr>
-        <w:rFonts w:hint="default"/>
-      </w:rPr>
-    </w:lvl>
-    <w:lvl w:ilvl="3">
-      <w:start w:val="1"/>
-      <w:numFmt w:val="decimal"/>
-      <w:lvlText w:val="%1.%2.%3.%4."/>
-      <w:lvlJc w:val="left"/>
-      <w:pPr>
-        <w:ind w:left="1728" w:hanging="648"/>
-      </w:pPr>
-      <w:rPr>
-        <w:rFonts w:hint="default"/>
-      </w:rPr>
-    </w:lvl>
-    <w:lvl w:ilvl="4">
-      <w:start w:val="1"/>
-      <w:numFmt w:val="decimal"/>
-      <w:lvlText w:val="%1.%2.%3.%4.%5."/>
-      <w:lvlJc w:val="left"/>
-      <w:pPr>
-        <w:ind w:left="2232" w:hanging="792"/>
-      </w:pPr>
-      <w:rPr>
-        <w:rFonts w:hint="default"/>
-      </w:rPr>
-    </w:lvl>
-    <w:lvl w:ilvl="5">
-      <w:start w:val="1"/>
-      <w:numFmt w:val="decimal"/>
-      <w:lvlText w:val="%1.%2.%3.%4.%5.%6."/>
-      <w:lvlJc w:val="left"/>
-      <w:pPr>
-        <w:ind w:left="2736" w:hanging="936"/>
-      </w:pPr>
-      <w:rPr>
-        <w:rFonts w:hint="default"/>
-      </w:rPr>
-    </w:lvl>
-    <w:lvl w:ilvl="6">
-      <w:start w:val="1"/>
-      <w:numFmt w:val="decimal"/>
-      <w:lvlText w:val="%1.%2.%3.%4.%5.%6.%7."/>
-      <w:lvlJc w:val="left"/>
-      <w:pPr>
-        <w:ind w:left="3240" w:hanging="1080"/>
-      </w:pPr>
-      <w:rPr>
-        <w:rFonts w:hint="default"/>
-      </w:rPr>
-    </w:lvl>
-    <w:lvl w:ilvl="7">
-      <w:start w:val="1"/>
-      <w:numFmt w:val="decimal"/>
-      <w:lvlText w:val="%1.%2.%3.%4.%5.%6.%7.%8."/>
-      <w:lvlJc w:val="left"/>
-      <w:pPr>
-        <w:ind w:left="3744" w:hanging="1224"/>
-      </w:pPr>
-      <w:rPr>
-        <w:rFonts w:hint="default"/>
-      </w:rPr>
-    </w:lvl>
-    <w:lvl w:ilvl="8">
-      <w:start w:val="1"/>
-      <w:numFmt w:val="decimal"/>
-      <w:lvlText w:val="%1.%2.%3.%4.%5.%6.%7.%8.%9."/>
-      <w:lvlJc w:val="left"/>
-      <w:pPr>
-        <w:ind w:left="4320" w:hanging="1440"/>
-      </w:pPr>
-      <w:rPr>
-        <w:rFonts w:hint="default"/>
-      </w:rPr>
-    </w:lvl>
-  </w:abstractNum>
-  <w:abstractNum w:abstractNumId="32" w15:restartNumberingAfterBreak="0">
-    <w:nsid w:val="66ED67BF"/>
+  <w:abstractNum w:abstractNumId="12" w15:restartNumberingAfterBreak="0">
+    <w:nsid w:val="631E3E82"/>
     <w:multiLevelType w:val="hybridMultilevel"/>
-    <w:tmpl w:val="C8FADAD0"/>
+    <w:tmpl w:val="5FC0E452"/>
     <w:lvl w:ilvl="0" w:tplc="78BE8168">
       <w:start w:val="1"/>
       <w:numFmt w:val="bullet"/>
@@ -24379,14 +22656,14 @@
       </w:rPr>
     </w:lvl>
   </w:abstractNum>
-  <w:abstractNum w:abstractNumId="33" w15:restartNumberingAfterBreak="0">
-    <w:nsid w:val="67086434"/>
+  <w:abstractNum w:abstractNumId="13" w15:restartNumberingAfterBreak="0">
+    <w:nsid w:val="683930B8"/>
     <w:multiLevelType w:val="hybridMultilevel"/>
-    <w:tmpl w:val="D9844C72"/>
-    <w:lvl w:ilvl="0" w:tplc="04190001">
+    <w:tmpl w:val="683C5062"/>
+    <w:lvl w:ilvl="0" w:tplc="78BE8168">
       <w:start w:val="1"/>
       <w:numFmt w:val="bullet"/>
-      <w:lvlText w:val=""/>
+      <w:lvlText w:val=""/>
       <w:lvlJc w:val="left"/>
       <w:pPr>
         <w:ind w:left="1713" w:hanging="360"/>
@@ -24492,10 +22769,10 @@
       </w:rPr>
     </w:lvl>
   </w:abstractNum>
-  <w:abstractNum w:abstractNumId="34" w15:restartNumberingAfterBreak="0">
-    <w:nsid w:val="683930B8"/>
+  <w:abstractNum w:abstractNumId="14" w15:restartNumberingAfterBreak="0">
+    <w:nsid w:val="6F1D72BC"/>
     <w:multiLevelType w:val="hybridMultilevel"/>
-    <w:tmpl w:val="683C5062"/>
+    <w:tmpl w:val="D5A23A40"/>
     <w:lvl w:ilvl="0" w:tplc="78BE8168">
       <w:start w:val="1"/>
       <w:numFmt w:val="bullet"/>
@@ -24605,1629 +22882,52 @@
       </w:rPr>
     </w:lvl>
   </w:abstractNum>
-  <w:abstractNum w:abstractNumId="35" w15:restartNumberingAfterBreak="0">
-    <w:nsid w:val="68C922B4"/>
-    <w:multiLevelType w:val="hybridMultilevel"/>
-    <w:tmpl w:val="0C8CDCA0"/>
-    <w:lvl w:ilvl="0" w:tplc="0419000F">
-      <w:start w:val="1"/>
-      <w:numFmt w:val="decimal"/>
-      <w:lvlText w:val="%1."/>
-      <w:lvlJc w:val="left"/>
-      <w:pPr>
-        <w:ind w:left="1713" w:hanging="360"/>
-      </w:pPr>
-    </w:lvl>
-    <w:lvl w:ilvl="1" w:tplc="04190019" w:tentative="1">
-      <w:start w:val="1"/>
-      <w:numFmt w:val="lowerLetter"/>
-      <w:lvlText w:val="%2."/>
-      <w:lvlJc w:val="left"/>
-      <w:pPr>
-        <w:ind w:left="2433" w:hanging="360"/>
-      </w:pPr>
-    </w:lvl>
-    <w:lvl w:ilvl="2" w:tplc="0419001B" w:tentative="1">
-      <w:start w:val="1"/>
-      <w:numFmt w:val="lowerRoman"/>
-      <w:lvlText w:val="%3."/>
-      <w:lvlJc w:val="right"/>
-      <w:pPr>
-        <w:ind w:left="3153" w:hanging="180"/>
-      </w:pPr>
-    </w:lvl>
-    <w:lvl w:ilvl="3" w:tplc="0419000F" w:tentative="1">
-      <w:start w:val="1"/>
-      <w:numFmt w:val="decimal"/>
-      <w:lvlText w:val="%4."/>
-      <w:lvlJc w:val="left"/>
-      <w:pPr>
-        <w:ind w:left="3873" w:hanging="360"/>
-      </w:pPr>
-    </w:lvl>
-    <w:lvl w:ilvl="4" w:tplc="04190019" w:tentative="1">
-      <w:start w:val="1"/>
-      <w:numFmt w:val="lowerLetter"/>
-      <w:lvlText w:val="%5."/>
-      <w:lvlJc w:val="left"/>
-      <w:pPr>
-        <w:ind w:left="4593" w:hanging="360"/>
-      </w:pPr>
-    </w:lvl>
-    <w:lvl w:ilvl="5" w:tplc="0419001B" w:tentative="1">
-      <w:start w:val="1"/>
-      <w:numFmt w:val="lowerRoman"/>
-      <w:lvlText w:val="%6."/>
-      <w:lvlJc w:val="right"/>
-      <w:pPr>
-        <w:ind w:left="5313" w:hanging="180"/>
-      </w:pPr>
-    </w:lvl>
-    <w:lvl w:ilvl="6" w:tplc="0419000F" w:tentative="1">
-      <w:start w:val="1"/>
-      <w:numFmt w:val="decimal"/>
-      <w:lvlText w:val="%7."/>
-      <w:lvlJc w:val="left"/>
-      <w:pPr>
-        <w:ind w:left="6033" w:hanging="360"/>
-      </w:pPr>
-    </w:lvl>
-    <w:lvl w:ilvl="7" w:tplc="04190019" w:tentative="1">
-      <w:start w:val="1"/>
-      <w:numFmt w:val="lowerLetter"/>
-      <w:lvlText w:val="%8."/>
-      <w:lvlJc w:val="left"/>
-      <w:pPr>
-        <w:ind w:left="6753" w:hanging="360"/>
-      </w:pPr>
-    </w:lvl>
-    <w:lvl w:ilvl="8" w:tplc="0419001B" w:tentative="1">
-      <w:start w:val="1"/>
-      <w:numFmt w:val="lowerRoman"/>
-      <w:lvlText w:val="%9."/>
-      <w:lvlJc w:val="right"/>
-      <w:pPr>
-        <w:ind w:left="7473" w:hanging="180"/>
-      </w:pPr>
-    </w:lvl>
-  </w:abstractNum>
-  <w:abstractNum w:abstractNumId="36" w15:restartNumberingAfterBreak="0">
-    <w:nsid w:val="69912E60"/>
-    <w:multiLevelType w:val="hybridMultilevel"/>
-    <w:tmpl w:val="85EAC454"/>
-    <w:lvl w:ilvl="0" w:tplc="78BE8168">
-      <w:start w:val="1"/>
-      <w:numFmt w:val="bullet"/>
-      <w:lvlText w:val=""/>
-      <w:lvlJc w:val="left"/>
-      <w:pPr>
-        <w:ind w:left="720" w:hanging="360"/>
-      </w:pPr>
-      <w:rPr>
-        <w:rFonts w:ascii="Symbol" w:hAnsi="Symbol" w:hint="default"/>
-      </w:rPr>
-    </w:lvl>
-    <w:lvl w:ilvl="1" w:tplc="04190003" w:tentative="1">
-      <w:start w:val="1"/>
-      <w:numFmt w:val="bullet"/>
-      <w:lvlText w:val="o"/>
-      <w:lvlJc w:val="left"/>
-      <w:pPr>
-        <w:ind w:left="1440" w:hanging="360"/>
-      </w:pPr>
-      <w:rPr>
-        <w:rFonts w:ascii="Courier New" w:hAnsi="Courier New" w:cs="Courier New" w:hint="default"/>
-      </w:rPr>
-    </w:lvl>
-    <w:lvl w:ilvl="2" w:tplc="04190005" w:tentative="1">
-      <w:start w:val="1"/>
-      <w:numFmt w:val="bullet"/>
-      <w:lvlText w:val=""/>
-      <w:lvlJc w:val="left"/>
-      <w:pPr>
-        <w:ind w:left="2160" w:hanging="360"/>
-      </w:pPr>
-      <w:rPr>
-        <w:rFonts w:ascii="Wingdings" w:hAnsi="Wingdings" w:hint="default"/>
-      </w:rPr>
-    </w:lvl>
-    <w:lvl w:ilvl="3" w:tplc="04190001" w:tentative="1">
-      <w:start w:val="1"/>
-      <w:numFmt w:val="bullet"/>
-      <w:lvlText w:val=""/>
-      <w:lvlJc w:val="left"/>
-      <w:pPr>
-        <w:ind w:left="2880" w:hanging="360"/>
-      </w:pPr>
-      <w:rPr>
-        <w:rFonts w:ascii="Symbol" w:hAnsi="Symbol" w:hint="default"/>
-      </w:rPr>
-    </w:lvl>
-    <w:lvl w:ilvl="4" w:tplc="04190003" w:tentative="1">
-      <w:start w:val="1"/>
-      <w:numFmt w:val="bullet"/>
-      <w:lvlText w:val="o"/>
-      <w:lvlJc w:val="left"/>
-      <w:pPr>
-        <w:ind w:left="3600" w:hanging="360"/>
-      </w:pPr>
-      <w:rPr>
-        <w:rFonts w:ascii="Courier New" w:hAnsi="Courier New" w:cs="Courier New" w:hint="default"/>
-      </w:rPr>
-    </w:lvl>
-    <w:lvl w:ilvl="5" w:tplc="04190005" w:tentative="1">
-      <w:start w:val="1"/>
-      <w:numFmt w:val="bullet"/>
-      <w:lvlText w:val=""/>
-      <w:lvlJc w:val="left"/>
-      <w:pPr>
-        <w:ind w:left="4320" w:hanging="360"/>
-      </w:pPr>
-      <w:rPr>
-        <w:rFonts w:ascii="Wingdings" w:hAnsi="Wingdings" w:hint="default"/>
-      </w:rPr>
-    </w:lvl>
-    <w:lvl w:ilvl="6" w:tplc="04190001" w:tentative="1">
-      <w:start w:val="1"/>
-      <w:numFmt w:val="bullet"/>
-      <w:lvlText w:val=""/>
-      <w:lvlJc w:val="left"/>
-      <w:pPr>
-        <w:ind w:left="5040" w:hanging="360"/>
-      </w:pPr>
-      <w:rPr>
-        <w:rFonts w:ascii="Symbol" w:hAnsi="Symbol" w:hint="default"/>
-      </w:rPr>
-    </w:lvl>
-    <w:lvl w:ilvl="7" w:tplc="04190003" w:tentative="1">
-      <w:start w:val="1"/>
-      <w:numFmt w:val="bullet"/>
-      <w:lvlText w:val="o"/>
-      <w:lvlJc w:val="left"/>
-      <w:pPr>
-        <w:ind w:left="5760" w:hanging="360"/>
-      </w:pPr>
-      <w:rPr>
-        <w:rFonts w:ascii="Courier New" w:hAnsi="Courier New" w:cs="Courier New" w:hint="default"/>
-      </w:rPr>
-    </w:lvl>
-    <w:lvl w:ilvl="8" w:tplc="04190005" w:tentative="1">
-      <w:start w:val="1"/>
-      <w:numFmt w:val="bullet"/>
-      <w:lvlText w:val=""/>
-      <w:lvlJc w:val="left"/>
-      <w:pPr>
-        <w:ind w:left="6480" w:hanging="360"/>
-      </w:pPr>
-      <w:rPr>
-        <w:rFonts w:ascii="Wingdings" w:hAnsi="Wingdings" w:hint="default"/>
-      </w:rPr>
-    </w:lvl>
-  </w:abstractNum>
-  <w:abstractNum w:abstractNumId="37" w15:restartNumberingAfterBreak="0">
-    <w:nsid w:val="6BCA654F"/>
-    <w:multiLevelType w:val="hybridMultilevel"/>
-    <w:tmpl w:val="9718F89A"/>
-    <w:lvl w:ilvl="0" w:tplc="78BE8168">
-      <w:start w:val="1"/>
-      <w:numFmt w:val="bullet"/>
-      <w:lvlText w:val=""/>
-      <w:lvlJc w:val="left"/>
-      <w:pPr>
-        <w:ind w:left="720" w:hanging="360"/>
-      </w:pPr>
-      <w:rPr>
-        <w:rFonts w:ascii="Symbol" w:hAnsi="Symbol" w:hint="default"/>
-      </w:rPr>
-    </w:lvl>
-    <w:lvl w:ilvl="1" w:tplc="04190003" w:tentative="1">
-      <w:start w:val="1"/>
-      <w:numFmt w:val="bullet"/>
-      <w:lvlText w:val="o"/>
-      <w:lvlJc w:val="left"/>
-      <w:pPr>
-        <w:ind w:left="1440" w:hanging="360"/>
-      </w:pPr>
-      <w:rPr>
-        <w:rFonts w:ascii="Courier New" w:hAnsi="Courier New" w:cs="Courier New" w:hint="default"/>
-      </w:rPr>
-    </w:lvl>
-    <w:lvl w:ilvl="2" w:tplc="04190005" w:tentative="1">
-      <w:start w:val="1"/>
-      <w:numFmt w:val="bullet"/>
-      <w:lvlText w:val=""/>
-      <w:lvlJc w:val="left"/>
-      <w:pPr>
-        <w:ind w:left="2160" w:hanging="360"/>
-      </w:pPr>
-      <w:rPr>
-        <w:rFonts w:ascii="Wingdings" w:hAnsi="Wingdings" w:hint="default"/>
-      </w:rPr>
-    </w:lvl>
-    <w:lvl w:ilvl="3" w:tplc="04190001" w:tentative="1">
-      <w:start w:val="1"/>
-      <w:numFmt w:val="bullet"/>
-      <w:lvlText w:val=""/>
-      <w:lvlJc w:val="left"/>
-      <w:pPr>
-        <w:ind w:left="2880" w:hanging="360"/>
-      </w:pPr>
-      <w:rPr>
-        <w:rFonts w:ascii="Symbol" w:hAnsi="Symbol" w:hint="default"/>
-      </w:rPr>
-    </w:lvl>
-    <w:lvl w:ilvl="4" w:tplc="04190003" w:tentative="1">
-      <w:start w:val="1"/>
-      <w:numFmt w:val="bullet"/>
-      <w:lvlText w:val="o"/>
-      <w:lvlJc w:val="left"/>
-      <w:pPr>
-        <w:ind w:left="3600" w:hanging="360"/>
-      </w:pPr>
-      <w:rPr>
-        <w:rFonts w:ascii="Courier New" w:hAnsi="Courier New" w:cs="Courier New" w:hint="default"/>
-      </w:rPr>
-    </w:lvl>
-    <w:lvl w:ilvl="5" w:tplc="04190005" w:tentative="1">
-      <w:start w:val="1"/>
-      <w:numFmt w:val="bullet"/>
-      <w:lvlText w:val=""/>
-      <w:lvlJc w:val="left"/>
-      <w:pPr>
-        <w:ind w:left="4320" w:hanging="360"/>
-      </w:pPr>
-      <w:rPr>
-        <w:rFonts w:ascii="Wingdings" w:hAnsi="Wingdings" w:hint="default"/>
-      </w:rPr>
-    </w:lvl>
-    <w:lvl w:ilvl="6" w:tplc="04190001" w:tentative="1">
-      <w:start w:val="1"/>
-      <w:numFmt w:val="bullet"/>
-      <w:lvlText w:val=""/>
-      <w:lvlJc w:val="left"/>
-      <w:pPr>
-        <w:ind w:left="5040" w:hanging="360"/>
-      </w:pPr>
-      <w:rPr>
-        <w:rFonts w:ascii="Symbol" w:hAnsi="Symbol" w:hint="default"/>
-      </w:rPr>
-    </w:lvl>
-    <w:lvl w:ilvl="7" w:tplc="04190003" w:tentative="1">
-      <w:start w:val="1"/>
-      <w:numFmt w:val="bullet"/>
-      <w:lvlText w:val="o"/>
-      <w:lvlJc w:val="left"/>
-      <w:pPr>
-        <w:ind w:left="5760" w:hanging="360"/>
-      </w:pPr>
-      <w:rPr>
-        <w:rFonts w:ascii="Courier New" w:hAnsi="Courier New" w:cs="Courier New" w:hint="default"/>
-      </w:rPr>
-    </w:lvl>
-    <w:lvl w:ilvl="8" w:tplc="04190005" w:tentative="1">
-      <w:start w:val="1"/>
-      <w:numFmt w:val="bullet"/>
-      <w:lvlText w:val=""/>
-      <w:lvlJc w:val="left"/>
-      <w:pPr>
-        <w:ind w:left="6480" w:hanging="360"/>
-      </w:pPr>
-      <w:rPr>
-        <w:rFonts w:ascii="Wingdings" w:hAnsi="Wingdings" w:hint="default"/>
-      </w:rPr>
-    </w:lvl>
-  </w:abstractNum>
-  <w:abstractNum w:abstractNumId="38" w15:restartNumberingAfterBreak="0">
-    <w:nsid w:val="6BDB0A12"/>
-    <w:multiLevelType w:val="hybridMultilevel"/>
-    <w:tmpl w:val="0BC2568E"/>
-    <w:lvl w:ilvl="0" w:tplc="916ECF8C">
-      <w:start w:val="1"/>
-      <w:numFmt w:val="decimal"/>
-      <w:lvlText w:val="%1."/>
-      <w:lvlJc w:val="left"/>
-      <w:pPr>
-        <w:ind w:left="1713" w:hanging="360"/>
-      </w:pPr>
-      <w:rPr>
-        <w:rFonts w:hint="default"/>
-        <w:sz w:val="28"/>
-        <w:szCs w:val="28"/>
-      </w:rPr>
-    </w:lvl>
-    <w:lvl w:ilvl="1" w:tplc="04190019" w:tentative="1">
-      <w:start w:val="1"/>
-      <w:numFmt w:val="lowerLetter"/>
-      <w:lvlText w:val="%2."/>
-      <w:lvlJc w:val="left"/>
-      <w:pPr>
-        <w:ind w:left="2433" w:hanging="360"/>
-      </w:pPr>
-    </w:lvl>
-    <w:lvl w:ilvl="2" w:tplc="0419001B" w:tentative="1">
-      <w:start w:val="1"/>
-      <w:numFmt w:val="lowerRoman"/>
-      <w:lvlText w:val="%3."/>
-      <w:lvlJc w:val="right"/>
-      <w:pPr>
-        <w:ind w:left="3153" w:hanging="180"/>
-      </w:pPr>
-    </w:lvl>
-    <w:lvl w:ilvl="3" w:tplc="0419000F" w:tentative="1">
-      <w:start w:val="1"/>
-      <w:numFmt w:val="decimal"/>
-      <w:lvlText w:val="%4."/>
-      <w:lvlJc w:val="left"/>
-      <w:pPr>
-        <w:ind w:left="3873" w:hanging="360"/>
-      </w:pPr>
-    </w:lvl>
-    <w:lvl w:ilvl="4" w:tplc="04190019" w:tentative="1">
-      <w:start w:val="1"/>
-      <w:numFmt w:val="lowerLetter"/>
-      <w:lvlText w:val="%5."/>
-      <w:lvlJc w:val="left"/>
-      <w:pPr>
-        <w:ind w:left="4593" w:hanging="360"/>
-      </w:pPr>
-    </w:lvl>
-    <w:lvl w:ilvl="5" w:tplc="0419001B" w:tentative="1">
-      <w:start w:val="1"/>
-      <w:numFmt w:val="lowerRoman"/>
-      <w:lvlText w:val="%6."/>
-      <w:lvlJc w:val="right"/>
-      <w:pPr>
-        <w:ind w:left="5313" w:hanging="180"/>
-      </w:pPr>
-    </w:lvl>
-    <w:lvl w:ilvl="6" w:tplc="0419000F" w:tentative="1">
-      <w:start w:val="1"/>
-      <w:numFmt w:val="decimal"/>
-      <w:lvlText w:val="%7."/>
-      <w:lvlJc w:val="left"/>
-      <w:pPr>
-        <w:ind w:left="6033" w:hanging="360"/>
-      </w:pPr>
-    </w:lvl>
-    <w:lvl w:ilvl="7" w:tplc="04190019" w:tentative="1">
-      <w:start w:val="1"/>
-      <w:numFmt w:val="lowerLetter"/>
-      <w:lvlText w:val="%8."/>
-      <w:lvlJc w:val="left"/>
-      <w:pPr>
-        <w:ind w:left="6753" w:hanging="360"/>
-      </w:pPr>
-    </w:lvl>
-    <w:lvl w:ilvl="8" w:tplc="0419001B" w:tentative="1">
-      <w:start w:val="1"/>
-      <w:numFmt w:val="lowerRoman"/>
-      <w:lvlText w:val="%9."/>
-      <w:lvlJc w:val="right"/>
-      <w:pPr>
-        <w:ind w:left="7473" w:hanging="180"/>
-      </w:pPr>
-    </w:lvl>
-  </w:abstractNum>
-  <w:abstractNum w:abstractNumId="39" w15:restartNumberingAfterBreak="0">
-    <w:nsid w:val="6BF01C47"/>
-    <w:multiLevelType w:val="hybridMultilevel"/>
-    <w:tmpl w:val="0AAE30B6"/>
-    <w:lvl w:ilvl="0" w:tplc="04190001">
-      <w:start w:val="1"/>
-      <w:numFmt w:val="bullet"/>
-      <w:lvlText w:val=""/>
-      <w:lvlJc w:val="left"/>
-      <w:pPr>
-        <w:ind w:left="1713" w:hanging="360"/>
-      </w:pPr>
-      <w:rPr>
-        <w:rFonts w:ascii="Symbol" w:hAnsi="Symbol" w:hint="default"/>
-      </w:rPr>
-    </w:lvl>
-    <w:lvl w:ilvl="1" w:tplc="04190003" w:tentative="1">
-      <w:start w:val="1"/>
-      <w:numFmt w:val="bullet"/>
-      <w:lvlText w:val="o"/>
-      <w:lvlJc w:val="left"/>
-      <w:pPr>
-        <w:ind w:left="2433" w:hanging="360"/>
-      </w:pPr>
-      <w:rPr>
-        <w:rFonts w:ascii="Courier New" w:hAnsi="Courier New" w:cs="Courier New" w:hint="default"/>
-      </w:rPr>
-    </w:lvl>
-    <w:lvl w:ilvl="2" w:tplc="04190005" w:tentative="1">
-      <w:start w:val="1"/>
-      <w:numFmt w:val="bullet"/>
-      <w:lvlText w:val=""/>
-      <w:lvlJc w:val="left"/>
-      <w:pPr>
-        <w:ind w:left="3153" w:hanging="360"/>
-      </w:pPr>
-      <w:rPr>
-        <w:rFonts w:ascii="Wingdings" w:hAnsi="Wingdings" w:hint="default"/>
-      </w:rPr>
-    </w:lvl>
-    <w:lvl w:ilvl="3" w:tplc="04190001" w:tentative="1">
-      <w:start w:val="1"/>
-      <w:numFmt w:val="bullet"/>
-      <w:lvlText w:val=""/>
-      <w:lvlJc w:val="left"/>
-      <w:pPr>
-        <w:ind w:left="3873" w:hanging="360"/>
-      </w:pPr>
-      <w:rPr>
-        <w:rFonts w:ascii="Symbol" w:hAnsi="Symbol" w:hint="default"/>
-      </w:rPr>
-    </w:lvl>
-    <w:lvl w:ilvl="4" w:tplc="04190003" w:tentative="1">
-      <w:start w:val="1"/>
-      <w:numFmt w:val="bullet"/>
-      <w:lvlText w:val="o"/>
-      <w:lvlJc w:val="left"/>
-      <w:pPr>
-        <w:ind w:left="4593" w:hanging="360"/>
-      </w:pPr>
-      <w:rPr>
-        <w:rFonts w:ascii="Courier New" w:hAnsi="Courier New" w:cs="Courier New" w:hint="default"/>
-      </w:rPr>
-    </w:lvl>
-    <w:lvl w:ilvl="5" w:tplc="04190005" w:tentative="1">
-      <w:start w:val="1"/>
-      <w:numFmt w:val="bullet"/>
-      <w:lvlText w:val=""/>
-      <w:lvlJc w:val="left"/>
-      <w:pPr>
-        <w:ind w:left="5313" w:hanging="360"/>
-      </w:pPr>
-      <w:rPr>
-        <w:rFonts w:ascii="Wingdings" w:hAnsi="Wingdings" w:hint="default"/>
-      </w:rPr>
-    </w:lvl>
-    <w:lvl w:ilvl="6" w:tplc="04190001" w:tentative="1">
-      <w:start w:val="1"/>
-      <w:numFmt w:val="bullet"/>
-      <w:lvlText w:val=""/>
-      <w:lvlJc w:val="left"/>
-      <w:pPr>
-        <w:ind w:left="6033" w:hanging="360"/>
-      </w:pPr>
-      <w:rPr>
-        <w:rFonts w:ascii="Symbol" w:hAnsi="Symbol" w:hint="default"/>
-      </w:rPr>
-    </w:lvl>
-    <w:lvl w:ilvl="7" w:tplc="04190003" w:tentative="1">
-      <w:start w:val="1"/>
-      <w:numFmt w:val="bullet"/>
-      <w:lvlText w:val="o"/>
-      <w:lvlJc w:val="left"/>
-      <w:pPr>
-        <w:ind w:left="6753" w:hanging="360"/>
-      </w:pPr>
-      <w:rPr>
-        <w:rFonts w:ascii="Courier New" w:hAnsi="Courier New" w:cs="Courier New" w:hint="default"/>
-      </w:rPr>
-    </w:lvl>
-    <w:lvl w:ilvl="8" w:tplc="04190005" w:tentative="1">
-      <w:start w:val="1"/>
-      <w:numFmt w:val="bullet"/>
-      <w:lvlText w:val=""/>
-      <w:lvlJc w:val="left"/>
-      <w:pPr>
-        <w:ind w:left="7473" w:hanging="360"/>
-      </w:pPr>
-      <w:rPr>
-        <w:rFonts w:ascii="Wingdings" w:hAnsi="Wingdings" w:hint="default"/>
-      </w:rPr>
-    </w:lvl>
-  </w:abstractNum>
-  <w:abstractNum w:abstractNumId="40" w15:restartNumberingAfterBreak="0">
-    <w:nsid w:val="6F1D72BC"/>
-    <w:multiLevelType w:val="hybridMultilevel"/>
-    <w:tmpl w:val="D5A23A40"/>
-    <w:lvl w:ilvl="0" w:tplc="78BE8168">
-      <w:start w:val="1"/>
-      <w:numFmt w:val="bullet"/>
-      <w:lvlText w:val=""/>
-      <w:lvlJc w:val="left"/>
-      <w:pPr>
-        <w:ind w:left="1713" w:hanging="360"/>
-      </w:pPr>
-      <w:rPr>
-        <w:rFonts w:ascii="Symbol" w:hAnsi="Symbol" w:hint="default"/>
-      </w:rPr>
-    </w:lvl>
-    <w:lvl w:ilvl="1" w:tplc="04190003" w:tentative="1">
-      <w:start w:val="1"/>
-      <w:numFmt w:val="bullet"/>
-      <w:lvlText w:val="o"/>
-      <w:lvlJc w:val="left"/>
-      <w:pPr>
-        <w:ind w:left="2433" w:hanging="360"/>
-      </w:pPr>
-      <w:rPr>
-        <w:rFonts w:ascii="Courier New" w:hAnsi="Courier New" w:cs="Courier New" w:hint="default"/>
-      </w:rPr>
-    </w:lvl>
-    <w:lvl w:ilvl="2" w:tplc="04190005" w:tentative="1">
-      <w:start w:val="1"/>
-      <w:numFmt w:val="bullet"/>
-      <w:lvlText w:val=""/>
-      <w:lvlJc w:val="left"/>
-      <w:pPr>
-        <w:ind w:left="3153" w:hanging="360"/>
-      </w:pPr>
-      <w:rPr>
-        <w:rFonts w:ascii="Wingdings" w:hAnsi="Wingdings" w:hint="default"/>
-      </w:rPr>
-    </w:lvl>
-    <w:lvl w:ilvl="3" w:tplc="04190001" w:tentative="1">
-      <w:start w:val="1"/>
-      <w:numFmt w:val="bullet"/>
-      <w:lvlText w:val=""/>
-      <w:lvlJc w:val="left"/>
-      <w:pPr>
-        <w:ind w:left="3873" w:hanging="360"/>
-      </w:pPr>
-      <w:rPr>
-        <w:rFonts w:ascii="Symbol" w:hAnsi="Symbol" w:hint="default"/>
-      </w:rPr>
-    </w:lvl>
-    <w:lvl w:ilvl="4" w:tplc="04190003" w:tentative="1">
-      <w:start w:val="1"/>
-      <w:numFmt w:val="bullet"/>
-      <w:lvlText w:val="o"/>
-      <w:lvlJc w:val="left"/>
-      <w:pPr>
-        <w:ind w:left="4593" w:hanging="360"/>
-      </w:pPr>
-      <w:rPr>
-        <w:rFonts w:ascii="Courier New" w:hAnsi="Courier New" w:cs="Courier New" w:hint="default"/>
-      </w:rPr>
-    </w:lvl>
-    <w:lvl w:ilvl="5" w:tplc="04190005" w:tentative="1">
-      <w:start w:val="1"/>
-      <w:numFmt w:val="bullet"/>
-      <w:lvlText w:val=""/>
-      <w:lvlJc w:val="left"/>
-      <w:pPr>
-        <w:ind w:left="5313" w:hanging="360"/>
-      </w:pPr>
-      <w:rPr>
-        <w:rFonts w:ascii="Wingdings" w:hAnsi="Wingdings" w:hint="default"/>
-      </w:rPr>
-    </w:lvl>
-    <w:lvl w:ilvl="6" w:tplc="04190001" w:tentative="1">
-      <w:start w:val="1"/>
-      <w:numFmt w:val="bullet"/>
-      <w:lvlText w:val=""/>
-      <w:lvlJc w:val="left"/>
-      <w:pPr>
-        <w:ind w:left="6033" w:hanging="360"/>
-      </w:pPr>
-      <w:rPr>
-        <w:rFonts w:ascii="Symbol" w:hAnsi="Symbol" w:hint="default"/>
-      </w:rPr>
-    </w:lvl>
-    <w:lvl w:ilvl="7" w:tplc="04190003" w:tentative="1">
-      <w:start w:val="1"/>
-      <w:numFmt w:val="bullet"/>
-      <w:lvlText w:val="o"/>
-      <w:lvlJc w:val="left"/>
-      <w:pPr>
-        <w:ind w:left="6753" w:hanging="360"/>
-      </w:pPr>
-      <w:rPr>
-        <w:rFonts w:ascii="Courier New" w:hAnsi="Courier New" w:cs="Courier New" w:hint="default"/>
-      </w:rPr>
-    </w:lvl>
-    <w:lvl w:ilvl="8" w:tplc="04190005" w:tentative="1">
-      <w:start w:val="1"/>
-      <w:numFmt w:val="bullet"/>
-      <w:lvlText w:val=""/>
-      <w:lvlJc w:val="left"/>
-      <w:pPr>
-        <w:ind w:left="7473" w:hanging="360"/>
-      </w:pPr>
-      <w:rPr>
-        <w:rFonts w:ascii="Wingdings" w:hAnsi="Wingdings" w:hint="default"/>
-      </w:rPr>
-    </w:lvl>
-  </w:abstractNum>
-  <w:abstractNum w:abstractNumId="41" w15:restartNumberingAfterBreak="0">
-    <w:nsid w:val="70F52F26"/>
-    <w:multiLevelType w:val="hybridMultilevel"/>
-    <w:tmpl w:val="F766AAF6"/>
-    <w:lvl w:ilvl="0" w:tplc="78BE8168">
-      <w:start w:val="1"/>
-      <w:numFmt w:val="bullet"/>
-      <w:lvlText w:val=""/>
-      <w:lvlJc w:val="left"/>
-      <w:pPr>
-        <w:ind w:left="1004" w:hanging="360"/>
-      </w:pPr>
-      <w:rPr>
-        <w:rFonts w:ascii="Symbol" w:hAnsi="Symbol" w:hint="default"/>
-      </w:rPr>
-    </w:lvl>
-    <w:lvl w:ilvl="1" w:tplc="04190003" w:tentative="1">
-      <w:start w:val="1"/>
-      <w:numFmt w:val="bullet"/>
-      <w:lvlText w:val="o"/>
-      <w:lvlJc w:val="left"/>
-      <w:pPr>
-        <w:ind w:left="1724" w:hanging="360"/>
-      </w:pPr>
-      <w:rPr>
-        <w:rFonts w:ascii="Courier New" w:hAnsi="Courier New" w:cs="Courier New" w:hint="default"/>
-      </w:rPr>
-    </w:lvl>
-    <w:lvl w:ilvl="2" w:tplc="04190005" w:tentative="1">
-      <w:start w:val="1"/>
-      <w:numFmt w:val="bullet"/>
-      <w:lvlText w:val=""/>
-      <w:lvlJc w:val="left"/>
-      <w:pPr>
-        <w:ind w:left="2444" w:hanging="360"/>
-      </w:pPr>
-      <w:rPr>
-        <w:rFonts w:ascii="Wingdings" w:hAnsi="Wingdings" w:hint="default"/>
-      </w:rPr>
-    </w:lvl>
-    <w:lvl w:ilvl="3" w:tplc="04190001" w:tentative="1">
-      <w:start w:val="1"/>
-      <w:numFmt w:val="bullet"/>
-      <w:lvlText w:val=""/>
-      <w:lvlJc w:val="left"/>
-      <w:pPr>
-        <w:ind w:left="3164" w:hanging="360"/>
-      </w:pPr>
-      <w:rPr>
-        <w:rFonts w:ascii="Symbol" w:hAnsi="Symbol" w:hint="default"/>
-      </w:rPr>
-    </w:lvl>
-    <w:lvl w:ilvl="4" w:tplc="04190003" w:tentative="1">
-      <w:start w:val="1"/>
-      <w:numFmt w:val="bullet"/>
-      <w:lvlText w:val="o"/>
-      <w:lvlJc w:val="left"/>
-      <w:pPr>
-        <w:ind w:left="3884" w:hanging="360"/>
-      </w:pPr>
-      <w:rPr>
-        <w:rFonts w:ascii="Courier New" w:hAnsi="Courier New" w:cs="Courier New" w:hint="default"/>
-      </w:rPr>
-    </w:lvl>
-    <w:lvl w:ilvl="5" w:tplc="04190005" w:tentative="1">
-      <w:start w:val="1"/>
-      <w:numFmt w:val="bullet"/>
-      <w:lvlText w:val=""/>
-      <w:lvlJc w:val="left"/>
-      <w:pPr>
-        <w:ind w:left="4604" w:hanging="360"/>
-      </w:pPr>
-      <w:rPr>
-        <w:rFonts w:ascii="Wingdings" w:hAnsi="Wingdings" w:hint="default"/>
-      </w:rPr>
-    </w:lvl>
-    <w:lvl w:ilvl="6" w:tplc="04190001" w:tentative="1">
-      <w:start w:val="1"/>
-      <w:numFmt w:val="bullet"/>
-      <w:lvlText w:val=""/>
-      <w:lvlJc w:val="left"/>
-      <w:pPr>
-        <w:ind w:left="5324" w:hanging="360"/>
-      </w:pPr>
-      <w:rPr>
-        <w:rFonts w:ascii="Symbol" w:hAnsi="Symbol" w:hint="default"/>
-      </w:rPr>
-    </w:lvl>
-    <w:lvl w:ilvl="7" w:tplc="04190003" w:tentative="1">
-      <w:start w:val="1"/>
-      <w:numFmt w:val="bullet"/>
-      <w:lvlText w:val="o"/>
-      <w:lvlJc w:val="left"/>
-      <w:pPr>
-        <w:ind w:left="6044" w:hanging="360"/>
-      </w:pPr>
-      <w:rPr>
-        <w:rFonts w:ascii="Courier New" w:hAnsi="Courier New" w:cs="Courier New" w:hint="default"/>
-      </w:rPr>
-    </w:lvl>
-    <w:lvl w:ilvl="8" w:tplc="04190005" w:tentative="1">
-      <w:start w:val="1"/>
-      <w:numFmt w:val="bullet"/>
-      <w:lvlText w:val=""/>
-      <w:lvlJc w:val="left"/>
-      <w:pPr>
-        <w:ind w:left="6764" w:hanging="360"/>
-      </w:pPr>
-      <w:rPr>
-        <w:rFonts w:ascii="Wingdings" w:hAnsi="Wingdings" w:hint="default"/>
-      </w:rPr>
-    </w:lvl>
-  </w:abstractNum>
-  <w:abstractNum w:abstractNumId="42" w15:restartNumberingAfterBreak="0">
-    <w:nsid w:val="71867067"/>
-    <w:multiLevelType w:val="multilevel"/>
-    <w:tmpl w:val="826AA6B8"/>
-    <w:lvl w:ilvl="0">
-      <w:start w:val="1"/>
-      <w:numFmt w:val="decimal"/>
-      <w:lvlText w:val="%1."/>
-      <w:lvlJc w:val="left"/>
-      <w:pPr>
-        <w:ind w:left="1713" w:hanging="360"/>
-      </w:pPr>
-    </w:lvl>
-    <w:lvl w:ilvl="1">
-      <w:start w:val="1"/>
-      <w:numFmt w:val="decimal"/>
-      <w:isLgl/>
-      <w:lvlText w:val="%1.%2"/>
-      <w:lvlJc w:val="left"/>
-      <w:pPr>
-        <w:ind w:left="1953" w:hanging="600"/>
-      </w:pPr>
-      <w:rPr>
-        <w:rFonts w:hint="default"/>
-      </w:rPr>
-    </w:lvl>
-    <w:lvl w:ilvl="2">
-      <w:start w:val="1"/>
-      <w:numFmt w:val="decimal"/>
-      <w:isLgl/>
-      <w:lvlText w:val="%1.%2.%3"/>
-      <w:lvlJc w:val="left"/>
-      <w:pPr>
-        <w:ind w:left="2073" w:hanging="720"/>
-      </w:pPr>
-      <w:rPr>
-        <w:rFonts w:hint="default"/>
-      </w:rPr>
-    </w:lvl>
-    <w:lvl w:ilvl="3">
-      <w:start w:val="1"/>
-      <w:numFmt w:val="decimal"/>
-      <w:isLgl/>
-      <w:lvlText w:val="%1.%2.%3.%4"/>
-      <w:lvlJc w:val="left"/>
-      <w:pPr>
-        <w:ind w:left="2433" w:hanging="1080"/>
-      </w:pPr>
-      <w:rPr>
-        <w:rFonts w:hint="default"/>
-      </w:rPr>
-    </w:lvl>
-    <w:lvl w:ilvl="4">
-      <w:start w:val="1"/>
-      <w:numFmt w:val="decimal"/>
-      <w:isLgl/>
-      <w:lvlText w:val="%1.%2.%3.%4.%5"/>
-      <w:lvlJc w:val="left"/>
-      <w:pPr>
-        <w:ind w:left="2433" w:hanging="1080"/>
-      </w:pPr>
-      <w:rPr>
-        <w:rFonts w:hint="default"/>
-      </w:rPr>
-    </w:lvl>
-    <w:lvl w:ilvl="5">
-      <w:start w:val="1"/>
-      <w:numFmt w:val="decimal"/>
-      <w:isLgl/>
-      <w:lvlText w:val="%1.%2.%3.%4.%5.%6"/>
-      <w:lvlJc w:val="left"/>
-      <w:pPr>
-        <w:ind w:left="2793" w:hanging="1440"/>
-      </w:pPr>
-      <w:rPr>
-        <w:rFonts w:hint="default"/>
-      </w:rPr>
-    </w:lvl>
-    <w:lvl w:ilvl="6">
-      <w:start w:val="1"/>
-      <w:numFmt w:val="decimal"/>
-      <w:isLgl/>
-      <w:lvlText w:val="%1.%2.%3.%4.%5.%6.%7"/>
-      <w:lvlJc w:val="left"/>
-      <w:pPr>
-        <w:ind w:left="2793" w:hanging="1440"/>
-      </w:pPr>
-      <w:rPr>
-        <w:rFonts w:hint="default"/>
-      </w:rPr>
-    </w:lvl>
-    <w:lvl w:ilvl="7">
-      <w:start w:val="1"/>
-      <w:numFmt w:val="decimal"/>
-      <w:isLgl/>
-      <w:lvlText w:val="%1.%2.%3.%4.%5.%6.%7.%8"/>
-      <w:lvlJc w:val="left"/>
-      <w:pPr>
-        <w:ind w:left="3153" w:hanging="1800"/>
-      </w:pPr>
-      <w:rPr>
-        <w:rFonts w:hint="default"/>
-      </w:rPr>
-    </w:lvl>
-    <w:lvl w:ilvl="8">
-      <w:start w:val="1"/>
-      <w:numFmt w:val="decimal"/>
-      <w:isLgl/>
-      <w:lvlText w:val="%1.%2.%3.%4.%5.%6.%7.%8.%9"/>
-      <w:lvlJc w:val="left"/>
-      <w:pPr>
-        <w:ind w:left="3513" w:hanging="2160"/>
-      </w:pPr>
-      <w:rPr>
-        <w:rFonts w:hint="default"/>
-      </w:rPr>
-    </w:lvl>
-  </w:abstractNum>
-  <w:abstractNum w:abstractNumId="43" w15:restartNumberingAfterBreak="0">
-    <w:nsid w:val="71E22B5C"/>
-    <w:multiLevelType w:val="hybridMultilevel"/>
-    <w:tmpl w:val="3BD0FC44"/>
-    <w:lvl w:ilvl="0" w:tplc="78BE8168">
-      <w:start w:val="1"/>
-      <w:numFmt w:val="bullet"/>
-      <w:lvlText w:val=""/>
-      <w:lvlJc w:val="left"/>
-      <w:pPr>
-        <w:ind w:left="720" w:hanging="360"/>
-      </w:pPr>
-      <w:rPr>
-        <w:rFonts w:ascii="Symbol" w:hAnsi="Symbol" w:hint="default"/>
-      </w:rPr>
-    </w:lvl>
-    <w:lvl w:ilvl="1" w:tplc="04190003" w:tentative="1">
-      <w:start w:val="1"/>
-      <w:numFmt w:val="bullet"/>
-      <w:lvlText w:val="o"/>
-      <w:lvlJc w:val="left"/>
-      <w:pPr>
-        <w:ind w:left="1440" w:hanging="360"/>
-      </w:pPr>
-      <w:rPr>
-        <w:rFonts w:ascii="Courier New" w:hAnsi="Courier New" w:cs="Courier New" w:hint="default"/>
-      </w:rPr>
-    </w:lvl>
-    <w:lvl w:ilvl="2" w:tplc="04190005" w:tentative="1">
-      <w:start w:val="1"/>
-      <w:numFmt w:val="bullet"/>
-      <w:lvlText w:val=""/>
-      <w:lvlJc w:val="left"/>
-      <w:pPr>
-        <w:ind w:left="2160" w:hanging="360"/>
-      </w:pPr>
-      <w:rPr>
-        <w:rFonts w:ascii="Wingdings" w:hAnsi="Wingdings" w:hint="default"/>
-      </w:rPr>
-    </w:lvl>
-    <w:lvl w:ilvl="3" w:tplc="04190001" w:tentative="1">
-      <w:start w:val="1"/>
-      <w:numFmt w:val="bullet"/>
-      <w:lvlText w:val=""/>
-      <w:lvlJc w:val="left"/>
-      <w:pPr>
-        <w:ind w:left="2880" w:hanging="360"/>
-      </w:pPr>
-      <w:rPr>
-        <w:rFonts w:ascii="Symbol" w:hAnsi="Symbol" w:hint="default"/>
-      </w:rPr>
-    </w:lvl>
-    <w:lvl w:ilvl="4" w:tplc="04190003" w:tentative="1">
-      <w:start w:val="1"/>
-      <w:numFmt w:val="bullet"/>
-      <w:lvlText w:val="o"/>
-      <w:lvlJc w:val="left"/>
-      <w:pPr>
-        <w:ind w:left="3600" w:hanging="360"/>
-      </w:pPr>
-      <w:rPr>
-        <w:rFonts w:ascii="Courier New" w:hAnsi="Courier New" w:cs="Courier New" w:hint="default"/>
-      </w:rPr>
-    </w:lvl>
-    <w:lvl w:ilvl="5" w:tplc="04190005" w:tentative="1">
-      <w:start w:val="1"/>
-      <w:numFmt w:val="bullet"/>
-      <w:lvlText w:val=""/>
-      <w:lvlJc w:val="left"/>
-      <w:pPr>
-        <w:ind w:left="4320" w:hanging="360"/>
-      </w:pPr>
-      <w:rPr>
-        <w:rFonts w:ascii="Wingdings" w:hAnsi="Wingdings" w:hint="default"/>
-      </w:rPr>
-    </w:lvl>
-    <w:lvl w:ilvl="6" w:tplc="04190001" w:tentative="1">
-      <w:start w:val="1"/>
-      <w:numFmt w:val="bullet"/>
-      <w:lvlText w:val=""/>
-      <w:lvlJc w:val="left"/>
-      <w:pPr>
-        <w:ind w:left="5040" w:hanging="360"/>
-      </w:pPr>
-      <w:rPr>
-        <w:rFonts w:ascii="Symbol" w:hAnsi="Symbol" w:hint="default"/>
-      </w:rPr>
-    </w:lvl>
-    <w:lvl w:ilvl="7" w:tplc="04190003" w:tentative="1">
-      <w:start w:val="1"/>
-      <w:numFmt w:val="bullet"/>
-      <w:lvlText w:val="o"/>
-      <w:lvlJc w:val="left"/>
-      <w:pPr>
-        <w:ind w:left="5760" w:hanging="360"/>
-      </w:pPr>
-      <w:rPr>
-        <w:rFonts w:ascii="Courier New" w:hAnsi="Courier New" w:cs="Courier New" w:hint="default"/>
-      </w:rPr>
-    </w:lvl>
-    <w:lvl w:ilvl="8" w:tplc="04190005" w:tentative="1">
-      <w:start w:val="1"/>
-      <w:numFmt w:val="bullet"/>
-      <w:lvlText w:val=""/>
-      <w:lvlJc w:val="left"/>
-      <w:pPr>
-        <w:ind w:left="6480" w:hanging="360"/>
-      </w:pPr>
-      <w:rPr>
-        <w:rFonts w:ascii="Wingdings" w:hAnsi="Wingdings" w:hint="default"/>
-      </w:rPr>
-    </w:lvl>
-  </w:abstractNum>
-  <w:abstractNum w:abstractNumId="44" w15:restartNumberingAfterBreak="0">
-    <w:nsid w:val="77524F87"/>
-    <w:multiLevelType w:val="multilevel"/>
-    <w:tmpl w:val="19342BA8"/>
-    <w:lvl w:ilvl="0">
-      <w:start w:val="1"/>
-      <w:numFmt w:val="bullet"/>
-      <w:lvlText w:val=""/>
-      <w:lvlJc w:val="left"/>
-      <w:pPr>
-        <w:ind w:left="360" w:hanging="360"/>
-      </w:pPr>
-      <w:rPr>
-        <w:rFonts w:ascii="Symbol" w:hAnsi="Symbol" w:hint="default"/>
-      </w:rPr>
-    </w:lvl>
-    <w:lvl w:ilvl="1">
-      <w:start w:val="1"/>
-      <w:numFmt w:val="decimal"/>
-      <w:lvlText w:val="%1.%2."/>
-      <w:lvlJc w:val="left"/>
-      <w:pPr>
-        <w:ind w:left="792" w:hanging="432"/>
-      </w:pPr>
-    </w:lvl>
-    <w:lvl w:ilvl="2">
-      <w:start w:val="1"/>
-      <w:numFmt w:val="decimal"/>
-      <w:lvlText w:val="%1.%2.%3."/>
-      <w:lvlJc w:val="left"/>
-      <w:pPr>
-        <w:ind w:left="1224" w:hanging="504"/>
-      </w:pPr>
-    </w:lvl>
-    <w:lvl w:ilvl="3">
-      <w:start w:val="1"/>
-      <w:numFmt w:val="decimal"/>
-      <w:lvlText w:val="%1.%2.%3.%4."/>
-      <w:lvlJc w:val="left"/>
-      <w:pPr>
-        <w:ind w:left="1728" w:hanging="648"/>
-      </w:pPr>
-    </w:lvl>
-    <w:lvl w:ilvl="4">
-      <w:start w:val="1"/>
-      <w:numFmt w:val="decimal"/>
-      <w:lvlText w:val="%1.%2.%3.%4.%5."/>
-      <w:lvlJc w:val="left"/>
-      <w:pPr>
-        <w:ind w:left="2232" w:hanging="792"/>
-      </w:pPr>
-    </w:lvl>
-    <w:lvl w:ilvl="5">
-      <w:start w:val="1"/>
-      <w:numFmt w:val="decimal"/>
-      <w:lvlText w:val="%1.%2.%3.%4.%5.%6."/>
-      <w:lvlJc w:val="left"/>
-      <w:pPr>
-        <w:ind w:left="2736" w:hanging="936"/>
-      </w:pPr>
-    </w:lvl>
-    <w:lvl w:ilvl="6">
-      <w:start w:val="1"/>
-      <w:numFmt w:val="decimal"/>
-      <w:lvlText w:val="%1.%2.%3.%4.%5.%6.%7."/>
-      <w:lvlJc w:val="left"/>
-      <w:pPr>
-        <w:ind w:left="3240" w:hanging="1080"/>
-      </w:pPr>
-    </w:lvl>
-    <w:lvl w:ilvl="7">
-      <w:start w:val="1"/>
-      <w:numFmt w:val="decimal"/>
-      <w:lvlText w:val="%1.%2.%3.%4.%5.%6.%7.%8."/>
-      <w:lvlJc w:val="left"/>
-      <w:pPr>
-        <w:ind w:left="3744" w:hanging="1224"/>
-      </w:pPr>
-    </w:lvl>
-    <w:lvl w:ilvl="8">
-      <w:start w:val="1"/>
-      <w:numFmt w:val="decimal"/>
-      <w:lvlText w:val="%1.%2.%3.%4.%5.%6.%7.%8.%9."/>
-      <w:lvlJc w:val="left"/>
-      <w:pPr>
-        <w:ind w:left="4320" w:hanging="1440"/>
-      </w:pPr>
-    </w:lvl>
-  </w:abstractNum>
-  <w:abstractNum w:abstractNumId="45" w15:restartNumberingAfterBreak="0">
-    <w:nsid w:val="78617A47"/>
-    <w:multiLevelType w:val="hybridMultilevel"/>
-    <w:tmpl w:val="95B0FEAE"/>
-    <w:lvl w:ilvl="0" w:tplc="78BE8168">
-      <w:start w:val="1"/>
-      <w:numFmt w:val="bullet"/>
-      <w:lvlText w:val=""/>
-      <w:lvlJc w:val="left"/>
-      <w:pPr>
-        <w:ind w:left="1713" w:hanging="360"/>
-      </w:pPr>
-      <w:rPr>
-        <w:rFonts w:ascii="Symbol" w:hAnsi="Symbol" w:hint="default"/>
-      </w:rPr>
-    </w:lvl>
-    <w:lvl w:ilvl="1" w:tplc="04190003" w:tentative="1">
-      <w:start w:val="1"/>
-      <w:numFmt w:val="bullet"/>
-      <w:lvlText w:val="o"/>
-      <w:lvlJc w:val="left"/>
-      <w:pPr>
-        <w:ind w:left="2433" w:hanging="360"/>
-      </w:pPr>
-      <w:rPr>
-        <w:rFonts w:ascii="Courier New" w:hAnsi="Courier New" w:cs="Courier New" w:hint="default"/>
-      </w:rPr>
-    </w:lvl>
-    <w:lvl w:ilvl="2" w:tplc="04190005" w:tentative="1">
-      <w:start w:val="1"/>
-      <w:numFmt w:val="bullet"/>
-      <w:lvlText w:val=""/>
-      <w:lvlJc w:val="left"/>
-      <w:pPr>
-        <w:ind w:left="3153" w:hanging="360"/>
-      </w:pPr>
-      <w:rPr>
-        <w:rFonts w:ascii="Wingdings" w:hAnsi="Wingdings" w:hint="default"/>
-      </w:rPr>
-    </w:lvl>
-    <w:lvl w:ilvl="3" w:tplc="04190001" w:tentative="1">
-      <w:start w:val="1"/>
-      <w:numFmt w:val="bullet"/>
-      <w:lvlText w:val=""/>
-      <w:lvlJc w:val="left"/>
-      <w:pPr>
-        <w:ind w:left="3873" w:hanging="360"/>
-      </w:pPr>
-      <w:rPr>
-        <w:rFonts w:ascii="Symbol" w:hAnsi="Symbol" w:hint="default"/>
-      </w:rPr>
-    </w:lvl>
-    <w:lvl w:ilvl="4" w:tplc="04190003" w:tentative="1">
-      <w:start w:val="1"/>
-      <w:numFmt w:val="bullet"/>
-      <w:lvlText w:val="o"/>
-      <w:lvlJc w:val="left"/>
-      <w:pPr>
-        <w:ind w:left="4593" w:hanging="360"/>
-      </w:pPr>
-      <w:rPr>
-        <w:rFonts w:ascii="Courier New" w:hAnsi="Courier New" w:cs="Courier New" w:hint="default"/>
-      </w:rPr>
-    </w:lvl>
-    <w:lvl w:ilvl="5" w:tplc="04190005" w:tentative="1">
-      <w:start w:val="1"/>
-      <w:numFmt w:val="bullet"/>
-      <w:lvlText w:val=""/>
-      <w:lvlJc w:val="left"/>
-      <w:pPr>
-        <w:ind w:left="5313" w:hanging="360"/>
-      </w:pPr>
-      <w:rPr>
-        <w:rFonts w:ascii="Wingdings" w:hAnsi="Wingdings" w:hint="default"/>
-      </w:rPr>
-    </w:lvl>
-    <w:lvl w:ilvl="6" w:tplc="04190001" w:tentative="1">
-      <w:start w:val="1"/>
-      <w:numFmt w:val="bullet"/>
-      <w:lvlText w:val=""/>
-      <w:lvlJc w:val="left"/>
-      <w:pPr>
-        <w:ind w:left="6033" w:hanging="360"/>
-      </w:pPr>
-      <w:rPr>
-        <w:rFonts w:ascii="Symbol" w:hAnsi="Symbol" w:hint="default"/>
-      </w:rPr>
-    </w:lvl>
-    <w:lvl w:ilvl="7" w:tplc="04190003" w:tentative="1">
-      <w:start w:val="1"/>
-      <w:numFmt w:val="bullet"/>
-      <w:lvlText w:val="o"/>
-      <w:lvlJc w:val="left"/>
-      <w:pPr>
-        <w:ind w:left="6753" w:hanging="360"/>
-      </w:pPr>
-      <w:rPr>
-        <w:rFonts w:ascii="Courier New" w:hAnsi="Courier New" w:cs="Courier New" w:hint="default"/>
-      </w:rPr>
-    </w:lvl>
-    <w:lvl w:ilvl="8" w:tplc="04190005" w:tentative="1">
-      <w:start w:val="1"/>
-      <w:numFmt w:val="bullet"/>
-      <w:lvlText w:val=""/>
-      <w:lvlJc w:val="left"/>
-      <w:pPr>
-        <w:ind w:left="7473" w:hanging="360"/>
-      </w:pPr>
-      <w:rPr>
-        <w:rFonts w:ascii="Wingdings" w:hAnsi="Wingdings" w:hint="default"/>
-      </w:rPr>
-    </w:lvl>
-  </w:abstractNum>
-  <w:abstractNum w:abstractNumId="46" w15:restartNumberingAfterBreak="0">
-    <w:nsid w:val="78AB17F7"/>
-    <w:multiLevelType w:val="hybridMultilevel"/>
-    <w:tmpl w:val="3FB09780"/>
-    <w:lvl w:ilvl="0" w:tplc="78BE8168">
-      <w:start w:val="1"/>
-      <w:numFmt w:val="bullet"/>
-      <w:lvlText w:val=""/>
-      <w:lvlJc w:val="left"/>
-      <w:pPr>
-        <w:ind w:left="720" w:hanging="360"/>
-      </w:pPr>
-      <w:rPr>
-        <w:rFonts w:ascii="Symbol" w:hAnsi="Symbol" w:hint="default"/>
-      </w:rPr>
-    </w:lvl>
-    <w:lvl w:ilvl="1" w:tplc="04190003" w:tentative="1">
-      <w:start w:val="1"/>
-      <w:numFmt w:val="bullet"/>
-      <w:lvlText w:val="o"/>
-      <w:lvlJc w:val="left"/>
-      <w:pPr>
-        <w:ind w:left="1440" w:hanging="360"/>
-      </w:pPr>
-      <w:rPr>
-        <w:rFonts w:ascii="Courier New" w:hAnsi="Courier New" w:cs="Courier New" w:hint="default"/>
-      </w:rPr>
-    </w:lvl>
-    <w:lvl w:ilvl="2" w:tplc="04190005" w:tentative="1">
-      <w:start w:val="1"/>
-      <w:numFmt w:val="bullet"/>
-      <w:lvlText w:val=""/>
-      <w:lvlJc w:val="left"/>
-      <w:pPr>
-        <w:ind w:left="2160" w:hanging="360"/>
-      </w:pPr>
-      <w:rPr>
-        <w:rFonts w:ascii="Wingdings" w:hAnsi="Wingdings" w:hint="default"/>
-      </w:rPr>
-    </w:lvl>
-    <w:lvl w:ilvl="3" w:tplc="04190001" w:tentative="1">
-      <w:start w:val="1"/>
-      <w:numFmt w:val="bullet"/>
-      <w:lvlText w:val=""/>
-      <w:lvlJc w:val="left"/>
-      <w:pPr>
-        <w:ind w:left="2880" w:hanging="360"/>
-      </w:pPr>
-      <w:rPr>
-        <w:rFonts w:ascii="Symbol" w:hAnsi="Symbol" w:hint="default"/>
-      </w:rPr>
-    </w:lvl>
-    <w:lvl w:ilvl="4" w:tplc="04190003" w:tentative="1">
-      <w:start w:val="1"/>
-      <w:numFmt w:val="bullet"/>
-      <w:lvlText w:val="o"/>
-      <w:lvlJc w:val="left"/>
-      <w:pPr>
-        <w:ind w:left="3600" w:hanging="360"/>
-      </w:pPr>
-      <w:rPr>
-        <w:rFonts w:ascii="Courier New" w:hAnsi="Courier New" w:cs="Courier New" w:hint="default"/>
-      </w:rPr>
-    </w:lvl>
-    <w:lvl w:ilvl="5" w:tplc="04190005" w:tentative="1">
-      <w:start w:val="1"/>
-      <w:numFmt w:val="bullet"/>
-      <w:lvlText w:val=""/>
-      <w:lvlJc w:val="left"/>
-      <w:pPr>
-        <w:ind w:left="4320" w:hanging="360"/>
-      </w:pPr>
-      <w:rPr>
-        <w:rFonts w:ascii="Wingdings" w:hAnsi="Wingdings" w:hint="default"/>
-      </w:rPr>
-    </w:lvl>
-    <w:lvl w:ilvl="6" w:tplc="04190001" w:tentative="1">
-      <w:start w:val="1"/>
-      <w:numFmt w:val="bullet"/>
-      <w:lvlText w:val=""/>
-      <w:lvlJc w:val="left"/>
-      <w:pPr>
-        <w:ind w:left="5040" w:hanging="360"/>
-      </w:pPr>
-      <w:rPr>
-        <w:rFonts w:ascii="Symbol" w:hAnsi="Symbol" w:hint="default"/>
-      </w:rPr>
-    </w:lvl>
-    <w:lvl w:ilvl="7" w:tplc="04190003" w:tentative="1">
-      <w:start w:val="1"/>
-      <w:numFmt w:val="bullet"/>
-      <w:lvlText w:val="o"/>
-      <w:lvlJc w:val="left"/>
-      <w:pPr>
-        <w:ind w:left="5760" w:hanging="360"/>
-      </w:pPr>
-      <w:rPr>
-        <w:rFonts w:ascii="Courier New" w:hAnsi="Courier New" w:cs="Courier New" w:hint="default"/>
-      </w:rPr>
-    </w:lvl>
-    <w:lvl w:ilvl="8" w:tplc="04190005" w:tentative="1">
-      <w:start w:val="1"/>
-      <w:numFmt w:val="bullet"/>
-      <w:lvlText w:val=""/>
-      <w:lvlJc w:val="left"/>
-      <w:pPr>
-        <w:ind w:left="6480" w:hanging="360"/>
-      </w:pPr>
-      <w:rPr>
-        <w:rFonts w:ascii="Wingdings" w:hAnsi="Wingdings" w:hint="default"/>
-      </w:rPr>
-    </w:lvl>
-  </w:abstractNum>
-  <w:abstractNum w:abstractNumId="47" w15:restartNumberingAfterBreak="0">
-    <w:nsid w:val="792C5F88"/>
-    <w:multiLevelType w:val="multilevel"/>
-    <w:tmpl w:val="3DDEDBDC"/>
-    <w:lvl w:ilvl="0">
-      <w:start w:val="1"/>
-      <w:numFmt w:val="decimal"/>
-      <w:lvlText w:val="%1."/>
-      <w:lvlJc w:val="left"/>
-      <w:pPr>
-        <w:ind w:left="2487" w:hanging="360"/>
-      </w:pPr>
-      <w:rPr>
-        <w:rFonts w:hint="default"/>
-        <w:b/>
-      </w:rPr>
-    </w:lvl>
-    <w:lvl w:ilvl="1">
-      <w:start w:val="1"/>
-      <w:numFmt w:val="decimal"/>
-      <w:lvlText w:val="%2."/>
-      <w:lvlJc w:val="left"/>
-      <w:pPr>
-        <w:ind w:left="792" w:hanging="432"/>
-      </w:pPr>
-      <w:rPr>
-        <w:rFonts w:hint="default"/>
-      </w:rPr>
-    </w:lvl>
-    <w:lvl w:ilvl="2">
-      <w:start w:val="1"/>
-      <w:numFmt w:val="decimal"/>
-      <w:lvlText w:val="%1.%2.%3."/>
-      <w:lvlJc w:val="left"/>
-      <w:pPr>
-        <w:ind w:left="1224" w:hanging="504"/>
-      </w:pPr>
-      <w:rPr>
-        <w:b w:val="0"/>
-        <w:sz w:val="28"/>
-        <w:szCs w:val="28"/>
-      </w:rPr>
-    </w:lvl>
-    <w:lvl w:ilvl="3">
-      <w:start w:val="1"/>
-      <w:numFmt w:val="decimal"/>
-      <w:lvlText w:val="%1.%2.%3.%4."/>
-      <w:lvlJc w:val="left"/>
-      <w:pPr>
-        <w:ind w:left="1728" w:hanging="648"/>
-      </w:pPr>
-    </w:lvl>
-    <w:lvl w:ilvl="4">
-      <w:start w:val="1"/>
-      <w:numFmt w:val="decimal"/>
-      <w:lvlText w:val="%1.%2.%3.%4.%5."/>
-      <w:lvlJc w:val="left"/>
-      <w:pPr>
-        <w:ind w:left="2232" w:hanging="792"/>
-      </w:pPr>
-    </w:lvl>
-    <w:lvl w:ilvl="5">
-      <w:start w:val="1"/>
-      <w:numFmt w:val="decimal"/>
-      <w:lvlText w:val="%1.%2.%3.%4.%5.%6."/>
-      <w:lvlJc w:val="left"/>
-      <w:pPr>
-        <w:ind w:left="2736" w:hanging="936"/>
-      </w:pPr>
-    </w:lvl>
-    <w:lvl w:ilvl="6">
-      <w:start w:val="1"/>
-      <w:numFmt w:val="decimal"/>
-      <w:lvlText w:val="%1.%2.%3.%4.%5.%6.%7."/>
-      <w:lvlJc w:val="left"/>
-      <w:pPr>
-        <w:ind w:left="3240" w:hanging="1080"/>
-      </w:pPr>
-    </w:lvl>
-    <w:lvl w:ilvl="7">
-      <w:start w:val="1"/>
-      <w:numFmt w:val="decimal"/>
-      <w:lvlText w:val="%1.%2.%3.%4.%5.%6.%7.%8."/>
-      <w:lvlJc w:val="left"/>
-      <w:pPr>
-        <w:ind w:left="3744" w:hanging="1224"/>
-      </w:pPr>
-    </w:lvl>
-    <w:lvl w:ilvl="8">
-      <w:start w:val="1"/>
-      <w:numFmt w:val="decimal"/>
-      <w:lvlText w:val="%1.%2.%3.%4.%5.%6.%7.%8.%9."/>
-      <w:lvlJc w:val="left"/>
-      <w:pPr>
-        <w:ind w:left="4320" w:hanging="1440"/>
-      </w:pPr>
-    </w:lvl>
-  </w:abstractNum>
-  <w:abstractNum w:abstractNumId="48" w15:restartNumberingAfterBreak="0">
-    <w:nsid w:val="7CFF1593"/>
-    <w:multiLevelType w:val="hybridMultilevel"/>
-    <w:tmpl w:val="51D4826C"/>
-    <w:lvl w:ilvl="0" w:tplc="EF123FA4">
-      <w:start w:val="5"/>
-      <w:numFmt w:val="decimal"/>
-      <w:lvlText w:val="%1."/>
-      <w:lvlJc w:val="left"/>
-      <w:pPr>
-        <w:ind w:left="611" w:hanging="360"/>
-      </w:pPr>
-      <w:rPr>
-        <w:rFonts w:hint="default"/>
-      </w:rPr>
-    </w:lvl>
-    <w:lvl w:ilvl="1" w:tplc="04190019" w:tentative="1">
-      <w:start w:val="1"/>
-      <w:numFmt w:val="lowerLetter"/>
-      <w:lvlText w:val="%2."/>
-      <w:lvlJc w:val="left"/>
-      <w:pPr>
-        <w:ind w:left="1440" w:hanging="360"/>
-      </w:pPr>
-    </w:lvl>
-    <w:lvl w:ilvl="2" w:tplc="0419001B" w:tentative="1">
-      <w:start w:val="1"/>
-      <w:numFmt w:val="lowerRoman"/>
-      <w:lvlText w:val="%3."/>
-      <w:lvlJc w:val="right"/>
-      <w:pPr>
-        <w:ind w:left="2160" w:hanging="180"/>
-      </w:pPr>
-    </w:lvl>
-    <w:lvl w:ilvl="3" w:tplc="0419000F" w:tentative="1">
-      <w:start w:val="1"/>
-      <w:numFmt w:val="decimal"/>
-      <w:lvlText w:val="%4."/>
-      <w:lvlJc w:val="left"/>
-      <w:pPr>
-        <w:ind w:left="2880" w:hanging="360"/>
-      </w:pPr>
-    </w:lvl>
-    <w:lvl w:ilvl="4" w:tplc="04190019" w:tentative="1">
-      <w:start w:val="1"/>
-      <w:numFmt w:val="lowerLetter"/>
-      <w:lvlText w:val="%5."/>
-      <w:lvlJc w:val="left"/>
-      <w:pPr>
-        <w:ind w:left="3600" w:hanging="360"/>
-      </w:pPr>
-    </w:lvl>
-    <w:lvl w:ilvl="5" w:tplc="0419001B" w:tentative="1">
-      <w:start w:val="1"/>
-      <w:numFmt w:val="lowerRoman"/>
-      <w:lvlText w:val="%6."/>
-      <w:lvlJc w:val="right"/>
-      <w:pPr>
-        <w:ind w:left="4320" w:hanging="180"/>
-      </w:pPr>
-    </w:lvl>
-    <w:lvl w:ilvl="6" w:tplc="0419000F" w:tentative="1">
-      <w:start w:val="1"/>
-      <w:numFmt w:val="decimal"/>
-      <w:lvlText w:val="%7."/>
-      <w:lvlJc w:val="left"/>
-      <w:pPr>
-        <w:ind w:left="5040" w:hanging="360"/>
-      </w:pPr>
-    </w:lvl>
-    <w:lvl w:ilvl="7" w:tplc="04190019" w:tentative="1">
-      <w:start w:val="1"/>
-      <w:numFmt w:val="lowerLetter"/>
-      <w:lvlText w:val="%8."/>
-      <w:lvlJc w:val="left"/>
-      <w:pPr>
-        <w:ind w:left="5760" w:hanging="360"/>
-      </w:pPr>
-    </w:lvl>
-    <w:lvl w:ilvl="8" w:tplc="0419001B" w:tentative="1">
-      <w:start w:val="1"/>
-      <w:numFmt w:val="lowerRoman"/>
-      <w:lvlText w:val="%9."/>
-      <w:lvlJc w:val="right"/>
-      <w:pPr>
-        <w:ind w:left="6480" w:hanging="180"/>
-      </w:pPr>
-    </w:lvl>
-  </w:abstractNum>
   <w:num w:numId="1">
-    <w:abstractNumId w:val="21"/>
+    <w:abstractNumId w:val="8"/>
   </w:num>
   <w:num w:numId="2">
-    <w:abstractNumId w:val="5"/>
+    <w:abstractNumId w:val="2"/>
   </w:num>
   <w:num w:numId="3">
-    <w:abstractNumId w:val="17"/>
+    <w:abstractNumId w:val="7"/>
   </w:num>
   <w:num w:numId="4">
-    <w:abstractNumId w:val="19"/>
+    <w:abstractNumId w:val="4"/>
   </w:num>
   <w:num w:numId="5">
-    <w:abstractNumId w:val="18"/>
+    <w:abstractNumId w:val="9"/>
   </w:num>
   <w:num w:numId="6">
     <w:abstractNumId w:val="3"/>
   </w:num>
   <w:num w:numId="7">
-    <w:abstractNumId w:val="38"/>
+    <w:abstractNumId w:val="10"/>
   </w:num>
   <w:num w:numId="8">
-    <w:abstractNumId w:val="23"/>
+    <w:abstractNumId w:val="1"/>
   </w:num>
   <w:num w:numId="9">
-    <w:abstractNumId w:val="42"/>
+    <w:abstractNumId w:val="14"/>
   </w:num>
   <w:num w:numId="10">
-    <w:abstractNumId w:val="26"/>
+    <w:abstractNumId w:val="6"/>
   </w:num>
   <w:num w:numId="11">
-    <w:abstractNumId w:val="35"/>
+    <w:abstractNumId w:val="13"/>
   </w:num>
   <w:num w:numId="12">
-    <w:abstractNumId w:val="47"/>
+    <w:abstractNumId w:val="5"/>
   </w:num>
   <w:num w:numId="13">
-    <w:abstractNumId w:val="6"/>
+    <w:abstractNumId w:val="11"/>
   </w:num>
   <w:num w:numId="14">
-    <w:abstractNumId w:val="25"/>
+    <w:abstractNumId w:val="0"/>
   </w:num>
   <w:num w:numId="15">
-    <w:abstractNumId w:val="30"/>
-  </w:num>
-  <w:num w:numId="16">
-    <w:abstractNumId w:val="15"/>
-  </w:num>
-  <w:num w:numId="17">
-    <w:abstractNumId w:val="29"/>
-  </w:num>
-  <w:num w:numId="18">
-    <w:abstractNumId w:val="44"/>
-  </w:num>
-  <w:num w:numId="19">
-    <w:abstractNumId w:val="31"/>
-  </w:num>
-  <w:num w:numId="20">
-    <w:abstractNumId w:val="0"/>
-  </w:num>
-  <w:num w:numId="21">
-    <w:abstractNumId w:val="46"/>
-  </w:num>
-  <w:num w:numId="22">
     <w:abstractNumId w:val="12"/>
   </w:num>
-  <w:num w:numId="23">
-    <w:abstractNumId w:val="43"/>
-  </w:num>
-  <w:num w:numId="24">
-    <w:abstractNumId w:val="36"/>
-  </w:num>
-  <w:num w:numId="25">
-    <w:abstractNumId w:val="28"/>
-  </w:num>
-  <w:num w:numId="26">
-    <w:abstractNumId w:val="22"/>
-  </w:num>
-  <w:num w:numId="27">
-    <w:abstractNumId w:val="7"/>
-  </w:num>
-  <w:num w:numId="28">
-    <w:abstractNumId w:val="20"/>
-  </w:num>
-  <w:num w:numId="29">
-    <w:abstractNumId w:val="37"/>
-  </w:num>
-  <w:num w:numId="30">
-    <w:abstractNumId w:val="9"/>
-  </w:num>
-  <w:num w:numId="31">
-    <w:abstractNumId w:val="48"/>
-  </w:num>
-  <w:num w:numId="32">
-    <w:abstractNumId w:val="11"/>
-  </w:num>
-  <w:num w:numId="33">
-    <w:abstractNumId w:val="41"/>
-  </w:num>
-  <w:num w:numId="34">
-    <w:abstractNumId w:val="33"/>
-  </w:num>
-  <w:num w:numId="35">
-    <w:abstractNumId w:val="45"/>
-  </w:num>
-  <w:num w:numId="36">
-    <w:abstractNumId w:val="39"/>
-  </w:num>
-  <w:num w:numId="37">
-    <w:abstractNumId w:val="32"/>
-  </w:num>
-  <w:num w:numId="38">
-    <w:abstractNumId w:val="24"/>
-  </w:num>
-  <w:num w:numId="39">
-    <w:abstractNumId w:val="16"/>
-  </w:num>
-  <w:num w:numId="40">
-    <w:abstractNumId w:val="8"/>
-  </w:num>
-  <w:num w:numId="41">
-    <w:abstractNumId w:val="10"/>
-  </w:num>
-  <w:num w:numId="42">
-    <w:abstractNumId w:val="27"/>
-  </w:num>
-  <w:num w:numId="43">
-    <w:abstractNumId w:val="4"/>
-  </w:num>
-  <w:num w:numId="44">
-    <w:abstractNumId w:val="40"/>
-  </w:num>
-  <w:num w:numId="45">
-    <w:abstractNumId w:val="14"/>
-  </w:num>
-  <w:num w:numId="46">
-    <w:abstractNumId w:val="34"/>
-  </w:num>
-  <w:num w:numId="47">
-    <w:abstractNumId w:val="2"/>
-  </w:num>
-  <w:num w:numId="48">
-    <w:abstractNumId w:val="1"/>
-  </w:num>
-  <w:num w:numId="49">
-    <w:abstractNumId w:val="13"/>
-  </w:num>
-  <w:numIdMacAtCleanup w:val="31"/>
+  <w:numIdMacAtCleanup w:val="15"/>
 </w:numbering>
 </file>
 
@@ -27383,7 +24083,7 @@
     <w:rsid w:val="00EA54CF"/>
     <w:pPr>
       <w:numPr>
-        <w:numId w:val="38"/>
+        <w:numId w:val="5"/>
       </w:numPr>
     </w:pPr>
   </w:style>
@@ -27806,7 +24506,7 @@
 </file>
 
 <file path=customXml/itemProps1.xml><?xml version="1.0" encoding="utf-8"?>
-<ds:datastoreItem xmlns:ds="http://schemas.openxmlformats.org/officeDocument/2006/customXml" ds:itemID="{8A7014BE-0E69-4DB4-8A1A-B2CB896265A1}">
+<ds:datastoreItem xmlns:ds="http://schemas.openxmlformats.org/officeDocument/2006/customXml" ds:itemID="{D8A2965A-5ED5-4884-B44A-9B815F0415EE}">
   <ds:schemaRefs>
     <ds:schemaRef ds:uri="http://schemas.openxmlformats.org/officeDocument/2006/bibliography"/>
   </ds:schemaRefs>

--- a/джава курсовой опросы.docx
+++ b/джава курсовой опросы.docx
@@ -625,13 +625,8 @@
         <w:ind w:left="567" w:right="1134"/>
       </w:pPr>
       <w:r>
-        <w:t>на тему</w:t>
-      </w:r>
-      <w:bookmarkStart w:id="1" w:name="_GoBack"/>
-      <w:r>
-        <w:t>:</w:t>
-      </w:r>
-      <w:bookmarkEnd w:id="1"/>
+        <w:t>на тему:</w:t>
+      </w:r>
       <w:r>
         <w:t xml:space="preserve"> </w:t>
       </w:r>
@@ -1928,13 +1923,19 @@
       <w:pPr>
         <w:spacing w:line="360" w:lineRule="auto"/>
         <w:ind w:left="284" w:right="170" w:firstLine="851"/>
-        <w:rPr>
-          <w:b/>
-          <w:sz w:val="32"/>
+        <w:jc w:val="both"/>
+        <w:rPr>
           <w:szCs w:val="32"/>
           <w:lang w:val="ru-RU"/>
         </w:rPr>
       </w:pPr>
+      <w:r>
+        <w:rPr>
+          <w:szCs w:val="32"/>
+          <w:lang w:val="ru-RU"/>
+        </w:rPr>
+        <w:t>Табл. 3. Ил. 18. Библ. 9.</w:t>
+      </w:r>
     </w:p>
     <w:p>
       <w:pPr>
@@ -2060,9 +2061,7 @@
     <w:p>
       <w:pPr>
         <w:spacing w:line="360" w:lineRule="auto"/>
-        <w:ind w:right="170"/>
-        <w:rPr>
-          <w:b/>
+        <w:rPr>
           <w:sz w:val="32"/>
           <w:szCs w:val="32"/>
           <w:lang w:val="ru-RU"/>
@@ -2070,13 +2069,20 @@
       </w:pPr>
       <w:r>
         <w:rPr>
-          <w:b/>
           <w:sz w:val="32"/>
           <w:szCs w:val="32"/>
           <w:lang w:val="ru-RU"/>
         </w:rPr>
         <w:lastRenderedPageBreak/>
-        <w:t>Содержание</w:t>
+        <w:t>С</w:t>
+      </w:r>
+      <w:r>
+        <w:rPr>
+          <w:sz w:val="32"/>
+          <w:szCs w:val="32"/>
+          <w:lang w:val="ru-RU"/>
+        </w:rPr>
+        <w:t>ОДЕРЖАНИЕ</w:t>
       </w:r>
     </w:p>
     <w:p>
@@ -2346,7 +2352,7 @@
         <w:t>2</w:t>
       </w:r>
     </w:p>
-    <w:bookmarkStart w:id="2" w:name="_Ref119267208"/>
+    <w:bookmarkStart w:id="1" w:name="_Ref119267208"/>
     <w:p>
       <w:pPr>
         <w:pStyle w:val="a1"/>
@@ -2405,7 +2411,7 @@
         </w:rPr>
         <w:tab/>
       </w:r>
-      <w:bookmarkEnd w:id="2"/>
+      <w:bookmarkEnd w:id="1"/>
       <w:r>
         <w:rPr>
           <w:szCs w:val="28"/>
@@ -3247,8 +3253,8 @@
       <w:pPr>
         <w:pStyle w:val="aff2"/>
       </w:pPr>
-      <w:bookmarkStart w:id="3" w:name="_Введение"/>
-      <w:bookmarkEnd w:id="3"/>
+      <w:bookmarkStart w:id="2" w:name="_Введение"/>
+      <w:bookmarkEnd w:id="2"/>
       <w:r>
         <w:lastRenderedPageBreak/>
         <w:t>функциональная страница</w:t>
@@ -3262,12 +3268,12 @@
       <w:r>
         <w:br w:type="page"/>
       </w:r>
-      <w:bookmarkStart w:id="4" w:name="ведать"/>
+      <w:bookmarkStart w:id="3" w:name="ведать"/>
       <w:r>
         <w:lastRenderedPageBreak/>
         <w:t>ВВЕДЕНИЕ</w:t>
       </w:r>
-      <w:bookmarkEnd w:id="4"/>
+      <w:bookmarkEnd w:id="3"/>
     </w:p>
     <w:p>
       <w:pPr>
@@ -3287,7 +3293,6 @@
         <w:r>
           <w:rPr>
             <w:rStyle w:val="af4"/>
-            <w:vertAlign w:val="superscript"/>
           </w:rPr>
           <w:t>[1]</w:t>
         </w:r>
@@ -3481,9 +3486,9 @@
       <w:pPr>
         <w:pStyle w:val="1"/>
       </w:pPr>
-      <w:bookmarkStart w:id="5" w:name="_Анализ_технического_задания"/>
-      <w:bookmarkStart w:id="6" w:name="_Hlk216109612"/>
-      <w:bookmarkEnd w:id="5"/>
+      <w:bookmarkStart w:id="4" w:name="_Анализ_технического_задания"/>
+      <w:bookmarkStart w:id="5" w:name="_Hlk216109612"/>
+      <w:bookmarkEnd w:id="4"/>
       <w:r>
         <w:lastRenderedPageBreak/>
         <w:t>Анализ технического задания</w:t>
@@ -3493,7 +3498,7 @@
       <w:pPr>
         <w:pStyle w:val="a"/>
       </w:pPr>
-      <w:bookmarkStart w:id="7" w:name="попуск1"/>
+      <w:bookmarkStart w:id="6" w:name="попуск1"/>
       <w:r>
         <w:t>Цель и задачи разработки</w:t>
       </w:r>
@@ -3505,7 +3510,7 @@
         </w:rPr>
       </w:pPr>
     </w:p>
-    <w:bookmarkEnd w:id="7"/>
+    <w:bookmarkEnd w:id="6"/>
     <w:p>
       <w:pPr>
         <w:pStyle w:val="1234"/>
@@ -3744,7 +3749,7 @@
       <w:pPr>
         <w:pStyle w:val="a"/>
       </w:pPr>
-      <w:bookmarkStart w:id="8" w:name="попуск2"/>
+      <w:bookmarkStart w:id="7" w:name="попуск2"/>
       <w:r>
         <w:t>Сравнительный анализ существующих решений</w:t>
       </w:r>
@@ -3756,7 +3761,7 @@
         </w:rPr>
       </w:pPr>
     </w:p>
-    <w:bookmarkEnd w:id="8"/>
+    <w:bookmarkEnd w:id="7"/>
     <w:p>
       <w:pPr>
         <w:pStyle w:val="1234"/>
@@ -3810,7 +3815,6 @@
         <w:r>
           <w:rPr>
             <w:rStyle w:val="af4"/>
-            <w:vertAlign w:val="superscript"/>
           </w:rPr>
           <w:t>[7]</w:t>
         </w:r>
@@ -3835,7 +3839,7 @@
           <w:lang w:val="ru-RU"/>
         </w:rPr>
       </w:pPr>
-      <w:bookmarkStart w:id="9" w:name="рисунок1"/>
+      <w:bookmarkStart w:id="8" w:name="рисунок1"/>
       <w:r>
         <w:rPr>
           <w:noProof/>
@@ -3892,7 +3896,7 @@
           </wp:inline>
         </w:drawing>
       </w:r>
-      <w:bookmarkEnd w:id="9"/>
+      <w:bookmarkEnd w:id="8"/>
     </w:p>
     <w:p>
       <w:pPr>
@@ -3995,13 +3999,15 @@
         <w:r>
           <w:rPr>
             <w:rStyle w:val="af4"/>
-            <w:vertAlign w:val="superscript"/>
           </w:rPr>
           <w:t>[6]</w:t>
         </w:r>
       </w:hyperlink>
       <w:r>
-        <w:t>, таких как</w:t>
+        <w:t>,</w:t>
+      </w:r>
+      <w:r>
+        <w:t xml:space="preserve"> таких как</w:t>
       </w:r>
       <w:r>
         <w:t>:</w:t>
@@ -4100,7 +4106,7 @@
           <w:lang w:val="ru-RU"/>
         </w:rPr>
       </w:pPr>
-      <w:bookmarkStart w:id="10" w:name="рисунок2"/>
+      <w:bookmarkStart w:id="9" w:name="рисунок2"/>
       <w:r>
         <w:rPr>
           <w:noProof/>
@@ -4157,15 +4163,15 @@
           </wp:inline>
         </w:drawing>
       </w:r>
-      <w:bookmarkEnd w:id="10"/>
-    </w:p>
-    <w:p>
-      <w:pPr>
-        <w:rPr>
-          <w:lang w:val="ru-RU"/>
-        </w:rPr>
-      </w:pPr>
-      <w:bookmarkStart w:id="11" w:name="рисунок"/>
+      <w:bookmarkEnd w:id="9"/>
+    </w:p>
+    <w:p>
+      <w:pPr>
+        <w:rPr>
+          <w:lang w:val="ru-RU"/>
+        </w:rPr>
+      </w:pPr>
+      <w:bookmarkStart w:id="10" w:name="рисунок"/>
       <w:r>
         <w:rPr>
           <w:rStyle w:val="aff0"/>
@@ -4259,7 +4265,7 @@
         <w:t xml:space="preserve"> формы</w:t>
       </w:r>
     </w:p>
-    <w:bookmarkEnd w:id="11"/>
+    <w:bookmarkEnd w:id="10"/>
     <w:p>
       <w:pPr>
         <w:rPr>
@@ -4274,15 +4280,15 @@
         <w:spacing w:line="240" w:lineRule="auto"/>
         <w:ind w:left="0" w:right="0" w:firstLine="0"/>
       </w:pPr>
-      <w:bookmarkStart w:id="12" w:name="Таблица1"/>
+      <w:bookmarkStart w:id="11" w:name="Таблица1"/>
       <w:r>
         <w:t xml:space="preserve">  </w:t>
       </w:r>
       <w:r>
         <w:t>Таблица 1 — Сравнительный анализ ан</w:t>
       </w:r>
-      <w:bookmarkStart w:id="13" w:name="Таблица"/>
-      <w:bookmarkEnd w:id="13"/>
+      <w:bookmarkStart w:id="12" w:name="Таблица"/>
+      <w:bookmarkEnd w:id="12"/>
       <w:r>
         <w:t>алогов и разрабатываемого решения</w:t>
       </w:r>
@@ -4305,7 +4311,7 @@
           <w:tcPr>
             <w:tcW w:w="2447" w:type="dxa"/>
           </w:tcPr>
-          <w:bookmarkEnd w:id="12"/>
+          <w:bookmarkEnd w:id="11"/>
           <w:p>
             <w:pPr>
               <w:pStyle w:val="TableParagraph"/>
@@ -4687,11 +4693,11 @@
       <w:r>
         <w:t>Таб</w:t>
       </w:r>
-      <w:bookmarkStart w:id="14" w:name="Таблица2"/>
+      <w:bookmarkStart w:id="13" w:name="Таблица2"/>
       <w:r>
         <w:t>лица 2 — Обоснование выбора технологий</w:t>
       </w:r>
-      <w:bookmarkEnd w:id="14"/>
+      <w:bookmarkEnd w:id="13"/>
     </w:p>
     <w:tbl>
       <w:tblPr>
@@ -5325,7 +5331,7 @@
       <w:pPr>
         <w:pStyle w:val="a"/>
       </w:pPr>
-      <w:bookmarkStart w:id="15" w:name="попуск13"/>
+      <w:bookmarkStart w:id="14" w:name="попуск13"/>
       <w:r>
         <w:t>Архитектура системы</w:t>
       </w:r>
@@ -5338,7 +5344,7 @@
       </w:pPr>
     </w:p>
     <w:bookmarkEnd w:id="0"/>
-    <w:bookmarkEnd w:id="15"/>
+    <w:bookmarkEnd w:id="14"/>
     <w:p>
       <w:pPr>
         <w:pStyle w:val="1234"/>
@@ -5375,7 +5381,6 @@
         <w:r>
           <w:rPr>
             <w:rStyle w:val="af4"/>
-            <w:vertAlign w:val="superscript"/>
           </w:rPr>
           <w:t>[2]</w:t>
         </w:r>
@@ -5384,7 +5389,6 @@
         <w:r>
           <w:rPr>
             <w:rStyle w:val="af4"/>
-            <w:vertAlign w:val="superscript"/>
           </w:rPr>
           <w:t>[4]</w:t>
         </w:r>
@@ -5406,9 +5410,14 @@
       <w:r>
         <w:t xml:space="preserve"> </w:t>
       </w:r>
-      <w:r>
-        <w:t>[4]</w:t>
-      </w:r>
+      <w:hyperlink w:anchor="мирошконкович" w:history="1">
+        <w:r>
+          <w:rPr>
+            <w:rStyle w:val="af4"/>
+          </w:rPr>
+          <w:t>[4]</w:t>
+        </w:r>
+      </w:hyperlink>
       <w:r>
         <w:t xml:space="preserve">, который </w:t>
       </w:r>
@@ -5550,7 +5559,7 @@
           <w:rStyle w:val="aff0"/>
         </w:rPr>
       </w:pPr>
-      <w:bookmarkStart w:id="16" w:name="рисунок3"/>
+      <w:bookmarkStart w:id="15" w:name="рисунок3"/>
       <w:r>
         <w:rPr>
           <w:rStyle w:val="aff0"/>
@@ -5604,7 +5613,7 @@
           </wp:inline>
         </w:drawing>
       </w:r>
-      <w:bookmarkEnd w:id="16"/>
+      <w:bookmarkEnd w:id="15"/>
     </w:p>
     <w:p>
       <w:pPr>
@@ -6095,7 +6104,7 @@
       <w:pPr>
         <w:pStyle w:val="a"/>
       </w:pPr>
-      <w:bookmarkStart w:id="17" w:name="попуск14"/>
+      <w:bookmarkStart w:id="16" w:name="попуск14"/>
       <w:r>
         <w:t>Управление опросами</w:t>
       </w:r>
@@ -6107,7 +6116,7 @@
         </w:rPr>
       </w:pPr>
     </w:p>
-    <w:bookmarkEnd w:id="17"/>
+    <w:bookmarkEnd w:id="16"/>
     <w:p>
       <w:pPr>
         <w:pStyle w:val="1234"/>
@@ -6401,7 +6410,7 @@
         <w:t xml:space="preserve"> MVC.</w:t>
       </w:r>
     </w:p>
-    <w:bookmarkEnd w:id="6"/>
+    <w:bookmarkEnd w:id="5"/>
     <w:p>
       <w:pPr>
         <w:jc w:val="left"/>
@@ -6422,8 +6431,8 @@
       <w:pPr>
         <w:pStyle w:val="1"/>
       </w:pPr>
-      <w:bookmarkStart w:id="18" w:name="_Проектирование_программы"/>
-      <w:bookmarkEnd w:id="18"/>
+      <w:bookmarkStart w:id="17" w:name="_Проектирование_программы"/>
+      <w:bookmarkEnd w:id="17"/>
       <w:r>
         <w:lastRenderedPageBreak/>
         <w:t>Проектирование программы</w:t>
@@ -6433,7 +6442,7 @@
       <w:pPr>
         <w:pStyle w:val="a"/>
       </w:pPr>
-      <w:bookmarkStart w:id="19" w:name="попуск21"/>
+      <w:bookmarkStart w:id="18" w:name="попуск21"/>
       <w:r>
         <w:t>Проектирование архитектуры и структуры данных системы</w:t>
       </w:r>
@@ -6445,7 +6454,7 @@
         </w:rPr>
       </w:pPr>
     </w:p>
-    <w:bookmarkEnd w:id="19"/>
+    <w:bookmarkEnd w:id="18"/>
     <w:p>
       <w:pPr>
         <w:pStyle w:val="1234"/>
@@ -7082,7 +7091,7 @@
       <w:pPr>
         <w:pStyle w:val="aff4"/>
       </w:pPr>
-      <w:bookmarkStart w:id="20" w:name="рисунок4"/>
+      <w:bookmarkStart w:id="19" w:name="рисунок4"/>
       <w:r>
         <w:drawing>
           <wp:inline distT="0" distB="0" distL="0" distR="0" wp14:anchorId="1B1FD645" wp14:editId="3CE08BDB">
@@ -7120,7 +7129,7 @@
           </wp:inline>
         </w:drawing>
       </w:r>
-      <w:bookmarkEnd w:id="20"/>
+      <w:bookmarkEnd w:id="19"/>
     </w:p>
     <w:p>
       <w:pPr>
@@ -7287,7 +7296,7 @@
       <w:pPr>
         <w:pStyle w:val="a"/>
       </w:pPr>
-      <w:bookmarkStart w:id="21" w:name="попуск22"/>
+      <w:bookmarkStart w:id="20" w:name="попуск22"/>
       <w:r>
         <w:t>Проектирование информационной модели и базы данных</w:t>
       </w:r>
@@ -7299,7 +7308,7 @@
         </w:rPr>
       </w:pPr>
     </w:p>
-    <w:bookmarkEnd w:id="21"/>
+    <w:bookmarkEnd w:id="20"/>
     <w:p>
       <w:pPr>
         <w:pStyle w:val="1234"/>
@@ -7315,7 +7324,6 @@
         <w:r>
           <w:rPr>
             <w:rStyle w:val="af4"/>
-            <w:vertAlign w:val="superscript"/>
           </w:rPr>
           <w:t>[3]</w:t>
         </w:r>
@@ -7692,7 +7700,6 @@
         <w:r>
           <w:rPr>
             <w:rStyle w:val="af4"/>
-            <w:vertAlign w:val="superscript"/>
           </w:rPr>
           <w:t>[5]</w:t>
         </w:r>
@@ -7770,7 +7777,7 @@
           <w:lang w:val="ru-RU"/>
         </w:rPr>
       </w:pPr>
-      <w:bookmarkStart w:id="22" w:name="рисунок6"/>
+      <w:bookmarkStart w:id="21" w:name="рисунок6"/>
       <w:r>
         <w:rPr>
           <w:noProof/>
@@ -7813,71 +7820,71 @@
           </wp:inline>
         </w:drawing>
       </w:r>
+      <w:bookmarkEnd w:id="21"/>
+    </w:p>
+    <w:p>
+      <w:pPr>
+        <w:pStyle w:val="aff4"/>
+        <w:rPr>
+          <w:szCs w:val="28"/>
+        </w:rPr>
+      </w:pPr>
+      <w:r>
+        <w:t xml:space="preserve">Рисунок </w:t>
+      </w:r>
+      <w:r>
+        <w:fldChar w:fldCharType="begin"/>
+      </w:r>
+      <w:r>
+        <w:instrText xml:space="preserve"> SEQ Рисунок \* ARABIC </w:instrText>
+      </w:r>
+      <w:r>
+        <w:fldChar w:fldCharType="separate"/>
+      </w:r>
+      <w:r>
+        <w:t>6</w:t>
+      </w:r>
+      <w:r>
+        <w:fldChar w:fldCharType="end"/>
+      </w:r>
+      <w:r>
+        <w:rPr>
+          <w:lang w:val="en-US"/>
+        </w:rPr>
+        <w:t xml:space="preserve"> </w:t>
+      </w:r>
+      <w:r>
+        <w:sym w:font="Symbol" w:char="F02D"/>
+      </w:r>
+      <w:r>
+        <w:rPr>
+          <w:szCs w:val="28"/>
+        </w:rPr>
+        <w:t xml:space="preserve"> ER-диаграмма</w:t>
+      </w:r>
+    </w:p>
+    <w:p>
+      <w:pPr>
+        <w:jc w:val="left"/>
+        <w:rPr>
+          <w:szCs w:val="28"/>
+          <w:lang w:val="ru-RU"/>
+        </w:rPr>
+      </w:pPr>
+      <w:r>
+        <w:rPr>
+          <w:szCs w:val="28"/>
+          <w:lang w:val="ru-RU"/>
+        </w:rPr>
+        <w:br w:type="page"/>
+      </w:r>
+    </w:p>
+    <w:p>
+      <w:pPr>
+        <w:pStyle w:val="1"/>
+      </w:pPr>
+      <w:bookmarkStart w:id="22" w:name="_Разработка_приложения"/>
       <w:bookmarkEnd w:id="22"/>
-    </w:p>
-    <w:p>
-      <w:pPr>
-        <w:pStyle w:val="aff4"/>
-        <w:rPr>
-          <w:szCs w:val="28"/>
-        </w:rPr>
-      </w:pPr>
-      <w:r>
-        <w:t xml:space="preserve">Рисунок </w:t>
-      </w:r>
-      <w:r>
-        <w:fldChar w:fldCharType="begin"/>
-      </w:r>
-      <w:r>
-        <w:instrText xml:space="preserve"> SEQ Рисунок \* ARABIC </w:instrText>
-      </w:r>
-      <w:r>
-        <w:fldChar w:fldCharType="separate"/>
-      </w:r>
-      <w:r>
-        <w:t>6</w:t>
-      </w:r>
-      <w:r>
-        <w:fldChar w:fldCharType="end"/>
-      </w:r>
-      <w:r>
-        <w:rPr>
-          <w:lang w:val="en-US"/>
-        </w:rPr>
-        <w:t xml:space="preserve"> </w:t>
-      </w:r>
-      <w:r>
-        <w:sym w:font="Symbol" w:char="F02D"/>
-      </w:r>
-      <w:r>
-        <w:rPr>
-          <w:szCs w:val="28"/>
-        </w:rPr>
-        <w:t xml:space="preserve"> ER-диаграмма</w:t>
-      </w:r>
-    </w:p>
-    <w:p>
-      <w:pPr>
-        <w:jc w:val="left"/>
-        <w:rPr>
-          <w:szCs w:val="28"/>
-          <w:lang w:val="ru-RU"/>
-        </w:rPr>
-      </w:pPr>
-      <w:r>
-        <w:rPr>
-          <w:szCs w:val="28"/>
-          <w:lang w:val="ru-RU"/>
-        </w:rPr>
-        <w:br w:type="page"/>
-      </w:r>
-    </w:p>
-    <w:p>
-      <w:pPr>
-        <w:pStyle w:val="1"/>
-      </w:pPr>
-      <w:bookmarkStart w:id="23" w:name="_Разработка_приложения"/>
-      <w:bookmarkEnd w:id="23"/>
       <w:r>
         <w:lastRenderedPageBreak/>
         <w:t xml:space="preserve">Разработка </w:t>
@@ -8144,7 +8151,7 @@
       <w:pPr>
         <w:pStyle w:val="a"/>
       </w:pPr>
-      <w:bookmarkStart w:id="24" w:name="попуск31"/>
+      <w:bookmarkStart w:id="23" w:name="попуск31"/>
       <w:r>
         <w:t>Архитектурные особенности реализации</w:t>
       </w:r>
@@ -8156,7 +8163,7 @@
         </w:rPr>
       </w:pPr>
     </w:p>
-    <w:bookmarkEnd w:id="24"/>
+    <w:bookmarkEnd w:id="23"/>
     <w:p>
       <w:pPr>
         <w:pStyle w:val="1234"/>
@@ -8516,7 +8523,7 @@
       <w:pPr>
         <w:pStyle w:val="a"/>
       </w:pPr>
-      <w:bookmarkStart w:id="25" w:name="попуск32"/>
+      <w:bookmarkStart w:id="24" w:name="попуск32"/>
       <w:r>
         <w:lastRenderedPageBreak/>
         <w:t>Выбор и обоснование технологического стека</w:t>
@@ -8529,7 +8536,7 @@
         </w:rPr>
       </w:pPr>
     </w:p>
-    <w:bookmarkEnd w:id="25"/>
+    <w:bookmarkEnd w:id="24"/>
     <w:p>
       <w:pPr>
         <w:pStyle w:val="TableParagraph"/>
@@ -8565,7 +8572,6 @@
           <w:rPr>
             <w:rStyle w:val="af4"/>
             <w:sz w:val="28"/>
-            <w:vertAlign w:val="superscript"/>
           </w:rPr>
           <w:t>[1]</w:t>
         </w:r>
@@ -8613,103 +8619,93 @@
         <w:jc w:val="both"/>
         <w:rPr>
           <w:sz w:val="28"/>
-          <w:lang w:val="en-US"/>
-        </w:rPr>
-      </w:pPr>
+        </w:rPr>
+      </w:pPr>
+      <w:r>
+        <w:rPr>
+          <w:sz w:val="28"/>
+        </w:rPr>
+        <w:t>3.</w:t>
+      </w:r>
+      <w:r>
+        <w:rPr>
+          <w:sz w:val="28"/>
+        </w:rPr>
+        <w:t>2</w:t>
+      </w:r>
+      <w:r>
+        <w:rPr>
+          <w:sz w:val="28"/>
+        </w:rPr>
+        <w:t>.</w:t>
+      </w:r>
+      <w:r>
+        <w:rPr>
+          <w:sz w:val="28"/>
+        </w:rPr>
+        <w:t xml:space="preserve">1 </w:t>
+      </w:r>
       <w:r>
         <w:rPr>
           <w:sz w:val="28"/>
           <w:lang w:val="en-US"/>
         </w:rPr>
-        <w:t>3.</w:t>
+        <w:t>Spring</w:t>
+      </w:r>
+      <w:r>
+        <w:rPr>
+          <w:sz w:val="28"/>
+        </w:rPr>
+        <w:t xml:space="preserve"> </w:t>
       </w:r>
       <w:r>
         <w:rPr>
           <w:sz w:val="28"/>
           <w:lang w:val="en-US"/>
         </w:rPr>
-        <w:t>2</w:t>
+        <w:t>Data</w:t>
+      </w:r>
+      <w:r>
+        <w:rPr>
+          <w:sz w:val="28"/>
+        </w:rPr>
+        <w:t xml:space="preserve"> </w:t>
       </w:r>
       <w:r>
         <w:rPr>
           <w:sz w:val="28"/>
           <w:lang w:val="en-US"/>
         </w:rPr>
-        <w:t>.</w:t>
+        <w:t>JPA</w:t>
+      </w:r>
+      <w:r>
+        <w:rPr>
+          <w:sz w:val="28"/>
+        </w:rPr>
+        <w:t xml:space="preserve"> </w:t>
+      </w:r>
+      <w:r>
+        <w:rPr>
+          <w:sz w:val="28"/>
+        </w:rPr>
+        <w:t>и</w:t>
+      </w:r>
+      <w:r>
+        <w:rPr>
+          <w:sz w:val="28"/>
+        </w:rPr>
+        <w:t xml:space="preserve"> </w:t>
       </w:r>
       <w:r>
         <w:rPr>
           <w:sz w:val="28"/>
           <w:lang w:val="en-US"/>
         </w:rPr>
-        <w:t xml:space="preserve">1 </w:t>
+        <w:t>Hibernate</w:t>
       </w:r>
       <w:r>
         <w:rPr>
           <w:sz w:val="28"/>
-          <w:lang w:val="en-US"/>
-        </w:rPr>
-        <w:t>Spring</w:t>
-      </w:r>
-      <w:r>
-        <w:rPr>
-          <w:sz w:val="28"/>
-          <w:lang w:val="en-US"/>
-        </w:rPr>
-        <w:t xml:space="preserve"> </w:t>
-      </w:r>
-      <w:r>
-        <w:rPr>
-          <w:sz w:val="28"/>
-          <w:lang w:val="en-US"/>
-        </w:rPr>
-        <w:t>Data</w:t>
-      </w:r>
-      <w:r>
-        <w:rPr>
-          <w:sz w:val="28"/>
-          <w:lang w:val="en-US"/>
-        </w:rPr>
-        <w:t xml:space="preserve"> </w:t>
-      </w:r>
-      <w:r>
-        <w:rPr>
-          <w:sz w:val="28"/>
-          <w:lang w:val="en-US"/>
-        </w:rPr>
-        <w:t>JPA</w:t>
-      </w:r>
-      <w:r>
-        <w:rPr>
-          <w:sz w:val="28"/>
-          <w:lang w:val="en-US"/>
-        </w:rPr>
-        <w:t xml:space="preserve"> </w:t>
-      </w:r>
-      <w:r>
-        <w:rPr>
-          <w:sz w:val="28"/>
-        </w:rPr>
-        <w:t>и</w:t>
-      </w:r>
-      <w:r>
-        <w:rPr>
-          <w:sz w:val="28"/>
-          <w:lang w:val="en-US"/>
-        </w:rPr>
-        <w:t xml:space="preserve"> </w:t>
-      </w:r>
-      <w:r>
-        <w:rPr>
-          <w:sz w:val="28"/>
-          <w:lang w:val="en-US"/>
-        </w:rPr>
-        <w:t>Hibernate</w:t>
-      </w:r>
-      <w:r>
-        <w:rPr>
-          <w:sz w:val="28"/>
-          <w:lang w:val="en-US"/>
         </w:rPr>
         <w:t xml:space="preserve"> 6</w:t>
       </w:r>
@@ -9259,12 +9255,12 @@
       <w:pPr>
         <w:pStyle w:val="a"/>
       </w:pPr>
-      <w:bookmarkStart w:id="26" w:name="попуск33"/>
+      <w:bookmarkStart w:id="25" w:name="попуск33"/>
       <w:r>
         <w:t>Реализация информационной модели и базы данных</w:t>
       </w:r>
     </w:p>
-    <w:bookmarkEnd w:id="26"/>
+    <w:bookmarkEnd w:id="25"/>
     <w:p>
       <w:pPr>
         <w:rPr>
@@ -9610,12 +9606,12 @@
       <w:pPr>
         <w:pStyle w:val="a"/>
       </w:pPr>
-      <w:bookmarkStart w:id="27" w:name="попуск34"/>
+      <w:bookmarkStart w:id="26" w:name="попуск34"/>
       <w:r>
         <w:t>Реализация системы типов вопросов</w:t>
       </w:r>
     </w:p>
-    <w:bookmarkEnd w:id="27"/>
+    <w:bookmarkEnd w:id="26"/>
     <w:p>
       <w:pPr>
         <w:rPr>
@@ -9756,7 +9752,7 @@
           <w:lang w:val="ru-RU"/>
         </w:rPr>
       </w:pPr>
-      <w:bookmarkStart w:id="28" w:name="рисунок7"/>
+      <w:bookmarkStart w:id="27" w:name="рисунок7"/>
       <w:r>
         <w:rPr>
           <w:noProof/>
@@ -9798,7 +9794,7 @@
           </wp:inline>
         </w:drawing>
       </w:r>
-      <w:bookmarkEnd w:id="28"/>
+      <w:bookmarkEnd w:id="27"/>
     </w:p>
     <w:p>
       <w:pPr>
@@ -9868,7 +9864,7 @@
       <w:pPr>
         <w:pStyle w:val="a"/>
       </w:pPr>
-      <w:bookmarkStart w:id="29" w:name="попуск35"/>
+      <w:bookmarkStart w:id="28" w:name="попуск35"/>
       <w:r>
         <w:t>Реализация управления жизненным циклом опроса</w:t>
       </w:r>
@@ -9880,7 +9876,7 @@
         </w:rPr>
       </w:pPr>
     </w:p>
-    <w:bookmarkEnd w:id="29"/>
+    <w:bookmarkEnd w:id="28"/>
     <w:p>
       <w:pPr>
         <w:pStyle w:val="1234"/>
@@ -10005,7 +10001,7 @@
           <w:lang w:eastAsia="ru-RU"/>
         </w:rPr>
       </w:pPr>
-      <w:bookmarkStart w:id="30" w:name="рисунок8"/>
+      <w:bookmarkStart w:id="29" w:name="рисунок8"/>
       <w:r>
         <w:rPr>
           <w:noProof/>
@@ -10056,7 +10052,7 @@
           </wp:inline>
         </w:drawing>
       </w:r>
-      <w:bookmarkEnd w:id="30"/>
+      <w:bookmarkEnd w:id="29"/>
     </w:p>
     <w:p>
       <w:pPr>
@@ -10108,7 +10104,7 @@
       <w:pPr>
         <w:pStyle w:val="a"/>
       </w:pPr>
-      <w:bookmarkStart w:id="31" w:name="попуск36"/>
+      <w:bookmarkStart w:id="30" w:name="попуск36"/>
       <w:r>
         <w:t xml:space="preserve">Реализация интерфейса прохождения и сбора данных </w:t>
       </w:r>
@@ -10120,7 +10116,7 @@
         </w:rPr>
       </w:pPr>
     </w:p>
-    <w:bookmarkEnd w:id="31"/>
+    <w:bookmarkEnd w:id="30"/>
     <w:p>
       <w:pPr>
         <w:pStyle w:val="TableParagraph"/>
@@ -10405,7 +10401,7 @@
           <w:lang w:val="ru-RU"/>
         </w:rPr>
       </w:pPr>
-      <w:bookmarkStart w:id="32" w:name="рисунок9"/>
+      <w:bookmarkStart w:id="31" w:name="рисунок9"/>
       <w:r>
         <w:rPr>
           <w:noProof/>
@@ -10455,7 +10451,7 @@
           </wp:inline>
         </w:drawing>
       </w:r>
-      <w:bookmarkEnd w:id="32"/>
+      <w:bookmarkEnd w:id="31"/>
     </w:p>
     <w:p>
       <w:pPr>
@@ -10501,7 +10497,7 @@
       <w:pPr>
         <w:pStyle w:val="a"/>
       </w:pPr>
-      <w:bookmarkStart w:id="33" w:name="попуск37"/>
+      <w:bookmarkStart w:id="32" w:name="попуск37"/>
       <w:r>
         <w:t>Реализация аналитики и экспорта результатов</w:t>
       </w:r>
@@ -10513,7 +10509,7 @@
         </w:rPr>
       </w:pPr>
     </w:p>
-    <w:bookmarkEnd w:id="33"/>
+    <w:bookmarkEnd w:id="32"/>
     <w:p>
       <w:pPr>
         <w:pStyle w:val="TableParagraph"/>
@@ -10761,7 +10757,7 @@
           <w:lang w:val="ru-RU"/>
         </w:rPr>
       </w:pPr>
-      <w:bookmarkStart w:id="34" w:name="рисунок10"/>
+      <w:bookmarkStart w:id="33" w:name="рисунок10"/>
       <w:r>
         <w:rPr>
           <w:noProof/>
@@ -10810,7 +10806,7 @@
           </wp:inline>
         </w:drawing>
       </w:r>
-      <w:bookmarkEnd w:id="34"/>
+      <w:bookmarkEnd w:id="33"/>
     </w:p>
     <w:p>
       <w:pPr>
@@ -10875,8 +10871,8 @@
         <w:pStyle w:val="1"/>
         <w:spacing w:after="960"/>
       </w:pPr>
-      <w:bookmarkStart w:id="35" w:name="_Тестирование"/>
-      <w:bookmarkEnd w:id="35"/>
+      <w:bookmarkStart w:id="34" w:name="_Тестирование"/>
+      <w:bookmarkEnd w:id="34"/>
       <w:r>
         <w:lastRenderedPageBreak/>
         <w:t>Тестирование</w:t>
@@ -11013,8 +11009,8 @@
       <w:r>
         <w:t xml:space="preserve"> </w:t>
       </w:r>
-      <w:bookmarkStart w:id="36" w:name="_Hlk216381134"/>
-      <w:bookmarkStart w:id="37" w:name="Таблица3"/>
+      <w:bookmarkStart w:id="35" w:name="_Hlk216381134"/>
+      <w:bookmarkStart w:id="36" w:name="Таблица3"/>
       <w:r>
         <w:t xml:space="preserve">Таблица </w:t>
       </w:r>
@@ -11033,8 +11029,8 @@
       <w:r>
         <w:t xml:space="preserve"> Сценарии тестирования</w:t>
       </w:r>
+      <w:bookmarkEnd w:id="35"/>
       <w:bookmarkEnd w:id="36"/>
-      <w:bookmarkEnd w:id="37"/>
     </w:p>
     <w:tbl>
       <w:tblPr>
@@ -13870,7 +13866,7 @@
       <w:pPr>
         <w:pStyle w:val="aff4"/>
       </w:pPr>
-      <w:bookmarkStart w:id="38" w:name="рисунок11"/>
+      <w:bookmarkStart w:id="37" w:name="рисунок11"/>
       <w:r>
         <w:lastRenderedPageBreak/>
         <w:drawing>
@@ -13909,7 +13905,7 @@
           </wp:inline>
         </w:drawing>
       </w:r>
-      <w:bookmarkEnd w:id="38"/>
+      <w:bookmarkEnd w:id="37"/>
     </w:p>
     <w:p>
       <w:pPr>
@@ -14002,7 +13998,7 @@
       <w:pPr>
         <w:pStyle w:val="aff4"/>
       </w:pPr>
-      <w:bookmarkStart w:id="39" w:name="рисунок12"/>
+      <w:bookmarkStart w:id="38" w:name="рисунок12"/>
       <w:r>
         <w:drawing>
           <wp:inline distT="0" distB="0" distL="0" distR="0" wp14:anchorId="46369A43" wp14:editId="32AEBFAC">
@@ -14047,7 +14043,7 @@
           </wp:inline>
         </w:drawing>
       </w:r>
-      <w:bookmarkEnd w:id="39"/>
+      <w:bookmarkEnd w:id="38"/>
     </w:p>
     <w:p>
       <w:pPr>
@@ -14130,7 +14126,7 @@
       <w:pPr>
         <w:pStyle w:val="aff4"/>
       </w:pPr>
-      <w:bookmarkStart w:id="40" w:name="рисунок13"/>
+      <w:bookmarkStart w:id="39" w:name="рисунок13"/>
       <w:r>
         <w:drawing>
           <wp:inline distT="0" distB="0" distL="0" distR="0" wp14:anchorId="7758BF94" wp14:editId="2CDFFAAB">
@@ -14168,7 +14164,7 @@
           </wp:inline>
         </w:drawing>
       </w:r>
-      <w:bookmarkEnd w:id="40"/>
+      <w:bookmarkEnd w:id="39"/>
     </w:p>
     <w:p>
       <w:pPr>
@@ -14252,7 +14248,7 @@
       <w:pPr>
         <w:pStyle w:val="aff4"/>
       </w:pPr>
-      <w:bookmarkStart w:id="41" w:name="рисунок14"/>
+      <w:bookmarkStart w:id="40" w:name="рисунок14"/>
       <w:r>
         <w:drawing>
           <wp:inline distT="0" distB="0" distL="0" distR="0" wp14:anchorId="61BAECA3" wp14:editId="665535BB">
@@ -14297,7 +14293,7 @@
           </wp:inline>
         </w:drawing>
       </w:r>
-      <w:bookmarkEnd w:id="41"/>
+      <w:bookmarkEnd w:id="40"/>
     </w:p>
     <w:p>
       <w:pPr>
@@ -14395,7 +14391,7 @@
       <w:pPr>
         <w:pStyle w:val="aff4"/>
       </w:pPr>
-      <w:bookmarkStart w:id="42" w:name="рисунок15"/>
+      <w:bookmarkStart w:id="41" w:name="рисунок15"/>
       <w:r>
         <w:lastRenderedPageBreak/>
         <w:drawing>
@@ -14434,7 +14430,7 @@
           </wp:inline>
         </w:drawing>
       </w:r>
-      <w:bookmarkEnd w:id="42"/>
+      <w:bookmarkEnd w:id="41"/>
     </w:p>
     <w:p>
       <w:pPr>
@@ -14544,7 +14540,7 @@
           <w:lang w:val="ru-RU"/>
         </w:rPr>
       </w:pPr>
-      <w:bookmarkStart w:id="43" w:name="рисунок16"/>
+      <w:bookmarkStart w:id="42" w:name="рисунок16"/>
       <w:r>
         <w:rPr>
           <w:noProof/>
@@ -14586,7 +14582,7 @@
           </wp:inline>
         </w:drawing>
       </w:r>
-      <w:bookmarkEnd w:id="43"/>
+      <w:bookmarkEnd w:id="42"/>
     </w:p>
     <w:p>
       <w:pPr>
@@ -14680,7 +14676,7 @@
           <w:lang w:val="ru-RU"/>
         </w:rPr>
       </w:pPr>
-      <w:bookmarkStart w:id="44" w:name="рисунок17"/>
+      <w:bookmarkStart w:id="43" w:name="рисунок17"/>
       <w:r>
         <w:rPr>
           <w:noProof/>
@@ -14723,7 +14719,7 @@
           </wp:inline>
         </w:drawing>
       </w:r>
-      <w:bookmarkEnd w:id="44"/>
+      <w:bookmarkEnd w:id="43"/>
     </w:p>
     <w:p>
       <w:pPr>
@@ -14809,7 +14805,7 @@
           <w:lang w:val="ru-RU"/>
         </w:rPr>
       </w:pPr>
-      <w:bookmarkStart w:id="45" w:name="рисунок18"/>
+      <w:bookmarkStart w:id="44" w:name="рисунок18"/>
       <w:r>
         <w:rPr>
           <w:noProof/>
@@ -14852,7 +14848,7 @@
           </wp:inline>
         </w:drawing>
       </w:r>
-      <w:bookmarkEnd w:id="45"/>
+      <w:bookmarkEnd w:id="44"/>
     </w:p>
     <w:p>
       <w:pPr>
@@ -14905,7 +14901,7 @@
           <w:caps/>
         </w:rPr>
       </w:pPr>
-      <w:bookmarkStart w:id="46" w:name="Заключение"/>
+      <w:bookmarkStart w:id="45" w:name="Заключение"/>
       <w:r>
         <w:lastRenderedPageBreak/>
         <w:tab/>
@@ -14924,7 +14920,7 @@
         </w:rPr>
       </w:pPr>
     </w:p>
-    <w:bookmarkEnd w:id="46"/>
+    <w:bookmarkEnd w:id="45"/>
     <w:p>
       <w:pPr>
         <w:pStyle w:val="1234"/>
@@ -15312,7 +15308,7 @@
           <w:lang w:val="ru-RU"/>
         </w:rPr>
       </w:pPr>
-      <w:bookmarkStart w:id="47" w:name="библиок"/>
+      <w:bookmarkStart w:id="46" w:name="библиок"/>
       <w:r>
         <w:rPr>
           <w:bCs/>
@@ -15344,8 +15340,8 @@
         </w:numPr>
         <w:ind w:left="284" w:firstLine="709"/>
       </w:pPr>
-      <w:bookmarkStart w:id="48" w:name="ермаков_жава"/>
-      <w:bookmarkEnd w:id="47"/>
+      <w:bookmarkStart w:id="47" w:name="ермаков_жава"/>
+      <w:bookmarkEnd w:id="46"/>
       <w:r>
         <w:t xml:space="preserve">Ермаков, А. В. Разработка приложений на языке </w:t>
       </w:r>
@@ -15371,7 +15367,15 @@
       </w:r>
       <w:proofErr w:type="gramEnd"/>
       <w:r>
-        <w:t xml:space="preserve"> электронный // Цифровой образовательный ресурс IPR SMART : [сайт]. — URL: https://www.iprbookshop.ru/150088.html</w:t>
+        <w:t xml:space="preserve"> электронный // Цифровой образовательный ресурс IPR SMART : </w:t>
+      </w:r>
+      <w:bookmarkStart w:id="48" w:name="_GoBack"/>
+      <w:r>
+        <w:t>[</w:t>
+      </w:r>
+      <w:bookmarkEnd w:id="48"/>
+      <w:r>
+        <w:t>сайт]. — URL: https://www.iprbookshop.ru/150088.html</w:t>
       </w:r>
     </w:p>
     <w:p>
@@ -15384,7 +15388,7 @@
         <w:ind w:left="284" w:firstLine="709"/>
       </w:pPr>
       <w:bookmarkStart w:id="49" w:name="системы_упр_бд"/>
-      <w:bookmarkEnd w:id="48"/>
+      <w:bookmarkEnd w:id="47"/>
       <w:r>
         <w:t xml:space="preserve">Системы управления базами данных [Электронный ресурс]: лабораторный практикум/ </w:t>
       </w:r>
@@ -15895,7 +15899,7 @@
             </wp:anchor>
           </w:drawing>
         </mc:Choice>
-        <mc:Fallback xmlns:w16cex="http://schemas.microsoft.com/office/word/2018/wordml/cex" xmlns:w16="http://schemas.microsoft.com/office/word/2018/wordml" xmlns:w16sdtdh="http://schemas.microsoft.com/office/word/2020/wordml/sdtdatahash" xmlns:oel="http://schemas.microsoft.com/office/2019/extlst">
+        <mc:Fallback xmlns:oel="http://schemas.microsoft.com/office/2019/extlst" xmlns:w16sdtdh="http://schemas.microsoft.com/office/word/2020/wordml/sdtdatahash" xmlns:w16="http://schemas.microsoft.com/office/word/2018/wordml" xmlns:w16cex="http://schemas.microsoft.com/office/word/2018/wordml/cex">
           <w:pict>
             <v:rect w14:anchorId="6C329717" id="Rectangle 2" o:spid="_x0000_s1026" style="position:absolute;margin-left:-3.05pt;margin-top:-21.75pt;width:518.8pt;height:808.15pt;z-index:251656192;visibility:visible;mso-wrap-style:square;mso-wrap-distance-left:9pt;mso-wrap-distance-top:0;mso-wrap-distance-right:9pt;mso-wrap-distance-bottom:0;mso-position-horizontal:absolute;mso-position-horizontal-relative:text;mso-position-vertical:absolute;mso-position-vertical-relative:text;v-text-anchor:top" o:gfxdata="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" filled="f" strokeweight="2pt"/>
           </w:pict>
@@ -15987,7 +15991,7 @@
             </wp:anchor>
           </w:drawing>
         </mc:Choice>
-        <mc:Fallback xmlns:w16cex="http://schemas.microsoft.com/office/word/2018/wordml/cex" xmlns:w16="http://schemas.microsoft.com/office/word/2018/wordml" xmlns:w16sdtdh="http://schemas.microsoft.com/office/word/2020/wordml/sdtdatahash" xmlns:oel="http://schemas.microsoft.com/office/2019/extlst">
+        <mc:Fallback xmlns:oel="http://schemas.microsoft.com/office/2019/extlst" xmlns:w16sdtdh="http://schemas.microsoft.com/office/word/2020/wordml/sdtdatahash" xmlns:w16="http://schemas.microsoft.com/office/word/2018/wordml" xmlns:w16cex="http://schemas.microsoft.com/office/word/2018/wordml/cex">
           <w:pict>
             <v:rect w14:anchorId="3BA9589D" id="Rectangle 2" o:spid="_x0000_s1026" style="position:absolute;margin-left:-3.05pt;margin-top:-21.75pt;width:518.8pt;height:808.15pt;z-index:251659264;visibility:visible;mso-wrap-style:square;mso-wrap-distance-left:9pt;mso-wrap-distance-top:0;mso-wrap-distance-right:9pt;mso-wrap-distance-bottom:0;mso-position-horizontal:absolute;mso-position-horizontal-relative:text;mso-position-vertical:absolute;mso-position-vertical-relative:text;v-text-anchor:top" o:gfxdata="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" filled="f" strokeweight="2pt"/>
           </w:pict>
@@ -24506,7 +24510,7 @@
 </file>
 
 <file path=customXml/itemProps1.xml><?xml version="1.0" encoding="utf-8"?>
-<ds:datastoreItem xmlns:ds="http://schemas.openxmlformats.org/officeDocument/2006/customXml" ds:itemID="{D8A2965A-5ED5-4884-B44A-9B815F0415EE}">
+<ds:datastoreItem xmlns:ds="http://schemas.openxmlformats.org/officeDocument/2006/customXml" ds:itemID="{9ACEB036-E4DE-425F-999F-1A4E8CDE543C}">
   <ds:schemaRefs>
     <ds:schemaRef ds:uri="http://schemas.openxmlformats.org/officeDocument/2006/bibliography"/>
   </ds:schemaRefs>

--- a/джава курсовой опросы.docx
+++ b/джава курсовой опросы.docx
@@ -3536,19 +3536,156 @@
     <w:p>
       <w:pPr>
         <w:pStyle w:val="1234"/>
+        <w:numPr>
+          <w:ilvl w:val="0"/>
+          <w:numId w:val="16"/>
+        </w:numPr>
+        <w:tabs>
+          <w:tab w:val="clear" w:pos="1560"/>
+          <w:tab w:val="left" w:pos="1134"/>
+        </w:tabs>
+        <w:ind w:left="284" w:firstLine="709"/>
         <w:jc w:val="left"/>
       </w:pPr>
       <w:r>
-        <w:t>-</w:t>
+        <w:t>п</w:t>
+      </w:r>
+      <w:r>
+        <w:t>ровести анализ существующих решений (аналогов) на рынке</w:t>
+      </w:r>
+      <w:r>
+        <w:t>;</w:t>
+      </w:r>
+    </w:p>
+    <w:p>
+      <w:pPr>
+        <w:pStyle w:val="1234"/>
+        <w:numPr>
+          <w:ilvl w:val="0"/>
+          <w:numId w:val="16"/>
+        </w:numPr>
+        <w:tabs>
+          <w:tab w:val="clear" w:pos="1560"/>
+          <w:tab w:val="left" w:pos="1134"/>
+        </w:tabs>
+        <w:ind w:left="284" w:firstLine="709"/>
+        <w:jc w:val="left"/>
+      </w:pPr>
+      <w:r>
+        <w:t>в</w:t>
+      </w:r>
+      <w:r>
+        <w:t>ыбрать оптимальный стек технологий и инструментов для разработки</w:t>
+      </w:r>
+      <w:r>
+        <w:t>;</w:t>
+      </w:r>
+    </w:p>
+    <w:p>
+      <w:pPr>
+        <w:pStyle w:val="1234"/>
+        <w:numPr>
+          <w:ilvl w:val="0"/>
+          <w:numId w:val="16"/>
+        </w:numPr>
+        <w:tabs>
+          <w:tab w:val="clear" w:pos="1560"/>
+          <w:tab w:val="left" w:pos="1134"/>
+        </w:tabs>
+        <w:ind w:left="284" w:firstLine="709"/>
+        <w:jc w:val="left"/>
+      </w:pPr>
+      <w:r>
+        <w:rPr>
+          <w:lang w:val="en-US"/>
+        </w:rPr>
+        <w:t>c</w:t>
+      </w:r>
+      <w:r>
+        <w:t>проектировать структуру базы данных для хранения форм, вопросов и ответов</w:t>
+      </w:r>
+      <w:r>
+        <w:t>;</w:t>
+      </w:r>
+    </w:p>
+    <w:p>
+      <w:pPr>
+        <w:pStyle w:val="1234"/>
+        <w:numPr>
+          <w:ilvl w:val="0"/>
+          <w:numId w:val="16"/>
+        </w:numPr>
+        <w:tabs>
+          <w:tab w:val="clear" w:pos="1560"/>
+          <w:tab w:val="left" w:pos="1134"/>
+        </w:tabs>
+        <w:ind w:left="284" w:firstLine="709"/>
+        <w:jc w:val="left"/>
+      </w:pPr>
+      <w:r>
+        <w:rPr>
+          <w:lang w:val="en-US"/>
+        </w:rPr>
+        <w:t>p</w:t>
+      </w:r>
+      <w:proofErr w:type="spellStart"/>
+      <w:r>
+        <w:t>азработать</w:t>
+      </w:r>
+      <w:proofErr w:type="spellEnd"/>
+      <w:r>
+        <w:t xml:space="preserve"> серверную часть (</w:t>
+      </w:r>
+      <w:proofErr w:type="spellStart"/>
+      <w:r>
+        <w:t>backend</w:t>
+      </w:r>
+      <w:proofErr w:type="spellEnd"/>
+      <w:r>
+        <w:t>) с использованием паттернов проектирования и реализовать бизнес-логику.</w:t>
+      </w:r>
+    </w:p>
+    <w:p>
+      <w:pPr>
+        <w:pStyle w:val="1234"/>
+        <w:numPr>
+          <w:ilvl w:val="0"/>
+          <w:numId w:val="16"/>
+        </w:numPr>
+        <w:tabs>
+          <w:tab w:val="clear" w:pos="1560"/>
+          <w:tab w:val="left" w:pos="1134"/>
+        </w:tabs>
+        <w:ind w:left="284" w:firstLine="709"/>
+        <w:jc w:val="left"/>
+      </w:pPr>
+      <w:r>
+        <w:rPr>
+          <w:lang w:val="en-US"/>
+        </w:rPr>
+        <w:t>c</w:t>
+      </w:r>
+      <w:proofErr w:type="spellStart"/>
+      <w:r>
+        <w:t>оздать</w:t>
+      </w:r>
+      <w:proofErr w:type="spellEnd"/>
+      <w:r>
+        <w:t xml:space="preserve"> пользовательский интерфейс (</w:t>
+      </w:r>
+      <w:proofErr w:type="spellStart"/>
+      <w:r>
+        <w:t>frontend</w:t>
+      </w:r>
+      <w:proofErr w:type="spellEnd"/>
+      <w:r>
+        <w:t>) для трех основных ролей (администратор, создатель опроса,</w:t>
       </w:r>
       <w:r>
         <w:t xml:space="preserve"> </w:t>
       </w:r>
       <w:r>
-        <w:t>п</w:t>
-      </w:r>
-      <w:r>
-        <w:t>ровести анализ существующих решений (аналогов) на рынке</w:t>
+        <w:t>респондент)</w:t>
       </w:r>
       <w:r>
         <w:t>;</w:t>
@@ -3557,19 +3694,30 @@
     <w:p>
       <w:pPr>
         <w:pStyle w:val="1234"/>
+        <w:numPr>
+          <w:ilvl w:val="0"/>
+          <w:numId w:val="16"/>
+        </w:numPr>
+        <w:tabs>
+          <w:tab w:val="clear" w:pos="1560"/>
+          <w:tab w:val="left" w:pos="1134"/>
+        </w:tabs>
+        <w:ind w:left="284" w:firstLine="709"/>
         <w:jc w:val="left"/>
       </w:pPr>
       <w:r>
-        <w:t>-</w:t>
-      </w:r>
-      <w:r>
-        <w:t xml:space="preserve"> </w:t>
-      </w:r>
-      <w:r>
-        <w:t>в</w:t>
-      </w:r>
-      <w:r>
-        <w:t>ыбрать оптимальный стек технологий и инструментов для разработки</w:t>
+        <w:rPr>
+          <w:lang w:val="en-US"/>
+        </w:rPr>
+        <w:t>p</w:t>
+      </w:r>
+      <w:proofErr w:type="spellStart"/>
+      <w:r>
+        <w:t>еализовать</w:t>
+      </w:r>
+      <w:proofErr w:type="spellEnd"/>
+      <w:r>
+        <w:t xml:space="preserve"> функционал экспорта результатов (генерация отчетов)</w:t>
       </w:r>
       <w:r>
         <w:t>;</w:t>
@@ -3578,144 +3726,17 @@
     <w:p>
       <w:pPr>
         <w:pStyle w:val="1234"/>
+        <w:numPr>
+          <w:ilvl w:val="0"/>
+          <w:numId w:val="16"/>
+        </w:numPr>
+        <w:tabs>
+          <w:tab w:val="clear" w:pos="1560"/>
+          <w:tab w:val="left" w:pos="1134"/>
+        </w:tabs>
+        <w:ind w:left="284" w:firstLine="709"/>
         <w:jc w:val="left"/>
       </w:pPr>
-      <w:r>
-        <w:t>-</w:t>
-      </w:r>
-      <w:r>
-        <w:t xml:space="preserve"> </w:t>
-      </w:r>
-      <w:r>
-        <w:rPr>
-          <w:lang w:val="en-US"/>
-        </w:rPr>
-        <w:t>c</w:t>
-      </w:r>
-      <w:r>
-        <w:t>проектировать структуру базы данных для хранения форм, вопросов и ответов</w:t>
-      </w:r>
-      <w:r>
-        <w:t>;</w:t>
-      </w:r>
-    </w:p>
-    <w:p>
-      <w:pPr>
-        <w:pStyle w:val="1234"/>
-        <w:jc w:val="left"/>
-      </w:pPr>
-      <w:r>
-        <w:t>-</w:t>
-      </w:r>
-      <w:r>
-        <w:t xml:space="preserve"> </w:t>
-      </w:r>
-      <w:r>
-        <w:rPr>
-          <w:lang w:val="en-US"/>
-        </w:rPr>
-        <w:t>p</w:t>
-      </w:r>
-      <w:proofErr w:type="spellStart"/>
-      <w:r>
-        <w:t>азработать</w:t>
-      </w:r>
-      <w:proofErr w:type="spellEnd"/>
-      <w:r>
-        <w:t xml:space="preserve"> серверную часть (</w:t>
-      </w:r>
-      <w:proofErr w:type="spellStart"/>
-      <w:r>
-        <w:t>backend</w:t>
-      </w:r>
-      <w:proofErr w:type="spellEnd"/>
-      <w:r>
-        <w:t>) с использованием паттернов проектирования и реализовать бизнес-логику.</w:t>
-      </w:r>
-    </w:p>
-    <w:p>
-      <w:pPr>
-        <w:pStyle w:val="1234"/>
-        <w:jc w:val="left"/>
-      </w:pPr>
-      <w:r>
-        <w:t>-</w:t>
-      </w:r>
-      <w:r>
-        <w:t xml:space="preserve"> </w:t>
-      </w:r>
-      <w:r>
-        <w:rPr>
-          <w:lang w:val="en-US"/>
-        </w:rPr>
-        <w:t>c</w:t>
-      </w:r>
-      <w:proofErr w:type="spellStart"/>
-      <w:r>
-        <w:t>оздать</w:t>
-      </w:r>
-      <w:proofErr w:type="spellEnd"/>
-      <w:r>
-        <w:t xml:space="preserve"> пользовательский интерфейс (</w:t>
-      </w:r>
-      <w:proofErr w:type="spellStart"/>
-      <w:r>
-        <w:t>frontend</w:t>
-      </w:r>
-      <w:proofErr w:type="spellEnd"/>
-      <w:r>
-        <w:t>) для трех основных ролей (администратор, создатель опроса,</w:t>
-      </w:r>
-      <w:r>
-        <w:t xml:space="preserve"> </w:t>
-      </w:r>
-      <w:r>
-        <w:t>респондент)</w:t>
-      </w:r>
-      <w:r>
-        <w:t>;</w:t>
-      </w:r>
-    </w:p>
-    <w:p>
-      <w:pPr>
-        <w:pStyle w:val="1234"/>
-        <w:jc w:val="left"/>
-      </w:pPr>
-      <w:r>
-        <w:t>-</w:t>
-      </w:r>
-      <w:r>
-        <w:t xml:space="preserve"> </w:t>
-      </w:r>
-      <w:r>
-        <w:rPr>
-          <w:lang w:val="en-US"/>
-        </w:rPr>
-        <w:t>p</w:t>
-      </w:r>
-      <w:proofErr w:type="spellStart"/>
-      <w:r>
-        <w:t>еализовать</w:t>
-      </w:r>
-      <w:proofErr w:type="spellEnd"/>
-      <w:r>
-        <w:t xml:space="preserve"> функционал экспорта результатов (генерация отчетов)</w:t>
-      </w:r>
-      <w:r>
-        <w:t>;</w:t>
-      </w:r>
-    </w:p>
-    <w:p>
-      <w:pPr>
-        <w:pStyle w:val="1234"/>
-        <w:jc w:val="left"/>
-      </w:pPr>
-      <w:r>
-        <w:t>-</w:t>
-      </w:r>
-      <w:r>
-        <w:t xml:space="preserve"> </w:t>
-      </w:r>
       <w:r>
         <w:t>п</w:t>
       </w:r>
@@ -4018,11 +4039,11 @@
         <w:pStyle w:val="1234"/>
         <w:numPr>
           <w:ilvl w:val="0"/>
-          <w:numId w:val="13"/>
+          <w:numId w:val="17"/>
         </w:numPr>
         <w:tabs>
           <w:tab w:val="clear" w:pos="1560"/>
-          <w:tab w:val="left" w:pos="1276"/>
+          <w:tab w:val="left" w:pos="1134"/>
         </w:tabs>
         <w:ind w:left="284" w:firstLine="709"/>
       </w:pPr>
@@ -4046,11 +4067,11 @@
         <w:pStyle w:val="1234"/>
         <w:numPr>
           <w:ilvl w:val="0"/>
-          <w:numId w:val="13"/>
+          <w:numId w:val="17"/>
         </w:numPr>
         <w:tabs>
           <w:tab w:val="clear" w:pos="1560"/>
-          <w:tab w:val="left" w:pos="1276"/>
+          <w:tab w:val="left" w:pos="1134"/>
         </w:tabs>
         <w:ind w:left="284" w:firstLine="709"/>
       </w:pPr>
@@ -4066,11 +4087,11 @@
         <w:pStyle w:val="1234"/>
         <w:numPr>
           <w:ilvl w:val="0"/>
-          <w:numId w:val="13"/>
+          <w:numId w:val="17"/>
         </w:numPr>
         <w:tabs>
           <w:tab w:val="clear" w:pos="1560"/>
-          <w:tab w:val="left" w:pos="1276"/>
+          <w:tab w:val="left" w:pos="1134"/>
         </w:tabs>
         <w:ind w:left="284" w:firstLine="709"/>
       </w:pPr>
@@ -5692,11 +5713,11 @@
         <w:pStyle w:val="1234"/>
         <w:numPr>
           <w:ilvl w:val="0"/>
-          <w:numId w:val="7"/>
+          <w:numId w:val="18"/>
         </w:numPr>
         <w:tabs>
           <w:tab w:val="clear" w:pos="1560"/>
-          <w:tab w:val="left" w:pos="1276"/>
+          <w:tab w:val="left" w:pos="1134"/>
         </w:tabs>
         <w:ind w:left="284" w:firstLine="709"/>
       </w:pPr>
@@ -5734,11 +5755,11 @@
         <w:pStyle w:val="1234"/>
         <w:numPr>
           <w:ilvl w:val="0"/>
-          <w:numId w:val="7"/>
+          <w:numId w:val="18"/>
         </w:numPr>
         <w:tabs>
           <w:tab w:val="clear" w:pos="1560"/>
-          <w:tab w:val="left" w:pos="1276"/>
+          <w:tab w:val="left" w:pos="1134"/>
         </w:tabs>
         <w:ind w:left="284" w:firstLine="709"/>
       </w:pPr>
@@ -5761,11 +5782,11 @@
         <w:pStyle w:val="1234"/>
         <w:numPr>
           <w:ilvl w:val="0"/>
-          <w:numId w:val="7"/>
+          <w:numId w:val="18"/>
         </w:numPr>
         <w:tabs>
           <w:tab w:val="clear" w:pos="1560"/>
-          <w:tab w:val="left" w:pos="1276"/>
+          <w:tab w:val="left" w:pos="1134"/>
         </w:tabs>
         <w:ind w:left="284" w:firstLine="709"/>
       </w:pPr>
@@ -5948,13 +5969,13 @@
         <w:pStyle w:val="1234"/>
         <w:numPr>
           <w:ilvl w:val="0"/>
-          <w:numId w:val="7"/>
+          <w:numId w:val="21"/>
         </w:numPr>
         <w:tabs>
           <w:tab w:val="clear" w:pos="1560"/>
-          <w:tab w:val="left" w:pos="1276"/>
+          <w:tab w:val="left" w:pos="1134"/>
         </w:tabs>
-        <w:ind w:left="284" w:firstLine="709"/>
+        <w:ind w:left="992" w:firstLine="0"/>
       </w:pPr>
       <w:r>
         <w:t>п</w:t>
@@ -5971,13 +5992,13 @@
         <w:pStyle w:val="1234"/>
         <w:numPr>
           <w:ilvl w:val="0"/>
-          <w:numId w:val="7"/>
+          <w:numId w:val="21"/>
         </w:numPr>
         <w:tabs>
           <w:tab w:val="clear" w:pos="1560"/>
-          <w:tab w:val="left" w:pos="1276"/>
+          <w:tab w:val="left" w:pos="1134"/>
         </w:tabs>
-        <w:ind w:left="284" w:firstLine="709"/>
+        <w:ind w:left="992" w:firstLine="0"/>
       </w:pPr>
       <w:r>
         <w:t>п</w:t>
@@ -6007,19 +6028,32 @@
         <w:pStyle w:val="1234"/>
         <w:numPr>
           <w:ilvl w:val="0"/>
-          <w:numId w:val="7"/>
+          <w:numId w:val="20"/>
         </w:numPr>
         <w:tabs>
           <w:tab w:val="clear" w:pos="1560"/>
-          <w:tab w:val="left" w:pos="1276"/>
+          <w:tab w:val="left" w:pos="1134"/>
         </w:tabs>
         <w:ind w:left="284" w:firstLine="709"/>
       </w:pPr>
+      <w:proofErr w:type="spellStart"/>
       <w:r>
         <w:t>с</w:t>
       </w:r>
       <w:r>
-        <w:t>оздание, редактирование и удаление только собственных опросов</w:t>
+        <w:t>оздание</w:t>
+      </w:r>
+      <w:proofErr w:type="spellEnd"/>
+      <w:r>
+        <w:t xml:space="preserve">, </w:t>
+      </w:r>
+      <w:proofErr w:type="spellStart"/>
+      <w:r>
+        <w:t>редактирование</w:t>
+      </w:r>
+      <w:proofErr w:type="spellEnd"/>
+      <w:r>
+        <w:t xml:space="preserve"> и удаление только собственных опросов</w:t>
       </w:r>
       <w:r>
         <w:t>;</w:t>
@@ -6030,20 +6064,54 @@
         <w:pStyle w:val="1234"/>
         <w:numPr>
           <w:ilvl w:val="0"/>
-          <w:numId w:val="7"/>
+          <w:numId w:val="20"/>
         </w:numPr>
         <w:tabs>
           <w:tab w:val="clear" w:pos="1560"/>
-          <w:tab w:val="left" w:pos="1276"/>
+          <w:tab w:val="left" w:pos="1134"/>
         </w:tabs>
         <w:ind w:left="284" w:firstLine="709"/>
       </w:pPr>
+      <w:proofErr w:type="spellStart"/>
       <w:r>
         <w:t>п</w:t>
       </w:r>
       <w:r>
-        <w:t>росмотр списка всех опубликованных опросов</w:t>
-      </w:r>
+        <w:t>росмотр</w:t>
+      </w:r>
+      <w:proofErr w:type="spellEnd"/>
+      <w:r>
+        <w:t xml:space="preserve"> </w:t>
+      </w:r>
+      <w:proofErr w:type="spellStart"/>
+      <w:r>
+        <w:t>списка</w:t>
+      </w:r>
+      <w:proofErr w:type="spellEnd"/>
+      <w:r>
+        <w:t xml:space="preserve"> </w:t>
+      </w:r>
+      <w:proofErr w:type="spellStart"/>
+      <w:r>
+        <w:t>всех</w:t>
+      </w:r>
+      <w:proofErr w:type="spellEnd"/>
+      <w:r>
+        <w:t xml:space="preserve"> </w:t>
+      </w:r>
+      <w:proofErr w:type="spellStart"/>
+      <w:r>
+        <w:t>опубликованных</w:t>
+      </w:r>
+      <w:proofErr w:type="spellEnd"/>
+      <w:r>
+        <w:t xml:space="preserve"> </w:t>
+      </w:r>
+      <w:proofErr w:type="spellStart"/>
+      <w:r>
+        <w:t>опросов</w:t>
+      </w:r>
+      <w:proofErr w:type="spellEnd"/>
       <w:r>
         <w:t>;</w:t>
       </w:r>
@@ -6053,24 +6121,31 @@
         <w:pStyle w:val="1234"/>
         <w:numPr>
           <w:ilvl w:val="0"/>
-          <w:numId w:val="7"/>
+          <w:numId w:val="20"/>
         </w:numPr>
         <w:tabs>
           <w:tab w:val="clear" w:pos="1560"/>
-          <w:tab w:val="left" w:pos="1276"/>
+          <w:tab w:val="left" w:pos="1134"/>
         </w:tabs>
         <w:ind w:left="284" w:firstLine="709"/>
       </w:pPr>
+      <w:proofErr w:type="spellStart"/>
       <w:r>
         <w:t>п</w:t>
       </w:r>
       <w:r>
-        <w:t>рохождение опросов</w:t>
-      </w:r>
-      <w:r>
-        <w:rPr>
-          <w:lang w:val="en-US"/>
-        </w:rPr>
+        <w:t>рохождение</w:t>
+      </w:r>
+      <w:proofErr w:type="spellEnd"/>
+      <w:r>
+        <w:t xml:space="preserve"> </w:t>
+      </w:r>
+      <w:proofErr w:type="spellStart"/>
+      <w:r>
+        <w:t>опросов</w:t>
+      </w:r>
+      <w:proofErr w:type="spellEnd"/>
+      <w:r>
         <w:t>;</w:t>
       </w:r>
     </w:p>
@@ -6079,19 +6154,48 @@
         <w:pStyle w:val="1234"/>
         <w:numPr>
           <w:ilvl w:val="0"/>
-          <w:numId w:val="7"/>
+          <w:numId w:val="20"/>
         </w:numPr>
         <w:tabs>
           <w:tab w:val="clear" w:pos="1560"/>
-          <w:tab w:val="left" w:pos="1276"/>
+          <w:tab w:val="left" w:pos="1134"/>
         </w:tabs>
         <w:ind w:left="284" w:firstLine="709"/>
       </w:pPr>
+      <w:proofErr w:type="spellStart"/>
       <w:r>
         <w:t>п</w:t>
       </w:r>
       <w:r>
-        <w:t>росмотр статистики только по собственным опросам.</w:t>
+        <w:t>росмотр</w:t>
+      </w:r>
+      <w:proofErr w:type="spellEnd"/>
+      <w:r>
+        <w:t xml:space="preserve"> статистики </w:t>
+      </w:r>
+      <w:proofErr w:type="spellStart"/>
+      <w:r>
+        <w:t>только</w:t>
+      </w:r>
+      <w:proofErr w:type="spellEnd"/>
+      <w:r>
+        <w:t xml:space="preserve"> по </w:t>
+      </w:r>
+      <w:proofErr w:type="spellStart"/>
+      <w:r>
+        <w:t>собственным</w:t>
+      </w:r>
+      <w:proofErr w:type="spellEnd"/>
+      <w:r>
+        <w:t xml:space="preserve"> </w:t>
+      </w:r>
+      <w:proofErr w:type="spellStart"/>
+      <w:r>
+        <w:t>опросам</w:t>
+      </w:r>
+      <w:proofErr w:type="spellEnd"/>
+      <w:r>
+        <w:t>.</w:t>
       </w:r>
     </w:p>
     <w:p>
@@ -6208,12 +6312,12 @@
         <w:pStyle w:val="1234"/>
         <w:numPr>
           <w:ilvl w:val="0"/>
-          <w:numId w:val="8"/>
+          <w:numId w:val="22"/>
         </w:numPr>
         <w:tabs>
           <w:tab w:val="clear" w:pos="1560"/>
           <w:tab w:val="left" w:pos="993"/>
-          <w:tab w:val="left" w:pos="1276"/>
+          <w:tab w:val="left" w:pos="1134"/>
         </w:tabs>
         <w:ind w:left="284" w:firstLine="709"/>
       </w:pPr>
@@ -6232,12 +6336,12 @@
         <w:pStyle w:val="1234"/>
         <w:numPr>
           <w:ilvl w:val="0"/>
-          <w:numId w:val="8"/>
+          <w:numId w:val="22"/>
         </w:numPr>
         <w:tabs>
           <w:tab w:val="clear" w:pos="1560"/>
           <w:tab w:val="left" w:pos="993"/>
-          <w:tab w:val="left" w:pos="1276"/>
+          <w:tab w:val="left" w:pos="1134"/>
         </w:tabs>
         <w:ind w:left="284" w:firstLine="709"/>
       </w:pPr>
@@ -6272,12 +6376,12 @@
         <w:pStyle w:val="1234"/>
         <w:numPr>
           <w:ilvl w:val="0"/>
-          <w:numId w:val="8"/>
+          <w:numId w:val="22"/>
         </w:numPr>
         <w:tabs>
           <w:tab w:val="clear" w:pos="1560"/>
           <w:tab w:val="left" w:pos="993"/>
-          <w:tab w:val="left" w:pos="1276"/>
+          <w:tab w:val="left" w:pos="1134"/>
         </w:tabs>
         <w:ind w:left="284" w:firstLine="709"/>
       </w:pPr>
@@ -6304,12 +6408,12 @@
         <w:pStyle w:val="1234"/>
         <w:numPr>
           <w:ilvl w:val="0"/>
-          <w:numId w:val="8"/>
+          <w:numId w:val="22"/>
         </w:numPr>
         <w:tabs>
           <w:tab w:val="clear" w:pos="1560"/>
           <w:tab w:val="left" w:pos="993"/>
-          <w:tab w:val="left" w:pos="1276"/>
+          <w:tab w:val="left" w:pos="1134"/>
         </w:tabs>
         <w:ind w:left="284" w:firstLine="709"/>
       </w:pPr>
@@ -6328,12 +6432,12 @@
         <w:pStyle w:val="1234"/>
         <w:numPr>
           <w:ilvl w:val="0"/>
-          <w:numId w:val="8"/>
+          <w:numId w:val="22"/>
         </w:numPr>
         <w:tabs>
           <w:tab w:val="clear" w:pos="1560"/>
           <w:tab w:val="left" w:pos="993"/>
-          <w:tab w:val="left" w:pos="1276"/>
+          <w:tab w:val="left" w:pos="1134"/>
         </w:tabs>
         <w:ind w:left="284" w:firstLine="709"/>
       </w:pPr>
@@ -6352,12 +6456,12 @@
         <w:pStyle w:val="1234"/>
         <w:numPr>
           <w:ilvl w:val="0"/>
-          <w:numId w:val="8"/>
+          <w:numId w:val="22"/>
         </w:numPr>
         <w:tabs>
           <w:tab w:val="clear" w:pos="1560"/>
           <w:tab w:val="left" w:pos="993"/>
-          <w:tab w:val="left" w:pos="1276"/>
+          <w:tab w:val="left" w:pos="1134"/>
         </w:tabs>
         <w:ind w:left="284" w:firstLine="709"/>
       </w:pPr>
@@ -6763,13 +6867,13 @@
         <w:pStyle w:val="1234"/>
         <w:numPr>
           <w:ilvl w:val="0"/>
-          <w:numId w:val="15"/>
+          <w:numId w:val="23"/>
         </w:numPr>
         <w:tabs>
           <w:tab w:val="clear" w:pos="1560"/>
-          <w:tab w:val="left" w:pos="1276"/>
+          <w:tab w:val="left" w:pos="1134"/>
         </w:tabs>
-        <w:ind w:left="284" w:firstLine="709"/>
+        <w:ind w:left="992" w:firstLine="0"/>
       </w:pPr>
       <w:r>
         <w:t>у</w:t>
@@ -6786,13 +6890,13 @@
         <w:pStyle w:val="1234"/>
         <w:numPr>
           <w:ilvl w:val="0"/>
-          <w:numId w:val="15"/>
+          <w:numId w:val="23"/>
         </w:numPr>
         <w:tabs>
           <w:tab w:val="clear" w:pos="1560"/>
-          <w:tab w:val="left" w:pos="1276"/>
+          <w:tab w:val="left" w:pos="1134"/>
         </w:tabs>
-        <w:ind w:left="284" w:firstLine="709"/>
+        <w:ind w:left="992" w:firstLine="0"/>
       </w:pPr>
       <w:r>
         <w:t>у</w:t>
@@ -6905,13 +7009,13 @@
         <w:pStyle w:val="1234"/>
         <w:numPr>
           <w:ilvl w:val="0"/>
-          <w:numId w:val="6"/>
+          <w:numId w:val="24"/>
         </w:numPr>
         <w:tabs>
           <w:tab w:val="clear" w:pos="1560"/>
-          <w:tab w:val="left" w:pos="1276"/>
+          <w:tab w:val="left" w:pos="1134"/>
         </w:tabs>
-        <w:ind w:left="284" w:firstLine="709"/>
+        <w:ind w:left="992" w:firstLine="0"/>
       </w:pPr>
       <w:r>
         <w:t>и</w:t>
@@ -6933,13 +7037,13 @@
         <w:pStyle w:val="1234"/>
         <w:numPr>
           <w:ilvl w:val="0"/>
-          <w:numId w:val="6"/>
+          <w:numId w:val="24"/>
         </w:numPr>
         <w:tabs>
           <w:tab w:val="clear" w:pos="1560"/>
-          <w:tab w:val="left" w:pos="1276"/>
+          <w:tab w:val="left" w:pos="1134"/>
         </w:tabs>
-        <w:ind w:left="284" w:firstLine="709"/>
+        <w:ind w:left="992" w:firstLine="0"/>
       </w:pPr>
       <w:r>
         <w:t>и</w:t>
@@ -6961,13 +7065,13 @@
         <w:pStyle w:val="1234"/>
         <w:numPr>
           <w:ilvl w:val="0"/>
-          <w:numId w:val="6"/>
+          <w:numId w:val="24"/>
         </w:numPr>
         <w:tabs>
           <w:tab w:val="clear" w:pos="1560"/>
-          <w:tab w:val="left" w:pos="1276"/>
+          <w:tab w:val="left" w:pos="1134"/>
         </w:tabs>
-        <w:ind w:left="284" w:firstLine="709"/>
+        <w:ind w:left="992" w:firstLine="0"/>
       </w:pPr>
       <w:r>
         <w:t>и</w:t>
@@ -6989,13 +7093,13 @@
         <w:pStyle w:val="1234"/>
         <w:numPr>
           <w:ilvl w:val="0"/>
-          <w:numId w:val="6"/>
+          <w:numId w:val="24"/>
         </w:numPr>
         <w:tabs>
           <w:tab w:val="clear" w:pos="1560"/>
-          <w:tab w:val="left" w:pos="1276"/>
+          <w:tab w:val="left" w:pos="1134"/>
         </w:tabs>
-        <w:ind w:left="284" w:firstLine="709"/>
+        <w:ind w:left="992" w:firstLine="0"/>
       </w:pPr>
       <w:r>
         <w:t>с</w:t>
@@ -10869,7 +10973,6 @@
     <w:p>
       <w:pPr>
         <w:pStyle w:val="1"/>
-        <w:spacing w:after="960"/>
       </w:pPr>
       <w:bookmarkStart w:id="34" w:name="_Тестирование"/>
       <w:bookmarkEnd w:id="34"/>
@@ -10877,6 +10980,13 @@
         <w:lastRenderedPageBreak/>
         <w:t>Тестирование</w:t>
       </w:r>
+    </w:p>
+    <w:p>
+      <w:pPr>
+        <w:rPr>
+          <w:lang w:val="ru-RU"/>
+        </w:rPr>
+      </w:pPr>
     </w:p>
     <w:p>
       <w:pPr>
@@ -12492,6 +12602,22 @@
           <w:lang w:val="ru-RU"/>
         </w:rPr>
       </w:pPr>
+    </w:p>
+    <w:p>
+      <w:pPr>
+        <w:jc w:val="both"/>
+        <w:rPr>
+          <w:lang w:val="ru-RU"/>
+        </w:rPr>
+      </w:pPr>
+    </w:p>
+    <w:p>
+      <w:pPr>
+        <w:jc w:val="both"/>
+        <w:rPr>
+          <w:lang w:val="ru-RU"/>
+        </w:rPr>
+      </w:pPr>
       <w:r>
         <w:rPr>
           <w:lang w:val="ru-RU"/>
@@ -13825,6 +13951,8 @@
           <w:rStyle w:val="aff6"/>
         </w:rPr>
       </w:pPr>
+      <w:bookmarkStart w:id="37" w:name="_GoBack"/>
+      <w:bookmarkEnd w:id="37"/>
       <w:r>
         <w:rPr>
           <w:rStyle w:val="aff6"/>
@@ -13866,7 +13994,7 @@
       <w:pPr>
         <w:pStyle w:val="aff4"/>
       </w:pPr>
-      <w:bookmarkStart w:id="37" w:name="рисунок11"/>
+      <w:bookmarkStart w:id="38" w:name="рисунок11"/>
       <w:r>
         <w:lastRenderedPageBreak/>
         <w:drawing>
@@ -13905,7 +14033,7 @@
           </wp:inline>
         </w:drawing>
       </w:r>
-      <w:bookmarkEnd w:id="37"/>
+      <w:bookmarkEnd w:id="38"/>
     </w:p>
     <w:p>
       <w:pPr>
@@ -13998,7 +14126,7 @@
       <w:pPr>
         <w:pStyle w:val="aff4"/>
       </w:pPr>
-      <w:bookmarkStart w:id="38" w:name="рисунок12"/>
+      <w:bookmarkStart w:id="39" w:name="рисунок12"/>
       <w:r>
         <w:drawing>
           <wp:inline distT="0" distB="0" distL="0" distR="0" wp14:anchorId="46369A43" wp14:editId="32AEBFAC">
@@ -14043,7 +14171,7 @@
           </wp:inline>
         </w:drawing>
       </w:r>
-      <w:bookmarkEnd w:id="38"/>
+      <w:bookmarkEnd w:id="39"/>
     </w:p>
     <w:p>
       <w:pPr>
@@ -14126,7 +14254,7 @@
       <w:pPr>
         <w:pStyle w:val="aff4"/>
       </w:pPr>
-      <w:bookmarkStart w:id="39" w:name="рисунок13"/>
+      <w:bookmarkStart w:id="40" w:name="рисунок13"/>
       <w:r>
         <w:drawing>
           <wp:inline distT="0" distB="0" distL="0" distR="0" wp14:anchorId="7758BF94" wp14:editId="2CDFFAAB">
@@ -14164,7 +14292,7 @@
           </wp:inline>
         </w:drawing>
       </w:r>
-      <w:bookmarkEnd w:id="39"/>
+      <w:bookmarkEnd w:id="40"/>
     </w:p>
     <w:p>
       <w:pPr>
@@ -14248,7 +14376,7 @@
       <w:pPr>
         <w:pStyle w:val="aff4"/>
       </w:pPr>
-      <w:bookmarkStart w:id="40" w:name="рисунок14"/>
+      <w:bookmarkStart w:id="41" w:name="рисунок14"/>
       <w:r>
         <w:drawing>
           <wp:inline distT="0" distB="0" distL="0" distR="0" wp14:anchorId="61BAECA3" wp14:editId="665535BB">
@@ -14293,7 +14421,7 @@
           </wp:inline>
         </w:drawing>
       </w:r>
-      <w:bookmarkEnd w:id="40"/>
+      <w:bookmarkEnd w:id="41"/>
     </w:p>
     <w:p>
       <w:pPr>
@@ -14391,7 +14519,7 @@
       <w:pPr>
         <w:pStyle w:val="aff4"/>
       </w:pPr>
-      <w:bookmarkStart w:id="41" w:name="рисунок15"/>
+      <w:bookmarkStart w:id="42" w:name="рисунок15"/>
       <w:r>
         <w:lastRenderedPageBreak/>
         <w:drawing>
@@ -14430,7 +14558,7 @@
           </wp:inline>
         </w:drawing>
       </w:r>
-      <w:bookmarkEnd w:id="41"/>
+      <w:bookmarkEnd w:id="42"/>
     </w:p>
     <w:p>
       <w:pPr>
@@ -14540,7 +14668,7 @@
           <w:lang w:val="ru-RU"/>
         </w:rPr>
       </w:pPr>
-      <w:bookmarkStart w:id="42" w:name="рисунок16"/>
+      <w:bookmarkStart w:id="43" w:name="рисунок16"/>
       <w:r>
         <w:rPr>
           <w:noProof/>
@@ -14582,7 +14710,7 @@
           </wp:inline>
         </w:drawing>
       </w:r>
-      <w:bookmarkEnd w:id="42"/>
+      <w:bookmarkEnd w:id="43"/>
     </w:p>
     <w:p>
       <w:pPr>
@@ -14676,7 +14804,7 @@
           <w:lang w:val="ru-RU"/>
         </w:rPr>
       </w:pPr>
-      <w:bookmarkStart w:id="43" w:name="рисунок17"/>
+      <w:bookmarkStart w:id="44" w:name="рисунок17"/>
       <w:r>
         <w:rPr>
           <w:noProof/>
@@ -14719,7 +14847,7 @@
           </wp:inline>
         </w:drawing>
       </w:r>
-      <w:bookmarkEnd w:id="43"/>
+      <w:bookmarkEnd w:id="44"/>
     </w:p>
     <w:p>
       <w:pPr>
@@ -14805,7 +14933,7 @@
           <w:lang w:val="ru-RU"/>
         </w:rPr>
       </w:pPr>
-      <w:bookmarkStart w:id="44" w:name="рисунок18"/>
+      <w:bookmarkStart w:id="45" w:name="рисунок18"/>
       <w:r>
         <w:rPr>
           <w:noProof/>
@@ -14848,7 +14976,7 @@
           </wp:inline>
         </w:drawing>
       </w:r>
-      <w:bookmarkEnd w:id="44"/>
+      <w:bookmarkEnd w:id="45"/>
     </w:p>
     <w:p>
       <w:pPr>
@@ -14901,7 +15029,7 @@
           <w:caps/>
         </w:rPr>
       </w:pPr>
-      <w:bookmarkStart w:id="45" w:name="Заключение"/>
+      <w:bookmarkStart w:id="46" w:name="Заключение"/>
       <w:r>
         <w:lastRenderedPageBreak/>
         <w:tab/>
@@ -14920,7 +15048,7 @@
         </w:rPr>
       </w:pPr>
     </w:p>
-    <w:bookmarkEnd w:id="45"/>
+    <w:bookmarkEnd w:id="46"/>
     <w:p>
       <w:pPr>
         <w:pStyle w:val="1234"/>
@@ -15308,7 +15436,7 @@
           <w:lang w:val="ru-RU"/>
         </w:rPr>
       </w:pPr>
-      <w:bookmarkStart w:id="46" w:name="библиок"/>
+      <w:bookmarkStart w:id="47" w:name="библиок"/>
       <w:r>
         <w:rPr>
           <w:bCs/>
@@ -15340,8 +15468,8 @@
         </w:numPr>
         <w:ind w:left="284" w:firstLine="709"/>
       </w:pPr>
-      <w:bookmarkStart w:id="47" w:name="ермаков_жава"/>
-      <w:bookmarkEnd w:id="46"/>
+      <w:bookmarkStart w:id="48" w:name="ермаков_жава"/>
+      <w:bookmarkEnd w:id="47"/>
       <w:r>
         <w:t xml:space="preserve">Ермаков, А. В. Разработка приложений на языке </w:t>
       </w:r>
@@ -15367,15 +15495,7 @@
       </w:r>
       <w:proofErr w:type="gramEnd"/>
       <w:r>
-        <w:t xml:space="preserve"> электронный // Цифровой образовательный ресурс IPR SMART : </w:t>
-      </w:r>
-      <w:bookmarkStart w:id="48" w:name="_GoBack"/>
-      <w:r>
-        <w:t>[</w:t>
-      </w:r>
-      <w:bookmarkEnd w:id="48"/>
-      <w:r>
-        <w:t>сайт]. — URL: https://www.iprbookshop.ru/150088.html</w:t>
+        <w:t xml:space="preserve"> электронный // Цифровой образовательный ресурс IPR SMART : [сайт]. — URL: https://www.iprbookshop.ru/150088.html</w:t>
       </w:r>
     </w:p>
     <w:p>
@@ -15388,7 +15508,7 @@
         <w:ind w:left="284" w:firstLine="709"/>
       </w:pPr>
       <w:bookmarkStart w:id="49" w:name="системы_упр_бд"/>
-      <w:bookmarkEnd w:id="47"/>
+      <w:bookmarkEnd w:id="48"/>
       <w:r>
         <w:t xml:space="preserve">Системы управления базами данных [Электронный ресурс]: лабораторный практикум/ </w:t>
       </w:r>
@@ -21206,6 +21326,119 @@
 <file path=word/numbering.xml><?xml version="1.0" encoding="utf-8"?>
 <w:numbering xmlns:wpc="http://schemas.microsoft.com/office/word/2010/wordprocessingCanvas" xmlns:cx="http://schemas.microsoft.com/office/drawing/2014/chartex" xmlns:cx1="http://schemas.microsoft.com/office/drawing/2015/9/8/chartex" xmlns:cx2="http://schemas.microsoft.com/office/drawing/2015/10/21/chartex" xmlns:cx3="http://schemas.microsoft.com/office/drawing/2016/5/9/chartex" xmlns:cx4="http://schemas.microsoft.com/office/drawing/2016/5/10/chartex" xmlns:cx5="http://schemas.microsoft.com/office/drawing/2016/5/11/chartex" xmlns:cx6="http://schemas.microsoft.com/office/drawing/2016/5/12/chartex" xmlns:cx7="http://schemas.microsoft.com/office/drawing/2016/5/13/chartex" xmlns:cx8="http://schemas.microsoft.com/office/drawing/2016/5/14/chartex" xmlns:mc="http://schemas.openxmlformats.org/markup-compatibility/2006" xmlns:aink="http://schemas.microsoft.com/office/drawing/2016/ink" xmlns:am3d="http://schemas.microsoft.com/office/drawing/2017/model3d" xmlns:o="urn:schemas-microsoft-com:office:office" xmlns:r="http://schemas.openxmlformats.org/officeDocument/2006/relationships" xmlns:m="http://schemas.openxmlformats.org/officeDocument/2006/math" xmlns:v="urn:schemas-microsoft-com:vml" xmlns:wp14="http://schemas.microsoft.com/office/word/2010/wordprocessingDrawing" xmlns:wp="http://schemas.openxmlformats.org/drawingml/2006/wordprocessingDrawing" xmlns:w10="urn:schemas-microsoft-com:office:word" xmlns:w="http://schemas.openxmlformats.org/wordprocessingml/2006/main" xmlns:w14="http://schemas.microsoft.com/office/word/2010/wordml" xmlns:w15="http://schemas.microsoft.com/office/word/2012/wordml" xmlns:w16cid="http://schemas.microsoft.com/office/word/2016/wordml/cid" xmlns:w16se="http://schemas.microsoft.com/office/word/2015/wordml/symex" xmlns:wpg="http://schemas.microsoft.com/office/word/2010/wordprocessingGroup" xmlns:wpi="http://schemas.microsoft.com/office/word/2010/wordprocessingInk" xmlns:wne="http://schemas.microsoft.com/office/word/2006/wordml" xmlns:wps="http://schemas.microsoft.com/office/word/2010/wordprocessingShape" mc:Ignorable="w14 w15 w16se w16cid wp14">
   <w:abstractNum w:abstractNumId="0" w15:restartNumberingAfterBreak="0">
+    <w:nsid w:val="06A16B9C"/>
+    <w:multiLevelType w:val="hybridMultilevel"/>
+    <w:tmpl w:val="22A80A1E"/>
+    <w:lvl w:ilvl="0" w:tplc="45CE5A24">
+      <w:start w:val="1"/>
+      <w:numFmt w:val="bullet"/>
+      <w:lvlText w:val="-"/>
+      <w:lvlJc w:val="center"/>
+      <w:pPr>
+        <w:ind w:left="1713" w:hanging="360"/>
+      </w:pPr>
+      <w:rPr>
+        <w:rFonts w:ascii="Times New Roman" w:hAnsi="Times New Roman" w:cs="Times New Roman" w:hint="default"/>
+      </w:rPr>
+    </w:lvl>
+    <w:lvl w:ilvl="1" w:tplc="04190003" w:tentative="1">
+      <w:start w:val="1"/>
+      <w:numFmt w:val="bullet"/>
+      <w:lvlText w:val="o"/>
+      <w:lvlJc w:val="left"/>
+      <w:pPr>
+        <w:ind w:left="2433" w:hanging="360"/>
+      </w:pPr>
+      <w:rPr>
+        <w:rFonts w:ascii="Courier New" w:hAnsi="Courier New" w:cs="Courier New" w:hint="default"/>
+      </w:rPr>
+    </w:lvl>
+    <w:lvl w:ilvl="2" w:tplc="04190005" w:tentative="1">
+      <w:start w:val="1"/>
+      <w:numFmt w:val="bullet"/>
+      <w:lvlText w:val=""/>
+      <w:lvlJc w:val="left"/>
+      <w:pPr>
+        <w:ind w:left="3153" w:hanging="360"/>
+      </w:pPr>
+      <w:rPr>
+        <w:rFonts w:ascii="Wingdings" w:hAnsi="Wingdings" w:hint="default"/>
+      </w:rPr>
+    </w:lvl>
+    <w:lvl w:ilvl="3" w:tplc="04190001" w:tentative="1">
+      <w:start w:val="1"/>
+      <w:numFmt w:val="bullet"/>
+      <w:lvlText w:val=""/>
+      <w:lvlJc w:val="left"/>
+      <w:pPr>
+        <w:ind w:left="3873" w:hanging="360"/>
+      </w:pPr>
+      <w:rPr>
+        <w:rFonts w:ascii="Symbol" w:hAnsi="Symbol" w:hint="default"/>
+      </w:rPr>
+    </w:lvl>
+    <w:lvl w:ilvl="4" w:tplc="04190003" w:tentative="1">
+      <w:start w:val="1"/>
+      <w:numFmt w:val="bullet"/>
+      <w:lvlText w:val="o"/>
+      <w:lvlJc w:val="left"/>
+      <w:pPr>
+        <w:ind w:left="4593" w:hanging="360"/>
+      </w:pPr>
+      <w:rPr>
+        <w:rFonts w:ascii="Courier New" w:hAnsi="Courier New" w:cs="Courier New" w:hint="default"/>
+      </w:rPr>
+    </w:lvl>
+    <w:lvl w:ilvl="5" w:tplc="04190005" w:tentative="1">
+      <w:start w:val="1"/>
+      <w:numFmt w:val="bullet"/>
+      <w:lvlText w:val=""/>
+      <w:lvlJc w:val="left"/>
+      <w:pPr>
+        <w:ind w:left="5313" w:hanging="360"/>
+      </w:pPr>
+      <w:rPr>
+        <w:rFonts w:ascii="Wingdings" w:hAnsi="Wingdings" w:hint="default"/>
+      </w:rPr>
+    </w:lvl>
+    <w:lvl w:ilvl="6" w:tplc="04190001" w:tentative="1">
+      <w:start w:val="1"/>
+      <w:numFmt w:val="bullet"/>
+      <w:lvlText w:val=""/>
+      <w:lvlJc w:val="left"/>
+      <w:pPr>
+        <w:ind w:left="6033" w:hanging="360"/>
+      </w:pPr>
+      <w:rPr>
+        <w:rFonts w:ascii="Symbol" w:hAnsi="Symbol" w:hint="default"/>
+      </w:rPr>
+    </w:lvl>
+    <w:lvl w:ilvl="7" w:tplc="04190003" w:tentative="1">
+      <w:start w:val="1"/>
+      <w:numFmt w:val="bullet"/>
+      <w:lvlText w:val="o"/>
+      <w:lvlJc w:val="left"/>
+      <w:pPr>
+        <w:ind w:left="6753" w:hanging="360"/>
+      </w:pPr>
+      <w:rPr>
+        <w:rFonts w:ascii="Courier New" w:hAnsi="Courier New" w:cs="Courier New" w:hint="default"/>
+      </w:rPr>
+    </w:lvl>
+    <w:lvl w:ilvl="8" w:tplc="04190005" w:tentative="1">
+      <w:start w:val="1"/>
+      <w:numFmt w:val="bullet"/>
+      <w:lvlText w:val=""/>
+      <w:lvlJc w:val="left"/>
+      <w:pPr>
+        <w:ind w:left="7473" w:hanging="360"/>
+      </w:pPr>
+      <w:rPr>
+        <w:rFonts w:ascii="Wingdings" w:hAnsi="Wingdings" w:hint="default"/>
+      </w:rPr>
+    </w:lvl>
+  </w:abstractNum>
+  <w:abstractNum w:abstractNumId="1" w15:restartNumberingAfterBreak="0">
     <w:nsid w:val="070734F6"/>
     <w:multiLevelType w:val="hybridMultilevel"/>
     <w:tmpl w:val="149C086E"/>
@@ -21318,7 +21551,7 @@
       </w:rPr>
     </w:lvl>
   </w:abstractNum>
-  <w:abstractNum w:abstractNumId="1" w15:restartNumberingAfterBreak="0">
+  <w:abstractNum w:abstractNumId="2" w15:restartNumberingAfterBreak="0">
     <w:nsid w:val="101233F5"/>
     <w:multiLevelType w:val="hybridMultilevel"/>
     <w:tmpl w:val="D728A46A"/>
@@ -21431,7 +21664,7 @@
       </w:rPr>
     </w:lvl>
   </w:abstractNum>
-  <w:abstractNum w:abstractNumId="2" w15:restartNumberingAfterBreak="0">
+  <w:abstractNum w:abstractNumId="3" w15:restartNumberingAfterBreak="0">
     <w:nsid w:val="143D2443"/>
     <w:multiLevelType w:val="multilevel"/>
     <w:tmpl w:val="28801832"/>
@@ -21596,7 +21829,233 @@
       </w:rPr>
     </w:lvl>
   </w:abstractNum>
-  <w:abstractNum w:abstractNumId="3" w15:restartNumberingAfterBreak="0">
+  <w:abstractNum w:abstractNumId="4" w15:restartNumberingAfterBreak="0">
+    <w:nsid w:val="1B8A29FC"/>
+    <w:multiLevelType w:val="hybridMultilevel"/>
+    <w:tmpl w:val="D862E7D8"/>
+    <w:lvl w:ilvl="0" w:tplc="45CE5A24">
+      <w:start w:val="1"/>
+      <w:numFmt w:val="bullet"/>
+      <w:lvlText w:val="-"/>
+      <w:lvlJc w:val="center"/>
+      <w:pPr>
+        <w:ind w:left="1713" w:hanging="360"/>
+      </w:pPr>
+      <w:rPr>
+        <w:rFonts w:ascii="Times New Roman" w:hAnsi="Times New Roman" w:cs="Times New Roman" w:hint="default"/>
+      </w:rPr>
+    </w:lvl>
+    <w:lvl w:ilvl="1" w:tplc="04190003" w:tentative="1">
+      <w:start w:val="1"/>
+      <w:numFmt w:val="bullet"/>
+      <w:lvlText w:val="o"/>
+      <w:lvlJc w:val="left"/>
+      <w:pPr>
+        <w:ind w:left="2433" w:hanging="360"/>
+      </w:pPr>
+      <w:rPr>
+        <w:rFonts w:ascii="Courier New" w:hAnsi="Courier New" w:cs="Courier New" w:hint="default"/>
+      </w:rPr>
+    </w:lvl>
+    <w:lvl w:ilvl="2" w:tplc="04190005" w:tentative="1">
+      <w:start w:val="1"/>
+      <w:numFmt w:val="bullet"/>
+      <w:lvlText w:val=""/>
+      <w:lvlJc w:val="left"/>
+      <w:pPr>
+        <w:ind w:left="3153" w:hanging="360"/>
+      </w:pPr>
+      <w:rPr>
+        <w:rFonts w:ascii="Wingdings" w:hAnsi="Wingdings" w:hint="default"/>
+      </w:rPr>
+    </w:lvl>
+    <w:lvl w:ilvl="3" w:tplc="04190001" w:tentative="1">
+      <w:start w:val="1"/>
+      <w:numFmt w:val="bullet"/>
+      <w:lvlText w:val=""/>
+      <w:lvlJc w:val="left"/>
+      <w:pPr>
+        <w:ind w:left="3873" w:hanging="360"/>
+      </w:pPr>
+      <w:rPr>
+        <w:rFonts w:ascii="Symbol" w:hAnsi="Symbol" w:hint="default"/>
+      </w:rPr>
+    </w:lvl>
+    <w:lvl w:ilvl="4" w:tplc="04190003" w:tentative="1">
+      <w:start w:val="1"/>
+      <w:numFmt w:val="bullet"/>
+      <w:lvlText w:val="o"/>
+      <w:lvlJc w:val="left"/>
+      <w:pPr>
+        <w:ind w:left="4593" w:hanging="360"/>
+      </w:pPr>
+      <w:rPr>
+        <w:rFonts w:ascii="Courier New" w:hAnsi="Courier New" w:cs="Courier New" w:hint="default"/>
+      </w:rPr>
+    </w:lvl>
+    <w:lvl w:ilvl="5" w:tplc="04190005" w:tentative="1">
+      <w:start w:val="1"/>
+      <w:numFmt w:val="bullet"/>
+      <w:lvlText w:val=""/>
+      <w:lvlJc w:val="left"/>
+      <w:pPr>
+        <w:ind w:left="5313" w:hanging="360"/>
+      </w:pPr>
+      <w:rPr>
+        <w:rFonts w:ascii="Wingdings" w:hAnsi="Wingdings" w:hint="default"/>
+      </w:rPr>
+    </w:lvl>
+    <w:lvl w:ilvl="6" w:tplc="04190001" w:tentative="1">
+      <w:start w:val="1"/>
+      <w:numFmt w:val="bullet"/>
+      <w:lvlText w:val=""/>
+      <w:lvlJc w:val="left"/>
+      <w:pPr>
+        <w:ind w:left="6033" w:hanging="360"/>
+      </w:pPr>
+      <w:rPr>
+        <w:rFonts w:ascii="Symbol" w:hAnsi="Symbol" w:hint="default"/>
+      </w:rPr>
+    </w:lvl>
+    <w:lvl w:ilvl="7" w:tplc="04190003" w:tentative="1">
+      <w:start w:val="1"/>
+      <w:numFmt w:val="bullet"/>
+      <w:lvlText w:val="o"/>
+      <w:lvlJc w:val="left"/>
+      <w:pPr>
+        <w:ind w:left="6753" w:hanging="360"/>
+      </w:pPr>
+      <w:rPr>
+        <w:rFonts w:ascii="Courier New" w:hAnsi="Courier New" w:cs="Courier New" w:hint="default"/>
+      </w:rPr>
+    </w:lvl>
+    <w:lvl w:ilvl="8" w:tplc="04190005" w:tentative="1">
+      <w:start w:val="1"/>
+      <w:numFmt w:val="bullet"/>
+      <w:lvlText w:val=""/>
+      <w:lvlJc w:val="left"/>
+      <w:pPr>
+        <w:ind w:left="7473" w:hanging="360"/>
+      </w:pPr>
+      <w:rPr>
+        <w:rFonts w:ascii="Wingdings" w:hAnsi="Wingdings" w:hint="default"/>
+      </w:rPr>
+    </w:lvl>
+  </w:abstractNum>
+  <w:abstractNum w:abstractNumId="5" w15:restartNumberingAfterBreak="0">
+    <w:nsid w:val="1F386E81"/>
+    <w:multiLevelType w:val="hybridMultilevel"/>
+    <w:tmpl w:val="4468BD56"/>
+    <w:lvl w:ilvl="0" w:tplc="45CE5A24">
+      <w:start w:val="1"/>
+      <w:numFmt w:val="bullet"/>
+      <w:lvlText w:val="-"/>
+      <w:lvlJc w:val="center"/>
+      <w:pPr>
+        <w:ind w:left="1713" w:hanging="360"/>
+      </w:pPr>
+      <w:rPr>
+        <w:rFonts w:ascii="Times New Roman" w:hAnsi="Times New Roman" w:cs="Times New Roman" w:hint="default"/>
+      </w:rPr>
+    </w:lvl>
+    <w:lvl w:ilvl="1" w:tplc="04190003" w:tentative="1">
+      <w:start w:val="1"/>
+      <w:numFmt w:val="bullet"/>
+      <w:lvlText w:val="o"/>
+      <w:lvlJc w:val="left"/>
+      <w:pPr>
+        <w:ind w:left="2433" w:hanging="360"/>
+      </w:pPr>
+      <w:rPr>
+        <w:rFonts w:ascii="Courier New" w:hAnsi="Courier New" w:cs="Courier New" w:hint="default"/>
+      </w:rPr>
+    </w:lvl>
+    <w:lvl w:ilvl="2" w:tplc="04190005" w:tentative="1">
+      <w:start w:val="1"/>
+      <w:numFmt w:val="bullet"/>
+      <w:lvlText w:val=""/>
+      <w:lvlJc w:val="left"/>
+      <w:pPr>
+        <w:ind w:left="3153" w:hanging="360"/>
+      </w:pPr>
+      <w:rPr>
+        <w:rFonts w:ascii="Wingdings" w:hAnsi="Wingdings" w:hint="default"/>
+      </w:rPr>
+    </w:lvl>
+    <w:lvl w:ilvl="3" w:tplc="04190001" w:tentative="1">
+      <w:start w:val="1"/>
+      <w:numFmt w:val="bullet"/>
+      <w:lvlText w:val=""/>
+      <w:lvlJc w:val="left"/>
+      <w:pPr>
+        <w:ind w:left="3873" w:hanging="360"/>
+      </w:pPr>
+      <w:rPr>
+        <w:rFonts w:ascii="Symbol" w:hAnsi="Symbol" w:hint="default"/>
+      </w:rPr>
+    </w:lvl>
+    <w:lvl w:ilvl="4" w:tplc="04190003" w:tentative="1">
+      <w:start w:val="1"/>
+      <w:numFmt w:val="bullet"/>
+      <w:lvlText w:val="o"/>
+      <w:lvlJc w:val="left"/>
+      <w:pPr>
+        <w:ind w:left="4593" w:hanging="360"/>
+      </w:pPr>
+      <w:rPr>
+        <w:rFonts w:ascii="Courier New" w:hAnsi="Courier New" w:cs="Courier New" w:hint="default"/>
+      </w:rPr>
+    </w:lvl>
+    <w:lvl w:ilvl="5" w:tplc="04190005" w:tentative="1">
+      <w:start w:val="1"/>
+      <w:numFmt w:val="bullet"/>
+      <w:lvlText w:val=""/>
+      <w:lvlJc w:val="left"/>
+      <w:pPr>
+        <w:ind w:left="5313" w:hanging="360"/>
+      </w:pPr>
+      <w:rPr>
+        <w:rFonts w:ascii="Wingdings" w:hAnsi="Wingdings" w:hint="default"/>
+      </w:rPr>
+    </w:lvl>
+    <w:lvl w:ilvl="6" w:tplc="04190001" w:tentative="1">
+      <w:start w:val="1"/>
+      <w:numFmt w:val="bullet"/>
+      <w:lvlText w:val=""/>
+      <w:lvlJc w:val="left"/>
+      <w:pPr>
+        <w:ind w:left="6033" w:hanging="360"/>
+      </w:pPr>
+      <w:rPr>
+        <w:rFonts w:ascii="Symbol" w:hAnsi="Symbol" w:hint="default"/>
+      </w:rPr>
+    </w:lvl>
+    <w:lvl w:ilvl="7" w:tplc="04190003" w:tentative="1">
+      <w:start w:val="1"/>
+      <w:numFmt w:val="bullet"/>
+      <w:lvlText w:val="o"/>
+      <w:lvlJc w:val="left"/>
+      <w:pPr>
+        <w:ind w:left="6753" w:hanging="360"/>
+      </w:pPr>
+      <w:rPr>
+        <w:rFonts w:ascii="Courier New" w:hAnsi="Courier New" w:cs="Courier New" w:hint="default"/>
+      </w:rPr>
+    </w:lvl>
+    <w:lvl w:ilvl="8" w:tplc="04190005" w:tentative="1">
+      <w:start w:val="1"/>
+      <w:numFmt w:val="bullet"/>
+      <w:lvlText w:val=""/>
+      <w:lvlJc w:val="left"/>
+      <w:pPr>
+        <w:ind w:left="7473" w:hanging="360"/>
+      </w:pPr>
+      <w:rPr>
+        <w:rFonts w:ascii="Wingdings" w:hAnsi="Wingdings" w:hint="default"/>
+      </w:rPr>
+    </w:lvl>
+  </w:abstractNum>
+  <w:abstractNum w:abstractNumId="6" w15:restartNumberingAfterBreak="0">
     <w:nsid w:val="20E06B0F"/>
     <w:multiLevelType w:val="hybridMultilevel"/>
     <w:tmpl w:val="F33CEBE2"/>
@@ -21709,7 +22168,7 @@
       </w:rPr>
     </w:lvl>
   </w:abstractNum>
-  <w:abstractNum w:abstractNumId="4" w15:restartNumberingAfterBreak="0">
+  <w:abstractNum w:abstractNumId="7" w15:restartNumberingAfterBreak="0">
     <w:nsid w:val="224D2A27"/>
     <w:multiLevelType w:val="hybridMultilevel"/>
     <w:tmpl w:val="B87E5AB6"/>
@@ -21798,7 +22257,120 @@
       </w:pPr>
     </w:lvl>
   </w:abstractNum>
-  <w:abstractNum w:abstractNumId="5" w15:restartNumberingAfterBreak="0">
+  <w:abstractNum w:abstractNumId="8" w15:restartNumberingAfterBreak="0">
+    <w:nsid w:val="2BA34FF1"/>
+    <w:multiLevelType w:val="hybridMultilevel"/>
+    <w:tmpl w:val="1666A594"/>
+    <w:lvl w:ilvl="0" w:tplc="45CE5A24">
+      <w:start w:val="1"/>
+      <w:numFmt w:val="bullet"/>
+      <w:lvlText w:val="-"/>
+      <w:lvlJc w:val="center"/>
+      <w:pPr>
+        <w:ind w:left="1713" w:hanging="360"/>
+      </w:pPr>
+      <w:rPr>
+        <w:rFonts w:ascii="Times New Roman" w:hAnsi="Times New Roman" w:cs="Times New Roman" w:hint="default"/>
+      </w:rPr>
+    </w:lvl>
+    <w:lvl w:ilvl="1" w:tplc="04190003" w:tentative="1">
+      <w:start w:val="1"/>
+      <w:numFmt w:val="bullet"/>
+      <w:lvlText w:val="o"/>
+      <w:lvlJc w:val="left"/>
+      <w:pPr>
+        <w:ind w:left="2433" w:hanging="360"/>
+      </w:pPr>
+      <w:rPr>
+        <w:rFonts w:ascii="Courier New" w:hAnsi="Courier New" w:cs="Courier New" w:hint="default"/>
+      </w:rPr>
+    </w:lvl>
+    <w:lvl w:ilvl="2" w:tplc="04190005" w:tentative="1">
+      <w:start w:val="1"/>
+      <w:numFmt w:val="bullet"/>
+      <w:lvlText w:val=""/>
+      <w:lvlJc w:val="left"/>
+      <w:pPr>
+        <w:ind w:left="3153" w:hanging="360"/>
+      </w:pPr>
+      <w:rPr>
+        <w:rFonts w:ascii="Wingdings" w:hAnsi="Wingdings" w:hint="default"/>
+      </w:rPr>
+    </w:lvl>
+    <w:lvl w:ilvl="3" w:tplc="04190001" w:tentative="1">
+      <w:start w:val="1"/>
+      <w:numFmt w:val="bullet"/>
+      <w:lvlText w:val=""/>
+      <w:lvlJc w:val="left"/>
+      <w:pPr>
+        <w:ind w:left="3873" w:hanging="360"/>
+      </w:pPr>
+      <w:rPr>
+        <w:rFonts w:ascii="Symbol" w:hAnsi="Symbol" w:hint="default"/>
+      </w:rPr>
+    </w:lvl>
+    <w:lvl w:ilvl="4" w:tplc="04190003" w:tentative="1">
+      <w:start w:val="1"/>
+      <w:numFmt w:val="bullet"/>
+      <w:lvlText w:val="o"/>
+      <w:lvlJc w:val="left"/>
+      <w:pPr>
+        <w:ind w:left="4593" w:hanging="360"/>
+      </w:pPr>
+      <w:rPr>
+        <w:rFonts w:ascii="Courier New" w:hAnsi="Courier New" w:cs="Courier New" w:hint="default"/>
+      </w:rPr>
+    </w:lvl>
+    <w:lvl w:ilvl="5" w:tplc="04190005" w:tentative="1">
+      <w:start w:val="1"/>
+      <w:numFmt w:val="bullet"/>
+      <w:lvlText w:val=""/>
+      <w:lvlJc w:val="left"/>
+      <w:pPr>
+        <w:ind w:left="5313" w:hanging="360"/>
+      </w:pPr>
+      <w:rPr>
+        <w:rFonts w:ascii="Wingdings" w:hAnsi="Wingdings" w:hint="default"/>
+      </w:rPr>
+    </w:lvl>
+    <w:lvl w:ilvl="6" w:tplc="04190001" w:tentative="1">
+      <w:start w:val="1"/>
+      <w:numFmt w:val="bullet"/>
+      <w:lvlText w:val=""/>
+      <w:lvlJc w:val="left"/>
+      <w:pPr>
+        <w:ind w:left="6033" w:hanging="360"/>
+      </w:pPr>
+      <w:rPr>
+        <w:rFonts w:ascii="Symbol" w:hAnsi="Symbol" w:hint="default"/>
+      </w:rPr>
+    </w:lvl>
+    <w:lvl w:ilvl="7" w:tplc="04190003" w:tentative="1">
+      <w:start w:val="1"/>
+      <w:numFmt w:val="bullet"/>
+      <w:lvlText w:val="o"/>
+      <w:lvlJc w:val="left"/>
+      <w:pPr>
+        <w:ind w:left="6753" w:hanging="360"/>
+      </w:pPr>
+      <w:rPr>
+        <w:rFonts w:ascii="Courier New" w:hAnsi="Courier New" w:cs="Courier New" w:hint="default"/>
+      </w:rPr>
+    </w:lvl>
+    <w:lvl w:ilvl="8" w:tplc="04190005" w:tentative="1">
+      <w:start w:val="1"/>
+      <w:numFmt w:val="bullet"/>
+      <w:lvlText w:val=""/>
+      <w:lvlJc w:val="left"/>
+      <w:pPr>
+        <w:ind w:left="7473" w:hanging="360"/>
+      </w:pPr>
+      <w:rPr>
+        <w:rFonts w:ascii="Wingdings" w:hAnsi="Wingdings" w:hint="default"/>
+      </w:rPr>
+    </w:lvl>
+  </w:abstractNum>
+  <w:abstractNum w:abstractNumId="9" w15:restartNumberingAfterBreak="0">
     <w:nsid w:val="31164D3E"/>
     <w:multiLevelType w:val="hybridMultilevel"/>
     <w:tmpl w:val="2C86908C"/>
@@ -21887,7 +22459,120 @@
       </w:pPr>
     </w:lvl>
   </w:abstractNum>
-  <w:abstractNum w:abstractNumId="6" w15:restartNumberingAfterBreak="0">
+  <w:abstractNum w:abstractNumId="10" w15:restartNumberingAfterBreak="0">
+    <w:nsid w:val="311D67E9"/>
+    <w:multiLevelType w:val="hybridMultilevel"/>
+    <w:tmpl w:val="71880022"/>
+    <w:lvl w:ilvl="0" w:tplc="45CE5A24">
+      <w:start w:val="1"/>
+      <w:numFmt w:val="bullet"/>
+      <w:lvlText w:val="-"/>
+      <w:lvlJc w:val="center"/>
+      <w:pPr>
+        <w:ind w:left="1713" w:hanging="360"/>
+      </w:pPr>
+      <w:rPr>
+        <w:rFonts w:ascii="Times New Roman" w:hAnsi="Times New Roman" w:cs="Times New Roman" w:hint="default"/>
+      </w:rPr>
+    </w:lvl>
+    <w:lvl w:ilvl="1" w:tplc="04190003" w:tentative="1">
+      <w:start w:val="1"/>
+      <w:numFmt w:val="bullet"/>
+      <w:lvlText w:val="o"/>
+      <w:lvlJc w:val="left"/>
+      <w:pPr>
+        <w:ind w:left="2433" w:hanging="360"/>
+      </w:pPr>
+      <w:rPr>
+        <w:rFonts w:ascii="Courier New" w:hAnsi="Courier New" w:cs="Courier New" w:hint="default"/>
+      </w:rPr>
+    </w:lvl>
+    <w:lvl w:ilvl="2" w:tplc="04190005" w:tentative="1">
+      <w:start w:val="1"/>
+      <w:numFmt w:val="bullet"/>
+      <w:lvlText w:val=""/>
+      <w:lvlJc w:val="left"/>
+      <w:pPr>
+        <w:ind w:left="3153" w:hanging="360"/>
+      </w:pPr>
+      <w:rPr>
+        <w:rFonts w:ascii="Wingdings" w:hAnsi="Wingdings" w:hint="default"/>
+      </w:rPr>
+    </w:lvl>
+    <w:lvl w:ilvl="3" w:tplc="04190001" w:tentative="1">
+      <w:start w:val="1"/>
+      <w:numFmt w:val="bullet"/>
+      <w:lvlText w:val=""/>
+      <w:lvlJc w:val="left"/>
+      <w:pPr>
+        <w:ind w:left="3873" w:hanging="360"/>
+      </w:pPr>
+      <w:rPr>
+        <w:rFonts w:ascii="Symbol" w:hAnsi="Symbol" w:hint="default"/>
+      </w:rPr>
+    </w:lvl>
+    <w:lvl w:ilvl="4" w:tplc="04190003" w:tentative="1">
+      <w:start w:val="1"/>
+      <w:numFmt w:val="bullet"/>
+      <w:lvlText w:val="o"/>
+      <w:lvlJc w:val="left"/>
+      <w:pPr>
+        <w:ind w:left="4593" w:hanging="360"/>
+      </w:pPr>
+      <w:rPr>
+        <w:rFonts w:ascii="Courier New" w:hAnsi="Courier New" w:cs="Courier New" w:hint="default"/>
+      </w:rPr>
+    </w:lvl>
+    <w:lvl w:ilvl="5" w:tplc="04190005" w:tentative="1">
+      <w:start w:val="1"/>
+      <w:numFmt w:val="bullet"/>
+      <w:lvlText w:val=""/>
+      <w:lvlJc w:val="left"/>
+      <w:pPr>
+        <w:ind w:left="5313" w:hanging="360"/>
+      </w:pPr>
+      <w:rPr>
+        <w:rFonts w:ascii="Wingdings" w:hAnsi="Wingdings" w:hint="default"/>
+      </w:rPr>
+    </w:lvl>
+    <w:lvl w:ilvl="6" w:tplc="04190001" w:tentative="1">
+      <w:start w:val="1"/>
+      <w:numFmt w:val="bullet"/>
+      <w:lvlText w:val=""/>
+      <w:lvlJc w:val="left"/>
+      <w:pPr>
+        <w:ind w:left="6033" w:hanging="360"/>
+      </w:pPr>
+      <w:rPr>
+        <w:rFonts w:ascii="Symbol" w:hAnsi="Symbol" w:hint="default"/>
+      </w:rPr>
+    </w:lvl>
+    <w:lvl w:ilvl="7" w:tplc="04190003" w:tentative="1">
+      <w:start w:val="1"/>
+      <w:numFmt w:val="bullet"/>
+      <w:lvlText w:val="o"/>
+      <w:lvlJc w:val="left"/>
+      <w:pPr>
+        <w:ind w:left="6753" w:hanging="360"/>
+      </w:pPr>
+      <w:rPr>
+        <w:rFonts w:ascii="Courier New" w:hAnsi="Courier New" w:cs="Courier New" w:hint="default"/>
+      </w:rPr>
+    </w:lvl>
+    <w:lvl w:ilvl="8" w:tplc="04190005" w:tentative="1">
+      <w:start w:val="1"/>
+      <w:numFmt w:val="bullet"/>
+      <w:lvlText w:val=""/>
+      <w:lvlJc w:val="left"/>
+      <w:pPr>
+        <w:ind w:left="7473" w:hanging="360"/>
+      </w:pPr>
+      <w:rPr>
+        <w:rFonts w:ascii="Wingdings" w:hAnsi="Wingdings" w:hint="default"/>
+      </w:rPr>
+    </w:lvl>
+  </w:abstractNum>
+  <w:abstractNum w:abstractNumId="11" w15:restartNumberingAfterBreak="0">
     <w:nsid w:val="35164A51"/>
     <w:multiLevelType w:val="hybridMultilevel"/>
     <w:tmpl w:val="B352F2D6"/>
@@ -22000,7 +22685,7 @@
       </w:rPr>
     </w:lvl>
   </w:abstractNum>
-  <w:abstractNum w:abstractNumId="7" w15:restartNumberingAfterBreak="0">
+  <w:abstractNum w:abstractNumId="12" w15:restartNumberingAfterBreak="0">
     <w:nsid w:val="35F526D2"/>
     <w:multiLevelType w:val="multilevel"/>
     <w:tmpl w:val="BBC0489A"/>
@@ -22090,7 +22775,233 @@
       </w:pPr>
     </w:lvl>
   </w:abstractNum>
-  <w:abstractNum w:abstractNumId="8" w15:restartNumberingAfterBreak="0">
+  <w:abstractNum w:abstractNumId="13" w15:restartNumberingAfterBreak="0">
+    <w:nsid w:val="3F527F3D"/>
+    <w:multiLevelType w:val="hybridMultilevel"/>
+    <w:tmpl w:val="1D5CB272"/>
+    <w:lvl w:ilvl="0" w:tplc="45CE5A24">
+      <w:start w:val="1"/>
+      <w:numFmt w:val="bullet"/>
+      <w:lvlText w:val="-"/>
+      <w:lvlJc w:val="center"/>
+      <w:pPr>
+        <w:ind w:left="1713" w:hanging="360"/>
+      </w:pPr>
+      <w:rPr>
+        <w:rFonts w:ascii="Times New Roman" w:hAnsi="Times New Roman" w:cs="Times New Roman" w:hint="default"/>
+      </w:rPr>
+    </w:lvl>
+    <w:lvl w:ilvl="1" w:tplc="04190003" w:tentative="1">
+      <w:start w:val="1"/>
+      <w:numFmt w:val="bullet"/>
+      <w:lvlText w:val="o"/>
+      <w:lvlJc w:val="left"/>
+      <w:pPr>
+        <w:ind w:left="2433" w:hanging="360"/>
+      </w:pPr>
+      <w:rPr>
+        <w:rFonts w:ascii="Courier New" w:hAnsi="Courier New" w:cs="Courier New" w:hint="default"/>
+      </w:rPr>
+    </w:lvl>
+    <w:lvl w:ilvl="2" w:tplc="04190005" w:tentative="1">
+      <w:start w:val="1"/>
+      <w:numFmt w:val="bullet"/>
+      <w:lvlText w:val=""/>
+      <w:lvlJc w:val="left"/>
+      <w:pPr>
+        <w:ind w:left="3153" w:hanging="360"/>
+      </w:pPr>
+      <w:rPr>
+        <w:rFonts w:ascii="Wingdings" w:hAnsi="Wingdings" w:hint="default"/>
+      </w:rPr>
+    </w:lvl>
+    <w:lvl w:ilvl="3" w:tplc="04190001" w:tentative="1">
+      <w:start w:val="1"/>
+      <w:numFmt w:val="bullet"/>
+      <w:lvlText w:val=""/>
+      <w:lvlJc w:val="left"/>
+      <w:pPr>
+        <w:ind w:left="3873" w:hanging="360"/>
+      </w:pPr>
+      <w:rPr>
+        <w:rFonts w:ascii="Symbol" w:hAnsi="Symbol" w:hint="default"/>
+      </w:rPr>
+    </w:lvl>
+    <w:lvl w:ilvl="4" w:tplc="04190003" w:tentative="1">
+      <w:start w:val="1"/>
+      <w:numFmt w:val="bullet"/>
+      <w:lvlText w:val="o"/>
+      <w:lvlJc w:val="left"/>
+      <w:pPr>
+        <w:ind w:left="4593" w:hanging="360"/>
+      </w:pPr>
+      <w:rPr>
+        <w:rFonts w:ascii="Courier New" w:hAnsi="Courier New" w:cs="Courier New" w:hint="default"/>
+      </w:rPr>
+    </w:lvl>
+    <w:lvl w:ilvl="5" w:tplc="04190005" w:tentative="1">
+      <w:start w:val="1"/>
+      <w:numFmt w:val="bullet"/>
+      <w:lvlText w:val=""/>
+      <w:lvlJc w:val="left"/>
+      <w:pPr>
+        <w:ind w:left="5313" w:hanging="360"/>
+      </w:pPr>
+      <w:rPr>
+        <w:rFonts w:ascii="Wingdings" w:hAnsi="Wingdings" w:hint="default"/>
+      </w:rPr>
+    </w:lvl>
+    <w:lvl w:ilvl="6" w:tplc="04190001" w:tentative="1">
+      <w:start w:val="1"/>
+      <w:numFmt w:val="bullet"/>
+      <w:lvlText w:val=""/>
+      <w:lvlJc w:val="left"/>
+      <w:pPr>
+        <w:ind w:left="6033" w:hanging="360"/>
+      </w:pPr>
+      <w:rPr>
+        <w:rFonts w:ascii="Symbol" w:hAnsi="Symbol" w:hint="default"/>
+      </w:rPr>
+    </w:lvl>
+    <w:lvl w:ilvl="7" w:tplc="04190003" w:tentative="1">
+      <w:start w:val="1"/>
+      <w:numFmt w:val="bullet"/>
+      <w:lvlText w:val="o"/>
+      <w:lvlJc w:val="left"/>
+      <w:pPr>
+        <w:ind w:left="6753" w:hanging="360"/>
+      </w:pPr>
+      <w:rPr>
+        <w:rFonts w:ascii="Courier New" w:hAnsi="Courier New" w:cs="Courier New" w:hint="default"/>
+      </w:rPr>
+    </w:lvl>
+    <w:lvl w:ilvl="8" w:tplc="04190005" w:tentative="1">
+      <w:start w:val="1"/>
+      <w:numFmt w:val="bullet"/>
+      <w:lvlText w:val=""/>
+      <w:lvlJc w:val="left"/>
+      <w:pPr>
+        <w:ind w:left="7473" w:hanging="360"/>
+      </w:pPr>
+      <w:rPr>
+        <w:rFonts w:ascii="Wingdings" w:hAnsi="Wingdings" w:hint="default"/>
+      </w:rPr>
+    </w:lvl>
+  </w:abstractNum>
+  <w:abstractNum w:abstractNumId="14" w15:restartNumberingAfterBreak="0">
+    <w:nsid w:val="44331647"/>
+    <w:multiLevelType w:val="hybridMultilevel"/>
+    <w:tmpl w:val="9B0C925C"/>
+    <w:lvl w:ilvl="0" w:tplc="45CE5A24">
+      <w:start w:val="1"/>
+      <w:numFmt w:val="bullet"/>
+      <w:lvlText w:val="-"/>
+      <w:lvlJc w:val="center"/>
+      <w:pPr>
+        <w:ind w:left="1713" w:hanging="360"/>
+      </w:pPr>
+      <w:rPr>
+        <w:rFonts w:ascii="Times New Roman" w:hAnsi="Times New Roman" w:cs="Times New Roman" w:hint="default"/>
+      </w:rPr>
+    </w:lvl>
+    <w:lvl w:ilvl="1" w:tplc="04190003" w:tentative="1">
+      <w:start w:val="1"/>
+      <w:numFmt w:val="bullet"/>
+      <w:lvlText w:val="o"/>
+      <w:lvlJc w:val="left"/>
+      <w:pPr>
+        <w:ind w:left="2433" w:hanging="360"/>
+      </w:pPr>
+      <w:rPr>
+        <w:rFonts w:ascii="Courier New" w:hAnsi="Courier New" w:cs="Courier New" w:hint="default"/>
+      </w:rPr>
+    </w:lvl>
+    <w:lvl w:ilvl="2" w:tplc="04190005" w:tentative="1">
+      <w:start w:val="1"/>
+      <w:numFmt w:val="bullet"/>
+      <w:lvlText w:val=""/>
+      <w:lvlJc w:val="left"/>
+      <w:pPr>
+        <w:ind w:left="3153" w:hanging="360"/>
+      </w:pPr>
+      <w:rPr>
+        <w:rFonts w:ascii="Wingdings" w:hAnsi="Wingdings" w:hint="default"/>
+      </w:rPr>
+    </w:lvl>
+    <w:lvl w:ilvl="3" w:tplc="04190001" w:tentative="1">
+      <w:start w:val="1"/>
+      <w:numFmt w:val="bullet"/>
+      <w:lvlText w:val=""/>
+      <w:lvlJc w:val="left"/>
+      <w:pPr>
+        <w:ind w:left="3873" w:hanging="360"/>
+      </w:pPr>
+      <w:rPr>
+        <w:rFonts w:ascii="Symbol" w:hAnsi="Symbol" w:hint="default"/>
+      </w:rPr>
+    </w:lvl>
+    <w:lvl w:ilvl="4" w:tplc="04190003" w:tentative="1">
+      <w:start w:val="1"/>
+      <w:numFmt w:val="bullet"/>
+      <w:lvlText w:val="o"/>
+      <w:lvlJc w:val="left"/>
+      <w:pPr>
+        <w:ind w:left="4593" w:hanging="360"/>
+      </w:pPr>
+      <w:rPr>
+        <w:rFonts w:ascii="Courier New" w:hAnsi="Courier New" w:cs="Courier New" w:hint="default"/>
+      </w:rPr>
+    </w:lvl>
+    <w:lvl w:ilvl="5" w:tplc="04190005" w:tentative="1">
+      <w:start w:val="1"/>
+      <w:numFmt w:val="bullet"/>
+      <w:lvlText w:val=""/>
+      <w:lvlJc w:val="left"/>
+      <w:pPr>
+        <w:ind w:left="5313" w:hanging="360"/>
+      </w:pPr>
+      <w:rPr>
+        <w:rFonts w:ascii="Wingdings" w:hAnsi="Wingdings" w:hint="default"/>
+      </w:rPr>
+    </w:lvl>
+    <w:lvl w:ilvl="6" w:tplc="04190001" w:tentative="1">
+      <w:start w:val="1"/>
+      <w:numFmt w:val="bullet"/>
+      <w:lvlText w:val=""/>
+      <w:lvlJc w:val="left"/>
+      <w:pPr>
+        <w:ind w:left="6033" w:hanging="360"/>
+      </w:pPr>
+      <w:rPr>
+        <w:rFonts w:ascii="Symbol" w:hAnsi="Symbol" w:hint="default"/>
+      </w:rPr>
+    </w:lvl>
+    <w:lvl w:ilvl="7" w:tplc="04190003" w:tentative="1">
+      <w:start w:val="1"/>
+      <w:numFmt w:val="bullet"/>
+      <w:lvlText w:val="o"/>
+      <w:lvlJc w:val="left"/>
+      <w:pPr>
+        <w:ind w:left="6753" w:hanging="360"/>
+      </w:pPr>
+      <w:rPr>
+        <w:rFonts w:ascii="Courier New" w:hAnsi="Courier New" w:cs="Courier New" w:hint="default"/>
+      </w:rPr>
+    </w:lvl>
+    <w:lvl w:ilvl="8" w:tplc="04190005" w:tentative="1">
+      <w:start w:val="1"/>
+      <w:numFmt w:val="bullet"/>
+      <w:lvlText w:val=""/>
+      <w:lvlJc w:val="left"/>
+      <w:pPr>
+        <w:ind w:left="7473" w:hanging="360"/>
+      </w:pPr>
+      <w:rPr>
+        <w:rFonts w:ascii="Wingdings" w:hAnsi="Wingdings" w:hint="default"/>
+      </w:rPr>
+    </w:lvl>
+  </w:abstractNum>
+  <w:abstractNum w:abstractNumId="15" w15:restartNumberingAfterBreak="0">
     <w:nsid w:val="463F2D00"/>
     <w:multiLevelType w:val="multilevel"/>
     <w:tmpl w:val="07D6E3BA"/>
@@ -22203,7 +23114,7 @@
       </w:rPr>
     </w:lvl>
   </w:abstractNum>
-  <w:abstractNum w:abstractNumId="9" w15:restartNumberingAfterBreak="0">
+  <w:abstractNum w:abstractNumId="16" w15:restartNumberingAfterBreak="0">
     <w:nsid w:val="4F2809D6"/>
     <w:multiLevelType w:val="multilevel"/>
     <w:tmpl w:val="FE34CF26"/>
@@ -22321,7 +23232,7 @@
       </w:rPr>
     </w:lvl>
   </w:abstractNum>
-  <w:abstractNum w:abstractNumId="10" w15:restartNumberingAfterBreak="0">
+  <w:abstractNum w:abstractNumId="17" w15:restartNumberingAfterBreak="0">
     <w:nsid w:val="594B5935"/>
     <w:multiLevelType w:val="hybridMultilevel"/>
     <w:tmpl w:val="DADCBD6C"/>
@@ -22434,7 +23345,7 @@
       </w:rPr>
     </w:lvl>
   </w:abstractNum>
-  <w:abstractNum w:abstractNumId="11" w15:restartNumberingAfterBreak="0">
+  <w:abstractNum w:abstractNumId="18" w15:restartNumberingAfterBreak="0">
     <w:nsid w:val="5D8B781B"/>
     <w:multiLevelType w:val="hybridMultilevel"/>
     <w:tmpl w:val="093A56BA"/>
@@ -22547,7 +23458,7 @@
       </w:rPr>
     </w:lvl>
   </w:abstractNum>
-  <w:abstractNum w:abstractNumId="12" w15:restartNumberingAfterBreak="0">
+  <w:abstractNum w:abstractNumId="19" w15:restartNumberingAfterBreak="0">
     <w:nsid w:val="631E3E82"/>
     <w:multiLevelType w:val="hybridMultilevel"/>
     <w:tmpl w:val="5FC0E452"/>
@@ -22660,7 +23571,7 @@
       </w:rPr>
     </w:lvl>
   </w:abstractNum>
-  <w:abstractNum w:abstractNumId="13" w15:restartNumberingAfterBreak="0">
+  <w:abstractNum w:abstractNumId="20" w15:restartNumberingAfterBreak="0">
     <w:nsid w:val="683930B8"/>
     <w:multiLevelType w:val="hybridMultilevel"/>
     <w:tmpl w:val="683C5062"/>
@@ -22773,7 +23684,120 @@
       </w:rPr>
     </w:lvl>
   </w:abstractNum>
-  <w:abstractNum w:abstractNumId="14" w15:restartNumberingAfterBreak="0">
+  <w:abstractNum w:abstractNumId="21" w15:restartNumberingAfterBreak="0">
+    <w:nsid w:val="687C1A7A"/>
+    <w:multiLevelType w:val="hybridMultilevel"/>
+    <w:tmpl w:val="EED29548"/>
+    <w:lvl w:ilvl="0" w:tplc="45CE5A24">
+      <w:start w:val="1"/>
+      <w:numFmt w:val="bullet"/>
+      <w:lvlText w:val="-"/>
+      <w:lvlJc w:val="center"/>
+      <w:pPr>
+        <w:ind w:left="1713" w:hanging="360"/>
+      </w:pPr>
+      <w:rPr>
+        <w:rFonts w:ascii="Times New Roman" w:hAnsi="Times New Roman" w:cs="Times New Roman" w:hint="default"/>
+      </w:rPr>
+    </w:lvl>
+    <w:lvl w:ilvl="1" w:tplc="04190003" w:tentative="1">
+      <w:start w:val="1"/>
+      <w:numFmt w:val="bullet"/>
+      <w:lvlText w:val="o"/>
+      <w:lvlJc w:val="left"/>
+      <w:pPr>
+        <w:ind w:left="2433" w:hanging="360"/>
+      </w:pPr>
+      <w:rPr>
+        <w:rFonts w:ascii="Courier New" w:hAnsi="Courier New" w:cs="Courier New" w:hint="default"/>
+      </w:rPr>
+    </w:lvl>
+    <w:lvl w:ilvl="2" w:tplc="04190005" w:tentative="1">
+      <w:start w:val="1"/>
+      <w:numFmt w:val="bullet"/>
+      <w:lvlText w:val=""/>
+      <w:lvlJc w:val="left"/>
+      <w:pPr>
+        <w:ind w:left="3153" w:hanging="360"/>
+      </w:pPr>
+      <w:rPr>
+        <w:rFonts w:ascii="Wingdings" w:hAnsi="Wingdings" w:hint="default"/>
+      </w:rPr>
+    </w:lvl>
+    <w:lvl w:ilvl="3" w:tplc="04190001" w:tentative="1">
+      <w:start w:val="1"/>
+      <w:numFmt w:val="bullet"/>
+      <w:lvlText w:val=""/>
+      <w:lvlJc w:val="left"/>
+      <w:pPr>
+        <w:ind w:left="3873" w:hanging="360"/>
+      </w:pPr>
+      <w:rPr>
+        <w:rFonts w:ascii="Symbol" w:hAnsi="Symbol" w:hint="default"/>
+      </w:rPr>
+    </w:lvl>
+    <w:lvl w:ilvl="4" w:tplc="04190003" w:tentative="1">
+      <w:start w:val="1"/>
+      <w:numFmt w:val="bullet"/>
+      <w:lvlText w:val="o"/>
+      <w:lvlJc w:val="left"/>
+      <w:pPr>
+        <w:ind w:left="4593" w:hanging="360"/>
+      </w:pPr>
+      <w:rPr>
+        <w:rFonts w:ascii="Courier New" w:hAnsi="Courier New" w:cs="Courier New" w:hint="default"/>
+      </w:rPr>
+    </w:lvl>
+    <w:lvl w:ilvl="5" w:tplc="04190005" w:tentative="1">
+      <w:start w:val="1"/>
+      <w:numFmt w:val="bullet"/>
+      <w:lvlText w:val=""/>
+      <w:lvlJc w:val="left"/>
+      <w:pPr>
+        <w:ind w:left="5313" w:hanging="360"/>
+      </w:pPr>
+      <w:rPr>
+        <w:rFonts w:ascii="Wingdings" w:hAnsi="Wingdings" w:hint="default"/>
+      </w:rPr>
+    </w:lvl>
+    <w:lvl w:ilvl="6" w:tplc="04190001" w:tentative="1">
+      <w:start w:val="1"/>
+      <w:numFmt w:val="bullet"/>
+      <w:lvlText w:val=""/>
+      <w:lvlJc w:val="left"/>
+      <w:pPr>
+        <w:ind w:left="6033" w:hanging="360"/>
+      </w:pPr>
+      <w:rPr>
+        <w:rFonts w:ascii="Symbol" w:hAnsi="Symbol" w:hint="default"/>
+      </w:rPr>
+    </w:lvl>
+    <w:lvl w:ilvl="7" w:tplc="04190003" w:tentative="1">
+      <w:start w:val="1"/>
+      <w:numFmt w:val="bullet"/>
+      <w:lvlText w:val="o"/>
+      <w:lvlJc w:val="left"/>
+      <w:pPr>
+        <w:ind w:left="6753" w:hanging="360"/>
+      </w:pPr>
+      <w:rPr>
+        <w:rFonts w:ascii="Courier New" w:hAnsi="Courier New" w:cs="Courier New" w:hint="default"/>
+      </w:rPr>
+    </w:lvl>
+    <w:lvl w:ilvl="8" w:tplc="04190005" w:tentative="1">
+      <w:start w:val="1"/>
+      <w:numFmt w:val="bullet"/>
+      <w:lvlText w:val=""/>
+      <w:lvlJc w:val="left"/>
+      <w:pPr>
+        <w:ind w:left="7473" w:hanging="360"/>
+      </w:pPr>
+      <w:rPr>
+        <w:rFonts w:ascii="Wingdings" w:hAnsi="Wingdings" w:hint="default"/>
+      </w:rPr>
+    </w:lvl>
+  </w:abstractNum>
+  <w:abstractNum w:abstractNumId="22" w15:restartNumberingAfterBreak="0">
     <w:nsid w:val="6F1D72BC"/>
     <w:multiLevelType w:val="hybridMultilevel"/>
     <w:tmpl w:val="D5A23A40"/>
@@ -22886,50 +23910,190 @@
       </w:rPr>
     </w:lvl>
   </w:abstractNum>
+  <w:abstractNum w:abstractNumId="23" w15:restartNumberingAfterBreak="0">
+    <w:nsid w:val="7DE62D9E"/>
+    <w:multiLevelType w:val="hybridMultilevel"/>
+    <w:tmpl w:val="8202E520"/>
+    <w:lvl w:ilvl="0" w:tplc="45CE5A24">
+      <w:start w:val="1"/>
+      <w:numFmt w:val="bullet"/>
+      <w:lvlText w:val="-"/>
+      <w:lvlJc w:val="center"/>
+      <w:pPr>
+        <w:ind w:left="1713" w:hanging="360"/>
+      </w:pPr>
+      <w:rPr>
+        <w:rFonts w:ascii="Times New Roman" w:hAnsi="Times New Roman" w:cs="Times New Roman" w:hint="default"/>
+      </w:rPr>
+    </w:lvl>
+    <w:lvl w:ilvl="1" w:tplc="04190003" w:tentative="1">
+      <w:start w:val="1"/>
+      <w:numFmt w:val="bullet"/>
+      <w:lvlText w:val="o"/>
+      <w:lvlJc w:val="left"/>
+      <w:pPr>
+        <w:ind w:left="2433" w:hanging="360"/>
+      </w:pPr>
+      <w:rPr>
+        <w:rFonts w:ascii="Courier New" w:hAnsi="Courier New" w:cs="Courier New" w:hint="default"/>
+      </w:rPr>
+    </w:lvl>
+    <w:lvl w:ilvl="2" w:tplc="04190005" w:tentative="1">
+      <w:start w:val="1"/>
+      <w:numFmt w:val="bullet"/>
+      <w:lvlText w:val=""/>
+      <w:lvlJc w:val="left"/>
+      <w:pPr>
+        <w:ind w:left="3153" w:hanging="360"/>
+      </w:pPr>
+      <w:rPr>
+        <w:rFonts w:ascii="Wingdings" w:hAnsi="Wingdings" w:hint="default"/>
+      </w:rPr>
+    </w:lvl>
+    <w:lvl w:ilvl="3" w:tplc="04190001" w:tentative="1">
+      <w:start w:val="1"/>
+      <w:numFmt w:val="bullet"/>
+      <w:lvlText w:val=""/>
+      <w:lvlJc w:val="left"/>
+      <w:pPr>
+        <w:ind w:left="3873" w:hanging="360"/>
+      </w:pPr>
+      <w:rPr>
+        <w:rFonts w:ascii="Symbol" w:hAnsi="Symbol" w:hint="default"/>
+      </w:rPr>
+    </w:lvl>
+    <w:lvl w:ilvl="4" w:tplc="04190003" w:tentative="1">
+      <w:start w:val="1"/>
+      <w:numFmt w:val="bullet"/>
+      <w:lvlText w:val="o"/>
+      <w:lvlJc w:val="left"/>
+      <w:pPr>
+        <w:ind w:left="4593" w:hanging="360"/>
+      </w:pPr>
+      <w:rPr>
+        <w:rFonts w:ascii="Courier New" w:hAnsi="Courier New" w:cs="Courier New" w:hint="default"/>
+      </w:rPr>
+    </w:lvl>
+    <w:lvl w:ilvl="5" w:tplc="04190005" w:tentative="1">
+      <w:start w:val="1"/>
+      <w:numFmt w:val="bullet"/>
+      <w:lvlText w:val=""/>
+      <w:lvlJc w:val="left"/>
+      <w:pPr>
+        <w:ind w:left="5313" w:hanging="360"/>
+      </w:pPr>
+      <w:rPr>
+        <w:rFonts w:ascii="Wingdings" w:hAnsi="Wingdings" w:hint="default"/>
+      </w:rPr>
+    </w:lvl>
+    <w:lvl w:ilvl="6" w:tplc="04190001" w:tentative="1">
+      <w:start w:val="1"/>
+      <w:numFmt w:val="bullet"/>
+      <w:lvlText w:val=""/>
+      <w:lvlJc w:val="left"/>
+      <w:pPr>
+        <w:ind w:left="6033" w:hanging="360"/>
+      </w:pPr>
+      <w:rPr>
+        <w:rFonts w:ascii="Symbol" w:hAnsi="Symbol" w:hint="default"/>
+      </w:rPr>
+    </w:lvl>
+    <w:lvl w:ilvl="7" w:tplc="04190003" w:tentative="1">
+      <w:start w:val="1"/>
+      <w:numFmt w:val="bullet"/>
+      <w:lvlText w:val="o"/>
+      <w:lvlJc w:val="left"/>
+      <w:pPr>
+        <w:ind w:left="6753" w:hanging="360"/>
+      </w:pPr>
+      <w:rPr>
+        <w:rFonts w:ascii="Courier New" w:hAnsi="Courier New" w:cs="Courier New" w:hint="default"/>
+      </w:rPr>
+    </w:lvl>
+    <w:lvl w:ilvl="8" w:tplc="04190005" w:tentative="1">
+      <w:start w:val="1"/>
+      <w:numFmt w:val="bullet"/>
+      <w:lvlText w:val=""/>
+      <w:lvlJc w:val="left"/>
+      <w:pPr>
+        <w:ind w:left="7473" w:hanging="360"/>
+      </w:pPr>
+      <w:rPr>
+        <w:rFonts w:ascii="Wingdings" w:hAnsi="Wingdings" w:hint="default"/>
+      </w:rPr>
+    </w:lvl>
+  </w:abstractNum>
   <w:num w:numId="1">
+    <w:abstractNumId w:val="15"/>
+  </w:num>
+  <w:num w:numId="2">
+    <w:abstractNumId w:val="3"/>
+  </w:num>
+  <w:num w:numId="3">
+    <w:abstractNumId w:val="12"/>
+  </w:num>
+  <w:num w:numId="4">
+    <w:abstractNumId w:val="7"/>
+  </w:num>
+  <w:num w:numId="5">
+    <w:abstractNumId w:val="16"/>
+  </w:num>
+  <w:num w:numId="6">
+    <w:abstractNumId w:val="6"/>
+  </w:num>
+  <w:num w:numId="7">
+    <w:abstractNumId w:val="17"/>
+  </w:num>
+  <w:num w:numId="8">
+    <w:abstractNumId w:val="2"/>
+  </w:num>
+  <w:num w:numId="9">
+    <w:abstractNumId w:val="22"/>
+  </w:num>
+  <w:num w:numId="10">
+    <w:abstractNumId w:val="11"/>
+  </w:num>
+  <w:num w:numId="11">
+    <w:abstractNumId w:val="20"/>
+  </w:num>
+  <w:num w:numId="12">
+    <w:abstractNumId w:val="9"/>
+  </w:num>
+  <w:num w:numId="13">
+    <w:abstractNumId w:val="18"/>
+  </w:num>
+  <w:num w:numId="14">
+    <w:abstractNumId w:val="1"/>
+  </w:num>
+  <w:num w:numId="15">
+    <w:abstractNumId w:val="19"/>
+  </w:num>
+  <w:num w:numId="16">
+    <w:abstractNumId w:val="10"/>
+  </w:num>
+  <w:num w:numId="17">
+    <w:abstractNumId w:val="4"/>
+  </w:num>
+  <w:num w:numId="18">
+    <w:abstractNumId w:val="23"/>
+  </w:num>
+  <w:num w:numId="19">
+    <w:abstractNumId w:val="5"/>
+  </w:num>
+  <w:num w:numId="20">
+    <w:abstractNumId w:val="14"/>
+  </w:num>
+  <w:num w:numId="21">
     <w:abstractNumId w:val="8"/>
   </w:num>
-  <w:num w:numId="2">
-    <w:abstractNumId w:val="2"/>
-  </w:num>
-  <w:num w:numId="3">
-    <w:abstractNumId w:val="7"/>
-  </w:num>
-  <w:num w:numId="4">
-    <w:abstractNumId w:val="4"/>
-  </w:num>
-  <w:num w:numId="5">
-    <w:abstractNumId w:val="9"/>
-  </w:num>
-  <w:num w:numId="6">
-    <w:abstractNumId w:val="3"/>
-  </w:num>
-  <w:num w:numId="7">
-    <w:abstractNumId w:val="10"/>
-  </w:num>
-  <w:num w:numId="8">
-    <w:abstractNumId w:val="1"/>
-  </w:num>
-  <w:num w:numId="9">
-    <w:abstractNumId w:val="14"/>
-  </w:num>
-  <w:num w:numId="10">
-    <w:abstractNumId w:val="6"/>
-  </w:num>
-  <w:num w:numId="11">
+  <w:num w:numId="22">
     <w:abstractNumId w:val="13"/>
   </w:num>
-  <w:num w:numId="12">
-    <w:abstractNumId w:val="5"/>
+  <w:num w:numId="23">
+    <w:abstractNumId w:val="21"/>
   </w:num>
-  <w:num w:numId="13">
-    <w:abstractNumId w:val="11"/>
-  </w:num>
-  <w:num w:numId="14">
+  <w:num w:numId="24">
     <w:abstractNumId w:val="0"/>
-  </w:num>
-  <w:num w:numId="15">
-    <w:abstractNumId w:val="12"/>
   </w:num>
   <w:numIdMacAtCleanup w:val="15"/>
 </w:numbering>
@@ -23444,7 +24608,6 @@
   <w:style w:type="character" w:default="1" w:styleId="a2">
     <w:name w:val="Default Paragraph Font"/>
     <w:uiPriority w:val="1"/>
-    <w:semiHidden/>
     <w:unhideWhenUsed/>
   </w:style>
   <w:style w:type="table" w:default="1" w:styleId="a3">
@@ -24510,7 +25673,7 @@
 </file>
 
 <file path=customXml/itemProps1.xml><?xml version="1.0" encoding="utf-8"?>
-<ds:datastoreItem xmlns:ds="http://schemas.openxmlformats.org/officeDocument/2006/customXml" ds:itemID="{9ACEB036-E4DE-425F-999F-1A4E8CDE543C}">
+<ds:datastoreItem xmlns:ds="http://schemas.openxmlformats.org/officeDocument/2006/customXml" ds:itemID="{E942DA9D-0FEC-441F-80AA-4872F78CDC33}">
   <ds:schemaRefs>
     <ds:schemaRef ds:uri="http://schemas.openxmlformats.org/officeDocument/2006/bibliography"/>
   </ds:schemaRefs>

--- a/джава курсовой опросы.docx
+++ b/джава курсовой опросы.docx
@@ -3346,13 +3346,13 @@
         <w:pStyle w:val="1234"/>
         <w:numPr>
           <w:ilvl w:val="0"/>
-          <w:numId w:val="14"/>
+          <w:numId w:val="25"/>
         </w:numPr>
         <w:tabs>
           <w:tab w:val="clear" w:pos="1560"/>
-          <w:tab w:val="left" w:pos="1276"/>
+          <w:tab w:val="left" w:pos="1134"/>
         </w:tabs>
-        <w:ind w:left="284" w:firstLine="709"/>
+        <w:ind w:left="992" w:firstLine="0"/>
       </w:pPr>
       <w:r>
         <w:t>и</w:t>
@@ -3369,13 +3369,13 @@
         <w:pStyle w:val="1234"/>
         <w:numPr>
           <w:ilvl w:val="0"/>
-          <w:numId w:val="14"/>
+          <w:numId w:val="25"/>
         </w:numPr>
         <w:tabs>
           <w:tab w:val="clear" w:pos="1560"/>
-          <w:tab w:val="left" w:pos="1276"/>
+          <w:tab w:val="left" w:pos="1134"/>
         </w:tabs>
-        <w:ind w:left="284" w:firstLine="709"/>
+        <w:ind w:left="992" w:firstLine="0"/>
       </w:pPr>
       <w:r>
         <w:t>р</w:t>
@@ -3392,13 +3392,13 @@
         <w:pStyle w:val="1234"/>
         <w:numPr>
           <w:ilvl w:val="0"/>
-          <w:numId w:val="14"/>
+          <w:numId w:val="25"/>
         </w:numPr>
         <w:tabs>
           <w:tab w:val="clear" w:pos="1560"/>
-          <w:tab w:val="left" w:pos="1276"/>
+          <w:tab w:val="left" w:pos="1134"/>
         </w:tabs>
-        <w:ind w:left="284" w:firstLine="709"/>
+        <w:ind w:left="992" w:firstLine="0"/>
       </w:pPr>
       <w:r>
         <w:t>р</w:t>
@@ -3423,13 +3423,13 @@
         <w:pStyle w:val="1234"/>
         <w:numPr>
           <w:ilvl w:val="0"/>
-          <w:numId w:val="14"/>
+          <w:numId w:val="25"/>
         </w:numPr>
         <w:tabs>
           <w:tab w:val="clear" w:pos="1560"/>
-          <w:tab w:val="left" w:pos="1276"/>
+          <w:tab w:val="left" w:pos="1134"/>
         </w:tabs>
-        <w:ind w:left="284" w:firstLine="709"/>
+        <w:ind w:left="992" w:firstLine="0"/>
       </w:pPr>
       <w:r>
         <w:t>с</w:t>
@@ -3454,13 +3454,13 @@
         <w:pStyle w:val="1234"/>
         <w:numPr>
           <w:ilvl w:val="0"/>
-          <w:numId w:val="14"/>
+          <w:numId w:val="25"/>
         </w:numPr>
         <w:tabs>
           <w:tab w:val="clear" w:pos="1560"/>
-          <w:tab w:val="left" w:pos="1276"/>
+          <w:tab w:val="left" w:pos="1134"/>
         </w:tabs>
-        <w:ind w:left="284" w:firstLine="709"/>
+        <w:ind w:left="992" w:firstLine="0"/>
       </w:pPr>
       <w:r>
         <w:t>т</w:t>
@@ -3675,7 +3675,15 @@
       </w:r>
       <w:proofErr w:type="spellStart"/>
       <w:r>
-        <w:t>frontend</w:t>
+        <w:t>front</w:t>
+      </w:r>
+      <w:r>
+        <w:t>е</w:t>
+      </w:r>
+      <w:bookmarkStart w:id="7" w:name="_GoBack"/>
+      <w:bookmarkEnd w:id="7"/>
+      <w:r>
+        <w:t>nd</w:t>
       </w:r>
       <w:proofErr w:type="spellEnd"/>
       <w:r>
@@ -3770,7 +3778,7 @@
       <w:pPr>
         <w:pStyle w:val="a"/>
       </w:pPr>
-      <w:bookmarkStart w:id="7" w:name="попуск2"/>
+      <w:bookmarkStart w:id="8" w:name="попуск2"/>
       <w:r>
         <w:t>Сравнительный анализ существующих решений</w:t>
       </w:r>
@@ -3782,7 +3790,7 @@
         </w:rPr>
       </w:pPr>
     </w:p>
-    <w:bookmarkEnd w:id="7"/>
+    <w:bookmarkEnd w:id="8"/>
     <w:p>
       <w:pPr>
         <w:pStyle w:val="1234"/>
@@ -3860,7 +3868,7 @@
           <w:lang w:val="ru-RU"/>
         </w:rPr>
       </w:pPr>
-      <w:bookmarkStart w:id="8" w:name="рисунок1"/>
+      <w:bookmarkStart w:id="9" w:name="рисунок1"/>
       <w:r>
         <w:rPr>
           <w:noProof/>
@@ -3917,7 +3925,7 @@
           </wp:inline>
         </w:drawing>
       </w:r>
-      <w:bookmarkEnd w:id="8"/>
+      <w:bookmarkEnd w:id="9"/>
     </w:p>
     <w:p>
       <w:pPr>
@@ -4127,7 +4135,7 @@
           <w:lang w:val="ru-RU"/>
         </w:rPr>
       </w:pPr>
-      <w:bookmarkStart w:id="9" w:name="рисунок2"/>
+      <w:bookmarkStart w:id="10" w:name="рисунок2"/>
       <w:r>
         <w:rPr>
           <w:noProof/>
@@ -4184,15 +4192,15 @@
           </wp:inline>
         </w:drawing>
       </w:r>
-      <w:bookmarkEnd w:id="9"/>
-    </w:p>
-    <w:p>
-      <w:pPr>
-        <w:rPr>
-          <w:lang w:val="ru-RU"/>
-        </w:rPr>
-      </w:pPr>
-      <w:bookmarkStart w:id="10" w:name="рисунок"/>
+      <w:bookmarkEnd w:id="10"/>
+    </w:p>
+    <w:p>
+      <w:pPr>
+        <w:rPr>
+          <w:lang w:val="ru-RU"/>
+        </w:rPr>
+      </w:pPr>
+      <w:bookmarkStart w:id="11" w:name="рисунок"/>
       <w:r>
         <w:rPr>
           <w:rStyle w:val="aff0"/>
@@ -4286,7 +4294,7 @@
         <w:t xml:space="preserve"> формы</w:t>
       </w:r>
     </w:p>
-    <w:bookmarkEnd w:id="10"/>
+    <w:bookmarkEnd w:id="11"/>
     <w:p>
       <w:pPr>
         <w:rPr>
@@ -4301,15 +4309,15 @@
         <w:spacing w:line="240" w:lineRule="auto"/>
         <w:ind w:left="0" w:right="0" w:firstLine="0"/>
       </w:pPr>
-      <w:bookmarkStart w:id="11" w:name="Таблица1"/>
+      <w:bookmarkStart w:id="12" w:name="Таблица1"/>
       <w:r>
         <w:t xml:space="preserve">  </w:t>
       </w:r>
       <w:r>
         <w:t>Таблица 1 — Сравнительный анализ ан</w:t>
       </w:r>
-      <w:bookmarkStart w:id="12" w:name="Таблица"/>
-      <w:bookmarkEnd w:id="12"/>
+      <w:bookmarkStart w:id="13" w:name="Таблица"/>
+      <w:bookmarkEnd w:id="13"/>
       <w:r>
         <w:t>алогов и разрабатываемого решения</w:t>
       </w:r>
@@ -4332,7 +4340,7 @@
           <w:tcPr>
             <w:tcW w:w="2447" w:type="dxa"/>
           </w:tcPr>
-          <w:bookmarkEnd w:id="11"/>
+          <w:bookmarkEnd w:id="12"/>
           <w:p>
             <w:pPr>
               <w:pStyle w:val="TableParagraph"/>
@@ -4714,11 +4722,11 @@
       <w:r>
         <w:t>Таб</w:t>
       </w:r>
-      <w:bookmarkStart w:id="13" w:name="Таблица2"/>
+      <w:bookmarkStart w:id="14" w:name="Таблица2"/>
       <w:r>
         <w:t>лица 2 — Обоснование выбора технологий</w:t>
       </w:r>
-      <w:bookmarkEnd w:id="13"/>
+      <w:bookmarkEnd w:id="14"/>
     </w:p>
     <w:tbl>
       <w:tblPr>
@@ -5352,7 +5360,7 @@
       <w:pPr>
         <w:pStyle w:val="a"/>
       </w:pPr>
-      <w:bookmarkStart w:id="14" w:name="попуск13"/>
+      <w:bookmarkStart w:id="15" w:name="попуск13"/>
       <w:r>
         <w:t>Архитектура системы</w:t>
       </w:r>
@@ -5365,7 +5373,7 @@
       </w:pPr>
     </w:p>
     <w:bookmarkEnd w:id="0"/>
-    <w:bookmarkEnd w:id="14"/>
+    <w:bookmarkEnd w:id="15"/>
     <w:p>
       <w:pPr>
         <w:pStyle w:val="1234"/>
@@ -5580,7 +5588,7 @@
           <w:rStyle w:val="aff0"/>
         </w:rPr>
       </w:pPr>
-      <w:bookmarkStart w:id="15" w:name="рисунок3"/>
+      <w:bookmarkStart w:id="16" w:name="рисунок3"/>
       <w:r>
         <w:rPr>
           <w:rStyle w:val="aff0"/>
@@ -5634,7 +5642,7 @@
           </wp:inline>
         </w:drawing>
       </w:r>
-      <w:bookmarkEnd w:id="15"/>
+      <w:bookmarkEnd w:id="16"/>
     </w:p>
     <w:p>
       <w:pPr>
@@ -6036,24 +6044,11 @@
         </w:tabs>
         <w:ind w:left="284" w:firstLine="709"/>
       </w:pPr>
-      <w:proofErr w:type="spellStart"/>
       <w:r>
         <w:t>с</w:t>
       </w:r>
       <w:r>
-        <w:t>оздание</w:t>
-      </w:r>
-      <w:proofErr w:type="spellEnd"/>
-      <w:r>
-        <w:t xml:space="preserve">, </w:t>
-      </w:r>
-      <w:proofErr w:type="spellStart"/>
-      <w:r>
-        <w:t>редактирование</w:t>
-      </w:r>
-      <w:proofErr w:type="spellEnd"/>
-      <w:r>
-        <w:t xml:space="preserve"> и удаление только собственных опросов</w:t>
+        <w:t>оздание, редактирование и удаление только собственных опросов</w:t>
       </w:r>
       <w:r>
         <w:t>;</w:t>
@@ -6072,46 +6067,12 @@
         </w:tabs>
         <w:ind w:left="284" w:firstLine="709"/>
       </w:pPr>
-      <w:proofErr w:type="spellStart"/>
       <w:r>
         <w:t>п</w:t>
       </w:r>
       <w:r>
-        <w:t>росмотр</w:t>
-      </w:r>
-      <w:proofErr w:type="spellEnd"/>
-      <w:r>
-        <w:t xml:space="preserve"> </w:t>
-      </w:r>
-      <w:proofErr w:type="spellStart"/>
-      <w:r>
-        <w:t>списка</w:t>
-      </w:r>
-      <w:proofErr w:type="spellEnd"/>
-      <w:r>
-        <w:t xml:space="preserve"> </w:t>
-      </w:r>
-      <w:proofErr w:type="spellStart"/>
-      <w:r>
-        <w:t>всех</w:t>
-      </w:r>
-      <w:proofErr w:type="spellEnd"/>
-      <w:r>
-        <w:t xml:space="preserve"> </w:t>
-      </w:r>
-      <w:proofErr w:type="spellStart"/>
-      <w:r>
-        <w:t>опубликованных</w:t>
-      </w:r>
-      <w:proofErr w:type="spellEnd"/>
-      <w:r>
-        <w:t xml:space="preserve"> </w:t>
-      </w:r>
-      <w:proofErr w:type="spellStart"/>
-      <w:r>
-        <w:t>опросов</w:t>
-      </w:r>
-      <w:proofErr w:type="spellEnd"/>
+        <w:t>росмотр списка всех опубликованных опросов</w:t>
+      </w:r>
       <w:r>
         <w:t>;</w:t>
       </w:r>
@@ -6129,22 +6090,12 @@
         </w:tabs>
         <w:ind w:left="284" w:firstLine="709"/>
       </w:pPr>
-      <w:proofErr w:type="spellStart"/>
       <w:r>
         <w:t>п</w:t>
       </w:r>
       <w:r>
-        <w:t>рохождение</w:t>
-      </w:r>
-      <w:proofErr w:type="spellEnd"/>
-      <w:r>
-        <w:t xml:space="preserve"> </w:t>
-      </w:r>
-      <w:proofErr w:type="spellStart"/>
-      <w:r>
-        <w:t>опросов</w:t>
-      </w:r>
-      <w:proofErr w:type="spellEnd"/>
+        <w:t>рохождение опросов</w:t>
+      </w:r>
       <w:r>
         <w:t>;</w:t>
       </w:r>
@@ -6162,40 +6113,11 @@
         </w:tabs>
         <w:ind w:left="284" w:firstLine="709"/>
       </w:pPr>
-      <w:proofErr w:type="spellStart"/>
       <w:r>
         <w:t>п</w:t>
       </w:r>
       <w:r>
-        <w:t>росмотр</w:t>
-      </w:r>
-      <w:proofErr w:type="spellEnd"/>
-      <w:r>
-        <w:t xml:space="preserve"> статистики </w:t>
-      </w:r>
-      <w:proofErr w:type="spellStart"/>
-      <w:r>
-        <w:t>только</w:t>
-      </w:r>
-      <w:proofErr w:type="spellEnd"/>
-      <w:r>
-        <w:t xml:space="preserve"> по </w:t>
-      </w:r>
-      <w:proofErr w:type="spellStart"/>
-      <w:r>
-        <w:t>собственным</w:t>
-      </w:r>
-      <w:proofErr w:type="spellEnd"/>
-      <w:r>
-        <w:t xml:space="preserve"> </w:t>
-      </w:r>
-      <w:proofErr w:type="spellStart"/>
-      <w:r>
-        <w:t>опросам</w:t>
-      </w:r>
-      <w:proofErr w:type="spellEnd"/>
-      <w:r>
-        <w:t>.</w:t>
+        <w:t>росмотр статистики только по собственным опросам.</w:t>
       </w:r>
     </w:p>
     <w:p>
@@ -6208,7 +6130,7 @@
       <w:pPr>
         <w:pStyle w:val="a"/>
       </w:pPr>
-      <w:bookmarkStart w:id="16" w:name="попуск14"/>
+      <w:bookmarkStart w:id="17" w:name="попуск14"/>
       <w:r>
         <w:t>Управление опросами</w:t>
       </w:r>
@@ -6220,7 +6142,7 @@
         </w:rPr>
       </w:pPr>
     </w:p>
-    <w:bookmarkEnd w:id="16"/>
+    <w:bookmarkEnd w:id="17"/>
     <w:p>
       <w:pPr>
         <w:pStyle w:val="1234"/>
@@ -6535,8 +6457,8 @@
       <w:pPr>
         <w:pStyle w:val="1"/>
       </w:pPr>
-      <w:bookmarkStart w:id="17" w:name="_Проектирование_программы"/>
-      <w:bookmarkEnd w:id="17"/>
+      <w:bookmarkStart w:id="18" w:name="_Проектирование_программы"/>
+      <w:bookmarkEnd w:id="18"/>
       <w:r>
         <w:lastRenderedPageBreak/>
         <w:t>Проектирование программы</w:t>
@@ -6546,7 +6468,7 @@
       <w:pPr>
         <w:pStyle w:val="a"/>
       </w:pPr>
-      <w:bookmarkStart w:id="18" w:name="попуск21"/>
+      <w:bookmarkStart w:id="19" w:name="попуск21"/>
       <w:r>
         <w:t>Проектирование архитектуры и структуры данных системы</w:t>
       </w:r>
@@ -6558,7 +6480,7 @@
         </w:rPr>
       </w:pPr>
     </w:p>
-    <w:bookmarkEnd w:id="18"/>
+    <w:bookmarkEnd w:id="19"/>
     <w:p>
       <w:pPr>
         <w:pStyle w:val="1234"/>
@@ -7195,7 +7117,7 @@
       <w:pPr>
         <w:pStyle w:val="aff4"/>
       </w:pPr>
-      <w:bookmarkStart w:id="19" w:name="рисунок4"/>
+      <w:bookmarkStart w:id="20" w:name="рисунок4"/>
       <w:r>
         <w:drawing>
           <wp:inline distT="0" distB="0" distL="0" distR="0" wp14:anchorId="1B1FD645" wp14:editId="3CE08BDB">
@@ -7233,7 +7155,7 @@
           </wp:inline>
         </w:drawing>
       </w:r>
-      <w:bookmarkEnd w:id="19"/>
+      <w:bookmarkEnd w:id="20"/>
     </w:p>
     <w:p>
       <w:pPr>
@@ -7400,7 +7322,7 @@
       <w:pPr>
         <w:pStyle w:val="a"/>
       </w:pPr>
-      <w:bookmarkStart w:id="20" w:name="попуск22"/>
+      <w:bookmarkStart w:id="21" w:name="попуск22"/>
       <w:r>
         <w:t>Проектирование информационной модели и базы данных</w:t>
       </w:r>
@@ -7412,7 +7334,7 @@
         </w:rPr>
       </w:pPr>
     </w:p>
-    <w:bookmarkEnd w:id="20"/>
+    <w:bookmarkEnd w:id="21"/>
     <w:p>
       <w:pPr>
         <w:pStyle w:val="1234"/>
@@ -7881,7 +7803,7 @@
           <w:lang w:val="ru-RU"/>
         </w:rPr>
       </w:pPr>
-      <w:bookmarkStart w:id="21" w:name="рисунок6"/>
+      <w:bookmarkStart w:id="22" w:name="рисунок6"/>
       <w:r>
         <w:rPr>
           <w:noProof/>
@@ -7924,7 +7846,7 @@
           </wp:inline>
         </w:drawing>
       </w:r>
-      <w:bookmarkEnd w:id="21"/>
+      <w:bookmarkEnd w:id="22"/>
     </w:p>
     <w:p>
       <w:pPr>
@@ -7987,8 +7909,8 @@
       <w:pPr>
         <w:pStyle w:val="1"/>
       </w:pPr>
-      <w:bookmarkStart w:id="22" w:name="_Разработка_приложения"/>
-      <w:bookmarkEnd w:id="22"/>
+      <w:bookmarkStart w:id="23" w:name="_Разработка_приложения"/>
+      <w:bookmarkEnd w:id="23"/>
       <w:r>
         <w:lastRenderedPageBreak/>
         <w:t xml:space="preserve">Разработка </w:t>
@@ -8255,7 +8177,7 @@
       <w:pPr>
         <w:pStyle w:val="a"/>
       </w:pPr>
-      <w:bookmarkStart w:id="23" w:name="попуск31"/>
+      <w:bookmarkStart w:id="24" w:name="попуск31"/>
       <w:r>
         <w:t>Архитектурные особенности реализации</w:t>
       </w:r>
@@ -8267,7 +8189,7 @@
         </w:rPr>
       </w:pPr>
     </w:p>
-    <w:bookmarkEnd w:id="23"/>
+    <w:bookmarkEnd w:id="24"/>
     <w:p>
       <w:pPr>
         <w:pStyle w:val="1234"/>
@@ -8627,7 +8549,7 @@
       <w:pPr>
         <w:pStyle w:val="a"/>
       </w:pPr>
-      <w:bookmarkStart w:id="24" w:name="попуск32"/>
+      <w:bookmarkStart w:id="25" w:name="попуск32"/>
       <w:r>
         <w:lastRenderedPageBreak/>
         <w:t>Выбор и обоснование технологического стека</w:t>
@@ -8640,7 +8562,7 @@
         </w:rPr>
       </w:pPr>
     </w:p>
-    <w:bookmarkEnd w:id="24"/>
+    <w:bookmarkEnd w:id="25"/>
     <w:p>
       <w:pPr>
         <w:pStyle w:val="TableParagraph"/>
@@ -9359,12 +9281,12 @@
       <w:pPr>
         <w:pStyle w:val="a"/>
       </w:pPr>
-      <w:bookmarkStart w:id="25" w:name="попуск33"/>
+      <w:bookmarkStart w:id="26" w:name="попуск33"/>
       <w:r>
         <w:t>Реализация информационной модели и базы данных</w:t>
       </w:r>
     </w:p>
-    <w:bookmarkEnd w:id="25"/>
+    <w:bookmarkEnd w:id="26"/>
     <w:p>
       <w:pPr>
         <w:rPr>
@@ -9710,12 +9632,12 @@
       <w:pPr>
         <w:pStyle w:val="a"/>
       </w:pPr>
-      <w:bookmarkStart w:id="26" w:name="попуск34"/>
+      <w:bookmarkStart w:id="27" w:name="попуск34"/>
       <w:r>
         <w:t>Реализация системы типов вопросов</w:t>
       </w:r>
     </w:p>
-    <w:bookmarkEnd w:id="26"/>
+    <w:bookmarkEnd w:id="27"/>
     <w:p>
       <w:pPr>
         <w:rPr>
@@ -9856,7 +9778,7 @@
           <w:lang w:val="ru-RU"/>
         </w:rPr>
       </w:pPr>
-      <w:bookmarkStart w:id="27" w:name="рисунок7"/>
+      <w:bookmarkStart w:id="28" w:name="рисунок7"/>
       <w:r>
         <w:rPr>
           <w:noProof/>
@@ -9898,7 +9820,7 @@
           </wp:inline>
         </w:drawing>
       </w:r>
-      <w:bookmarkEnd w:id="27"/>
+      <w:bookmarkEnd w:id="28"/>
     </w:p>
     <w:p>
       <w:pPr>
@@ -9968,7 +9890,7 @@
       <w:pPr>
         <w:pStyle w:val="a"/>
       </w:pPr>
-      <w:bookmarkStart w:id="28" w:name="попуск35"/>
+      <w:bookmarkStart w:id="29" w:name="попуск35"/>
       <w:r>
         <w:t>Реализация управления жизненным циклом опроса</w:t>
       </w:r>
@@ -9980,7 +9902,7 @@
         </w:rPr>
       </w:pPr>
     </w:p>
-    <w:bookmarkEnd w:id="28"/>
+    <w:bookmarkEnd w:id="29"/>
     <w:p>
       <w:pPr>
         <w:pStyle w:val="1234"/>
@@ -10105,7 +10027,7 @@
           <w:lang w:eastAsia="ru-RU"/>
         </w:rPr>
       </w:pPr>
-      <w:bookmarkStart w:id="29" w:name="рисунок8"/>
+      <w:bookmarkStart w:id="30" w:name="рисунок8"/>
       <w:r>
         <w:rPr>
           <w:noProof/>
@@ -10156,7 +10078,7 @@
           </wp:inline>
         </w:drawing>
       </w:r>
-      <w:bookmarkEnd w:id="29"/>
+      <w:bookmarkEnd w:id="30"/>
     </w:p>
     <w:p>
       <w:pPr>
@@ -10208,7 +10130,7 @@
       <w:pPr>
         <w:pStyle w:val="a"/>
       </w:pPr>
-      <w:bookmarkStart w:id="30" w:name="попуск36"/>
+      <w:bookmarkStart w:id="31" w:name="попуск36"/>
       <w:r>
         <w:t xml:space="preserve">Реализация интерфейса прохождения и сбора данных </w:t>
       </w:r>
@@ -10220,7 +10142,7 @@
         </w:rPr>
       </w:pPr>
     </w:p>
-    <w:bookmarkEnd w:id="30"/>
+    <w:bookmarkEnd w:id="31"/>
     <w:p>
       <w:pPr>
         <w:pStyle w:val="TableParagraph"/>
@@ -10505,7 +10427,7 @@
           <w:lang w:val="ru-RU"/>
         </w:rPr>
       </w:pPr>
-      <w:bookmarkStart w:id="31" w:name="рисунок9"/>
+      <w:bookmarkStart w:id="32" w:name="рисунок9"/>
       <w:r>
         <w:rPr>
           <w:noProof/>
@@ -10555,7 +10477,7 @@
           </wp:inline>
         </w:drawing>
       </w:r>
-      <w:bookmarkEnd w:id="31"/>
+      <w:bookmarkEnd w:id="32"/>
     </w:p>
     <w:p>
       <w:pPr>
@@ -10601,7 +10523,7 @@
       <w:pPr>
         <w:pStyle w:val="a"/>
       </w:pPr>
-      <w:bookmarkStart w:id="32" w:name="попуск37"/>
+      <w:bookmarkStart w:id="33" w:name="попуск37"/>
       <w:r>
         <w:t>Реализация аналитики и экспорта результатов</w:t>
       </w:r>
@@ -10613,7 +10535,7 @@
         </w:rPr>
       </w:pPr>
     </w:p>
-    <w:bookmarkEnd w:id="32"/>
+    <w:bookmarkEnd w:id="33"/>
     <w:p>
       <w:pPr>
         <w:pStyle w:val="TableParagraph"/>
@@ -10861,7 +10783,7 @@
           <w:lang w:val="ru-RU"/>
         </w:rPr>
       </w:pPr>
-      <w:bookmarkStart w:id="33" w:name="рисунок10"/>
+      <w:bookmarkStart w:id="34" w:name="рисунок10"/>
       <w:r>
         <w:rPr>
           <w:noProof/>
@@ -10910,7 +10832,7 @@
           </wp:inline>
         </w:drawing>
       </w:r>
-      <w:bookmarkEnd w:id="33"/>
+      <w:bookmarkEnd w:id="34"/>
     </w:p>
     <w:p>
       <w:pPr>
@@ -10974,8 +10896,8 @@
       <w:pPr>
         <w:pStyle w:val="1"/>
       </w:pPr>
-      <w:bookmarkStart w:id="34" w:name="_Тестирование"/>
-      <w:bookmarkEnd w:id="34"/>
+      <w:bookmarkStart w:id="35" w:name="_Тестирование"/>
+      <w:bookmarkEnd w:id="35"/>
       <w:r>
         <w:lastRenderedPageBreak/>
         <w:t>Тестирование</w:t>
@@ -11119,8 +11041,8 @@
       <w:r>
         <w:t xml:space="preserve"> </w:t>
       </w:r>
-      <w:bookmarkStart w:id="35" w:name="_Hlk216381134"/>
-      <w:bookmarkStart w:id="36" w:name="Таблица3"/>
+      <w:bookmarkStart w:id="36" w:name="_Hlk216381134"/>
+      <w:bookmarkStart w:id="37" w:name="Таблица3"/>
       <w:r>
         <w:t xml:space="preserve">Таблица </w:t>
       </w:r>
@@ -11139,8 +11061,8 @@
       <w:r>
         <w:t xml:space="preserve"> Сценарии тестирования</w:t>
       </w:r>
-      <w:bookmarkEnd w:id="35"/>
       <w:bookmarkEnd w:id="36"/>
+      <w:bookmarkEnd w:id="37"/>
     </w:p>
     <w:tbl>
       <w:tblPr>
@@ -13951,8 +13873,6 @@
           <w:rStyle w:val="aff6"/>
         </w:rPr>
       </w:pPr>
-      <w:bookmarkStart w:id="37" w:name="_GoBack"/>
-      <w:bookmarkEnd w:id="37"/>
       <w:r>
         <w:rPr>
           <w:rStyle w:val="aff6"/>
@@ -21830,9 +21750,9 @@
     </w:lvl>
   </w:abstractNum>
   <w:abstractNum w:abstractNumId="4" w15:restartNumberingAfterBreak="0">
-    <w:nsid w:val="1B8A29FC"/>
+    <w:nsid w:val="16114563"/>
     <w:multiLevelType w:val="hybridMultilevel"/>
-    <w:tmpl w:val="D862E7D8"/>
+    <w:tmpl w:val="38380F42"/>
     <w:lvl w:ilvl="0" w:tplc="45CE5A24">
       <w:start w:val="1"/>
       <w:numFmt w:val="bullet"/>
@@ -21943,9 +21863,9 @@
     </w:lvl>
   </w:abstractNum>
   <w:abstractNum w:abstractNumId="5" w15:restartNumberingAfterBreak="0">
-    <w:nsid w:val="1F386E81"/>
+    <w:nsid w:val="1B8A29FC"/>
     <w:multiLevelType w:val="hybridMultilevel"/>
-    <w:tmpl w:val="4468BD56"/>
+    <w:tmpl w:val="D862E7D8"/>
     <w:lvl w:ilvl="0" w:tplc="45CE5A24">
       <w:start w:val="1"/>
       <w:numFmt w:val="bullet"/>
@@ -22056,6 +21976,119 @@
     </w:lvl>
   </w:abstractNum>
   <w:abstractNum w:abstractNumId="6" w15:restartNumberingAfterBreak="0">
+    <w:nsid w:val="1F386E81"/>
+    <w:multiLevelType w:val="hybridMultilevel"/>
+    <w:tmpl w:val="4468BD56"/>
+    <w:lvl w:ilvl="0" w:tplc="45CE5A24">
+      <w:start w:val="1"/>
+      <w:numFmt w:val="bullet"/>
+      <w:lvlText w:val="-"/>
+      <w:lvlJc w:val="center"/>
+      <w:pPr>
+        <w:ind w:left="1713" w:hanging="360"/>
+      </w:pPr>
+      <w:rPr>
+        <w:rFonts w:ascii="Times New Roman" w:hAnsi="Times New Roman" w:cs="Times New Roman" w:hint="default"/>
+      </w:rPr>
+    </w:lvl>
+    <w:lvl w:ilvl="1" w:tplc="04190003" w:tentative="1">
+      <w:start w:val="1"/>
+      <w:numFmt w:val="bullet"/>
+      <w:lvlText w:val="o"/>
+      <w:lvlJc w:val="left"/>
+      <w:pPr>
+        <w:ind w:left="2433" w:hanging="360"/>
+      </w:pPr>
+      <w:rPr>
+        <w:rFonts w:ascii="Courier New" w:hAnsi="Courier New" w:cs="Courier New" w:hint="default"/>
+      </w:rPr>
+    </w:lvl>
+    <w:lvl w:ilvl="2" w:tplc="04190005" w:tentative="1">
+      <w:start w:val="1"/>
+      <w:numFmt w:val="bullet"/>
+      <w:lvlText w:val=""/>
+      <w:lvlJc w:val="left"/>
+      <w:pPr>
+        <w:ind w:left="3153" w:hanging="360"/>
+      </w:pPr>
+      <w:rPr>
+        <w:rFonts w:ascii="Wingdings" w:hAnsi="Wingdings" w:hint="default"/>
+      </w:rPr>
+    </w:lvl>
+    <w:lvl w:ilvl="3" w:tplc="04190001" w:tentative="1">
+      <w:start w:val="1"/>
+      <w:numFmt w:val="bullet"/>
+      <w:lvlText w:val=""/>
+      <w:lvlJc w:val="left"/>
+      <w:pPr>
+        <w:ind w:left="3873" w:hanging="360"/>
+      </w:pPr>
+      <w:rPr>
+        <w:rFonts w:ascii="Symbol" w:hAnsi="Symbol" w:hint="default"/>
+      </w:rPr>
+    </w:lvl>
+    <w:lvl w:ilvl="4" w:tplc="04190003" w:tentative="1">
+      <w:start w:val="1"/>
+      <w:numFmt w:val="bullet"/>
+      <w:lvlText w:val="o"/>
+      <w:lvlJc w:val="left"/>
+      <w:pPr>
+        <w:ind w:left="4593" w:hanging="360"/>
+      </w:pPr>
+      <w:rPr>
+        <w:rFonts w:ascii="Courier New" w:hAnsi="Courier New" w:cs="Courier New" w:hint="default"/>
+      </w:rPr>
+    </w:lvl>
+    <w:lvl w:ilvl="5" w:tplc="04190005" w:tentative="1">
+      <w:start w:val="1"/>
+      <w:numFmt w:val="bullet"/>
+      <w:lvlText w:val=""/>
+      <w:lvlJc w:val="left"/>
+      <w:pPr>
+        <w:ind w:left="5313" w:hanging="360"/>
+      </w:pPr>
+      <w:rPr>
+        <w:rFonts w:ascii="Wingdings" w:hAnsi="Wingdings" w:hint="default"/>
+      </w:rPr>
+    </w:lvl>
+    <w:lvl w:ilvl="6" w:tplc="04190001" w:tentative="1">
+      <w:start w:val="1"/>
+      <w:numFmt w:val="bullet"/>
+      <w:lvlText w:val=""/>
+      <w:lvlJc w:val="left"/>
+      <w:pPr>
+        <w:ind w:left="6033" w:hanging="360"/>
+      </w:pPr>
+      <w:rPr>
+        <w:rFonts w:ascii="Symbol" w:hAnsi="Symbol" w:hint="default"/>
+      </w:rPr>
+    </w:lvl>
+    <w:lvl w:ilvl="7" w:tplc="04190003" w:tentative="1">
+      <w:start w:val="1"/>
+      <w:numFmt w:val="bullet"/>
+      <w:lvlText w:val="o"/>
+      <w:lvlJc w:val="left"/>
+      <w:pPr>
+        <w:ind w:left="6753" w:hanging="360"/>
+      </w:pPr>
+      <w:rPr>
+        <w:rFonts w:ascii="Courier New" w:hAnsi="Courier New" w:cs="Courier New" w:hint="default"/>
+      </w:rPr>
+    </w:lvl>
+    <w:lvl w:ilvl="8" w:tplc="04190005" w:tentative="1">
+      <w:start w:val="1"/>
+      <w:numFmt w:val="bullet"/>
+      <w:lvlText w:val=""/>
+      <w:lvlJc w:val="left"/>
+      <w:pPr>
+        <w:ind w:left="7473" w:hanging="360"/>
+      </w:pPr>
+      <w:rPr>
+        <w:rFonts w:ascii="Wingdings" w:hAnsi="Wingdings" w:hint="default"/>
+      </w:rPr>
+    </w:lvl>
+  </w:abstractNum>
+  <w:abstractNum w:abstractNumId="7" w15:restartNumberingAfterBreak="0">
     <w:nsid w:val="20E06B0F"/>
     <w:multiLevelType w:val="hybridMultilevel"/>
     <w:tmpl w:val="F33CEBE2"/>
@@ -22168,7 +22201,7 @@
       </w:rPr>
     </w:lvl>
   </w:abstractNum>
-  <w:abstractNum w:abstractNumId="7" w15:restartNumberingAfterBreak="0">
+  <w:abstractNum w:abstractNumId="8" w15:restartNumberingAfterBreak="0">
     <w:nsid w:val="224D2A27"/>
     <w:multiLevelType w:val="hybridMultilevel"/>
     <w:tmpl w:val="B87E5AB6"/>
@@ -22257,7 +22290,7 @@
       </w:pPr>
     </w:lvl>
   </w:abstractNum>
-  <w:abstractNum w:abstractNumId="8" w15:restartNumberingAfterBreak="0">
+  <w:abstractNum w:abstractNumId="9" w15:restartNumberingAfterBreak="0">
     <w:nsid w:val="2BA34FF1"/>
     <w:multiLevelType w:val="hybridMultilevel"/>
     <w:tmpl w:val="1666A594"/>
@@ -22370,7 +22403,7 @@
       </w:rPr>
     </w:lvl>
   </w:abstractNum>
-  <w:abstractNum w:abstractNumId="9" w15:restartNumberingAfterBreak="0">
+  <w:abstractNum w:abstractNumId="10" w15:restartNumberingAfterBreak="0">
     <w:nsid w:val="31164D3E"/>
     <w:multiLevelType w:val="hybridMultilevel"/>
     <w:tmpl w:val="2C86908C"/>
@@ -22459,7 +22492,7 @@
       </w:pPr>
     </w:lvl>
   </w:abstractNum>
-  <w:abstractNum w:abstractNumId="10" w15:restartNumberingAfterBreak="0">
+  <w:abstractNum w:abstractNumId="11" w15:restartNumberingAfterBreak="0">
     <w:nsid w:val="311D67E9"/>
     <w:multiLevelType w:val="hybridMultilevel"/>
     <w:tmpl w:val="71880022"/>
@@ -22572,7 +22605,7 @@
       </w:rPr>
     </w:lvl>
   </w:abstractNum>
-  <w:abstractNum w:abstractNumId="11" w15:restartNumberingAfterBreak="0">
+  <w:abstractNum w:abstractNumId="12" w15:restartNumberingAfterBreak="0">
     <w:nsid w:val="35164A51"/>
     <w:multiLevelType w:val="hybridMultilevel"/>
     <w:tmpl w:val="B352F2D6"/>
@@ -22685,7 +22718,7 @@
       </w:rPr>
     </w:lvl>
   </w:abstractNum>
-  <w:abstractNum w:abstractNumId="12" w15:restartNumberingAfterBreak="0">
+  <w:abstractNum w:abstractNumId="13" w15:restartNumberingAfterBreak="0">
     <w:nsid w:val="35F526D2"/>
     <w:multiLevelType w:val="multilevel"/>
     <w:tmpl w:val="BBC0489A"/>
@@ -22775,7 +22808,7 @@
       </w:pPr>
     </w:lvl>
   </w:abstractNum>
-  <w:abstractNum w:abstractNumId="13" w15:restartNumberingAfterBreak="0">
+  <w:abstractNum w:abstractNumId="14" w15:restartNumberingAfterBreak="0">
     <w:nsid w:val="3F527F3D"/>
     <w:multiLevelType w:val="hybridMultilevel"/>
     <w:tmpl w:val="1D5CB272"/>
@@ -22888,7 +22921,7 @@
       </w:rPr>
     </w:lvl>
   </w:abstractNum>
-  <w:abstractNum w:abstractNumId="14" w15:restartNumberingAfterBreak="0">
+  <w:abstractNum w:abstractNumId="15" w15:restartNumberingAfterBreak="0">
     <w:nsid w:val="44331647"/>
     <w:multiLevelType w:val="hybridMultilevel"/>
     <w:tmpl w:val="9B0C925C"/>
@@ -23001,7 +23034,7 @@
       </w:rPr>
     </w:lvl>
   </w:abstractNum>
-  <w:abstractNum w:abstractNumId="15" w15:restartNumberingAfterBreak="0">
+  <w:abstractNum w:abstractNumId="16" w15:restartNumberingAfterBreak="0">
     <w:nsid w:val="463F2D00"/>
     <w:multiLevelType w:val="multilevel"/>
     <w:tmpl w:val="07D6E3BA"/>
@@ -23114,7 +23147,7 @@
       </w:rPr>
     </w:lvl>
   </w:abstractNum>
-  <w:abstractNum w:abstractNumId="16" w15:restartNumberingAfterBreak="0">
+  <w:abstractNum w:abstractNumId="17" w15:restartNumberingAfterBreak="0">
     <w:nsid w:val="4F2809D6"/>
     <w:multiLevelType w:val="multilevel"/>
     <w:tmpl w:val="FE34CF26"/>
@@ -23232,7 +23265,7 @@
       </w:rPr>
     </w:lvl>
   </w:abstractNum>
-  <w:abstractNum w:abstractNumId="17" w15:restartNumberingAfterBreak="0">
+  <w:abstractNum w:abstractNumId="18" w15:restartNumberingAfterBreak="0">
     <w:nsid w:val="594B5935"/>
     <w:multiLevelType w:val="hybridMultilevel"/>
     <w:tmpl w:val="DADCBD6C"/>
@@ -23345,7 +23378,7 @@
       </w:rPr>
     </w:lvl>
   </w:abstractNum>
-  <w:abstractNum w:abstractNumId="18" w15:restartNumberingAfterBreak="0">
+  <w:abstractNum w:abstractNumId="19" w15:restartNumberingAfterBreak="0">
     <w:nsid w:val="5D8B781B"/>
     <w:multiLevelType w:val="hybridMultilevel"/>
     <w:tmpl w:val="093A56BA"/>
@@ -23458,7 +23491,7 @@
       </w:rPr>
     </w:lvl>
   </w:abstractNum>
-  <w:abstractNum w:abstractNumId="19" w15:restartNumberingAfterBreak="0">
+  <w:abstractNum w:abstractNumId="20" w15:restartNumberingAfterBreak="0">
     <w:nsid w:val="631E3E82"/>
     <w:multiLevelType w:val="hybridMultilevel"/>
     <w:tmpl w:val="5FC0E452"/>
@@ -23571,7 +23604,7 @@
       </w:rPr>
     </w:lvl>
   </w:abstractNum>
-  <w:abstractNum w:abstractNumId="20" w15:restartNumberingAfterBreak="0">
+  <w:abstractNum w:abstractNumId="21" w15:restartNumberingAfterBreak="0">
     <w:nsid w:val="683930B8"/>
     <w:multiLevelType w:val="hybridMultilevel"/>
     <w:tmpl w:val="683C5062"/>
@@ -23684,7 +23717,7 @@
       </w:rPr>
     </w:lvl>
   </w:abstractNum>
-  <w:abstractNum w:abstractNumId="21" w15:restartNumberingAfterBreak="0">
+  <w:abstractNum w:abstractNumId="22" w15:restartNumberingAfterBreak="0">
     <w:nsid w:val="687C1A7A"/>
     <w:multiLevelType w:val="hybridMultilevel"/>
     <w:tmpl w:val="EED29548"/>
@@ -23797,7 +23830,7 @@
       </w:rPr>
     </w:lvl>
   </w:abstractNum>
-  <w:abstractNum w:abstractNumId="22" w15:restartNumberingAfterBreak="0">
+  <w:abstractNum w:abstractNumId="23" w15:restartNumberingAfterBreak="0">
     <w:nsid w:val="6F1D72BC"/>
     <w:multiLevelType w:val="hybridMultilevel"/>
     <w:tmpl w:val="D5A23A40"/>
@@ -23910,7 +23943,7 @@
       </w:rPr>
     </w:lvl>
   </w:abstractNum>
-  <w:abstractNum w:abstractNumId="23" w15:restartNumberingAfterBreak="0">
+  <w:abstractNum w:abstractNumId="24" w15:restartNumberingAfterBreak="0">
     <w:nsid w:val="7DE62D9E"/>
     <w:multiLevelType w:val="hybridMultilevel"/>
     <w:tmpl w:val="8202E520"/>
@@ -24024,76 +24057,79 @@
     </w:lvl>
   </w:abstractNum>
   <w:num w:numId="1">
-    <w:abstractNumId w:val="15"/>
+    <w:abstractNumId w:val="16"/>
   </w:num>
   <w:num w:numId="2">
     <w:abstractNumId w:val="3"/>
   </w:num>
   <w:num w:numId="3">
-    <w:abstractNumId w:val="12"/>
+    <w:abstractNumId w:val="13"/>
   </w:num>
   <w:num w:numId="4">
+    <w:abstractNumId w:val="8"/>
+  </w:num>
+  <w:num w:numId="5">
+    <w:abstractNumId w:val="17"/>
+  </w:num>
+  <w:num w:numId="6">
     <w:abstractNumId w:val="7"/>
   </w:num>
-  <w:num w:numId="5">
-    <w:abstractNumId w:val="16"/>
-  </w:num>
-  <w:num w:numId="6">
-    <w:abstractNumId w:val="6"/>
-  </w:num>
   <w:num w:numId="7">
-    <w:abstractNumId w:val="17"/>
+    <w:abstractNumId w:val="18"/>
   </w:num>
   <w:num w:numId="8">
     <w:abstractNumId w:val="2"/>
   </w:num>
   <w:num w:numId="9">
-    <w:abstractNumId w:val="22"/>
+    <w:abstractNumId w:val="23"/>
   </w:num>
   <w:num w:numId="10">
-    <w:abstractNumId w:val="11"/>
+    <w:abstractNumId w:val="12"/>
   </w:num>
   <w:num w:numId="11">
-    <w:abstractNumId w:val="20"/>
+    <w:abstractNumId w:val="21"/>
   </w:num>
   <w:num w:numId="12">
-    <w:abstractNumId w:val="9"/>
+    <w:abstractNumId w:val="10"/>
   </w:num>
   <w:num w:numId="13">
-    <w:abstractNumId w:val="18"/>
+    <w:abstractNumId w:val="19"/>
   </w:num>
   <w:num w:numId="14">
     <w:abstractNumId w:val="1"/>
   </w:num>
   <w:num w:numId="15">
-    <w:abstractNumId w:val="19"/>
+    <w:abstractNumId w:val="20"/>
   </w:num>
   <w:num w:numId="16">
-    <w:abstractNumId w:val="10"/>
+    <w:abstractNumId w:val="11"/>
   </w:num>
   <w:num w:numId="17">
-    <w:abstractNumId w:val="4"/>
+    <w:abstractNumId w:val="5"/>
   </w:num>
   <w:num w:numId="18">
-    <w:abstractNumId w:val="23"/>
+    <w:abstractNumId w:val="24"/>
   </w:num>
   <w:num w:numId="19">
-    <w:abstractNumId w:val="5"/>
+    <w:abstractNumId w:val="6"/>
   </w:num>
   <w:num w:numId="20">
+    <w:abstractNumId w:val="15"/>
+  </w:num>
+  <w:num w:numId="21">
+    <w:abstractNumId w:val="9"/>
+  </w:num>
+  <w:num w:numId="22">
     <w:abstractNumId w:val="14"/>
   </w:num>
-  <w:num w:numId="21">
-    <w:abstractNumId w:val="8"/>
-  </w:num>
-  <w:num w:numId="22">
-    <w:abstractNumId w:val="13"/>
-  </w:num>
   <w:num w:numId="23">
-    <w:abstractNumId w:val="21"/>
+    <w:abstractNumId w:val="22"/>
   </w:num>
   <w:num w:numId="24">
     <w:abstractNumId w:val="0"/>
+  </w:num>
+  <w:num w:numId="25">
+    <w:abstractNumId w:val="4"/>
   </w:num>
   <w:numIdMacAtCleanup w:val="15"/>
 </w:numbering>
@@ -24608,6 +24644,7 @@
   <w:style w:type="character" w:default="1" w:styleId="a2">
     <w:name w:val="Default Paragraph Font"/>
     <w:uiPriority w:val="1"/>
+    <w:semiHidden/>
     <w:unhideWhenUsed/>
   </w:style>
   <w:style w:type="table" w:default="1" w:styleId="a3">
@@ -25673,7 +25710,7 @@
 </file>
 
 <file path=customXml/itemProps1.xml><?xml version="1.0" encoding="utf-8"?>
-<ds:datastoreItem xmlns:ds="http://schemas.openxmlformats.org/officeDocument/2006/customXml" ds:itemID="{E942DA9D-0FEC-441F-80AA-4872F78CDC33}">
+<ds:datastoreItem xmlns:ds="http://schemas.openxmlformats.org/officeDocument/2006/customXml" ds:itemID="{3A1473FE-D516-4F20-BC98-615F500898C7}">
   <ds:schemaRefs>
     <ds:schemaRef ds:uri="http://schemas.openxmlformats.org/officeDocument/2006/bibliography"/>
   </ds:schemaRefs>

--- a/джава курсовой опросы.docx
+++ b/джава курсовой опросы.docx
@@ -3680,8 +3680,6 @@
       <w:r>
         <w:t>е</w:t>
       </w:r>
-      <w:bookmarkStart w:id="7" w:name="_GoBack"/>
-      <w:bookmarkEnd w:id="7"/>
       <w:r>
         <w:t>nd</w:t>
       </w:r>
@@ -3778,7 +3776,7 @@
       <w:pPr>
         <w:pStyle w:val="a"/>
       </w:pPr>
-      <w:bookmarkStart w:id="8" w:name="попуск2"/>
+      <w:bookmarkStart w:id="7" w:name="попуск2"/>
       <w:r>
         <w:t>Сравнительный анализ существующих решений</w:t>
       </w:r>
@@ -3790,7 +3788,7 @@
         </w:rPr>
       </w:pPr>
     </w:p>
-    <w:bookmarkEnd w:id="8"/>
+    <w:bookmarkEnd w:id="7"/>
     <w:p>
       <w:pPr>
         <w:pStyle w:val="1234"/>
@@ -3868,7 +3866,7 @@
           <w:lang w:val="ru-RU"/>
         </w:rPr>
       </w:pPr>
-      <w:bookmarkStart w:id="9" w:name="рисунок1"/>
+      <w:bookmarkStart w:id="8" w:name="рисунок1"/>
       <w:r>
         <w:rPr>
           <w:noProof/>
@@ -3925,7 +3923,7 @@
           </wp:inline>
         </w:drawing>
       </w:r>
-      <w:bookmarkEnd w:id="9"/>
+      <w:bookmarkEnd w:id="8"/>
     </w:p>
     <w:p>
       <w:pPr>
@@ -4135,7 +4133,7 @@
           <w:lang w:val="ru-RU"/>
         </w:rPr>
       </w:pPr>
-      <w:bookmarkStart w:id="10" w:name="рисунок2"/>
+      <w:bookmarkStart w:id="9" w:name="рисунок2"/>
       <w:r>
         <w:rPr>
           <w:noProof/>
@@ -4192,15 +4190,15 @@
           </wp:inline>
         </w:drawing>
       </w:r>
-      <w:bookmarkEnd w:id="10"/>
-    </w:p>
-    <w:p>
-      <w:pPr>
-        <w:rPr>
-          <w:lang w:val="ru-RU"/>
-        </w:rPr>
-      </w:pPr>
-      <w:bookmarkStart w:id="11" w:name="рисунок"/>
+      <w:bookmarkEnd w:id="9"/>
+    </w:p>
+    <w:p>
+      <w:pPr>
+        <w:rPr>
+          <w:lang w:val="ru-RU"/>
+        </w:rPr>
+      </w:pPr>
+      <w:bookmarkStart w:id="10" w:name="рисунок"/>
       <w:r>
         <w:rPr>
           <w:rStyle w:val="aff0"/>
@@ -4294,7 +4292,7 @@
         <w:t xml:space="preserve"> формы</w:t>
       </w:r>
     </w:p>
-    <w:bookmarkEnd w:id="11"/>
+    <w:bookmarkEnd w:id="10"/>
     <w:p>
       <w:pPr>
         <w:rPr>
@@ -4309,15 +4307,15 @@
         <w:spacing w:line="240" w:lineRule="auto"/>
         <w:ind w:left="0" w:right="0" w:firstLine="0"/>
       </w:pPr>
-      <w:bookmarkStart w:id="12" w:name="Таблица1"/>
+      <w:bookmarkStart w:id="11" w:name="Таблица1"/>
       <w:r>
         <w:t xml:space="preserve">  </w:t>
       </w:r>
       <w:r>
         <w:t>Таблица 1 — Сравнительный анализ ан</w:t>
       </w:r>
-      <w:bookmarkStart w:id="13" w:name="Таблица"/>
-      <w:bookmarkEnd w:id="13"/>
+      <w:bookmarkStart w:id="12" w:name="Таблица"/>
+      <w:bookmarkEnd w:id="12"/>
       <w:r>
         <w:t>алогов и разрабатываемого решения</w:t>
       </w:r>
@@ -4340,7 +4338,7 @@
           <w:tcPr>
             <w:tcW w:w="2447" w:type="dxa"/>
           </w:tcPr>
-          <w:bookmarkEnd w:id="12"/>
+          <w:bookmarkEnd w:id="11"/>
           <w:p>
             <w:pPr>
               <w:pStyle w:val="TableParagraph"/>
@@ -4722,11 +4720,11 @@
       <w:r>
         <w:t>Таб</w:t>
       </w:r>
-      <w:bookmarkStart w:id="14" w:name="Таблица2"/>
+      <w:bookmarkStart w:id="13" w:name="Таблица2"/>
       <w:r>
         <w:t>лица 2 — Обоснование выбора технологий</w:t>
       </w:r>
-      <w:bookmarkEnd w:id="14"/>
+      <w:bookmarkEnd w:id="13"/>
     </w:p>
     <w:tbl>
       <w:tblPr>
@@ -5360,7 +5358,7 @@
       <w:pPr>
         <w:pStyle w:val="a"/>
       </w:pPr>
-      <w:bookmarkStart w:id="15" w:name="попуск13"/>
+      <w:bookmarkStart w:id="14" w:name="попуск13"/>
       <w:r>
         <w:t>Архитектура системы</w:t>
       </w:r>
@@ -5373,7 +5371,7 @@
       </w:pPr>
     </w:p>
     <w:bookmarkEnd w:id="0"/>
-    <w:bookmarkEnd w:id="15"/>
+    <w:bookmarkEnd w:id="14"/>
     <w:p>
       <w:pPr>
         <w:pStyle w:val="1234"/>
@@ -5588,7 +5586,7 @@
           <w:rStyle w:val="aff0"/>
         </w:rPr>
       </w:pPr>
-      <w:bookmarkStart w:id="16" w:name="рисунок3"/>
+      <w:bookmarkStart w:id="15" w:name="рисунок3"/>
       <w:r>
         <w:rPr>
           <w:rStyle w:val="aff0"/>
@@ -5642,7 +5640,7 @@
           </wp:inline>
         </w:drawing>
       </w:r>
-      <w:bookmarkEnd w:id="16"/>
+      <w:bookmarkEnd w:id="15"/>
     </w:p>
     <w:p>
       <w:pPr>
@@ -6130,7 +6128,7 @@
       <w:pPr>
         <w:pStyle w:val="a"/>
       </w:pPr>
-      <w:bookmarkStart w:id="17" w:name="попуск14"/>
+      <w:bookmarkStart w:id="16" w:name="попуск14"/>
       <w:r>
         <w:t>Управление опросами</w:t>
       </w:r>
@@ -6142,7 +6140,7 @@
         </w:rPr>
       </w:pPr>
     </w:p>
-    <w:bookmarkEnd w:id="17"/>
+    <w:bookmarkEnd w:id="16"/>
     <w:p>
       <w:pPr>
         <w:pStyle w:val="1234"/>
@@ -6457,8 +6455,8 @@
       <w:pPr>
         <w:pStyle w:val="1"/>
       </w:pPr>
-      <w:bookmarkStart w:id="18" w:name="_Проектирование_программы"/>
-      <w:bookmarkEnd w:id="18"/>
+      <w:bookmarkStart w:id="17" w:name="_Проектирование_программы"/>
+      <w:bookmarkEnd w:id="17"/>
       <w:r>
         <w:lastRenderedPageBreak/>
         <w:t>Проектирование программы</w:t>
@@ -6468,7 +6466,7 @@
       <w:pPr>
         <w:pStyle w:val="a"/>
       </w:pPr>
-      <w:bookmarkStart w:id="19" w:name="попуск21"/>
+      <w:bookmarkStart w:id="18" w:name="попуск21"/>
       <w:r>
         <w:t>Проектирование архитектуры и структуры данных системы</w:t>
       </w:r>
@@ -6480,7 +6478,7 @@
         </w:rPr>
       </w:pPr>
     </w:p>
-    <w:bookmarkEnd w:id="19"/>
+    <w:bookmarkEnd w:id="18"/>
     <w:p>
       <w:pPr>
         <w:pStyle w:val="1234"/>
@@ -6757,14 +6755,15 @@
         <w:pStyle w:val="1234"/>
         <w:numPr>
           <w:ilvl w:val="0"/>
-          <w:numId w:val="15"/>
+          <w:numId w:val="29"/>
         </w:numPr>
         <w:tabs>
           <w:tab w:val="clear" w:pos="1560"/>
-          <w:tab w:val="left" w:pos="1276"/>
+          <w:tab w:val="left" w:pos="1134"/>
         </w:tabs>
-        <w:ind w:left="284" w:firstLine="709"/>
-      </w:pPr>
+        <w:ind w:left="992" w:firstLine="0"/>
+      </w:pPr>
+      <w:bookmarkStart w:id="19" w:name="_GoBack"/>
       <w:r>
         <w:lastRenderedPageBreak/>
         <w:t>у</w:t>
@@ -6784,6 +6783,7 @@
         <w:t>;</w:t>
       </w:r>
     </w:p>
+    <w:bookmarkEnd w:id="19"/>
     <w:p>
       <w:pPr>
         <w:pStyle w:val="1234"/>
@@ -7585,13 +7585,13 @@
         <w:pStyle w:val="1234"/>
         <w:numPr>
           <w:ilvl w:val="0"/>
-          <w:numId w:val="9"/>
+          <w:numId w:val="28"/>
         </w:numPr>
         <w:tabs>
           <w:tab w:val="clear" w:pos="1560"/>
-          <w:tab w:val="left" w:pos="1276"/>
+          <w:tab w:val="left" w:pos="993"/>
         </w:tabs>
-        <w:ind w:left="284" w:firstLine="709"/>
+        <w:ind w:left="992" w:firstLine="0"/>
       </w:pPr>
       <w:proofErr w:type="spellStart"/>
       <w:r>
@@ -7610,13 +7610,13 @@
         <w:pStyle w:val="1234"/>
         <w:numPr>
           <w:ilvl w:val="0"/>
-          <w:numId w:val="9"/>
+          <w:numId w:val="28"/>
         </w:numPr>
         <w:tabs>
           <w:tab w:val="clear" w:pos="1560"/>
-          <w:tab w:val="left" w:pos="1276"/>
+          <w:tab w:val="left" w:pos="993"/>
         </w:tabs>
-        <w:ind w:left="284" w:firstLine="709"/>
+        <w:ind w:left="992" w:firstLine="0"/>
       </w:pPr>
       <w:proofErr w:type="spellStart"/>
       <w:r>
@@ -8241,13 +8241,13 @@
         <w:pStyle w:val="1234"/>
         <w:numPr>
           <w:ilvl w:val="0"/>
-          <w:numId w:val="10"/>
+          <w:numId w:val="27"/>
         </w:numPr>
         <w:tabs>
           <w:tab w:val="clear" w:pos="1560"/>
-          <w:tab w:val="left" w:pos="1276"/>
+          <w:tab w:val="left" w:pos="1134"/>
         </w:tabs>
-        <w:ind w:left="284" w:firstLine="709"/>
+        <w:ind w:left="992" w:firstLine="0"/>
       </w:pPr>
       <w:r>
         <w:t>с</w:t>
@@ -8285,13 +8285,13 @@
         <w:pStyle w:val="1234"/>
         <w:numPr>
           <w:ilvl w:val="0"/>
-          <w:numId w:val="10"/>
+          <w:numId w:val="27"/>
         </w:numPr>
         <w:tabs>
           <w:tab w:val="clear" w:pos="1560"/>
-          <w:tab w:val="left" w:pos="1276"/>
+          <w:tab w:val="left" w:pos="1134"/>
         </w:tabs>
-        <w:ind w:left="284" w:firstLine="709"/>
+        <w:ind w:left="992" w:firstLine="0"/>
       </w:pPr>
       <w:r>
         <w:lastRenderedPageBreak/>
@@ -8317,13 +8317,13 @@
         <w:pStyle w:val="1234"/>
         <w:numPr>
           <w:ilvl w:val="0"/>
-          <w:numId w:val="10"/>
+          <w:numId w:val="27"/>
         </w:numPr>
         <w:tabs>
           <w:tab w:val="clear" w:pos="1560"/>
-          <w:tab w:val="left" w:pos="1276"/>
+          <w:tab w:val="left" w:pos="1134"/>
         </w:tabs>
-        <w:ind w:left="284" w:firstLine="709"/>
+        <w:ind w:left="992" w:firstLine="0"/>
       </w:pPr>
       <w:r>
         <w:t>с</w:t>
@@ -8372,13 +8372,13 @@
         <w:pStyle w:val="1234"/>
         <w:numPr>
           <w:ilvl w:val="0"/>
-          <w:numId w:val="10"/>
+          <w:numId w:val="27"/>
         </w:numPr>
         <w:tabs>
           <w:tab w:val="clear" w:pos="1560"/>
-          <w:tab w:val="left" w:pos="1276"/>
+          <w:tab w:val="left" w:pos="1134"/>
         </w:tabs>
-        <w:ind w:left="284" w:firstLine="709"/>
+        <w:ind w:left="992" w:firstLine="0"/>
       </w:pPr>
       <w:r>
         <w:t>с</w:t>
@@ -10365,7 +10365,15 @@
           <w:szCs w:val="32"/>
           <w:lang w:eastAsia="ru-RU"/>
         </w:rPr>
-        <w:t xml:space="preserve">), что позволяет унифицировать хранение: ответы на сетку сохраняются в виде структурированных пар координат (например, «строка </w:t>
+        <w:t>), что позволяет унифицировать хранение: ответы на сетку сохраняются в виде структурированных пар координат (например, «строка</w:t>
+      </w:r>
+      <w:r>
+        <w:rPr>
+          <w:sz w:val="28"/>
+          <w:szCs w:val="32"/>
+          <w:lang w:eastAsia="ru-RU"/>
+        </w:rPr>
+        <w:t> </w:t>
       </w:r>
       <w:proofErr w:type="gramStart"/>
       <w:r>
@@ -10404,7 +10412,7 @@
             <w:sz w:val="28"/>
             <w:szCs w:val="32"/>
             <w:u w:val="none"/>
-            <w:lang w:val="en-US" w:eastAsia="ru-RU"/>
+            <w:lang w:eastAsia="ru-RU"/>
           </w:rPr>
           <w:t>9</w:t>
         </w:r>
@@ -10596,13 +10604,13 @@
         <w:pStyle w:val="TableParagraph"/>
         <w:numPr>
           <w:ilvl w:val="0"/>
-          <w:numId w:val="11"/>
+          <w:numId w:val="26"/>
         </w:numPr>
         <w:tabs>
-          <w:tab w:val="left" w:pos="1276"/>
+          <w:tab w:val="left" w:pos="1134"/>
         </w:tabs>
         <w:spacing w:line="360" w:lineRule="auto"/>
-        <w:ind w:left="284" w:right="170" w:firstLine="709"/>
+        <w:ind w:left="992" w:right="170" w:firstLine="0"/>
         <w:jc w:val="both"/>
         <w:rPr>
           <w:sz w:val="28"/>
@@ -10626,13 +10634,13 @@
         <w:pStyle w:val="TableParagraph"/>
         <w:numPr>
           <w:ilvl w:val="0"/>
-          <w:numId w:val="11"/>
+          <w:numId w:val="26"/>
         </w:numPr>
         <w:tabs>
-          <w:tab w:val="left" w:pos="1276"/>
+          <w:tab w:val="left" w:pos="1134"/>
         </w:tabs>
         <w:spacing w:line="360" w:lineRule="auto"/>
-        <w:ind w:left="284" w:right="170" w:firstLine="709"/>
+        <w:ind w:left="992" w:right="170" w:firstLine="0"/>
         <w:jc w:val="both"/>
         <w:rPr>
           <w:sz w:val="28"/>
@@ -10670,13 +10678,13 @@
         <w:pStyle w:val="TableParagraph"/>
         <w:numPr>
           <w:ilvl w:val="0"/>
-          <w:numId w:val="11"/>
+          <w:numId w:val="26"/>
         </w:numPr>
         <w:tabs>
-          <w:tab w:val="left" w:pos="1276"/>
+          <w:tab w:val="left" w:pos="1134"/>
         </w:tabs>
         <w:spacing w:line="360" w:lineRule="auto"/>
-        <w:ind w:left="284" w:right="170" w:firstLine="709"/>
+        <w:ind w:left="992" w:right="170" w:firstLine="0"/>
         <w:jc w:val="both"/>
         <w:rPr>
           <w:sz w:val="28"/>
@@ -14998,39 +15006,7 @@
           <w:szCs w:val="22"/>
           <w:lang w:eastAsia="en-US"/>
         </w:rPr>
-        <w:t xml:space="preserve">. Основной целью проекта являлось создание многофункционального приложения, способного гибко настраивать структуру анкет с различными типами данных, собирать ответы респондентов и предоставлять удобные инструменты для аналитики полученных результатов. В процессе разработки была спроектирована классическая </w:t>
-      </w:r>
-      <w:proofErr w:type="spellStart"/>
-      <w:proofErr w:type="gramStart"/>
-      <w:r>
-        <w:rPr>
-          <w:szCs w:val="22"/>
-          <w:lang w:eastAsia="en-US"/>
-        </w:rPr>
-        <w:t>многосло</w:t>
-      </w:r>
-      <w:r>
-        <w:rPr>
-          <w:szCs w:val="22"/>
-          <w:lang w:eastAsia="en-US"/>
-        </w:rPr>
-        <w:t>:</w:t>
-      </w:r>
-      <w:r>
-        <w:rPr>
-          <w:szCs w:val="22"/>
-          <w:lang w:eastAsia="en-US"/>
-        </w:rPr>
-        <w:t>йная</w:t>
-      </w:r>
-      <w:proofErr w:type="spellEnd"/>
-      <w:proofErr w:type="gramEnd"/>
-      <w:r>
-        <w:rPr>
-          <w:szCs w:val="22"/>
-          <w:lang w:eastAsia="en-US"/>
-        </w:rPr>
-        <w:t xml:space="preserve"> архитектура на основе паттерна MVC (</w:t>
+        <w:t>. Основной целью проекта являлось создание многофункционального приложения, способного гибко настраивать структуру анкет с различными типами данных, собирать ответы респондентов и предоставлять удобные инструменты для аналитики полученных результатов. В процессе разработки была спроектирована классическая многослойная архитектура на основе паттерна MVC (</w:t>
       </w:r>
       <w:proofErr w:type="spellStart"/>
       <w:r>
@@ -15939,7 +15915,7 @@
             </wp:anchor>
           </w:drawing>
         </mc:Choice>
-        <mc:Fallback xmlns:oel="http://schemas.microsoft.com/office/2019/extlst" xmlns:w16sdtdh="http://schemas.microsoft.com/office/word/2020/wordml/sdtdatahash" xmlns:w16="http://schemas.microsoft.com/office/word/2018/wordml" xmlns:w16cex="http://schemas.microsoft.com/office/word/2018/wordml/cex">
+        <mc:Fallback xmlns:w16cex="http://schemas.microsoft.com/office/word/2018/wordml/cex" xmlns:w16="http://schemas.microsoft.com/office/word/2018/wordml" xmlns:w16sdtdh="http://schemas.microsoft.com/office/word/2020/wordml/sdtdatahash" xmlns:oel="http://schemas.microsoft.com/office/2019/extlst">
           <w:pict>
             <v:rect w14:anchorId="6C329717" id="Rectangle 2" o:spid="_x0000_s1026" style="position:absolute;margin-left:-3.05pt;margin-top:-21.75pt;width:518.8pt;height:808.15pt;z-index:251656192;visibility:visible;mso-wrap-style:square;mso-wrap-distance-left:9pt;mso-wrap-distance-top:0;mso-wrap-distance-right:9pt;mso-wrap-distance-bottom:0;mso-position-horizontal:absolute;mso-position-horizontal-relative:text;mso-position-vertical:absolute;mso-position-vertical-relative:text;v-text-anchor:top" o:gfxdata="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" filled="f" strokeweight="2pt"/>
           </w:pict>
@@ -16031,7 +16007,7 @@
             </wp:anchor>
           </w:drawing>
         </mc:Choice>
-        <mc:Fallback xmlns:oel="http://schemas.microsoft.com/office/2019/extlst" xmlns:w16sdtdh="http://schemas.microsoft.com/office/word/2020/wordml/sdtdatahash" xmlns:w16="http://schemas.microsoft.com/office/word/2018/wordml" xmlns:w16cex="http://schemas.microsoft.com/office/word/2018/wordml/cex">
+        <mc:Fallback xmlns:w16cex="http://schemas.microsoft.com/office/word/2018/wordml/cex" xmlns:w16="http://schemas.microsoft.com/office/word/2018/wordml" xmlns:w16sdtdh="http://schemas.microsoft.com/office/word/2020/wordml/sdtdatahash" xmlns:oel="http://schemas.microsoft.com/office/2019/extlst">
           <w:pict>
             <v:rect w14:anchorId="3BA9589D" id="Rectangle 2" o:spid="_x0000_s1026" style="position:absolute;margin-left:-3.05pt;margin-top:-21.75pt;width:518.8pt;height:808.15pt;z-index:251659264;visibility:visible;mso-wrap-style:square;mso-wrap-distance-left:9pt;mso-wrap-distance-top:0;mso-wrap-distance-right:9pt;mso-wrap-distance-bottom:0;mso-position-horizontal:absolute;mso-position-horizontal-relative:text;mso-position-vertical:absolute;mso-position-vertical-relative:text;v-text-anchor:top" o:gfxdata="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" filled="f" strokeweight="2pt"/>
           </w:pict>
@@ -21863,9 +21839,9 @@
     </w:lvl>
   </w:abstractNum>
   <w:abstractNum w:abstractNumId="5" w15:restartNumberingAfterBreak="0">
-    <w:nsid w:val="1B8A29FC"/>
+    <w:nsid w:val="161D0D91"/>
     <w:multiLevelType w:val="hybridMultilevel"/>
-    <w:tmpl w:val="D862E7D8"/>
+    <w:tmpl w:val="25965192"/>
     <w:lvl w:ilvl="0" w:tplc="45CE5A24">
       <w:start w:val="1"/>
       <w:numFmt w:val="bullet"/>
@@ -21976,9 +21952,9 @@
     </w:lvl>
   </w:abstractNum>
   <w:abstractNum w:abstractNumId="6" w15:restartNumberingAfterBreak="0">
-    <w:nsid w:val="1F386E81"/>
+    <w:nsid w:val="1B8A29FC"/>
     <w:multiLevelType w:val="hybridMultilevel"/>
-    <w:tmpl w:val="4468BD56"/>
+    <w:tmpl w:val="D862E7D8"/>
     <w:lvl w:ilvl="0" w:tplc="45CE5A24">
       <w:start w:val="1"/>
       <w:numFmt w:val="bullet"/>
@@ -22089,6 +22065,119 @@
     </w:lvl>
   </w:abstractNum>
   <w:abstractNum w:abstractNumId="7" w15:restartNumberingAfterBreak="0">
+    <w:nsid w:val="1F386E81"/>
+    <w:multiLevelType w:val="hybridMultilevel"/>
+    <w:tmpl w:val="4468BD56"/>
+    <w:lvl w:ilvl="0" w:tplc="45CE5A24">
+      <w:start w:val="1"/>
+      <w:numFmt w:val="bullet"/>
+      <w:lvlText w:val="-"/>
+      <w:lvlJc w:val="center"/>
+      <w:pPr>
+        <w:ind w:left="1713" w:hanging="360"/>
+      </w:pPr>
+      <w:rPr>
+        <w:rFonts w:ascii="Times New Roman" w:hAnsi="Times New Roman" w:cs="Times New Roman" w:hint="default"/>
+      </w:rPr>
+    </w:lvl>
+    <w:lvl w:ilvl="1" w:tplc="04190003" w:tentative="1">
+      <w:start w:val="1"/>
+      <w:numFmt w:val="bullet"/>
+      <w:lvlText w:val="o"/>
+      <w:lvlJc w:val="left"/>
+      <w:pPr>
+        <w:ind w:left="2433" w:hanging="360"/>
+      </w:pPr>
+      <w:rPr>
+        <w:rFonts w:ascii="Courier New" w:hAnsi="Courier New" w:cs="Courier New" w:hint="default"/>
+      </w:rPr>
+    </w:lvl>
+    <w:lvl w:ilvl="2" w:tplc="04190005" w:tentative="1">
+      <w:start w:val="1"/>
+      <w:numFmt w:val="bullet"/>
+      <w:lvlText w:val=""/>
+      <w:lvlJc w:val="left"/>
+      <w:pPr>
+        <w:ind w:left="3153" w:hanging="360"/>
+      </w:pPr>
+      <w:rPr>
+        <w:rFonts w:ascii="Wingdings" w:hAnsi="Wingdings" w:hint="default"/>
+      </w:rPr>
+    </w:lvl>
+    <w:lvl w:ilvl="3" w:tplc="04190001" w:tentative="1">
+      <w:start w:val="1"/>
+      <w:numFmt w:val="bullet"/>
+      <w:lvlText w:val=""/>
+      <w:lvlJc w:val="left"/>
+      <w:pPr>
+        <w:ind w:left="3873" w:hanging="360"/>
+      </w:pPr>
+      <w:rPr>
+        <w:rFonts w:ascii="Symbol" w:hAnsi="Symbol" w:hint="default"/>
+      </w:rPr>
+    </w:lvl>
+    <w:lvl w:ilvl="4" w:tplc="04190003" w:tentative="1">
+      <w:start w:val="1"/>
+      <w:numFmt w:val="bullet"/>
+      <w:lvlText w:val="o"/>
+      <w:lvlJc w:val="left"/>
+      <w:pPr>
+        <w:ind w:left="4593" w:hanging="360"/>
+      </w:pPr>
+      <w:rPr>
+        <w:rFonts w:ascii="Courier New" w:hAnsi="Courier New" w:cs="Courier New" w:hint="default"/>
+      </w:rPr>
+    </w:lvl>
+    <w:lvl w:ilvl="5" w:tplc="04190005" w:tentative="1">
+      <w:start w:val="1"/>
+      <w:numFmt w:val="bullet"/>
+      <w:lvlText w:val=""/>
+      <w:lvlJc w:val="left"/>
+      <w:pPr>
+        <w:ind w:left="5313" w:hanging="360"/>
+      </w:pPr>
+      <w:rPr>
+        <w:rFonts w:ascii="Wingdings" w:hAnsi="Wingdings" w:hint="default"/>
+      </w:rPr>
+    </w:lvl>
+    <w:lvl w:ilvl="6" w:tplc="04190001" w:tentative="1">
+      <w:start w:val="1"/>
+      <w:numFmt w:val="bullet"/>
+      <w:lvlText w:val=""/>
+      <w:lvlJc w:val="left"/>
+      <w:pPr>
+        <w:ind w:left="6033" w:hanging="360"/>
+      </w:pPr>
+      <w:rPr>
+        <w:rFonts w:ascii="Symbol" w:hAnsi="Symbol" w:hint="default"/>
+      </w:rPr>
+    </w:lvl>
+    <w:lvl w:ilvl="7" w:tplc="04190003" w:tentative="1">
+      <w:start w:val="1"/>
+      <w:numFmt w:val="bullet"/>
+      <w:lvlText w:val="o"/>
+      <w:lvlJc w:val="left"/>
+      <w:pPr>
+        <w:ind w:left="6753" w:hanging="360"/>
+      </w:pPr>
+      <w:rPr>
+        <w:rFonts w:ascii="Courier New" w:hAnsi="Courier New" w:cs="Courier New" w:hint="default"/>
+      </w:rPr>
+    </w:lvl>
+    <w:lvl w:ilvl="8" w:tplc="04190005" w:tentative="1">
+      <w:start w:val="1"/>
+      <w:numFmt w:val="bullet"/>
+      <w:lvlText w:val=""/>
+      <w:lvlJc w:val="left"/>
+      <w:pPr>
+        <w:ind w:left="7473" w:hanging="360"/>
+      </w:pPr>
+      <w:rPr>
+        <w:rFonts w:ascii="Wingdings" w:hAnsi="Wingdings" w:hint="default"/>
+      </w:rPr>
+    </w:lvl>
+  </w:abstractNum>
+  <w:abstractNum w:abstractNumId="8" w15:restartNumberingAfterBreak="0">
     <w:nsid w:val="20E06B0F"/>
     <w:multiLevelType w:val="hybridMultilevel"/>
     <w:tmpl w:val="F33CEBE2"/>
@@ -22201,7 +22290,120 @@
       </w:rPr>
     </w:lvl>
   </w:abstractNum>
-  <w:abstractNum w:abstractNumId="8" w15:restartNumberingAfterBreak="0">
+  <w:abstractNum w:abstractNumId="9" w15:restartNumberingAfterBreak="0">
+    <w:nsid w:val="217C496C"/>
+    <w:multiLevelType w:val="hybridMultilevel"/>
+    <w:tmpl w:val="FBBE6A1C"/>
+    <w:lvl w:ilvl="0" w:tplc="45CE5A24">
+      <w:start w:val="1"/>
+      <w:numFmt w:val="bullet"/>
+      <w:lvlText w:val="-"/>
+      <w:lvlJc w:val="center"/>
+      <w:pPr>
+        <w:ind w:left="1713" w:hanging="360"/>
+      </w:pPr>
+      <w:rPr>
+        <w:rFonts w:ascii="Times New Roman" w:hAnsi="Times New Roman" w:cs="Times New Roman" w:hint="default"/>
+      </w:rPr>
+    </w:lvl>
+    <w:lvl w:ilvl="1" w:tplc="04190003" w:tentative="1">
+      <w:start w:val="1"/>
+      <w:numFmt w:val="bullet"/>
+      <w:lvlText w:val="o"/>
+      <w:lvlJc w:val="left"/>
+      <w:pPr>
+        <w:ind w:left="2433" w:hanging="360"/>
+      </w:pPr>
+      <w:rPr>
+        <w:rFonts w:ascii="Courier New" w:hAnsi="Courier New" w:cs="Courier New" w:hint="default"/>
+      </w:rPr>
+    </w:lvl>
+    <w:lvl w:ilvl="2" w:tplc="04190005" w:tentative="1">
+      <w:start w:val="1"/>
+      <w:numFmt w:val="bullet"/>
+      <w:lvlText w:val=""/>
+      <w:lvlJc w:val="left"/>
+      <w:pPr>
+        <w:ind w:left="3153" w:hanging="360"/>
+      </w:pPr>
+      <w:rPr>
+        <w:rFonts w:ascii="Wingdings" w:hAnsi="Wingdings" w:hint="default"/>
+      </w:rPr>
+    </w:lvl>
+    <w:lvl w:ilvl="3" w:tplc="04190001" w:tentative="1">
+      <w:start w:val="1"/>
+      <w:numFmt w:val="bullet"/>
+      <w:lvlText w:val=""/>
+      <w:lvlJc w:val="left"/>
+      <w:pPr>
+        <w:ind w:left="3873" w:hanging="360"/>
+      </w:pPr>
+      <w:rPr>
+        <w:rFonts w:ascii="Symbol" w:hAnsi="Symbol" w:hint="default"/>
+      </w:rPr>
+    </w:lvl>
+    <w:lvl w:ilvl="4" w:tplc="04190003" w:tentative="1">
+      <w:start w:val="1"/>
+      <w:numFmt w:val="bullet"/>
+      <w:lvlText w:val="o"/>
+      <w:lvlJc w:val="left"/>
+      <w:pPr>
+        <w:ind w:left="4593" w:hanging="360"/>
+      </w:pPr>
+      <w:rPr>
+        <w:rFonts w:ascii="Courier New" w:hAnsi="Courier New" w:cs="Courier New" w:hint="default"/>
+      </w:rPr>
+    </w:lvl>
+    <w:lvl w:ilvl="5" w:tplc="04190005" w:tentative="1">
+      <w:start w:val="1"/>
+      <w:numFmt w:val="bullet"/>
+      <w:lvlText w:val=""/>
+      <w:lvlJc w:val="left"/>
+      <w:pPr>
+        <w:ind w:left="5313" w:hanging="360"/>
+      </w:pPr>
+      <w:rPr>
+        <w:rFonts w:ascii="Wingdings" w:hAnsi="Wingdings" w:hint="default"/>
+      </w:rPr>
+    </w:lvl>
+    <w:lvl w:ilvl="6" w:tplc="04190001" w:tentative="1">
+      <w:start w:val="1"/>
+      <w:numFmt w:val="bullet"/>
+      <w:lvlText w:val=""/>
+      <w:lvlJc w:val="left"/>
+      <w:pPr>
+        <w:ind w:left="6033" w:hanging="360"/>
+      </w:pPr>
+      <w:rPr>
+        <w:rFonts w:ascii="Symbol" w:hAnsi="Symbol" w:hint="default"/>
+      </w:rPr>
+    </w:lvl>
+    <w:lvl w:ilvl="7" w:tplc="04190003" w:tentative="1">
+      <w:start w:val="1"/>
+      <w:numFmt w:val="bullet"/>
+      <w:lvlText w:val="o"/>
+      <w:lvlJc w:val="left"/>
+      <w:pPr>
+        <w:ind w:left="6753" w:hanging="360"/>
+      </w:pPr>
+      <w:rPr>
+        <w:rFonts w:ascii="Courier New" w:hAnsi="Courier New" w:cs="Courier New" w:hint="default"/>
+      </w:rPr>
+    </w:lvl>
+    <w:lvl w:ilvl="8" w:tplc="04190005" w:tentative="1">
+      <w:start w:val="1"/>
+      <w:numFmt w:val="bullet"/>
+      <w:lvlText w:val=""/>
+      <w:lvlJc w:val="left"/>
+      <w:pPr>
+        <w:ind w:left="7473" w:hanging="360"/>
+      </w:pPr>
+      <w:rPr>
+        <w:rFonts w:ascii="Wingdings" w:hAnsi="Wingdings" w:hint="default"/>
+      </w:rPr>
+    </w:lvl>
+  </w:abstractNum>
+  <w:abstractNum w:abstractNumId="10" w15:restartNumberingAfterBreak="0">
     <w:nsid w:val="224D2A27"/>
     <w:multiLevelType w:val="hybridMultilevel"/>
     <w:tmpl w:val="B87E5AB6"/>
@@ -22290,7 +22492,7 @@
       </w:pPr>
     </w:lvl>
   </w:abstractNum>
-  <w:abstractNum w:abstractNumId="9" w15:restartNumberingAfterBreak="0">
+  <w:abstractNum w:abstractNumId="11" w15:restartNumberingAfterBreak="0">
     <w:nsid w:val="2BA34FF1"/>
     <w:multiLevelType w:val="hybridMultilevel"/>
     <w:tmpl w:val="1666A594"/>
@@ -22403,7 +22605,7 @@
       </w:rPr>
     </w:lvl>
   </w:abstractNum>
-  <w:abstractNum w:abstractNumId="10" w15:restartNumberingAfterBreak="0">
+  <w:abstractNum w:abstractNumId="12" w15:restartNumberingAfterBreak="0">
     <w:nsid w:val="31164D3E"/>
     <w:multiLevelType w:val="hybridMultilevel"/>
     <w:tmpl w:val="2C86908C"/>
@@ -22492,7 +22694,7 @@
       </w:pPr>
     </w:lvl>
   </w:abstractNum>
-  <w:abstractNum w:abstractNumId="11" w15:restartNumberingAfterBreak="0">
+  <w:abstractNum w:abstractNumId="13" w15:restartNumberingAfterBreak="0">
     <w:nsid w:val="311D67E9"/>
     <w:multiLevelType w:val="hybridMultilevel"/>
     <w:tmpl w:val="71880022"/>
@@ -22605,7 +22807,7 @@
       </w:rPr>
     </w:lvl>
   </w:abstractNum>
-  <w:abstractNum w:abstractNumId="12" w15:restartNumberingAfterBreak="0">
+  <w:abstractNum w:abstractNumId="14" w15:restartNumberingAfterBreak="0">
     <w:nsid w:val="35164A51"/>
     <w:multiLevelType w:val="hybridMultilevel"/>
     <w:tmpl w:val="B352F2D6"/>
@@ -22718,7 +22920,7 @@
       </w:rPr>
     </w:lvl>
   </w:abstractNum>
-  <w:abstractNum w:abstractNumId="13" w15:restartNumberingAfterBreak="0">
+  <w:abstractNum w:abstractNumId="15" w15:restartNumberingAfterBreak="0">
     <w:nsid w:val="35F526D2"/>
     <w:multiLevelType w:val="multilevel"/>
     <w:tmpl w:val="BBC0489A"/>
@@ -22808,7 +23010,7 @@
       </w:pPr>
     </w:lvl>
   </w:abstractNum>
-  <w:abstractNum w:abstractNumId="14" w15:restartNumberingAfterBreak="0">
+  <w:abstractNum w:abstractNumId="16" w15:restartNumberingAfterBreak="0">
     <w:nsid w:val="3F527F3D"/>
     <w:multiLevelType w:val="hybridMultilevel"/>
     <w:tmpl w:val="1D5CB272"/>
@@ -22921,7 +23123,7 @@
       </w:rPr>
     </w:lvl>
   </w:abstractNum>
-  <w:abstractNum w:abstractNumId="15" w15:restartNumberingAfterBreak="0">
+  <w:abstractNum w:abstractNumId="17" w15:restartNumberingAfterBreak="0">
     <w:nsid w:val="44331647"/>
     <w:multiLevelType w:val="hybridMultilevel"/>
     <w:tmpl w:val="9B0C925C"/>
@@ -23034,7 +23236,7 @@
       </w:rPr>
     </w:lvl>
   </w:abstractNum>
-  <w:abstractNum w:abstractNumId="16" w15:restartNumberingAfterBreak="0">
+  <w:abstractNum w:abstractNumId="18" w15:restartNumberingAfterBreak="0">
     <w:nsid w:val="463F2D00"/>
     <w:multiLevelType w:val="multilevel"/>
     <w:tmpl w:val="07D6E3BA"/>
@@ -23147,7 +23349,7 @@
       </w:rPr>
     </w:lvl>
   </w:abstractNum>
-  <w:abstractNum w:abstractNumId="17" w15:restartNumberingAfterBreak="0">
+  <w:abstractNum w:abstractNumId="19" w15:restartNumberingAfterBreak="0">
     <w:nsid w:val="4F2809D6"/>
     <w:multiLevelType w:val="multilevel"/>
     <w:tmpl w:val="FE34CF26"/>
@@ -23265,7 +23467,120 @@
       </w:rPr>
     </w:lvl>
   </w:abstractNum>
-  <w:abstractNum w:abstractNumId="18" w15:restartNumberingAfterBreak="0">
+  <w:abstractNum w:abstractNumId="20" w15:restartNumberingAfterBreak="0">
+    <w:nsid w:val="56346359"/>
+    <w:multiLevelType w:val="hybridMultilevel"/>
+    <w:tmpl w:val="35F20642"/>
+    <w:lvl w:ilvl="0" w:tplc="45CE5A24">
+      <w:start w:val="1"/>
+      <w:numFmt w:val="bullet"/>
+      <w:lvlText w:val="-"/>
+      <w:lvlJc w:val="center"/>
+      <w:pPr>
+        <w:ind w:left="1713" w:hanging="360"/>
+      </w:pPr>
+      <w:rPr>
+        <w:rFonts w:ascii="Times New Roman" w:hAnsi="Times New Roman" w:cs="Times New Roman" w:hint="default"/>
+      </w:rPr>
+    </w:lvl>
+    <w:lvl w:ilvl="1" w:tplc="04190003" w:tentative="1">
+      <w:start w:val="1"/>
+      <w:numFmt w:val="bullet"/>
+      <w:lvlText w:val="o"/>
+      <w:lvlJc w:val="left"/>
+      <w:pPr>
+        <w:ind w:left="2433" w:hanging="360"/>
+      </w:pPr>
+      <w:rPr>
+        <w:rFonts w:ascii="Courier New" w:hAnsi="Courier New" w:cs="Courier New" w:hint="default"/>
+      </w:rPr>
+    </w:lvl>
+    <w:lvl w:ilvl="2" w:tplc="04190005" w:tentative="1">
+      <w:start w:val="1"/>
+      <w:numFmt w:val="bullet"/>
+      <w:lvlText w:val=""/>
+      <w:lvlJc w:val="left"/>
+      <w:pPr>
+        <w:ind w:left="3153" w:hanging="360"/>
+      </w:pPr>
+      <w:rPr>
+        <w:rFonts w:ascii="Wingdings" w:hAnsi="Wingdings" w:hint="default"/>
+      </w:rPr>
+    </w:lvl>
+    <w:lvl w:ilvl="3" w:tplc="04190001" w:tentative="1">
+      <w:start w:val="1"/>
+      <w:numFmt w:val="bullet"/>
+      <w:lvlText w:val=""/>
+      <w:lvlJc w:val="left"/>
+      <w:pPr>
+        <w:ind w:left="3873" w:hanging="360"/>
+      </w:pPr>
+      <w:rPr>
+        <w:rFonts w:ascii="Symbol" w:hAnsi="Symbol" w:hint="default"/>
+      </w:rPr>
+    </w:lvl>
+    <w:lvl w:ilvl="4" w:tplc="04190003" w:tentative="1">
+      <w:start w:val="1"/>
+      <w:numFmt w:val="bullet"/>
+      <w:lvlText w:val="o"/>
+      <w:lvlJc w:val="left"/>
+      <w:pPr>
+        <w:ind w:left="4593" w:hanging="360"/>
+      </w:pPr>
+      <w:rPr>
+        <w:rFonts w:ascii="Courier New" w:hAnsi="Courier New" w:cs="Courier New" w:hint="default"/>
+      </w:rPr>
+    </w:lvl>
+    <w:lvl w:ilvl="5" w:tplc="04190005" w:tentative="1">
+      <w:start w:val="1"/>
+      <w:numFmt w:val="bullet"/>
+      <w:lvlText w:val=""/>
+      <w:lvlJc w:val="left"/>
+      <w:pPr>
+        <w:ind w:left="5313" w:hanging="360"/>
+      </w:pPr>
+      <w:rPr>
+        <w:rFonts w:ascii="Wingdings" w:hAnsi="Wingdings" w:hint="default"/>
+      </w:rPr>
+    </w:lvl>
+    <w:lvl w:ilvl="6" w:tplc="04190001" w:tentative="1">
+      <w:start w:val="1"/>
+      <w:numFmt w:val="bullet"/>
+      <w:lvlText w:val=""/>
+      <w:lvlJc w:val="left"/>
+      <w:pPr>
+        <w:ind w:left="6033" w:hanging="360"/>
+      </w:pPr>
+      <w:rPr>
+        <w:rFonts w:ascii="Symbol" w:hAnsi="Symbol" w:hint="default"/>
+      </w:rPr>
+    </w:lvl>
+    <w:lvl w:ilvl="7" w:tplc="04190003" w:tentative="1">
+      <w:start w:val="1"/>
+      <w:numFmt w:val="bullet"/>
+      <w:lvlText w:val="o"/>
+      <w:lvlJc w:val="left"/>
+      <w:pPr>
+        <w:ind w:left="6753" w:hanging="360"/>
+      </w:pPr>
+      <w:rPr>
+        <w:rFonts w:ascii="Courier New" w:hAnsi="Courier New" w:cs="Courier New" w:hint="default"/>
+      </w:rPr>
+    </w:lvl>
+    <w:lvl w:ilvl="8" w:tplc="04190005" w:tentative="1">
+      <w:start w:val="1"/>
+      <w:numFmt w:val="bullet"/>
+      <w:lvlText w:val=""/>
+      <w:lvlJc w:val="left"/>
+      <w:pPr>
+        <w:ind w:left="7473" w:hanging="360"/>
+      </w:pPr>
+      <w:rPr>
+        <w:rFonts w:ascii="Wingdings" w:hAnsi="Wingdings" w:hint="default"/>
+      </w:rPr>
+    </w:lvl>
+  </w:abstractNum>
+  <w:abstractNum w:abstractNumId="21" w15:restartNumberingAfterBreak="0">
     <w:nsid w:val="594B5935"/>
     <w:multiLevelType w:val="hybridMultilevel"/>
     <w:tmpl w:val="DADCBD6C"/>
@@ -23378,7 +23693,7 @@
       </w:rPr>
     </w:lvl>
   </w:abstractNum>
-  <w:abstractNum w:abstractNumId="19" w15:restartNumberingAfterBreak="0">
+  <w:abstractNum w:abstractNumId="22" w15:restartNumberingAfterBreak="0">
     <w:nsid w:val="5D8B781B"/>
     <w:multiLevelType w:val="hybridMultilevel"/>
     <w:tmpl w:val="093A56BA"/>
@@ -23491,7 +23806,7 @@
       </w:rPr>
     </w:lvl>
   </w:abstractNum>
-  <w:abstractNum w:abstractNumId="20" w15:restartNumberingAfterBreak="0">
+  <w:abstractNum w:abstractNumId="23" w15:restartNumberingAfterBreak="0">
     <w:nsid w:val="631E3E82"/>
     <w:multiLevelType w:val="hybridMultilevel"/>
     <w:tmpl w:val="5FC0E452"/>
@@ -23604,7 +23919,120 @@
       </w:rPr>
     </w:lvl>
   </w:abstractNum>
-  <w:abstractNum w:abstractNumId="21" w15:restartNumberingAfterBreak="0">
+  <w:abstractNum w:abstractNumId="24" w15:restartNumberingAfterBreak="0">
+    <w:nsid w:val="64F549C6"/>
+    <w:multiLevelType w:val="hybridMultilevel"/>
+    <w:tmpl w:val="E8EEA84E"/>
+    <w:lvl w:ilvl="0" w:tplc="45CE5A24">
+      <w:start w:val="1"/>
+      <w:numFmt w:val="bullet"/>
+      <w:lvlText w:val="-"/>
+      <w:lvlJc w:val="center"/>
+      <w:pPr>
+        <w:ind w:left="1713" w:hanging="360"/>
+      </w:pPr>
+      <w:rPr>
+        <w:rFonts w:ascii="Times New Roman" w:hAnsi="Times New Roman" w:cs="Times New Roman" w:hint="default"/>
+      </w:rPr>
+    </w:lvl>
+    <w:lvl w:ilvl="1" w:tplc="04190003" w:tentative="1">
+      <w:start w:val="1"/>
+      <w:numFmt w:val="bullet"/>
+      <w:lvlText w:val="o"/>
+      <w:lvlJc w:val="left"/>
+      <w:pPr>
+        <w:ind w:left="2433" w:hanging="360"/>
+      </w:pPr>
+      <w:rPr>
+        <w:rFonts w:ascii="Courier New" w:hAnsi="Courier New" w:cs="Courier New" w:hint="default"/>
+      </w:rPr>
+    </w:lvl>
+    <w:lvl w:ilvl="2" w:tplc="04190005" w:tentative="1">
+      <w:start w:val="1"/>
+      <w:numFmt w:val="bullet"/>
+      <w:lvlText w:val=""/>
+      <w:lvlJc w:val="left"/>
+      <w:pPr>
+        <w:ind w:left="3153" w:hanging="360"/>
+      </w:pPr>
+      <w:rPr>
+        <w:rFonts w:ascii="Wingdings" w:hAnsi="Wingdings" w:hint="default"/>
+      </w:rPr>
+    </w:lvl>
+    <w:lvl w:ilvl="3" w:tplc="04190001" w:tentative="1">
+      <w:start w:val="1"/>
+      <w:numFmt w:val="bullet"/>
+      <w:lvlText w:val=""/>
+      <w:lvlJc w:val="left"/>
+      <w:pPr>
+        <w:ind w:left="3873" w:hanging="360"/>
+      </w:pPr>
+      <w:rPr>
+        <w:rFonts w:ascii="Symbol" w:hAnsi="Symbol" w:hint="default"/>
+      </w:rPr>
+    </w:lvl>
+    <w:lvl w:ilvl="4" w:tplc="04190003" w:tentative="1">
+      <w:start w:val="1"/>
+      <w:numFmt w:val="bullet"/>
+      <w:lvlText w:val="o"/>
+      <w:lvlJc w:val="left"/>
+      <w:pPr>
+        <w:ind w:left="4593" w:hanging="360"/>
+      </w:pPr>
+      <w:rPr>
+        <w:rFonts w:ascii="Courier New" w:hAnsi="Courier New" w:cs="Courier New" w:hint="default"/>
+      </w:rPr>
+    </w:lvl>
+    <w:lvl w:ilvl="5" w:tplc="04190005" w:tentative="1">
+      <w:start w:val="1"/>
+      <w:numFmt w:val="bullet"/>
+      <w:lvlText w:val=""/>
+      <w:lvlJc w:val="left"/>
+      <w:pPr>
+        <w:ind w:left="5313" w:hanging="360"/>
+      </w:pPr>
+      <w:rPr>
+        <w:rFonts w:ascii="Wingdings" w:hAnsi="Wingdings" w:hint="default"/>
+      </w:rPr>
+    </w:lvl>
+    <w:lvl w:ilvl="6" w:tplc="04190001" w:tentative="1">
+      <w:start w:val="1"/>
+      <w:numFmt w:val="bullet"/>
+      <w:lvlText w:val=""/>
+      <w:lvlJc w:val="left"/>
+      <w:pPr>
+        <w:ind w:left="6033" w:hanging="360"/>
+      </w:pPr>
+      <w:rPr>
+        <w:rFonts w:ascii="Symbol" w:hAnsi="Symbol" w:hint="default"/>
+      </w:rPr>
+    </w:lvl>
+    <w:lvl w:ilvl="7" w:tplc="04190003" w:tentative="1">
+      <w:start w:val="1"/>
+      <w:numFmt w:val="bullet"/>
+      <w:lvlText w:val="o"/>
+      <w:lvlJc w:val="left"/>
+      <w:pPr>
+        <w:ind w:left="6753" w:hanging="360"/>
+      </w:pPr>
+      <w:rPr>
+        <w:rFonts w:ascii="Courier New" w:hAnsi="Courier New" w:cs="Courier New" w:hint="default"/>
+      </w:rPr>
+    </w:lvl>
+    <w:lvl w:ilvl="8" w:tplc="04190005" w:tentative="1">
+      <w:start w:val="1"/>
+      <w:numFmt w:val="bullet"/>
+      <w:lvlText w:val=""/>
+      <w:lvlJc w:val="left"/>
+      <w:pPr>
+        <w:ind w:left="7473" w:hanging="360"/>
+      </w:pPr>
+      <w:rPr>
+        <w:rFonts w:ascii="Wingdings" w:hAnsi="Wingdings" w:hint="default"/>
+      </w:rPr>
+    </w:lvl>
+  </w:abstractNum>
+  <w:abstractNum w:abstractNumId="25" w15:restartNumberingAfterBreak="0">
     <w:nsid w:val="683930B8"/>
     <w:multiLevelType w:val="hybridMultilevel"/>
     <w:tmpl w:val="683C5062"/>
@@ -23717,7 +24145,7 @@
       </w:rPr>
     </w:lvl>
   </w:abstractNum>
-  <w:abstractNum w:abstractNumId="22" w15:restartNumberingAfterBreak="0">
+  <w:abstractNum w:abstractNumId="26" w15:restartNumberingAfterBreak="0">
     <w:nsid w:val="687C1A7A"/>
     <w:multiLevelType w:val="hybridMultilevel"/>
     <w:tmpl w:val="EED29548"/>
@@ -23830,7 +24258,7 @@
       </w:rPr>
     </w:lvl>
   </w:abstractNum>
-  <w:abstractNum w:abstractNumId="23" w15:restartNumberingAfterBreak="0">
+  <w:abstractNum w:abstractNumId="27" w15:restartNumberingAfterBreak="0">
     <w:nsid w:val="6F1D72BC"/>
     <w:multiLevelType w:val="hybridMultilevel"/>
     <w:tmpl w:val="D5A23A40"/>
@@ -23943,7 +24371,7 @@
       </w:rPr>
     </w:lvl>
   </w:abstractNum>
-  <w:abstractNum w:abstractNumId="24" w15:restartNumberingAfterBreak="0">
+  <w:abstractNum w:abstractNumId="28" w15:restartNumberingAfterBreak="0">
     <w:nsid w:val="7DE62D9E"/>
     <w:multiLevelType w:val="hybridMultilevel"/>
     <w:tmpl w:val="8202E520"/>
@@ -24057,79 +24485,91 @@
     </w:lvl>
   </w:abstractNum>
   <w:num w:numId="1">
-    <w:abstractNumId w:val="16"/>
+    <w:abstractNumId w:val="18"/>
   </w:num>
   <w:num w:numId="2">
     <w:abstractNumId w:val="3"/>
   </w:num>
   <w:num w:numId="3">
-    <w:abstractNumId w:val="13"/>
+    <w:abstractNumId w:val="15"/>
   </w:num>
   <w:num w:numId="4">
+    <w:abstractNumId w:val="10"/>
+  </w:num>
+  <w:num w:numId="5">
+    <w:abstractNumId w:val="19"/>
+  </w:num>
+  <w:num w:numId="6">
     <w:abstractNumId w:val="8"/>
   </w:num>
-  <w:num w:numId="5">
-    <w:abstractNumId w:val="17"/>
-  </w:num>
-  <w:num w:numId="6">
-    <w:abstractNumId w:val="7"/>
-  </w:num>
   <w:num w:numId="7">
-    <w:abstractNumId w:val="18"/>
+    <w:abstractNumId w:val="21"/>
   </w:num>
   <w:num w:numId="8">
     <w:abstractNumId w:val="2"/>
   </w:num>
   <w:num w:numId="9">
-    <w:abstractNumId w:val="23"/>
+    <w:abstractNumId w:val="27"/>
   </w:num>
   <w:num w:numId="10">
+    <w:abstractNumId w:val="14"/>
+  </w:num>
+  <w:num w:numId="11">
+    <w:abstractNumId w:val="25"/>
+  </w:num>
+  <w:num w:numId="12">
     <w:abstractNumId w:val="12"/>
   </w:num>
-  <w:num w:numId="11">
-    <w:abstractNumId w:val="21"/>
-  </w:num>
-  <w:num w:numId="12">
-    <w:abstractNumId w:val="10"/>
-  </w:num>
   <w:num w:numId="13">
-    <w:abstractNumId w:val="19"/>
+    <w:abstractNumId w:val="22"/>
   </w:num>
   <w:num w:numId="14">
     <w:abstractNumId w:val="1"/>
   </w:num>
   <w:num w:numId="15">
-    <w:abstractNumId w:val="20"/>
+    <w:abstractNumId w:val="23"/>
   </w:num>
   <w:num w:numId="16">
+    <w:abstractNumId w:val="13"/>
+  </w:num>
+  <w:num w:numId="17">
+    <w:abstractNumId w:val="6"/>
+  </w:num>
+  <w:num w:numId="18">
+    <w:abstractNumId w:val="28"/>
+  </w:num>
+  <w:num w:numId="19">
+    <w:abstractNumId w:val="7"/>
+  </w:num>
+  <w:num w:numId="20">
+    <w:abstractNumId w:val="17"/>
+  </w:num>
+  <w:num w:numId="21">
     <w:abstractNumId w:val="11"/>
   </w:num>
-  <w:num w:numId="17">
-    <w:abstractNumId w:val="5"/>
-  </w:num>
-  <w:num w:numId="18">
-    <w:abstractNumId w:val="24"/>
-  </w:num>
-  <w:num w:numId="19">
-    <w:abstractNumId w:val="6"/>
-  </w:num>
-  <w:num w:numId="20">
-    <w:abstractNumId w:val="15"/>
-  </w:num>
-  <w:num w:numId="21">
-    <w:abstractNumId w:val="9"/>
-  </w:num>
   <w:num w:numId="22">
-    <w:abstractNumId w:val="14"/>
+    <w:abstractNumId w:val="16"/>
   </w:num>
   <w:num w:numId="23">
-    <w:abstractNumId w:val="22"/>
+    <w:abstractNumId w:val="26"/>
   </w:num>
   <w:num w:numId="24">
     <w:abstractNumId w:val="0"/>
   </w:num>
   <w:num w:numId="25">
     <w:abstractNumId w:val="4"/>
+  </w:num>
+  <w:num w:numId="26">
+    <w:abstractNumId w:val="24"/>
+  </w:num>
+  <w:num w:numId="27">
+    <w:abstractNumId w:val="20"/>
+  </w:num>
+  <w:num w:numId="28">
+    <w:abstractNumId w:val="9"/>
+  </w:num>
+  <w:num w:numId="29">
+    <w:abstractNumId w:val="5"/>
   </w:num>
   <w:numIdMacAtCleanup w:val="15"/>
 </w:numbering>
@@ -25710,7 +26150,7 @@
 </file>
 
 <file path=customXml/itemProps1.xml><?xml version="1.0" encoding="utf-8"?>
-<ds:datastoreItem xmlns:ds="http://schemas.openxmlformats.org/officeDocument/2006/customXml" ds:itemID="{3A1473FE-D516-4F20-BC98-615F500898C7}">
+<ds:datastoreItem xmlns:ds="http://schemas.openxmlformats.org/officeDocument/2006/customXml" ds:itemID="{4F63BCDE-C8BB-4C1D-80B5-99984604B329}">
   <ds:schemaRefs>
     <ds:schemaRef ds:uri="http://schemas.openxmlformats.org/officeDocument/2006/bibliography"/>
   </ds:schemaRefs>

--- a/джава курсовой опросы.docx
+++ b/джава курсовой опросы.docx
@@ -2273,6 +2273,48 @@
           <w:lang w:val="ru-RU"/>
         </w:rPr>
       </w:pPr>
+      <w:hyperlink w:anchor="попуск32" w:history="1">
+        <w:r>
+          <w:rPr>
+            <w:rStyle w:val="af4"/>
+            <w:color w:val="auto"/>
+            <w:u w:val="none"/>
+            <w:lang w:val="ru-RU"/>
+          </w:rPr>
+          <w:t>Выбор и обоснование технологического стека</w:t>
+        </w:r>
+      </w:hyperlink>
+      <w:r>
+        <w:rPr>
+          <w:lang w:val="ru-RU"/>
+        </w:rPr>
+        <w:tab/>
+      </w:r>
+      <w:r>
+        <w:rPr>
+          <w:lang w:val="ru-RU"/>
+        </w:rPr>
+        <w:t>9</w:t>
+      </w:r>
+    </w:p>
+    <w:p>
+      <w:pPr>
+        <w:pStyle w:val="a1"/>
+        <w:numPr>
+          <w:ilvl w:val="1"/>
+          <w:numId w:val="1"/>
+        </w:numPr>
+        <w:tabs>
+          <w:tab w:val="left" w:pos="567"/>
+          <w:tab w:val="right" w:leader="dot" w:pos="10063"/>
+        </w:tabs>
+        <w:spacing w:line="360" w:lineRule="auto"/>
+        <w:ind w:left="709" w:right="170"/>
+        <w:rPr>
+          <w:szCs w:val="28"/>
+          <w:lang w:val="ru-RU"/>
+        </w:rPr>
+      </w:pPr>
       <w:hyperlink w:anchor="попуск13" w:history="1">
         <w:r>
           <w:rPr>
@@ -2282,7 +2324,7 @@
             <w:u w:val="none"/>
             <w:lang w:val="ru-RU"/>
           </w:rPr>
-          <w:t>Функциональные требования к системе</w:t>
+          <w:t>Архитектура системы</w:t>
         </w:r>
       </w:hyperlink>
       <w:r>
@@ -2349,7 +2391,7 @@
           <w:szCs w:val="28"/>
           <w:lang w:val="ru-RU"/>
         </w:rPr>
-        <w:t>2</w:t>
+        <w:t>3</w:t>
       </w:r>
     </w:p>
     <w:bookmarkStart w:id="1" w:name="_Ref119267208"/>
@@ -2424,7 +2466,7 @@
           <w:szCs w:val="28"/>
           <w:lang w:val="ru-RU"/>
         </w:rPr>
-        <w:t>4</w:t>
+        <w:t>5</w:t>
       </w:r>
     </w:p>
     <w:p>
@@ -2467,7 +2509,7 @@
         <w:rPr>
           <w:lang w:val="ru-RU"/>
         </w:rPr>
-        <w:t>4</w:t>
+        <w:t>5</w:t>
       </w:r>
     </w:p>
     <w:p>
@@ -2509,7 +2551,13 @@
         <w:rPr>
           <w:lang w:val="ru-RU"/>
         </w:rPr>
-        <w:t>19</w:t>
+        <w:t>2</w:t>
+      </w:r>
+      <w:r>
+        <w:rPr>
+          <w:lang w:val="ru-RU"/>
+        </w:rPr>
+        <w:t>1</w:t>
       </w:r>
     </w:p>
     <w:p>
@@ -2571,7 +2619,7 @@
           <w:szCs w:val="28"/>
           <w:lang w:val="ru-RU"/>
         </w:rPr>
-        <w:t>3</w:t>
+        <w:t>4</w:t>
       </w:r>
     </w:p>
     <w:p>
@@ -2619,50 +2667,7 @@
         <w:rPr>
           <w:lang w:val="ru-RU"/>
         </w:rPr>
-        <w:t>3</w:t>
-      </w:r>
-    </w:p>
-    <w:p>
-      <w:pPr>
-        <w:pStyle w:val="a1"/>
-        <w:numPr>
-          <w:ilvl w:val="1"/>
-          <w:numId w:val="1"/>
-        </w:numPr>
-        <w:tabs>
-          <w:tab w:val="left" w:pos="567"/>
-          <w:tab w:val="right" w:leader="dot" w:pos="10063"/>
-        </w:tabs>
-        <w:spacing w:line="360" w:lineRule="auto"/>
-        <w:ind w:left="709" w:right="170"/>
-        <w:rPr>
-          <w:szCs w:val="28"/>
-          <w:lang w:val="ru-RU"/>
-        </w:rPr>
-      </w:pPr>
-      <w:hyperlink w:anchor="попуск32" w:history="1">
-        <w:r>
-          <w:rPr>
-            <w:rStyle w:val="af4"/>
-            <w:color w:val="auto"/>
-            <w:u w:val="none"/>
-            <w:lang w:val="ru-RU"/>
-          </w:rPr>
-          <w:t>Выбор и обоснование технологического стека</w:t>
-        </w:r>
-      </w:hyperlink>
-      <w:r>
-        <w:rPr>
-          <w:lang w:val="ru-RU"/>
-        </w:rPr>
-        <w:tab/>
-        <w:t>2</w:t>
-      </w:r>
-      <w:r>
-        <w:rPr>
-          <w:lang w:val="ru-RU"/>
-        </w:rPr>
-        <w:t>5</w:t>
+        <w:t>4</w:t>
       </w:r>
     </w:p>
     <w:p>
@@ -3352,7 +3357,7 @@
           <w:tab w:val="clear" w:pos="1560"/>
           <w:tab w:val="left" w:pos="1134"/>
         </w:tabs>
-        <w:ind w:left="992" w:firstLine="0"/>
+        <w:ind w:left="284" w:firstLine="709"/>
       </w:pPr>
       <w:r>
         <w:t>и</w:t>
@@ -3375,7 +3380,7 @@
           <w:tab w:val="clear" w:pos="1560"/>
           <w:tab w:val="left" w:pos="1134"/>
         </w:tabs>
-        <w:ind w:left="992" w:firstLine="0"/>
+        <w:ind w:left="284" w:firstLine="709"/>
       </w:pPr>
       <w:r>
         <w:t>р</w:t>
@@ -3398,7 +3403,7 @@
           <w:tab w:val="clear" w:pos="1560"/>
           <w:tab w:val="left" w:pos="1134"/>
         </w:tabs>
-        <w:ind w:left="992" w:firstLine="0"/>
+        <w:ind w:left="284" w:firstLine="709"/>
       </w:pPr>
       <w:r>
         <w:t>р</w:t>
@@ -3429,7 +3434,7 @@
           <w:tab w:val="clear" w:pos="1560"/>
           <w:tab w:val="left" w:pos="1134"/>
         </w:tabs>
-        <w:ind w:left="992" w:firstLine="0"/>
+        <w:ind w:left="284" w:firstLine="709"/>
       </w:pPr>
       <w:r>
         <w:t>с</w:t>
@@ -3460,7 +3465,7 @@
           <w:tab w:val="clear" w:pos="1560"/>
           <w:tab w:val="left" w:pos="1134"/>
         </w:tabs>
-        <w:ind w:left="992" w:firstLine="0"/>
+        <w:ind w:left="284" w:firstLine="709"/>
       </w:pPr>
       <w:r>
         <w:t>т</w:t>
@@ -3642,7 +3647,10 @@
       </w:r>
       <w:proofErr w:type="spellEnd"/>
       <w:r>
-        <w:t>) с использованием паттернов проектирования и реализовать бизнес-логику.</w:t>
+        <w:t>) с использованием паттернов проектирования и реализовать бизнес-логику</w:t>
+      </w:r>
+      <w:r>
+        <w:t>;</w:t>
       </w:r>
     </w:p>
     <w:p>
@@ -5358,7 +5366,743 @@
       <w:pPr>
         <w:pStyle w:val="a"/>
       </w:pPr>
-      <w:bookmarkStart w:id="14" w:name="попуск13"/>
+      <w:bookmarkStart w:id="14" w:name="попуск32"/>
+      <w:r>
+        <w:t>Выбор и обоснование технологического стека</w:t>
+      </w:r>
+    </w:p>
+    <w:p>
+      <w:pPr>
+        <w:rPr>
+          <w:lang w:val="ru-RU"/>
+        </w:rPr>
+      </w:pPr>
+    </w:p>
+    <w:bookmarkEnd w:id="14"/>
+    <w:p>
+      <w:pPr>
+        <w:pStyle w:val="TableParagraph"/>
+        <w:spacing w:line="360" w:lineRule="auto"/>
+        <w:ind w:left="284" w:right="170" w:firstLine="709"/>
+        <w:jc w:val="both"/>
+        <w:rPr>
+          <w:sz w:val="28"/>
+        </w:rPr>
+      </w:pPr>
+      <w:r>
+        <w:rPr>
+          <w:sz w:val="28"/>
+        </w:rPr>
+        <w:t xml:space="preserve">Для реализации серверной части приложения был выбран язык программирования </w:t>
+      </w:r>
+      <w:proofErr w:type="spellStart"/>
+      <w:r>
+        <w:rPr>
+          <w:sz w:val="28"/>
+        </w:rPr>
+        <w:t>Java</w:t>
+      </w:r>
+      <w:proofErr w:type="spellEnd"/>
+      <w:r>
+        <w:rPr>
+          <w:sz w:val="28"/>
+        </w:rPr>
+        <w:t xml:space="preserve"> 17</w:t>
+      </w:r>
+      <w:hyperlink w:anchor="ермаков_жава" w:history="1">
+        <w:r>
+          <w:rPr>
+            <w:rStyle w:val="af4"/>
+            <w:sz w:val="28"/>
+          </w:rPr>
+          <w:t>[1]</w:t>
+        </w:r>
+      </w:hyperlink>
+      <w:r>
+        <w:rPr>
+          <w:sz w:val="28"/>
+        </w:rPr>
+        <w:t xml:space="preserve"> и фреймворк </w:t>
+      </w:r>
+      <w:proofErr w:type="spellStart"/>
+      <w:r>
+        <w:rPr>
+          <w:sz w:val="28"/>
+        </w:rPr>
+        <w:t>Spring</w:t>
+      </w:r>
+      <w:proofErr w:type="spellEnd"/>
+      <w:r>
+        <w:rPr>
+          <w:sz w:val="28"/>
+        </w:rPr>
+        <w:t xml:space="preserve"> </w:t>
+      </w:r>
+      <w:proofErr w:type="spellStart"/>
+      <w:r>
+        <w:rPr>
+          <w:sz w:val="28"/>
+        </w:rPr>
+        <w:t>Boot</w:t>
+      </w:r>
+      <w:proofErr w:type="spellEnd"/>
+      <w:r>
+        <w:rPr>
+          <w:sz w:val="28"/>
+        </w:rPr>
+        <w:t xml:space="preserve"> 3. Данный выбор обусловлен необходимостью создания масштабируемого и безопасного приложения с использованием современных стандартов разработки. Основными компонентами технологического стека стали</w:t>
+      </w:r>
+    </w:p>
+    <w:p>
+      <w:pPr>
+        <w:pStyle w:val="TableParagraph"/>
+        <w:spacing w:line="360" w:lineRule="auto"/>
+        <w:ind w:left="284" w:right="170" w:firstLine="709"/>
+        <w:jc w:val="both"/>
+        <w:rPr>
+          <w:sz w:val="28"/>
+        </w:rPr>
+      </w:pPr>
+      <w:r>
+        <w:rPr>
+          <w:sz w:val="28"/>
+        </w:rPr>
+        <w:t>1</w:t>
+      </w:r>
+      <w:r>
+        <w:rPr>
+          <w:sz w:val="28"/>
+        </w:rPr>
+        <w:t>.</w:t>
+      </w:r>
+      <w:r>
+        <w:rPr>
+          <w:sz w:val="28"/>
+        </w:rPr>
+        <w:t>3</w:t>
+      </w:r>
+      <w:r>
+        <w:rPr>
+          <w:sz w:val="28"/>
+        </w:rPr>
+        <w:t xml:space="preserve">.1 </w:t>
+      </w:r>
+      <w:r>
+        <w:rPr>
+          <w:sz w:val="28"/>
+          <w:lang w:val="en-US"/>
+        </w:rPr>
+        <w:t>Spring</w:t>
+      </w:r>
+      <w:r>
+        <w:rPr>
+          <w:sz w:val="28"/>
+        </w:rPr>
+        <w:t xml:space="preserve"> </w:t>
+      </w:r>
+      <w:r>
+        <w:rPr>
+          <w:sz w:val="28"/>
+          <w:lang w:val="en-US"/>
+        </w:rPr>
+        <w:t>Data</w:t>
+      </w:r>
+      <w:r>
+        <w:rPr>
+          <w:sz w:val="28"/>
+        </w:rPr>
+        <w:t xml:space="preserve"> </w:t>
+      </w:r>
+      <w:r>
+        <w:rPr>
+          <w:sz w:val="28"/>
+          <w:lang w:val="en-US"/>
+        </w:rPr>
+        <w:t>JPA</w:t>
+      </w:r>
+      <w:r>
+        <w:rPr>
+          <w:sz w:val="28"/>
+        </w:rPr>
+        <w:t xml:space="preserve"> </w:t>
+      </w:r>
+      <w:r>
+        <w:rPr>
+          <w:sz w:val="28"/>
+        </w:rPr>
+        <w:t>и</w:t>
+      </w:r>
+      <w:r>
+        <w:rPr>
+          <w:sz w:val="28"/>
+        </w:rPr>
+        <w:t xml:space="preserve"> </w:t>
+      </w:r>
+      <w:r>
+        <w:rPr>
+          <w:sz w:val="28"/>
+          <w:lang w:val="en-US"/>
+        </w:rPr>
+        <w:t>Hibernate</w:t>
+      </w:r>
+      <w:r>
+        <w:rPr>
+          <w:sz w:val="28"/>
+        </w:rPr>
+        <w:t xml:space="preserve"> 6</w:t>
+      </w:r>
+    </w:p>
+    <w:p>
+      <w:pPr>
+        <w:pStyle w:val="TableParagraph"/>
+        <w:spacing w:line="360" w:lineRule="auto"/>
+        <w:ind w:left="284" w:right="170" w:firstLine="709"/>
+        <w:jc w:val="both"/>
+        <w:rPr>
+          <w:sz w:val="28"/>
+        </w:rPr>
+      </w:pPr>
+      <w:r>
+        <w:rPr>
+          <w:sz w:val="28"/>
+        </w:rPr>
+        <w:t>В отличие от классического подхода с ручным управлением JDBC-соединениями, использование ORM-решения (</w:t>
+      </w:r>
+      <w:proofErr w:type="spellStart"/>
+      <w:r>
+        <w:rPr>
+          <w:sz w:val="28"/>
+        </w:rPr>
+        <w:t>Object-Relational</w:t>
+      </w:r>
+      <w:proofErr w:type="spellEnd"/>
+      <w:r>
+        <w:rPr>
+          <w:sz w:val="28"/>
+        </w:rPr>
+        <w:t xml:space="preserve"> </w:t>
+      </w:r>
+      <w:proofErr w:type="spellStart"/>
+      <w:r>
+        <w:rPr>
+          <w:sz w:val="28"/>
+        </w:rPr>
+        <w:t>Mapping</w:t>
+      </w:r>
+      <w:proofErr w:type="spellEnd"/>
+      <w:r>
+        <w:rPr>
+          <w:sz w:val="28"/>
+        </w:rPr>
+        <w:t xml:space="preserve">) позволило автоматически сопоставлять </w:t>
+      </w:r>
+      <w:proofErr w:type="spellStart"/>
+      <w:r>
+        <w:rPr>
+          <w:sz w:val="28"/>
+        </w:rPr>
+        <w:t>Java</w:t>
+      </w:r>
+      <w:proofErr w:type="spellEnd"/>
+      <w:r>
+        <w:rPr>
+          <w:sz w:val="28"/>
+        </w:rPr>
+        <w:t xml:space="preserve">-классы с таблицами в БД </w:t>
+      </w:r>
+      <w:proofErr w:type="spellStart"/>
+      <w:r>
+        <w:rPr>
+          <w:sz w:val="28"/>
+        </w:rPr>
+        <w:t>Firebird</w:t>
+      </w:r>
+      <w:proofErr w:type="spellEnd"/>
+      <w:r>
+        <w:rPr>
+          <w:sz w:val="28"/>
+        </w:rPr>
+        <w:t xml:space="preserve">. Нюансом разработки стала настройка </w:t>
+      </w:r>
+      <w:proofErr w:type="spellStart"/>
+      <w:r>
+        <w:rPr>
+          <w:sz w:val="28"/>
+        </w:rPr>
+        <w:t>Hibernate</w:t>
+      </w:r>
+      <w:proofErr w:type="spellEnd"/>
+      <w:r>
+        <w:rPr>
+          <w:sz w:val="28"/>
+        </w:rPr>
+        <w:t xml:space="preserve"> </w:t>
+      </w:r>
+      <w:proofErr w:type="spellStart"/>
+      <w:r>
+        <w:rPr>
+          <w:sz w:val="28"/>
+        </w:rPr>
+        <w:t>Community</w:t>
+      </w:r>
+      <w:proofErr w:type="spellEnd"/>
+      <w:r>
+        <w:rPr>
+          <w:sz w:val="28"/>
+        </w:rPr>
+        <w:t xml:space="preserve"> </w:t>
+      </w:r>
+      <w:proofErr w:type="spellStart"/>
+      <w:r>
+        <w:rPr>
+          <w:sz w:val="28"/>
+        </w:rPr>
+        <w:t>Dialects</w:t>
+      </w:r>
+      <w:proofErr w:type="spellEnd"/>
+      <w:r>
+        <w:rPr>
+          <w:sz w:val="28"/>
+        </w:rPr>
+        <w:t xml:space="preserve">, так как </w:t>
+      </w:r>
+      <w:proofErr w:type="spellStart"/>
+      <w:r>
+        <w:rPr>
+          <w:sz w:val="28"/>
+        </w:rPr>
+        <w:t>Firebird</w:t>
+      </w:r>
+      <w:proofErr w:type="spellEnd"/>
+      <w:r>
+        <w:rPr>
+          <w:sz w:val="28"/>
+        </w:rPr>
+        <w:t xml:space="preserve"> требует специфической обработки диалектов для корректной работы генерации ID и работы с типами данных BLOB.</w:t>
+      </w:r>
+    </w:p>
+    <w:p>
+      <w:pPr>
+        <w:pStyle w:val="TableParagraph"/>
+        <w:spacing w:line="360" w:lineRule="auto"/>
+        <w:ind w:left="284" w:right="170" w:firstLine="709"/>
+        <w:jc w:val="both"/>
+        <w:rPr>
+          <w:sz w:val="28"/>
+        </w:rPr>
+      </w:pPr>
+    </w:p>
+    <w:p>
+      <w:pPr>
+        <w:pStyle w:val="TableParagraph"/>
+        <w:spacing w:line="360" w:lineRule="auto"/>
+        <w:ind w:left="284" w:right="170" w:firstLine="709"/>
+        <w:jc w:val="both"/>
+        <w:rPr>
+          <w:sz w:val="28"/>
+        </w:rPr>
+      </w:pPr>
+      <w:r>
+        <w:rPr>
+          <w:sz w:val="28"/>
+        </w:rPr>
+        <w:lastRenderedPageBreak/>
+        <w:t>1</w:t>
+      </w:r>
+      <w:r>
+        <w:rPr>
+          <w:sz w:val="28"/>
+        </w:rPr>
+        <w:t>.</w:t>
+      </w:r>
+      <w:r>
+        <w:rPr>
+          <w:sz w:val="28"/>
+        </w:rPr>
+        <w:t>3</w:t>
+      </w:r>
+      <w:r>
+        <w:rPr>
+          <w:sz w:val="28"/>
+        </w:rPr>
+        <w:t>.</w:t>
+      </w:r>
+      <w:r>
+        <w:rPr>
+          <w:sz w:val="28"/>
+        </w:rPr>
+        <w:t xml:space="preserve">2 </w:t>
+      </w:r>
+      <w:proofErr w:type="spellStart"/>
+      <w:r>
+        <w:rPr>
+          <w:sz w:val="28"/>
+        </w:rPr>
+        <w:t>Spring</w:t>
+      </w:r>
+      <w:proofErr w:type="spellEnd"/>
+      <w:r>
+        <w:rPr>
+          <w:sz w:val="28"/>
+        </w:rPr>
+        <w:t xml:space="preserve"> </w:t>
+      </w:r>
+      <w:proofErr w:type="spellStart"/>
+      <w:r>
+        <w:rPr>
+          <w:sz w:val="28"/>
+        </w:rPr>
+        <w:t>Security</w:t>
+      </w:r>
+      <w:proofErr w:type="spellEnd"/>
+    </w:p>
+    <w:p>
+      <w:pPr>
+        <w:pStyle w:val="TableParagraph"/>
+        <w:spacing w:line="360" w:lineRule="auto"/>
+        <w:ind w:left="284" w:right="170" w:firstLine="709"/>
+        <w:jc w:val="both"/>
+        <w:rPr>
+          <w:sz w:val="28"/>
+        </w:rPr>
+      </w:pPr>
+      <w:r>
+        <w:rPr>
+          <w:sz w:val="28"/>
+        </w:rPr>
+        <w:t xml:space="preserve">Для защиты пользовательских данных и разграничения прав доступа (администратор/пользователь) была внедрена подсистема безопасности. Она реализует механизмы аутентификации через сессии и обеспечивает надежное хранение паролей с использованием алгоритма хеширования </w:t>
+      </w:r>
+      <w:proofErr w:type="spellStart"/>
+      <w:r>
+        <w:rPr>
+          <w:sz w:val="28"/>
+        </w:rPr>
+        <w:t>BCrypt</w:t>
+      </w:r>
+      <w:proofErr w:type="spellEnd"/>
+      <w:r>
+        <w:rPr>
+          <w:sz w:val="28"/>
+        </w:rPr>
+        <w:t>, что исключает компрометацию данных даже при прямом доступе к базе данных.</w:t>
+      </w:r>
+    </w:p>
+    <w:p>
+      <w:pPr>
+        <w:pStyle w:val="TableParagraph"/>
+        <w:spacing w:line="360" w:lineRule="auto"/>
+        <w:ind w:left="284" w:right="170" w:firstLine="709"/>
+        <w:jc w:val="both"/>
+        <w:rPr>
+          <w:sz w:val="28"/>
+        </w:rPr>
+      </w:pPr>
+      <w:r>
+        <w:rPr>
+          <w:sz w:val="28"/>
+        </w:rPr>
+        <w:t>1.</w:t>
+      </w:r>
+      <w:r>
+        <w:rPr>
+          <w:sz w:val="28"/>
+        </w:rPr>
+        <w:t>3</w:t>
+      </w:r>
+      <w:r>
+        <w:rPr>
+          <w:sz w:val="28"/>
+        </w:rPr>
+        <w:t>.</w:t>
+      </w:r>
+      <w:r>
+        <w:rPr>
+          <w:sz w:val="28"/>
+        </w:rPr>
+        <w:t xml:space="preserve">3 </w:t>
+      </w:r>
+      <w:proofErr w:type="spellStart"/>
+      <w:r>
+        <w:rPr>
+          <w:sz w:val="28"/>
+        </w:rPr>
+        <w:t>Thymeleaf</w:t>
+      </w:r>
+      <w:proofErr w:type="spellEnd"/>
+    </w:p>
+    <w:p>
+      <w:pPr>
+        <w:pStyle w:val="TableParagraph"/>
+        <w:spacing w:line="360" w:lineRule="auto"/>
+        <w:ind w:left="284" w:right="170" w:firstLine="709"/>
+        <w:jc w:val="both"/>
+        <w:rPr>
+          <w:sz w:val="28"/>
+        </w:rPr>
+      </w:pPr>
+      <w:r>
+        <w:rPr>
+          <w:sz w:val="28"/>
+        </w:rPr>
+        <w:t xml:space="preserve">В качестве движка представлений был выбран серверный </w:t>
+      </w:r>
+      <w:proofErr w:type="spellStart"/>
+      <w:r>
+        <w:rPr>
+          <w:sz w:val="28"/>
+        </w:rPr>
+        <w:t>шаблонизатор</w:t>
+      </w:r>
+      <w:proofErr w:type="spellEnd"/>
+      <w:r>
+        <w:rPr>
+          <w:sz w:val="28"/>
+        </w:rPr>
+        <w:t xml:space="preserve"> </w:t>
+      </w:r>
+      <w:proofErr w:type="spellStart"/>
+      <w:r>
+        <w:rPr>
+          <w:sz w:val="28"/>
+        </w:rPr>
+        <w:t>Thymeleaf</w:t>
+      </w:r>
+      <w:proofErr w:type="spellEnd"/>
+      <w:r>
+        <w:rPr>
+          <w:sz w:val="28"/>
+        </w:rPr>
+        <w:t>. Его преимущество заключается в возможности создания «натуральных» шаблонов, которые остаются валидными HTML-файлами. Это упростило верстку интерфейса и позволило динамически отображать сложные структуры данных, такие как матрицы вопросов или результаты опросов в виде графиков.</w:t>
+      </w:r>
+    </w:p>
+    <w:p>
+      <w:pPr>
+        <w:pStyle w:val="TableParagraph"/>
+        <w:spacing w:line="360" w:lineRule="auto"/>
+        <w:ind w:left="284" w:right="170" w:firstLine="709"/>
+        <w:jc w:val="both"/>
+        <w:rPr>
+          <w:sz w:val="28"/>
+        </w:rPr>
+      </w:pPr>
+      <w:r>
+        <w:rPr>
+          <w:sz w:val="28"/>
+        </w:rPr>
+        <w:t>1.</w:t>
+      </w:r>
+      <w:r>
+        <w:rPr>
+          <w:sz w:val="28"/>
+        </w:rPr>
+        <w:t>3</w:t>
+      </w:r>
+      <w:r>
+        <w:rPr>
+          <w:sz w:val="28"/>
+        </w:rPr>
+        <w:t>.</w:t>
+      </w:r>
+      <w:r>
+        <w:rPr>
+          <w:sz w:val="28"/>
+        </w:rPr>
+        <w:t xml:space="preserve">4 </w:t>
+      </w:r>
+      <w:proofErr w:type="spellStart"/>
+      <w:r>
+        <w:rPr>
+          <w:sz w:val="28"/>
+        </w:rPr>
+        <w:t>Lombok</w:t>
+      </w:r>
+      <w:proofErr w:type="spellEnd"/>
+    </w:p>
+    <w:p>
+      <w:pPr>
+        <w:pStyle w:val="TableParagraph"/>
+        <w:spacing w:line="360" w:lineRule="auto"/>
+        <w:ind w:left="284" w:right="170" w:firstLine="709"/>
+        <w:jc w:val="both"/>
+        <w:rPr>
+          <w:sz w:val="28"/>
+        </w:rPr>
+      </w:pPr>
+      <w:r>
+        <w:rPr>
+          <w:sz w:val="28"/>
+        </w:rPr>
+        <w:t>Библиотека была применена для минимизации «шаблонного» кода (</w:t>
+      </w:r>
+      <w:proofErr w:type="spellStart"/>
+      <w:r>
+        <w:rPr>
+          <w:sz w:val="28"/>
+        </w:rPr>
+        <w:t>boilerplate</w:t>
+      </w:r>
+      <w:proofErr w:type="spellEnd"/>
+      <w:r>
+        <w:rPr>
+          <w:sz w:val="28"/>
+        </w:rPr>
+        <w:t>). С помощью аннотаций @</w:t>
+      </w:r>
+      <w:proofErr w:type="spellStart"/>
+      <w:r>
+        <w:rPr>
+          <w:sz w:val="28"/>
+        </w:rPr>
+        <w:t>Data</w:t>
+      </w:r>
+      <w:proofErr w:type="spellEnd"/>
+      <w:r>
+        <w:rPr>
+          <w:sz w:val="28"/>
+        </w:rPr>
+        <w:t>, @</w:t>
+      </w:r>
+      <w:proofErr w:type="spellStart"/>
+      <w:r>
+        <w:rPr>
+          <w:sz w:val="28"/>
+        </w:rPr>
+        <w:t>NoArgsConstructor</w:t>
+      </w:r>
+      <w:proofErr w:type="spellEnd"/>
+      <w:r>
+        <w:rPr>
+          <w:sz w:val="28"/>
+        </w:rPr>
+        <w:t xml:space="preserve"> и других, удалось значительно сократить объем кода в моделях данных, сделав их более читаемыми и легкими в поддержке.</w:t>
+      </w:r>
+    </w:p>
+    <w:p>
+      <w:pPr>
+        <w:pStyle w:val="TableParagraph"/>
+        <w:spacing w:line="360" w:lineRule="auto"/>
+        <w:ind w:left="284" w:right="170" w:firstLine="709"/>
+        <w:jc w:val="both"/>
+        <w:rPr>
+          <w:sz w:val="28"/>
+        </w:rPr>
+      </w:pPr>
+      <w:r>
+        <w:rPr>
+          <w:sz w:val="28"/>
+        </w:rPr>
+        <w:t>1.</w:t>
+      </w:r>
+      <w:r>
+        <w:rPr>
+          <w:sz w:val="28"/>
+        </w:rPr>
+        <w:t>3</w:t>
+      </w:r>
+      <w:r>
+        <w:rPr>
+          <w:sz w:val="28"/>
+        </w:rPr>
+        <w:t>.</w:t>
+      </w:r>
+      <w:r>
+        <w:rPr>
+          <w:sz w:val="28"/>
+        </w:rPr>
+        <w:t xml:space="preserve">5 Драйвер </w:t>
+      </w:r>
+      <w:proofErr w:type="spellStart"/>
+      <w:r>
+        <w:rPr>
+          <w:sz w:val="28"/>
+        </w:rPr>
+        <w:t>Jaybird</w:t>
+      </w:r>
+      <w:proofErr w:type="spellEnd"/>
+    </w:p>
+    <w:p>
+      <w:pPr>
+        <w:pStyle w:val="TableParagraph"/>
+        <w:spacing w:line="360" w:lineRule="auto"/>
+        <w:ind w:left="284" w:right="170" w:firstLine="709"/>
+        <w:jc w:val="both"/>
+        <w:rPr>
+          <w:sz w:val="28"/>
+        </w:rPr>
+      </w:pPr>
+      <w:r>
+        <w:rPr>
+          <w:sz w:val="28"/>
+        </w:rPr>
+        <w:t xml:space="preserve">Для обеспечения стабильного соединения с СУБД </w:t>
+      </w:r>
+      <w:proofErr w:type="spellStart"/>
+      <w:r>
+        <w:rPr>
+          <w:sz w:val="28"/>
+        </w:rPr>
+        <w:t>Firebird</w:t>
+      </w:r>
+      <w:proofErr w:type="spellEnd"/>
+      <w:r>
+        <w:rPr>
+          <w:sz w:val="28"/>
+        </w:rPr>
+        <w:t xml:space="preserve"> использовался </w:t>
+      </w:r>
+      <w:proofErr w:type="spellStart"/>
+      <w:r>
+        <w:rPr>
+          <w:sz w:val="28"/>
+        </w:rPr>
+        <w:t>нативный</w:t>
+      </w:r>
+      <w:proofErr w:type="spellEnd"/>
+      <w:r>
+        <w:rPr>
+          <w:sz w:val="28"/>
+        </w:rPr>
+        <w:t xml:space="preserve"> JDBC-драйвер </w:t>
+      </w:r>
+      <w:proofErr w:type="spellStart"/>
+      <w:r>
+        <w:rPr>
+          <w:sz w:val="28"/>
+        </w:rPr>
+        <w:t>Jaybird</w:t>
+      </w:r>
+      <w:proofErr w:type="spellEnd"/>
+      <w:r>
+        <w:rPr>
+          <w:sz w:val="28"/>
+        </w:rPr>
+        <w:t xml:space="preserve"> версии 5.0. Он обеспечил поддержку специфических особенностей </w:t>
+      </w:r>
+      <w:proofErr w:type="spellStart"/>
+      <w:r>
+        <w:rPr>
+          <w:sz w:val="28"/>
+        </w:rPr>
+        <w:t>Firebird</w:t>
+      </w:r>
+      <w:proofErr w:type="spellEnd"/>
+      <w:r>
+        <w:rPr>
+          <w:sz w:val="28"/>
+        </w:rPr>
+        <w:t xml:space="preserve"> 3.0+, включая работу с транзакциями и эффективную передачу данных.</w:t>
+      </w:r>
+    </w:p>
+    <w:p>
+      <w:pPr>
+        <w:pStyle w:val="1234"/>
+      </w:pPr>
+    </w:p>
+    <w:p>
+      <w:pPr>
+        <w:pStyle w:val="a"/>
+      </w:pPr>
+      <w:bookmarkStart w:id="15" w:name="попуск13"/>
       <w:r>
         <w:t>Архитектура системы</w:t>
       </w:r>
@@ -5371,7 +6115,7 @@
       </w:pPr>
     </w:p>
     <w:bookmarkEnd w:id="0"/>
-    <w:bookmarkEnd w:id="14"/>
+    <w:bookmarkEnd w:id="15"/>
     <w:p>
       <w:pPr>
         <w:pStyle w:val="1234"/>
@@ -5388,7 +6132,11 @@
       </w:r>
       <w:proofErr w:type="gramEnd"/>
       <w:r>
-        <w:t xml:space="preserve"> программные системы, которые позволяют организовать сбор, хранение и анализ информации от пользователей через интернет. Этот процесс происходит за счет интерактивного взаимодействия пользователя с интерфейсом приложения, который, в свою очередь, обменивается данными с сервером и базой данных. Примером такого сервиса может служить система для проведения онлайн-опросов.</w:t>
+        <w:t xml:space="preserve"> программные системы, которые позволяют организовать сбор, хранение и анализ информации от пользователей через интернет. Этот процесс происходит за счет интерактивного взаимодействия пользователя с интерфейсом приложения, который, в свою очередь, обменивается </w:t>
+      </w:r>
+      <w:r>
+        <w:lastRenderedPageBreak/>
+        <w:t>данными с сервером и базой данных. Примером такого сервиса может служить система для проведения онлайн-опросов.</w:t>
       </w:r>
     </w:p>
     <w:p>
@@ -5457,7 +6205,6 @@
         <w:pStyle w:val="1234"/>
       </w:pPr>
       <w:r>
-        <w:lastRenderedPageBreak/>
         <w:t>Модель (</w:t>
       </w:r>
       <w:proofErr w:type="spellStart"/>
@@ -5490,15 +6237,13 @@
       </w:r>
       <w:proofErr w:type="spellEnd"/>
       <w:r>
-        <w:t>)</w:t>
-      </w:r>
-      <w:proofErr w:type="gramStart"/>
-      <w:r>
-        <w:t>: Отвечает</w:t>
-      </w:r>
-      <w:proofErr w:type="gramEnd"/>
-      <w:r>
-        <w:t xml:space="preserve"> за пользовательский интерфейс. </w:t>
+        <w:t xml:space="preserve">): </w:t>
+      </w:r>
+      <w:r>
+        <w:t>о</w:t>
+      </w:r>
+      <w:r>
+        <w:t xml:space="preserve">твечает за пользовательский интерфейс. </w:t>
       </w:r>
       <w:r>
         <w:t xml:space="preserve">В проекте используются шаблоны </w:t>
@@ -5525,15 +6270,13 @@
       </w:r>
       <w:proofErr w:type="spellEnd"/>
       <w:r>
-        <w:t>)</w:t>
-      </w:r>
-      <w:proofErr w:type="gramStart"/>
-      <w:r>
-        <w:t>: Принимает</w:t>
-      </w:r>
-      <w:proofErr w:type="gramEnd"/>
-      <w:r>
-        <w:t xml:space="preserve"> HTTP-запросы от клиента, обрабатывает их, обращается к модели за данными или для выполнения операций, и возвращает представление пользователю. </w:t>
+        <w:t xml:space="preserve">): </w:t>
+      </w:r>
+      <w:r>
+        <w:t>п</w:t>
+      </w:r>
+      <w:r>
+        <w:t xml:space="preserve">ринимает HTTP-запросы от клиента, обрабатывает их, обращается к модели за данными или для выполнения операций, и возвращает представление пользователю. </w:t>
       </w:r>
     </w:p>
     <w:p>
@@ -5586,7 +6329,7 @@
           <w:rStyle w:val="aff0"/>
         </w:rPr>
       </w:pPr>
-      <w:bookmarkStart w:id="15" w:name="рисунок3"/>
+      <w:bookmarkStart w:id="16" w:name="рисунок3"/>
       <w:r>
         <w:rPr>
           <w:rStyle w:val="aff0"/>
@@ -5640,7 +6383,7 @@
           </wp:inline>
         </w:drawing>
       </w:r>
-      <w:bookmarkEnd w:id="15"/>
+      <w:bookmarkEnd w:id="16"/>
     </w:p>
     <w:p>
       <w:pPr>
@@ -5711,6 +6454,7 @@
         <w:pStyle w:val="1234"/>
       </w:pPr>
       <w:r>
+        <w:lastRenderedPageBreak/>
         <w:t>Жизненный цикл данных в системе опросов можно описать следующими этапами:</w:t>
       </w:r>
     </w:p>
@@ -5753,7 +6497,7 @@
         <w:t>-</w:t>
       </w:r>
       <w:r>
-        <w:t xml:space="preserve"> процесс, в ходе которого разработчик формирует структуру базы данных, реализует бизнес-логику на сервере для управления опросами, пользователями и ответами, а также создает пользовательский интерфейс. С каждым шагом система становится все более функциональной. </w:t>
+        <w:t xml:space="preserve"> процесс, в ходе которого разработчик формирует структуру базы данных, реализует бизнес-логику на сервере для управления опросами, пользователями и ответами, а также создает пользовательский интерфейс. </w:t>
       </w:r>
     </w:p>
     <w:p>
@@ -5770,7 +6514,6 @@
         <w:ind w:left="284" w:firstLine="709"/>
       </w:pPr>
       <w:r>
-        <w:lastRenderedPageBreak/>
         <w:t>э</w:t>
       </w:r>
       <w:r>
@@ -5814,7 +6557,13 @@
         <w:pStyle w:val="1234"/>
       </w:pPr>
       <w:r>
-        <w:t xml:space="preserve">1.3.1 </w:t>
+        <w:t>1.</w:t>
+      </w:r>
+      <w:r>
+        <w:t>4</w:t>
+      </w:r>
+      <w:r>
+        <w:t xml:space="preserve">.1 </w:t>
       </w:r>
       <w:r>
         <w:t>Функциональные требования к системе</w:t>
@@ -5833,7 +6582,13 @@
         <w:pStyle w:val="1234"/>
       </w:pPr>
       <w:r>
-        <w:t xml:space="preserve">1.3.2 </w:t>
+        <w:t>1.</w:t>
+      </w:r>
+      <w:r>
+        <w:t>4</w:t>
+      </w:r>
+      <w:r>
+        <w:t xml:space="preserve">.2 </w:t>
       </w:r>
       <w:r>
         <w:t>Подсистема хранения данных (База данных)</w:t>
@@ -5866,7 +6621,13 @@
         <w:pStyle w:val="1234"/>
       </w:pPr>
       <w:r>
-        <w:t xml:space="preserve">1.3.3 </w:t>
+        <w:t>1.</w:t>
+      </w:r>
+      <w:r>
+        <w:t>4</w:t>
+      </w:r>
+      <w:r>
+        <w:t xml:space="preserve">.3 </w:t>
       </w:r>
       <w:r>
         <w:t>Подсистема бизнес-логики (</w:t>
@@ -5893,7 +6654,13 @@
         <w:pStyle w:val="1234"/>
       </w:pPr>
       <w:r>
-        <w:t xml:space="preserve">1.3.4 </w:t>
+        <w:t>1.</w:t>
+      </w:r>
+      <w:r>
+        <w:t>4</w:t>
+      </w:r>
+      <w:r>
+        <w:t xml:space="preserve">.4 </w:t>
       </w:r>
       <w:r>
         <w:t>Подсистема представления (</w:t>
@@ -5912,6 +6679,7 @@
         <w:pStyle w:val="1234"/>
       </w:pPr>
       <w:r>
+        <w:lastRenderedPageBreak/>
         <w:t xml:space="preserve">В этой подсистеме пользователю предоставляется интерфейс для взаимодействия с системой. Это включает формы для создания опросов, страницы для их прохождения и панели для просмотра результатов. Для наглядной визуализации данных могут использоваться </w:t>
       </w:r>
       <w:proofErr w:type="spellStart"/>
@@ -5928,7 +6696,13 @@
         <w:pStyle w:val="1234"/>
       </w:pPr>
       <w:r>
-        <w:t xml:space="preserve">1.3.5 </w:t>
+        <w:t>1.</w:t>
+      </w:r>
+      <w:r>
+        <w:t>4</w:t>
+      </w:r>
+      <w:r>
+        <w:t xml:space="preserve">.5 </w:t>
       </w:r>
       <w:r>
         <w:t>Регистрация и аутентификация</w:t>
@@ -5939,7 +6713,6 @@
         <w:pStyle w:val="1234"/>
       </w:pPr>
       <w:r>
-        <w:lastRenderedPageBreak/>
         <w:t>Система должна предоставлять возможность для создания новых учетных записей. Процесс регистрации должен запрашивать у пользователя логин и пароль. После успешной регистрации пользователь должен иметь возможность войти в систему (аутентифицироваться) с использованием своих учетных данных. Пароли в базе данных должны храниться в хешированном виде для обеспечения безопасности.</w:t>
       </w:r>
     </w:p>
@@ -5948,7 +6721,13 @@
         <w:pStyle w:val="1234"/>
       </w:pPr>
       <w:r>
-        <w:t xml:space="preserve">1.3.6 </w:t>
+        <w:t>1.</w:t>
+      </w:r>
+      <w:r>
+        <w:t>4</w:t>
+      </w:r>
+      <w:r>
+        <w:t xml:space="preserve">.6 </w:t>
       </w:r>
       <w:r>
         <w:t>Ролевая модель</w:t>
@@ -6128,7 +6907,7 @@
       <w:pPr>
         <w:pStyle w:val="a"/>
       </w:pPr>
-      <w:bookmarkStart w:id="16" w:name="попуск14"/>
+      <w:bookmarkStart w:id="17" w:name="попуск14"/>
       <w:r>
         <w:t>Управление опросами</w:t>
       </w:r>
@@ -6140,7 +6919,7 @@
         </w:rPr>
       </w:pPr>
     </w:p>
-    <w:bookmarkEnd w:id="16"/>
+    <w:bookmarkEnd w:id="17"/>
     <w:p>
       <w:pPr>
         <w:pStyle w:val="1234"/>
@@ -6175,7 +6954,14 @@
         <w:rPr>
           <w:szCs w:val="28"/>
         </w:rPr>
-        <w:t xml:space="preserve"> описание. Пользователь, создавший опрос, является его владельцем и может в дальнейшем его редактировать или удалить.</w:t>
+        <w:t xml:space="preserve"> описание. Пользователь, </w:t>
+      </w:r>
+      <w:r>
+        <w:rPr>
+          <w:szCs w:val="28"/>
+        </w:rPr>
+        <w:lastRenderedPageBreak/>
+        <w:t>создавший опрос, является его владельцем и может в дальнейшем его редактировать или удалить.</w:t>
       </w:r>
     </w:p>
     <w:p>
@@ -6183,7 +6969,13 @@
         <w:pStyle w:val="1234"/>
       </w:pPr>
       <w:r>
-        <w:t xml:space="preserve">1.4.1 </w:t>
+        <w:t>1.</w:t>
+      </w:r>
+      <w:r>
+        <w:t>5</w:t>
+      </w:r>
+      <w:r>
+        <w:t xml:space="preserve">.1 </w:t>
       </w:r>
       <w:r>
         <w:t>Просмотр и фильтрация опросов</w:t>
@@ -6220,8 +7012,13 @@
         <w:pStyle w:val="1234"/>
       </w:pPr>
       <w:r>
-        <w:lastRenderedPageBreak/>
-        <w:t xml:space="preserve">1.4.2 </w:t>
+        <w:t>1.</w:t>
+      </w:r>
+      <w:r>
+        <w:t>5</w:t>
+      </w:r>
+      <w:r>
+        <w:t xml:space="preserve">.2 </w:t>
       </w:r>
       <w:r>
         <w:t>Поддерживаемые типы вопросов</w:t>
@@ -6455,8 +7252,8 @@
       <w:pPr>
         <w:pStyle w:val="1"/>
       </w:pPr>
-      <w:bookmarkStart w:id="17" w:name="_Проектирование_программы"/>
-      <w:bookmarkEnd w:id="17"/>
+      <w:bookmarkStart w:id="18" w:name="_Проектирование_программы"/>
+      <w:bookmarkEnd w:id="18"/>
       <w:r>
         <w:lastRenderedPageBreak/>
         <w:t>Проектирование программы</w:t>
@@ -6466,7 +7263,7 @@
       <w:pPr>
         <w:pStyle w:val="a"/>
       </w:pPr>
-      <w:bookmarkStart w:id="18" w:name="попуск21"/>
+      <w:bookmarkStart w:id="19" w:name="попуск21"/>
       <w:r>
         <w:t>Проектирование архитектуры и структуры данных системы</w:t>
       </w:r>
@@ -6478,7 +7275,7 @@
         </w:rPr>
       </w:pPr>
     </w:p>
-    <w:bookmarkEnd w:id="18"/>
+    <w:bookmarkEnd w:id="19"/>
     <w:p>
       <w:pPr>
         <w:pStyle w:val="1234"/>
@@ -6761,9 +7558,8 @@
           <w:tab w:val="clear" w:pos="1560"/>
           <w:tab w:val="left" w:pos="1134"/>
         </w:tabs>
-        <w:ind w:left="992" w:firstLine="0"/>
-      </w:pPr>
-      <w:bookmarkStart w:id="19" w:name="_GoBack"/>
+        <w:ind w:left="284" w:firstLine="709"/>
+      </w:pPr>
       <w:r>
         <w:lastRenderedPageBreak/>
         <w:t>у</w:t>
@@ -6783,7 +7579,6 @@
         <w:t>;</w:t>
       </w:r>
     </w:p>
-    <w:bookmarkEnd w:id="19"/>
     <w:p>
       <w:pPr>
         <w:pStyle w:val="1234"/>
@@ -6795,7 +7590,7 @@
           <w:tab w:val="clear" w:pos="1560"/>
           <w:tab w:val="left" w:pos="1134"/>
         </w:tabs>
-        <w:ind w:left="992" w:firstLine="0"/>
+        <w:ind w:left="284" w:firstLine="709"/>
       </w:pPr>
       <w:r>
         <w:t>у</w:t>
@@ -6818,7 +7613,7 @@
           <w:tab w:val="clear" w:pos="1560"/>
           <w:tab w:val="left" w:pos="1134"/>
         </w:tabs>
-        <w:ind w:left="992" w:firstLine="0"/>
+        <w:ind w:left="284" w:firstLine="709"/>
       </w:pPr>
       <w:r>
         <w:t>у</w:t>
@@ -6937,7 +7732,7 @@
           <w:tab w:val="clear" w:pos="1560"/>
           <w:tab w:val="left" w:pos="1134"/>
         </w:tabs>
-        <w:ind w:left="992" w:firstLine="0"/>
+        <w:ind w:left="284" w:firstLine="709"/>
       </w:pPr>
       <w:r>
         <w:t>и</w:t>
@@ -6965,7 +7760,7 @@
           <w:tab w:val="clear" w:pos="1560"/>
           <w:tab w:val="left" w:pos="1134"/>
         </w:tabs>
-        <w:ind w:left="992" w:firstLine="0"/>
+        <w:ind w:left="284" w:firstLine="709"/>
       </w:pPr>
       <w:r>
         <w:t>и</w:t>
@@ -6993,7 +7788,7 @@
           <w:tab w:val="clear" w:pos="1560"/>
           <w:tab w:val="left" w:pos="1134"/>
         </w:tabs>
-        <w:ind w:left="992" w:firstLine="0"/>
+        <w:ind w:left="284" w:firstLine="709"/>
       </w:pPr>
       <w:r>
         <w:t>и</w:t>
@@ -7021,7 +7816,7 @@
           <w:tab w:val="clear" w:pos="1560"/>
           <w:tab w:val="left" w:pos="1134"/>
         </w:tabs>
-        <w:ind w:left="992" w:firstLine="0"/>
+        <w:ind w:left="284" w:firstLine="709"/>
       </w:pPr>
       <w:r>
         <w:t>с</w:t>
@@ -7231,9 +8026,9 @@
       <w:r>
         <w:lastRenderedPageBreak/>
         <w:drawing>
-          <wp:inline distT="0" distB="0" distL="0" distR="0" wp14:anchorId="6E3B735D" wp14:editId="7995A281">
-            <wp:extent cx="5766565" cy="7448550"/>
-            <wp:effectExtent l="0" t="0" r="5715" b="0"/>
+          <wp:inline distT="0" distB="0" distL="0" distR="0" wp14:anchorId="6E3B735D" wp14:editId="0146A3D2">
+            <wp:extent cx="6432693" cy="8886825"/>
+            <wp:effectExtent l="0" t="0" r="6350" b="0"/>
             <wp:docPr id="4" name="Рисунок 4" descr="R:\загрузки\изображение_2026-05-26_220941635.png"/>
             <wp:cNvGraphicFramePr>
               <a:graphicFrameLocks xmlns:a="http://schemas.openxmlformats.org/drawingml/2006/main" noChangeAspect="1"/>
@@ -7263,7 +8058,7 @@
                   <pic:spPr bwMode="auto">
                     <a:xfrm>
                       <a:off x="0" y="0"/>
-                      <a:ext cx="5770269" cy="7453334"/>
+                      <a:ext cx="6450918" cy="8912004"/>
                     </a:xfrm>
                     <a:prstGeom prst="rect">
                       <a:avLst/>
@@ -7311,19 +8106,11 @@
     </w:p>
     <w:p>
       <w:pPr>
-        <w:pStyle w:val="aff4"/>
-        <w:rPr>
-          <w:b/>
-          <w:sz w:val="32"/>
-        </w:rPr>
-      </w:pPr>
-    </w:p>
-    <w:p>
-      <w:pPr>
         <w:pStyle w:val="a"/>
       </w:pPr>
       <w:bookmarkStart w:id="21" w:name="попуск22"/>
       <w:r>
+        <w:lastRenderedPageBreak/>
         <w:t>Проектирование информационной модели и базы данных</w:t>
       </w:r>
     </w:p>
@@ -7340,11 +8127,7 @@
         <w:pStyle w:val="1234"/>
       </w:pPr>
       <w:r>
-        <w:t xml:space="preserve">Важнейшим этапом проектирования системы является разработка информационной модели, которая должна обеспечивать целостность, непротиворечивость и минимальную избыточность хранимых данных. Поскольку </w:t>
-      </w:r>
-      <w:r>
-        <w:lastRenderedPageBreak/>
-        <w:t>разрабатываемый сервис предполагает работу со сложными динамическими структурами (различные типы вопросов, неограниченное количество ответов), в качестве модели хранения была выбрана реляционная модель</w:t>
+        <w:t>Важнейшим этапом проектирования системы является разработка информационной модели, которая должна обеспечивать целостность, непротиворечивость и минимальную избыточность хранимых данных. Поскольку разрабатываемый сервис предполагает работу со сложными динамическими структурами (различные типы вопросов, неограниченное количество ответов), в качестве модели хранения была выбрана реляционная модель</w:t>
       </w:r>
       <w:hyperlink w:anchor="назикац" w:history="1">
         <w:r>
@@ -7479,7 +8262,11 @@
         <w:t xml:space="preserve">. Спроектирована связь «многие-к-одному» с «Формой». Особенностью проектирования является </w:t>
       </w:r>
       <w:r>
-        <w:t>сортировка вопросов по идентификатору создания (ID), что обеспечивает сохранение хронологической последовательности добавления</w:t>
+        <w:t xml:space="preserve">сортировка вопросов по идентификатору </w:t>
+      </w:r>
+      <w:r>
+        <w:lastRenderedPageBreak/>
+        <w:t>создания (ID), что обеспечивает сохранение хронологической последовательности добавления</w:t>
       </w:r>
       <w:r>
         <w:t>.</w:t>
@@ -7517,7 +8304,6 @@
         <w:pStyle w:val="1234"/>
       </w:pPr>
       <w:r>
-        <w:lastRenderedPageBreak/>
         <w:t xml:space="preserve">Для закрытых вопросов (выбор из списка) спроектирована сущность </w:t>
       </w:r>
       <w:proofErr w:type="spellStart"/>
@@ -7589,9 +8375,9 @@
         </w:numPr>
         <w:tabs>
           <w:tab w:val="clear" w:pos="1560"/>
-          <w:tab w:val="left" w:pos="993"/>
+          <w:tab w:val="left" w:pos="1134"/>
         </w:tabs>
-        <w:ind w:left="992" w:firstLine="0"/>
+        <w:ind w:left="284" w:firstLine="709"/>
       </w:pPr>
       <w:proofErr w:type="spellStart"/>
       <w:r>
@@ -7614,9 +8400,9 @@
         </w:numPr>
         <w:tabs>
           <w:tab w:val="clear" w:pos="1560"/>
-          <w:tab w:val="left" w:pos="993"/>
+          <w:tab w:val="left" w:pos="1134"/>
         </w:tabs>
-        <w:ind w:left="992" w:firstLine="0"/>
+        <w:ind w:left="284" w:firstLine="709"/>
       </w:pPr>
       <w:proofErr w:type="spellStart"/>
       <w:r>
@@ -7734,7 +8520,14 @@
         <w:rPr>
           <w:color w:val="auto"/>
         </w:rPr>
-        <w:t>, которая позволяет эффективно хранить информацию и быстро формировать аналитические выборки.</w:t>
+        <w:t xml:space="preserve">, которая позволяет эффективно хранить </w:t>
+      </w:r>
+      <w:r>
+        <w:rPr>
+          <w:color w:val="auto"/>
+        </w:rPr>
+        <w:lastRenderedPageBreak/>
+        <w:t>информацию и быстро формировать аналитические выборки.</w:t>
       </w:r>
       <w:r>
         <w:rPr>
@@ -7809,7 +8602,6 @@
           <w:noProof/>
           <w:lang w:val="ru-RU"/>
         </w:rPr>
-        <w:lastRenderedPageBreak/>
         <w:drawing>
           <wp:inline distT="0" distB="0" distL="0" distR="0" wp14:anchorId="47C03A60" wp14:editId="592E3B87">
             <wp:extent cx="5887635" cy="4187977"/>
@@ -8247,7 +9039,7 @@
           <w:tab w:val="clear" w:pos="1560"/>
           <w:tab w:val="left" w:pos="1134"/>
         </w:tabs>
-        <w:ind w:left="992" w:firstLine="0"/>
+        <w:ind w:left="284" w:firstLine="709"/>
       </w:pPr>
       <w:r>
         <w:t>с</w:t>
@@ -8291,7 +9083,7 @@
           <w:tab w:val="clear" w:pos="1560"/>
           <w:tab w:val="left" w:pos="1134"/>
         </w:tabs>
-        <w:ind w:left="992" w:firstLine="0"/>
+        <w:ind w:left="284" w:firstLine="709"/>
       </w:pPr>
       <w:r>
         <w:lastRenderedPageBreak/>
@@ -8323,7 +9115,7 @@
           <w:tab w:val="clear" w:pos="1560"/>
           <w:tab w:val="left" w:pos="1134"/>
         </w:tabs>
-        <w:ind w:left="992" w:firstLine="0"/>
+        <w:ind w:left="284" w:firstLine="709"/>
       </w:pPr>
       <w:r>
         <w:t>с</w:t>
@@ -8378,7 +9170,7 @@
           <w:tab w:val="clear" w:pos="1560"/>
           <w:tab w:val="left" w:pos="1134"/>
         </w:tabs>
-        <w:ind w:left="992" w:firstLine="0"/>
+        <w:ind w:left="284" w:firstLine="709"/>
       </w:pPr>
       <w:r>
         <w:t>с</w:t>
@@ -8549,744 +9341,13 @@
       <w:pPr>
         <w:pStyle w:val="a"/>
       </w:pPr>
-      <w:bookmarkStart w:id="25" w:name="попуск32"/>
+      <w:bookmarkStart w:id="25" w:name="попуск33"/>
       <w:r>
         <w:lastRenderedPageBreak/>
-        <w:t>Выбор и обоснование технологического стека</w:t>
-      </w:r>
-    </w:p>
-    <w:p>
-      <w:pPr>
-        <w:rPr>
-          <w:lang w:val="ru-RU"/>
-        </w:rPr>
-      </w:pPr>
+        <w:t>Реализация информационной модели и базы данных</w:t>
+      </w:r>
     </w:p>
     <w:bookmarkEnd w:id="25"/>
-    <w:p>
-      <w:pPr>
-        <w:pStyle w:val="TableParagraph"/>
-        <w:spacing w:line="360" w:lineRule="auto"/>
-        <w:ind w:left="284" w:right="170" w:firstLine="709"/>
-        <w:jc w:val="both"/>
-        <w:rPr>
-          <w:sz w:val="28"/>
-        </w:rPr>
-      </w:pPr>
-      <w:r>
-        <w:rPr>
-          <w:sz w:val="28"/>
-        </w:rPr>
-        <w:t xml:space="preserve">Для реализации серверной части приложения был выбран язык программирования </w:t>
-      </w:r>
-      <w:proofErr w:type="spellStart"/>
-      <w:r>
-        <w:rPr>
-          <w:sz w:val="28"/>
-        </w:rPr>
-        <w:t>Java</w:t>
-      </w:r>
-      <w:proofErr w:type="spellEnd"/>
-      <w:r>
-        <w:rPr>
-          <w:sz w:val="28"/>
-        </w:rPr>
-        <w:t xml:space="preserve"> 17</w:t>
-      </w:r>
-      <w:hyperlink w:anchor="ермаков_жава" w:history="1">
-        <w:r>
-          <w:rPr>
-            <w:rStyle w:val="af4"/>
-            <w:sz w:val="28"/>
-          </w:rPr>
-          <w:t>[1]</w:t>
-        </w:r>
-      </w:hyperlink>
-      <w:r>
-        <w:rPr>
-          <w:sz w:val="28"/>
-        </w:rPr>
-        <w:t xml:space="preserve"> и фреймворк </w:t>
-      </w:r>
-      <w:proofErr w:type="spellStart"/>
-      <w:r>
-        <w:rPr>
-          <w:sz w:val="28"/>
-        </w:rPr>
-        <w:t>Spring</w:t>
-      </w:r>
-      <w:proofErr w:type="spellEnd"/>
-      <w:r>
-        <w:rPr>
-          <w:sz w:val="28"/>
-        </w:rPr>
-        <w:t xml:space="preserve"> </w:t>
-      </w:r>
-      <w:proofErr w:type="spellStart"/>
-      <w:r>
-        <w:rPr>
-          <w:sz w:val="28"/>
-        </w:rPr>
-        <w:t>Boot</w:t>
-      </w:r>
-      <w:proofErr w:type="spellEnd"/>
-      <w:r>
-        <w:rPr>
-          <w:sz w:val="28"/>
-        </w:rPr>
-        <w:t xml:space="preserve"> 3. Данный выбор обусловлен необходимостью создания масштабируемого и безопасного приложения с использованием современных стандартов разработки. Основными компонентами технологического стека стали</w:t>
-      </w:r>
-    </w:p>
-    <w:p>
-      <w:pPr>
-        <w:pStyle w:val="TableParagraph"/>
-        <w:spacing w:line="360" w:lineRule="auto"/>
-        <w:ind w:left="284" w:right="170" w:firstLine="709"/>
-        <w:jc w:val="both"/>
-        <w:rPr>
-          <w:sz w:val="28"/>
-        </w:rPr>
-      </w:pPr>
-      <w:r>
-        <w:rPr>
-          <w:sz w:val="28"/>
-        </w:rPr>
-        <w:t>3.</w:t>
-      </w:r>
-      <w:r>
-        <w:rPr>
-          <w:sz w:val="28"/>
-        </w:rPr>
-        <w:t>2</w:t>
-      </w:r>
-      <w:r>
-        <w:rPr>
-          <w:sz w:val="28"/>
-        </w:rPr>
-        <w:t>.</w:t>
-      </w:r>
-      <w:r>
-        <w:rPr>
-          <w:sz w:val="28"/>
-        </w:rPr>
-        <w:t xml:space="preserve">1 </w:t>
-      </w:r>
-      <w:r>
-        <w:rPr>
-          <w:sz w:val="28"/>
-          <w:lang w:val="en-US"/>
-        </w:rPr>
-        <w:t>Spring</w:t>
-      </w:r>
-      <w:r>
-        <w:rPr>
-          <w:sz w:val="28"/>
-        </w:rPr>
-        <w:t xml:space="preserve"> </w:t>
-      </w:r>
-      <w:r>
-        <w:rPr>
-          <w:sz w:val="28"/>
-          <w:lang w:val="en-US"/>
-        </w:rPr>
-        <w:t>Data</w:t>
-      </w:r>
-      <w:r>
-        <w:rPr>
-          <w:sz w:val="28"/>
-        </w:rPr>
-        <w:t xml:space="preserve"> </w:t>
-      </w:r>
-      <w:r>
-        <w:rPr>
-          <w:sz w:val="28"/>
-          <w:lang w:val="en-US"/>
-        </w:rPr>
-        <w:t>JPA</w:t>
-      </w:r>
-      <w:r>
-        <w:rPr>
-          <w:sz w:val="28"/>
-        </w:rPr>
-        <w:t xml:space="preserve"> </w:t>
-      </w:r>
-      <w:r>
-        <w:rPr>
-          <w:sz w:val="28"/>
-        </w:rPr>
-        <w:t>и</w:t>
-      </w:r>
-      <w:r>
-        <w:rPr>
-          <w:sz w:val="28"/>
-        </w:rPr>
-        <w:t xml:space="preserve"> </w:t>
-      </w:r>
-      <w:r>
-        <w:rPr>
-          <w:sz w:val="28"/>
-          <w:lang w:val="en-US"/>
-        </w:rPr>
-        <w:t>Hibernate</w:t>
-      </w:r>
-      <w:r>
-        <w:rPr>
-          <w:sz w:val="28"/>
-        </w:rPr>
-        <w:t xml:space="preserve"> 6</w:t>
-      </w:r>
-    </w:p>
-    <w:p>
-      <w:pPr>
-        <w:pStyle w:val="TableParagraph"/>
-        <w:spacing w:line="360" w:lineRule="auto"/>
-        <w:ind w:left="284" w:right="170" w:firstLine="709"/>
-        <w:jc w:val="both"/>
-        <w:rPr>
-          <w:sz w:val="28"/>
-        </w:rPr>
-      </w:pPr>
-      <w:r>
-        <w:rPr>
-          <w:sz w:val="28"/>
-        </w:rPr>
-        <w:t>В отличие от классического подхода с ручным управлением JDBC-соединениями, использование ORM-решения (</w:t>
-      </w:r>
-      <w:proofErr w:type="spellStart"/>
-      <w:r>
-        <w:rPr>
-          <w:sz w:val="28"/>
-        </w:rPr>
-        <w:t>Object-Relational</w:t>
-      </w:r>
-      <w:proofErr w:type="spellEnd"/>
-      <w:r>
-        <w:rPr>
-          <w:sz w:val="28"/>
-        </w:rPr>
-        <w:t xml:space="preserve"> </w:t>
-      </w:r>
-      <w:proofErr w:type="spellStart"/>
-      <w:r>
-        <w:rPr>
-          <w:sz w:val="28"/>
-        </w:rPr>
-        <w:t>Mapping</w:t>
-      </w:r>
-      <w:proofErr w:type="spellEnd"/>
-      <w:r>
-        <w:rPr>
-          <w:sz w:val="28"/>
-        </w:rPr>
-        <w:t xml:space="preserve">) позволило автоматически сопоставлять </w:t>
-      </w:r>
-      <w:proofErr w:type="spellStart"/>
-      <w:r>
-        <w:rPr>
-          <w:sz w:val="28"/>
-        </w:rPr>
-        <w:t>Java</w:t>
-      </w:r>
-      <w:proofErr w:type="spellEnd"/>
-      <w:r>
-        <w:rPr>
-          <w:sz w:val="28"/>
-        </w:rPr>
-        <w:t xml:space="preserve">-классы с таблицами в БД </w:t>
-      </w:r>
-      <w:proofErr w:type="spellStart"/>
-      <w:r>
-        <w:rPr>
-          <w:sz w:val="28"/>
-        </w:rPr>
-        <w:t>Firebird</w:t>
-      </w:r>
-      <w:proofErr w:type="spellEnd"/>
-      <w:r>
-        <w:rPr>
-          <w:sz w:val="28"/>
-        </w:rPr>
-        <w:t xml:space="preserve">. Нюансом разработки стала настройка </w:t>
-      </w:r>
-      <w:proofErr w:type="spellStart"/>
-      <w:r>
-        <w:rPr>
-          <w:sz w:val="28"/>
-        </w:rPr>
-        <w:t>Hibernate</w:t>
-      </w:r>
-      <w:proofErr w:type="spellEnd"/>
-      <w:r>
-        <w:rPr>
-          <w:sz w:val="28"/>
-        </w:rPr>
-        <w:t xml:space="preserve"> </w:t>
-      </w:r>
-      <w:proofErr w:type="spellStart"/>
-      <w:r>
-        <w:rPr>
-          <w:sz w:val="28"/>
-        </w:rPr>
-        <w:t>Community</w:t>
-      </w:r>
-      <w:proofErr w:type="spellEnd"/>
-      <w:r>
-        <w:rPr>
-          <w:sz w:val="28"/>
-        </w:rPr>
-        <w:t xml:space="preserve"> </w:t>
-      </w:r>
-      <w:proofErr w:type="spellStart"/>
-      <w:r>
-        <w:rPr>
-          <w:sz w:val="28"/>
-        </w:rPr>
-        <w:t>Dialects</w:t>
-      </w:r>
-      <w:proofErr w:type="spellEnd"/>
-      <w:r>
-        <w:rPr>
-          <w:sz w:val="28"/>
-        </w:rPr>
-        <w:t xml:space="preserve">, так как </w:t>
-      </w:r>
-      <w:proofErr w:type="spellStart"/>
-      <w:r>
-        <w:rPr>
-          <w:sz w:val="28"/>
-        </w:rPr>
-        <w:t>Firebird</w:t>
-      </w:r>
-      <w:proofErr w:type="spellEnd"/>
-      <w:r>
-        <w:rPr>
-          <w:sz w:val="28"/>
-        </w:rPr>
-        <w:t xml:space="preserve"> требует специфической обработки диалектов для корректной работы генерации ID и работы с типами данных BLOB.</w:t>
-      </w:r>
-    </w:p>
-    <w:p>
-      <w:pPr>
-        <w:pStyle w:val="TableParagraph"/>
-        <w:spacing w:line="360" w:lineRule="auto"/>
-        <w:ind w:left="284" w:right="170" w:firstLine="709"/>
-        <w:jc w:val="both"/>
-        <w:rPr>
-          <w:sz w:val="28"/>
-        </w:rPr>
-      </w:pPr>
-      <w:r>
-        <w:rPr>
-          <w:sz w:val="28"/>
-        </w:rPr>
-        <w:t>3.</w:t>
-      </w:r>
-      <w:r>
-        <w:rPr>
-          <w:sz w:val="28"/>
-        </w:rPr>
-        <w:t>2</w:t>
-      </w:r>
-      <w:r>
-        <w:rPr>
-          <w:sz w:val="28"/>
-        </w:rPr>
-        <w:t>.</w:t>
-      </w:r>
-      <w:r>
-        <w:rPr>
-          <w:sz w:val="28"/>
-        </w:rPr>
-        <w:t xml:space="preserve">2 </w:t>
-      </w:r>
-      <w:proofErr w:type="spellStart"/>
-      <w:r>
-        <w:rPr>
-          <w:sz w:val="28"/>
-        </w:rPr>
-        <w:t>Spring</w:t>
-      </w:r>
-      <w:proofErr w:type="spellEnd"/>
-      <w:r>
-        <w:rPr>
-          <w:sz w:val="28"/>
-        </w:rPr>
-        <w:t xml:space="preserve"> </w:t>
-      </w:r>
-      <w:proofErr w:type="spellStart"/>
-      <w:r>
-        <w:rPr>
-          <w:sz w:val="28"/>
-        </w:rPr>
-        <w:t>Security</w:t>
-      </w:r>
-      <w:proofErr w:type="spellEnd"/>
-    </w:p>
-    <w:p>
-      <w:pPr>
-        <w:pStyle w:val="TableParagraph"/>
-        <w:spacing w:line="360" w:lineRule="auto"/>
-        <w:ind w:left="284" w:right="170" w:firstLine="709"/>
-        <w:jc w:val="both"/>
-        <w:rPr>
-          <w:sz w:val="28"/>
-        </w:rPr>
-      </w:pPr>
-      <w:r>
-        <w:rPr>
-          <w:sz w:val="28"/>
-        </w:rPr>
-        <w:t xml:space="preserve">Для защиты пользовательских данных и разграничения прав доступа (администратор/пользователь) была внедрена подсистема безопасности. Она реализует механизмы аутентификации через сессии и обеспечивает надежное хранение паролей с использованием алгоритма хеширования </w:t>
-      </w:r>
-      <w:proofErr w:type="spellStart"/>
-      <w:r>
-        <w:rPr>
-          <w:sz w:val="28"/>
-        </w:rPr>
-        <w:t>BCrypt</w:t>
-      </w:r>
-      <w:proofErr w:type="spellEnd"/>
-      <w:r>
-        <w:rPr>
-          <w:sz w:val="28"/>
-        </w:rPr>
-        <w:t>, что исключает компрометацию данных даже при прямом доступе к базе данных.</w:t>
-      </w:r>
-    </w:p>
-    <w:p>
-      <w:pPr>
-        <w:pStyle w:val="TableParagraph"/>
-        <w:spacing w:line="360" w:lineRule="auto"/>
-        <w:ind w:left="284" w:right="170" w:firstLine="709"/>
-        <w:jc w:val="both"/>
-        <w:rPr>
-          <w:sz w:val="28"/>
-        </w:rPr>
-      </w:pPr>
-      <w:r>
-        <w:rPr>
-          <w:sz w:val="28"/>
-        </w:rPr>
-        <w:t>3.</w:t>
-      </w:r>
-      <w:r>
-        <w:rPr>
-          <w:sz w:val="28"/>
-        </w:rPr>
-        <w:t>2</w:t>
-      </w:r>
-      <w:r>
-        <w:rPr>
-          <w:sz w:val="28"/>
-        </w:rPr>
-        <w:t>.</w:t>
-      </w:r>
-      <w:r>
-        <w:rPr>
-          <w:sz w:val="28"/>
-        </w:rPr>
-        <w:t xml:space="preserve">3 </w:t>
-      </w:r>
-      <w:proofErr w:type="spellStart"/>
-      <w:r>
-        <w:rPr>
-          <w:sz w:val="28"/>
-        </w:rPr>
-        <w:t>Thymeleaf</w:t>
-      </w:r>
-      <w:proofErr w:type="spellEnd"/>
-    </w:p>
-    <w:p>
-      <w:pPr>
-        <w:pStyle w:val="TableParagraph"/>
-        <w:spacing w:line="360" w:lineRule="auto"/>
-        <w:ind w:left="284" w:right="170" w:firstLine="709"/>
-        <w:jc w:val="both"/>
-        <w:rPr>
-          <w:sz w:val="28"/>
-        </w:rPr>
-      </w:pPr>
-      <w:r>
-        <w:rPr>
-          <w:sz w:val="28"/>
-        </w:rPr>
-        <w:t xml:space="preserve">В качестве движка представлений был выбран серверный </w:t>
-      </w:r>
-      <w:proofErr w:type="spellStart"/>
-      <w:r>
-        <w:rPr>
-          <w:sz w:val="28"/>
-        </w:rPr>
-        <w:t>шаблонизатор</w:t>
-      </w:r>
-      <w:proofErr w:type="spellEnd"/>
-      <w:r>
-        <w:rPr>
-          <w:sz w:val="28"/>
-        </w:rPr>
-        <w:t xml:space="preserve"> </w:t>
-      </w:r>
-      <w:proofErr w:type="spellStart"/>
-      <w:r>
-        <w:rPr>
-          <w:sz w:val="28"/>
-        </w:rPr>
-        <w:t>Thymeleaf</w:t>
-      </w:r>
-      <w:proofErr w:type="spellEnd"/>
-      <w:r>
-        <w:rPr>
-          <w:sz w:val="28"/>
-        </w:rPr>
-        <w:t>. Его преимущество заключается в возможности создания «натуральных» шаблонов, которые остаются валидными HTML-файлами. Это упростило верстку интерфейса и позволило динамически отображать сложные структуры данных, такие как матрицы вопросов или результаты опросов в виде графиков.</w:t>
-      </w:r>
-    </w:p>
-    <w:p>
-      <w:pPr>
-        <w:pStyle w:val="TableParagraph"/>
-        <w:spacing w:line="360" w:lineRule="auto"/>
-        <w:ind w:left="284" w:right="170" w:firstLine="709"/>
-        <w:jc w:val="both"/>
-        <w:rPr>
-          <w:sz w:val="28"/>
-        </w:rPr>
-      </w:pPr>
-      <w:r>
-        <w:rPr>
-          <w:sz w:val="28"/>
-        </w:rPr>
-        <w:t>3.</w:t>
-      </w:r>
-      <w:r>
-        <w:rPr>
-          <w:sz w:val="28"/>
-        </w:rPr>
-        <w:t>2</w:t>
-      </w:r>
-      <w:r>
-        <w:rPr>
-          <w:sz w:val="28"/>
-        </w:rPr>
-        <w:t>.</w:t>
-      </w:r>
-      <w:r>
-        <w:rPr>
-          <w:sz w:val="28"/>
-        </w:rPr>
-        <w:t xml:space="preserve">4 </w:t>
-      </w:r>
-      <w:proofErr w:type="spellStart"/>
-      <w:r>
-        <w:rPr>
-          <w:sz w:val="28"/>
-        </w:rPr>
-        <w:t>Lombok</w:t>
-      </w:r>
-      <w:proofErr w:type="spellEnd"/>
-    </w:p>
-    <w:p>
-      <w:pPr>
-        <w:pStyle w:val="TableParagraph"/>
-        <w:spacing w:line="360" w:lineRule="auto"/>
-        <w:ind w:left="284" w:right="170" w:firstLine="709"/>
-        <w:jc w:val="both"/>
-        <w:rPr>
-          <w:sz w:val="28"/>
-        </w:rPr>
-      </w:pPr>
-      <w:r>
-        <w:rPr>
-          <w:sz w:val="28"/>
-        </w:rPr>
-        <w:t>Библиотека была применена для минимизации «шаблонного» кода (</w:t>
-      </w:r>
-      <w:proofErr w:type="spellStart"/>
-      <w:r>
-        <w:rPr>
-          <w:sz w:val="28"/>
-        </w:rPr>
-        <w:t>boilerplate</w:t>
-      </w:r>
-      <w:proofErr w:type="spellEnd"/>
-      <w:r>
-        <w:rPr>
-          <w:sz w:val="28"/>
-        </w:rPr>
-        <w:t>). С помощью аннотаций @</w:t>
-      </w:r>
-      <w:proofErr w:type="spellStart"/>
-      <w:r>
-        <w:rPr>
-          <w:sz w:val="28"/>
-        </w:rPr>
-        <w:t>Data</w:t>
-      </w:r>
-      <w:proofErr w:type="spellEnd"/>
-      <w:r>
-        <w:rPr>
-          <w:sz w:val="28"/>
-        </w:rPr>
-        <w:t>, @</w:t>
-      </w:r>
-      <w:proofErr w:type="spellStart"/>
-      <w:r>
-        <w:rPr>
-          <w:sz w:val="28"/>
-        </w:rPr>
-        <w:t>NoArgsConstructor</w:t>
-      </w:r>
-      <w:proofErr w:type="spellEnd"/>
-      <w:r>
-        <w:rPr>
-          <w:sz w:val="28"/>
-        </w:rPr>
-        <w:t xml:space="preserve"> и других, удалось </w:t>
-      </w:r>
-      <w:r>
-        <w:rPr>
-          <w:sz w:val="28"/>
-        </w:rPr>
-        <w:lastRenderedPageBreak/>
-        <w:t>значительно сократить объем кода в моделях данных, сделав их более читаемыми и легкими в поддержке.</w:t>
-      </w:r>
-    </w:p>
-    <w:p>
-      <w:pPr>
-        <w:pStyle w:val="TableParagraph"/>
-        <w:spacing w:line="360" w:lineRule="auto"/>
-        <w:ind w:left="284" w:right="170" w:firstLine="709"/>
-        <w:jc w:val="both"/>
-        <w:rPr>
-          <w:sz w:val="28"/>
-        </w:rPr>
-      </w:pPr>
-      <w:r>
-        <w:rPr>
-          <w:sz w:val="28"/>
-        </w:rPr>
-        <w:t>3.</w:t>
-      </w:r>
-      <w:r>
-        <w:rPr>
-          <w:sz w:val="28"/>
-        </w:rPr>
-        <w:t>2</w:t>
-      </w:r>
-      <w:r>
-        <w:rPr>
-          <w:sz w:val="28"/>
-        </w:rPr>
-        <w:t>.</w:t>
-      </w:r>
-      <w:r>
-        <w:rPr>
-          <w:sz w:val="28"/>
-        </w:rPr>
-        <w:t xml:space="preserve">5 Драйвер </w:t>
-      </w:r>
-      <w:proofErr w:type="spellStart"/>
-      <w:r>
-        <w:rPr>
-          <w:sz w:val="28"/>
-        </w:rPr>
-        <w:t>Jaybird</w:t>
-      </w:r>
-      <w:proofErr w:type="spellEnd"/>
-    </w:p>
-    <w:p>
-      <w:pPr>
-        <w:pStyle w:val="TableParagraph"/>
-        <w:spacing w:line="360" w:lineRule="auto"/>
-        <w:ind w:left="284" w:right="170" w:firstLine="709"/>
-        <w:jc w:val="both"/>
-        <w:rPr>
-          <w:sz w:val="28"/>
-        </w:rPr>
-      </w:pPr>
-      <w:r>
-        <w:rPr>
-          <w:sz w:val="28"/>
-        </w:rPr>
-        <w:t xml:space="preserve">Для обеспечения стабильного соединения с СУБД </w:t>
-      </w:r>
-      <w:proofErr w:type="spellStart"/>
-      <w:r>
-        <w:rPr>
-          <w:sz w:val="28"/>
-        </w:rPr>
-        <w:t>Firebird</w:t>
-      </w:r>
-      <w:proofErr w:type="spellEnd"/>
-      <w:r>
-        <w:rPr>
-          <w:sz w:val="28"/>
-        </w:rPr>
-        <w:t xml:space="preserve"> использовался </w:t>
-      </w:r>
-      <w:proofErr w:type="spellStart"/>
-      <w:r>
-        <w:rPr>
-          <w:sz w:val="28"/>
-        </w:rPr>
-        <w:t>нативный</w:t>
-      </w:r>
-      <w:proofErr w:type="spellEnd"/>
-      <w:r>
-        <w:rPr>
-          <w:sz w:val="28"/>
-        </w:rPr>
-        <w:t xml:space="preserve"> JDBC-драйвер </w:t>
-      </w:r>
-      <w:proofErr w:type="spellStart"/>
-      <w:r>
-        <w:rPr>
-          <w:sz w:val="28"/>
-        </w:rPr>
-        <w:t>Jaybird</w:t>
-      </w:r>
-      <w:proofErr w:type="spellEnd"/>
-      <w:r>
-        <w:rPr>
-          <w:sz w:val="28"/>
-        </w:rPr>
-        <w:t xml:space="preserve"> версии 5.0. Он обеспечил поддержку специфических особенностей </w:t>
-      </w:r>
-      <w:proofErr w:type="spellStart"/>
-      <w:r>
-        <w:rPr>
-          <w:sz w:val="28"/>
-        </w:rPr>
-        <w:t>Firebird</w:t>
-      </w:r>
-      <w:proofErr w:type="spellEnd"/>
-      <w:r>
-        <w:rPr>
-          <w:sz w:val="28"/>
-        </w:rPr>
-        <w:t xml:space="preserve"> 3.0+, включая работу с транзакциями и эффективную передачу данных.</w:t>
-      </w:r>
-    </w:p>
-    <w:p>
-      <w:pPr>
-        <w:pStyle w:val="TableParagraph"/>
-        <w:spacing w:line="360" w:lineRule="auto"/>
-        <w:ind w:left="284" w:right="170" w:firstLine="709"/>
-        <w:jc w:val="both"/>
-        <w:rPr>
-          <w:sz w:val="28"/>
-        </w:rPr>
-      </w:pPr>
-    </w:p>
-    <w:p>
-      <w:pPr>
-        <w:pStyle w:val="a"/>
-      </w:pPr>
-      <w:bookmarkStart w:id="26" w:name="попуск33"/>
-      <w:r>
-        <w:t>Реализация информационной модели и базы данных</w:t>
-      </w:r>
-    </w:p>
-    <w:bookmarkEnd w:id="26"/>
     <w:p>
       <w:pPr>
         <w:rPr>
@@ -9632,12 +9693,12 @@
       <w:pPr>
         <w:pStyle w:val="a"/>
       </w:pPr>
-      <w:bookmarkStart w:id="27" w:name="попуск34"/>
+      <w:bookmarkStart w:id="26" w:name="попуск34"/>
       <w:r>
         <w:t>Реализация системы типов вопросов</w:t>
       </w:r>
     </w:p>
-    <w:bookmarkEnd w:id="27"/>
+    <w:bookmarkEnd w:id="26"/>
     <w:p>
       <w:pPr>
         <w:rPr>
@@ -9676,62 +9737,69 @@
         <w:rPr>
           <w:sz w:val="28"/>
         </w:rPr>
-        <w:t xml:space="preserve">Реализация опирается на полиморфную структуру данных: базовые параметры (текст вопроса, обязательность, тип) хранятся в таблице QUESTIONS, а специфические настройки — в вспомогательных структурах. Для вопросов с закрытым набором ответов (MULTIPLE_CHOICE, CHECKBOX, DROPDOWN) </w:t>
-      </w:r>
+        <w:t>Реализация опирается на полиморфную структуру данных: базовые параметры (текст вопроса, обязательность, тип) хранятся в таблице QUESTIONS, а специфические настройки — в вспомогательных структурах. Для вопросов с закрытым набором ответов (MULTIPLE_CHOICE, CHECKBOX, DROPDOWN) динамически генерируются записи в таблице OPTIONS. Для наиболее сложных типов, таких как «Сетка» (</w:t>
+      </w:r>
+      <w:proofErr w:type="spellStart"/>
       <w:r>
         <w:rPr>
           <w:sz w:val="28"/>
         </w:rPr>
+        <w:t>Grid</w:t>
+      </w:r>
+      <w:proofErr w:type="spellEnd"/>
+      <w:r>
+        <w:rPr>
+          <w:sz w:val="28"/>
+        </w:rPr>
+        <w:t>) или «Шкала» (</w:t>
+      </w:r>
+      <w:proofErr w:type="spellStart"/>
+      <w:r>
+        <w:rPr>
+          <w:sz w:val="28"/>
+        </w:rPr>
+        <w:t>Scale</w:t>
+      </w:r>
+      <w:proofErr w:type="spellEnd"/>
+      <w:r>
+        <w:rPr>
+          <w:sz w:val="28"/>
+        </w:rPr>
+        <w:t xml:space="preserve">), используется сущность </w:t>
+      </w:r>
+      <w:proofErr w:type="spellStart"/>
+      <w:r>
+        <w:rPr>
+          <w:sz w:val="28"/>
+        </w:rPr>
+        <w:t>QuestionSetting</w:t>
+      </w:r>
+      <w:proofErr w:type="spellEnd"/>
+      <w:r>
+        <w:rPr>
+          <w:sz w:val="28"/>
+        </w:rPr>
+        <w:t>, которая позволяет хранить конфигурацию интервалов или заголовков строк и столбцов в формате текстовых блоков (BLOB). На уровне пользовательского интерфейса реализована реактивная логика: при выборе типа вопроса форма динамически перестраивается, скрывая или отображая необходимые поля ввода (например, настройки минимального и максимального значения для шкалы).</w:t>
+      </w:r>
+    </w:p>
+    <w:p>
+      <w:pPr>
+        <w:pStyle w:val="TableParagraph"/>
+        <w:spacing w:line="360" w:lineRule="auto"/>
+        <w:ind w:left="284" w:right="170" w:firstLine="709"/>
+        <w:jc w:val="both"/>
+        <w:rPr>
+          <w:sz w:val="28"/>
+        </w:rPr>
+      </w:pPr>
+      <w:bookmarkStart w:id="27" w:name="_GoBack"/>
+      <w:bookmarkEnd w:id="27"/>
+      <w:r>
+        <w:rPr>
+          <w:sz w:val="28"/>
+        </w:rPr>
         <w:lastRenderedPageBreak/>
-        <w:t>динамически генерируются записи в таблице OPTIONS. Для наиболее сложных типов, таких как «Сетка» (</w:t>
-      </w:r>
-      <w:proofErr w:type="spellStart"/>
-      <w:r>
-        <w:rPr>
-          <w:sz w:val="28"/>
-        </w:rPr>
-        <w:t>Grid</w:t>
-      </w:r>
-      <w:proofErr w:type="spellEnd"/>
-      <w:r>
-        <w:rPr>
-          <w:sz w:val="28"/>
-        </w:rPr>
-        <w:t>) или «Шкала» (</w:t>
-      </w:r>
-      <w:proofErr w:type="spellStart"/>
-      <w:r>
-        <w:rPr>
-          <w:sz w:val="28"/>
-        </w:rPr>
-        <w:t>Scale</w:t>
-      </w:r>
-      <w:proofErr w:type="spellEnd"/>
-      <w:r>
-        <w:rPr>
-          <w:sz w:val="28"/>
-        </w:rPr>
-        <w:t xml:space="preserve">), используется сущность </w:t>
-      </w:r>
-      <w:proofErr w:type="spellStart"/>
-      <w:r>
-        <w:rPr>
-          <w:sz w:val="28"/>
-        </w:rPr>
-        <w:t>QuestionSetting</w:t>
-      </w:r>
-      <w:proofErr w:type="spellEnd"/>
-      <w:r>
-        <w:rPr>
-          <w:sz w:val="28"/>
-        </w:rPr>
-        <w:t>, которая позволяет хранить конфигурацию интервалов или заголовков строк и столбцов в формате текстовых блоков (BLOB). На уровне пользовательского интерфейса реализована реактивная логика: при выборе типа вопроса форма динамически перестраивается, скрывая или отображая необходимые поля ввода (например, настройки минимального и максимального значения для шкалы).</w:t>
-      </w:r>
-      <w:r>
-        <w:rPr>
-          <w:sz w:val="28"/>
-        </w:rPr>
-        <w:t xml:space="preserve"> Реализация динамики интерфейса представлена на </w:t>
+        <w:t xml:space="preserve">Реализация динамики интерфейса представлена на </w:t>
       </w:r>
       <w:hyperlink w:anchor="рисунок7" w:history="1">
         <w:r>
@@ -9942,50 +10010,56 @@
         <w:rPr>
           <w:color w:val="auto"/>
         </w:rPr>
+        <w:t xml:space="preserve">Система гарантирует, что операции редактирования или удаления доступны только автору опроса. Проверка осуществляется путем сопоставления идентификатора текущего авторизованного пользователя с полем </w:t>
+      </w:r>
+      <w:proofErr w:type="spellStart"/>
+      <w:r>
+        <w:rPr>
+          <w:color w:val="auto"/>
+        </w:rPr>
+        <w:t>owner_id</w:t>
+      </w:r>
+      <w:proofErr w:type="spellEnd"/>
+      <w:r>
+        <w:rPr>
+          <w:color w:val="auto"/>
+        </w:rPr>
+        <w:t xml:space="preserve"> в объекте формы.</w:t>
+      </w:r>
+    </w:p>
+    <w:p>
+      <w:pPr>
+        <w:pStyle w:val="1234"/>
+        <w:rPr>
+          <w:color w:val="auto"/>
+        </w:rPr>
+      </w:pPr>
+      <w:r>
+        <w:rPr>
+          <w:color w:val="auto"/>
+        </w:rPr>
+        <w:t xml:space="preserve">Кроме того, реализована логика состояний опроса. Поле </w:t>
+      </w:r>
+      <w:proofErr w:type="spellStart"/>
+      <w:r>
+        <w:rPr>
+          <w:color w:val="auto"/>
+        </w:rPr>
+        <w:t>isPublished</w:t>
+      </w:r>
+      <w:proofErr w:type="spellEnd"/>
+      <w:r>
+        <w:rPr>
+          <w:color w:val="auto"/>
+        </w:rPr>
+        <w:t xml:space="preserve"> позволяет автору работать над структурой анкеты в режиме «черновика». В этом состоянии опрос не отображается в общих списках и недоступен для прохождения. После завершения настройки автор переводит опрос в опубликованное состояние, </w:t>
+      </w:r>
+      <w:r>
+        <w:rPr>
+          <w:color w:val="auto"/>
+        </w:rPr>
         <w:lastRenderedPageBreak/>
-        <w:t xml:space="preserve">Система гарантирует, что операции редактирования или удаления доступны только автору опроса. Проверка осуществляется путем сопоставления идентификатора текущего авторизованного пользователя с полем </w:t>
-      </w:r>
-      <w:proofErr w:type="spellStart"/>
-      <w:r>
-        <w:rPr>
-          <w:color w:val="auto"/>
-        </w:rPr>
-        <w:t>owner_id</w:t>
-      </w:r>
-      <w:proofErr w:type="spellEnd"/>
-      <w:r>
-        <w:rPr>
-          <w:color w:val="auto"/>
-        </w:rPr>
-        <w:t xml:space="preserve"> в объекте формы.</w:t>
-      </w:r>
-    </w:p>
-    <w:p>
-      <w:pPr>
-        <w:pStyle w:val="1234"/>
-        <w:rPr>
-          <w:color w:val="auto"/>
-        </w:rPr>
-      </w:pPr>
-      <w:r>
-        <w:rPr>
-          <w:color w:val="auto"/>
-        </w:rPr>
-        <w:t xml:space="preserve">Кроме того, реализована логика состояний опроса. Поле </w:t>
-      </w:r>
-      <w:proofErr w:type="spellStart"/>
-      <w:r>
-        <w:rPr>
-          <w:color w:val="auto"/>
-        </w:rPr>
-        <w:t>isPublished</w:t>
-      </w:r>
-      <w:proofErr w:type="spellEnd"/>
-      <w:r>
-        <w:rPr>
-          <w:color w:val="auto"/>
-        </w:rPr>
-        <w:t xml:space="preserve"> позволяет автору работать над структурой анкеты в режиме «черновика». В этом состоянии опрос не отображается в общих списках и недоступен для прохождения. После завершения настройки автор переводит опрос в опубликованное состояние, что активирует генерацию публичной ссылки и открывает доступ к сбору ответов. Логика проверки прав на опрос представлена на </w:t>
+        <w:t xml:space="preserve">что активирует генерацию публичной ссылки и открывает доступ к сбору ответов. Логика проверки прав на опрос представлена на </w:t>
       </w:r>
       <w:hyperlink w:anchor="рисунок8" w:history="1">
         <w:r>
@@ -10036,9 +10110,9 @@
           <w:lang w:eastAsia="ru-RU"/>
         </w:rPr>
         <w:drawing>
-          <wp:inline distT="0" distB="0" distL="0" distR="0" wp14:anchorId="60289D0A" wp14:editId="050C9C02">
-            <wp:extent cx="6408115" cy="2706370"/>
-            <wp:effectExtent l="0" t="0" r="0" b="0"/>
+          <wp:inline distT="0" distB="0" distL="0" distR="0" wp14:anchorId="60289D0A" wp14:editId="437FDF1A">
+            <wp:extent cx="5276850" cy="1857375"/>
+            <wp:effectExtent l="0" t="0" r="0" b="9525"/>
             <wp:docPr id="7" name="Рисунок 7"/>
             <wp:cNvGraphicFramePr>
               <a:graphicFrameLocks xmlns:a="http://schemas.openxmlformats.org/drawingml/2006/main" noChangeAspect="1"/>
@@ -10058,7 +10132,7 @@
                   <pic:spPr bwMode="auto">
                     <a:xfrm>
                       <a:off x="0" y="0"/>
-                      <a:ext cx="6907262" cy="2917177"/>
+                      <a:ext cx="5718987" cy="2013001"/>
                     </a:xfrm>
                     <a:prstGeom prst="rect">
                       <a:avLst/>
@@ -10260,16 +10334,7 @@
           <w:szCs w:val="32"/>
           <w:lang w:eastAsia="ru-RU"/>
         </w:rPr>
-        <w:t xml:space="preserve"> для </w:t>
-      </w:r>
-      <w:r>
-        <w:rPr>
-          <w:sz w:val="28"/>
-          <w:szCs w:val="32"/>
-          <w:lang w:eastAsia="ru-RU"/>
-        </w:rPr>
-        <w:lastRenderedPageBreak/>
-        <w:t>множественного, а также сложные динамические таблицы для сеток (</w:t>
+        <w:t xml:space="preserve"> для множественного, а также сложные динамические таблицы для сеток (</w:t>
       </w:r>
       <w:proofErr w:type="spellStart"/>
       <w:r>
@@ -10347,7 +10412,16 @@
           <w:szCs w:val="32"/>
           <w:lang w:eastAsia="ru-RU"/>
         </w:rPr>
-        <w:t>) связываются с этой записью. Это позволяет проводить комплексную аналитику: не только видеть общую статистику по вопросам, но и анализировать полный профиль ответов конкретного респондента. Для хранения данных выбран текстовый формат (BLOB/</w:t>
+        <w:t xml:space="preserve">) связываются с этой записью. Это позволяет проводить комплексную аналитику: не только видеть общую статистику по вопросам, но и анализировать полный профиль ответов конкретного респондента. Для хранения данных выбран </w:t>
+      </w:r>
+      <w:r>
+        <w:rPr>
+          <w:sz w:val="28"/>
+          <w:szCs w:val="32"/>
+          <w:lang w:eastAsia="ru-RU"/>
+        </w:rPr>
+        <w:lastRenderedPageBreak/>
+        <w:t>текстовый формат (BLOB/</w:t>
       </w:r>
       <w:proofErr w:type="spellStart"/>
       <w:r>
@@ -10441,7 +10515,6 @@
           <w:noProof/>
           <w:lang w:val="ru-RU"/>
         </w:rPr>
-        <w:lastRenderedPageBreak/>
         <w:drawing>
           <wp:inline distT="0" distB="0" distL="0" distR="0" wp14:anchorId="2E424592" wp14:editId="08F9788E">
             <wp:extent cx="6388100" cy="6664147"/>
@@ -10529,10 +10602,31 @@
     </w:p>
     <w:p>
       <w:pPr>
+        <w:pStyle w:val="aff4"/>
+      </w:pPr>
+    </w:p>
+    <w:p>
+      <w:pPr>
+        <w:pStyle w:val="aff4"/>
+      </w:pPr>
+    </w:p>
+    <w:p>
+      <w:pPr>
+        <w:pStyle w:val="aff4"/>
+      </w:pPr>
+    </w:p>
+    <w:p>
+      <w:pPr>
+        <w:pStyle w:val="aff4"/>
+      </w:pPr>
+    </w:p>
+    <w:p>
+      <w:pPr>
         <w:pStyle w:val="a"/>
       </w:pPr>
       <w:bookmarkStart w:id="33" w:name="попуск37"/>
       <w:r>
+        <w:lastRenderedPageBreak/>
         <w:t>Реализация аналитики и экспорта результатов</w:t>
       </w:r>
     </w:p>
@@ -10581,7 +10675,6 @@
         <w:rPr>
           <w:sz w:val="28"/>
         </w:rPr>
-        <w:lastRenderedPageBreak/>
         <w:t xml:space="preserve">Ключевым техническим решением в этом модуле стала реализация системы генерации отчетов на основе интерфейса </w:t>
       </w:r>
       <w:proofErr w:type="spellStart"/>
@@ -10610,7 +10703,7 @@
           <w:tab w:val="left" w:pos="1134"/>
         </w:tabs>
         <w:spacing w:line="360" w:lineRule="auto"/>
-        <w:ind w:left="992" w:right="170" w:firstLine="0"/>
+        <w:ind w:left="284" w:right="170" w:firstLine="709"/>
         <w:jc w:val="both"/>
         <w:rPr>
           <w:sz w:val="28"/>
@@ -10640,7 +10733,7 @@
           <w:tab w:val="left" w:pos="1134"/>
         </w:tabs>
         <w:spacing w:line="360" w:lineRule="auto"/>
-        <w:ind w:left="992" w:right="170" w:firstLine="0"/>
+        <w:ind w:left="284" w:right="170" w:firstLine="709"/>
         <w:jc w:val="both"/>
         <w:rPr>
           <w:sz w:val="28"/>
@@ -10684,7 +10777,7 @@
           <w:tab w:val="left" w:pos="1134"/>
         </w:tabs>
         <w:spacing w:line="360" w:lineRule="auto"/>
-        <w:ind w:left="992" w:right="170" w:firstLine="0"/>
+        <w:ind w:left="284" w:right="170" w:firstLine="709"/>
         <w:jc w:val="both"/>
         <w:rPr>
           <w:sz w:val="28"/>
@@ -10797,6 +10890,7 @@
           <w:noProof/>
           <w:lang w:val="ru-RU"/>
         </w:rPr>
+        <w:lastRenderedPageBreak/>
         <w:drawing>
           <wp:inline distT="0" distB="0" distL="0" distR="0" wp14:anchorId="69D0C3A7" wp14:editId="2B642720">
             <wp:extent cx="6381750" cy="2733675"/>
@@ -14451,8 +14545,8 @@
       <w:r>
         <w:lastRenderedPageBreak/>
         <w:drawing>
-          <wp:inline distT="0" distB="0" distL="0" distR="0" wp14:anchorId="580BACAD" wp14:editId="5D78ADCE">
-            <wp:extent cx="6228715" cy="1962150"/>
+          <wp:inline distT="0" distB="0" distL="0" distR="0" wp14:anchorId="580BACAD" wp14:editId="2839190C">
+            <wp:extent cx="6228715" cy="1238250"/>
             <wp:effectExtent l="0" t="0" r="635" b="0"/>
             <wp:docPr id="14" name="Рисунок 14"/>
             <wp:cNvGraphicFramePr>
@@ -14474,7 +14568,7 @@
                   <pic:spPr>
                     <a:xfrm>
                       <a:off x="0" y="0"/>
-                      <a:ext cx="6254758" cy="1970354"/>
+                      <a:ext cx="6254862" cy="1243448"/>
                     </a:xfrm>
                     <a:prstGeom prst="rect">
                       <a:avLst/>
@@ -14544,7 +14638,19 @@
         <w:rPr>
           <w:color w:val="auto"/>
         </w:rPr>
-        <w:t xml:space="preserve"> Так же на стороне клиента будет выведено сообщение об ошибке.</w:t>
+        <w:t xml:space="preserve"> Так же на стороне клиента будет выведено сообщение об ошибке</w:t>
+      </w:r>
+      <w:r>
+        <w:rPr>
+          <w:color w:val="auto"/>
+        </w:rPr>
+        <w:t>, а на стороне сервера подробное описание ошибки</w:t>
+      </w:r>
+      <w:r>
+        <w:rPr>
+          <w:color w:val="auto"/>
+        </w:rPr>
+        <w:t>.</w:t>
       </w:r>
     </w:p>
     <w:p>
@@ -14952,20 +15058,16 @@
           <w:tab w:val="left" w:pos="6720"/>
         </w:tabs>
         <w:ind w:left="0" w:right="0" w:firstLine="0"/>
-        <w:jc w:val="both"/>
         <w:rPr>
           <w:caps/>
         </w:rPr>
       </w:pPr>
       <w:bookmarkStart w:id="46" w:name="Заключение"/>
       <w:r>
+        <w:rPr>
+          <w:caps/>
+        </w:rPr>
         <w:lastRenderedPageBreak/>
-        <w:tab/>
-      </w:r>
-      <w:r>
-        <w:rPr>
-          <w:caps/>
-        </w:rPr>
         <w:t>Заключение</w:t>
       </w:r>
     </w:p>
@@ -26150,7 +26252,7 @@
 </file>
 
 <file path=customXml/itemProps1.xml><?xml version="1.0" encoding="utf-8"?>
-<ds:datastoreItem xmlns:ds="http://schemas.openxmlformats.org/officeDocument/2006/customXml" ds:itemID="{4F63BCDE-C8BB-4C1D-80B5-99984604B329}">
+<ds:datastoreItem xmlns:ds="http://schemas.openxmlformats.org/officeDocument/2006/customXml" ds:itemID="{8FCE9316-0452-417E-BB80-380790948577}">
   <ds:schemaRefs>
     <ds:schemaRef ds:uri="http://schemas.openxmlformats.org/officeDocument/2006/bibliography"/>
   </ds:schemaRefs>
